--- a/src/Layers/W1/BaseApp/Inventory/Reports/InventorySalesBackOrdersBody.docx
+++ b/src/Layers/W1/BaseApp/Inventory/Reports/InventorySalesBackOrdersBody.docx
@@ -1,14 +1,1760 @@
 
 <file path=word/document.xml><?xml version="1.0" encoding="utf-8"?>
-<w:document xmlns:wpc="http://schemas.microsoft.com/office/word/2010/wordprocessingCanvas" xmlns:mc="http://schemas.openxmlformats.org/markup-compatibility/2006" xmlns:o="urn:schemas-microsoft-com:office:office" xmlns:r="http://schemas.openxmlformats.org/officeDocument/2006/relationships" xmlns:m="http://schemas.openxmlformats.org/officeDocument/2006/math" xmlns:v="urn:schemas-microsoft-com:vml" xmlns:wp14="http://schemas.microsoft.com/office/word/2010/wordprocessingDrawing" xmlns:wp="http://schemas.openxmlformats.org/drawingml/2006/wordprocessingDrawing" xmlns:w10="urn:schemas-microsoft-com:office:word" xmlns:w="http://schemas.openxmlformats.org/wordprocessingml/2006/main" xmlns:w14="http://schemas.microsoft.com/office/word/2010/wordml" xmlns:w15="http://schemas.microsoft.com/office/word/2012/wordml" xmlns:wpg="http://schemas.microsoft.com/office/word/2010/wordprocessingGroup" xmlns:wpi="http://schemas.microsoft.com/office/word/2010/wordprocessingInk" xmlns:wne="http://schemas.microsoft.com/office/word/2006/wordml" xmlns:wps="http://schemas.microsoft.com/office/word/2010/wordprocessingShape" mc:Ignorable="w14 w15 wp14">
+<w:document xmlns:wpc="http://schemas.microsoft.com/office/word/2010/wordprocessingCanvas" xmlns:cx="http://schemas.microsoft.com/office/drawing/2014/chartex" xmlns:cx1="http://schemas.microsoft.com/office/drawing/2015/9/8/chartex" xmlns:cx2="http://schemas.microsoft.com/office/drawing/2015/10/21/chartex" xmlns:cx3="http://schemas.microsoft.com/office/drawing/2016/5/9/chartex" xmlns:cx4="http://schemas.microsoft.com/office/drawing/2016/5/10/chartex" xmlns:cx5="http://schemas.microsoft.com/office/drawing/2016/5/11/chartex" xmlns:cx6="http://schemas.microsoft.com/office/drawing/2016/5/12/chartex" xmlns:cx7="http://schemas.microsoft.com/office/drawing/2016/5/13/chartex" xmlns:cx8="http://schemas.microsoft.com/office/drawing/2016/5/14/chartex" xmlns:mc="http://schemas.openxmlformats.org/markup-compatibility/2006" xmlns:aink="http://schemas.microsoft.com/office/drawing/2016/ink" xmlns:am3d="http://schemas.microsoft.com/office/drawing/2017/model3d" xmlns:o="urn:schemas-microsoft-com:office:office" xmlns:oel="http://schemas.microsoft.com/office/2019/extlst" xmlns:r="http://schemas.openxmlformats.org/officeDocument/2006/relationships" xmlns:m="http://schemas.openxmlformats.org/officeDocument/2006/math" xmlns:v="urn:schemas-microsoft-com:vml" xmlns:wp14="http://schemas.microsoft.com/office/word/2010/wordprocessingDrawing" xmlns:wp="http://schemas.openxmlformats.org/drawingml/2006/wordprocessingDrawing" xmlns:w10="urn:schemas-microsoft-com:office:word" xmlns:w="http://schemas.openxmlformats.org/wordprocessingml/2006/main" xmlns:w14="http://schemas.microsoft.com/office/word/2010/wordml" xmlns:w15="http://schemas.microsoft.com/office/word/2012/wordml" xmlns:w16cex="http://schemas.microsoft.com/office/word/2018/wordml/cex" xmlns:w16cid="http://schemas.microsoft.com/office/word/2016/wordml/cid" xmlns:w16="http://schemas.microsoft.com/office/word/2018/wordml" xmlns:w16du="http://schemas.microsoft.com/office/word/2023/wordml/word16du" xmlns:w16sdtdh="http://schemas.microsoft.com/office/word/2020/wordml/sdtdatahash" xmlns:w16sdtfl="http://schemas.microsoft.com/office/word/2024/wordml/sdtformatlock" xmlns:w16se="http://schemas.microsoft.com/office/word/2015/wordml/symex" xmlns:wpg="http://schemas.microsoft.com/office/word/2010/wordprocessingGroup" xmlns:wpi="http://schemas.microsoft.com/office/word/2010/wordprocessingInk" xmlns:wne="http://schemas.microsoft.com/office/word/2006/wordml" xmlns:wps="http://schemas.microsoft.com/office/word/2010/wordprocessingShape" mc:Ignorable="w14 w15 w16se w16cid w16 w16cex w16sdtdh w16sdtfl w16du wp14">
   <w:body>
+    <w:tbl>
+      <w:tblPr>
+        <w:tblStyle w:val="TableGrid"/>
+        <w:tblW w:w="10490" w:type="dxa"/>
+        <w:tblBorders>
+          <w:top w:val="none" w:color="auto" w:sz="0" w:space="0"/>
+          <w:left w:val="none" w:color="auto" w:sz="0" w:space="0"/>
+          <w:bottom w:val="none" w:color="auto" w:sz="0" w:space="0"/>
+          <w:right w:val="none" w:color="auto" w:sz="0" w:space="0"/>
+          <w:insideH w:val="none" w:color="auto" w:sz="0" w:space="0"/>
+          <w:insideV w:val="none" w:color="auto" w:sz="0" w:space="0"/>
+        </w:tblBorders>
+        <w:tblLook w:val="04A0" w:firstRow="1" w:lastRow="0" w:firstColumn="1" w:lastColumn="0" w:noHBand="0" w:noVBand="1"/>
+      </w:tblPr>
+      <w:tblGrid>
+        <w:gridCol w:w="10490"/>
+      </w:tblGrid>
+      <w:tr>
+        <w:sdt>
+          <w:sdtPr>
+            <w:rPr>
+              <w:rFonts w:ascii="Segoe UI" w:hAnsi="Segoe UI" w:cs="Segoe UI"/>
+              <w:sz w:val="22"/>
+              <w:szCs w:val="22"/>
+            </w:rPr>
+            <w:alias w:val="#Nav: /Item/ItemFilterTxt"/>
+            <w:tag w:val="#Nav: Inventory_Sales_Back_Orders/718"/>
+            <w:id w:val="-122614654"/>
+            <w:placeholder>
+              <w:docPart w:val="C5F29729BBE442DBBAC21986AB95888A"/>
+            </w:placeholder>
+            <w:dataBinding w:prefixMappings="xmlns:ns0='urn:microsoft-dynamics-nav/reports/Inventory_Sales_Back_Orders/718/'" w:xpath="/ns0:NavWordReportXmlPart[1]/ns0:Item[1]/ns0:ItemFilterTxt[1]" w:storeItemID="{BA705338-4C67-4D04-A73D-802DCC4EAF76}"/>
+            <w:text/>
+          </w:sdtPr>
+          <w:sdtContent>
+            <w:tc>
+              <w:tcPr>
+                <w:tcW w:w="5317" w:type="dxa"/>
+                <w:vAlign w:val="center"/>
+              </w:tcPr>
+              <w:p>
+                <w:pPr>
+                  <w:pStyle w:val="Header"/>
+                  <w:rPr>
+                    <w:rFonts w:ascii="Segoe UI" w:hAnsi="Segoe UI" w:cs="Segoe UI"/>
+                    <w:sz w:val="22"/>
+                    <w:szCs w:val="22"/>
+                  </w:rPr>
+                </w:pPr>
+                <w:proofErr w:type="spellStart"/>
+                <w:r>
+                  <w:rPr>
+                    <w:rFonts w:ascii="Segoe UI" w:hAnsi="Segoe UI" w:cs="Segoe UI"/>
+                    <w:sz w:val="22"/>
+                    <w:szCs w:val="22"/>
+                  </w:rPr>
+                  <w:t>ItemFilterTxt</w:t>
+                </w:r>
+                <w:proofErr w:type="spellEnd"/>
+              </w:p>
+            </w:tc>
+          </w:sdtContent>
+        </w:sdt>
+      </w:tr>
+      <w:tr>
+        <w:sdt>
+          <w:sdtPr>
+            <w:rPr>
+              <w:rFonts w:ascii="Segoe UI" w:hAnsi="Segoe UI" w:cs="Segoe UI"/>
+              <w:sz w:val="22"/>
+              <w:szCs w:val="22"/>
+            </w:rPr>
+            <w:alias w:val="#Nav: /Item/SalesLineFilterTxt"/>
+            <w:tag w:val="#Nav: Inventory_Sales_Back_Orders/718"/>
+            <w:id w:val="116349656"/>
+            <w:placeholder>
+              <w:docPart w:val="DCE35DA3BA3F482E9B53C212DA3CEECE"/>
+            </w:placeholder>
+            <w:dataBinding w:prefixMappings="xmlns:ns0='urn:microsoft-dynamics-nav/reports/Inventory_Sales_Back_Orders/718/'" w:xpath="/ns0:NavWordReportXmlPart[1]/ns0:Item[1]/ns0:SalesLineFilterTxt[1]" w:storeItemID="{BA705338-4C67-4D04-A73D-802DCC4EAF76}"/>
+            <w:text/>
+          </w:sdtPr>
+          <w:sdtContent>
+            <w:tc>
+              <w:tcPr>
+                <w:tcW w:w="5317" w:type="dxa"/>
+                <w:vAlign w:val="center"/>
+              </w:tcPr>
+              <w:p>
+                <w:pPr>
+                  <w:pStyle w:val="Header"/>
+                  <w:rPr>
+                    <w:rFonts w:ascii="Segoe UI" w:hAnsi="Segoe UI" w:cs="Segoe UI"/>
+                    <w:sz w:val="22"/>
+                    <w:szCs w:val="22"/>
+                  </w:rPr>
+                </w:pPr>
+                <w:proofErr w:type="spellStart"/>
+                <w:r>
+                  <w:rPr>
+                    <w:rFonts w:ascii="Segoe UI" w:hAnsi="Segoe UI" w:cs="Segoe UI"/>
+                    <w:sz w:val="22"/>
+                    <w:szCs w:val="22"/>
+                  </w:rPr>
+                  <w:t>SalesLineFilterTxt</w:t>
+                </w:r>
+                <w:proofErr w:type="spellEnd"/>
+              </w:p>
+            </w:tc>
+          </w:sdtContent>
+        </w:sdt>
+      </w:tr>
+    </w:tbl>
     <w:p>
-      <w:bookmarkStart w:name="_GoBack" w:id="0"/>
-      <w:bookmarkEnd w:id="0"/>
+      <w:pPr>
+        <w:rPr>
+          <w:sz w:val="22"/>
+          <w:szCs w:val="22"/>
+          <w:lang w:val="da-DK"/>
+        </w:rPr>
+      </w:pPr>
+    </w:p>
+    <w:tbl>
+      <w:tblPr>
+        <w:tblStyle w:val="PlainTable1"/>
+        <w:tblW w:w="10490" w:type="dxa"/>
+        <w:tblBorders>
+          <w:top w:val="none" w:color="auto" w:sz="0" w:space="0"/>
+          <w:left w:val="none" w:color="auto" w:sz="0" w:space="0"/>
+          <w:bottom w:val="none" w:color="auto" w:sz="0" w:space="0"/>
+          <w:right w:val="none" w:color="auto" w:sz="0" w:space="0"/>
+          <w:insideH w:val="none" w:color="auto" w:sz="0" w:space="0"/>
+          <w:insideV w:val="none" w:color="auto" w:sz="0" w:space="0"/>
+        </w:tblBorders>
+        <w:tblLayout w:type="fixed"/>
+        <w:tblLook w:val="04A0" w:firstRow="1" w:lastRow="0" w:firstColumn="1" w:lastColumn="0" w:noHBand="0" w:noVBand="1"/>
+      </w:tblPr>
+      <w:tblGrid>
+        <w:gridCol w:w="1169"/>
+        <w:gridCol w:w="1113"/>
+        <w:gridCol w:w="2396"/>
+        <w:gridCol w:w="1217"/>
+        <w:gridCol w:w="1114"/>
+        <w:gridCol w:w="975"/>
+        <w:gridCol w:w="1253"/>
+        <w:gridCol w:w="1253"/>
+      </w:tblGrid>
+      <w:tr>
+        <w:trPr>
+          <w:cnfStyle w:val="100000000000" w:firstRow="1" w:lastRow="0" w:firstColumn="0" w:lastColumn="0" w:oddVBand="0" w:evenVBand="0" w:oddHBand="0" w:evenHBand="0" w:firstRowFirstColumn="0" w:firstRowLastColumn="0" w:lastRowFirstColumn="0" w:lastRowLastColumn="0"/>
+          <w:trHeight w:val="490"/>
+          <w:tblHeader/>
+        </w:trPr>
+        <w:sdt>
+          <w:sdtPr>
+            <w:rPr>
+              <w:rFonts w:ascii="Segoe UI Semibold" w:hAnsi="Segoe UI Semibold" w:cs="Segoe UI Semibold"/>
+              <w:b w:val="0"/>
+              <w:bCs w:val="0"/>
+              <w:sz w:val="22"/>
+              <w:szCs w:val="22"/>
+            </w:rPr>
+            <w:alias w:val="#Nav: /Labels/ItemNoCaptionLbl"/>
+            <w:tag w:val="#Nav: Inventory_Sales_Back_Orders/718"/>
+            <w:id w:val="-630092475"/>
+            <w:placeholder>
+              <w:docPart w:val="BC81F2D8F2F04EF9BC5A3206D7ACD4C5"/>
+            </w:placeholder>
+            <w:dataBinding w:prefixMappings="xmlns:ns0='urn:microsoft-dynamics-nav/reports/Inventory_Sales_Back_Orders/718/'" w:xpath="/ns0:NavWordReportXmlPart[1]/ns0:Labels[1]/ns0:ItemNoCaptionLbl[1]" w:storeItemID="{BA705338-4C67-4D04-A73D-802DCC4EAF76}"/>
+            <w:text/>
+          </w:sdtPr>
+          <w:sdtContent>
+            <w:tc>
+              <w:tcPr>
+                <w:cnfStyle w:val="001000000000" w:firstRow="0" w:lastRow="0" w:firstColumn="1" w:lastColumn="0" w:oddVBand="0" w:evenVBand="0" w:oddHBand="0" w:evenHBand="0" w:firstRowFirstColumn="0" w:firstRowLastColumn="0" w:lastRowFirstColumn="0" w:lastRowLastColumn="0"/>
+                <w:tcW w:w="1169" w:type="dxa"/>
+                <w:tcBorders>
+                  <w:bottom w:val="single" w:color="auto" w:sz="4" w:space="0"/>
+                </w:tcBorders>
+              </w:tcPr>
+              <w:p>
+                <w:pPr>
+                  <w:pStyle w:val="Heading2"/>
+                  <w:spacing w:before="160" w:after="80"/>
+                  <w:rPr>
+                    <w:rFonts w:ascii="Segoe UI Semibold" w:hAnsi="Segoe UI Semibold" w:cs="Segoe UI Semibold"/>
+                    <w:b w:val="0"/>
+                    <w:bCs w:val="0"/>
+                    <w:sz w:val="22"/>
+                    <w:szCs w:val="22"/>
+                  </w:rPr>
+                </w:pPr>
+                <w:proofErr w:type="spellStart"/>
+                <w:r>
+                  <w:rPr>
+                    <w:rFonts w:ascii="Segoe UI Semibold" w:hAnsi="Segoe UI Semibold" w:cs="Segoe UI Semibold"/>
+                    <w:b w:val="0"/>
+                    <w:bCs w:val="0"/>
+                    <w:sz w:val="22"/>
+                    <w:szCs w:val="22"/>
+                  </w:rPr>
+                  <w:t>ItemNoCaptionLbl</w:t>
+                </w:r>
+                <w:proofErr w:type="spellEnd"/>
+              </w:p>
+            </w:tc>
+          </w:sdtContent>
+        </w:sdt>
+        <w:sdt>
+          <w:sdtPr>
+            <w:rPr>
+              <w:rFonts w:ascii="Segoe UI Semibold" w:hAnsi="Segoe UI Semibold" w:cs="Segoe UI Semibold"/>
+              <w:b w:val="0"/>
+              <w:bCs w:val="0"/>
+              <w:sz w:val="22"/>
+              <w:szCs w:val="22"/>
+            </w:rPr>
+            <w:alias w:val="#Nav: /Labels/DocumentNo_SalesLineCaption"/>
+            <w:tag w:val="#Nav: Inventory_Sales_Back_Orders/718"/>
+            <w:id w:val="1779678501"/>
+            <w:placeholder>
+              <w:docPart w:val="BC81F2D8F2F04EF9BC5A3206D7ACD4C5"/>
+            </w:placeholder>
+            <w:dataBinding w:prefixMappings="xmlns:ns0='urn:microsoft-dynamics-nav/reports/Inventory_Sales_Back_Orders/718/'" w:xpath="/ns0:NavWordReportXmlPart[1]/ns0:Labels[1]/ns0:DocumentNo_SalesLineCaption[1]" w:storeItemID="{BA705338-4C67-4D04-A73D-802DCC4EAF76}"/>
+            <w:text/>
+          </w:sdtPr>
+          <w:sdtContent>
+            <w:tc>
+              <w:tcPr>
+                <w:tcW w:w="1113" w:type="dxa"/>
+                <w:tcBorders>
+                  <w:bottom w:val="single" w:color="auto" w:sz="4" w:space="0"/>
+                </w:tcBorders>
+              </w:tcPr>
+              <w:p>
+                <w:pPr>
+                  <w:pStyle w:val="Heading2"/>
+                  <w:spacing w:before="160" w:after="80"/>
+                  <w:cnfStyle w:val="100000000000" w:firstRow="1" w:lastRow="0" w:firstColumn="0" w:lastColumn="0" w:oddVBand="0" w:evenVBand="0" w:oddHBand="0" w:evenHBand="0" w:firstRowFirstColumn="0" w:firstRowLastColumn="0" w:lastRowFirstColumn="0" w:lastRowLastColumn="0"/>
+                  <w:rPr>
+                    <w:rFonts w:ascii="Segoe UI Semibold" w:hAnsi="Segoe UI Semibold" w:cs="Segoe UI Semibold"/>
+                    <w:b w:val="0"/>
+                    <w:bCs w:val="0"/>
+                    <w:sz w:val="22"/>
+                    <w:szCs w:val="22"/>
+                  </w:rPr>
+                </w:pPr>
+                <w:proofErr w:type="spellStart"/>
+                <w:r>
+                  <w:rPr>
+                    <w:rFonts w:ascii="Segoe UI Semibold" w:hAnsi="Segoe UI Semibold" w:cs="Segoe UI Semibold"/>
+                    <w:b w:val="0"/>
+                    <w:bCs w:val="0"/>
+                    <w:sz w:val="22"/>
+                    <w:szCs w:val="22"/>
+                  </w:rPr>
+                  <w:t>DocumentNo_SalesLineCaption</w:t>
+                </w:r>
+                <w:proofErr w:type="spellEnd"/>
+              </w:p>
+            </w:tc>
+          </w:sdtContent>
+        </w:sdt>
+        <w:sdt>
+          <w:sdtPr>
+            <w:rPr>
+              <w:rFonts w:ascii="Segoe UI Semibold" w:hAnsi="Segoe UI Semibold" w:cs="Segoe UI Semibold"/>
+              <w:b w:val="0"/>
+              <w:bCs w:val="0"/>
+              <w:sz w:val="22"/>
+              <w:szCs w:val="22"/>
+            </w:rPr>
+            <w:alias w:val="#Nav: /Labels/CustName_SalesLineCaption"/>
+            <w:tag w:val="#Nav: Inventory_Sales_Back_Orders/718"/>
+            <w:id w:val="1985432995"/>
+            <w:placeholder>
+              <w:docPart w:val="BC81F2D8F2F04EF9BC5A3206D7ACD4C5"/>
+            </w:placeholder>
+            <w:dataBinding w:prefixMappings="xmlns:ns0='urn:microsoft-dynamics-nav/reports/Inventory_Sales_Back_Orders/718/'" w:xpath="/ns0:NavWordReportXmlPart[1]/ns0:Labels[1]/ns0:CustName_SalesLineCaption[1]" w:storeItemID="{BA705338-4C67-4D04-A73D-802DCC4EAF76}"/>
+            <w:text/>
+          </w:sdtPr>
+          <w:sdtContent>
+            <w:tc>
+              <w:tcPr>
+                <w:tcW w:w="2396" w:type="dxa"/>
+                <w:tcBorders>
+                  <w:bottom w:val="single" w:color="auto" w:sz="4" w:space="0"/>
+                </w:tcBorders>
+              </w:tcPr>
+              <w:p>
+                <w:pPr>
+                  <w:pStyle w:val="Heading2"/>
+                  <w:spacing w:before="160" w:after="80"/>
+                  <w:cnfStyle w:val="100000000000" w:firstRow="1" w:lastRow="0" w:firstColumn="0" w:lastColumn="0" w:oddVBand="0" w:evenVBand="0" w:oddHBand="0" w:evenHBand="0" w:firstRowFirstColumn="0" w:firstRowLastColumn="0" w:lastRowFirstColumn="0" w:lastRowLastColumn="0"/>
+                  <w:rPr>
+                    <w:rFonts w:ascii="Segoe UI Semibold" w:hAnsi="Segoe UI Semibold" w:cs="Segoe UI Semibold"/>
+                    <w:b w:val="0"/>
+                    <w:bCs w:val="0"/>
+                    <w:sz w:val="22"/>
+                    <w:szCs w:val="22"/>
+                  </w:rPr>
+                </w:pPr>
+                <w:proofErr w:type="spellStart"/>
+                <w:r>
+                  <w:rPr>
+                    <w:rFonts w:ascii="Segoe UI Semibold" w:hAnsi="Segoe UI Semibold" w:cs="Segoe UI Semibold"/>
+                    <w:b w:val="0"/>
+                    <w:bCs w:val="0"/>
+                    <w:sz w:val="22"/>
+                    <w:szCs w:val="22"/>
+                  </w:rPr>
+                  <w:t>CustName_SalesLineCaption</w:t>
+                </w:r>
+                <w:proofErr w:type="spellEnd"/>
+              </w:p>
+            </w:tc>
+          </w:sdtContent>
+        </w:sdt>
+        <w:sdt>
+          <w:sdtPr>
+            <w:rPr>
+              <w:rFonts w:ascii="Segoe UI Semibold" w:hAnsi="Segoe UI Semibold" w:cs="Segoe UI Semibold"/>
+              <w:b w:val="0"/>
+              <w:bCs w:val="0"/>
+              <w:sz w:val="22"/>
+              <w:szCs w:val="22"/>
+            </w:rPr>
+            <w:alias w:val="#Nav: /Labels/CustPhoneNo_SalesLineCaption"/>
+            <w:tag w:val="#Nav: Inventory_Sales_Back_Orders/718"/>
+            <w:id w:val="100841953"/>
+            <w:placeholder>
+              <w:docPart w:val="BC81F2D8F2F04EF9BC5A3206D7ACD4C5"/>
+            </w:placeholder>
+            <w:dataBinding w:prefixMappings="xmlns:ns0='urn:microsoft-dynamics-nav/reports/Inventory_Sales_Back_Orders/718/'" w:xpath="/ns0:NavWordReportXmlPart[1]/ns0:Labels[1]/ns0:CustPhoneNo_SalesLineCaption[1]" w:storeItemID="{BA705338-4C67-4D04-A73D-802DCC4EAF76}"/>
+            <w:text/>
+          </w:sdtPr>
+          <w:sdtContent>
+            <w:tc>
+              <w:tcPr>
+                <w:tcW w:w="1217" w:type="dxa"/>
+                <w:tcBorders>
+                  <w:bottom w:val="single" w:color="auto" w:sz="4" w:space="0"/>
+                </w:tcBorders>
+              </w:tcPr>
+              <w:p>
+                <w:pPr>
+                  <w:pStyle w:val="Heading2"/>
+                  <w:spacing w:before="160" w:after="80"/>
+                  <w:cnfStyle w:val="100000000000" w:firstRow="1" w:lastRow="0" w:firstColumn="0" w:lastColumn="0" w:oddVBand="0" w:evenVBand="0" w:oddHBand="0" w:evenHBand="0" w:firstRowFirstColumn="0" w:firstRowLastColumn="0" w:lastRowFirstColumn="0" w:lastRowLastColumn="0"/>
+                  <w:rPr>
+                    <w:rFonts w:ascii="Segoe UI Semibold" w:hAnsi="Segoe UI Semibold" w:cs="Segoe UI Semibold"/>
+                    <w:b w:val="0"/>
+                    <w:bCs w:val="0"/>
+                    <w:sz w:val="22"/>
+                    <w:szCs w:val="22"/>
+                  </w:rPr>
+                </w:pPr>
+                <w:proofErr w:type="spellStart"/>
+                <w:r>
+                  <w:rPr>
+                    <w:rFonts w:ascii="Segoe UI Semibold" w:hAnsi="Segoe UI Semibold" w:cs="Segoe UI Semibold"/>
+                    <w:b w:val="0"/>
+                    <w:bCs w:val="0"/>
+                    <w:sz w:val="22"/>
+                    <w:szCs w:val="22"/>
+                  </w:rPr>
+                  <w:t>CustPhoneNo_SalesLineCaption</w:t>
+                </w:r>
+                <w:proofErr w:type="spellEnd"/>
+              </w:p>
+            </w:tc>
+          </w:sdtContent>
+        </w:sdt>
+        <w:sdt>
+          <w:sdtPr>
+            <w:rPr>
+              <w:rFonts w:ascii="Segoe UI Semibold" w:hAnsi="Segoe UI Semibold" w:cs="Segoe UI Semibold"/>
+              <w:b w:val="0"/>
+              <w:bCs w:val="0"/>
+              <w:sz w:val="22"/>
+              <w:szCs w:val="22"/>
+            </w:rPr>
+            <w:alias w:val="#Nav: /Labels/ShipmentDateLabel"/>
+            <w:tag w:val="#Nav: Inventory_Sales_Back_Orders/718"/>
+            <w:id w:val="817532237"/>
+            <w:placeholder>
+              <w:docPart w:val="BC81F2D8F2F04EF9BC5A3206D7ACD4C5"/>
+            </w:placeholder>
+            <w:dataBinding w:prefixMappings="xmlns:ns0='urn:microsoft-dynamics-nav/reports/Inventory_Sales_Back_Orders/718/'" w:xpath="/ns0:NavWordReportXmlPart[1]/ns0:Labels[1]/ns0:ShipmentDateLabel[1]" w:storeItemID="{BA705338-4C67-4D04-A73D-802DCC4EAF76}"/>
+            <w:text/>
+          </w:sdtPr>
+          <w:sdtContent>
+            <w:tc>
+              <w:tcPr>
+                <w:tcW w:w="1114" w:type="dxa"/>
+                <w:tcBorders>
+                  <w:bottom w:val="single" w:color="auto" w:sz="4" w:space="0"/>
+                </w:tcBorders>
+              </w:tcPr>
+              <w:p>
+                <w:pPr>
+                  <w:pStyle w:val="Heading2"/>
+                  <w:spacing w:before="160" w:after="80"/>
+                  <w:cnfStyle w:val="100000000000" w:firstRow="1" w:lastRow="0" w:firstColumn="0" w:lastColumn="0" w:oddVBand="0" w:evenVBand="0" w:oddHBand="0" w:evenHBand="0" w:firstRowFirstColumn="0" w:firstRowLastColumn="0" w:lastRowFirstColumn="0" w:lastRowLastColumn="0"/>
+                  <w:rPr>
+                    <w:rFonts w:ascii="Segoe UI Semibold" w:hAnsi="Segoe UI Semibold" w:cs="Segoe UI Semibold"/>
+                    <w:b w:val="0"/>
+                    <w:bCs w:val="0"/>
+                    <w:sz w:val="22"/>
+                    <w:szCs w:val="22"/>
+                  </w:rPr>
+                </w:pPr>
+                <w:proofErr w:type="spellStart"/>
+                <w:r>
+                  <w:rPr>
+                    <w:rFonts w:ascii="Segoe UI Semibold" w:hAnsi="Segoe UI Semibold" w:cs="Segoe UI Semibold"/>
+                    <w:b w:val="0"/>
+                    <w:bCs w:val="0"/>
+                    <w:sz w:val="22"/>
+                    <w:szCs w:val="22"/>
+                  </w:rPr>
+                  <w:t>ShipmentDateLabel</w:t>
+                </w:r>
+                <w:proofErr w:type="spellEnd"/>
+              </w:p>
+            </w:tc>
+          </w:sdtContent>
+        </w:sdt>
+        <w:sdt>
+          <w:sdtPr>
+            <w:rPr>
+              <w:rFonts w:ascii="Segoe UI Semibold" w:hAnsi="Segoe UI Semibold" w:cs="Segoe UI Semibold"/>
+              <w:b w:val="0"/>
+              <w:bCs w:val="0"/>
+              <w:sz w:val="22"/>
+              <w:szCs w:val="22"/>
+            </w:rPr>
+            <w:alias w:val="#Nav: /Labels/Quantity_SalesLineCaption"/>
+            <w:tag w:val="#Nav: Inventory_Sales_Back_Orders/718"/>
+            <w:id w:val="1111550952"/>
+            <w:placeholder>
+              <w:docPart w:val="BC81F2D8F2F04EF9BC5A3206D7ACD4C5"/>
+            </w:placeholder>
+            <w:dataBinding w:prefixMappings="xmlns:ns0='urn:microsoft-dynamics-nav/reports/Inventory_Sales_Back_Orders/718/'" w:xpath="/ns0:NavWordReportXmlPart[1]/ns0:Labels[1]/ns0:Quantity_SalesLineCaption[1]" w:storeItemID="{BA705338-4C67-4D04-A73D-802DCC4EAF76}"/>
+            <w:text/>
+          </w:sdtPr>
+          <w:sdtContent>
+            <w:tc>
+              <w:tcPr>
+                <w:tcW w:w="975" w:type="dxa"/>
+                <w:tcBorders>
+                  <w:bottom w:val="single" w:color="auto" w:sz="4" w:space="0"/>
+                </w:tcBorders>
+              </w:tcPr>
+              <w:p>
+                <w:pPr>
+                  <w:pStyle w:val="Heading2"/>
+                  <w:spacing w:before="160" w:after="80"/>
+                  <w:jc w:val="right"/>
+                  <w:cnfStyle w:val="100000000000" w:firstRow="1" w:lastRow="0" w:firstColumn="0" w:lastColumn="0" w:oddVBand="0" w:evenVBand="0" w:oddHBand="0" w:evenHBand="0" w:firstRowFirstColumn="0" w:firstRowLastColumn="0" w:lastRowFirstColumn="0" w:lastRowLastColumn="0"/>
+                  <w:rPr>
+                    <w:rFonts w:ascii="Segoe UI Semibold" w:hAnsi="Segoe UI Semibold" w:cs="Segoe UI Semibold"/>
+                    <w:b w:val="0"/>
+                    <w:bCs w:val="0"/>
+                    <w:sz w:val="22"/>
+                    <w:szCs w:val="22"/>
+                  </w:rPr>
+                </w:pPr>
+                <w:proofErr w:type="spellStart"/>
+                <w:r>
+                  <w:rPr>
+                    <w:rFonts w:ascii="Segoe UI Semibold" w:hAnsi="Segoe UI Semibold" w:cs="Segoe UI Semibold"/>
+                    <w:b w:val="0"/>
+                    <w:bCs w:val="0"/>
+                    <w:sz w:val="22"/>
+                    <w:szCs w:val="22"/>
+                  </w:rPr>
+                  <w:t>Quantity_SalesLineCaption</w:t>
+                </w:r>
+                <w:proofErr w:type="spellEnd"/>
+              </w:p>
+            </w:tc>
+          </w:sdtContent>
+        </w:sdt>
+        <w:sdt>
+          <w:sdtPr>
+            <w:rPr>
+              <w:rFonts w:ascii="Segoe UI Semibold" w:hAnsi="Segoe UI Semibold" w:cs="Segoe UI Semibold"/>
+              <w:b w:val="0"/>
+              <w:bCs w:val="0"/>
+              <w:sz w:val="22"/>
+              <w:szCs w:val="22"/>
+            </w:rPr>
+            <w:alias w:val="#Nav: /Labels/OutstandingQty_SalesLineCaption"/>
+            <w:tag w:val="#Nav: Inventory_Sales_Back_Orders/718"/>
+            <w:id w:val="876514564"/>
+            <w:placeholder>
+              <w:docPart w:val="BC81F2D8F2F04EF9BC5A3206D7ACD4C5"/>
+            </w:placeholder>
+            <w:dataBinding w:prefixMappings="xmlns:ns0='urn:microsoft-dynamics-nav/reports/Inventory_Sales_Back_Orders/718/'" w:xpath="/ns0:NavWordReportXmlPart[1]/ns0:Labels[1]/ns0:OutstandingQty_SalesLineCaption[1]" w:storeItemID="{BA705338-4C67-4D04-A73D-802DCC4EAF76}"/>
+            <w:text/>
+          </w:sdtPr>
+          <w:sdtContent>
+            <w:tc>
+              <w:tcPr>
+                <w:tcW w:w="1253" w:type="dxa"/>
+                <w:tcBorders>
+                  <w:bottom w:val="single" w:color="auto" w:sz="4" w:space="0"/>
+                </w:tcBorders>
+              </w:tcPr>
+              <w:p>
+                <w:pPr>
+                  <w:pStyle w:val="Heading2"/>
+                  <w:spacing w:before="160" w:after="80"/>
+                  <w:jc w:val="right"/>
+                  <w:cnfStyle w:val="100000000000" w:firstRow="1" w:lastRow="0" w:firstColumn="0" w:lastColumn="0" w:oddVBand="0" w:evenVBand="0" w:oddHBand="0" w:evenHBand="0" w:firstRowFirstColumn="0" w:firstRowLastColumn="0" w:lastRowFirstColumn="0" w:lastRowLastColumn="0"/>
+                  <w:rPr>
+                    <w:rFonts w:ascii="Segoe UI Semibold" w:hAnsi="Segoe UI Semibold" w:cs="Segoe UI Semibold"/>
+                    <w:b w:val="0"/>
+                    <w:bCs w:val="0"/>
+                    <w:sz w:val="22"/>
+                    <w:szCs w:val="22"/>
+                  </w:rPr>
+                </w:pPr>
+                <w:proofErr w:type="spellStart"/>
+                <w:r>
+                  <w:rPr>
+                    <w:rFonts w:ascii="Segoe UI Semibold" w:hAnsi="Segoe UI Semibold" w:cs="Segoe UI Semibold"/>
+                    <w:b w:val="0"/>
+                    <w:bCs w:val="0"/>
+                    <w:sz w:val="22"/>
+                    <w:szCs w:val="22"/>
+                  </w:rPr>
+                  <w:t>OutstandingQty_SalesLineCaption</w:t>
+                </w:r>
+                <w:proofErr w:type="spellEnd"/>
+              </w:p>
+            </w:tc>
+          </w:sdtContent>
+        </w:sdt>
+        <w:sdt>
+          <w:sdtPr>
+            <w:rPr>
+              <w:rFonts w:ascii="Segoe UI Semibold" w:hAnsi="Segoe UI Semibold" w:cs="Segoe UI Semibold"/>
+              <w:b w:val="0"/>
+              <w:bCs w:val="0"/>
+              <w:sz w:val="22"/>
+              <w:szCs w:val="22"/>
+            </w:rPr>
+            <w:alias w:val="#Nav: /Labels/OtherBackOrdersLabel"/>
+            <w:tag w:val="#Nav: Inventory_Sales_Back_Orders/718"/>
+            <w:id w:val="-762611330"/>
+            <w:placeholder>
+              <w:docPart w:val="BC81F2D8F2F04EF9BC5A3206D7ACD4C5"/>
+            </w:placeholder>
+            <w:dataBinding w:prefixMappings="xmlns:ns0='urn:microsoft-dynamics-nav/reports/Inventory_Sales_Back_Orders/718/'" w:xpath="/ns0:NavWordReportXmlPart[1]/ns0:Labels[1]/ns0:OtherBackOrdersLabel[1]" w:storeItemID="{BA705338-4C67-4D04-A73D-802DCC4EAF76}"/>
+            <w:text/>
+          </w:sdtPr>
+          <w:sdtContent>
+            <w:tc>
+              <w:tcPr>
+                <w:tcW w:w="1253" w:type="dxa"/>
+                <w:tcBorders>
+                  <w:bottom w:val="single" w:color="auto" w:sz="4" w:space="0"/>
+                </w:tcBorders>
+              </w:tcPr>
+              <w:p>
+                <w:pPr>
+                  <w:pStyle w:val="Heading2"/>
+                  <w:spacing w:before="160" w:after="80"/>
+                  <w:cnfStyle w:val="100000000000" w:firstRow="1" w:lastRow="0" w:firstColumn="0" w:lastColumn="0" w:oddVBand="0" w:evenVBand="0" w:oddHBand="0" w:evenHBand="0" w:firstRowFirstColumn="0" w:firstRowLastColumn="0" w:lastRowFirstColumn="0" w:lastRowLastColumn="0"/>
+                  <w:rPr>
+                    <w:rFonts w:ascii="Segoe UI Semibold" w:hAnsi="Segoe UI Semibold" w:cs="Segoe UI Semibold"/>
+                    <w:b w:val="0"/>
+                    <w:bCs w:val="0"/>
+                    <w:sz w:val="22"/>
+                    <w:szCs w:val="22"/>
+                  </w:rPr>
+                </w:pPr>
+                <w:proofErr w:type="spellStart"/>
+                <w:r>
+                  <w:rPr>
+                    <w:rFonts w:ascii="Segoe UI Semibold" w:hAnsi="Segoe UI Semibold" w:cs="Segoe UI Semibold"/>
+                    <w:b w:val="0"/>
+                    <w:bCs w:val="0"/>
+                    <w:sz w:val="22"/>
+                    <w:szCs w:val="22"/>
+                  </w:rPr>
+                  <w:t>OtherBackOrdersLabel</w:t>
+                </w:r>
+                <w:proofErr w:type="spellEnd"/>
+              </w:p>
+            </w:tc>
+          </w:sdtContent>
+        </w:sdt>
+      </w:tr>
+      <w:tr>
+        <w:trPr>
+          <w:cnfStyle w:val="000000100000" w:firstRow="0" w:lastRow="0" w:firstColumn="0" w:lastColumn="0" w:oddVBand="0" w:evenVBand="0" w:oddHBand="1" w:evenHBand="0" w:firstRowFirstColumn="0" w:firstRowLastColumn="0" w:lastRowFirstColumn="0" w:lastRowLastColumn="0"/>
+          <w:trHeight w:val="245"/>
+        </w:trPr>
+        <w:tc>
+          <w:tcPr>
+            <w:cnfStyle w:val="001000000000" w:firstRow="0" w:lastRow="0" w:firstColumn="1" w:lastColumn="0" w:oddVBand="0" w:evenVBand="0" w:oddHBand="0" w:evenHBand="0" w:firstRowFirstColumn="0" w:firstRowLastColumn="0" w:lastRowFirstColumn="0" w:lastRowLastColumn="0"/>
+            <w:tcW w:w="1169" w:type="dxa"/>
+            <w:tcBorders>
+              <w:top w:val="single" w:color="auto" w:sz="4" w:space="0"/>
+            </w:tcBorders>
+            <w:shd w:val="clear" w:color="auto" w:fill="auto"/>
+          </w:tcPr>
+          <w:p>
+            <w:pPr>
+              <w:pStyle w:val="Heading2"/>
+              <w:rPr>
+                <w:rFonts w:ascii="Segoe UI Semibold" w:hAnsi="Segoe UI Semibold" w:cs="Segoe UI Semibold"/>
+                <w:b w:val="0"/>
+                <w:bCs w:val="0"/>
+                <w:sz w:val="22"/>
+                <w:szCs w:val="22"/>
+              </w:rPr>
+            </w:pPr>
+          </w:p>
+        </w:tc>
+        <w:tc>
+          <w:tcPr>
+            <w:tcW w:w="1113" w:type="dxa"/>
+            <w:tcBorders>
+              <w:top w:val="single" w:color="auto" w:sz="4" w:space="0"/>
+            </w:tcBorders>
+            <w:shd w:val="clear" w:color="auto" w:fill="auto"/>
+          </w:tcPr>
+          <w:p>
+            <w:pPr>
+              <w:pStyle w:val="Heading2"/>
+              <w:cnfStyle w:val="000000100000" w:firstRow="0" w:lastRow="0" w:firstColumn="0" w:lastColumn="0" w:oddVBand="0" w:evenVBand="0" w:oddHBand="1" w:evenHBand="0" w:firstRowFirstColumn="0" w:firstRowLastColumn="0" w:lastRowFirstColumn="0" w:lastRowLastColumn="0"/>
+              <w:rPr>
+                <w:rFonts w:ascii="Segoe UI Semibold" w:hAnsi="Segoe UI Semibold" w:cs="Segoe UI Semibold"/>
+                <w:sz w:val="22"/>
+                <w:szCs w:val="22"/>
+              </w:rPr>
+            </w:pPr>
+          </w:p>
+        </w:tc>
+        <w:tc>
+          <w:tcPr>
+            <w:tcW w:w="2396" w:type="dxa"/>
+            <w:tcBorders>
+              <w:top w:val="single" w:color="auto" w:sz="4" w:space="0"/>
+            </w:tcBorders>
+            <w:shd w:val="clear" w:color="auto" w:fill="auto"/>
+          </w:tcPr>
+          <w:p>
+            <w:pPr>
+              <w:pStyle w:val="Heading2"/>
+              <w:cnfStyle w:val="000000100000" w:firstRow="0" w:lastRow="0" w:firstColumn="0" w:lastColumn="0" w:oddVBand="0" w:evenVBand="0" w:oddHBand="1" w:evenHBand="0" w:firstRowFirstColumn="0" w:firstRowLastColumn="0" w:lastRowFirstColumn="0" w:lastRowLastColumn="0"/>
+              <w:rPr>
+                <w:rFonts w:ascii="Segoe UI Semibold" w:hAnsi="Segoe UI Semibold" w:cs="Segoe UI Semibold"/>
+                <w:sz w:val="22"/>
+                <w:szCs w:val="22"/>
+              </w:rPr>
+            </w:pPr>
+          </w:p>
+        </w:tc>
+        <w:tc>
+          <w:tcPr>
+            <w:tcW w:w="1217" w:type="dxa"/>
+            <w:tcBorders>
+              <w:top w:val="single" w:color="auto" w:sz="4" w:space="0"/>
+            </w:tcBorders>
+            <w:shd w:val="clear" w:color="auto" w:fill="auto"/>
+          </w:tcPr>
+          <w:p>
+            <w:pPr>
+              <w:pStyle w:val="Heading2"/>
+              <w:cnfStyle w:val="000000100000" w:firstRow="0" w:lastRow="0" w:firstColumn="0" w:lastColumn="0" w:oddVBand="0" w:evenVBand="0" w:oddHBand="1" w:evenHBand="0" w:firstRowFirstColumn="0" w:firstRowLastColumn="0" w:lastRowFirstColumn="0" w:lastRowLastColumn="0"/>
+              <w:rPr>
+                <w:rFonts w:ascii="Segoe UI Semibold" w:hAnsi="Segoe UI Semibold" w:cs="Segoe UI Semibold"/>
+                <w:sz w:val="22"/>
+                <w:szCs w:val="22"/>
+              </w:rPr>
+            </w:pPr>
+          </w:p>
+        </w:tc>
+        <w:tc>
+          <w:tcPr>
+            <w:tcW w:w="1114" w:type="dxa"/>
+            <w:tcBorders>
+              <w:top w:val="single" w:color="auto" w:sz="4" w:space="0"/>
+            </w:tcBorders>
+            <w:shd w:val="clear" w:color="auto" w:fill="auto"/>
+          </w:tcPr>
+          <w:p>
+            <w:pPr>
+              <w:pStyle w:val="Heading2"/>
+              <w:cnfStyle w:val="000000100000" w:firstRow="0" w:lastRow="0" w:firstColumn="0" w:lastColumn="0" w:oddVBand="0" w:evenVBand="0" w:oddHBand="1" w:evenHBand="0" w:firstRowFirstColumn="0" w:firstRowLastColumn="0" w:lastRowFirstColumn="0" w:lastRowLastColumn="0"/>
+              <w:rPr>
+                <w:rFonts w:ascii="Segoe UI Semibold" w:hAnsi="Segoe UI Semibold" w:cs="Segoe UI Semibold"/>
+                <w:sz w:val="22"/>
+                <w:szCs w:val="22"/>
+              </w:rPr>
+            </w:pPr>
+          </w:p>
+        </w:tc>
+        <w:tc>
+          <w:tcPr>
+            <w:tcW w:w="975" w:type="dxa"/>
+            <w:tcBorders>
+              <w:top w:val="single" w:color="auto" w:sz="4" w:space="0"/>
+            </w:tcBorders>
+            <w:shd w:val="clear" w:color="auto" w:fill="auto"/>
+          </w:tcPr>
+          <w:p>
+            <w:pPr>
+              <w:pStyle w:val="Heading2"/>
+              <w:cnfStyle w:val="000000100000" w:firstRow="0" w:lastRow="0" w:firstColumn="0" w:lastColumn="0" w:oddVBand="0" w:evenVBand="0" w:oddHBand="1" w:evenHBand="0" w:firstRowFirstColumn="0" w:firstRowLastColumn="0" w:lastRowFirstColumn="0" w:lastRowLastColumn="0"/>
+              <w:rPr>
+                <w:rFonts w:ascii="Segoe UI Semibold" w:hAnsi="Segoe UI Semibold" w:cs="Segoe UI Semibold"/>
+                <w:sz w:val="22"/>
+                <w:szCs w:val="22"/>
+              </w:rPr>
+            </w:pPr>
+          </w:p>
+        </w:tc>
+        <w:tc>
+          <w:tcPr>
+            <w:tcW w:w="1253" w:type="dxa"/>
+            <w:tcBorders>
+              <w:top w:val="single" w:color="auto" w:sz="4" w:space="0"/>
+            </w:tcBorders>
+            <w:shd w:val="clear" w:color="auto" w:fill="auto"/>
+          </w:tcPr>
+          <w:p>
+            <w:pPr>
+              <w:pStyle w:val="Heading2"/>
+              <w:cnfStyle w:val="000000100000" w:firstRow="0" w:lastRow="0" w:firstColumn="0" w:lastColumn="0" w:oddVBand="0" w:evenVBand="0" w:oddHBand="1" w:evenHBand="0" w:firstRowFirstColumn="0" w:firstRowLastColumn="0" w:lastRowFirstColumn="0" w:lastRowLastColumn="0"/>
+              <w:rPr>
+                <w:rFonts w:ascii="Segoe UI Semibold" w:hAnsi="Segoe UI Semibold" w:cs="Segoe UI Semibold"/>
+                <w:sz w:val="22"/>
+                <w:szCs w:val="22"/>
+              </w:rPr>
+            </w:pPr>
+          </w:p>
+        </w:tc>
+        <w:tc>
+          <w:tcPr>
+            <w:tcW w:w="1253" w:type="dxa"/>
+            <w:tcBorders>
+              <w:top w:val="single" w:color="auto" w:sz="4" w:space="0"/>
+            </w:tcBorders>
+            <w:shd w:val="clear" w:color="auto" w:fill="auto"/>
+          </w:tcPr>
+          <w:p>
+            <w:pPr>
+              <w:pStyle w:val="Heading2"/>
+              <w:cnfStyle w:val="000000100000" w:firstRow="0" w:lastRow="0" w:firstColumn="0" w:lastColumn="0" w:oddVBand="0" w:evenVBand="0" w:oddHBand="1" w:evenHBand="0" w:firstRowFirstColumn="0" w:firstRowLastColumn="0" w:lastRowFirstColumn="0" w:lastRowLastColumn="0"/>
+              <w:rPr>
+                <w:rFonts w:ascii="Segoe UI Semibold" w:hAnsi="Segoe UI Semibold" w:cs="Segoe UI Semibold"/>
+                <w:sz w:val="22"/>
+                <w:szCs w:val="22"/>
+              </w:rPr>
+            </w:pPr>
+          </w:p>
+        </w:tc>
+      </w:tr>
+      <w:sdt>
+        <w:sdtPr>
+          <w:rPr>
+            <w:rFonts w:ascii="Segoe UI Semibold" w:hAnsi="Segoe UI Semibold" w:cs="Segoe UI Semibold"/>
+            <w:b w:val="0"/>
+            <w:bCs w:val="0"/>
+            <w:sz w:val="22"/>
+            <w:szCs w:val="22"/>
+            <w:lang w:eastAsia="zh-CN"/>
+          </w:rPr>
+          <w:alias w:val="#Nav: /Item"/>
+          <w:tag w:val="#Nav: Inventory_Sales_Back_Orders/718"/>
+          <w:id w:val="-426730845"/>
+          <w15:dataBinding w:prefixMappings="xmlns:ns0='urn:microsoft-dynamics-nav/reports/Inventory_Sales_Back_Orders/718/' " w:xpath="/ns0:NavWordReportXmlPart[1]/ns0:Item" w:storeItemID="{BA705338-4C67-4D04-A73D-802DCC4EAF76}"/>
+          <w15:repeatingSection/>
+        </w:sdtPr>
+        <w:sdtEndPr>
+          <w:rPr>
+            <w:rFonts w:ascii="Segoe UI" w:hAnsi="Segoe UI" w:cs="Segoe UI" w:eastAsiaTheme="minorEastAsia"/>
+            <w:color w:val="auto"/>
+          </w:rPr>
+        </w:sdtEndPr>
+        <w:sdtContent>
+          <w:sdt>
+            <w:sdtPr>
+              <w:rPr>
+                <w:rFonts w:ascii="Segoe UI Semibold" w:hAnsi="Segoe UI Semibold" w:cs="Segoe UI Semibold"/>
+                <w:b w:val="0"/>
+                <w:bCs w:val="0"/>
+                <w:sz w:val="22"/>
+                <w:szCs w:val="22"/>
+                <w:lang w:eastAsia="zh-CN"/>
+              </w:rPr>
+              <w:id w:val="-145052709"/>
+              <w:placeholder>
+                <w:docPart w:val="1A3517F87EE14C1892C3620B9F4937C9"/>
+              </w:placeholder>
+              <w15:repeatingSectionItem/>
+            </w:sdtPr>
+            <w:sdtEndPr>
+              <w:rPr>
+                <w:rFonts w:ascii="Segoe UI" w:hAnsi="Segoe UI" w:cs="Segoe UI" w:eastAsiaTheme="minorEastAsia"/>
+                <w:color w:val="auto"/>
+              </w:rPr>
+            </w:sdtEndPr>
+            <w:sdtContent>
+              <w:tr>
+                <w:trPr>
+                  <w:trHeight w:val="490"/>
+                </w:trPr>
+                <w:sdt>
+                  <w:sdtPr>
+                    <w:rPr>
+                      <w:rFonts w:ascii="Segoe UI Semibold" w:hAnsi="Segoe UI Semibold" w:cs="Segoe UI Semibold"/>
+                      <w:b w:val="0"/>
+                      <w:bCs w:val="0"/>
+                      <w:sz w:val="22"/>
+                      <w:szCs w:val="22"/>
+                      <w:lang w:eastAsia="zh-CN"/>
+                    </w:rPr>
+                    <w:alias w:val="#Nav: /Item/No_Item"/>
+                    <w:tag w:val="#Nav: Inventory_Sales_Back_Orders/718"/>
+                    <w:id w:val="318706843"/>
+                    <w:placeholder>
+                      <w:docPart w:val="0A61C94A26544F0F91D54C9BA0CE7293"/>
+                    </w:placeholder>
+                    <w15:dataBinding w:prefixMappings="xmlns:ns0='urn:microsoft-dynamics-nav/reports/Inventory_Sales_Back_Orders/718/'" w:xpath="/ns0:NavWordReportXmlPart[1]/ns0:Item[1]/ns0:No_Item[1]" w:storeItemID="{7B3FF86F-2AC0-4DE7-BD4B-408180D9DA52}"/>
+                  </w:sdtPr>
+                  <w:sdtEndPr>
+                    <w:rPr>
+                      <w:lang w:eastAsia="ja-JP"/>
+                    </w:rPr>
+                  </w:sdtEndPr>
+                  <w:sdtContent>
+                    <w:tc>
+                      <w:tcPr>
+                        <w:cnfStyle w:val="001000000000" w:firstRow="0" w:lastRow="0" w:firstColumn="1" w:lastColumn="0" w:oddVBand="0" w:evenVBand="0" w:oddHBand="0" w:evenHBand="0" w:firstRowFirstColumn="0" w:firstRowLastColumn="0" w:lastRowFirstColumn="0" w:lastRowLastColumn="0"/>
+                        <w:tcW w:w="1169" w:type="dxa"/>
+                      </w:tcPr>
+                      <w:p>
+                        <w:pPr>
+                          <w:pStyle w:val="Heading2"/>
+                          <w:spacing w:before="160" w:after="80"/>
+                          <w:rPr>
+                            <w:rFonts w:ascii="Segoe UI Semibold" w:hAnsi="Segoe UI Semibold" w:cs="Segoe UI Semibold"/>
+                            <w:sz w:val="22"/>
+                            <w:szCs w:val="22"/>
+                          </w:rPr>
+                        </w:pPr>
+                        <w:proofErr w:type="spellStart"/>
+                        <w:r>
+                          <w:rPr>
+                            <w:rFonts w:ascii="Segoe UI Semibold" w:hAnsi="Segoe UI Semibold" w:cs="Segoe UI Semibold"/>
+                            <w:b w:val="0"/>
+                            <w:bCs w:val="0"/>
+                            <w:sz w:val="22"/>
+                            <w:szCs w:val="22"/>
+                          </w:rPr>
+                          <w:t>No_Item</w:t>
+                        </w:r>
+                        <w:proofErr w:type="spellEnd"/>
+                      </w:p>
+                    </w:tc>
+                  </w:sdtContent>
+                </w:sdt>
+                <w:sdt>
+                  <w:sdtPr>
+                    <w:rPr>
+                      <w:rFonts w:ascii="Segoe UI Semibold" w:hAnsi="Segoe UI Semibold" w:cs="Segoe UI Semibold"/>
+                      <w:sz w:val="22"/>
+                      <w:szCs w:val="22"/>
+                    </w:rPr>
+                    <w:alias w:val="#Nav: /Item/Description_Item"/>
+                    <w:tag w:val="#Nav: Inventory_Sales_Back_Orders/718"/>
+                    <w:id w:val="377056017"/>
+                    <w:placeholder>
+                      <w:docPart w:val="0A61C94A26544F0F91D54C9BA0CE7293"/>
+                    </w:placeholder>
+                    <w15:dataBinding w:prefixMappings="xmlns:ns0='urn:microsoft-dynamics-nav/reports/Inventory_Sales_Back_Orders/718/'" w:xpath="/ns0:NavWordReportXmlPart[1]/ns0:Item[1]/ns0:Description_Item[1]" w:storeItemID="{7B3FF86F-2AC0-4DE7-BD4B-408180D9DA52}"/>
+                  </w:sdtPr>
+                  <w:sdtContent>
+                    <w:tc>
+                      <w:tcPr>
+                        <w:tcW w:w="3509" w:type="dxa"/>
+                        <w:gridSpan w:val="2"/>
+                      </w:tcPr>
+                      <w:p>
+                        <w:pPr>
+                          <w:pStyle w:val="Heading2"/>
+                          <w:spacing w:before="160" w:after="80"/>
+                          <w:cnfStyle w:val="000000000000" w:firstRow="0" w:lastRow="0" w:firstColumn="0" w:lastColumn="0" w:oddVBand="0" w:evenVBand="0" w:oddHBand="0" w:evenHBand="0" w:firstRowFirstColumn="0" w:firstRowLastColumn="0" w:lastRowFirstColumn="0" w:lastRowLastColumn="0"/>
+                          <w:rPr>
+                            <w:rFonts w:ascii="Segoe UI Semibold" w:hAnsi="Segoe UI Semibold" w:cs="Segoe UI Semibold"/>
+                            <w:sz w:val="22"/>
+                            <w:szCs w:val="22"/>
+                          </w:rPr>
+                        </w:pPr>
+                        <w:proofErr w:type="spellStart"/>
+                        <w:r>
+                          <w:rPr>
+                            <w:rFonts w:ascii="Segoe UI Semibold" w:hAnsi="Segoe UI Semibold" w:cs="Segoe UI Semibold"/>
+                            <w:sz w:val="22"/>
+                            <w:szCs w:val="22"/>
+                          </w:rPr>
+                          <w:t>Description_Item</w:t>
+                        </w:r>
+                        <w:proofErr w:type="spellEnd"/>
+                      </w:p>
+                    </w:tc>
+                  </w:sdtContent>
+                </w:sdt>
+                <w:tc>
+                  <w:tcPr>
+                    <w:tcW w:w="1217" w:type="dxa"/>
+                    <w:vAlign w:val="bottom"/>
+                  </w:tcPr>
+                  <w:p>
+                    <w:pPr>
+                      <w:pStyle w:val="Heading2"/>
+                      <w:spacing w:before="160" w:after="80"/>
+                      <w:cnfStyle w:val="000000000000" w:firstRow="0" w:lastRow="0" w:firstColumn="0" w:lastColumn="0" w:oddVBand="0" w:evenVBand="0" w:oddHBand="0" w:evenHBand="0" w:firstRowFirstColumn="0" w:firstRowLastColumn="0" w:lastRowFirstColumn="0" w:lastRowLastColumn="0"/>
+                      <w:rPr>
+                        <w:rFonts w:ascii="Segoe UI Semibold" w:hAnsi="Segoe UI Semibold" w:cs="Segoe UI Semibold"/>
+                        <w:sz w:val="22"/>
+                        <w:szCs w:val="22"/>
+                      </w:rPr>
+                    </w:pPr>
+                  </w:p>
+                </w:tc>
+                <w:tc>
+                  <w:tcPr>
+                    <w:tcW w:w="1114" w:type="dxa"/>
+                    <w:vAlign w:val="bottom"/>
+                  </w:tcPr>
+                  <w:p>
+                    <w:pPr>
+                      <w:pStyle w:val="Heading2"/>
+                      <w:spacing w:before="160" w:after="80"/>
+                      <w:cnfStyle w:val="000000000000" w:firstRow="0" w:lastRow="0" w:firstColumn="0" w:lastColumn="0" w:oddVBand="0" w:evenVBand="0" w:oddHBand="0" w:evenHBand="0" w:firstRowFirstColumn="0" w:firstRowLastColumn="0" w:lastRowFirstColumn="0" w:lastRowLastColumn="0"/>
+                      <w:rPr>
+                        <w:rFonts w:ascii="Segoe UI Semibold" w:hAnsi="Segoe UI Semibold" w:cs="Segoe UI Semibold"/>
+                        <w:sz w:val="22"/>
+                        <w:szCs w:val="22"/>
+                      </w:rPr>
+                    </w:pPr>
+                  </w:p>
+                </w:tc>
+                <w:tc>
+                  <w:tcPr>
+                    <w:tcW w:w="975" w:type="dxa"/>
+                    <w:vAlign w:val="bottom"/>
+                  </w:tcPr>
+                  <w:p>
+                    <w:pPr>
+                      <w:pStyle w:val="Heading2"/>
+                      <w:spacing w:before="160" w:after="80"/>
+                      <w:cnfStyle w:val="000000000000" w:firstRow="0" w:lastRow="0" w:firstColumn="0" w:lastColumn="0" w:oddVBand="0" w:evenVBand="0" w:oddHBand="0" w:evenHBand="0" w:firstRowFirstColumn="0" w:firstRowLastColumn="0" w:lastRowFirstColumn="0" w:lastRowLastColumn="0"/>
+                      <w:rPr>
+                        <w:rFonts w:ascii="Segoe UI Semibold" w:hAnsi="Segoe UI Semibold" w:cs="Segoe UI Semibold"/>
+                        <w:sz w:val="22"/>
+                        <w:szCs w:val="22"/>
+                      </w:rPr>
+                    </w:pPr>
+                  </w:p>
+                </w:tc>
+                <w:tc>
+                  <w:tcPr>
+                    <w:tcW w:w="1253" w:type="dxa"/>
+                    <w:vAlign w:val="bottom"/>
+                  </w:tcPr>
+                  <w:p>
+                    <w:pPr>
+                      <w:pStyle w:val="Heading2"/>
+                      <w:spacing w:before="160" w:after="80"/>
+                      <w:cnfStyle w:val="000000000000" w:firstRow="0" w:lastRow="0" w:firstColumn="0" w:lastColumn="0" w:oddVBand="0" w:evenVBand="0" w:oddHBand="0" w:evenHBand="0" w:firstRowFirstColumn="0" w:firstRowLastColumn="0" w:lastRowFirstColumn="0" w:lastRowLastColumn="0"/>
+                      <w:rPr>
+                        <w:rFonts w:ascii="Segoe UI Semibold" w:hAnsi="Segoe UI Semibold" w:cs="Segoe UI Semibold"/>
+                        <w:sz w:val="22"/>
+                        <w:szCs w:val="22"/>
+                      </w:rPr>
+                    </w:pPr>
+                  </w:p>
+                </w:tc>
+                <w:tc>
+                  <w:tcPr>
+                    <w:tcW w:w="1253" w:type="dxa"/>
+                    <w:vAlign w:val="bottom"/>
+                  </w:tcPr>
+                  <w:p>
+                    <w:pPr>
+                      <w:pStyle w:val="Heading2"/>
+                      <w:spacing w:before="160" w:after="80"/>
+                      <w:cnfStyle w:val="000000000000" w:firstRow="0" w:lastRow="0" w:firstColumn="0" w:lastColumn="0" w:oddVBand="0" w:evenVBand="0" w:oddHBand="0" w:evenHBand="0" w:firstRowFirstColumn="0" w:firstRowLastColumn="0" w:lastRowFirstColumn="0" w:lastRowLastColumn="0"/>
+                      <w:rPr>
+                        <w:rFonts w:ascii="Segoe UI Semibold" w:hAnsi="Segoe UI Semibold" w:cs="Segoe UI Semibold"/>
+                        <w:sz w:val="22"/>
+                        <w:szCs w:val="22"/>
+                      </w:rPr>
+                    </w:pPr>
+                  </w:p>
+                </w:tc>
+              </w:tr>
+              <w:sdt>
+                <w:sdtPr>
+                  <w:rPr>
+                    <w:rFonts w:cs="Segoe UI"/>
+                    <w:b w:val="0"/>
+                    <w:bCs w:val="0"/>
+                    <w:sz w:val="22"/>
+                    <w:szCs w:val="22"/>
+                    <w:lang w:eastAsia="zh-CN"/>
+                  </w:rPr>
+                  <w:alias w:val="#Nav: /Item/Sales_Line"/>
+                  <w:tag w:val="#Nav: Inventory_Sales_Back_Orders/718"/>
+                  <w:id w:val="1346980970"/>
+                  <w15:dataBinding w:prefixMappings="xmlns:ns0='urn:microsoft-dynamics-nav/reports/Inventory_Sales_Back_Orders/718/' " w:xpath="/ns0:NavWordReportXmlPart[1]/ns0:Item[1]/ns0:Sales_Line" w:storeItemID="{BA705338-4C67-4D04-A73D-802DCC4EAF76}"/>
+                  <w15:repeatingSection/>
+                </w:sdtPr>
+                <w:sdtContent>
+                  <w:sdt>
+                    <w:sdtPr>
+                      <w:rPr>
+                        <w:rFonts w:cs="Segoe UI"/>
+                        <w:b w:val="0"/>
+                        <w:bCs w:val="0"/>
+                        <w:sz w:val="22"/>
+                        <w:szCs w:val="22"/>
+                        <w:lang w:eastAsia="zh-CN"/>
+                      </w:rPr>
+                      <w:id w:val="617497627"/>
+                      <w:placeholder>
+                        <w:docPart w:val="1A3517F87EE14C1892C3620B9F4937C9"/>
+                      </w:placeholder>
+                      <w15:repeatingSectionItem/>
+                    </w:sdtPr>
+                    <w:sdtContent>
+                      <w:tr>
+                        <w:trPr>
+                          <w:cnfStyle w:val="000000100000" w:firstRow="0" w:lastRow="0" w:firstColumn="0" w:lastColumn="0" w:oddVBand="0" w:evenVBand="0" w:oddHBand="1" w:evenHBand="0" w:firstRowFirstColumn="0" w:firstRowLastColumn="0" w:lastRowFirstColumn="0" w:lastRowLastColumn="0"/>
+                          <w:trHeight w:val="490"/>
+                        </w:trPr>
+                        <w:tc>
+                          <w:tcPr>
+                            <w:cnfStyle w:val="001000000000" w:firstRow="0" w:lastRow="0" w:firstColumn="1" w:lastColumn="0" w:oddVBand="0" w:evenVBand="0" w:oddHBand="0" w:evenHBand="0" w:firstRowFirstColumn="0" w:firstRowLastColumn="0" w:lastRowFirstColumn="0" w:lastRowLastColumn="0"/>
+                            <w:tcW w:w="1169" w:type="dxa"/>
+                            <w:tcBorders>
+                              <w:bottom w:val="single" w:color="auto" w:sz="4" w:space="0"/>
+                            </w:tcBorders>
+                            <w:shd w:val="clear" w:color="auto" w:fill="E8E8E8" w:themeFill="background2"/>
+                          </w:tcPr>
+                          <w:p>
+                            <w:pPr>
+                              <w:rPr>
+                                <w:rFonts w:cs="Segoe UI"/>
+                                <w:b w:val="0"/>
+                                <w:bCs w:val="0"/>
+                                <w:sz w:val="22"/>
+                                <w:szCs w:val="22"/>
+                              </w:rPr>
+                            </w:pPr>
+                          </w:p>
+                        </w:tc>
+                        <w:sdt>
+                          <w:sdtPr>
+                            <w:rPr>
+                              <w:rFonts w:cs="Segoe UI"/>
+                              <w:sz w:val="22"/>
+                              <w:szCs w:val="22"/>
+                            </w:rPr>
+                            <w:alias w:val="#Nav: /Item/Sales_Line/DocumentNo_SalesLine"/>
+                            <w:tag w:val="#Nav: Inventory_Sales_Back_Orders/718"/>
+                            <w:id w:val="1099215258"/>
+                            <w:placeholder>
+                              <w:docPart w:val="BC81F2D8F2F04EF9BC5A3206D7ACD4C5"/>
+                            </w:placeholder>
+                            <w15:dataBinding w:prefixMappings="xmlns:ns0='urn:microsoft-dynamics-nav/reports/Inventory_Sales_Back_Orders/718/'" w:xpath="/ns0:NavWordReportXmlPart[1]/ns0:Item[1]/ns0:Sales_Line[1]/ns0:DocumentNo_SalesLine[1]" w:storeItemID="{7B3FF86F-2AC0-4DE7-BD4B-408180D9DA52}"/>
+                          </w:sdtPr>
+                          <w:sdtContent>
+                            <w:tc>
+                              <w:tcPr>
+                                <w:tcW w:w="1113" w:type="dxa"/>
+                                <w:tcBorders>
+                                  <w:bottom w:val="single" w:color="auto" w:sz="4" w:space="0"/>
+                                </w:tcBorders>
+                                <w:shd w:val="clear" w:color="auto" w:fill="E8E8E8" w:themeFill="background2"/>
+                                <w:vAlign w:val="center"/>
+                              </w:tcPr>
+                              <w:p>
+                                <w:pPr>
+                                  <w:cnfStyle w:val="000000100000" w:firstRow="0" w:lastRow="0" w:firstColumn="0" w:lastColumn="0" w:oddVBand="0" w:evenVBand="0" w:oddHBand="1" w:evenHBand="0" w:firstRowFirstColumn="0" w:firstRowLastColumn="0" w:lastRowFirstColumn="0" w:lastRowLastColumn="0"/>
+                                  <w:rPr>
+                                    <w:rFonts w:cs="Segoe UI"/>
+                                    <w:sz w:val="22"/>
+                                    <w:szCs w:val="22"/>
+                                  </w:rPr>
+                                </w:pPr>
+                                <w:proofErr w:type="spellStart"/>
+                                <w:r>
+                                  <w:rPr>
+                                    <w:rFonts w:cs="Segoe UI"/>
+                                    <w:sz w:val="22"/>
+                                    <w:szCs w:val="22"/>
+                                  </w:rPr>
+                                  <w:t>DocumentNo_SalesLine</w:t>
+                                </w:r>
+                                <w:proofErr w:type="spellEnd"/>
+                              </w:p>
+                            </w:tc>
+                          </w:sdtContent>
+                        </w:sdt>
+                        <w:sdt>
+                          <w:sdtPr>
+                            <w:rPr>
+                              <w:rFonts w:cs="Segoe UI"/>
+                              <w:sz w:val="22"/>
+                              <w:szCs w:val="22"/>
+                            </w:rPr>
+                            <w:alias w:val="#Nav: /Item/Sales_Line/CustName_SalesLine"/>
+                            <w:tag w:val="#Nav: Inventory_Sales_Back_Orders/718"/>
+                            <w:id w:val="1816984566"/>
+                            <w:placeholder>
+                              <w:docPart w:val="BC81F2D8F2F04EF9BC5A3206D7ACD4C5"/>
+                            </w:placeholder>
+                            <w15:dataBinding w:prefixMappings="xmlns:ns0='urn:microsoft-dynamics-nav/reports/Inventory_Sales_Back_Orders/718/'" w:xpath="/ns0:NavWordReportXmlPart[1]/ns0:Item[1]/ns0:Sales_Line[1]/ns0:CustName_SalesLine[1]" w:storeItemID="{7B3FF86F-2AC0-4DE7-BD4B-408180D9DA52}"/>
+                          </w:sdtPr>
+                          <w:sdtContent>
+                            <w:tc>
+                              <w:tcPr>
+                                <w:tcW w:w="2396" w:type="dxa"/>
+                                <w:tcBorders>
+                                  <w:bottom w:val="single" w:color="auto" w:sz="4" w:space="0"/>
+                                </w:tcBorders>
+                                <w:shd w:val="clear" w:color="auto" w:fill="E8E8E8" w:themeFill="background2"/>
+                                <w:vAlign w:val="center"/>
+                              </w:tcPr>
+                              <w:p>
+                                <w:pPr>
+                                  <w:cnfStyle w:val="000000100000" w:firstRow="0" w:lastRow="0" w:firstColumn="0" w:lastColumn="0" w:oddVBand="0" w:evenVBand="0" w:oddHBand="1" w:evenHBand="0" w:firstRowFirstColumn="0" w:firstRowLastColumn="0" w:lastRowFirstColumn="0" w:lastRowLastColumn="0"/>
+                                  <w:rPr>
+                                    <w:rFonts w:cs="Segoe UI"/>
+                                    <w:sz w:val="22"/>
+                                    <w:szCs w:val="22"/>
+                                  </w:rPr>
+                                </w:pPr>
+                                <w:proofErr w:type="spellStart"/>
+                                <w:r>
+                                  <w:rPr>
+                                    <w:rFonts w:cs="Segoe UI"/>
+                                    <w:sz w:val="22"/>
+                                    <w:szCs w:val="22"/>
+                                  </w:rPr>
+                                  <w:t>CustName_SalesLine</w:t>
+                                </w:r>
+                                <w:proofErr w:type="spellEnd"/>
+                              </w:p>
+                            </w:tc>
+                          </w:sdtContent>
+                        </w:sdt>
+                        <w:sdt>
+                          <w:sdtPr>
+                            <w:rPr>
+                              <w:rFonts w:cs="Segoe UI"/>
+                              <w:sz w:val="22"/>
+                              <w:szCs w:val="22"/>
+                            </w:rPr>
+                            <w:alias w:val="#Nav: /Item/Sales_Line/CustPhoneNo_SalesLine"/>
+                            <w:tag w:val="#Nav: Inventory_Sales_Back_Orders/718"/>
+                            <w:id w:val="-514079202"/>
+                            <w:placeholder>
+                              <w:docPart w:val="BC81F2D8F2F04EF9BC5A3206D7ACD4C5"/>
+                            </w:placeholder>
+                            <w15:dataBinding w:prefixMappings="xmlns:ns0='urn:microsoft-dynamics-nav/reports/Inventory_Sales_Back_Orders/718/'" w:xpath="/ns0:NavWordReportXmlPart[1]/ns0:Item[1]/ns0:Sales_Line[1]/ns0:CustPhoneNo_SalesLine[1]" w:storeItemID="{7B3FF86F-2AC0-4DE7-BD4B-408180D9DA52}"/>
+                          </w:sdtPr>
+                          <w:sdtContent>
+                            <w:tc>
+                              <w:tcPr>
+                                <w:tcW w:w="1217" w:type="dxa"/>
+                                <w:tcBorders>
+                                  <w:bottom w:val="single" w:color="auto" w:sz="4" w:space="0"/>
+                                </w:tcBorders>
+                                <w:shd w:val="clear" w:color="auto" w:fill="E8E8E8" w:themeFill="background2"/>
+                                <w:vAlign w:val="center"/>
+                              </w:tcPr>
+                              <w:p>
+                                <w:pPr>
+                                  <w:cnfStyle w:val="000000100000" w:firstRow="0" w:lastRow="0" w:firstColumn="0" w:lastColumn="0" w:oddVBand="0" w:evenVBand="0" w:oddHBand="1" w:evenHBand="0" w:firstRowFirstColumn="0" w:firstRowLastColumn="0" w:lastRowFirstColumn="0" w:lastRowLastColumn="0"/>
+                                  <w:rPr>
+                                    <w:rFonts w:cs="Segoe UI"/>
+                                    <w:sz w:val="22"/>
+                                    <w:szCs w:val="22"/>
+                                  </w:rPr>
+                                </w:pPr>
+                                <w:proofErr w:type="spellStart"/>
+                                <w:r>
+                                  <w:rPr>
+                                    <w:rFonts w:cs="Segoe UI"/>
+                                    <w:sz w:val="22"/>
+                                    <w:szCs w:val="22"/>
+                                  </w:rPr>
+                                  <w:t>CustPhoneNo_SalesLine</w:t>
+                                </w:r>
+                                <w:proofErr w:type="spellEnd"/>
+                              </w:p>
+                            </w:tc>
+                          </w:sdtContent>
+                        </w:sdt>
+                        <w:sdt>
+                          <w:sdtPr>
+                            <w:rPr>
+                              <w:rFonts w:cs="Segoe UI"/>
+                              <w:sz w:val="22"/>
+                              <w:szCs w:val="22"/>
+                            </w:rPr>
+                            <w:alias w:val="#Nav: /Item/Sales_Line/ShipmentDate_SalesLine"/>
+                            <w:tag w:val="#Nav: Inventory_Sales_Back_Orders/718"/>
+                            <w:id w:val="1292013716"/>
+                            <w:placeholder>
+                              <w:docPart w:val="BC81F2D8F2F04EF9BC5A3206D7ACD4C5"/>
+                            </w:placeholder>
+                            <w15:dataBinding w:prefixMappings="xmlns:ns0='urn:microsoft-dynamics-nav/reports/Inventory_Sales_Back_Orders/718/'" w:xpath="/ns0:NavWordReportXmlPart[1]/ns0:Item[1]/ns0:Sales_Line[1]/ns0:ShipmentDate_SalesLine[1]" w:storeItemID="{7B3FF86F-2AC0-4DE7-BD4B-408180D9DA52}"/>
+                          </w:sdtPr>
+                          <w:sdtContent>
+                            <w:tc>
+                              <w:tcPr>
+                                <w:tcW w:w="1114" w:type="dxa"/>
+                                <w:tcBorders>
+                                  <w:bottom w:val="single" w:color="auto" w:sz="4" w:space="0"/>
+                                </w:tcBorders>
+                                <w:shd w:val="clear" w:color="auto" w:fill="E8E8E8" w:themeFill="background2"/>
+                                <w:vAlign w:val="center"/>
+                              </w:tcPr>
+                              <w:p>
+                                <w:pPr>
+                                  <w:cnfStyle w:val="000000100000" w:firstRow="0" w:lastRow="0" w:firstColumn="0" w:lastColumn="0" w:oddVBand="0" w:evenVBand="0" w:oddHBand="1" w:evenHBand="0" w:firstRowFirstColumn="0" w:firstRowLastColumn="0" w:lastRowFirstColumn="0" w:lastRowLastColumn="0"/>
+                                  <w:rPr>
+                                    <w:rFonts w:cs="Segoe UI"/>
+                                    <w:sz w:val="22"/>
+                                    <w:szCs w:val="22"/>
+                                  </w:rPr>
+                                </w:pPr>
+                                <w:proofErr w:type="spellStart"/>
+                                <w:r>
+                                  <w:rPr>
+                                    <w:rFonts w:cs="Segoe UI"/>
+                                    <w:sz w:val="22"/>
+                                    <w:szCs w:val="22"/>
+                                  </w:rPr>
+                                  <w:t>ShipmentDate_SalesLine</w:t>
+                                </w:r>
+                                <w:proofErr w:type="spellEnd"/>
+                              </w:p>
+                            </w:tc>
+                          </w:sdtContent>
+                        </w:sdt>
+                        <w:sdt>
+                          <w:sdtPr>
+                            <w:rPr>
+                              <w:rFonts w:cs="Segoe UI"/>
+                              <w:sz w:val="22"/>
+                              <w:szCs w:val="22"/>
+                            </w:rPr>
+                            <w:alias w:val="#Nav: /Item/Sales_Line/Quantity_SalesLine"/>
+                            <w:tag w:val="#Nav: Inventory_Sales_Back_Orders/718"/>
+                            <w:id w:val="1144701656"/>
+                            <w:placeholder>
+                              <w:docPart w:val="BC81F2D8F2F04EF9BC5A3206D7ACD4C5"/>
+                            </w:placeholder>
+                            <w15:dataBinding w:prefixMappings="xmlns:ns0='urn:microsoft-dynamics-nav/reports/Inventory_Sales_Back_Orders/718/'" w:xpath="/ns0:NavWordReportXmlPart[1]/ns0:Item[1]/ns0:Sales_Line[1]/ns0:Quantity_SalesLine[1]" w:storeItemID="{7B3FF86F-2AC0-4DE7-BD4B-408180D9DA52}"/>
+                          </w:sdtPr>
+                          <w:sdtContent>
+                            <w:tc>
+                              <w:tcPr>
+                                <w:tcW w:w="975" w:type="dxa"/>
+                                <w:tcBorders>
+                                  <w:bottom w:val="single" w:color="auto" w:sz="4" w:space="0"/>
+                                </w:tcBorders>
+                                <w:shd w:val="clear" w:color="auto" w:fill="E8E8E8" w:themeFill="background2"/>
+                                <w:vAlign w:val="center"/>
+                              </w:tcPr>
+                              <w:p>
+                                <w:pPr>
+                                  <w:jc w:val="right"/>
+                                  <w:cnfStyle w:val="000000100000" w:firstRow="0" w:lastRow="0" w:firstColumn="0" w:lastColumn="0" w:oddVBand="0" w:evenVBand="0" w:oddHBand="1" w:evenHBand="0" w:firstRowFirstColumn="0" w:firstRowLastColumn="0" w:lastRowFirstColumn="0" w:lastRowLastColumn="0"/>
+                                  <w:rPr>
+                                    <w:rFonts w:cs="Segoe UI"/>
+                                    <w:sz w:val="22"/>
+                                    <w:szCs w:val="22"/>
+                                  </w:rPr>
+                                </w:pPr>
+                                <w:proofErr w:type="spellStart"/>
+                                <w:r>
+                                  <w:rPr>
+                                    <w:rFonts w:cs="Segoe UI"/>
+                                    <w:sz w:val="22"/>
+                                    <w:szCs w:val="22"/>
+                                  </w:rPr>
+                                  <w:t>Quantity_SalesLine</w:t>
+                                </w:r>
+                                <w:proofErr w:type="spellEnd"/>
+                              </w:p>
+                            </w:tc>
+                          </w:sdtContent>
+                        </w:sdt>
+                        <w:sdt>
+                          <w:sdtPr>
+                            <w:rPr>
+                              <w:rFonts w:cs="Segoe UI"/>
+                              <w:sz w:val="22"/>
+                              <w:szCs w:val="22"/>
+                            </w:rPr>
+                            <w:alias w:val="#Nav: /Item/Sales_Line/OutstandingQty_SalesLine"/>
+                            <w:tag w:val="#Nav: Inventory_Sales_Back_Orders/718"/>
+                            <w:id w:val="689413737"/>
+                            <w:placeholder>
+                              <w:docPart w:val="BC81F2D8F2F04EF9BC5A3206D7ACD4C5"/>
+                            </w:placeholder>
+                            <w15:dataBinding w:prefixMappings="xmlns:ns0='urn:microsoft-dynamics-nav/reports/Inventory_Sales_Back_Orders/718/'" w:xpath="/ns0:NavWordReportXmlPart[1]/ns0:Item[1]/ns0:Sales_Line[1]/ns0:OutstandingQty_SalesLine[1]" w:storeItemID="{7B3FF86F-2AC0-4DE7-BD4B-408180D9DA52}"/>
+                          </w:sdtPr>
+                          <w:sdtContent>
+                            <w:tc>
+                              <w:tcPr>
+                                <w:tcW w:w="1253" w:type="dxa"/>
+                                <w:tcBorders>
+                                  <w:bottom w:val="single" w:color="auto" w:sz="4" w:space="0"/>
+                                </w:tcBorders>
+                                <w:shd w:val="clear" w:color="auto" w:fill="E8E8E8" w:themeFill="background2"/>
+                                <w:vAlign w:val="center"/>
+                              </w:tcPr>
+                              <w:p>
+                                <w:pPr>
+                                  <w:jc w:val="right"/>
+                                  <w:cnfStyle w:val="000000100000" w:firstRow="0" w:lastRow="0" w:firstColumn="0" w:lastColumn="0" w:oddVBand="0" w:evenVBand="0" w:oddHBand="1" w:evenHBand="0" w:firstRowFirstColumn="0" w:firstRowLastColumn="0" w:lastRowFirstColumn="0" w:lastRowLastColumn="0"/>
+                                  <w:rPr>
+                                    <w:rFonts w:cs="Segoe UI"/>
+                                    <w:sz w:val="22"/>
+                                    <w:szCs w:val="22"/>
+                                  </w:rPr>
+                                </w:pPr>
+                                <w:proofErr w:type="spellStart"/>
+                                <w:r>
+                                  <w:rPr>
+                                    <w:rFonts w:cs="Segoe UI"/>
+                                    <w:sz w:val="22"/>
+                                    <w:szCs w:val="22"/>
+                                  </w:rPr>
+                                  <w:t>OutstandingQty_SalesLine</w:t>
+                                </w:r>
+                                <w:proofErr w:type="spellEnd"/>
+                              </w:p>
+                            </w:tc>
+                          </w:sdtContent>
+                        </w:sdt>
+                        <w:sdt>
+                          <w:sdtPr>
+                            <w:rPr>
+                              <w:rFonts w:cs="Segoe UI"/>
+                              <w:sz w:val="22"/>
+                              <w:szCs w:val="22"/>
+                            </w:rPr>
+                            <w:alias w:val="#Nav: /Item/Sales_Line/OtherBackOrders_SalesLine"/>
+                            <w:tag w:val="#Nav: Inventory_Sales_Back_Orders/718"/>
+                            <w:id w:val="801589146"/>
+                            <w:placeholder>
+                              <w:docPart w:val="BC81F2D8F2F04EF9BC5A3206D7ACD4C5"/>
+                            </w:placeholder>
+                            <w15:dataBinding w:prefixMappings="xmlns:ns0='urn:microsoft-dynamics-nav/reports/Inventory_Sales_Back_Orders/718/'" w:xpath="/ns0:NavWordReportXmlPart[1]/ns0:Item[1]/ns0:Sales_Line[1]/ns0:OtherBackOrders_SalesLine[1]" w:storeItemID="{7B3FF86F-2AC0-4DE7-BD4B-408180D9DA52}"/>
+                          </w:sdtPr>
+                          <w:sdtContent>
+                            <w:tc>
+                              <w:tcPr>
+                                <w:tcW w:w="1253" w:type="dxa"/>
+                                <w:tcBorders>
+                                  <w:bottom w:val="single" w:color="auto" w:sz="4" w:space="0"/>
+                                </w:tcBorders>
+                                <w:shd w:val="clear" w:color="auto" w:fill="E8E8E8" w:themeFill="background2"/>
+                                <w:vAlign w:val="center"/>
+                              </w:tcPr>
+                              <w:p>
+                                <w:pPr>
+                                  <w:cnfStyle w:val="000000100000" w:firstRow="0" w:lastRow="0" w:firstColumn="0" w:lastColumn="0" w:oddVBand="0" w:evenVBand="0" w:oddHBand="1" w:evenHBand="0" w:firstRowFirstColumn="0" w:firstRowLastColumn="0" w:lastRowFirstColumn="0" w:lastRowLastColumn="0"/>
+                                  <w:rPr>
+                                    <w:rFonts w:cs="Segoe UI"/>
+                                    <w:sz w:val="22"/>
+                                    <w:szCs w:val="22"/>
+                                  </w:rPr>
+                                </w:pPr>
+                                <w:proofErr w:type="spellStart"/>
+                                <w:r>
+                                  <w:rPr>
+                                    <w:rFonts w:cs="Segoe UI"/>
+                                    <w:sz w:val="22"/>
+                                    <w:szCs w:val="22"/>
+                                  </w:rPr>
+                                  <w:t>OtherBackOrders_SalesLine</w:t>
+                                </w:r>
+                                <w:proofErr w:type="spellEnd"/>
+                              </w:p>
+                            </w:tc>
+                          </w:sdtContent>
+                        </w:sdt>
+                      </w:tr>
+                    </w:sdtContent>
+                  </w:sdt>
+                </w:sdtContent>
+              </w:sdt>
+              <w:tr>
+                <w:trPr>
+                  <w:trHeight w:val="490"/>
+                </w:trPr>
+                <w:tc>
+                  <w:tcPr>
+                    <w:cnfStyle w:val="001000000000" w:firstRow="0" w:lastRow="0" w:firstColumn="1" w:lastColumn="0" w:oddVBand="0" w:evenVBand="0" w:oddHBand="0" w:evenHBand="0" w:firstRowFirstColumn="0" w:firstRowLastColumn="0" w:lastRowFirstColumn="0" w:lastRowLastColumn="0"/>
+                    <w:tcW w:w="1169" w:type="dxa"/>
+                    <w:tcBorders>
+                      <w:top w:val="single" w:color="auto" w:sz="4" w:space="0"/>
+                      <w:bottom w:val="single" w:color="auto" w:sz="8" w:space="0"/>
+                    </w:tcBorders>
+                  </w:tcPr>
+                  <w:p>
+                    <w:pPr>
+                      <w:pStyle w:val="Heading2"/>
+                      <w:spacing w:before="120" w:after="120"/>
+                      <w:rPr>
+                        <w:rFonts w:ascii="Segoe UI Semibold" w:hAnsi="Segoe UI Semibold" w:cs="Segoe UI Semibold"/>
+                        <w:sz w:val="22"/>
+                        <w:szCs w:val="22"/>
+                      </w:rPr>
+                    </w:pPr>
+                  </w:p>
+                </w:tc>
+                <w:sdt>
+                  <w:sdtPr>
+                    <w:rPr>
+                      <w:rFonts w:ascii="Segoe UI Semibold" w:hAnsi="Segoe UI Semibold" w:cs="Segoe UI Semibold"/>
+                      <w:sz w:val="22"/>
+                      <w:szCs w:val="22"/>
+                    </w:rPr>
+                    <w:alias w:val="#Nav: /Item/Description_Item"/>
+                    <w:tag w:val="#Nav: Inventory_Sales_Back_Orders/718"/>
+                    <w:id w:val="908651050"/>
+                    <w:placeholder>
+                      <w:docPart w:val="BC81F2D8F2F04EF9BC5A3206D7ACD4C5"/>
+                    </w:placeholder>
+                    <w15:dataBinding w:prefixMappings="xmlns:ns0='urn:microsoft-dynamics-nav/reports/Inventory_Sales_Back_Orders/718/'" w:xpath="/ns0:NavWordReportXmlPart[1]/ns0:Item[1]/ns0:Description_Item[1]" w:storeItemID="{7B3FF86F-2AC0-4DE7-BD4B-408180D9DA52}"/>
+                  </w:sdtPr>
+                  <w:sdtContent>
+                    <w:tc>
+                      <w:tcPr>
+                        <w:tcW w:w="5840" w:type="dxa"/>
+                        <w:gridSpan w:val="4"/>
+                        <w:tcBorders>
+                          <w:top w:val="single" w:color="auto" w:sz="4" w:space="0"/>
+                          <w:bottom w:val="single" w:color="auto" w:sz="8" w:space="0"/>
+                        </w:tcBorders>
+                        <w:vAlign w:val="center"/>
+                      </w:tcPr>
+                      <w:p>
+                        <w:pPr>
+                          <w:pStyle w:val="Heading2"/>
+                          <w:spacing w:before="120" w:after="120"/>
+                          <w:cnfStyle w:val="000000000000" w:firstRow="0" w:lastRow="0" w:firstColumn="0" w:lastColumn="0" w:oddVBand="0" w:evenVBand="0" w:oddHBand="0" w:evenHBand="0" w:firstRowFirstColumn="0" w:firstRowLastColumn="0" w:lastRowFirstColumn="0" w:lastRowLastColumn="0"/>
+                          <w:rPr>
+                            <w:rFonts w:ascii="Segoe UI Semibold" w:hAnsi="Segoe UI Semibold" w:cs="Segoe UI Semibold"/>
+                            <w:sz w:val="22"/>
+                            <w:szCs w:val="22"/>
+                          </w:rPr>
+                        </w:pPr>
+                        <w:proofErr w:type="spellStart"/>
+                        <w:r>
+                          <w:rPr>
+                            <w:rFonts w:ascii="Segoe UI Semibold" w:hAnsi="Segoe UI Semibold" w:cs="Segoe UI Semibold"/>
+                            <w:sz w:val="22"/>
+                            <w:szCs w:val="22"/>
+                          </w:rPr>
+                          <w:t>Description_Item</w:t>
+                        </w:r>
+                        <w:proofErr w:type="spellEnd"/>
+                      </w:p>
+                    </w:tc>
+                  </w:sdtContent>
+                </w:sdt>
+                <w:tc>
+                  <w:tcPr>
+                    <w:tcW w:w="975" w:type="dxa"/>
+                    <w:tcBorders>
+                      <w:top w:val="single" w:color="auto" w:sz="4" w:space="0"/>
+                      <w:bottom w:val="single" w:color="auto" w:sz="8" w:space="0"/>
+                    </w:tcBorders>
+                  </w:tcPr>
+                  <w:p>
+                    <w:pPr>
+                      <w:pStyle w:val="Heading2"/>
+                      <w:spacing w:before="120" w:after="120"/>
+                      <w:cnfStyle w:val="000000000000" w:firstRow="0" w:lastRow="0" w:firstColumn="0" w:lastColumn="0" w:oddVBand="0" w:evenVBand="0" w:oddHBand="0" w:evenHBand="0" w:firstRowFirstColumn="0" w:firstRowLastColumn="0" w:lastRowFirstColumn="0" w:lastRowLastColumn="0"/>
+                      <w:rPr>
+                        <w:rFonts w:ascii="Segoe UI Semibold" w:hAnsi="Segoe UI Semibold" w:cs="Segoe UI Semibold"/>
+                        <w:sz w:val="22"/>
+                        <w:szCs w:val="22"/>
+                      </w:rPr>
+                    </w:pPr>
+                  </w:p>
+                </w:tc>
+                <w:tc>
+                  <w:tcPr>
+                    <w:tcW w:w="1253" w:type="dxa"/>
+                    <w:tcBorders>
+                      <w:top w:val="single" w:color="auto" w:sz="4" w:space="0"/>
+                      <w:bottom w:val="single" w:color="auto" w:sz="8" w:space="0"/>
+                    </w:tcBorders>
+                    <w:vAlign w:val="center"/>
+                  </w:tcPr>
+                  <w:p>
+                    <w:pPr>
+                      <w:pStyle w:val="Heading2"/>
+                      <w:spacing w:before="120" w:after="120"/>
+                      <w:jc w:val="right"/>
+                      <w:cnfStyle w:val="000000000000" w:firstRow="0" w:lastRow="0" w:firstColumn="0" w:lastColumn="0" w:oddVBand="0" w:evenVBand="0" w:oddHBand="0" w:evenHBand="0" w:firstRowFirstColumn="0" w:firstRowLastColumn="0" w:lastRowFirstColumn="0" w:lastRowLastColumn="0"/>
+                      <w:rPr>
+                        <w:rFonts w:ascii="Segoe UI Semibold" w:hAnsi="Segoe UI Semibold" w:cs="Segoe UI Semibold"/>
+                        <w:sz w:val="22"/>
+                        <w:szCs w:val="22"/>
+                      </w:rPr>
+                    </w:pPr>
+                    <w:sdt>
+                      <w:sdtPr>
+                        <w:rPr>
+                          <w:rFonts w:ascii="Segoe UI Semibold" w:hAnsi="Segoe UI Semibold" w:cs="Segoe UI Semibold"/>
+                          <w:sz w:val="22"/>
+                          <w:szCs w:val="22"/>
+                        </w:rPr>
+                        <w:alias w:val="#Nav: /Item/SubTotals/SubTotals_Outstanding_Qty"/>
+                        <w:tag w:val="#Nav: Inventory_Sales_Back_Orders/718"/>
+                        <w:id w:val="401802035"/>
+                        <w:placeholder>
+                          <w:docPart w:val="3E20DE1794404A10B3A81754F7F5A1FC"/>
+                        </w:placeholder>
+                        <w15:dataBinding w:prefixMappings="xmlns:ns0='urn:microsoft-dynamics-nav/reports/Inventory_Sales_Back_Orders/718/'" w:xpath="/ns0:NavWordReportXmlPart[1]/ns0:Item[1]/ns0:SubTotals[1]/ns0:SubTotals_Outstanding_Qty[1]" w:storeItemID="{7B3FF86F-2AC0-4DE7-BD4B-408180D9DA52}"/>
+                      </w:sdtPr>
+                      <w:sdtContent>
+                        <w:proofErr w:type="spellStart"/>
+                        <w:r>
+                          <w:rPr>
+                            <w:rFonts w:ascii="Segoe UI Semibold" w:hAnsi="Segoe UI Semibold" w:cs="Segoe UI Semibold"/>
+                            <w:sz w:val="22"/>
+                            <w:szCs w:val="22"/>
+                          </w:rPr>
+                          <w:t>SubTotals_Outstanding_Qty</w:t>
+                        </w:r>
+                        <w:proofErr w:type="spellEnd"/>
+                      </w:sdtContent>
+                    </w:sdt>
+                  </w:p>
+                </w:tc>
+                <w:tc>
+                  <w:tcPr>
+                    <w:tcW w:w="1253" w:type="dxa"/>
+                    <w:tcBorders>
+                      <w:top w:val="single" w:color="auto" w:sz="4" w:space="0"/>
+                      <w:bottom w:val="single" w:color="auto" w:sz="8" w:space="0"/>
+                    </w:tcBorders>
+                  </w:tcPr>
+                  <w:p>
+                    <w:pPr>
+                      <w:pStyle w:val="Heading2"/>
+                      <w:spacing w:before="120" w:after="120"/>
+                      <w:cnfStyle w:val="000000000000" w:firstRow="0" w:lastRow="0" w:firstColumn="0" w:lastColumn="0" w:oddVBand="0" w:evenVBand="0" w:oddHBand="0" w:evenHBand="0" w:firstRowFirstColumn="0" w:firstRowLastColumn="0" w:lastRowFirstColumn="0" w:lastRowLastColumn="0"/>
+                      <w:rPr>
+                        <w:rFonts w:ascii="Segoe UI Semibold" w:hAnsi="Segoe UI Semibold" w:cs="Segoe UI Semibold"/>
+                        <w:sz w:val="22"/>
+                        <w:szCs w:val="22"/>
+                      </w:rPr>
+                    </w:pPr>
+                  </w:p>
+                </w:tc>
+              </w:tr>
+              <w:tr>
+                <w:trPr>
+                  <w:cnfStyle w:val="000000100000" w:firstRow="0" w:lastRow="0" w:firstColumn="0" w:lastColumn="0" w:oddVBand="0" w:evenVBand="0" w:oddHBand="1" w:evenHBand="0" w:firstRowFirstColumn="0" w:firstRowLastColumn="0" w:lastRowFirstColumn="0" w:lastRowLastColumn="0"/>
+                  <w:trHeight w:val="490"/>
+                </w:trPr>
+                <w:tc>
+                  <w:tcPr>
+                    <w:cnfStyle w:val="001000000000" w:firstRow="0" w:lastRow="0" w:firstColumn="1" w:lastColumn="0" w:oddVBand="0" w:evenVBand="0" w:oddHBand="0" w:evenHBand="0" w:firstRowFirstColumn="0" w:firstRowLastColumn="0" w:lastRowFirstColumn="0" w:lastRowLastColumn="0"/>
+                    <w:tcW w:w="1169" w:type="dxa"/>
+                    <w:tcBorders>
+                      <w:top w:val="single" w:color="auto" w:sz="8" w:space="0"/>
+                    </w:tcBorders>
+                    <w:shd w:val="clear" w:color="auto" w:fill="auto"/>
+                  </w:tcPr>
+                  <w:p>
+                    <w:pPr>
+                      <w:rPr>
+                        <w:rFonts w:ascii="Segoe UI" w:hAnsi="Segoe UI" w:cs="Segoe UI"/>
+                        <w:sz w:val="22"/>
+                        <w:szCs w:val="22"/>
+                      </w:rPr>
+                    </w:pPr>
+                  </w:p>
+                </w:tc>
+                <w:tc>
+                  <w:tcPr>
+                    <w:tcW w:w="1113" w:type="dxa"/>
+                    <w:tcBorders>
+                      <w:top w:val="single" w:color="auto" w:sz="8" w:space="0"/>
+                    </w:tcBorders>
+                    <w:shd w:val="clear" w:color="auto" w:fill="auto"/>
+                  </w:tcPr>
+                  <w:p>
+                    <w:pPr>
+                      <w:cnfStyle w:val="000000100000" w:firstRow="0" w:lastRow="0" w:firstColumn="0" w:lastColumn="0" w:oddVBand="0" w:evenVBand="0" w:oddHBand="1" w:evenHBand="0" w:firstRowFirstColumn="0" w:firstRowLastColumn="0" w:lastRowFirstColumn="0" w:lastRowLastColumn="0"/>
+                      <w:rPr>
+                        <w:rFonts w:ascii="Segoe UI" w:hAnsi="Segoe UI" w:cs="Segoe UI"/>
+                        <w:sz w:val="22"/>
+                        <w:szCs w:val="22"/>
+                      </w:rPr>
+                    </w:pPr>
+                  </w:p>
+                </w:tc>
+                <w:tc>
+                  <w:tcPr>
+                    <w:tcW w:w="2396" w:type="dxa"/>
+                    <w:tcBorders>
+                      <w:top w:val="single" w:color="auto" w:sz="8" w:space="0"/>
+                    </w:tcBorders>
+                    <w:shd w:val="clear" w:color="auto" w:fill="auto"/>
+                  </w:tcPr>
+                  <w:p>
+                    <w:pPr>
+                      <w:cnfStyle w:val="000000100000" w:firstRow="0" w:lastRow="0" w:firstColumn="0" w:lastColumn="0" w:oddVBand="0" w:evenVBand="0" w:oddHBand="1" w:evenHBand="0" w:firstRowFirstColumn="0" w:firstRowLastColumn="0" w:lastRowFirstColumn="0" w:lastRowLastColumn="0"/>
+                      <w:rPr>
+                        <w:rFonts w:ascii="Segoe UI" w:hAnsi="Segoe UI" w:cs="Segoe UI"/>
+                        <w:sz w:val="22"/>
+                        <w:szCs w:val="22"/>
+                      </w:rPr>
+                    </w:pPr>
+                  </w:p>
+                </w:tc>
+                <w:tc>
+                  <w:tcPr>
+                    <w:tcW w:w="1217" w:type="dxa"/>
+                    <w:tcBorders>
+                      <w:top w:val="single" w:color="auto" w:sz="8" w:space="0"/>
+                    </w:tcBorders>
+                    <w:shd w:val="clear" w:color="auto" w:fill="auto"/>
+                  </w:tcPr>
+                  <w:p>
+                    <w:pPr>
+                      <w:cnfStyle w:val="000000100000" w:firstRow="0" w:lastRow="0" w:firstColumn="0" w:lastColumn="0" w:oddVBand="0" w:evenVBand="0" w:oddHBand="1" w:evenHBand="0" w:firstRowFirstColumn="0" w:firstRowLastColumn="0" w:lastRowFirstColumn="0" w:lastRowLastColumn="0"/>
+                      <w:rPr>
+                        <w:rFonts w:ascii="Segoe UI" w:hAnsi="Segoe UI" w:cs="Segoe UI"/>
+                        <w:sz w:val="22"/>
+                        <w:szCs w:val="22"/>
+                      </w:rPr>
+                    </w:pPr>
+                  </w:p>
+                </w:tc>
+                <w:tc>
+                  <w:tcPr>
+                    <w:tcW w:w="1114" w:type="dxa"/>
+                    <w:tcBorders>
+                      <w:top w:val="single" w:color="auto" w:sz="8" w:space="0"/>
+                    </w:tcBorders>
+                    <w:shd w:val="clear" w:color="auto" w:fill="auto"/>
+                  </w:tcPr>
+                  <w:p>
+                    <w:pPr>
+                      <w:cnfStyle w:val="000000100000" w:firstRow="0" w:lastRow="0" w:firstColumn="0" w:lastColumn="0" w:oddVBand="0" w:evenVBand="0" w:oddHBand="1" w:evenHBand="0" w:firstRowFirstColumn="0" w:firstRowLastColumn="0" w:lastRowFirstColumn="0" w:lastRowLastColumn="0"/>
+                      <w:rPr>
+                        <w:rFonts w:ascii="Segoe UI" w:hAnsi="Segoe UI" w:cs="Segoe UI"/>
+                        <w:sz w:val="22"/>
+                        <w:szCs w:val="22"/>
+                      </w:rPr>
+                    </w:pPr>
+                  </w:p>
+                </w:tc>
+                <w:tc>
+                  <w:tcPr>
+                    <w:tcW w:w="975" w:type="dxa"/>
+                    <w:tcBorders>
+                      <w:top w:val="single" w:color="auto" w:sz="8" w:space="0"/>
+                    </w:tcBorders>
+                    <w:shd w:val="clear" w:color="auto" w:fill="auto"/>
+                  </w:tcPr>
+                  <w:p>
+                    <w:pPr>
+                      <w:cnfStyle w:val="000000100000" w:firstRow="0" w:lastRow="0" w:firstColumn="0" w:lastColumn="0" w:oddVBand="0" w:evenVBand="0" w:oddHBand="1" w:evenHBand="0" w:firstRowFirstColumn="0" w:firstRowLastColumn="0" w:lastRowFirstColumn="0" w:lastRowLastColumn="0"/>
+                      <w:rPr>
+                        <w:rFonts w:ascii="Segoe UI" w:hAnsi="Segoe UI" w:cs="Segoe UI"/>
+                        <w:sz w:val="22"/>
+                        <w:szCs w:val="22"/>
+                      </w:rPr>
+                    </w:pPr>
+                  </w:p>
+                </w:tc>
+                <w:tc>
+                  <w:tcPr>
+                    <w:tcW w:w="1253" w:type="dxa"/>
+                    <w:tcBorders>
+                      <w:top w:val="single" w:color="auto" w:sz="8" w:space="0"/>
+                    </w:tcBorders>
+                    <w:shd w:val="clear" w:color="auto" w:fill="auto"/>
+                  </w:tcPr>
+                  <w:p>
+                    <w:pPr>
+                      <w:cnfStyle w:val="000000100000" w:firstRow="0" w:lastRow="0" w:firstColumn="0" w:lastColumn="0" w:oddVBand="0" w:evenVBand="0" w:oddHBand="1" w:evenHBand="0" w:firstRowFirstColumn="0" w:firstRowLastColumn="0" w:lastRowFirstColumn="0" w:lastRowLastColumn="0"/>
+                      <w:rPr>
+                        <w:rFonts w:ascii="Segoe UI" w:hAnsi="Segoe UI" w:cs="Segoe UI"/>
+                        <w:sz w:val="22"/>
+                        <w:szCs w:val="22"/>
+                      </w:rPr>
+                    </w:pPr>
+                  </w:p>
+                </w:tc>
+                <w:tc>
+                  <w:tcPr>
+                    <w:tcW w:w="1253" w:type="dxa"/>
+                    <w:tcBorders>
+                      <w:top w:val="single" w:color="auto" w:sz="8" w:space="0"/>
+                    </w:tcBorders>
+                    <w:shd w:val="clear" w:color="auto" w:fill="auto"/>
+                  </w:tcPr>
+                  <w:p>
+                    <w:pPr>
+                      <w:cnfStyle w:val="000000100000" w:firstRow="0" w:lastRow="0" w:firstColumn="0" w:lastColumn="0" w:oddVBand="0" w:evenVBand="0" w:oddHBand="1" w:evenHBand="0" w:firstRowFirstColumn="0" w:firstRowLastColumn="0" w:lastRowFirstColumn="0" w:lastRowLastColumn="0"/>
+                      <w:rPr>
+                        <w:rFonts w:ascii="Segoe UI" w:hAnsi="Segoe UI" w:cs="Segoe UI"/>
+                        <w:sz w:val="22"/>
+                        <w:szCs w:val="22"/>
+                      </w:rPr>
+                    </w:pPr>
+                  </w:p>
+                </w:tc>
+              </w:tr>
+            </w:sdtContent>
+          </w:sdt>
+        </w:sdtContent>
+      </w:sdt>
+    </w:tbl>
+    <w:p>
+      <w:pPr>
+        <w:rPr>
+          <w:sz w:val="22"/>
+          <w:szCs w:val="22"/>
+          <w:lang w:val="da-DK"/>
+        </w:rPr>
+      </w:pPr>
     </w:p>
     <w:sectPr>
       <w:pgSz w:w="11906" w:h="16838"/>
-      <w:pgMar w:top="1701" w:right="1134" w:bottom="1701" w:left="1134" w:header="708" w:footer="708" w:gutter="0"/>
+      <w:pgMar w:top="576" w:right="706" w:bottom="576" w:left="706" w:header="708" w:footer="708" w:gutter="0"/>
       <w:cols w:space="708"/>
       <w:docGrid w:linePitch="360"/>
     </w:sectPr>
@@ -16,7 +1762,1652 @@
 </w:document>
 </file>
 
-<file path=customXml/item.xml>��< ? x m l   v e r s i o n = " 1 . 0 "   e n c o d i n g = " u t f - 1 6 " ? > +<file path=word/styles.xml><?xml version="1.0" encoding="utf-8"?>
+<w:styles xmlns:mc="http://schemas.openxmlformats.org/markup-compatibility/2006" xmlns:r="http://schemas.openxmlformats.org/officeDocument/2006/relationships" xmlns:w="http://schemas.openxmlformats.org/wordprocessingml/2006/main" xmlns:w14="http://schemas.microsoft.com/office/word/2010/wordml" xmlns:w15="http://schemas.microsoft.com/office/word/2012/wordml" xmlns:w16cex="http://schemas.microsoft.com/office/word/2018/wordml/cex" xmlns:w16cid="http://schemas.microsoft.com/office/word/2016/wordml/cid" xmlns:w16="http://schemas.microsoft.com/office/word/2018/wordml" xmlns:w16du="http://schemas.microsoft.com/office/word/2023/wordml/word16du" xmlns:w16sdtdh="http://schemas.microsoft.com/office/word/2020/wordml/sdtdatahash" xmlns:w16sdtfl="http://schemas.microsoft.com/office/word/2024/wordml/sdtformatlock" xmlns:w16se="http://schemas.microsoft.com/office/word/2015/wordml/symex" mc:Ignorable="w14 w15 w16se w16cid w16 w16cex w16sdtdh w16sdtfl w16du">
+  <w:docDefaults>
+    <w:rPrDefault>
+      <w:rPr>
+        <w:rFonts w:asciiTheme="minorHAnsi" w:eastAsiaTheme="minorEastAsia" w:hAnsiTheme="minorHAnsi" w:cstheme="minorBidi"/>
+        <w:kern w:val="2"/>
+        <w:sz w:val="24"/>
+        <w:szCs w:val="24"/>
+        <w:lang w:val="en-DK" w:eastAsia="en-DK" w:bidi="ar-SA"/>
+        <w14:ligatures w14:val="standardContextual"/>
+      </w:rPr>
+    </w:rPrDefault>
+    <w:pPrDefault>
+      <w:pPr>
+        <w:spacing w:after="160" w:line="278" w:lineRule="auto"/>
+      </w:pPr>
+    </w:pPrDefault>
+  </w:docDefaults>
+  <w:latentStyles w:defLockedState="0" w:defUIPriority="99" w:defSemiHidden="0" w:defUnhideWhenUsed="0" w:defQFormat="0" w:count="376">
+    <w:lsdException w:name="Normal" w:uiPriority="0" w:qFormat="1"/>
+    <w:lsdException w:name="heading 1" w:uiPriority="9" w:qFormat="1"/>
+    <w:lsdException w:name="heading 2" w:semiHidden="1" w:uiPriority="9" w:unhideWhenUsed="1" w:qFormat="1"/>
+    <w:lsdException w:name="heading 3" w:semiHidden="1" w:uiPriority="9" w:unhideWhenUsed="1" w:qFormat="1"/>
+    <w:lsdException w:name="heading 4" w:semiHidden="1" w:uiPriority="9" w:unhideWhenUsed="1" w:qFormat="1"/>
+    <w:lsdException w:name="heading 5" w:semiHidden="1" w:uiPriority="9" w:unhideWhenUsed="1" w:qFormat="1"/>
+    <w:lsdException w:name="heading 6" w:semiHidden="1" w:uiPriority="9" w:unhideWhenUsed="1" w:qFormat="1"/>
+    <w:lsdException w:name="heading 7" w:semiHidden="1" w:uiPriority="9" w:unhideWhenUsed="1" w:qFormat="1"/>
+    <w:lsdException w:name="heading 8" w:semiHidden="1" w:uiPriority="9" w:unhideWhenUsed="1" w:qFormat="1"/>
+    <w:lsdException w:name="heading 9" w:semiHidden="1" w:uiPriority="9" w:unhideWhenUsed="1" w:qFormat="1"/>
+    <w:lsdException w:name="index 1" w:semiHidden="1" w:unhideWhenUsed="1"/>
+    <w:lsdException w:name="index 2" w:semiHidden="1" w:unhideWhenUsed="1"/>
+    <w:lsdException w:name="index 3" w:semiHidden="1" w:unhideWhenUsed="1"/>
+    <w:lsdException w:name="index 4" w:semiHidden="1" w:unhideWhenUsed="1"/>
+    <w:lsdException w:name="index 5" w:semiHidden="1" w:unhideWhenUsed="1"/>
+    <w:lsdException w:name="index 6" w:semiHidden="1" w:unhideWhenUsed="1"/>
+    <w:lsdException w:name="index 7" w:semiHidden="1" w:unhideWhenUsed="1"/>
+    <w:lsdException w:name="index 8" w:semiHidden="1" w:unhideWhenUsed="1"/>
+    <w:lsdException w:name="index 9" w:semiHidden="1" w:unhideWhenUsed="1"/>
+    <w:lsdException w:name="toc 1" w:semiHidden="1" w:uiPriority="39" w:unhideWhenUsed="1"/>
+    <w:lsdException w:name="toc 2" w:semiHidden="1" w:uiPriority="39" w:unhideWhenUsed="1"/>
+    <w:lsdException w:name="toc 3" w:semiHidden="1" w:uiPriority="39" w:unhideWhenUsed="1"/>
+    <w:lsdException w:name="toc 4" w:semiHidden="1" w:uiPriority="39" w:unhideWhenUsed="1"/>
+    <w:lsdException w:name="toc 5" w:semiHidden="1" w:uiPriority="39" w:unhideWhenUsed="1"/>
+    <w:lsdException w:name="toc 6" w:semiHidden="1" w:uiPriority="39" w:unhideWhenUsed="1"/>
+    <w:lsdException w:name="toc 7" w:semiHidden="1" w:uiPriority="39" w:unhideWhenUsed="1"/>
+    <w:lsdException w:name="toc 8" w:semiHidden="1" w:uiPriority="39" w:unhideWhenUsed="1"/>
+    <w:lsdException w:name="toc 9" w:semiHidden="1" w:uiPriority="39" w:unhideWhenUsed="1"/>
+    <w:lsdException w:name="Normal Indent" w:semiHidden="1" w:unhideWhenUsed="1"/>
+    <w:lsdException w:name="footnote text" w:semiHidden="1" w:unhideWhenUsed="1"/>
+    <w:lsdException w:name="annotation text" w:semiHidden="1" w:unhideWhenUsed="1"/>
+    <w:lsdException w:name="header" w:semiHidden="1" w:unhideWhenUsed="1"/>
+    <w:lsdException w:name="footer" w:semiHidden="1" w:unhideWhenUsed="1"/>
+    <w:lsdException w:name="index heading" w:semiHidden="1" w:unhideWhenUsed="1"/>
+    <w:lsdException w:name="caption" w:semiHidden="1" w:uiPriority="35" w:unhideWhenUsed="1" w:qFormat="1"/>
+    <w:lsdException w:name="table of figures" w:semiHidden="1" w:unhideWhenUsed="1"/>
+    <w:lsdException w:name="envelope address" w:semiHidden="1" w:unhideWhenUsed="1"/>
+    <w:lsdException w:name="envelope return" w:semiHidden="1" w:unhideWhenUsed="1"/>
+    <w:lsdException w:name="footnote reference" w:semiHidden="1" w:unhideWhenUsed="1"/>
+    <w:lsdException w:name="annotation reference" w:semiHidden="1" w:unhideWhenUsed="1"/>
+    <w:lsdException w:name="line number" w:semiHidden="1" w:unhideWhenUsed="1"/>
+    <w:lsdException w:name="page number" w:semiHidden="1" w:unhideWhenUsed="1"/>
+    <w:lsdException w:name="endnote reference" w:semiHidden="1" w:unhideWhenUsed="1"/>
+    <w:lsdException w:name="endnote text" w:semiHidden="1" w:unhideWhenUsed="1"/>
+    <w:lsdException w:name="table of authorities" w:semiHidden="1" w:unhideWhenUsed="1"/>
+    <w:lsdException w:name="macro" w:semiHidden="1" w:unhideWhenUsed="1"/>
+    <w:lsdException w:name="toa heading" w:semiHidden="1" w:unhideWhenUsed="1"/>
+    <w:lsdException w:name="List" w:semiHidden="1" w:unhideWhenUsed="1"/>
+    <w:lsdException w:name="List Bullet" w:semiHidden="1" w:unhideWhenUsed="1"/>
+    <w:lsdException w:name="List Number" w:semiHidden="1" w:unhideWhenUsed="1"/>
+    <w:lsdException w:name="List 2" w:semiHidden="1" w:unhideWhenUsed="1"/>
+    <w:lsdException w:name="List 3" w:semiHidden="1" w:unhideWhenUsed="1"/>
+    <w:lsdException w:name="List 4" w:semiHidden="1" w:unhideWhenUsed="1"/>
+    <w:lsdException w:name="List 5" w:semiHidden="1" w:unhideWhenUsed="1"/>
+    <w:lsdException w:name="List Bullet 2" w:semiHidden="1" w:unhideWhenUsed="1"/>
+    <w:lsdException w:name="List Bullet 3" w:semiHidden="1" w:unhideWhenUsed="1"/>
+    <w:lsdException w:name="List Bullet 4" w:semiHidden="1" w:unhideWhenUsed="1"/>
+    <w:lsdException w:name="List Bullet 5" w:semiHidden="1" w:unhideWhenUsed="1"/>
+    <w:lsdException w:name="List Number 2" w:semiHidden="1" w:unhideWhenUsed="1"/>
+    <w:lsdException w:name="List Number 3" w:semiHidden="1" w:unhideWhenUsed="1"/>
+    <w:lsdException w:name="List Number 4" w:semiHidden="1" w:unhideWhenUsed="1"/>
+    <w:lsdException w:name="List Number 5" w:semiHidden="1" w:unhideWhenUsed="1"/>
+    <w:lsdException w:name="Title" w:uiPriority="10" w:qFormat="1"/>
+    <w:lsdException w:name="Closing" w:semiHidden="1" w:unhideWhenUsed="1"/>
+    <w:lsdException w:name="Signature" w:semiHidden="1" w:unhideWhenUsed="1"/>
+    <w:lsdException w:name="Default Paragraph Font" w:semiHidden="1" w:uiPriority="1" w:unhideWhenUsed="1"/>
+    <w:lsdException w:name="Body Text" w:semiHidden="1" w:unhideWhenUsed="1"/>
+    <w:lsdException w:name="Body Text Indent" w:semiHidden="1" w:unhideWhenUsed="1"/>
+    <w:lsdException w:name="List Continue" w:semiHidden="1" w:unhideWhenUsed="1"/>
+    <w:lsdException w:name="List Continue 2" w:semiHidden="1" w:unhideWhenUsed="1"/>
+    <w:lsdException w:name="List Continue 3" w:semiHidden="1" w:unhideWhenUsed="1"/>
+    <w:lsdException w:name="List Continue 4" w:semiHidden="1" w:unhideWhenUsed="1"/>
+    <w:lsdException w:name="List Continue 5" w:semiHidden="1" w:unhideWhenUsed="1"/>
+    <w:lsdException w:name="Message Header" w:semiHidden="1" w:unhideWhenUsed="1"/>
+    <w:lsdException w:name="Subtitle" w:uiPriority="11" w:qFormat="1"/>
+    <w:lsdException w:name="Salutation" w:semiHidden="1" w:unhideWhenUsed="1"/>
+    <w:lsdException w:name="Date" w:semiHidden="1" w:unhideWhenUsed="1"/>
+    <w:lsdException w:name="Body Text First Indent" w:semiHidden="1" w:unhideWhenUsed="1"/>
+    <w:lsdException w:name="Body Text First Indent 2" w:semiHidden="1" w:unhideWhenUsed="1"/>
+    <w:lsdException w:name="Note Heading" w:semiHidden="1" w:unhideWhenUsed="1"/>
+    <w:lsdException w:name="Body Text 2" w:semiHidden="1" w:unhideWhenUsed="1"/>
+    <w:lsdException w:name="Body Text 3" w:semiHidden="1" w:unhideWhenUsed="1"/>
+    <w:lsdException w:name="Body Text Indent 2" w:semiHidden="1" w:unhideWhenUsed="1"/>
+    <w:lsdException w:name="Body Text Indent 3" w:semiHidden="1" w:unhideWhenUsed="1"/>
+    <w:lsdException w:name="Block Text" w:semiHidden="1" w:unhideWhenUsed="1"/>
+    <w:lsdException w:name="Hyperlink" w:semiHidden="1" w:unhideWhenUsed="1"/>
+    <w:lsdException w:name="FollowedHyperlink" w:semiHidden="1" w:unhideWhenUsed="1"/>
+    <w:lsdException w:name="Strong" w:uiPriority="22" w:qFormat="1"/>
+    <w:lsdException w:name="Emphasis" w:uiPriority="20" w:qFormat="1"/>
+    <w:lsdException w:name="Document Map" w:semiHidden="1" w:unhideWhenUsed="1"/>
+    <w:lsdException w:name="Plain Text" w:semiHidden="1" w:unhideWhenUsed="1"/>
+    <w:lsdException w:name="E-mail Signature" w:semiHidden="1" w:unhideWhenUsed="1"/>
+    <w:lsdException w:name="HTML Top of Form" w:semiHidden="1" w:unhideWhenUsed="1"/>
+    <w:lsdException w:name="HTML Bottom of Form" w:semiHidden="1" w:unhideWhenUsed="1"/>
+    <w:lsdException w:name="Normal (Web)" w:semiHidden="1" w:unhideWhenUsed="1"/>
+    <w:lsdException w:name="HTML Acronym" w:semiHidden="1" w:unhideWhenUsed="1"/>
+    <w:lsdException w:name="HTML Address" w:semiHidden="1" w:unhideWhenUsed="1"/>
+    <w:lsdException w:name="HTML Cite" w:semiHidden="1" w:unhideWhenUsed="1"/>
+    <w:lsdException w:name="HTML Code" w:semiHidden="1" w:unhideWhenUsed="1"/>
+    <w:lsdException w:name="HTML Definition" w:semiHidden="1" w:unhideWhenUsed="1"/>
+    <w:lsdException w:name="HTML Keyboard" w:semiHidden="1" w:unhideWhenUsed="1"/>
+    <w:lsdException w:name="HTML Preformatted" w:semiHidden="1" w:unhideWhenUsed="1"/>
+    <w:lsdException w:name="HTML Sample" w:semiHidden="1" w:unhideWhenUsed="1"/>
+    <w:lsdException w:name="HTML Typewriter" w:semiHidden="1" w:unhideWhenUsed="1"/>
+    <w:lsdException w:name="HTML Variable" w:semiHidden="1" w:unhideWhenUsed="1"/>
+    <w:lsdException w:name="Normal Table" w:semiHidden="1" w:unhideWhenUsed="1"/>
+    <w:lsdException w:name="annotation subject" w:semiHidden="1" w:unhideWhenUsed="1"/>
+    <w:lsdException w:name="No List" w:semiHidden="1" w:unhideWhenUsed="1"/>
+    <w:lsdException w:name="Outline List 1" w:semiHidden="1" w:unhideWhenUsed="1"/>
+    <w:lsdException w:name="Outline List 2" w:semiHidden="1" w:unhideWhenUsed="1"/>
+    <w:lsdException w:name="Outline List 3" w:semiHidden="1" w:unhideWhenUsed="1"/>
+    <w:lsdException w:name="Table Simple 1" w:semiHidden="1" w:unhideWhenUsed="1"/>
+    <w:lsdException w:name="Table Simple 2" w:semiHidden="1" w:unhideWhenUsed="1"/>
+    <w:lsdException w:name="Table Simple 3" w:semiHidden="1" w:unhideWhenUsed="1"/>
+    <w:lsdException w:name="Table Classic 1" w:semiHidden="1" w:unhideWhenUsed="1"/>
+    <w:lsdException w:name="Table Classic 2" w:semiHidden="1" w:unhideWhenUsed="1"/>
+    <w:lsdException w:name="Table Classic 3" w:semiHidden="1" w:unhideWhenUsed="1"/>
+    <w:lsdException w:name="Table Classic 4" w:semiHidden="1" w:unhideWhenUsed="1"/>
+    <w:lsdException w:name="Table Colorful 1" w:semiHidden="1" w:unhideWhenUsed="1"/>
+    <w:lsdException w:name="Table Colorful 2" w:semiHidden="1" w:unhideWhenUsed="1"/>
+    <w:lsdException w:name="Table Colorful 3" w:semiHidden="1" w:unhideWhenUsed="1"/>
+    <w:lsdException w:name="Table Columns 1" w:semiHidden="1" w:unhideWhenUsed="1"/>
+    <w:lsdException w:name="Table Columns 2" w:semiHidden="1" w:unhideWhenUsed="1"/>
+    <w:lsdException w:name="Table Columns 3" w:semiHidden="1" w:unhideWhenUsed="1"/>
+    <w:lsdException w:name="Table Columns 4" w:semiHidden="1" w:unhideWhenUsed="1"/>
+    <w:lsdException w:name="Table Columns 5" w:semiHidden="1" w:unhideWhenUsed="1"/>
+    <w:lsdException w:name="Table Grid 1" w:semiHidden="1" w:unhideWhenUsed="1"/>
+    <w:lsdException w:name="Table Grid 2" w:semiHidden="1" w:unhideWhenUsed="1"/>
+    <w:lsdException w:name="Table Grid 3" w:semiHidden="1" w:unhideWhenUsed="1"/>
+    <w:lsdException w:name="Table Grid 4" w:semiHidden="1" w:unhideWhenUsed="1"/>
+    <w:lsdException w:name="Table Grid 5" w:semiHidden="1" w:unhideWhenUsed="1"/>
+    <w:lsdException w:name="Table Grid 6" w:semiHidden="1" w:unhideWhenUsed="1"/>
+    <w:lsdException w:name="Table Grid 7" w:semiHidden="1" w:unhideWhenUsed="1"/>
+    <w:lsdException w:name="Table Grid 8" w:semiHidden="1" w:unhideWhenUsed="1"/>
+    <w:lsdException w:name="Table List 1" w:semiHidden="1" w:unhideWhenUsed="1"/>
+    <w:lsdException w:name="Table List 2" w:semiHidden="1" w:unhideWhenUsed="1"/>
+    <w:lsdException w:name="Table List 3" w:semiHidden="1" w:unhideWhenUsed="1"/>
+    <w:lsdException w:name="Table List 4" w:semiHidden="1" w:unhideWhenUsed="1"/>
+    <w:lsdException w:name="Table List 5" w:semiHidden="1" w:unhideWhenUsed="1"/>
+    <w:lsdException w:name="Table List 6" w:semiHidden="1" w:unhideWhenUsed="1"/>
+    <w:lsdException w:name="Table List 7" w:semiHidden="1" w:unhideWhenUsed="1"/>
+    <w:lsdException w:name="Table List 8" w:semiHidden="1" w:unhideWhenUsed="1"/>
+    <w:lsdException w:name="Table 3D effects 1" w:semiHidden="1" w:unhideWhenUsed="1"/>
+    <w:lsdException w:name="Table 3D effects 2" w:semiHidden="1" w:unhideWhenUsed="1"/>
+    <w:lsdException w:name="Table 3D effects 3" w:semiHidden="1" w:unhideWhenUsed="1"/>
+    <w:lsdException w:name="Table Contemporary" w:semiHidden="1" w:unhideWhenUsed="1"/>
+    <w:lsdException w:name="Table Elegant" w:semiHidden="1" w:unhideWhenUsed="1"/>
+    <w:lsdException w:name="Table Professional" w:semiHidden="1" w:unhideWhenUsed="1"/>
+    <w:lsdException w:name="Table Subtle 1" w:semiHidden="1" w:unhideWhenUsed="1"/>
+    <w:lsdException w:name="Table Subtle 2" w:semiHidden="1" w:unhideWhenUsed="1"/>
+    <w:lsdException w:name="Table Web 1" w:semiHidden="1" w:unhideWhenUsed="1"/>
+    <w:lsdException w:name="Table Web 2" w:semiHidden="1" w:unhideWhenUsed="1"/>
+    <w:lsdException w:name="Table Web 3" w:semiHidden="1" w:unhideWhenUsed="1"/>
+    <w:lsdException w:name="Balloon Text" w:semiHidden="1" w:unhideWhenUsed="1"/>
+    <w:lsdException w:name="Table Grid" w:uiPriority="39"/>
+    <w:lsdException w:name="Table Theme" w:semiHidden="1" w:unhideWhenUsed="1"/>
+    <w:lsdException w:name="Placeholder Text" w:semiHidden="1"/>
+    <w:lsdException w:name="No Spacing" w:uiPriority="1" w:qFormat="1"/>
+    <w:lsdException w:name="Light Shading" w:uiPriority="60"/>
+    <w:lsdException w:name="Light List" w:uiPriority="61"/>
+    <w:lsdException w:name="Light Grid" w:uiPriority="62"/>
+    <w:lsdException w:name="Medium Shading 1" w:uiPriority="63"/>
+    <w:lsdException w:name="Medium Shading 2" w:uiPriority="64"/>
+    <w:lsdException w:name="Medium List 1" w:uiPriority="65"/>
+    <w:lsdException w:name="Medium List 2" w:uiPriority="66"/>
+    <w:lsdException w:name="Medium Grid 1" w:uiPriority="67"/>
+    <w:lsdException w:name="Medium Grid 2" w:uiPriority="68"/>
+    <w:lsdException w:name="Medium Grid 3" w:uiPriority="69"/>
+    <w:lsdException w:name="Dark List" w:uiPriority="70"/>
+    <w:lsdException w:name="Colorful Shading" w:uiPriority="71"/>
+    <w:lsdException w:name="Colorful List" w:uiPriority="72"/>
+    <w:lsdException w:name="Colorful Grid" w:uiPriority="73"/>
+    <w:lsdException w:name="Light Shading Accent 1" w:uiPriority="60"/>
+    <w:lsdException w:name="Light List Accent 1" w:uiPriority="61"/>
+    <w:lsdException w:name="Light Grid Accent 1" w:uiPriority="62"/>
+    <w:lsdException w:name="Medium Shading 1 Accent 1" w:uiPriority="63"/>
+    <w:lsdException w:name="Medium Shading 2 Accent 1" w:uiPriority="64"/>
+    <w:lsdException w:name="Medium List 1 Accent 1" w:uiPriority="65"/>
+    <w:lsdException w:name="Revision" w:semiHidden="1"/>
+    <w:lsdException w:name="List Paragraph" w:uiPriority="34" w:qFormat="1"/>
+    <w:lsdException w:name="Quote" w:uiPriority="29" w:qFormat="1"/>
+    <w:lsdException w:name="Intense Quote" w:uiPriority="30" w:qFormat="1"/>
+    <w:lsdException w:name="Medium List 2 Accent 1" w:uiPriority="66"/>
+    <w:lsdException w:name="Medium Grid 1 Accent 1" w:uiPriority="67"/>
+    <w:lsdException w:name="Medium Grid 2 Accent 1" w:uiPriority="68"/>
+    <w:lsdException w:name="Medium Grid 3 Accent 1" w:uiPriority="69"/>
+    <w:lsdException w:name="Dark List Accent 1" w:uiPriority="70"/>
+    <w:lsdException w:name="Colorful Shading Accent 1" w:uiPriority="71"/>
+    <w:lsdException w:name="Colorful List Accent 1" w:uiPriority="72"/>
+    <w:lsdException w:name="Colorful Grid Accent 1" w:uiPriority="73"/>
+    <w:lsdException w:name="Light Shading Accent 2" w:uiPriority="60"/>
+    <w:lsdException w:name="Light List Accent 2" w:uiPriority="61"/>
+    <w:lsdException w:name="Light Grid Accent 2" w:uiPriority="62"/>
+    <w:lsdException w:name="Medium Shading 1 Accent 2" w:uiPriority="63"/>
+    <w:lsdException w:name="Medium Shading 2 Accent 2" w:uiPriority="64"/>
+    <w:lsdException w:name="Medium List 1 Accent 2" w:uiPriority="65"/>
+    <w:lsdException w:name="Medium List 2 Accent 2" w:uiPriority="66"/>
+    <w:lsdException w:name="Medium Grid 1 Accent 2" w:uiPriority="67"/>
+    <w:lsdException w:name="Medium Grid 2 Accent 2" w:uiPriority="68"/>
+    <w:lsdException w:name="Medium Grid 3 Accent 2" w:uiPriority="69"/>
+    <w:lsdException w:name="Dark List Accent 2" w:uiPriority="70"/>
+    <w:lsdException w:name="Colorful Shading Accent 2" w:uiPriority="71"/>
+    <w:lsdException w:name="Colorful List Accent 2" w:uiPriority="72"/>
+    <w:lsdException w:name="Colorful Grid Accent 2" w:uiPriority="73"/>
+    <w:lsdException w:name="Light Shading Accent 3" w:uiPriority="60"/>
+    <w:lsdException w:name="Light List Accent 3" w:uiPriority="61"/>
+    <w:lsdException w:name="Light Grid Accent 3" w:uiPriority="62"/>
+    <w:lsdException w:name="Medium Shading 1 Accent 3" w:uiPriority="63"/>
+    <w:lsdException w:name="Medium Shading 2 Accent 3" w:uiPriority="64"/>
+    <w:lsdException w:name="Medium List 1 Accent 3" w:uiPriority="65"/>
+    <w:lsdException w:name="Medium List 2 Accent 3" w:uiPriority="66"/>
+    <w:lsdException w:name="Medium Grid 1 Accent 3" w:uiPriority="67"/>
+    <w:lsdException w:name="Medium Grid 2 Accent 3" w:uiPriority="68"/>
+    <w:lsdException w:name="Medium Grid 3 Accent 3" w:uiPriority="69"/>
+    <w:lsdException w:name="Dark List Accent 3" w:uiPriority="70"/>
+    <w:lsdException w:name="Colorful Shading Accent 3" w:uiPriority="71"/>
+    <w:lsdException w:name="Colorful List Accent 3" w:uiPriority="72"/>
+    <w:lsdException w:name="Colorful Grid Accent 3" w:uiPriority="73"/>
+    <w:lsdException w:name="Light Shading Accent 4" w:uiPriority="60"/>
+    <w:lsdException w:name="Light List Accent 4" w:uiPriority="61"/>
+    <w:lsdException w:name="Light Grid Accent 4" w:uiPriority="62"/>
+    <w:lsdException w:name="Medium Shading 1 Accent 4" w:uiPriority="63"/>
+    <w:lsdException w:name="Medium Shading 2 Accent 4" w:uiPriority="64"/>
+    <w:lsdException w:name="Medium List 1 Accent 4" w:uiPriority="65"/>
+    <w:lsdException w:name="Medium List 2 Accent 4" w:uiPriority="66"/>
+    <w:lsdException w:name="Medium Grid 1 Accent 4" w:uiPriority="67"/>
+    <w:lsdException w:name="Medium Grid 2 Accent 4" w:uiPriority="68"/>
+    <w:lsdException w:name="Medium Grid 3 Accent 4" w:uiPriority="69"/>
+    <w:lsdException w:name="Dark List Accent 4" w:uiPriority="70"/>
+    <w:lsdException w:name="Colorful Shading Accent 4" w:uiPriority="71"/>
+    <w:lsdException w:name="Colorful List Accent 4" w:uiPriority="72"/>
+    <w:lsdException w:name="Colorful Grid Accent 4" w:uiPriority="73"/>
+    <w:lsdException w:name="Light Shading Accent 5" w:uiPriority="60"/>
+    <w:lsdException w:name="Light List Accent 5" w:uiPriority="61"/>
+    <w:lsdException w:name="Light Grid Accent 5" w:uiPriority="62"/>
+    <w:lsdException w:name="Medium Shading 1 Accent 5" w:uiPriority="63"/>
+    <w:lsdException w:name="Medium Shading 2 Accent 5" w:uiPriority="64"/>
+    <w:lsdException w:name="Medium List 1 Accent 5" w:uiPriority="65"/>
+    <w:lsdException w:name="Medium List 2 Accent 5" w:uiPriority="66"/>
+    <w:lsdException w:name="Medium Grid 1 Accent 5" w:uiPriority="67"/>
+    <w:lsdException w:name="Medium Grid 2 Accent 5" w:uiPriority="68"/>
+    <w:lsdException w:name="Medium Grid 3 Accent 5" w:uiPriority="69"/>
+    <w:lsdException w:name="Dark List Accent 5" w:uiPriority="70"/>
+    <w:lsdException w:name="Colorful Shading Accent 5" w:uiPriority="71"/>
+    <w:lsdException w:name="Colorful List Accent 5" w:uiPriority="72"/>
+    <w:lsdException w:name="Colorful Grid Accent 5" w:uiPriority="73"/>
+    <w:lsdException w:name="Light Shading Accent 6" w:uiPriority="60"/>
+    <w:lsdException w:name="Light List Accent 6" w:uiPriority="61"/>
+    <w:lsdException w:name="Light Grid Accent 6" w:uiPriority="62"/>
+    <w:lsdException w:name="Medium Shading 1 Accent 6" w:uiPriority="63"/>
+    <w:lsdException w:name="Medium Shading 2 Accent 6" w:uiPriority="64"/>
+    <w:lsdException w:name="Medium List 1 Accent 6" w:uiPriority="65"/>
+    <w:lsdException w:name="Medium List 2 Accent 6" w:uiPriority="66"/>
+    <w:lsdException w:name="Medium Grid 1 Accent 6" w:uiPriority="67"/>
+    <w:lsdException w:name="Medium Grid 2 Accent 6" w:uiPriority="68"/>
+    <w:lsdException w:name="Medium Grid 3 Accent 6" w:uiPriority="69"/>
+    <w:lsdException w:name="Dark List Accent 6" w:uiPriority="70"/>
+    <w:lsdException w:name="Colorful Shading Accent 6" w:uiPriority="71"/>
+    <w:lsdException w:name="Colorful List Accent 6" w:uiPriority="72"/>
+    <w:lsdException w:name="Colorful Grid Accent 6" w:uiPriority="73"/>
+    <w:lsdException w:name="Subtle Emphasis" w:uiPriority="19" w:qFormat="1"/>
+    <w:lsdException w:name="Intense Emphasis" w:uiPriority="21" w:qFormat="1"/>
+    <w:lsdException w:name="Subtle Reference" w:uiPriority="31" w:qFormat="1"/>
+    <w:lsdException w:name="Intense Reference" w:uiPriority="32" w:qFormat="1"/>
+    <w:lsdException w:name="Book Title" w:uiPriority="33" w:qFormat="1"/>
+    <w:lsdException w:name="Bibliography" w:semiHidden="1" w:uiPriority="37" w:unhideWhenUsed="1"/>
+    <w:lsdException w:name="TOC Heading" w:semiHidden="1" w:uiPriority="39" w:unhideWhenUsed="1" w:qFormat="1"/>
+    <w:lsdException w:name="Plain Table 1" w:uiPriority="41"/>
+    <w:lsdException w:name="Plain Table 2" w:uiPriority="42"/>
+    <w:lsdException w:name="Plain Table 3" w:uiPriority="43"/>
+    <w:lsdException w:name="Plain Table 4" w:uiPriority="44"/>
+    <w:lsdException w:name="Plain Table 5" w:uiPriority="45"/>
+    <w:lsdException w:name="Grid Table Light" w:uiPriority="40"/>
+    <w:lsdException w:name="Grid Table 1 Light" w:uiPriority="46"/>
+    <w:lsdException w:name="Grid Table 2" w:uiPriority="47"/>
+    <w:lsdException w:name="Grid Table 3" w:uiPriority="48"/>
+    <w:lsdException w:name="Grid Table 4" w:uiPriority="49"/>
+    <w:lsdException w:name="Grid Table 5 Dark" w:uiPriority="50"/>
+    <w:lsdException w:name="Grid Table 6 Colorful" w:uiPriority="51"/>
+    <w:lsdException w:name="Grid Table 7 Colorful" w:uiPriority="52"/>
+    <w:lsdException w:name="Grid Table 1 Light Accent 1" w:uiPriority="46"/>
+    <w:lsdException w:name="Grid Table 2 Accent 1" w:uiPriority="47"/>
+    <w:lsdException w:name="Grid Table 3 Accent 1" w:uiPriority="48"/>
+    <w:lsdException w:name="Grid Table 4 Accent 1" w:uiPriority="49"/>
+    <w:lsdException w:name="Grid Table 5 Dark Accent 1" w:uiPriority="50"/>
+    <w:lsdException w:name="Grid Table 6 Colorful Accent 1" w:uiPriority="51"/>
+    <w:lsdException w:name="Grid Table 7 Colorful Accent 1" w:uiPriority="52"/>
+    <w:lsdException w:name="Grid Table 1 Light Accent 2" w:uiPriority="46"/>
+    <w:lsdException w:name="Grid Table 2 Accent 2" w:uiPriority="47"/>
+    <w:lsdException w:name="Grid Table 3 Accent 2" w:uiPriority="48"/>
+    <w:lsdException w:name="Grid Table 4 Accent 2" w:uiPriority="49"/>
+    <w:lsdException w:name="Grid Table 5 Dark Accent 2" w:uiPriority="50"/>
+    <w:lsdException w:name="Grid Table 6 Colorful Accent 2" w:uiPriority="51"/>
+    <w:lsdException w:name="Grid Table 7 Colorful Accent 2" w:uiPriority="52"/>
+    <w:lsdException w:name="Grid Table 1 Light Accent 3" w:uiPriority="46"/>
+    <w:lsdException w:name="Grid Table 2 Accent 3" w:uiPriority="47"/>
+    <w:lsdException w:name="Grid Table 3 Accent 3" w:uiPriority="48"/>
+    <w:lsdException w:name="Grid Table 4 Accent 3" w:uiPriority="49"/>
+    <w:lsdException w:name="Grid Table 5 Dark Accent 3" w:uiPriority="50"/>
+    <w:lsdException w:name="Grid Table 6 Colorful Accent 3" w:uiPriority="51"/>
+    <w:lsdException w:name="Grid Table 7 Colorful Accent 3" w:uiPriority="52"/>
+    <w:lsdException w:name="Grid Table 1 Light Accent 4" w:uiPriority="46"/>
+    <w:lsdException w:name="Grid Table 2 Accent 4" w:uiPriority="47"/>
+    <w:lsdException w:name="Grid Table 3 Accent 4" w:uiPriority="48"/>
+    <w:lsdException w:name="Grid Table 4 Accent 4" w:uiPriority="49"/>
+    <w:lsdException w:name="Grid Table 5 Dark Accent 4" w:uiPriority="50"/>
+    <w:lsdException w:name="Grid Table 6 Colorful Accent 4" w:uiPriority="51"/>
+    <w:lsdException w:name="Grid Table 7 Colorful Accent 4" w:uiPriority="52"/>
+    <w:lsdException w:name="Grid Table 1 Light Accent 5" w:uiPriority="46"/>
+    <w:lsdException w:name="Grid Table 2 Accent 5" w:uiPriority="47"/>
+    <w:lsdException w:name="Grid Table 3 Accent 5" w:uiPriority="48"/>
+    <w:lsdException w:name="Grid Table 4 Accent 5" w:uiPriority="49"/>
+    <w:lsdException w:name="Grid Table 5 Dark Accent 5" w:uiPriority="50"/>
+    <w:lsdException w:name="Grid Table 6 Colorful Accent 5" w:uiPriority="51"/>
+    <w:lsdException w:name="Grid Table 7 Colorful Accent 5" w:uiPriority="52"/>
+    <w:lsdException w:name="Grid Table 1 Light Accent 6" w:uiPriority="46"/>
+    <w:lsdException w:name="Grid Table 2 Accent 6" w:uiPriority="47"/>
+    <w:lsdException w:name="Grid Table 3 Accent 6" w:uiPriority="48"/>
+    <w:lsdException w:name="Grid Table 4 Accent 6" w:uiPriority="49"/>
+    <w:lsdException w:name="Grid Table 5 Dark Accent 6" w:uiPriority="50"/>
+    <w:lsdException w:name="Grid Table 6 Colorful Accent 6" w:uiPriority="51"/>
+    <w:lsdException w:name="Grid Table 7 Colorful Accent 6" w:uiPriority="52"/>
+    <w:lsdException w:name="List Table 1 Light" w:uiPriority="46"/>
+    <w:lsdException w:name="List Table 2" w:uiPriority="47"/>
+    <w:lsdException w:name="List Table 3" w:uiPriority="48"/>
+    <w:lsdException w:name="List Table 4" w:uiPriority="49"/>
+    <w:lsdException w:name="List Table 5 Dark" w:uiPriority="50"/>
+    <w:lsdException w:name="List Table 6 Colorful" w:uiPriority="51"/>
+    <w:lsdException w:name="List Table 7 Colorful" w:uiPriority="52"/>
+    <w:lsdException w:name="List Table 1 Light Accent 1" w:uiPriority="46"/>
+    <w:lsdException w:name="List Table 2 Accent 1" w:uiPriority="47"/>
+    <w:lsdException w:name="List Table 3 Accent 1" w:uiPriority="48"/>
+    <w:lsdException w:name="List Table 4 Accent 1" w:uiPriority="49"/>
+    <w:lsdException w:name="List Table 5 Dark Accent 1" w:uiPriority="50"/>
+    <w:lsdException w:name="List Table 6 Colorful Accent 1" w:uiPriority="51"/>
+    <w:lsdException w:name="List Table 7 Colorful Accent 1" w:uiPriority="52"/>
+    <w:lsdException w:name="List Table 1 Light Accent 2" w:uiPriority="46"/>
+    <w:lsdException w:name="List Table 2 Accent 2" w:uiPriority="47"/>
+    <w:lsdException w:name="List Table 3 Accent 2" w:uiPriority="48"/>
+    <w:lsdException w:name="List Table 4 Accent 2" w:uiPriority="49"/>
+    <w:lsdException w:name="List Table 5 Dark Accent 2" w:uiPriority="50"/>
+    <w:lsdException w:name="List Table 6 Colorful Accent 2" w:uiPriority="51"/>
+    <w:lsdException w:name="List Table 7 Colorful Accent 2" w:uiPriority="52"/>
+    <w:lsdException w:name="List Table 1 Light Accent 3" w:uiPriority="46"/>
+    <w:lsdException w:name="List Table 2 Accent 3" w:uiPriority="47"/>
+    <w:lsdException w:name="List Table 3 Accent 3" w:uiPriority="48"/>
+    <w:lsdException w:name="List Table 4 Accent 3" w:uiPriority="49"/>
+    <w:lsdException w:name="List Table 5 Dark Accent 3" w:uiPriority="50"/>
+    <w:lsdException w:name="List Table 6 Colorful Accent 3" w:uiPriority="51"/>
+    <w:lsdException w:name="List Table 7 Colorful Accent 3" w:uiPriority="52"/>
+    <w:lsdException w:name="List Table 1 Light Accent 4" w:uiPriority="46"/>
+    <w:lsdException w:name="List Table 2 Accent 4" w:uiPriority="47"/>
+    <w:lsdException w:name="List Table 3 Accent 4" w:uiPriority="48"/>
+    <w:lsdException w:name="List Table 4 Accent 4" w:uiPriority="49"/>
+    <w:lsdException w:name="List Table 5 Dark Accent 4" w:uiPriority="50"/>
+    <w:lsdException w:name="List Table 6 Colorful Accent 4" w:uiPriority="51"/>
+    <w:lsdException w:name="List Table 7 Colorful Accent 4" w:uiPriority="52"/>
+    <w:lsdException w:name="List Table 1 Light Accent 5" w:uiPriority="46"/>
+    <w:lsdException w:name="List Table 2 Accent 5" w:uiPriority="47"/>
+    <w:lsdException w:name="List Table 3 Accent 5" w:uiPriority="48"/>
+    <w:lsdException w:name="List Table 4 Accent 5" w:uiPriority="49"/>
+    <w:lsdException w:name="List Table 5 Dark Accent 5" w:uiPriority="50"/>
+    <w:lsdException w:name="List Table 6 Colorful Accent 5" w:uiPriority="51"/>
+    <w:lsdException w:name="List Table 7 Colorful Accent 5" w:uiPriority="52"/>
+    <w:lsdException w:name="List Table 1 Light Accent 6" w:uiPriority="46"/>
+    <w:lsdException w:name="List Table 2 Accent 6" w:uiPriority="47"/>
+    <w:lsdException w:name="List Table 3 Accent 6" w:uiPriority="48"/>
+    <w:lsdException w:name="List Table 4 Accent 6" w:uiPriority="49"/>
+    <w:lsdException w:name="List Table 5 Dark Accent 6" w:uiPriority="50"/>
+    <w:lsdException w:name="List Table 6 Colorful Accent 6" w:uiPriority="51"/>
+    <w:lsdException w:name="List Table 7 Colorful Accent 6" w:uiPriority="52"/>
+    <w:lsdException w:name="Mention" w:semiHidden="1" w:unhideWhenUsed="1"/>
+    <w:lsdException w:name="Smart Hyperlink" w:semiHidden="1" w:unhideWhenUsed="1"/>
+    <w:lsdException w:name="Hashtag" w:semiHidden="1" w:unhideWhenUsed="1"/>
+    <w:lsdException w:name="Unresolved Mention" w:semiHidden="1" w:unhideWhenUsed="1"/>
+    <w:lsdException w:name="Smart Link" w:semiHidden="1" w:unhideWhenUsed="1"/>
+  </w:latentStyles>
+  <w:style w:type="paragraph" w:default="1" w:styleId="Normal">
+    <w:name w:val="Normal"/>
+    <w:qFormat/>
+  </w:style>
+  <w:style w:type="paragraph" w:styleId="Heading2">
+    <w:name w:val="heading 2"/>
+    <w:basedOn w:val="Normal"/>
+    <w:next w:val="Normal"/>
+    <w:link w:val="Heading2Char"/>
+    <w:uiPriority w:val="9"/>
+    <w:unhideWhenUsed/>
+    <w:qFormat/>
+    <w:rsid w:val="004326D3"/>
+    <w:pPr>
+      <w:keepNext/>
+      <w:keepLines/>
+      <w:spacing w:before="40" w:after="0"/>
+      <w:outlineLvl w:val="1"/>
+    </w:pPr>
+    <w:rPr>
+      <w:rFonts w:asciiTheme="majorHAnsi" w:eastAsiaTheme="majorEastAsia" w:hAnsiTheme="majorHAnsi" w:cstheme="majorBidi"/>
+      <w:color w:val="0F4761" w:themeColor="accent1" w:themeShade="BF"/>
+      <w:sz w:val="26"/>
+      <w:szCs w:val="26"/>
+    </w:rPr>
+  </w:style>
+  <w:style w:type="character" w:default="1" w:styleId="DefaultParagraphFont">
+    <w:name w:val="Default Paragraph Font"/>
+    <w:uiPriority w:val="1"/>
+    <w:semiHidden/>
+    <w:unhideWhenUsed/>
+  </w:style>
+  <w:style w:type="table" w:default="1" w:styleId="TableNormal">
+    <w:name w:val="Normal Table"/>
+    <w:uiPriority w:val="99"/>
+    <w:semiHidden/>
+    <w:unhideWhenUsed/>
+    <w:tblPr>
+      <w:tblInd w:w="0" w:type="dxa"/>
+      <w:tblCellMar>
+        <w:top w:w="0" w:type="dxa"/>
+        <w:left w:w="108" w:type="dxa"/>
+        <w:bottom w:w="0" w:type="dxa"/>
+        <w:right w:w="108" w:type="dxa"/>
+      </w:tblCellMar>
+    </w:tblPr>
+  </w:style>
+  <w:style w:type="numbering" w:default="1" w:styleId="NoList">
+    <w:name w:val="No List"/>
+    <w:uiPriority w:val="99"/>
+    <w:semiHidden/>
+    <w:unhideWhenUsed/>
+  </w:style>
+  <w:style w:type="table" w:styleId="PlainTable1">
+    <w:name w:val="Plain Table 1"/>
+    <w:basedOn w:val="TableNormal"/>
+    <w:uiPriority w:val="41"/>
+    <w:rsid w:val="004326D3"/>
+    <w:pPr>
+      <w:spacing w:after="0" w:line="240" w:lineRule="auto"/>
+    </w:pPr>
+    <w:rPr>
+      <w:lang w:val="en-AU" w:eastAsia="ja-JP"/>
+    </w:rPr>
+    <w:tblPr>
+      <w:tblStyleRowBandSize w:val="1"/>
+      <w:tblStyleColBandSize w:val="1"/>
+      <w:tblBorders>
+        <w:top w:val="single" w:sz="4" w:space="0" w:color="BFBFBF" w:themeColor="background1" w:themeShade="BF"/>
+        <w:left w:val="single" w:sz="4" w:space="0" w:color="BFBFBF" w:themeColor="background1" w:themeShade="BF"/>
+        <w:bottom w:val="single" w:sz="4" w:space="0" w:color="BFBFBF" w:themeColor="background1" w:themeShade="BF"/>
+        <w:right w:val="single" w:sz="4" w:space="0" w:color="BFBFBF" w:themeColor="background1" w:themeShade="BF"/>
+        <w:insideH w:val="single" w:sz="4" w:space="0" w:color="BFBFBF" w:themeColor="background1" w:themeShade="BF"/>
+        <w:insideV w:val="single" w:sz="4" w:space="0" w:color="BFBFBF" w:themeColor="background1" w:themeShade="BF"/>
+      </w:tblBorders>
+    </w:tblPr>
+    <w:tblStylePr w:type="firstRow">
+      <w:rPr>
+        <w:b/>
+        <w:bCs/>
+      </w:rPr>
+    </w:tblStylePr>
+    <w:tblStylePr w:type="lastRow">
+      <w:rPr>
+        <w:b/>
+        <w:bCs/>
+      </w:rPr>
+      <w:tblPr/>
+      <w:tcPr>
+        <w:tcBorders>
+          <w:top w:val="double" w:sz="4" w:space="0" w:color="BFBFBF" w:themeColor="background1" w:themeShade="BF"/>
+        </w:tcBorders>
+      </w:tcPr>
+    </w:tblStylePr>
+    <w:tblStylePr w:type="firstCol">
+      <w:rPr>
+        <w:b/>
+        <w:bCs/>
+      </w:rPr>
+    </w:tblStylePr>
+    <w:tblStylePr w:type="lastCol">
+      <w:rPr>
+        <w:b/>
+        <w:bCs/>
+      </w:rPr>
+    </w:tblStylePr>
+    <w:tblStylePr w:type="band1Vert">
+      <w:tblPr/>
+      <w:tcPr>
+        <w:shd w:val="clear" w:color="auto" w:fill="F2F2F2" w:themeFill="background1" w:themeFillShade="F2"/>
+      </w:tcPr>
+    </w:tblStylePr>
+    <w:tblStylePr w:type="band1Horz">
+      <w:tblPr/>
+      <w:tcPr>
+        <w:shd w:val="clear" w:color="auto" w:fill="F2F2F2" w:themeFill="background1" w:themeFillShade="F2"/>
+      </w:tcPr>
+    </w:tblStylePr>
+  </w:style>
+  <w:style w:type="paragraph" w:styleId="Header">
+    <w:name w:val="header"/>
+    <w:basedOn w:val="Normal"/>
+    <w:link w:val="HeaderChar"/>
+    <w:uiPriority w:val="99"/>
+    <w:unhideWhenUsed/>
+    <w:rsid w:val="004326D3"/>
+    <w:pPr>
+      <w:tabs>
+        <w:tab w:val="center" w:pos="4513"/>
+        <w:tab w:val="right" w:pos="9026"/>
+      </w:tabs>
+      <w:spacing w:after="0" w:line="240" w:lineRule="auto"/>
+    </w:pPr>
+    <w:rPr>
+      <w:lang w:val="en-AU" w:eastAsia="zh-CN"/>
+    </w:rPr>
+  </w:style>
+  <w:style w:type="character" w:customStyle="1" w:styleId="HeaderChar">
+    <w:name w:val="Header Char"/>
+    <w:basedOn w:val="DefaultParagraphFont"/>
+    <w:link w:val="Header"/>
+    <w:uiPriority w:val="99"/>
+    <w:rsid w:val="004326D3"/>
+    <w:rPr>
+      <w:lang w:val="en-AU" w:eastAsia="zh-CN"/>
+    </w:rPr>
+  </w:style>
+  <w:style w:type="table" w:styleId="TableGrid">
+    <w:name w:val="Table Grid"/>
+    <w:basedOn w:val="TableNormal"/>
+    <w:uiPriority w:val="39"/>
+    <w:rsid w:val="004326D3"/>
+    <w:pPr>
+      <w:spacing w:after="0" w:line="240" w:lineRule="auto"/>
+    </w:pPr>
+    <w:rPr>
+      <w:lang w:val="en-AU" w:eastAsia="ja-JP"/>
+    </w:rPr>
+    <w:tblPr>
+      <w:tblBorders>
+        <w:top w:val="single" w:sz="4" w:space="0" w:color="auto"/>
+        <w:left w:val="single" w:sz="4" w:space="0" w:color="auto"/>
+        <w:bottom w:val="single" w:sz="4" w:space="0" w:color="auto"/>
+        <w:right w:val="single" w:sz="4" w:space="0" w:color="auto"/>
+        <w:insideH w:val="single" w:sz="4" w:space="0" w:color="auto"/>
+        <w:insideV w:val="single" w:sz="4" w:space="0" w:color="auto"/>
+      </w:tblBorders>
+    </w:tblPr>
+  </w:style>
+  <w:style w:type="character" w:customStyle="1" w:styleId="Heading2Char">
+    <w:name w:val="Heading 2 Char"/>
+    <w:basedOn w:val="DefaultParagraphFont"/>
+    <w:link w:val="Heading2"/>
+    <w:uiPriority w:val="9"/>
+    <w:rsid w:val="004326D3"/>
+    <w:rPr>
+      <w:rFonts w:asciiTheme="majorHAnsi" w:eastAsiaTheme="majorEastAsia" w:hAnsiTheme="majorHAnsi" w:cstheme="majorBidi"/>
+      <w:color w:val="0F4761" w:themeColor="accent1" w:themeShade="BF"/>
+      <w:sz w:val="26"/>
+      <w:szCs w:val="26"/>
+    </w:rPr>
+  </w:style>
+</w:styles>
+</file>
+
+<file path=word/glossary/document.xml><?xml version="1.0" encoding="utf-8"?>
+<w:glossaryDocument xmlns:wpc="http://schemas.microsoft.com/office/word/2010/wordprocessingCanvas" xmlns:cx="http://schemas.microsoft.com/office/drawing/2014/chartex" xmlns:cx1="http://schemas.microsoft.com/office/drawing/2015/9/8/chartex" xmlns:cx2="http://schemas.microsoft.com/office/drawing/2015/10/21/chartex" xmlns:cx3="http://schemas.microsoft.com/office/drawing/2016/5/9/chartex" xmlns:cx4="http://schemas.microsoft.com/office/drawing/2016/5/10/chartex" xmlns:cx5="http://schemas.microsoft.com/office/drawing/2016/5/11/chartex" xmlns:cx6="http://schemas.microsoft.com/office/drawing/2016/5/12/chartex" xmlns:cx7="http://schemas.microsoft.com/office/drawing/2016/5/13/chartex" xmlns:cx8="http://schemas.microsoft.com/office/drawing/2016/5/14/chartex" xmlns:mc="http://schemas.openxmlformats.org/markup-compatibility/2006" xmlns:aink="http://schemas.microsoft.com/office/drawing/2016/ink" xmlns:am3d="http://schemas.microsoft.com/office/drawing/2017/model3d" xmlns:o="urn:schemas-microsoft-com:office:office" xmlns:oel="http://schemas.microsoft.com/office/2019/extlst" xmlns:r="http://schemas.openxmlformats.org/officeDocument/2006/relationships" xmlns:m="http://schemas.openxmlformats.org/officeDocument/2006/math" xmlns:v="urn:schemas-microsoft-com:vml" xmlns:wp14="http://schemas.microsoft.com/office/word/2010/wordprocessingDrawing" xmlns:wp="http://schemas.openxmlformats.org/drawingml/2006/wordprocessingDrawing" xmlns:w10="urn:schemas-microsoft-com:office:word" xmlns:w="http://schemas.openxmlformats.org/wordprocessingml/2006/main" xmlns:w14="http://schemas.microsoft.com/office/word/2010/wordml" xmlns:w15="http://schemas.microsoft.com/office/word/2012/wordml" xmlns:w16cex="http://schemas.microsoft.com/office/word/2018/wordml/cex" xmlns:w16cid="http://schemas.microsoft.com/office/word/2016/wordml/cid" xmlns:w16="http://schemas.microsoft.com/office/word/2018/wordml" xmlns:w16du="http://schemas.microsoft.com/office/word/2023/wordml/word16du" xmlns:w16sdtdh="http://schemas.microsoft.com/office/word/2020/wordml/sdtdatahash" xmlns:w16sdtfl="http://schemas.microsoft.com/office/word/2024/wordml/sdtformatlock" xmlns:w16se="http://schemas.microsoft.com/office/word/2015/wordml/symex" xmlns:wpg="http://schemas.microsoft.com/office/word/2010/wordprocessingGroup" xmlns:wpi="http://schemas.microsoft.com/office/word/2010/wordprocessingInk" xmlns:wne="http://schemas.microsoft.com/office/word/2006/wordml" xmlns:wps="http://schemas.microsoft.com/office/word/2010/wordprocessingShape" mc:Ignorable="w14 w15 w16se w16cid w16 w16cex w16sdtdh w16sdtfl w16du wp14">
+  <w:docParts>
+    <w:docPart>
+      <w:docPartPr>
+        <w:name w:val="BC81F2D8F2F04EF9BC5A3206D7ACD4C5"/>
+        <w:category>
+          <w:name w:val="General"/>
+          <w:gallery w:val="placeholder"/>
+        </w:category>
+        <w:types>
+          <w:type w:val="bbPlcHdr"/>
+        </w:types>
+        <w:behaviors>
+          <w:behavior w:val="content"/>
+        </w:behaviors>
+        <w:guid w:val="{7D021D96-899D-4B45-964F-862F4BE10535}"/>
+      </w:docPartPr>
+      <w:docPartBody>
+        <w:p>
+          <w:pPr>
+            <w:pStyle w:val="BC81F2D8F2F04EF9BC5A3206D7ACD4C5"/>
+          </w:pPr>
+          <w:r>
+            <w:rPr>
+              <w:rStyle w:val="PlaceholderText"/>
+            </w:rPr>
+            <w:t>Click or tap here to enter text.</w:t>
+          </w:r>
+        </w:p>
+      </w:docPartBody>
+    </w:docPart>
+    <w:docPart>
+      <w:docPartPr>
+        <w:name w:val="1A3517F87EE14C1892C3620B9F4937C9"/>
+        <w:category>
+          <w:name w:val="General"/>
+          <w:gallery w:val="placeholder"/>
+        </w:category>
+        <w:types>
+          <w:type w:val="bbPlcHdr"/>
+        </w:types>
+        <w:behaviors>
+          <w:behavior w:val="content"/>
+        </w:behaviors>
+        <w:guid w:val="{54A3782D-33CF-4697-AAFD-BA85EFE46024}"/>
+      </w:docPartPr>
+      <w:docPartBody>
+        <w:p>
+          <w:pPr>
+            <w:pStyle w:val="1A3517F87EE14C1892C3620B9F4937C9"/>
+          </w:pPr>
+          <w:r>
+            <w:rPr>
+              <w:rStyle w:val="PlaceholderText"/>
+            </w:rPr>
+            <w:t>Enter any content that you want to repeat, including other content controls. You can also insert this control around table rows in order to repeat parts of a table.</w:t>
+          </w:r>
+        </w:p>
+      </w:docPartBody>
+    </w:docPart>
+    <w:docPart>
+      <w:docPartPr>
+        <w:name w:val="0A61C94A26544F0F91D54C9BA0CE7293"/>
+        <w:category>
+          <w:name w:val="General"/>
+          <w:gallery w:val="placeholder"/>
+        </w:category>
+        <w:types>
+          <w:type w:val="bbPlcHdr"/>
+        </w:types>
+        <w:behaviors>
+          <w:behavior w:val="content"/>
+        </w:behaviors>
+        <w:guid w:val="{9DCFE913-8581-4045-8C28-5FC0827372D7}"/>
+      </w:docPartPr>
+      <w:docPartBody>
+        <w:p>
+          <w:pPr>
+            <w:pStyle w:val="0A61C94A26544F0F91D54C9BA0CE7293"/>
+          </w:pPr>
+          <w:r>
+            <w:rPr>
+              <w:rStyle w:val="PlaceholderText"/>
+            </w:rPr>
+            <w:t>Click or tap here to enter text.</w:t>
+          </w:r>
+        </w:p>
+      </w:docPartBody>
+    </w:docPart>
+    <w:docPart>
+      <w:docPartPr>
+        <w:name w:val="3E20DE1794404A10B3A81754F7F5A1FC"/>
+        <w:category>
+          <w:name w:val="General"/>
+          <w:gallery w:val="placeholder"/>
+        </w:category>
+        <w:types>
+          <w:type w:val="bbPlcHdr"/>
+        </w:types>
+        <w:behaviors>
+          <w:behavior w:val="content"/>
+        </w:behaviors>
+        <w:guid w:val="{4B7FDA96-5D59-42D8-A3C0-E6844700C058}"/>
+      </w:docPartPr>
+      <w:docPartBody>
+        <w:p>
+          <w:pPr>
+            <w:pStyle w:val="3E20DE1794404A10B3A81754F7F5A1FC"/>
+          </w:pPr>
+          <w:r>
+            <w:rPr>
+              <w:rStyle w:val="PlaceholderText"/>
+            </w:rPr>
+            <w:t>Click or tap here to enter text.</w:t>
+          </w:r>
+        </w:p>
+      </w:docPartBody>
+    </w:docPart>
+    <w:docPart>
+      <w:docPartPr>
+        <w:name w:val="C5F29729BBE442DBBAC21986AB95888A"/>
+        <w:category>
+          <w:name w:val="General"/>
+          <w:gallery w:val="placeholder"/>
+        </w:category>
+        <w:types>
+          <w:type w:val="bbPlcHdr"/>
+        </w:types>
+        <w:behaviors>
+          <w:behavior w:val="content"/>
+        </w:behaviors>
+        <w:guid w:val="{1A3B4A0B-301F-44FA-8E45-642994323A92}"/>
+      </w:docPartPr>
+      <w:docPartBody>
+        <w:p>
+          <w:pPr>
+            <w:pStyle w:val="C5F29729BBE442DBBAC21986AB95888A"/>
+          </w:pPr>
+          <w:r>
+            <w:rPr>
+              <w:rStyle w:val="PlaceholderText"/>
+            </w:rPr>
+            <w:t>Click or tap here to enter text.</w:t>
+          </w:r>
+        </w:p>
+      </w:docPartBody>
+    </w:docPart>
+    <w:docPart>
+      <w:docPartPr>
+        <w:name w:val="DCE35DA3BA3F482E9B53C212DA3CEECE"/>
+        <w:category>
+          <w:name w:val="General"/>
+          <w:gallery w:val="placeholder"/>
+        </w:category>
+        <w:types>
+          <w:type w:val="bbPlcHdr"/>
+        </w:types>
+        <w:behaviors>
+          <w:behavior w:val="content"/>
+        </w:behaviors>
+        <w:guid w:val="{73577A1B-F953-4BA6-AE76-94807E0AF619}"/>
+      </w:docPartPr>
+      <w:docPartBody>
+        <w:p>
+          <w:pPr>
+            <w:pStyle w:val="DCE35DA3BA3F482E9B53C212DA3CEECE"/>
+          </w:pPr>
+          <w:r>
+            <w:rPr>
+              <w:rStyle w:val="PlaceholderText"/>
+            </w:rPr>
+            <w:t>Click or tap here to enter text.</w:t>
+          </w:r>
+        </w:p>
+      </w:docPartBody>
+    </w:docPart>
+  </w:docParts>
+</w:glossaryDocument>
+</file>
+
+<file path=word/glossary/fontTable.xml><?xml version="1.0" encoding="utf-8"?>
+<w:fonts xmlns:mc="http://schemas.openxmlformats.org/markup-compatibility/2006" xmlns:r="http://schemas.openxmlformats.org/officeDocument/2006/relationships" xmlns:w="http://schemas.openxmlformats.org/wordprocessingml/2006/main" xmlns:w14="http://schemas.microsoft.com/office/word/2010/wordml" xmlns:w15="http://schemas.microsoft.com/office/word/2012/wordml" xmlns:w16cex="http://schemas.microsoft.com/office/word/2018/wordml/cex" xmlns:w16cid="http://schemas.microsoft.com/office/word/2016/wordml/cid" xmlns:w16="http://schemas.microsoft.com/office/word/2018/wordml" xmlns:w16du="http://schemas.microsoft.com/office/word/2023/wordml/word16du" xmlns:w16sdtdh="http://schemas.microsoft.com/office/word/2020/wordml/sdtdatahash" xmlns:w16sdtfl="http://schemas.microsoft.com/office/word/2024/wordml/sdtformatlock" xmlns:w16se="http://schemas.microsoft.com/office/word/2015/wordml/symex" mc:Ignorable="w14 w15 w16se w16cid w16 w16cex w16sdtdh w16sdtfl w16du">
+  <w:font w:name="Aptos">
+    <w:charset w:val="00"/>
+    <w:family w:val="swiss"/>
+    <w:pitch w:val="variable"/>
+    <w:sig w:usb0="20000287" w:usb1="00000003" w:usb2="00000000" w:usb3="00000000" w:csb0="0000019F" w:csb1="00000000"/>
+  </w:font>
+  <w:font w:name="Times New Roman">
+    <w:panose1 w:val="02020603050405020304"/>
+    <w:charset w:val="00"/>
+    <w:family w:val="roman"/>
+    <w:pitch w:val="variable"/>
+    <w:sig w:usb0="E0002EFF" w:usb1="C000785B" w:usb2="00000009" w:usb3="00000000" w:csb0="000001FF" w:csb1="00000000"/>
+  </w:font>
+  <w:font w:name="Aptos Display">
+    <w:charset w:val="00"/>
+    <w:family w:val="swiss"/>
+    <w:pitch w:val="variable"/>
+    <w:sig w:usb0="20000287" w:usb1="00000003" w:usb2="00000000" w:usb3="00000000" w:csb0="0000019F" w:csb1="00000000"/>
+  </w:font>
+  <w:font w:name="Segoe UI">
+    <w:panose1 w:val="020B0502040204020203"/>
+    <w:charset w:val="00"/>
+    <w:family w:val="swiss"/>
+    <w:pitch w:val="variable"/>
+    <w:sig w:usb0="E4002EFF" w:usb1="C000E47F" w:usb2="00000009" w:usb3="00000000" w:csb0="000001FF" w:csb1="00000000"/>
+  </w:font>
+  <w:font w:name="Segoe UI Semibold">
+    <w:panose1 w:val="020B0702040204020203"/>
+    <w:charset w:val="00"/>
+    <w:family w:val="swiss"/>
+    <w:pitch w:val="variable"/>
+    <w:sig w:usb0="E4002EFF" w:usb1="C000E47F" w:usb2="00000009" w:usb3="00000000" w:csb0="000001FF" w:csb1="00000000"/>
+  </w:font>
+</w:fonts>
+</file>
+
+<file path=word/glossary/settings.xml><?xml version="1.0" encoding="utf-8"?>
+<w:settings xmlns:mc="http://schemas.openxmlformats.org/markup-compatibility/2006" xmlns:o="urn:schemas-microsoft-com:office:office" xmlns:r="http://schemas.openxmlformats.org/officeDocument/2006/relationships" xmlns:m="http://schemas.openxmlformats.org/officeDocument/2006/math" xmlns:v="urn:schemas-microsoft-com:vml" xmlns:w10="urn:schemas-microsoft-com:office:word" xmlns:w="http://schemas.openxmlformats.org/wordprocessingml/2006/main" xmlns:w14="http://schemas.microsoft.com/office/word/2010/wordml" xmlns:w15="http://schemas.microsoft.com/office/word/2012/wordml" xmlns:w16cex="http://schemas.microsoft.com/office/word/2018/wordml/cex" xmlns:w16cid="http://schemas.microsoft.com/office/word/2016/wordml/cid" xmlns:w16="http://schemas.microsoft.com/office/word/2018/wordml" xmlns:w16du="http://schemas.microsoft.com/office/word/2023/wordml/word16du" xmlns:w16sdtdh="http://schemas.microsoft.com/office/word/2020/wordml/sdtdatahash" xmlns:w16sdtfl="http://schemas.microsoft.com/office/word/2024/wordml/sdtformatlock" xmlns:w16se="http://schemas.microsoft.com/office/word/2015/wordml/symex" xmlns:sl="http://schemas.openxmlformats.org/schemaLibrary/2006/main" mc:Ignorable="w14 w15 w16se w16cid w16 w16cex w16sdtdh w16sdtfl w16du">
+  <w:view w:val="normal"/>
+  <w:defaultTabStop w:val="720"/>
+  <w:characterSpacingControl w:val="doNotCompress"/>
+  <w:compat>
+    <w:useFELayout/>
+    <w:compatSetting w:name="compatibilityMode" w:uri="http://schemas.microsoft.com/office/word" w:val="15"/>
+    <w:compatSetting w:name="overrideTableStyleFontSizeAndJustification" w:uri="http://schemas.microsoft.com/office/word" w:val="1"/>
+    <w:compatSetting w:name="enableOpenTypeFeatures" w:uri="http://schemas.microsoft.com/office/word" w:val="1"/>
+    <w:compatSetting w:name="doNotFlipMirrorIndents" w:uri="http://schemas.microsoft.com/office/word" w:val="1"/>
+    <w:compatSetting w:name="differentiateMultirowTableHeaders" w:uri="http://schemas.microsoft.com/office/word" w:val="1"/>
+    <w:compatSetting w:name="useWord2013TrackBottomHyphenation" w:uri="http://schemas.microsoft.com/office/word" w:val="0"/>
+  </w:compat>
+  <w:rsids>
+    <w:rsidRoot w:val="001874A2"/>
+    <w:rsid w:val="001874A2"/>
+    <w:rsid w:val="007A75D3"/>
+    <w:rsid w:val="00F54A82"/>
+  </w:rsids>
+  <m:mathPr>
+    <m:mathFont m:val="Cambria Math"/>
+    <m:brkBin m:val="before"/>
+    <m:brkBinSub m:val="--"/>
+    <m:smallFrac m:val="0"/>
+    <m:dispDef/>
+    <m:lMargin m:val="0"/>
+    <m:rMargin m:val="0"/>
+    <m:defJc m:val="centerGroup"/>
+    <m:wrapIndent m:val="1440"/>
+    <m:intLim m:val="subSup"/>
+    <m:naryLim m:val="undOvr"/>
+  </m:mathPr>
+  <w:themeFontLang w:val="en-DK"/>
+  <w:clrSchemeMapping w:bg1="light1" w:t1="dark1" w:bg2="light2" w:t2="dark2" w:accent1="accent1" w:accent2="accent2" w:accent3="accent3" w:accent4="accent4" w:accent5="accent5" w:accent6="accent6" w:hyperlink="hyperlink" w:followedHyperlink="followedHyperlink"/>
+  <w:decimalSymbol w:val=","/>
+  <w:listSeparator w:val=","/>
+  <w15:chartTrackingRefBased/>
+</w:settings>
+</file>
+
+<file path=word/glossary/styles.xml><?xml version="1.0" encoding="utf-8"?>
+<w:styles xmlns:mc="http://schemas.openxmlformats.org/markup-compatibility/2006" xmlns:r="http://schemas.openxmlformats.org/officeDocument/2006/relationships" xmlns:w="http://schemas.openxmlformats.org/wordprocessingml/2006/main" xmlns:w14="http://schemas.microsoft.com/office/word/2010/wordml" xmlns:w15="http://schemas.microsoft.com/office/word/2012/wordml" xmlns:w16cex="http://schemas.microsoft.com/office/word/2018/wordml/cex" xmlns:w16cid="http://schemas.microsoft.com/office/word/2016/wordml/cid" xmlns:w16="http://schemas.microsoft.com/office/word/2018/wordml" xmlns:w16du="http://schemas.microsoft.com/office/word/2023/wordml/word16du" xmlns:w16sdtdh="http://schemas.microsoft.com/office/word/2020/wordml/sdtdatahash" xmlns:w16sdtfl="http://schemas.microsoft.com/office/word/2024/wordml/sdtformatlock" xmlns:w16se="http://schemas.microsoft.com/office/word/2015/wordml/symex" mc:Ignorable="w14 w15 w16se w16cid w16 w16cex w16sdtdh w16sdtfl w16du">
+  <w:docDefaults>
+    <w:rPrDefault>
+      <w:rPr>
+        <w:rFonts w:asciiTheme="minorHAnsi" w:eastAsiaTheme="minorEastAsia" w:hAnsiTheme="minorHAnsi" w:cstheme="minorBidi"/>
+        <w:kern w:val="2"/>
+        <w:sz w:val="24"/>
+        <w:szCs w:val="24"/>
+        <w:lang w:val="en-DK" w:eastAsia="en-DK" w:bidi="ar-SA"/>
+        <w14:ligatures w14:val="standardContextual"/>
+      </w:rPr>
+    </w:rPrDefault>
+    <w:pPrDefault>
+      <w:pPr>
+        <w:spacing w:after="160" w:line="278" w:lineRule="auto"/>
+      </w:pPr>
+    </w:pPrDefault>
+  </w:docDefaults>
+  <w:latentStyles w:defLockedState="0" w:defUIPriority="99" w:defSemiHidden="0" w:defUnhideWhenUsed="0" w:defQFormat="0" w:count="376">
+    <w:lsdException w:name="Normal" w:uiPriority="0" w:qFormat="1"/>
+    <w:lsdException w:name="heading 1" w:uiPriority="9" w:qFormat="1"/>
+    <w:lsdException w:name="heading 2" w:semiHidden="1" w:uiPriority="9" w:unhideWhenUsed="1" w:qFormat="1"/>
+    <w:lsdException w:name="heading 3" w:semiHidden="1" w:uiPriority="9" w:unhideWhenUsed="1" w:qFormat="1"/>
+    <w:lsdException w:name="heading 4" w:semiHidden="1" w:uiPriority="9" w:unhideWhenUsed="1" w:qFormat="1"/>
+    <w:lsdException w:name="heading 5" w:semiHidden="1" w:uiPriority="9" w:unhideWhenUsed="1" w:qFormat="1"/>
+    <w:lsdException w:name="heading 6" w:semiHidden="1" w:uiPriority="9" w:unhideWhenUsed="1" w:qFormat="1"/>
+    <w:lsdException w:name="heading 7" w:semiHidden="1" w:uiPriority="9" w:unhideWhenUsed="1" w:qFormat="1"/>
+    <w:lsdException w:name="heading 8" w:semiHidden="1" w:uiPriority="9" w:unhideWhenUsed="1" w:qFormat="1"/>
+    <w:lsdException w:name="heading 9" w:semiHidden="1" w:uiPriority="9" w:unhideWhenUsed="1" w:qFormat="1"/>
+    <w:lsdException w:name="index 1" w:semiHidden="1" w:unhideWhenUsed="1"/>
+    <w:lsdException w:name="index 2" w:semiHidden="1" w:unhideWhenUsed="1"/>
+    <w:lsdException w:name="index 3" w:semiHidden="1" w:unhideWhenUsed="1"/>
+    <w:lsdException w:name="index 4" w:semiHidden="1" w:unhideWhenUsed="1"/>
+    <w:lsdException w:name="index 5" w:semiHidden="1" w:unhideWhenUsed="1"/>
+    <w:lsdException w:name="index 6" w:semiHidden="1" w:unhideWhenUsed="1"/>
+    <w:lsdException w:name="index 7" w:semiHidden="1" w:unhideWhenUsed="1"/>
+    <w:lsdException w:name="index 8" w:semiHidden="1" w:unhideWhenUsed="1"/>
+    <w:lsdException w:name="index 9" w:semiHidden="1" w:unhideWhenUsed="1"/>
+    <w:lsdException w:name="toc 1" w:semiHidden="1" w:uiPriority="39" w:unhideWhenUsed="1"/>
+    <w:lsdException w:name="toc 2" w:semiHidden="1" w:uiPriority="39" w:unhideWhenUsed="1"/>
+    <w:lsdException w:name="toc 3" w:semiHidden="1" w:uiPriority="39" w:unhideWhenUsed="1"/>
+    <w:lsdException w:name="toc 4" w:semiHidden="1" w:uiPriority="39" w:unhideWhenUsed="1"/>
+    <w:lsdException w:name="toc 5" w:semiHidden="1" w:uiPriority="39" w:unhideWhenUsed="1"/>
+    <w:lsdException w:name="toc 6" w:semiHidden="1" w:uiPriority="39" w:unhideWhenUsed="1"/>
+    <w:lsdException w:name="toc 7" w:semiHidden="1" w:uiPriority="39" w:unhideWhenUsed="1"/>
+    <w:lsdException w:name="toc 8" w:semiHidden="1" w:uiPriority="39" w:unhideWhenUsed="1"/>
+    <w:lsdException w:name="toc 9" w:semiHidden="1" w:uiPriority="39" w:unhideWhenUsed="1"/>
+    <w:lsdException w:name="Normal Indent" w:semiHidden="1" w:unhideWhenUsed="1"/>
+    <w:lsdException w:name="footnote text" w:semiHidden="1" w:unhideWhenUsed="1"/>
+    <w:lsdException w:name="annotation text" w:semiHidden="1" w:unhideWhenUsed="1"/>
+    <w:lsdException w:name="header" w:semiHidden="1" w:unhideWhenUsed="1"/>
+    <w:lsdException w:name="footer" w:semiHidden="1" w:unhideWhenUsed="1"/>
+    <w:lsdException w:name="index heading" w:semiHidden="1" w:unhideWhenUsed="1"/>
+    <w:lsdException w:name="caption" w:semiHidden="1" w:uiPriority="35" w:unhideWhenUsed="1" w:qFormat="1"/>
+    <w:lsdException w:name="table of figures" w:semiHidden="1" w:unhideWhenUsed="1"/>
+    <w:lsdException w:name="envelope address" w:semiHidden="1" w:unhideWhenUsed="1"/>
+    <w:lsdException w:name="envelope return" w:semiHidden="1" w:unhideWhenUsed="1"/>
+    <w:lsdException w:name="footnote reference" w:semiHidden="1" w:unhideWhenUsed="1"/>
+    <w:lsdException w:name="annotation reference" w:semiHidden="1" w:unhideWhenUsed="1"/>
+    <w:lsdException w:name="line number" w:semiHidden="1" w:unhideWhenUsed="1"/>
+    <w:lsdException w:name="page number" w:semiHidden="1" w:unhideWhenUsed="1"/>
+    <w:lsdException w:name="endnote reference" w:semiHidden="1" w:unhideWhenUsed="1"/>
+    <w:lsdException w:name="endnote text" w:semiHidden="1" w:unhideWhenUsed="1"/>
+    <w:lsdException w:name="table of authorities" w:semiHidden="1" w:unhideWhenUsed="1"/>
+    <w:lsdException w:name="macro" w:semiHidden="1" w:unhideWhenUsed="1"/>
+    <w:lsdException w:name="toa heading" w:semiHidden="1" w:unhideWhenUsed="1"/>
+    <w:lsdException w:name="List" w:semiHidden="1" w:unhideWhenUsed="1"/>
+    <w:lsdException w:name="List Bullet" w:semiHidden="1" w:unhideWhenUsed="1"/>
+    <w:lsdException w:name="List Number" w:semiHidden="1" w:unhideWhenUsed="1"/>
+    <w:lsdException w:name="List 2" w:semiHidden="1" w:unhideWhenUsed="1"/>
+    <w:lsdException w:name="List 3" w:semiHidden="1" w:unhideWhenUsed="1"/>
+    <w:lsdException w:name="List 4" w:semiHidden="1" w:unhideWhenUsed="1"/>
+    <w:lsdException w:name="List 5" w:semiHidden="1" w:unhideWhenUsed="1"/>
+    <w:lsdException w:name="List Bullet 2" w:semiHidden="1" w:unhideWhenUsed="1"/>
+    <w:lsdException w:name="List Bullet 3" w:semiHidden="1" w:unhideWhenUsed="1"/>
+    <w:lsdException w:name="List Bullet 4" w:semiHidden="1" w:unhideWhenUsed="1"/>
+    <w:lsdException w:name="List Bullet 5" w:semiHidden="1" w:unhideWhenUsed="1"/>
+    <w:lsdException w:name="List Number 2" w:semiHidden="1" w:unhideWhenUsed="1"/>
+    <w:lsdException w:name="List Number 3" w:semiHidden="1" w:unhideWhenUsed="1"/>
+    <w:lsdException w:name="List Number 4" w:semiHidden="1" w:unhideWhenUsed="1"/>
+    <w:lsdException w:name="List Number 5" w:semiHidden="1" w:unhideWhenUsed="1"/>
+    <w:lsdException w:name="Title" w:uiPriority="10" w:qFormat="1"/>
+    <w:lsdException w:name="Closing" w:semiHidden="1" w:unhideWhenUsed="1"/>
+    <w:lsdException w:name="Signature" w:semiHidden="1" w:unhideWhenUsed="1"/>
+    <w:lsdException w:name="Default Paragraph Font" w:semiHidden="1" w:uiPriority="1" w:unhideWhenUsed="1"/>
+    <w:lsdException w:name="Body Text" w:semiHidden="1" w:unhideWhenUsed="1"/>
+    <w:lsdException w:name="Body Text Indent" w:semiHidden="1" w:unhideWhenUsed="1"/>
+    <w:lsdException w:name="List Continue" w:semiHidden="1" w:unhideWhenUsed="1"/>
+    <w:lsdException w:name="List Continue 2" w:semiHidden="1" w:unhideWhenUsed="1"/>
+    <w:lsdException w:name="List Continue 3" w:semiHidden="1" w:unhideWhenUsed="1"/>
+    <w:lsdException w:name="List Continue 4" w:semiHidden="1" w:unhideWhenUsed="1"/>
+    <w:lsdException w:name="List Continue 5" w:semiHidden="1" w:unhideWhenUsed="1"/>
+    <w:lsdException w:name="Message Header" w:semiHidden="1" w:unhideWhenUsed="1"/>
+    <w:lsdException w:name="Subtitle" w:uiPriority="11" w:qFormat="1"/>
+    <w:lsdException w:name="Salutation" w:semiHidden="1" w:unhideWhenUsed="1"/>
+    <w:lsdException w:name="Date" w:semiHidden="1" w:unhideWhenUsed="1"/>
+    <w:lsdException w:name="Body Text First Indent" w:semiHidden="1" w:unhideWhenUsed="1"/>
+    <w:lsdException w:name="Body Text First Indent 2" w:semiHidden="1" w:unhideWhenUsed="1"/>
+    <w:lsdException w:name="Note Heading" w:semiHidden="1" w:unhideWhenUsed="1"/>
+    <w:lsdException w:name="Body Text 2" w:semiHidden="1" w:unhideWhenUsed="1"/>
+    <w:lsdException w:name="Body Text 3" w:semiHidden="1" w:unhideWhenUsed="1"/>
+    <w:lsdException w:name="Body Text Indent 2" w:semiHidden="1" w:unhideWhenUsed="1"/>
+    <w:lsdException w:name="Body Text Indent 3" w:semiHidden="1" w:unhideWhenUsed="1"/>
+    <w:lsdException w:name="Block Text" w:semiHidden="1" w:unhideWhenUsed="1"/>
+    <w:lsdException w:name="Hyperlink" w:semiHidden="1" w:unhideWhenUsed="1"/>
+    <w:lsdException w:name="FollowedHyperlink" w:semiHidden="1" w:unhideWhenUsed="1"/>
+    <w:lsdException w:name="Strong" w:uiPriority="22" w:qFormat="1"/>
+    <w:lsdException w:name="Emphasis" w:uiPriority="20" w:qFormat="1"/>
+    <w:lsdException w:name="Document Map" w:semiHidden="1" w:unhideWhenUsed="1"/>
+    <w:lsdException w:name="Plain Text" w:semiHidden="1" w:unhideWhenUsed="1"/>
+    <w:lsdException w:name="E-mail Signature" w:semiHidden="1" w:unhideWhenUsed="1"/>
+    <w:lsdException w:name="HTML Top of Form" w:semiHidden="1" w:unhideWhenUsed="1"/>
+    <w:lsdException w:name="HTML Bottom of Form" w:semiHidden="1" w:unhideWhenUsed="1"/>
+    <w:lsdException w:name="Normal (Web)" w:semiHidden="1" w:unhideWhenUsed="1"/>
+    <w:lsdException w:name="HTML Acronym" w:semiHidden="1" w:unhideWhenUsed="1"/>
+    <w:lsdException w:name="HTML Address" w:semiHidden="1" w:unhideWhenUsed="1"/>
+    <w:lsdException w:name="HTML Cite" w:semiHidden="1" w:unhideWhenUsed="1"/>
+    <w:lsdException w:name="HTML Code" w:semiHidden="1" w:unhideWhenUsed="1"/>
+    <w:lsdException w:name="HTML Definition" w:semiHidden="1" w:unhideWhenUsed="1"/>
+    <w:lsdException w:name="HTML Keyboard" w:semiHidden="1" w:unhideWhenUsed="1"/>
+    <w:lsdException w:name="HTML Preformatted" w:semiHidden="1" w:unhideWhenUsed="1"/>
+    <w:lsdException w:name="HTML Sample" w:semiHidden="1" w:unhideWhenUsed="1"/>
+    <w:lsdException w:name="HTML Typewriter" w:semiHidden="1" w:unhideWhenUsed="1"/>
+    <w:lsdException w:name="HTML Variable" w:semiHidden="1" w:unhideWhenUsed="1"/>
+    <w:lsdException w:name="Normal Table" w:semiHidden="1" w:unhideWhenUsed="1"/>
+    <w:lsdException w:name="annotation subject" w:semiHidden="1" w:unhideWhenUsed="1"/>
+    <w:lsdException w:name="No List" w:semiHidden="1" w:unhideWhenUsed="1"/>
+    <w:lsdException w:name="Outline List 1" w:semiHidden="1" w:unhideWhenUsed="1"/>
+    <w:lsdException w:name="Outline List 2" w:semiHidden="1" w:unhideWhenUsed="1"/>
+    <w:lsdException w:name="Outline List 3" w:semiHidden="1" w:unhideWhenUsed="1"/>
+    <w:lsdException w:name="Table Simple 1" w:semiHidden="1" w:unhideWhenUsed="1"/>
+    <w:lsdException w:name="Table Simple 2" w:semiHidden="1" w:unhideWhenUsed="1"/>
+    <w:lsdException w:name="Table Simple 3" w:semiHidden="1" w:unhideWhenUsed="1"/>
+    <w:lsdException w:name="Table Classic 1" w:semiHidden="1" w:unhideWhenUsed="1"/>
+    <w:lsdException w:name="Table Classic 2" w:semiHidden="1" w:unhideWhenUsed="1"/>
+    <w:lsdException w:name="Table Classic 3" w:semiHidden="1" w:unhideWhenUsed="1"/>
+    <w:lsdException w:name="Table Classic 4" w:semiHidden="1" w:unhideWhenUsed="1"/>
+    <w:lsdException w:name="Table Colorful 1" w:semiHidden="1" w:unhideWhenUsed="1"/>
+    <w:lsdException w:name="Table Colorful 2" w:semiHidden="1" w:unhideWhenUsed="1"/>
+    <w:lsdException w:name="Table Colorful 3" w:semiHidden="1" w:unhideWhenUsed="1"/>
+    <w:lsdException w:name="Table Columns 1" w:semiHidden="1" w:unhideWhenUsed="1"/>
+    <w:lsdException w:name="Table Columns 2" w:semiHidden="1" w:unhideWhenUsed="1"/>
+    <w:lsdException w:name="Table Columns 3" w:semiHidden="1" w:unhideWhenUsed="1"/>
+    <w:lsdException w:name="Table Columns 4" w:semiHidden="1" w:unhideWhenUsed="1"/>
+    <w:lsdException w:name="Table Columns 5" w:semiHidden="1" w:unhideWhenUsed="1"/>
+    <w:lsdException w:name="Table Grid 1" w:semiHidden="1" w:unhideWhenUsed="1"/>
+    <w:lsdException w:name="Table Grid 2" w:semiHidden="1" w:unhideWhenUsed="1"/>
+    <w:lsdException w:name="Table Grid 3" w:semiHidden="1" w:unhideWhenUsed="1"/>
+    <w:lsdException w:name="Table Grid 4" w:semiHidden="1" w:unhideWhenUsed="1"/>
+    <w:lsdException w:name="Table Grid 5" w:semiHidden="1" w:unhideWhenUsed="1"/>
+    <w:lsdException w:name="Table Grid 6" w:semiHidden="1" w:unhideWhenUsed="1"/>
+    <w:lsdException w:name="Table Grid 7" w:semiHidden="1" w:unhideWhenUsed="1"/>
+    <w:lsdException w:name="Table Grid 8" w:semiHidden="1" w:unhideWhenUsed="1"/>
+    <w:lsdException w:name="Table List 1" w:semiHidden="1" w:unhideWhenUsed="1"/>
+    <w:lsdException w:name="Table List 2" w:semiHidden="1" w:unhideWhenUsed="1"/>
+    <w:lsdException w:name="Table List 3" w:semiHidden="1" w:unhideWhenUsed="1"/>
+    <w:lsdException w:name="Table List 4" w:semiHidden="1" w:unhideWhenUsed="1"/>
+    <w:lsdException w:name="Table List 5" w:semiHidden="1" w:unhideWhenUsed="1"/>
+    <w:lsdException w:name="Table List 6" w:semiHidden="1" w:unhideWhenUsed="1"/>
+    <w:lsdException w:name="Table List 7" w:semiHidden="1" w:unhideWhenUsed="1"/>
+    <w:lsdException w:name="Table List 8" w:semiHidden="1" w:unhideWhenUsed="1"/>
+    <w:lsdException w:name="Table 3D effects 1" w:semiHidden="1" w:unhideWhenUsed="1"/>
+    <w:lsdException w:name="Table 3D effects 2" w:semiHidden="1" w:unhideWhenUsed="1"/>
+    <w:lsdException w:name="Table 3D effects 3" w:semiHidden="1" w:unhideWhenUsed="1"/>
+    <w:lsdException w:name="Table Contemporary" w:semiHidden="1" w:unhideWhenUsed="1"/>
+    <w:lsdException w:name="Table Elegant" w:semiHidden="1" w:unhideWhenUsed="1"/>
+    <w:lsdException w:name="Table Professional" w:semiHidden="1" w:unhideWhenUsed="1"/>
+    <w:lsdException w:name="Table Subtle 1" w:semiHidden="1" w:unhideWhenUsed="1"/>
+    <w:lsdException w:name="Table Subtle 2" w:semiHidden="1" w:unhideWhenUsed="1"/>
+    <w:lsdException w:name="Table Web 1" w:semiHidden="1" w:unhideWhenUsed="1"/>
+    <w:lsdException w:name="Table Web 2" w:semiHidden="1" w:unhideWhenUsed="1"/>
+    <w:lsdException w:name="Table Web 3" w:semiHidden="1" w:unhideWhenUsed="1"/>
+    <w:lsdException w:name="Balloon Text" w:semiHidden="1" w:unhideWhenUsed="1"/>
+    <w:lsdException w:name="Table Grid" w:uiPriority="39"/>
+    <w:lsdException w:name="Table Theme" w:semiHidden="1" w:unhideWhenUsed="1"/>
+    <w:lsdException w:name="Placeholder Text" w:semiHidden="1"/>
+    <w:lsdException w:name="No Spacing" w:uiPriority="1" w:qFormat="1"/>
+    <w:lsdException w:name="Light Shading" w:uiPriority="60"/>
+    <w:lsdException w:name="Light List" w:uiPriority="61"/>
+    <w:lsdException w:name="Light Grid" w:uiPriority="62"/>
+    <w:lsdException w:name="Medium Shading 1" w:uiPriority="63"/>
+    <w:lsdException w:name="Medium Shading 2" w:uiPriority="64"/>
+    <w:lsdException w:name="Medium List 1" w:uiPriority="65"/>
+    <w:lsdException w:name="Medium List 2" w:uiPriority="66"/>
+    <w:lsdException w:name="Medium Grid 1" w:uiPriority="67"/>
+    <w:lsdException w:name="Medium Grid 2" w:uiPriority="68"/>
+    <w:lsdException w:name="Medium Grid 3" w:uiPriority="69"/>
+    <w:lsdException w:name="Dark List" w:uiPriority="70"/>
+    <w:lsdException w:name="Colorful Shading" w:uiPriority="71"/>
+    <w:lsdException w:name="Colorful List" w:uiPriority="72"/>
+    <w:lsdException w:name="Colorful Grid" w:uiPriority="73"/>
+    <w:lsdException w:name="Light Shading Accent 1" w:uiPriority="60"/>
+    <w:lsdException w:name="Light List Accent 1" w:uiPriority="61"/>
+    <w:lsdException w:name="Light Grid Accent 1" w:uiPriority="62"/>
+    <w:lsdException w:name="Medium Shading 1 Accent 1" w:uiPriority="63"/>
+    <w:lsdException w:name="Medium Shading 2 Accent 1" w:uiPriority="64"/>
+    <w:lsdException w:name="Medium List 1 Accent 1" w:uiPriority="65"/>
+    <w:lsdException w:name="Revision" w:semiHidden="1"/>
+    <w:lsdException w:name="List Paragraph" w:uiPriority="34" w:qFormat="1"/>
+    <w:lsdException w:name="Quote" w:uiPriority="29" w:qFormat="1"/>
+    <w:lsdException w:name="Intense Quote" w:uiPriority="30" w:qFormat="1"/>
+    <w:lsdException w:name="Medium List 2 Accent 1" w:uiPriority="66"/>
+    <w:lsdException w:name="Medium Grid 1 Accent 1" w:uiPriority="67"/>
+    <w:lsdException w:name="Medium Grid 2 Accent 1" w:uiPriority="68"/>
+    <w:lsdException w:name="Medium Grid 3 Accent 1" w:uiPriority="69"/>
+    <w:lsdException w:name="Dark List Accent 1" w:uiPriority="70"/>
+    <w:lsdException w:name="Colorful Shading Accent 1" w:uiPriority="71"/>
+    <w:lsdException w:name="Colorful List Accent 1" w:uiPriority="72"/>
+    <w:lsdException w:name="Colorful Grid Accent 1" w:uiPriority="73"/>
+    <w:lsdException w:name="Light Shading Accent 2" w:uiPriority="60"/>
+    <w:lsdException w:name="Light List Accent 2" w:uiPriority="61"/>
+    <w:lsdException w:name="Light Grid Accent 2" w:uiPriority="62"/>
+    <w:lsdException w:name="Medium Shading 1 Accent 2" w:uiPriority="63"/>
+    <w:lsdException w:name="Medium Shading 2 Accent 2" w:uiPriority="64"/>
+    <w:lsdException w:name="Medium List 1 Accent 2" w:uiPriority="65"/>
+    <w:lsdException w:name="Medium List 2 Accent 2" w:uiPriority="66"/>
+    <w:lsdException w:name="Medium Grid 1 Accent 2" w:uiPriority="67"/>
+    <w:lsdException w:name="Medium Grid 2 Accent 2" w:uiPriority="68"/>
+    <w:lsdException w:name="Medium Grid 3 Accent 2" w:uiPriority="69"/>
+    <w:lsdException w:name="Dark List Accent 2" w:uiPriority="70"/>
+    <w:lsdException w:name="Colorful Shading Accent 2" w:uiPriority="71"/>
+    <w:lsdException w:name="Colorful List Accent 2" w:uiPriority="72"/>
+    <w:lsdException w:name="Colorful Grid Accent 2" w:uiPriority="73"/>
+    <w:lsdException w:name="Light Shading Accent 3" w:uiPriority="60"/>
+    <w:lsdException w:name="Light List Accent 3" w:uiPriority="61"/>
+    <w:lsdException w:name="Light Grid Accent 3" w:uiPriority="62"/>
+    <w:lsdException w:name="Medium Shading 1 Accent 3" w:uiPriority="63"/>
+    <w:lsdException w:name="Medium Shading 2 Accent 3" w:uiPriority="64"/>
+    <w:lsdException w:name="Medium List 1 Accent 3" w:uiPriority="65"/>
+    <w:lsdException w:name="Medium List 2 Accent 3" w:uiPriority="66"/>
+    <w:lsdException w:name="Medium Grid 1 Accent 3" w:uiPriority="67"/>
+    <w:lsdException w:name="Medium Grid 2 Accent 3" w:uiPriority="68"/>
+    <w:lsdException w:name="Medium Grid 3 Accent 3" w:uiPriority="69"/>
+    <w:lsdException w:name="Dark List Accent 3" w:uiPriority="70"/>
+    <w:lsdException w:name="Colorful Shading Accent 3" w:uiPriority="71"/>
+    <w:lsdException w:name="Colorful List Accent 3" w:uiPriority="72"/>
+    <w:lsdException w:name="Colorful Grid Accent 3" w:uiPriority="73"/>
+    <w:lsdException w:name="Light Shading Accent 4" w:uiPriority="60"/>
+    <w:lsdException w:name="Light List Accent 4" w:uiPriority="61"/>
+    <w:lsdException w:name="Light Grid Accent 4" w:uiPriority="62"/>
+    <w:lsdException w:name="Medium Shading 1 Accent 4" w:uiPriority="63"/>
+    <w:lsdException w:name="Medium Shading 2 Accent 4" w:uiPriority="64"/>
+    <w:lsdException w:name="Medium List 1 Accent 4" w:uiPriority="65"/>
+    <w:lsdException w:name="Medium List 2 Accent 4" w:uiPriority="66"/>
+    <w:lsdException w:name="Medium Grid 1 Accent 4" w:uiPriority="67"/>
+    <w:lsdException w:name="Medium Grid 2 Accent 4" w:uiPriority="68"/>
+    <w:lsdException w:name="Medium Grid 3 Accent 4" w:uiPriority="69"/>
+    <w:lsdException w:name="Dark List Accent 4" w:uiPriority="70"/>
+    <w:lsdException w:name="Colorful Shading Accent 4" w:uiPriority="71"/>
+    <w:lsdException w:name="Colorful List Accent 4" w:uiPriority="72"/>
+    <w:lsdException w:name="Colorful Grid Accent 4" w:uiPriority="73"/>
+    <w:lsdException w:name="Light Shading Accent 5" w:uiPriority="60"/>
+    <w:lsdException w:name="Light List Accent 5" w:uiPriority="61"/>
+    <w:lsdException w:name="Light Grid Accent 5" w:uiPriority="62"/>
+    <w:lsdException w:name="Medium Shading 1 Accent 5" w:uiPriority="63"/>
+    <w:lsdException w:name="Medium Shading 2 Accent 5" w:uiPriority="64"/>
+    <w:lsdException w:name="Medium List 1 Accent 5" w:uiPriority="65"/>
+    <w:lsdException w:name="Medium List 2 Accent 5" w:uiPriority="66"/>
+    <w:lsdException w:name="Medium Grid 1 Accent 5" w:uiPriority="67"/>
+    <w:lsdException w:name="Medium Grid 2 Accent 5" w:uiPriority="68"/>
+    <w:lsdException w:name="Medium Grid 3 Accent 5" w:uiPriority="69"/>
+    <w:lsdException w:name="Dark List Accent 5" w:uiPriority="70"/>
+    <w:lsdException w:name="Colorful Shading Accent 5" w:uiPriority="71"/>
+    <w:lsdException w:name="Colorful List Accent 5" w:uiPriority="72"/>
+    <w:lsdException w:name="Colorful Grid Accent 5" w:uiPriority="73"/>
+    <w:lsdException w:name="Light Shading Accent 6" w:uiPriority="60"/>
+    <w:lsdException w:name="Light List Accent 6" w:uiPriority="61"/>
+    <w:lsdException w:name="Light Grid Accent 6" w:uiPriority="62"/>
+    <w:lsdException w:name="Medium Shading 1 Accent 6" w:uiPriority="63"/>
+    <w:lsdException w:name="Medium Shading 2 Accent 6" w:uiPriority="64"/>
+    <w:lsdException w:name="Medium List 1 Accent 6" w:uiPriority="65"/>
+    <w:lsdException w:name="Medium List 2 Accent 6" w:uiPriority="66"/>
+    <w:lsdException w:name="Medium Grid 1 Accent 6" w:uiPriority="67"/>
+    <w:lsdException w:name="Medium Grid 2 Accent 6" w:uiPriority="68"/>
+    <w:lsdException w:name="Medium Grid 3 Accent 6" w:uiPriority="69"/>
+    <w:lsdException w:name="Dark List Accent 6" w:uiPriority="70"/>
+    <w:lsdException w:name="Colorful Shading Accent 6" w:uiPriority="71"/>
+    <w:lsdException w:name="Colorful List Accent 6" w:uiPriority="72"/>
+    <w:lsdException w:name="Colorful Grid Accent 6" w:uiPriority="73"/>
+    <w:lsdException w:name="Subtle Emphasis" w:uiPriority="19" w:qFormat="1"/>
+    <w:lsdException w:name="Intense Emphasis" w:uiPriority="21" w:qFormat="1"/>
+    <w:lsdException w:name="Subtle Reference" w:uiPriority="31" w:qFormat="1"/>
+    <w:lsdException w:name="Intense Reference" w:uiPriority="32" w:qFormat="1"/>
+    <w:lsdException w:name="Book Title" w:uiPriority="33" w:qFormat="1"/>
+    <w:lsdException w:name="Bibliography" w:semiHidden="1" w:uiPriority="37" w:unhideWhenUsed="1"/>
+    <w:lsdException w:name="TOC Heading" w:semiHidden="1" w:uiPriority="39" w:unhideWhenUsed="1" w:qFormat="1"/>
+    <w:lsdException w:name="Plain Table 1" w:uiPriority="41"/>
+    <w:lsdException w:name="Plain Table 2" w:uiPriority="42"/>
+    <w:lsdException w:name="Plain Table 3" w:uiPriority="43"/>
+    <w:lsdException w:name="Plain Table 4" w:uiPriority="44"/>
+    <w:lsdException w:name="Plain Table 5" w:uiPriority="45"/>
+    <w:lsdException w:name="Grid Table Light" w:uiPriority="40"/>
+    <w:lsdException w:name="Grid Table 1 Light" w:uiPriority="46"/>
+    <w:lsdException w:name="Grid Table 2" w:uiPriority="47"/>
+    <w:lsdException w:name="Grid Table 3" w:uiPriority="48"/>
+    <w:lsdException w:name="Grid Table 4" w:uiPriority="49"/>
+    <w:lsdException w:name="Grid Table 5 Dark" w:uiPriority="50"/>
+    <w:lsdException w:name="Grid Table 6 Colorful" w:uiPriority="51"/>
+    <w:lsdException w:name="Grid Table 7 Colorful" w:uiPriority="52"/>
+    <w:lsdException w:name="Grid Table 1 Light Accent 1" w:uiPriority="46"/>
+    <w:lsdException w:name="Grid Table 2 Accent 1" w:uiPriority="47"/>
+    <w:lsdException w:name="Grid Table 3 Accent 1" w:uiPriority="48"/>
+    <w:lsdException w:name="Grid Table 4 Accent 1" w:uiPriority="49"/>
+    <w:lsdException w:name="Grid Table 5 Dark Accent 1" w:uiPriority="50"/>
+    <w:lsdException w:name="Grid Table 6 Colorful Accent 1" w:uiPriority="51"/>
+    <w:lsdException w:name="Grid Table 7 Colorful Accent 1" w:uiPriority="52"/>
+    <w:lsdException w:name="Grid Table 1 Light Accent 2" w:uiPriority="46"/>
+    <w:lsdException w:name="Grid Table 2 Accent 2" w:uiPriority="47"/>
+    <w:lsdException w:name="Grid Table 3 Accent 2" w:uiPriority="48"/>
+    <w:lsdException w:name="Grid Table 4 Accent 2" w:uiPriority="49"/>
+    <w:lsdException w:name="Grid Table 5 Dark Accent 2" w:uiPriority="50"/>
+    <w:lsdException w:name="Grid Table 6 Colorful Accent 2" w:uiPriority="51"/>
+    <w:lsdException w:name="Grid Table 7 Colorful Accent 2" w:uiPriority="52"/>
+    <w:lsdException w:name="Grid Table 1 Light Accent 3" w:uiPriority="46"/>
+    <w:lsdException w:name="Grid Table 2 Accent 3" w:uiPriority="47"/>
+    <w:lsdException w:name="Grid Table 3 Accent 3" w:uiPriority="48"/>
+    <w:lsdException w:name="Grid Table 4 Accent 3" w:uiPriority="49"/>
+    <w:lsdException w:name="Grid Table 5 Dark Accent 3" w:uiPriority="50"/>
+    <w:lsdException w:name="Grid Table 6 Colorful Accent 3" w:uiPriority="51"/>
+    <w:lsdException w:name="Grid Table 7 Colorful Accent 3" w:uiPriority="52"/>
+    <w:lsdException w:name="Grid Table 1 Light Accent 4" w:uiPriority="46"/>
+    <w:lsdException w:name="Grid Table 2 Accent 4" w:uiPriority="47"/>
+    <w:lsdException w:name="Grid Table 3 Accent 4" w:uiPriority="48"/>
+    <w:lsdException w:name="Grid Table 4 Accent 4" w:uiPriority="49"/>
+    <w:lsdException w:name="Grid Table 5 Dark Accent 4" w:uiPriority="50"/>
+    <w:lsdException w:name="Grid Table 6 Colorful Accent 4" w:uiPriority="51"/>
+    <w:lsdException w:name="Grid Table 7 Colorful Accent 4" w:uiPriority="52"/>
+    <w:lsdException w:name="Grid Table 1 Light Accent 5" w:uiPriority="46"/>
+    <w:lsdException w:name="Grid Table 2 Accent 5" w:uiPriority="47"/>
+    <w:lsdException w:name="Grid Table 3 Accent 5" w:uiPriority="48"/>
+    <w:lsdException w:name="Grid Table 4 Accent 5" w:uiPriority="49"/>
+    <w:lsdException w:name="Grid Table 5 Dark Accent 5" w:uiPriority="50"/>
+    <w:lsdException w:name="Grid Table 6 Colorful Accent 5" w:uiPriority="51"/>
+    <w:lsdException w:name="Grid Table 7 Colorful Accent 5" w:uiPriority="52"/>
+    <w:lsdException w:name="Grid Table 1 Light Accent 6" w:uiPriority="46"/>
+    <w:lsdException w:name="Grid Table 2 Accent 6" w:uiPriority="47"/>
+    <w:lsdException w:name="Grid Table 3 Accent 6" w:uiPriority="48"/>
+    <w:lsdException w:name="Grid Table 4 Accent 6" w:uiPriority="49"/>
+    <w:lsdException w:name="Grid Table 5 Dark Accent 6" w:uiPriority="50"/>
+    <w:lsdException w:name="Grid Table 6 Colorful Accent 6" w:uiPriority="51"/>
+    <w:lsdException w:name="Grid Table 7 Colorful Accent 6" w:uiPriority="52"/>
+    <w:lsdException w:name="List Table 1 Light" w:uiPriority="46"/>
+    <w:lsdException w:name="List Table 2" w:uiPriority="47"/>
+    <w:lsdException w:name="List Table 3" w:uiPriority="48"/>
+    <w:lsdException w:name="List Table 4" w:uiPriority="49"/>
+    <w:lsdException w:name="List Table 5 Dark" w:uiPriority="50"/>
+    <w:lsdException w:name="List Table 6 Colorful" w:uiPriority="51"/>
+    <w:lsdException w:name="List Table 7 Colorful" w:uiPriority="52"/>
+    <w:lsdException w:name="List Table 1 Light Accent 1" w:uiPriority="46"/>
+    <w:lsdException w:name="List Table 2 Accent 1" w:uiPriority="47"/>
+    <w:lsdException w:name="List Table 3 Accent 1" w:uiPriority="48"/>
+    <w:lsdException w:name="List Table 4 Accent 1" w:uiPriority="49"/>
+    <w:lsdException w:name="List Table 5 Dark Accent 1" w:uiPriority="50"/>
+    <w:lsdException w:name="List Table 6 Colorful Accent 1" w:uiPriority="51"/>
+    <w:lsdException w:name="List Table 7 Colorful Accent 1" w:uiPriority="52"/>
+    <w:lsdException w:name="List Table 1 Light Accent 2" w:uiPriority="46"/>
+    <w:lsdException w:name="List Table 2 Accent 2" w:uiPriority="47"/>
+    <w:lsdException w:name="List Table 3 Accent 2" w:uiPriority="48"/>
+    <w:lsdException w:name="List Table 4 Accent 2" w:uiPriority="49"/>
+    <w:lsdException w:name="List Table 5 Dark Accent 2" w:uiPriority="50"/>
+    <w:lsdException w:name="List Table 6 Colorful Accent 2" w:uiPriority="51"/>
+    <w:lsdException w:name="List Table 7 Colorful Accent 2" w:uiPriority="52"/>
+    <w:lsdException w:name="List Table 1 Light Accent 3" w:uiPriority="46"/>
+    <w:lsdException w:name="List Table 2 Accent 3" w:uiPriority="47"/>
+    <w:lsdException w:name="List Table 3 Accent 3" w:uiPriority="48"/>
+    <w:lsdException w:name="List Table 4 Accent 3" w:uiPriority="49"/>
+    <w:lsdException w:name="List Table 5 Dark Accent 3" w:uiPriority="50"/>
+    <w:lsdException w:name="List Table 6 Colorful Accent 3" w:uiPriority="51"/>
+    <w:lsdException w:name="List Table 7 Colorful Accent 3" w:uiPriority="52"/>
+    <w:lsdException w:name="List Table 1 Light Accent 4" w:uiPriority="46"/>
+    <w:lsdException w:name="List Table 2 Accent 4" w:uiPriority="47"/>
+    <w:lsdException w:name="List Table 3 Accent 4" w:uiPriority="48"/>
+    <w:lsdException w:name="List Table 4 Accent 4" w:uiPriority="49"/>
+    <w:lsdException w:name="List Table 5 Dark Accent 4" w:uiPriority="50"/>
+    <w:lsdException w:name="List Table 6 Colorful Accent 4" w:uiPriority="51"/>
+    <w:lsdException w:name="List Table 7 Colorful Accent 4" w:uiPriority="52"/>
+    <w:lsdException w:name="List Table 1 Light Accent 5" w:uiPriority="46"/>
+    <w:lsdException w:name="List Table 2 Accent 5" w:uiPriority="47"/>
+    <w:lsdException w:name="List Table 3 Accent 5" w:uiPriority="48"/>
+    <w:lsdException w:name="List Table 4 Accent 5" w:uiPriority="49"/>
+    <w:lsdException w:name="List Table 5 Dark Accent 5" w:uiPriority="50"/>
+    <w:lsdException w:name="List Table 6 Colorful Accent 5" w:uiPriority="51"/>
+    <w:lsdException w:name="List Table 7 Colorful Accent 5" w:uiPriority="52"/>
+    <w:lsdException w:name="List Table 1 Light Accent 6" w:uiPriority="46"/>
+    <w:lsdException w:name="List Table 2 Accent 6" w:uiPriority="47"/>
+    <w:lsdException w:name="List Table 3 Accent 6" w:uiPriority="48"/>
+    <w:lsdException w:name="List Table 4 Accent 6" w:uiPriority="49"/>
+    <w:lsdException w:name="List Table 5 Dark Accent 6" w:uiPriority="50"/>
+    <w:lsdException w:name="List Table 6 Colorful Accent 6" w:uiPriority="51"/>
+    <w:lsdException w:name="List Table 7 Colorful Accent 6" w:uiPriority="52"/>
+    <w:lsdException w:name="Mention" w:semiHidden="1" w:unhideWhenUsed="1"/>
+    <w:lsdException w:name="Smart Hyperlink" w:semiHidden="1" w:unhideWhenUsed="1"/>
+    <w:lsdException w:name="Hashtag" w:semiHidden="1" w:unhideWhenUsed="1"/>
+    <w:lsdException w:name="Unresolved Mention" w:semiHidden="1" w:unhideWhenUsed="1"/>
+    <w:lsdException w:name="Smart Link" w:semiHidden="1" w:unhideWhenUsed="1"/>
+  </w:latentStyles>
+  <w:style w:type="paragraph" w:default="1" w:styleId="Normal">
+    <w:name w:val="Normal"/>
+    <w:qFormat/>
+  </w:style>
+  <w:style w:type="character" w:default="1" w:styleId="DefaultParagraphFont">
+    <w:name w:val="Default Paragraph Font"/>
+    <w:uiPriority w:val="1"/>
+    <w:semiHidden/>
+    <w:unhideWhenUsed/>
+  </w:style>
+  <w:style w:type="table" w:default="1" w:styleId="TableNormal">
+    <w:name w:val="Normal Table"/>
+    <w:uiPriority w:val="99"/>
+    <w:semiHidden/>
+    <w:unhideWhenUsed/>
+    <w:tblPr>
+      <w:tblInd w:w="0" w:type="dxa"/>
+      <w:tblCellMar>
+        <w:top w:w="0" w:type="dxa"/>
+        <w:left w:w="108" w:type="dxa"/>
+        <w:bottom w:w="0" w:type="dxa"/>
+        <w:right w:w="108" w:type="dxa"/>
+      </w:tblCellMar>
+    </w:tblPr>
+  </w:style>
+  <w:style w:type="numbering" w:default="1" w:styleId="NoList">
+    <w:name w:val="No List"/>
+    <w:uiPriority w:val="99"/>
+    <w:semiHidden/>
+    <w:unhideWhenUsed/>
+  </w:style>
+  <w:style w:type="character" w:styleId="PlaceholderText">
+    <w:name w:val="Placeholder Text"/>
+    <w:basedOn w:val="DefaultParagraphFont"/>
+    <w:uiPriority w:val="99"/>
+    <w:semiHidden/>
+    <w:rsid w:val="001874A2"/>
+    <w:rPr>
+      <w:color w:val="666666"/>
+    </w:rPr>
+  </w:style>
+  <w:style w:type="paragraph" w:customStyle="1" w:styleId="E2DF63FAC2054C678BE9DE433C0ECABF">
+    <w:name w:val="E2DF63FAC2054C678BE9DE433C0ECABF"/>
+    <w:rsid w:val="001874A2"/>
+  </w:style>
+  <w:style w:type="paragraph" w:customStyle="1" w:styleId="C3CA4D7A7D4E4742BA2C0545A55D0B44">
+    <w:name w:val="C3CA4D7A7D4E4742BA2C0545A55D0B44"/>
+    <w:rsid w:val="001874A2"/>
+  </w:style>
+  <w:style w:type="paragraph" w:customStyle="1" w:styleId="6B81E16BA4D6432F8A062D2E5AE575E3">
+    <w:name w:val="6B81E16BA4D6432F8A062D2E5AE575E3"/>
+    <w:rsid w:val="001874A2"/>
+  </w:style>
+  <w:style w:type="paragraph" w:customStyle="1" w:styleId="1A2F62B3927448E487BA035E0031FBAD">
+    <w:name w:val="1A2F62B3927448E487BA035E0031FBAD"/>
+    <w:rsid w:val="001874A2"/>
+  </w:style>
+  <w:style w:type="paragraph" w:customStyle="1" w:styleId="BC81F2D8F2F04EF9BC5A3206D7ACD4C5">
+    <w:name w:val="BC81F2D8F2F04EF9BC5A3206D7ACD4C5"/>
+    <w:rsid w:val="001874A2"/>
+  </w:style>
+  <w:style w:type="paragraph" w:customStyle="1" w:styleId="1A3517F87EE14C1892C3620B9F4937C9">
+    <w:name w:val="1A3517F87EE14C1892C3620B9F4937C9"/>
+    <w:rsid w:val="001874A2"/>
+  </w:style>
+  <w:style w:type="paragraph" w:customStyle="1" w:styleId="0A61C94A26544F0F91D54C9BA0CE7293">
+    <w:name w:val="0A61C94A26544F0F91D54C9BA0CE7293"/>
+    <w:rsid w:val="001874A2"/>
+  </w:style>
+  <w:style w:type="paragraph" w:customStyle="1" w:styleId="3E20DE1794404A10B3A81754F7F5A1FC">
+    <w:name w:val="3E20DE1794404A10B3A81754F7F5A1FC"/>
+    <w:rsid w:val="001874A2"/>
+  </w:style>
+  <w:style w:type="paragraph" w:customStyle="1" w:styleId="C5F29729BBE442DBBAC21986AB95888A">
+    <w:name w:val="C5F29729BBE442DBBAC21986AB95888A"/>
+    <w:rsid w:val="001874A2"/>
+  </w:style>
+  <w:style w:type="paragraph" w:customStyle="1" w:styleId="DCE35DA3BA3F482E9B53C212DA3CEECE">
+    <w:name w:val="DCE35DA3BA3F482E9B53C212DA3CEECE"/>
+    <w:rsid w:val="001874A2"/>
+  </w:style>
+</w:styles>
+</file>
+
+<file path=word/glossary/webSettings.xml><?xml version="1.0" encoding="utf-8"?>
+<w:webSettings xmlns:mc="http://schemas.openxmlformats.org/markup-compatibility/2006" xmlns:r="http://schemas.openxmlformats.org/officeDocument/2006/relationships" xmlns:w="http://schemas.openxmlformats.org/wordprocessingml/2006/main" xmlns:w14="http://schemas.microsoft.com/office/word/2010/wordml" xmlns:w15="http://schemas.microsoft.com/office/word/2012/wordml" xmlns:w16cex="http://schemas.microsoft.com/office/word/2018/wordml/cex" xmlns:w16cid="http://schemas.microsoft.com/office/word/2016/wordml/cid" xmlns:w16="http://schemas.microsoft.com/office/word/2018/wordml" xmlns:w16du="http://schemas.microsoft.com/office/word/2023/wordml/word16du" xmlns:w16sdtdh="http://schemas.microsoft.com/office/word/2020/wordml/sdtdatahash" xmlns:w16sdtfl="http://schemas.microsoft.com/office/word/2024/wordml/sdtformatlock" xmlns:w16se="http://schemas.microsoft.com/office/word/2015/wordml/symex" mc:Ignorable="w14 w15 w16se w16cid w16 w16cex w16sdtdh w16sdtfl w16du">
+  <w:optimizeForBrowser/>
+  <w:allowPNG/>
+</w:webSettings>
+</file>
+
+<file path=word/theme/theme1.xml><?xml version="1.0" encoding="utf-8"?>
+<a:theme xmlns:a="http://schemas.openxmlformats.org/drawingml/2006/main" name="Office Theme">
+  <a:themeElements>
+    <a:clrScheme name="Office">
+      <a:dk1>
+        <a:sysClr val="windowText" lastClr="000000"/>
+      </a:dk1>
+      <a:lt1>
+        <a:sysClr val="window" lastClr="FFFFFF"/>
+      </a:lt1>
+      <a:dk2>
+        <a:srgbClr val="0E2841"/>
+      </a:dk2>
+      <a:lt2>
+        <a:srgbClr val="E8E8E8"/>
+      </a:lt2>
+      <a:accent1>
+        <a:srgbClr val="156082"/>
+      </a:accent1>
+      <a:accent2>
+        <a:srgbClr val="E97132"/>
+      </a:accent2>
+      <a:accent3>
+        <a:srgbClr val="196B24"/>
+      </a:accent3>
+      <a:accent4>
+        <a:srgbClr val="0F9ED5"/>
+      </a:accent4>
+      <a:accent5>
+        <a:srgbClr val="A02B93"/>
+      </a:accent5>
+      <a:accent6>
+        <a:srgbClr val="4EA72E"/>
+      </a:accent6>
+      <a:hlink>
+        <a:srgbClr val="467886"/>
+      </a:hlink>
+      <a:folHlink>
+        <a:srgbClr val="96607D"/>
+      </a:folHlink>
+    </a:clrScheme>
+    <a:fontScheme name="Office">
+      <a:majorFont>
+        <a:latin typeface="Aptos Display" panose="02110004020202020204"/>
+        <a:ea typeface=""/>
+        <a:cs typeface=""/>
+        <a:font script="Jpan" typeface="游ゴシック Light"/>
+        <a:font script="Hang" typeface="맑은 고딕"/>
+        <a:font script="Hans" typeface="等线 Light"/>
+        <a:font script="Hant" typeface="新細明體"/>
+        <a:font script="Arab" typeface="Times New Roman"/>
+        <a:font script="Hebr" typeface="Times New Roman"/>
+        <a:font script="Thai" typeface="Angsana New"/>
+        <a:font script="Ethi" typeface="Nyala"/>
+        <a:font script="Beng" typeface="Vrinda"/>
+        <a:font script="Gujr" typeface="Shruti"/>
+        <a:font script="Khmr" typeface="MoolBoran"/>
+        <a:font script="Knda" typeface="Tunga"/>
+        <a:font script="Guru" typeface="Raavi"/>
+        <a:font script="Cans" typeface="Euphemia"/>
+        <a:font script="Cher" typeface="Plantagenet Cherokee"/>
+        <a:font script="Yiii" typeface="Microsoft Yi Baiti"/>
+        <a:font script="Tibt" typeface="Microsoft Himalaya"/>
+        <a:font script="Thaa" typeface="MV Boli"/>
+        <a:font script="Deva" typeface="Mangal"/>
+        <a:font script="Telu" typeface="Gautami"/>
+        <a:font script="Taml" typeface="Latha"/>
+        <a:font script="Syrc" typeface="Estrangelo Edessa"/>
+        <a:font script="Orya" typeface="Kalinga"/>
+        <a:font script="Mlym" typeface="Kartika"/>
+        <a:font script="Laoo" typeface="DokChampa"/>
+        <a:font script="Sinh" typeface="Iskoola Pota"/>
+        <a:font script="Mong" typeface="Mongolian Baiti"/>
+        <a:font script="Viet" typeface="Times New Roman"/>
+        <a:font script="Uigh" typeface="Microsoft Uighur"/>
+        <a:font script="Geor" typeface="Sylfaen"/>
+        <a:font script="Armn" typeface="Arial"/>
+        <a:font script="Bugi" typeface="Leelawadee UI"/>
+        <a:font script="Bopo" typeface="Microsoft JhengHei"/>
+        <a:font script="Java" typeface="Javanese Text"/>
+        <a:font script="Lisu" typeface="Segoe UI"/>
+        <a:font script="Mymr" typeface="Myanmar Text"/>
+        <a:font script="Nkoo" typeface="Ebrima"/>
+        <a:font script="Olck" typeface="Nirmala UI"/>
+        <a:font script="Osma" typeface="Ebrima"/>
+        <a:font script="Phag" typeface="Phagspa"/>
+        <a:font script="Syrn" typeface="Estrangelo Edessa"/>
+        <a:font script="Syrj" typeface="Estrangelo Edessa"/>
+        <a:font script="Syre" typeface="Estrangelo Edessa"/>
+        <a:font script="Sora" typeface="Nirmala UI"/>
+        <a:font script="Tale" typeface="Microsoft Tai Le"/>
+        <a:font script="Talu" typeface="Microsoft New Tai Lue"/>
+        <a:font script="Tfng" typeface="Ebrima"/>
+      </a:majorFont>
+      <a:minorFont>
+        <a:latin typeface="Aptos" panose="02110004020202020204"/>
+        <a:ea typeface=""/>
+        <a:cs typeface=""/>
+        <a:font script="Jpan" typeface="游明朝"/>
+        <a:font script="Hang" typeface="맑은 고딕"/>
+        <a:font script="Hans" typeface="等线"/>
+        <a:font script="Hant" typeface="新細明體"/>
+        <a:font script="Arab" typeface="Arial"/>
+        <a:font script="Hebr" typeface="Arial"/>
+        <a:font script="Thai" typeface="Cordia New"/>
+        <a:font script="Ethi" typeface="Nyala"/>
+        <a:font script="Beng" typeface="Vrinda"/>
+        <a:font script="Gujr" typeface="Shruti"/>
+        <a:font script="Khmr" typeface="DaunPenh"/>
+        <a:font script="Knda" typeface="Tunga"/>
+        <a:font script="Guru" typeface="Raavi"/>
+        <a:font script="Cans" typeface="Euphemia"/>
+        <a:font script="Cher" typeface="Plantagenet Cherokee"/>
+        <a:font script="Yiii" typeface="Microsoft Yi Baiti"/>
+        <a:font script="Tibt" typeface="Microsoft Himalaya"/>
+        <a:font script="Thaa" typeface="MV Boli"/>
+        <a:font script="Deva" typeface="Mangal"/>
+        <a:font script="Telu" typeface="Gautami"/>
+        <a:font script="Taml" typeface="Latha"/>
+        <a:font script="Syrc" typeface="Estrangelo Edessa"/>
+        <a:font script="Orya" typeface="Kalinga"/>
+        <a:font script="Mlym" typeface="Kartika"/>
+        <a:font script="Laoo" typeface="DokChampa"/>
+        <a:font script="Sinh" typeface="Iskoola Pota"/>
+        <a:font script="Mong" typeface="Mongolian Baiti"/>
+        <a:font script="Viet" typeface="Arial"/>
+        <a:font script="Uigh" typeface="Microsoft Uighur"/>
+        <a:font script="Geor" typeface="Sylfaen"/>
+        <a:font script="Armn" typeface="Arial"/>
+        <a:font script="Bugi" typeface="Leelawadee UI"/>
+        <a:font script="Bopo" typeface="Microsoft JhengHei"/>
+        <a:font script="Java" typeface="Javanese Text"/>
+        <a:font script="Lisu" typeface="Segoe UI"/>
+        <a:font script="Mymr" typeface="Myanmar Text"/>
+        <a:font script="Nkoo" typeface="Ebrima"/>
+        <a:font script="Olck" typeface="Nirmala UI"/>
+        <a:font script="Osma" typeface="Ebrima"/>
+        <a:font script="Phag" typeface="Phagspa"/>
+        <a:font script="Syrn" typeface="Estrangelo Edessa"/>
+        <a:font script="Syrj" typeface="Estrangelo Edessa"/>
+        <a:font script="Syre" typeface="Estrangelo Edessa"/>
+        <a:font script="Sora" typeface="Nirmala UI"/>
+        <a:font script="Tale" typeface="Microsoft Tai Le"/>
+        <a:font script="Talu" typeface="Microsoft New Tai Lue"/>
+        <a:font script="Tfng" typeface="Ebrima"/>
+      </a:minorFont>
+    </a:fontScheme>
+    <a:fmtScheme name="Office">
+      <a:fillStyleLst>
+        <a:solidFill>
+          <a:schemeClr val="phClr"/>
+        </a:solidFill>
+        <a:gradFill rotWithShape="1">
+          <a:gsLst>
+            <a:gs pos="0">
+              <a:schemeClr val="phClr">
+                <a:lumMod val="110000"/>
+                <a:satMod val="105000"/>
+                <a:tint val="67000"/>
+              </a:schemeClr>
+            </a:gs>
+            <a:gs pos="50000">
+              <a:schemeClr val="phClr">
+                <a:lumMod val="105000"/>
+                <a:satMod val="103000"/>
+                <a:tint val="73000"/>
+              </a:schemeClr>
+            </a:gs>
+            <a:gs pos="100000">
+              <a:schemeClr val="phClr">
+                <a:lumMod val="105000"/>
+                <a:satMod val="109000"/>
+                <a:tint val="81000"/>
+              </a:schemeClr>
+            </a:gs>
+          </a:gsLst>
+          <a:lin ang="5400000" scaled="0"/>
+        </a:gradFill>
+        <a:gradFill rotWithShape="1">
+          <a:gsLst>
+            <a:gs pos="0">
+              <a:schemeClr val="phClr">
+                <a:satMod val="103000"/>
+                <a:lumMod val="102000"/>
+                <a:tint val="94000"/>
+              </a:schemeClr>
+            </a:gs>
+            <a:gs pos="50000">
+              <a:schemeClr val="phClr">
+                <a:satMod val="110000"/>
+                <a:lumMod val="100000"/>
+                <a:shade val="100000"/>
+              </a:schemeClr>
+            </a:gs>
+            <a:gs pos="100000">
+              <a:schemeClr val="phClr">
+                <a:lumMod val="99000"/>
+                <a:satMod val="120000"/>
+                <a:shade val="78000"/>
+              </a:schemeClr>
+            </a:gs>
+          </a:gsLst>
+          <a:lin ang="5400000" scaled="0"/>
+        </a:gradFill>
+      </a:fillStyleLst>
+      <a:lnStyleLst>
+        <a:ln w="12700" cap="flat" cmpd="sng" algn="ctr">
+          <a:solidFill>
+            <a:schemeClr val="phClr"/>
+          </a:solidFill>
+          <a:prstDash val="solid"/>
+          <a:miter lim="800000"/>
+        </a:ln>
+        <a:ln w="19050" cap="flat" cmpd="sng" algn="ctr">
+          <a:solidFill>
+            <a:schemeClr val="phClr"/>
+          </a:solidFill>
+          <a:prstDash val="solid"/>
+          <a:miter lim="800000"/>
+        </a:ln>
+        <a:ln w="25400" cap="flat" cmpd="sng" algn="ctr">
+          <a:solidFill>
+            <a:schemeClr val="phClr"/>
+          </a:solidFill>
+          <a:prstDash val="solid"/>
+          <a:miter lim="800000"/>
+        </a:ln>
+      </a:lnStyleLst>
+      <a:effectStyleLst>
+        <a:effectStyle>
+          <a:effectLst/>
+        </a:effectStyle>
+        <a:effectStyle>
+          <a:effectLst/>
+        </a:effectStyle>
+        <a:effectStyle>
+          <a:effectLst>
+            <a:outerShdw blurRad="57150" dist="19050" dir="5400000" algn="ctr" rotWithShape="0">
+              <a:srgbClr val="000000">
+                <a:alpha val="63000"/>
+              </a:srgbClr>
+            </a:outerShdw>
+          </a:effectLst>
+        </a:effectStyle>
+      </a:effectStyleLst>
+      <a:bgFillStyleLst>
+        <a:solidFill>
+          <a:schemeClr val="phClr"/>
+        </a:solidFill>
+        <a:solidFill>
+          <a:schemeClr val="phClr">
+            <a:tint val="95000"/>
+            <a:satMod val="170000"/>
+          </a:schemeClr>
+        </a:solidFill>
+        <a:gradFill rotWithShape="1">
+          <a:gsLst>
+            <a:gs pos="0">
+              <a:schemeClr val="phClr">
+                <a:tint val="93000"/>
+                <a:satMod val="150000"/>
+                <a:shade val="98000"/>
+                <a:lumMod val="102000"/>
+              </a:schemeClr>
+            </a:gs>
+            <a:gs pos="50000">
+              <a:schemeClr val="phClr">
+                <a:tint val="98000"/>
+                <a:satMod val="130000"/>
+                <a:shade val="90000"/>
+                <a:lumMod val="103000"/>
+              </a:schemeClr>
+            </a:gs>
+            <a:gs pos="100000">
+              <a:schemeClr val="phClr">
+                <a:shade val="63000"/>
+                <a:satMod val="120000"/>
+              </a:schemeClr>
+            </a:gs>
+          </a:gsLst>
+          <a:lin ang="5400000" scaled="0"/>
+        </a:gradFill>
+      </a:bgFillStyleLst>
+    </a:fmtScheme>
+  </a:themeElements>
+  <a:objectDefaults>
+    <a:lnDef>
+      <a:spPr/>
+      <a:bodyPr/>
+      <a:lstStyle/>
+      <a:style>
+        <a:lnRef idx="2">
+          <a:schemeClr val="accent1"/>
+        </a:lnRef>
+        <a:fillRef idx="0">
+          <a:schemeClr val="accent1"/>
+        </a:fillRef>
+        <a:effectRef idx="1">
+          <a:schemeClr val="accent1"/>
+        </a:effectRef>
+        <a:fontRef idx="minor">
+          <a:schemeClr val="tx1"/>
+        </a:fontRef>
+      </a:style>
+    </a:lnDef>
+  </a:objectDefaults>
+  <a:extraClrSchemeLst/>
+  <a:extLst>
+    <a:ext uri="{05A4C25C-085E-4340-85A3-A5531E510DB2}">
+      <thm15:themeFamily xmlns:thm15="http://schemas.microsoft.com/office/thememl/2012/main" name="Office Theme" id="{2E142A2C-CD16-42D6-873A-C26D2A0506FA}" vid="{1BDDFF52-6CD6-40A5-AB3C-68EB2F1E4D0A}"/>
+    </a:ext>
+  </a:extLst>
+</a:theme>
+</file>
+
+<file path=customXml/item1.xml>��< ? x m l   v e r s i o n = " 1 . 0 "   e n c o d i n g = " u t f - 1 6 " ? >   
  < N a v W o r d R e p o r t X m l P a r t   x m l n s = " u r n : m i c r o s o f t - d y n a m i c s - n a v / r e p o r t s / I n v e n t o r y _ S a l e s _ B a c k _ O r d e r s / 7 1 8 / " >   
@@ -586,4 +3977,20 @@
      < / I t e m >   
  < / N a v W o r d R e p o r t X m l P a r t > 
+</file>
+
+<file path=customXml/itemProps1.xml><?xml version="1.0" encoding="utf-8"?>
+<ds:datastoreItem xmlns:ds="http://schemas.openxmlformats.org/officeDocument/2006/customXml" ds:itemID="{BA705338-4C67-4D04-A73D-802DCC4EAF76}">
+  <ds:schemaRefs>
+    <ds:schemaRef ds:uri="urn:microsoft-dynamics-nav/reports/Inventory_Sales_Back_Orders/718/"/>
+  </ds:schemaRefs>
+</ds:datastoreItem>
+</file>
+
+<file path=customXml/itemProps2.xml><?xml version="1.0" encoding="utf-8"?>
+<ds:datastoreItem xmlns:ds="http://schemas.openxmlformats.org/officeDocument/2006/customXml" ds:itemID="{EB549711-DD29-4A51-93AB-52BBAD21688E}">
+  <ds:schemaRefs>
+    <ds:schemaRef ds:uri="urn:microsoft-dynamics-businesscentral/internal/extended/reports/Inventory_Sales_Back_Orders/718/"/>
+  </ds:schemaRefs>
+</ds:datastoreItem>
 </file>
--- a/src/Layers/W1/BaseApp/Inventory/Reports/InventorySalesBackOrdersBody.docx
+++ b/src/Layers/W1/BaseApp/Inventory/Reports/InventorySalesBackOrdersBody.docx
@@ -1,32 +1,33 @@
 
 <file path=word/document.xml><?xml version="1.0" encoding="utf-8"?>
-<w:document xmlns:wpc="http://schemas.microsoft.com/office/word/2010/wordprocessingCanvas" xmlns:cx="http://schemas.microsoft.com/office/drawing/2014/chartex" xmlns:cx1="http://schemas.microsoft.com/office/drawing/2015/9/8/chartex" xmlns:cx2="http://schemas.microsoft.com/office/drawing/2015/10/21/chartex" xmlns:cx3="http://schemas.microsoft.com/office/drawing/2016/5/9/chartex" xmlns:cx4="http://schemas.microsoft.com/office/drawing/2016/5/10/chartex" xmlns:cx5="http://schemas.microsoft.com/office/drawing/2016/5/11/chartex" xmlns:cx6="http://schemas.microsoft.com/office/drawing/2016/5/12/chartex" xmlns:cx7="http://schemas.microsoft.com/office/drawing/2016/5/13/chartex" xmlns:cx8="http://schemas.microsoft.com/office/drawing/2016/5/14/chartex" xmlns:mc="http://schemas.openxmlformats.org/markup-compatibility/2006" xmlns:aink="http://schemas.microsoft.com/office/drawing/2016/ink" xmlns:am3d="http://schemas.microsoft.com/office/drawing/2017/model3d" xmlns:o="urn:schemas-microsoft-com:office:office" xmlns:oel="http://schemas.microsoft.com/office/2019/extlst" xmlns:r="http://schemas.openxmlformats.org/officeDocument/2006/relationships" xmlns:m="http://schemas.openxmlformats.org/officeDocument/2006/math" xmlns:v="urn:schemas-microsoft-com:vml" xmlns:wp14="http://schemas.microsoft.com/office/word/2010/wordprocessingDrawing" xmlns:wp="http://schemas.openxmlformats.org/drawingml/2006/wordprocessingDrawing" xmlns:w10="urn:schemas-microsoft-com:office:word" xmlns:w="http://schemas.openxmlformats.org/wordprocessingml/2006/main" xmlns:w14="http://schemas.microsoft.com/office/word/2010/wordml" xmlns:w15="http://schemas.microsoft.com/office/word/2012/wordml" xmlns:w16cex="http://schemas.microsoft.com/office/word/2018/wordml/cex" xmlns:w16cid="http://schemas.microsoft.com/office/word/2016/wordml/cid" xmlns:w16="http://schemas.microsoft.com/office/word/2018/wordml" xmlns:w16du="http://schemas.microsoft.com/office/word/2023/wordml/word16du" xmlns:w16sdtdh="http://schemas.microsoft.com/office/word/2020/wordml/sdtdatahash" xmlns:w16sdtfl="http://schemas.microsoft.com/office/word/2024/wordml/sdtformatlock" xmlns:w16se="http://schemas.microsoft.com/office/word/2015/wordml/symex" xmlns:wpg="http://schemas.microsoft.com/office/word/2010/wordprocessingGroup" xmlns:wpi="http://schemas.microsoft.com/office/word/2010/wordprocessingInk" xmlns:wne="http://schemas.microsoft.com/office/word/2006/wordml" xmlns:wps="http://schemas.microsoft.com/office/word/2010/wordprocessingShape" mc:Ignorable="w14 w15 w16se w16cid w16 w16cex w16sdtdh w16sdtfl w16du wp14">
+<w:document xmlns:wpc="http://schemas.microsoft.com/office/word/2010/wordprocessingCanvas" xmlns:cx="http://schemas.microsoft.com/office/drawing/2014/chartex" xmlns:cx1="http://schemas.microsoft.com/office/drawing/2015/9/8/chartex" xmlns:cx2="http://schemas.microsoft.com/office/drawing/2015/10/21/chartex" xmlns:cx3="http://schemas.microsoft.com/office/drawing/2016/5/9/chartex" xmlns:cx4="http://schemas.microsoft.com/office/drawing/2016/5/10/chartex" xmlns:cx5="http://schemas.microsoft.com/office/drawing/2016/5/11/chartex" xmlns:cx6="http://schemas.microsoft.com/office/drawing/2016/5/12/chartex" xmlns:cx7="http://schemas.microsoft.com/office/drawing/2016/5/13/chartex" xmlns:cx8="http://schemas.microsoft.com/office/drawing/2016/5/14/chartex" xmlns:mc="http://schemas.openxmlformats.org/markup-compatibility/2006" xmlns:aink="http://schemas.microsoft.com/office/drawing/2016/ink" xmlns:am3d="http://schemas.microsoft.com/office/drawing/2017/model3d" xmlns:o="urn:schemas-microsoft-com:office:office" xmlns:oel="http://schemas.microsoft.com/office/2019/extlst" xmlns:r="http://schemas.openxmlformats.org/officeDocument/2006/relationships" xmlns:m="http://schemas.openxmlformats.org/officeDocument/2006/math" xmlns:v="urn:schemas-microsoft-com:vml" xmlns:wp14="http://schemas.microsoft.com/office/word/2010/wordprocessingDrawing" xmlns:wp="http://schemas.openxmlformats.org/drawingml/2006/wordprocessingDrawing" xmlns:w10="urn:schemas-microsoft-com:office:word" xmlns:w="http://schemas.openxmlformats.org/wordprocessingml/2006/main" xmlns:w14="http://schemas.microsoft.com/office/word/2010/wordml" xmlns:w15="http://schemas.microsoft.com/office/word/2012/wordml" xmlns:w16cei="http://schemas.microsoft.com/office/word/2026/wordml/cei" xmlns:w16cex="http://schemas.microsoft.com/office/word/2018/wordml/cex" xmlns:w16cid="http://schemas.microsoft.com/office/word/2016/wordml/cid" xmlns:w16="http://schemas.microsoft.com/office/word/2018/wordml" xmlns:w16du="http://schemas.microsoft.com/office/word/2023/wordml/word16du" xmlns:w16sdtdh="http://schemas.microsoft.com/office/word/2020/wordml/sdtdatahash" xmlns:w16sdtfl="http://schemas.microsoft.com/office/word/2024/wordml/sdtformatlock" xmlns:w16se="http://schemas.microsoft.com/office/word/2015/wordml/symex" xmlns:wpg="http://schemas.microsoft.com/office/word/2010/wordprocessingGroup" xmlns:wpi="http://schemas.microsoft.com/office/word/2010/wordprocessingInk" xmlns:wne="http://schemas.microsoft.com/office/word/2006/wordml" xmlns:wps="http://schemas.microsoft.com/office/word/2010/wordprocessingShape" mc:Ignorable="w14 w15 w16se w16cid w16 w16cex w16sdtdh w16sdtfl w16du wp14">
   <w:body>
     <w:tbl>
       <w:tblPr>
-        <w:tblStyle w:val="TableGrid"/>
-        <w:tblW w:w="10490" w:type="dxa"/>
+        <w:tblStyle w:val="BCBlockTable"/>
+        <w:tblW w:w="5000" w:type="pct"/>
         <w:tblBorders>
-          <w:top w:val="none" w:color="auto" w:sz="0" w:space="0"/>
-          <w:left w:val="none" w:color="auto" w:sz="0" w:space="0"/>
-          <w:bottom w:val="none" w:color="auto" w:sz="0" w:space="0"/>
-          <w:right w:val="none" w:color="auto" w:sz="0" w:space="0"/>
-          <w:insideH w:val="none" w:color="auto" w:sz="0" w:space="0"/>
-          <w:insideV w:val="none" w:color="auto" w:sz="0" w:space="0"/>
+          <w:top w:val="none" w:sz="0" w:space="0" w:color="auto"/>
+          <w:left w:val="none" w:sz="0" w:space="0" w:color="auto"/>
+          <w:bottom w:val="none" w:sz="0" w:space="0" w:color="auto"/>
+          <w:right w:val="none" w:sz="0" w:space="0" w:color="auto"/>
+          <w:insideH w:val="none" w:sz="0" w:space="0" w:color="auto"/>
+          <w:insideV w:val="none" w:sz="0" w:space="0" w:color="auto"/>
         </w:tblBorders>
-        <w:tblLook w:val="04A0" w:firstRow="1" w:lastRow="0" w:firstColumn="1" w:lastColumn="0" w:noHBand="0" w:noVBand="1"/>
+        <w:tblLook w:val="0620" w:firstRow="1" w:lastRow="0" w:firstColumn="0" w:lastColumn="0" w:noHBand="1" w:noVBand="1"/>
+        <w:tblCaption w:val="Table 1"/>
+        <w:tblDescription w:val="Layout table. Used for positioning, not for tabular data."/>
       </w:tblPr>
       <w:tblGrid>
         <w:gridCol w:w="10490"/>
       </w:tblGrid>
       <w:tr>
+        <w:trPr>
+          <w:cantSplit/>
+        </w:trPr>
         <w:sdt>
           <w:sdtPr>
-            <w:rPr>
-              <w:rFonts w:ascii="Segoe UI" w:hAnsi="Segoe UI" w:cs="Segoe UI"/>
-              <w:sz w:val="22"/>
-              <w:szCs w:val="22"/>
-            </w:rPr>
+            <w:rPr/>
             <w:alias w:val="#Nav: /Item/ItemFilterTxt"/>
             <w:tag w:val="#Nav: Inventory_Sales_Back_Orders/718"/>
             <w:id w:val="-122614654"/>
@@ -39,25 +40,15 @@
           <w:sdtContent>
             <w:tc>
               <w:tcPr>
-                <w:tcW w:w="5317" w:type="dxa"/>
+                <w:tcW w:w="5000" w:type="pct"/>
                 <w:vAlign w:val="center"/>
               </w:tcPr>
               <w:p>
                 <w:pPr>
-                  <w:pStyle w:val="Header"/>
-                  <w:rPr>
-                    <w:rFonts w:ascii="Segoe UI" w:hAnsi="Segoe UI" w:cs="Segoe UI"/>
-                    <w:sz w:val="22"/>
-                    <w:szCs w:val="22"/>
-                  </w:rPr>
+                  <w:pStyle w:val="NoSpacing"/>
                 </w:pPr>
                 <w:proofErr w:type="spellStart"/>
                 <w:r>
-                  <w:rPr>
-                    <w:rFonts w:ascii="Segoe UI" w:hAnsi="Segoe UI" w:cs="Segoe UI"/>
-                    <w:sz w:val="22"/>
-                    <w:szCs w:val="22"/>
-                  </w:rPr>
                   <w:t>ItemFilterTxt</w:t>
                 </w:r>
                 <w:proofErr w:type="spellEnd"/>
@@ -67,13 +58,12 @@
         </w:sdt>
       </w:tr>
       <w:tr>
+        <w:trPr>
+          <w:cantSplit/>
+        </w:trPr>
         <w:sdt>
           <w:sdtPr>
-            <w:rPr>
-              <w:rFonts w:ascii="Segoe UI" w:hAnsi="Segoe UI" w:cs="Segoe UI"/>
-              <w:sz w:val="22"/>
-              <w:szCs w:val="22"/>
-            </w:rPr>
+            <w:rPr/>
             <w:alias w:val="#Nav: /Item/SalesLineFilterTxt"/>
             <w:tag w:val="#Nav: Inventory_Sales_Back_Orders/718"/>
             <w:id w:val="116349656"/>
@@ -86,25 +76,15 @@
           <w:sdtContent>
             <w:tc>
               <w:tcPr>
-                <w:tcW w:w="5317" w:type="dxa"/>
+                <w:tcW w:w="5000" w:type="pct"/>
                 <w:vAlign w:val="center"/>
               </w:tcPr>
               <w:p>
                 <w:pPr>
-                  <w:pStyle w:val="Header"/>
-                  <w:rPr>
-                    <w:rFonts w:ascii="Segoe UI" w:hAnsi="Segoe UI" w:cs="Segoe UI"/>
-                    <w:sz w:val="22"/>
-                    <w:szCs w:val="22"/>
-                  </w:rPr>
+                  <w:pStyle w:val="NoSpacing"/>
                 </w:pPr>
                 <w:proofErr w:type="spellStart"/>
                 <w:r>
-                  <w:rPr>
-                    <w:rFonts w:ascii="Segoe UI" w:hAnsi="Segoe UI" w:cs="Segoe UI"/>
-                    <w:sz w:val="22"/>
-                    <w:szCs w:val="22"/>
-                  </w:rPr>
                   <w:t>SalesLineFilterTxt</w:t>
                 </w:r>
                 <w:proofErr w:type="spellEnd"/>
@@ -117,52 +97,46 @@
     <w:p>
       <w:pPr>
         <w:rPr>
-          <w:sz w:val="22"/>
-          <w:szCs w:val="22"/>
           <w:lang w:val="da-DK"/>
         </w:rPr>
       </w:pPr>
     </w:p>
     <w:tbl>
       <w:tblPr>
-        <w:tblStyle w:val="PlainTable1"/>
-        <w:tblW w:w="10490" w:type="dxa"/>
+        <w:tblStyle w:val="BCDataTable"/>
+        <w:tblW w:w="5000" w:type="pct"/>
         <w:tblBorders>
-          <w:top w:val="none" w:color="auto" w:sz="0" w:space="0"/>
-          <w:left w:val="none" w:color="auto" w:sz="0" w:space="0"/>
-          <w:bottom w:val="none" w:color="auto" w:sz="0" w:space="0"/>
-          <w:right w:val="none" w:color="auto" w:sz="0" w:space="0"/>
-          <w:insideH w:val="none" w:color="auto" w:sz="0" w:space="0"/>
-          <w:insideV w:val="none" w:color="auto" w:sz="0" w:space="0"/>
+          <w:top w:val="none" w:sz="0" w:space="0" w:color="auto"/>
+          <w:left w:val="none" w:sz="0" w:space="0" w:color="auto"/>
+          <w:bottom w:val="none" w:sz="0" w:space="0" w:color="auto"/>
+          <w:right w:val="none" w:sz="0" w:space="0" w:color="auto"/>
+          <w:insideH w:val="none" w:sz="0" w:space="0" w:color="auto"/>
+          <w:insideV w:val="none" w:sz="0" w:space="0" w:color="auto"/>
         </w:tblBorders>
-        <w:tblLayout w:type="fixed"/>
-        <w:tblLook w:val="04A0" w:firstRow="1" w:lastRow="0" w:firstColumn="1" w:lastColumn="0" w:noHBand="0" w:noVBand="1"/>
+        <w:tblLook w:val="0460" w:firstRow="1" w:lastRow="1" w:firstColumn="0" w:lastColumn="0" w:noHBand="0" w:noVBand="1"/>
+        <w:tblCaption w:val="Table 2"/>
+        <w:tblDescription w:val="Document lines. Column headers in the first row."/>
       </w:tblPr>
       <w:tblGrid>
         <w:gridCol w:w="1169"/>
-        <w:gridCol w:w="1113"/>
+        <w:gridCol w:w="1114"/>
         <w:gridCol w:w="2396"/>
         <w:gridCol w:w="1217"/>
         <w:gridCol w:w="1114"/>
-        <w:gridCol w:w="975"/>
+        <w:gridCol w:w="976"/>
         <w:gridCol w:w="1253"/>
         <w:gridCol w:w="1253"/>
       </w:tblGrid>
       <w:tr>
         <w:trPr>
           <w:cnfStyle w:val="100000000000" w:firstRow="1" w:lastRow="0" w:firstColumn="0" w:lastColumn="0" w:oddVBand="0" w:evenVBand="0" w:oddHBand="0" w:evenHBand="0" w:firstRowFirstColumn="0" w:firstRowLastColumn="0" w:lastRowFirstColumn="0" w:lastRowLastColumn="0"/>
+          <w:cantSplit/>
           <w:trHeight w:val="490"/>
           <w:tblHeader/>
         </w:trPr>
         <w:sdt>
           <w:sdtPr>
-            <w:rPr>
-              <w:rFonts w:ascii="Segoe UI Semibold" w:hAnsi="Segoe UI Semibold" w:cs="Segoe UI Semibold"/>
-              <w:b w:val="0"/>
-              <w:bCs w:val="0"/>
-              <w:sz w:val="22"/>
-              <w:szCs w:val="22"/>
-            </w:rPr>
+            <w:rPr/>
             <w:alias w:val="#Nav: /Labels/ItemNoCaptionLbl"/>
             <w:tag w:val="#Nav: Inventory_Sales_Back_Orders/718"/>
             <w:id w:val="-630092475"/>
@@ -176,32 +150,18 @@
             <w:tc>
               <w:tcPr>
                 <w:cnfStyle w:val="001000000000" w:firstRow="0" w:lastRow="0" w:firstColumn="1" w:lastColumn="0" w:oddVBand="0" w:evenVBand="0" w:oddHBand="0" w:evenHBand="0" w:firstRowFirstColumn="0" w:firstRowLastColumn="0" w:lastRowFirstColumn="0" w:lastRowLastColumn="0"/>
-                <w:tcW w:w="1169" w:type="dxa"/>
+                <w:tcW w:w="557" w:type="pct"/>
                 <w:tcBorders>
-                  <w:bottom w:val="single" w:color="auto" w:sz="4" w:space="0"/>
+                  <w:bottom w:val="single" w:sz="4" w:space="0" w:color="auto"/>
                 </w:tcBorders>
               </w:tcPr>
               <w:p>
                 <w:pPr>
-                  <w:pStyle w:val="Heading2"/>
+                  <w:pStyle w:val="BCLabel"/>
                   <w:spacing w:before="160" w:after="80"/>
-                  <w:rPr>
-                    <w:rFonts w:ascii="Segoe UI Semibold" w:hAnsi="Segoe UI Semibold" w:cs="Segoe UI Semibold"/>
-                    <w:b w:val="0"/>
-                    <w:bCs w:val="0"/>
-                    <w:sz w:val="22"/>
-                    <w:szCs w:val="22"/>
-                  </w:rPr>
                 </w:pPr>
                 <w:proofErr w:type="spellStart"/>
                 <w:r>
-                  <w:rPr>
-                    <w:rFonts w:ascii="Segoe UI Semibold" w:hAnsi="Segoe UI Semibold" w:cs="Segoe UI Semibold"/>
-                    <w:b w:val="0"/>
-                    <w:bCs w:val="0"/>
-                    <w:sz w:val="22"/>
-                    <w:szCs w:val="22"/>
-                  </w:rPr>
                   <w:t>ItemNoCaptionLbl</w:t>
                 </w:r>
                 <w:proofErr w:type="spellEnd"/>
@@ -211,13 +171,7 @@
         </w:sdt>
         <w:sdt>
           <w:sdtPr>
-            <w:rPr>
-              <w:rFonts w:ascii="Segoe UI Semibold" w:hAnsi="Segoe UI Semibold" w:cs="Segoe UI Semibold"/>
-              <w:b w:val="0"/>
-              <w:bCs w:val="0"/>
-              <w:sz w:val="22"/>
-              <w:szCs w:val="22"/>
-            </w:rPr>
+            <w:rPr/>
             <w:alias w:val="#Nav: /Labels/DocumentNo_SalesLineCaption"/>
             <w:tag w:val="#Nav: Inventory_Sales_Back_Orders/718"/>
             <w:id w:val="1779678501"/>
@@ -230,33 +184,19 @@
           <w:sdtContent>
             <w:tc>
               <w:tcPr>
-                <w:tcW w:w="1113" w:type="dxa"/>
+                <w:tcW w:w="531" w:type="pct"/>
                 <w:tcBorders>
-                  <w:bottom w:val="single" w:color="auto" w:sz="4" w:space="0"/>
+                  <w:bottom w:val="single" w:sz="4" w:space="0" w:color="auto"/>
                 </w:tcBorders>
               </w:tcPr>
               <w:p>
                 <w:pPr>
-                  <w:pStyle w:val="Heading2"/>
+                  <w:pStyle w:val="BCLabel"/>
                   <w:spacing w:before="160" w:after="80"/>
                   <w:cnfStyle w:val="100000000000" w:firstRow="1" w:lastRow="0" w:firstColumn="0" w:lastColumn="0" w:oddVBand="0" w:evenVBand="0" w:oddHBand="0" w:evenHBand="0" w:firstRowFirstColumn="0" w:firstRowLastColumn="0" w:lastRowFirstColumn="0" w:lastRowLastColumn="0"/>
-                  <w:rPr>
-                    <w:rFonts w:ascii="Segoe UI Semibold" w:hAnsi="Segoe UI Semibold" w:cs="Segoe UI Semibold"/>
-                    <w:b w:val="0"/>
-                    <w:bCs w:val="0"/>
-                    <w:sz w:val="22"/>
-                    <w:szCs w:val="22"/>
-                  </w:rPr>
                 </w:pPr>
                 <w:proofErr w:type="spellStart"/>
                 <w:r>
-                  <w:rPr>
-                    <w:rFonts w:ascii="Segoe UI Semibold" w:hAnsi="Segoe UI Semibold" w:cs="Segoe UI Semibold"/>
-                    <w:b w:val="0"/>
-                    <w:bCs w:val="0"/>
-                    <w:sz w:val="22"/>
-                    <w:szCs w:val="22"/>
-                  </w:rPr>
                   <w:t>DocumentNo_SalesLineCaption</w:t>
                 </w:r>
                 <w:proofErr w:type="spellEnd"/>
@@ -266,13 +206,7 @@
         </w:sdt>
         <w:sdt>
           <w:sdtPr>
-            <w:rPr>
-              <w:rFonts w:ascii="Segoe UI Semibold" w:hAnsi="Segoe UI Semibold" w:cs="Segoe UI Semibold"/>
-              <w:b w:val="0"/>
-              <w:bCs w:val="0"/>
-              <w:sz w:val="22"/>
-              <w:szCs w:val="22"/>
-            </w:rPr>
+            <w:rPr/>
             <w:alias w:val="#Nav: /Labels/CustName_SalesLineCaption"/>
             <w:tag w:val="#Nav: Inventory_Sales_Back_Orders/718"/>
             <w:id w:val="1985432995"/>
@@ -285,33 +219,19 @@
           <w:sdtContent>
             <w:tc>
               <w:tcPr>
-                <w:tcW w:w="2396" w:type="dxa"/>
+                <w:tcW w:w="1142" w:type="pct"/>
                 <w:tcBorders>
-                  <w:bottom w:val="single" w:color="auto" w:sz="4" w:space="0"/>
+                  <w:bottom w:val="single" w:sz="4" w:space="0" w:color="auto"/>
                 </w:tcBorders>
               </w:tcPr>
               <w:p>
                 <w:pPr>
-                  <w:pStyle w:val="Heading2"/>
+                  <w:pStyle w:val="BCLabel"/>
                   <w:spacing w:before="160" w:after="80"/>
                   <w:cnfStyle w:val="100000000000" w:firstRow="1" w:lastRow="0" w:firstColumn="0" w:lastColumn="0" w:oddVBand="0" w:evenVBand="0" w:oddHBand="0" w:evenHBand="0" w:firstRowFirstColumn="0" w:firstRowLastColumn="0" w:lastRowFirstColumn="0" w:lastRowLastColumn="0"/>
-                  <w:rPr>
-                    <w:rFonts w:ascii="Segoe UI Semibold" w:hAnsi="Segoe UI Semibold" w:cs="Segoe UI Semibold"/>
-                    <w:b w:val="0"/>
-                    <w:bCs w:val="0"/>
-                    <w:sz w:val="22"/>
-                    <w:szCs w:val="22"/>
-                  </w:rPr>
                 </w:pPr>
                 <w:proofErr w:type="spellStart"/>
                 <w:r>
-                  <w:rPr>
-                    <w:rFonts w:ascii="Segoe UI Semibold" w:hAnsi="Segoe UI Semibold" w:cs="Segoe UI Semibold"/>
-                    <w:b w:val="0"/>
-                    <w:bCs w:val="0"/>
-                    <w:sz w:val="22"/>
-                    <w:szCs w:val="22"/>
-                  </w:rPr>
                   <w:t>CustName_SalesLineCaption</w:t>
                 </w:r>
                 <w:proofErr w:type="spellEnd"/>
@@ -321,13 +241,7 @@
         </w:sdt>
         <w:sdt>
           <w:sdtPr>
-            <w:rPr>
-              <w:rFonts w:ascii="Segoe UI Semibold" w:hAnsi="Segoe UI Semibold" w:cs="Segoe UI Semibold"/>
-              <w:b w:val="0"/>
-              <w:bCs w:val="0"/>
-              <w:sz w:val="22"/>
-              <w:szCs w:val="22"/>
-            </w:rPr>
+            <w:rPr/>
             <w:alias w:val="#Nav: /Labels/CustPhoneNo_SalesLineCaption"/>
             <w:tag w:val="#Nav: Inventory_Sales_Back_Orders/718"/>
             <w:id w:val="100841953"/>
@@ -340,33 +254,19 @@
           <w:sdtContent>
             <w:tc>
               <w:tcPr>
-                <w:tcW w:w="1217" w:type="dxa"/>
+                <w:tcW w:w="580" w:type="pct"/>
                 <w:tcBorders>
-                  <w:bottom w:val="single" w:color="auto" w:sz="4" w:space="0"/>
+                  <w:bottom w:val="single" w:sz="4" w:space="0" w:color="auto"/>
                 </w:tcBorders>
               </w:tcPr>
               <w:p>
                 <w:pPr>
-                  <w:pStyle w:val="Heading2"/>
+                  <w:pStyle w:val="BCLabel"/>
                   <w:spacing w:before="160" w:after="80"/>
                   <w:cnfStyle w:val="100000000000" w:firstRow="1" w:lastRow="0" w:firstColumn="0" w:lastColumn="0" w:oddVBand="0" w:evenVBand="0" w:oddHBand="0" w:evenHBand="0" w:firstRowFirstColumn="0" w:firstRowLastColumn="0" w:lastRowFirstColumn="0" w:lastRowLastColumn="0"/>
-                  <w:rPr>
-                    <w:rFonts w:ascii="Segoe UI Semibold" w:hAnsi="Segoe UI Semibold" w:cs="Segoe UI Semibold"/>
-                    <w:b w:val="0"/>
-                    <w:bCs w:val="0"/>
-                    <w:sz w:val="22"/>
-                    <w:szCs w:val="22"/>
-                  </w:rPr>
                 </w:pPr>
                 <w:proofErr w:type="spellStart"/>
                 <w:r>
-                  <w:rPr>
-                    <w:rFonts w:ascii="Segoe UI Semibold" w:hAnsi="Segoe UI Semibold" w:cs="Segoe UI Semibold"/>
-                    <w:b w:val="0"/>
-                    <w:bCs w:val="0"/>
-                    <w:sz w:val="22"/>
-                    <w:szCs w:val="22"/>
-                  </w:rPr>
                   <w:t>CustPhoneNo_SalesLineCaption</w:t>
                 </w:r>
                 <w:proofErr w:type="spellEnd"/>
@@ -376,13 +276,7 @@
         </w:sdt>
         <w:sdt>
           <w:sdtPr>
-            <w:rPr>
-              <w:rFonts w:ascii="Segoe UI Semibold" w:hAnsi="Segoe UI Semibold" w:cs="Segoe UI Semibold"/>
-              <w:b w:val="0"/>
-              <w:bCs w:val="0"/>
-              <w:sz w:val="22"/>
-              <w:szCs w:val="22"/>
-            </w:rPr>
+            <w:rPr/>
             <w:alias w:val="#Nav: /Labels/ShipmentDateLabel"/>
             <w:tag w:val="#Nav: Inventory_Sales_Back_Orders/718"/>
             <w:id w:val="817532237"/>
@@ -395,33 +289,19 @@
           <w:sdtContent>
             <w:tc>
               <w:tcPr>
-                <w:tcW w:w="1114" w:type="dxa"/>
+                <w:tcW w:w="531" w:type="pct"/>
                 <w:tcBorders>
-                  <w:bottom w:val="single" w:color="auto" w:sz="4" w:space="0"/>
+                  <w:bottom w:val="single" w:sz="4" w:space="0" w:color="auto"/>
                 </w:tcBorders>
               </w:tcPr>
               <w:p>
                 <w:pPr>
-                  <w:pStyle w:val="Heading2"/>
+                  <w:pStyle w:val="BCLabel"/>
                   <w:spacing w:before="160" w:after="80"/>
                   <w:cnfStyle w:val="100000000000" w:firstRow="1" w:lastRow="0" w:firstColumn="0" w:lastColumn="0" w:oddVBand="0" w:evenVBand="0" w:oddHBand="0" w:evenHBand="0" w:firstRowFirstColumn="0" w:firstRowLastColumn="0" w:lastRowFirstColumn="0" w:lastRowLastColumn="0"/>
-                  <w:rPr>
-                    <w:rFonts w:ascii="Segoe UI Semibold" w:hAnsi="Segoe UI Semibold" w:cs="Segoe UI Semibold"/>
-                    <w:b w:val="0"/>
-                    <w:bCs w:val="0"/>
-                    <w:sz w:val="22"/>
-                    <w:szCs w:val="22"/>
-                  </w:rPr>
                 </w:pPr>
                 <w:proofErr w:type="spellStart"/>
                 <w:r>
-                  <w:rPr>
-                    <w:rFonts w:ascii="Segoe UI Semibold" w:hAnsi="Segoe UI Semibold" w:cs="Segoe UI Semibold"/>
-                    <w:b w:val="0"/>
-                    <w:bCs w:val="0"/>
-                    <w:sz w:val="22"/>
-                    <w:szCs w:val="22"/>
-                  </w:rPr>
                   <w:t>ShipmentDateLabel</w:t>
                 </w:r>
                 <w:proofErr w:type="spellEnd"/>
@@ -431,13 +311,7 @@
         </w:sdt>
         <w:sdt>
           <w:sdtPr>
-            <w:rPr>
-              <w:rFonts w:ascii="Segoe UI Semibold" w:hAnsi="Segoe UI Semibold" w:cs="Segoe UI Semibold"/>
-              <w:b w:val="0"/>
-              <w:bCs w:val="0"/>
-              <w:sz w:val="22"/>
-              <w:szCs w:val="22"/>
-            </w:rPr>
+            <w:rPr/>
             <w:alias w:val="#Nav: /Labels/Quantity_SalesLineCaption"/>
             <w:tag w:val="#Nav: Inventory_Sales_Back_Orders/718"/>
             <w:id w:val="1111550952"/>
@@ -450,34 +324,20 @@
           <w:sdtContent>
             <w:tc>
               <w:tcPr>
-                <w:tcW w:w="975" w:type="dxa"/>
+                <w:tcW w:w="465" w:type="pct"/>
                 <w:tcBorders>
-                  <w:bottom w:val="single" w:color="auto" w:sz="4" w:space="0"/>
+                  <w:bottom w:val="single" w:sz="4" w:space="0" w:color="auto"/>
                 </w:tcBorders>
               </w:tcPr>
               <w:p>
                 <w:pPr>
-                  <w:pStyle w:val="Heading2"/>
+                  <w:pStyle w:val="BCLabelNumber"/>
                   <w:spacing w:before="160" w:after="80"/>
                   <w:jc w:val="right"/>
                   <w:cnfStyle w:val="100000000000" w:firstRow="1" w:lastRow="0" w:firstColumn="0" w:lastColumn="0" w:oddVBand="0" w:evenVBand="0" w:oddHBand="0" w:evenHBand="0" w:firstRowFirstColumn="0" w:firstRowLastColumn="0" w:lastRowFirstColumn="0" w:lastRowLastColumn="0"/>
-                  <w:rPr>
-                    <w:rFonts w:ascii="Segoe UI Semibold" w:hAnsi="Segoe UI Semibold" w:cs="Segoe UI Semibold"/>
-                    <w:b w:val="0"/>
-                    <w:bCs w:val="0"/>
-                    <w:sz w:val="22"/>
-                    <w:szCs w:val="22"/>
-                  </w:rPr>
                 </w:pPr>
                 <w:proofErr w:type="spellStart"/>
                 <w:r>
-                  <w:rPr>
-                    <w:rFonts w:ascii="Segoe UI Semibold" w:hAnsi="Segoe UI Semibold" w:cs="Segoe UI Semibold"/>
-                    <w:b w:val="0"/>
-                    <w:bCs w:val="0"/>
-                    <w:sz w:val="22"/>
-                    <w:szCs w:val="22"/>
-                  </w:rPr>
                   <w:t>Quantity_SalesLineCaption</w:t>
                 </w:r>
                 <w:proofErr w:type="spellEnd"/>
@@ -487,13 +347,7 @@
         </w:sdt>
         <w:sdt>
           <w:sdtPr>
-            <w:rPr>
-              <w:rFonts w:ascii="Segoe UI Semibold" w:hAnsi="Segoe UI Semibold" w:cs="Segoe UI Semibold"/>
-              <w:b w:val="0"/>
-              <w:bCs w:val="0"/>
-              <w:sz w:val="22"/>
-              <w:szCs w:val="22"/>
-            </w:rPr>
+            <w:rPr/>
             <w:alias w:val="#Nav: /Labels/OutstandingQty_SalesLineCaption"/>
             <w:tag w:val="#Nav: Inventory_Sales_Back_Orders/718"/>
             <w:id w:val="876514564"/>
@@ -506,34 +360,20 @@
           <w:sdtContent>
             <w:tc>
               <w:tcPr>
-                <w:tcW w:w="1253" w:type="dxa"/>
+                <w:tcW w:w="597" w:type="pct"/>
                 <w:tcBorders>
-                  <w:bottom w:val="single" w:color="auto" w:sz="4" w:space="0"/>
+                  <w:bottom w:val="single" w:sz="4" w:space="0" w:color="auto"/>
                 </w:tcBorders>
               </w:tcPr>
               <w:p>
                 <w:pPr>
-                  <w:pStyle w:val="Heading2"/>
+                  <w:pStyle w:val="BCLabelNumber"/>
                   <w:spacing w:before="160" w:after="80"/>
                   <w:jc w:val="right"/>
                   <w:cnfStyle w:val="100000000000" w:firstRow="1" w:lastRow="0" w:firstColumn="0" w:lastColumn="0" w:oddVBand="0" w:evenVBand="0" w:oddHBand="0" w:evenHBand="0" w:firstRowFirstColumn="0" w:firstRowLastColumn="0" w:lastRowFirstColumn="0" w:lastRowLastColumn="0"/>
-                  <w:rPr>
-                    <w:rFonts w:ascii="Segoe UI Semibold" w:hAnsi="Segoe UI Semibold" w:cs="Segoe UI Semibold"/>
-                    <w:b w:val="0"/>
-                    <w:bCs w:val="0"/>
-                    <w:sz w:val="22"/>
-                    <w:szCs w:val="22"/>
-                  </w:rPr>
                 </w:pPr>
                 <w:proofErr w:type="spellStart"/>
                 <w:r>
-                  <w:rPr>
-                    <w:rFonts w:ascii="Segoe UI Semibold" w:hAnsi="Segoe UI Semibold" w:cs="Segoe UI Semibold"/>
-                    <w:b w:val="0"/>
-                    <w:bCs w:val="0"/>
-                    <w:sz w:val="22"/>
-                    <w:szCs w:val="22"/>
-                  </w:rPr>
                   <w:t>OutstandingQty_SalesLineCaption</w:t>
                 </w:r>
                 <w:proofErr w:type="spellEnd"/>
@@ -543,13 +383,7 @@
         </w:sdt>
         <w:sdt>
           <w:sdtPr>
-            <w:rPr>
-              <w:rFonts w:ascii="Segoe UI Semibold" w:hAnsi="Segoe UI Semibold" w:cs="Segoe UI Semibold"/>
-              <w:b w:val="0"/>
-              <w:bCs w:val="0"/>
-              <w:sz w:val="22"/>
-              <w:szCs w:val="22"/>
-            </w:rPr>
+            <w:rPr/>
             <w:alias w:val="#Nav: /Labels/OtherBackOrdersLabel"/>
             <w:tag w:val="#Nav: Inventory_Sales_Back_Orders/718"/>
             <w:id w:val="-762611330"/>
@@ -562,33 +396,19 @@
           <w:sdtContent>
             <w:tc>
               <w:tcPr>
-                <w:tcW w:w="1253" w:type="dxa"/>
+                <w:tcW w:w="597" w:type="pct"/>
                 <w:tcBorders>
-                  <w:bottom w:val="single" w:color="auto" w:sz="4" w:space="0"/>
+                  <w:bottom w:val="single" w:sz="4" w:space="0" w:color="auto"/>
                 </w:tcBorders>
               </w:tcPr>
               <w:p>
                 <w:pPr>
-                  <w:pStyle w:val="Heading2"/>
+                  <w:pStyle w:val="BCLabel"/>
                   <w:spacing w:before="160" w:after="80"/>
                   <w:cnfStyle w:val="100000000000" w:firstRow="1" w:lastRow="0" w:firstColumn="0" w:lastColumn="0" w:oddVBand="0" w:evenVBand="0" w:oddHBand="0" w:evenHBand="0" w:firstRowFirstColumn="0" w:firstRowLastColumn="0" w:lastRowFirstColumn="0" w:lastRowLastColumn="0"/>
-                  <w:rPr>
-                    <w:rFonts w:ascii="Segoe UI Semibold" w:hAnsi="Segoe UI Semibold" w:cs="Segoe UI Semibold"/>
-                    <w:b w:val="0"/>
-                    <w:bCs w:val="0"/>
-                    <w:sz w:val="22"/>
-                    <w:szCs w:val="22"/>
-                  </w:rPr>
                 </w:pPr>
                 <w:proofErr w:type="spellStart"/>
                 <w:r>
-                  <w:rPr>
-                    <w:rFonts w:ascii="Segoe UI Semibold" w:hAnsi="Segoe UI Semibold" w:cs="Segoe UI Semibold"/>
-                    <w:b w:val="0"/>
-                    <w:bCs w:val="0"/>
-                    <w:sz w:val="22"/>
-                    <w:szCs w:val="22"/>
-                  </w:rPr>
                   <w:t>OtherBackOrdersLabel</w:t>
                 </w:r>
                 <w:proofErr w:type="spellEnd"/>
@@ -600,167 +420,126 @@
       <w:tr>
         <w:trPr>
           <w:cnfStyle w:val="000000100000" w:firstRow="0" w:lastRow="0" w:firstColumn="0" w:lastColumn="0" w:oddVBand="0" w:evenVBand="0" w:oddHBand="1" w:evenHBand="0" w:firstRowFirstColumn="0" w:firstRowLastColumn="0" w:lastRowFirstColumn="0" w:lastRowLastColumn="0"/>
+          <w:cantSplit/>
           <w:trHeight w:val="245"/>
         </w:trPr>
         <w:tc>
           <w:tcPr>
             <w:cnfStyle w:val="001000000000" w:firstRow="0" w:lastRow="0" w:firstColumn="1" w:lastColumn="0" w:oddVBand="0" w:evenVBand="0" w:oddHBand="0" w:evenHBand="0" w:firstRowFirstColumn="0" w:firstRowLastColumn="0" w:lastRowFirstColumn="0" w:lastRowLastColumn="0"/>
-            <w:tcW w:w="1169" w:type="dxa"/>
+            <w:tcW w:w="557" w:type="pct"/>
             <w:tcBorders>
-              <w:top w:val="single" w:color="auto" w:sz="4" w:space="0"/>
+              <w:top w:val="single" w:sz="4" w:space="0" w:color="auto"/>
             </w:tcBorders>
             <w:shd w:val="clear" w:color="auto" w:fill="auto"/>
           </w:tcPr>
           <w:p>
             <w:pPr>
-              <w:pStyle w:val="Heading2"/>
-              <w:rPr>
-                <w:rFonts w:ascii="Segoe UI Semibold" w:hAnsi="Segoe UI Semibold" w:cs="Segoe UI Semibold"/>
-                <w:b w:val="0"/>
-                <w:bCs w:val="0"/>
-                <w:sz w:val="22"/>
-                <w:szCs w:val="22"/>
-              </w:rPr>
+              <w:pStyle w:val="BCLabel"/>
             </w:pPr>
           </w:p>
         </w:tc>
         <w:tc>
           <w:tcPr>
-            <w:tcW w:w="1113" w:type="dxa"/>
+            <w:tcW w:w="531" w:type="pct"/>
             <w:tcBorders>
-              <w:top w:val="single" w:color="auto" w:sz="4" w:space="0"/>
+              <w:top w:val="single" w:sz="4" w:space="0" w:color="auto"/>
             </w:tcBorders>
             <w:shd w:val="clear" w:color="auto" w:fill="auto"/>
           </w:tcPr>
           <w:p>
             <w:pPr>
-              <w:pStyle w:val="Heading2"/>
+              <w:pStyle w:val="BCLabel"/>
               <w:cnfStyle w:val="000000100000" w:firstRow="0" w:lastRow="0" w:firstColumn="0" w:lastColumn="0" w:oddVBand="0" w:evenVBand="0" w:oddHBand="1" w:evenHBand="0" w:firstRowFirstColumn="0" w:firstRowLastColumn="0" w:lastRowFirstColumn="0" w:lastRowLastColumn="0"/>
-              <w:rPr>
-                <w:rFonts w:ascii="Segoe UI Semibold" w:hAnsi="Segoe UI Semibold" w:cs="Segoe UI Semibold"/>
-                <w:sz w:val="22"/>
-                <w:szCs w:val="22"/>
-              </w:rPr>
             </w:pPr>
           </w:p>
         </w:tc>
         <w:tc>
           <w:tcPr>
-            <w:tcW w:w="2396" w:type="dxa"/>
+            <w:tcW w:w="1142" w:type="pct"/>
             <w:tcBorders>
-              <w:top w:val="single" w:color="auto" w:sz="4" w:space="0"/>
+              <w:top w:val="single" w:sz="4" w:space="0" w:color="auto"/>
             </w:tcBorders>
             <w:shd w:val="clear" w:color="auto" w:fill="auto"/>
           </w:tcPr>
           <w:p>
             <w:pPr>
-              <w:pStyle w:val="Heading2"/>
+              <w:pStyle w:val="BCLabel"/>
               <w:cnfStyle w:val="000000100000" w:firstRow="0" w:lastRow="0" w:firstColumn="0" w:lastColumn="0" w:oddVBand="0" w:evenVBand="0" w:oddHBand="1" w:evenHBand="0" w:firstRowFirstColumn="0" w:firstRowLastColumn="0" w:lastRowFirstColumn="0" w:lastRowLastColumn="0"/>
-              <w:rPr>
-                <w:rFonts w:ascii="Segoe UI Semibold" w:hAnsi="Segoe UI Semibold" w:cs="Segoe UI Semibold"/>
-                <w:sz w:val="22"/>
-                <w:szCs w:val="22"/>
-              </w:rPr>
             </w:pPr>
           </w:p>
         </w:tc>
         <w:tc>
           <w:tcPr>
-            <w:tcW w:w="1217" w:type="dxa"/>
+            <w:tcW w:w="580" w:type="pct"/>
             <w:tcBorders>
-              <w:top w:val="single" w:color="auto" w:sz="4" w:space="0"/>
+              <w:top w:val="single" w:sz="4" w:space="0" w:color="auto"/>
             </w:tcBorders>
             <w:shd w:val="clear" w:color="auto" w:fill="auto"/>
           </w:tcPr>
           <w:p>
             <w:pPr>
-              <w:pStyle w:val="Heading2"/>
+              <w:pStyle w:val="BCLabel"/>
               <w:cnfStyle w:val="000000100000" w:firstRow="0" w:lastRow="0" w:firstColumn="0" w:lastColumn="0" w:oddVBand="0" w:evenVBand="0" w:oddHBand="1" w:evenHBand="0" w:firstRowFirstColumn="0" w:firstRowLastColumn="0" w:lastRowFirstColumn="0" w:lastRowLastColumn="0"/>
-              <w:rPr>
-                <w:rFonts w:ascii="Segoe UI Semibold" w:hAnsi="Segoe UI Semibold" w:cs="Segoe UI Semibold"/>
-                <w:sz w:val="22"/>
-                <w:szCs w:val="22"/>
-              </w:rPr>
             </w:pPr>
           </w:p>
         </w:tc>
         <w:tc>
           <w:tcPr>
-            <w:tcW w:w="1114" w:type="dxa"/>
+            <w:tcW w:w="531" w:type="pct"/>
             <w:tcBorders>
-              <w:top w:val="single" w:color="auto" w:sz="4" w:space="0"/>
+              <w:top w:val="single" w:sz="4" w:space="0" w:color="auto"/>
             </w:tcBorders>
             <w:shd w:val="clear" w:color="auto" w:fill="auto"/>
           </w:tcPr>
           <w:p>
             <w:pPr>
-              <w:pStyle w:val="Heading2"/>
+              <w:pStyle w:val="BCLabel"/>
               <w:cnfStyle w:val="000000100000" w:firstRow="0" w:lastRow="0" w:firstColumn="0" w:lastColumn="0" w:oddVBand="0" w:evenVBand="0" w:oddHBand="1" w:evenHBand="0" w:firstRowFirstColumn="0" w:firstRowLastColumn="0" w:lastRowFirstColumn="0" w:lastRowLastColumn="0"/>
-              <w:rPr>
-                <w:rFonts w:ascii="Segoe UI Semibold" w:hAnsi="Segoe UI Semibold" w:cs="Segoe UI Semibold"/>
-                <w:sz w:val="22"/>
-                <w:szCs w:val="22"/>
-              </w:rPr>
             </w:pPr>
           </w:p>
         </w:tc>
         <w:tc>
           <w:tcPr>
-            <w:tcW w:w="975" w:type="dxa"/>
+            <w:tcW w:w="465" w:type="pct"/>
             <w:tcBorders>
-              <w:top w:val="single" w:color="auto" w:sz="4" w:space="0"/>
+              <w:top w:val="single" w:sz="4" w:space="0" w:color="auto"/>
             </w:tcBorders>
             <w:shd w:val="clear" w:color="auto" w:fill="auto"/>
           </w:tcPr>
           <w:p>
             <w:pPr>
-              <w:pStyle w:val="Heading2"/>
+              <w:pStyle w:val="BCLabel"/>
               <w:cnfStyle w:val="000000100000" w:firstRow="0" w:lastRow="0" w:firstColumn="0" w:lastColumn="0" w:oddVBand="0" w:evenVBand="0" w:oddHBand="1" w:evenHBand="0" w:firstRowFirstColumn="0" w:firstRowLastColumn="0" w:lastRowFirstColumn="0" w:lastRowLastColumn="0"/>
-              <w:rPr>
-                <w:rFonts w:ascii="Segoe UI Semibold" w:hAnsi="Segoe UI Semibold" w:cs="Segoe UI Semibold"/>
-                <w:sz w:val="22"/>
-                <w:szCs w:val="22"/>
-              </w:rPr>
             </w:pPr>
           </w:p>
         </w:tc>
         <w:tc>
           <w:tcPr>
-            <w:tcW w:w="1253" w:type="dxa"/>
+            <w:tcW w:w="597" w:type="pct"/>
             <w:tcBorders>
-              <w:top w:val="single" w:color="auto" w:sz="4" w:space="0"/>
+              <w:top w:val="single" w:sz="4" w:space="0" w:color="auto"/>
             </w:tcBorders>
             <w:shd w:val="clear" w:color="auto" w:fill="auto"/>
           </w:tcPr>
           <w:p>
             <w:pPr>
-              <w:pStyle w:val="Heading2"/>
+              <w:pStyle w:val="BCLabel"/>
               <w:cnfStyle w:val="000000100000" w:firstRow="0" w:lastRow="0" w:firstColumn="0" w:lastColumn="0" w:oddVBand="0" w:evenVBand="0" w:oddHBand="1" w:evenHBand="0" w:firstRowFirstColumn="0" w:firstRowLastColumn="0" w:lastRowFirstColumn="0" w:lastRowLastColumn="0"/>
-              <w:rPr>
-                <w:rFonts w:ascii="Segoe UI Semibold" w:hAnsi="Segoe UI Semibold" w:cs="Segoe UI Semibold"/>
-                <w:sz w:val="22"/>
-                <w:szCs w:val="22"/>
-              </w:rPr>
             </w:pPr>
           </w:p>
         </w:tc>
         <w:tc>
           <w:tcPr>
-            <w:tcW w:w="1253" w:type="dxa"/>
+            <w:tcW w:w="597" w:type="pct"/>
             <w:tcBorders>
-              <w:top w:val="single" w:color="auto" w:sz="4" w:space="0"/>
+              <w:top w:val="single" w:sz="4" w:space="0" w:color="auto"/>
             </w:tcBorders>
             <w:shd w:val="clear" w:color="auto" w:fill="auto"/>
           </w:tcPr>
           <w:p>
             <w:pPr>
-              <w:pStyle w:val="Heading2"/>
+              <w:pStyle w:val="BCLabel"/>
               <w:cnfStyle w:val="000000100000" w:firstRow="0" w:lastRow="0" w:firstColumn="0" w:lastColumn="0" w:oddVBand="0" w:evenVBand="0" w:oddHBand="1" w:evenHBand="0" w:firstRowFirstColumn="0" w:firstRowLastColumn="0" w:lastRowFirstColumn="0" w:lastRowLastColumn="0"/>
-              <w:rPr>
-                <w:rFonts w:ascii="Segoe UI Semibold" w:hAnsi="Segoe UI Semibold" w:cs="Segoe UI Semibold"/>
-                <w:sz w:val="22"/>
-                <w:szCs w:val="22"/>
-              </w:rPr>
             </w:pPr>
           </w:p>
         </w:tc>
@@ -768,12 +547,7 @@
       <w:sdt>
         <w:sdtPr>
           <w:rPr>
-            <w:rFonts w:ascii="Segoe UI Semibold" w:hAnsi="Segoe UI Semibold" w:cs="Segoe UI Semibold"/>
-            <w:b w:val="0"/>
-            <w:bCs w:val="0"/>
-            <w:sz w:val="22"/>
-            <w:szCs w:val="22"/>
-            <w:lang w:eastAsia="zh-CN"/>
+            <w:lang w:val="en-DK" w:eastAsia="zh-CN"/>
           </w:rPr>
           <w:alias w:val="#Nav: /Item"/>
           <w:tag w:val="#Nav: Inventory_Sales_Back_Orders/718"/>
@@ -781,22 +555,12 @@
           <w15:dataBinding w:prefixMappings="xmlns:ns0='urn:microsoft-dynamics-nav/reports/Inventory_Sales_Back_Orders/718/' " w:xpath="/ns0:NavWordReportXmlPart[1]/ns0:Item" w:storeItemID="{BA705338-4C67-4D04-A73D-802DCC4EAF76}"/>
           <w15:repeatingSection/>
         </w:sdtPr>
-        <w:sdtEndPr>
-          <w:rPr>
-            <w:rFonts w:ascii="Segoe UI" w:hAnsi="Segoe UI" w:cs="Segoe UI" w:eastAsiaTheme="minorEastAsia"/>
-            <w:color w:val="auto"/>
-          </w:rPr>
-        </w:sdtEndPr>
+        <w:sdtEndPr/>
         <w:sdtContent>
           <w:sdt>
             <w:sdtPr>
               <w:rPr>
-                <w:rFonts w:ascii="Segoe UI Semibold" w:hAnsi="Segoe UI Semibold" w:cs="Segoe UI Semibold"/>
-                <w:b w:val="0"/>
-                <w:bCs w:val="0"/>
-                <w:sz w:val="22"/>
-                <w:szCs w:val="22"/>
-                <w:lang w:eastAsia="zh-CN"/>
+                <w:lang w:val="en-DK" w:eastAsia="zh-CN"/>
               </w:rPr>
               <w:id w:val="-145052709"/>
               <w:placeholder>
@@ -804,26 +568,17 @@
               </w:placeholder>
               <w15:repeatingSectionItem/>
             </w:sdtPr>
-            <w:sdtEndPr>
-              <w:rPr>
-                <w:rFonts w:ascii="Segoe UI" w:hAnsi="Segoe UI" w:cs="Segoe UI" w:eastAsiaTheme="minorEastAsia"/>
-                <w:color w:val="auto"/>
-              </w:rPr>
-            </w:sdtEndPr>
+            <w:sdtEndPr/>
             <w:sdtContent>
               <w:tr>
                 <w:trPr>
+                  <w:cantSplit/>
                   <w:trHeight w:val="490"/>
                 </w:trPr>
                 <w:sdt>
                   <w:sdtPr>
                     <w:rPr>
-                      <w:rFonts w:ascii="Segoe UI Semibold" w:hAnsi="Segoe UI Semibold" w:cs="Segoe UI Semibold"/>
-                      <w:b w:val="0"/>
-                      <w:bCs w:val="0"/>
-                      <w:sz w:val="22"/>
-                      <w:szCs w:val="22"/>
-                      <w:lang w:eastAsia="zh-CN"/>
+                      <w:lang w:val="en-DK" w:eastAsia="zh-CN"/>
                     </w:rPr>
                     <w:alias w:val="#Nav: /Item/No_Item"/>
                     <w:tag w:val="#Nav: Inventory_Sales_Back_Orders/718"/>
@@ -831,39 +586,41 @@
                     <w:placeholder>
                       <w:docPart w:val="0A61C94A26544F0F91D54C9BA0CE7293"/>
                     </w:placeholder>
-                    <w15:dataBinding w:prefixMappings="xmlns:ns0='urn:microsoft-dynamics-nav/reports/Inventory_Sales_Back_Orders/718/'" w:xpath="/ns0:NavWordReportXmlPart[1]/ns0:Item[1]/ns0:No_Item[1]" w:storeItemID="{7B3FF86F-2AC0-4DE7-BD4B-408180D9DA52}"/>
+                    <w15:dataBinding w:prefixMappings="xmlns:ns0='urn:microsoft-dynamics-nav/reports/Inventory_Sales_Back_Orders/718/'" w:xpath="/ns0:NavWordReportXmlPart[1]/ns0:Item[1]/ns0:No_Item[1]" w:storeItemID="{BA705338-4C67-4D04-A73D-802DCC4EAF76}" w16sdtdh:storeItemChecksum="aCL3WA=="/>
                   </w:sdtPr>
                   <w:sdtEndPr>
                     <w:rPr>
-                      <w:lang w:eastAsia="ja-JP"/>
+                      <w:lang w:val="en-AU" w:eastAsia="ja-JP"/>
                     </w:rPr>
                   </w:sdtEndPr>
                   <w:sdtContent>
                     <w:tc>
                       <w:tcPr>
                         <w:cnfStyle w:val="001000000000" w:firstRow="0" w:lastRow="0" w:firstColumn="1" w:lastColumn="0" w:oddVBand="0" w:evenVBand="0" w:oddHBand="0" w:evenHBand="0" w:firstRowFirstColumn="0" w:firstRowLastColumn="0" w:lastRowFirstColumn="0" w:lastRowLastColumn="0"/>
-                        <w:tcW w:w="1169" w:type="dxa"/>
+                        <w:tcW w:w="557" w:type="pct"/>
                       </w:tcPr>
                       <w:p>
                         <w:pPr>
-                          <w:pStyle w:val="Heading2"/>
-                          <w:spacing w:before="160" w:after="80"/>
-                          <w:rPr>
-                            <w:rFonts w:ascii="Segoe UI Semibold" w:hAnsi="Segoe UI Semibold" w:cs="Segoe UI Semibold"/>
-                            <w:sz w:val="22"/>
-                            <w:szCs w:val="22"/>
-                          </w:rPr>
+                          <w:pStyle w:val="BCLabel"/>
                         </w:pPr>
                         <w:proofErr w:type="spellStart"/>
                         <w:r>
                           <w:rPr>
-                            <w:rFonts w:ascii="Segoe UI Semibold" w:hAnsi="Segoe UI Semibold" w:cs="Segoe UI Semibold"/>
-                            <w:b w:val="0"/>
-                            <w:bCs w:val="0"/>
-                            <w:sz w:val="22"/>
-                            <w:szCs w:val="22"/>
+                            <w:lang w:eastAsia="zh-CN"/>
                           </w:rPr>
-                          <w:t>No_Item</w:t>
+                          <w:t>No</w:t>
+                        </w:r>
+                        <w:r>
+                          <w:rPr>
+                            <w:lang w:eastAsia="zh-CN"/>
+                          </w:rPr>
+                          <w:t>_</w:t>
+                        </w:r>
+                        <w:r>
+                          <w:rPr>
+                            <w:lang w:eastAsia="zh-CN"/>
+                          </w:rPr>
+                          <w:t>Item</w:t>
                         </w:r>
                         <w:proofErr w:type="spellEnd"/>
                       </w:p>
@@ -872,43 +629,28 @@
                 </w:sdt>
                 <w:sdt>
                   <w:sdtPr>
-                    <w:rPr>
-                      <w:rFonts w:ascii="Segoe UI Semibold" w:hAnsi="Segoe UI Semibold" w:cs="Segoe UI Semibold"/>
-                      <w:sz w:val="22"/>
-                      <w:szCs w:val="22"/>
-                    </w:rPr>
+                    <w:rPr/>
                     <w:alias w:val="#Nav: /Item/Description_Item"/>
                     <w:tag w:val="#Nav: Inventory_Sales_Back_Orders/718"/>
                     <w:id w:val="377056017"/>
                     <w:placeholder>
                       <w:docPart w:val="0A61C94A26544F0F91D54C9BA0CE7293"/>
                     </w:placeholder>
-                    <w15:dataBinding w:prefixMappings="xmlns:ns0='urn:microsoft-dynamics-nav/reports/Inventory_Sales_Back_Orders/718/'" w:xpath="/ns0:NavWordReportXmlPart[1]/ns0:Item[1]/ns0:Description_Item[1]" w:storeItemID="{7B3FF86F-2AC0-4DE7-BD4B-408180D9DA52}"/>
+                    <w15:dataBinding w:prefixMappings="xmlns:ns0='urn:microsoft-dynamics-nav/reports/Inventory_Sales_Back_Orders/718/'" w:xpath="/ns0:NavWordReportXmlPart[1]/ns0:Item[1]/ns0:Description_Item[1]" w:storeItemID="{BA705338-4C67-4D04-A73D-802DCC4EAF76}" w16sdtdh:storeItemChecksum="aCL3WA=="/>
                   </w:sdtPr>
                   <w:sdtContent>
                     <w:tc>
                       <w:tcPr>
-                        <w:tcW w:w="3509" w:type="dxa"/>
+                        <w:tcW w:w="1673" w:type="pct"/>
                         <w:gridSpan w:val="2"/>
                       </w:tcPr>
                       <w:p>
                         <w:pPr>
-                          <w:pStyle w:val="Heading2"/>
-                          <w:spacing w:before="160" w:after="80"/>
+                          <w:pStyle w:val="BCLabel"/>
                           <w:cnfStyle w:val="000000000000" w:firstRow="0" w:lastRow="0" w:firstColumn="0" w:lastColumn="0" w:oddVBand="0" w:evenVBand="0" w:oddHBand="0" w:evenHBand="0" w:firstRowFirstColumn="0" w:firstRowLastColumn="0" w:lastRowFirstColumn="0" w:lastRowLastColumn="0"/>
-                          <w:rPr>
-                            <w:rFonts w:ascii="Segoe UI Semibold" w:hAnsi="Segoe UI Semibold" w:cs="Segoe UI Semibold"/>
-                            <w:sz w:val="22"/>
-                            <w:szCs w:val="22"/>
-                          </w:rPr>
                         </w:pPr>
                         <w:proofErr w:type="spellStart"/>
                         <w:r>
-                          <w:rPr>
-                            <w:rFonts w:ascii="Segoe UI Semibold" w:hAnsi="Segoe UI Semibold" w:cs="Segoe UI Semibold"/>
-                            <w:sz w:val="22"/>
-                            <w:szCs w:val="22"/>
-                          </w:rPr>
                           <w:t>Description_Item</w:t>
                         </w:r>
                         <w:proofErr w:type="spellEnd"/>
@@ -918,91 +660,66 @@
                 </w:sdt>
                 <w:tc>
                   <w:tcPr>
-                    <w:tcW w:w="1217" w:type="dxa"/>
+                    <w:tcW w:w="580" w:type="pct"/>
                     <w:vAlign w:val="bottom"/>
                   </w:tcPr>
                   <w:p>
                     <w:pPr>
-                      <w:pStyle w:val="Heading2"/>
+                      <w:pStyle w:val="BCLabel"/>
                       <w:spacing w:before="160" w:after="80"/>
                       <w:cnfStyle w:val="000000000000" w:firstRow="0" w:lastRow="0" w:firstColumn="0" w:lastColumn="0" w:oddVBand="0" w:evenVBand="0" w:oddHBand="0" w:evenHBand="0" w:firstRowFirstColumn="0" w:firstRowLastColumn="0" w:lastRowFirstColumn="0" w:lastRowLastColumn="0"/>
-                      <w:rPr>
-                        <w:rFonts w:ascii="Segoe UI Semibold" w:hAnsi="Segoe UI Semibold" w:cs="Segoe UI Semibold"/>
-                        <w:sz w:val="22"/>
-                        <w:szCs w:val="22"/>
-                      </w:rPr>
                     </w:pPr>
                   </w:p>
                 </w:tc>
                 <w:tc>
                   <w:tcPr>
-                    <w:tcW w:w="1114" w:type="dxa"/>
+                    <w:tcW w:w="531" w:type="pct"/>
                     <w:vAlign w:val="bottom"/>
                   </w:tcPr>
                   <w:p>
                     <w:pPr>
-                      <w:pStyle w:val="Heading2"/>
+                      <w:pStyle w:val="BCLabel"/>
                       <w:spacing w:before="160" w:after="80"/>
                       <w:cnfStyle w:val="000000000000" w:firstRow="0" w:lastRow="0" w:firstColumn="0" w:lastColumn="0" w:oddVBand="0" w:evenVBand="0" w:oddHBand="0" w:evenHBand="0" w:firstRowFirstColumn="0" w:firstRowLastColumn="0" w:lastRowFirstColumn="0" w:lastRowLastColumn="0"/>
-                      <w:rPr>
-                        <w:rFonts w:ascii="Segoe UI Semibold" w:hAnsi="Segoe UI Semibold" w:cs="Segoe UI Semibold"/>
-                        <w:sz w:val="22"/>
-                        <w:szCs w:val="22"/>
-                      </w:rPr>
                     </w:pPr>
                   </w:p>
                 </w:tc>
                 <w:tc>
                   <w:tcPr>
-                    <w:tcW w:w="975" w:type="dxa"/>
+                    <w:tcW w:w="465" w:type="pct"/>
                     <w:vAlign w:val="bottom"/>
                   </w:tcPr>
                   <w:p>
                     <w:pPr>
-                      <w:pStyle w:val="Heading2"/>
+                      <w:pStyle w:val="BCLabel"/>
                       <w:spacing w:before="160" w:after="80"/>
                       <w:cnfStyle w:val="000000000000" w:firstRow="0" w:lastRow="0" w:firstColumn="0" w:lastColumn="0" w:oddVBand="0" w:evenVBand="0" w:oddHBand="0" w:evenHBand="0" w:firstRowFirstColumn="0" w:firstRowLastColumn="0" w:lastRowFirstColumn="0" w:lastRowLastColumn="0"/>
-                      <w:rPr>
-                        <w:rFonts w:ascii="Segoe UI Semibold" w:hAnsi="Segoe UI Semibold" w:cs="Segoe UI Semibold"/>
-                        <w:sz w:val="22"/>
-                        <w:szCs w:val="22"/>
-                      </w:rPr>
                     </w:pPr>
                   </w:p>
                 </w:tc>
                 <w:tc>
                   <w:tcPr>
-                    <w:tcW w:w="1253" w:type="dxa"/>
+                    <w:tcW w:w="597" w:type="pct"/>
                     <w:vAlign w:val="bottom"/>
                   </w:tcPr>
                   <w:p>
                     <w:pPr>
-                      <w:pStyle w:val="Heading2"/>
+                      <w:pStyle w:val="BCLabel"/>
                       <w:spacing w:before="160" w:after="80"/>
                       <w:cnfStyle w:val="000000000000" w:firstRow="0" w:lastRow="0" w:firstColumn="0" w:lastColumn="0" w:oddVBand="0" w:evenVBand="0" w:oddHBand="0" w:evenHBand="0" w:firstRowFirstColumn="0" w:firstRowLastColumn="0" w:lastRowFirstColumn="0" w:lastRowLastColumn="0"/>
-                      <w:rPr>
-                        <w:rFonts w:ascii="Segoe UI Semibold" w:hAnsi="Segoe UI Semibold" w:cs="Segoe UI Semibold"/>
-                        <w:sz w:val="22"/>
-                        <w:szCs w:val="22"/>
-                      </w:rPr>
                     </w:pPr>
                   </w:p>
                 </w:tc>
                 <w:tc>
                   <w:tcPr>
-                    <w:tcW w:w="1253" w:type="dxa"/>
+                    <w:tcW w:w="597" w:type="pct"/>
                     <w:vAlign w:val="bottom"/>
                   </w:tcPr>
                   <w:p>
                     <w:pPr>
-                      <w:pStyle w:val="Heading2"/>
+                      <w:pStyle w:val="BCLabel"/>
                       <w:spacing w:before="160" w:after="80"/>
                       <w:cnfStyle w:val="000000000000" w:firstRow="0" w:lastRow="0" w:firstColumn="0" w:lastColumn="0" w:oddVBand="0" w:evenVBand="0" w:oddHBand="0" w:evenHBand="0" w:firstRowFirstColumn="0" w:firstRowLastColumn="0" w:lastRowFirstColumn="0" w:lastRowLastColumn="0"/>
-                      <w:rPr>
-                        <w:rFonts w:ascii="Segoe UI Semibold" w:hAnsi="Segoe UI Semibold" w:cs="Segoe UI Semibold"/>
-                        <w:sz w:val="22"/>
-                        <w:szCs w:val="22"/>
-                      </w:rPr>
                     </w:pPr>
                   </w:p>
                 </w:tc>
@@ -1010,12 +727,7 @@
               <w:sdt>
                 <w:sdtPr>
                   <w:rPr>
-                    <w:rFonts w:cs="Segoe UI"/>
-                    <w:b w:val="0"/>
-                    <w:bCs w:val="0"/>
-                    <w:sz w:val="22"/>
-                    <w:szCs w:val="22"/>
-                    <w:lang w:eastAsia="zh-CN"/>
+                    <w:lang w:val="en-DK" w:eastAsia="zh-CN"/>
                   </w:rPr>
                   <w:alias w:val="#Nav: /Item/Sales_Line"/>
                   <w:tag w:val="#Nav: Inventory_Sales_Back_Orders/718"/>
@@ -1027,12 +739,7 @@
                   <w:sdt>
                     <w:sdtPr>
                       <w:rPr>
-                        <w:rFonts w:cs="Segoe UI"/>
-                        <w:b w:val="0"/>
-                        <w:bCs w:val="0"/>
-                        <w:sz w:val="22"/>
-                        <w:szCs w:val="22"/>
-                        <w:lang w:eastAsia="zh-CN"/>
+                        <w:lang w:val="en-DK" w:eastAsia="zh-CN"/>
                       </w:rPr>
                       <w:id w:val="617497627"/>
                       <w:placeholder>
@@ -1044,70 +751,52 @@
                       <w:tr>
                         <w:trPr>
                           <w:cnfStyle w:val="000000100000" w:firstRow="0" w:lastRow="0" w:firstColumn="0" w:lastColumn="0" w:oddVBand="0" w:evenVBand="0" w:oddHBand="1" w:evenHBand="0" w:firstRowFirstColumn="0" w:firstRowLastColumn="0" w:lastRowFirstColumn="0" w:lastRowLastColumn="0"/>
+                          <w:cantSplit/>
                           <w:trHeight w:val="490"/>
                         </w:trPr>
                         <w:tc>
                           <w:tcPr>
                             <w:cnfStyle w:val="001000000000" w:firstRow="0" w:lastRow="0" w:firstColumn="1" w:lastColumn="0" w:oddVBand="0" w:evenVBand="0" w:oddHBand="0" w:evenHBand="0" w:firstRowFirstColumn="0" w:firstRowLastColumn="0" w:lastRowFirstColumn="0" w:lastRowLastColumn="0"/>
-                            <w:tcW w:w="1169" w:type="dxa"/>
+                            <w:tcW w:w="557" w:type="pct"/>
                             <w:tcBorders>
-                              <w:bottom w:val="single" w:color="auto" w:sz="4" w:space="0"/>
+                              <w:bottom w:val="single" w:sz="4" w:space="0" w:color="F5F6F8"/>
                             </w:tcBorders>
-                            <w:shd w:val="clear" w:color="auto" w:fill="E8E8E8" w:themeFill="background2"/>
+                            <w:shd w:val="clear" w:color="auto" w:fill="auto"/>
                           </w:tcPr>
                           <w:p>
                             <w:pPr>
-                              <w:rPr>
-                                <w:rFonts w:cs="Segoe UI"/>
-                                <w:b w:val="0"/>
-                                <w:bCs w:val="0"/>
-                                <w:sz w:val="22"/>
-                                <w:szCs w:val="22"/>
-                              </w:rPr>
+                              <w:pStyle w:val="NoSpacing"/>
                             </w:pPr>
                           </w:p>
                         </w:tc>
                         <w:sdt>
                           <w:sdtPr>
-                            <w:rPr>
-                              <w:rFonts w:cs="Segoe UI"/>
-                              <w:sz w:val="22"/>
-                              <w:szCs w:val="22"/>
-                            </w:rPr>
+                            <w:rPr/>
                             <w:alias w:val="#Nav: /Item/Sales_Line/DocumentNo_SalesLine"/>
                             <w:tag w:val="#Nav: Inventory_Sales_Back_Orders/718"/>
                             <w:id w:val="1099215258"/>
                             <w:placeholder>
                               <w:docPart w:val="BC81F2D8F2F04EF9BC5A3206D7ACD4C5"/>
                             </w:placeholder>
-                            <w15:dataBinding w:prefixMappings="xmlns:ns0='urn:microsoft-dynamics-nav/reports/Inventory_Sales_Back_Orders/718/'" w:xpath="/ns0:NavWordReportXmlPart[1]/ns0:Item[1]/ns0:Sales_Line[1]/ns0:DocumentNo_SalesLine[1]" w:storeItemID="{7B3FF86F-2AC0-4DE7-BD4B-408180D9DA52}"/>
+                            <w15:dataBinding w:prefixMappings="xmlns:ns0='urn:microsoft-dynamics-nav/reports/Inventory_Sales_Back_Orders/718/'" w:xpath="/ns0:NavWordReportXmlPart[1]/ns0:Item[1]/ns0:Sales_Line[1]/ns0:DocumentNo_SalesLine[1]" w:storeItemID="{BA705338-4C67-4D04-A73D-802DCC4EAF76}" w16sdtdh:storeItemChecksum="aCL3WA=="/>
                           </w:sdtPr>
                           <w:sdtContent>
                             <w:tc>
                               <w:tcPr>
-                                <w:tcW w:w="1113" w:type="dxa"/>
+                                <w:tcW w:w="531" w:type="pct"/>
                                 <w:tcBorders>
-                                  <w:bottom w:val="single" w:color="auto" w:sz="4" w:space="0"/>
+                                  <w:bottom w:val="single" w:sz="4" w:space="0" w:color="F5F6F8"/>
                                 </w:tcBorders>
-                                <w:shd w:val="clear" w:color="auto" w:fill="E8E8E8" w:themeFill="background2"/>
+                                <w:shd w:val="clear" w:color="auto" w:fill="auto"/>
                                 <w:vAlign w:val="center"/>
                               </w:tcPr>
                               <w:p>
                                 <w:pPr>
+                                  <w:pStyle w:val="NoSpacing"/>
                                   <w:cnfStyle w:val="000000100000" w:firstRow="0" w:lastRow="0" w:firstColumn="0" w:lastColumn="0" w:oddVBand="0" w:evenVBand="0" w:oddHBand="1" w:evenHBand="0" w:firstRowFirstColumn="0" w:firstRowLastColumn="0" w:lastRowFirstColumn="0" w:lastRowLastColumn="0"/>
-                                  <w:rPr>
-                                    <w:rFonts w:cs="Segoe UI"/>
-                                    <w:sz w:val="22"/>
-                                    <w:szCs w:val="22"/>
-                                  </w:rPr>
                                 </w:pPr>
                                 <w:proofErr w:type="spellStart"/>
                                 <w:r>
-                                  <w:rPr>
-                                    <w:rFonts w:cs="Segoe UI"/>
-                                    <w:sz w:val="22"/>
-                                    <w:szCs w:val="22"/>
-                                  </w:rPr>
                                   <w:t>DocumentNo_SalesLine</w:t>
                                 </w:r>
                                 <w:proofErr w:type="spellEnd"/>
@@ -1117,45 +806,32 @@
                         </w:sdt>
                         <w:sdt>
                           <w:sdtPr>
-                            <w:rPr>
-                              <w:rFonts w:cs="Segoe UI"/>
-                              <w:sz w:val="22"/>
-                              <w:szCs w:val="22"/>
-                            </w:rPr>
+                            <w:rPr/>
                             <w:alias w:val="#Nav: /Item/Sales_Line/CustName_SalesLine"/>
                             <w:tag w:val="#Nav: Inventory_Sales_Back_Orders/718"/>
                             <w:id w:val="1816984566"/>
                             <w:placeholder>
                               <w:docPart w:val="BC81F2D8F2F04EF9BC5A3206D7ACD4C5"/>
                             </w:placeholder>
-                            <w15:dataBinding w:prefixMappings="xmlns:ns0='urn:microsoft-dynamics-nav/reports/Inventory_Sales_Back_Orders/718/'" w:xpath="/ns0:NavWordReportXmlPart[1]/ns0:Item[1]/ns0:Sales_Line[1]/ns0:CustName_SalesLine[1]" w:storeItemID="{7B3FF86F-2AC0-4DE7-BD4B-408180D9DA52}"/>
+                            <w15:dataBinding w:prefixMappings="xmlns:ns0='urn:microsoft-dynamics-nav/reports/Inventory_Sales_Back_Orders/718/'" w:xpath="/ns0:NavWordReportXmlPart[1]/ns0:Item[1]/ns0:Sales_Line[1]/ns0:CustName_SalesLine[1]" w:storeItemID="{BA705338-4C67-4D04-A73D-802DCC4EAF76}" w16sdtdh:storeItemChecksum="aCL3WA=="/>
                           </w:sdtPr>
                           <w:sdtContent>
                             <w:tc>
                               <w:tcPr>
-                                <w:tcW w:w="2396" w:type="dxa"/>
+                                <w:tcW w:w="1142" w:type="pct"/>
                                 <w:tcBorders>
-                                  <w:bottom w:val="single" w:color="auto" w:sz="4" w:space="0"/>
+                                  <w:bottom w:val="single" w:sz="4" w:space="0" w:color="F5F6F8"/>
                                 </w:tcBorders>
-                                <w:shd w:val="clear" w:color="auto" w:fill="E8E8E8" w:themeFill="background2"/>
+                                <w:shd w:val="clear" w:color="auto" w:fill="auto"/>
                                 <w:vAlign w:val="center"/>
                               </w:tcPr>
                               <w:p>
                                 <w:pPr>
+                                  <w:pStyle w:val="NoSpacing"/>
                                   <w:cnfStyle w:val="000000100000" w:firstRow="0" w:lastRow="0" w:firstColumn="0" w:lastColumn="0" w:oddVBand="0" w:evenVBand="0" w:oddHBand="1" w:evenHBand="0" w:firstRowFirstColumn="0" w:firstRowLastColumn="0" w:lastRowFirstColumn="0" w:lastRowLastColumn="0"/>
-                                  <w:rPr>
-                                    <w:rFonts w:cs="Segoe UI"/>
-                                    <w:sz w:val="22"/>
-                                    <w:szCs w:val="22"/>
-                                  </w:rPr>
                                 </w:pPr>
                                 <w:proofErr w:type="spellStart"/>
                                 <w:r>
-                                  <w:rPr>
-                                    <w:rFonts w:cs="Segoe UI"/>
-                                    <w:sz w:val="22"/>
-                                    <w:szCs w:val="22"/>
-                                  </w:rPr>
                                   <w:t>CustName_SalesLine</w:t>
                                 </w:r>
                                 <w:proofErr w:type="spellEnd"/>
@@ -1165,45 +841,32 @@
                         </w:sdt>
                         <w:sdt>
                           <w:sdtPr>
-                            <w:rPr>
-                              <w:rFonts w:cs="Segoe UI"/>
-                              <w:sz w:val="22"/>
-                              <w:szCs w:val="22"/>
-                            </w:rPr>
+                            <w:rPr/>
                             <w:alias w:val="#Nav: /Item/Sales_Line/CustPhoneNo_SalesLine"/>
                             <w:tag w:val="#Nav: Inventory_Sales_Back_Orders/718"/>
                             <w:id w:val="-514079202"/>
                             <w:placeholder>
                               <w:docPart w:val="BC81F2D8F2F04EF9BC5A3206D7ACD4C5"/>
                             </w:placeholder>
-                            <w15:dataBinding w:prefixMappings="xmlns:ns0='urn:microsoft-dynamics-nav/reports/Inventory_Sales_Back_Orders/718/'" w:xpath="/ns0:NavWordReportXmlPart[1]/ns0:Item[1]/ns0:Sales_Line[1]/ns0:CustPhoneNo_SalesLine[1]" w:storeItemID="{7B3FF86F-2AC0-4DE7-BD4B-408180D9DA52}"/>
+                            <w15:dataBinding w:prefixMappings="xmlns:ns0='urn:microsoft-dynamics-nav/reports/Inventory_Sales_Back_Orders/718/'" w:xpath="/ns0:NavWordReportXmlPart[1]/ns0:Item[1]/ns0:Sales_Line[1]/ns0:CustPhoneNo_SalesLine[1]" w:storeItemID="{BA705338-4C67-4D04-A73D-802DCC4EAF76}" w16sdtdh:storeItemChecksum="aCL3WA=="/>
                           </w:sdtPr>
                           <w:sdtContent>
                             <w:tc>
                               <w:tcPr>
-                                <w:tcW w:w="1217" w:type="dxa"/>
+                                <w:tcW w:w="580" w:type="pct"/>
                                 <w:tcBorders>
-                                  <w:bottom w:val="single" w:color="auto" w:sz="4" w:space="0"/>
+                                  <w:bottom w:val="single" w:sz="4" w:space="0" w:color="F5F6F8"/>
                                 </w:tcBorders>
-                                <w:shd w:val="clear" w:color="auto" w:fill="E8E8E8" w:themeFill="background2"/>
+                                <w:shd w:val="clear" w:color="auto" w:fill="auto"/>
                                 <w:vAlign w:val="center"/>
                               </w:tcPr>
                               <w:p>
                                 <w:pPr>
+                                  <w:pStyle w:val="NoSpacing"/>
                                   <w:cnfStyle w:val="000000100000" w:firstRow="0" w:lastRow="0" w:firstColumn="0" w:lastColumn="0" w:oddVBand="0" w:evenVBand="0" w:oddHBand="1" w:evenHBand="0" w:firstRowFirstColumn="0" w:firstRowLastColumn="0" w:lastRowFirstColumn="0" w:lastRowLastColumn="0"/>
-                                  <w:rPr>
-                                    <w:rFonts w:cs="Segoe UI"/>
-                                    <w:sz w:val="22"/>
-                                    <w:szCs w:val="22"/>
-                                  </w:rPr>
                                 </w:pPr>
                                 <w:proofErr w:type="spellStart"/>
                                 <w:r>
-                                  <w:rPr>
-                                    <w:rFonts w:cs="Segoe UI"/>
-                                    <w:sz w:val="22"/>
-                                    <w:szCs w:val="22"/>
-                                  </w:rPr>
                                   <w:t>CustPhoneNo_SalesLine</w:t>
                                 </w:r>
                                 <w:proofErr w:type="spellEnd"/>
@@ -1213,45 +876,32 @@
                         </w:sdt>
                         <w:sdt>
                           <w:sdtPr>
-                            <w:rPr>
-                              <w:rFonts w:cs="Segoe UI"/>
-                              <w:sz w:val="22"/>
-                              <w:szCs w:val="22"/>
-                            </w:rPr>
+                            <w:rPr/>
                             <w:alias w:val="#Nav: /Item/Sales_Line/ShipmentDate_SalesLine"/>
                             <w:tag w:val="#Nav: Inventory_Sales_Back_Orders/718"/>
                             <w:id w:val="1292013716"/>
                             <w:placeholder>
                               <w:docPart w:val="BC81F2D8F2F04EF9BC5A3206D7ACD4C5"/>
                             </w:placeholder>
-                            <w15:dataBinding w:prefixMappings="xmlns:ns0='urn:microsoft-dynamics-nav/reports/Inventory_Sales_Back_Orders/718/'" w:xpath="/ns0:NavWordReportXmlPart[1]/ns0:Item[1]/ns0:Sales_Line[1]/ns0:ShipmentDate_SalesLine[1]" w:storeItemID="{7B3FF86F-2AC0-4DE7-BD4B-408180D9DA52}"/>
+                            <w15:dataBinding w:prefixMappings="xmlns:ns0='urn:microsoft-dynamics-nav/reports/Inventory_Sales_Back_Orders/718/'" w:xpath="/ns0:NavWordReportXmlPart[1]/ns0:Item[1]/ns0:Sales_Line[1]/ns0:ShipmentDate_SalesLine[1]" w:storeItemID="{BA705338-4C67-4D04-A73D-802DCC4EAF76}" w16sdtdh:storeItemChecksum="aCL3WA=="/>
                           </w:sdtPr>
                           <w:sdtContent>
                             <w:tc>
                               <w:tcPr>
-                                <w:tcW w:w="1114" w:type="dxa"/>
+                                <w:tcW w:w="531" w:type="pct"/>
                                 <w:tcBorders>
-                                  <w:bottom w:val="single" w:color="auto" w:sz="4" w:space="0"/>
+                                  <w:bottom w:val="single" w:sz="4" w:space="0" w:color="F5F6F8"/>
                                 </w:tcBorders>
-                                <w:shd w:val="clear" w:color="auto" w:fill="E8E8E8" w:themeFill="background2"/>
+                                <w:shd w:val="clear" w:color="auto" w:fill="auto"/>
                                 <w:vAlign w:val="center"/>
                               </w:tcPr>
                               <w:p>
                                 <w:pPr>
+                                  <w:pStyle w:val="NoSpacing"/>
                                   <w:cnfStyle w:val="000000100000" w:firstRow="0" w:lastRow="0" w:firstColumn="0" w:lastColumn="0" w:oddVBand="0" w:evenVBand="0" w:oddHBand="1" w:evenHBand="0" w:firstRowFirstColumn="0" w:firstRowLastColumn="0" w:lastRowFirstColumn="0" w:lastRowLastColumn="0"/>
-                                  <w:rPr>
-                                    <w:rFonts w:cs="Segoe UI"/>
-                                    <w:sz w:val="22"/>
-                                    <w:szCs w:val="22"/>
-                                  </w:rPr>
                                 </w:pPr>
                                 <w:proofErr w:type="spellStart"/>
                                 <w:r>
-                                  <w:rPr>
-                                    <w:rFonts w:cs="Segoe UI"/>
-                                    <w:sz w:val="22"/>
-                                    <w:szCs w:val="22"/>
-                                  </w:rPr>
                                   <w:t>ShipmentDate_SalesLine</w:t>
                                 </w:r>
                                 <w:proofErr w:type="spellEnd"/>
@@ -1261,46 +911,33 @@
                         </w:sdt>
                         <w:sdt>
                           <w:sdtPr>
-                            <w:rPr>
-                              <w:rFonts w:cs="Segoe UI"/>
-                              <w:sz w:val="22"/>
-                              <w:szCs w:val="22"/>
-                            </w:rPr>
+                            <w:rPr/>
                             <w:alias w:val="#Nav: /Item/Sales_Line/Quantity_SalesLine"/>
                             <w:tag w:val="#Nav: Inventory_Sales_Back_Orders/718"/>
                             <w:id w:val="1144701656"/>
                             <w:placeholder>
                               <w:docPart w:val="BC81F2D8F2F04EF9BC5A3206D7ACD4C5"/>
                             </w:placeholder>
-                            <w15:dataBinding w:prefixMappings="xmlns:ns0='urn:microsoft-dynamics-nav/reports/Inventory_Sales_Back_Orders/718/'" w:xpath="/ns0:NavWordReportXmlPart[1]/ns0:Item[1]/ns0:Sales_Line[1]/ns0:Quantity_SalesLine[1]" w:storeItemID="{7B3FF86F-2AC0-4DE7-BD4B-408180D9DA52}"/>
+                            <w15:dataBinding w:prefixMappings="xmlns:ns0='urn:microsoft-dynamics-nav/reports/Inventory_Sales_Back_Orders/718/'" w:xpath="/ns0:NavWordReportXmlPart[1]/ns0:Item[1]/ns0:Sales_Line[1]/ns0:Quantity_SalesLine[1]" w:storeItemID="{BA705338-4C67-4D04-A73D-802DCC4EAF76}" w16sdtdh:storeItemChecksum="aCL3WA=="/>
                           </w:sdtPr>
                           <w:sdtContent>
                             <w:tc>
                               <w:tcPr>
-                                <w:tcW w:w="975" w:type="dxa"/>
+                                <w:tcW w:w="465" w:type="pct"/>
                                 <w:tcBorders>
-                                  <w:bottom w:val="single" w:color="auto" w:sz="4" w:space="0"/>
+                                  <w:bottom w:val="single" w:sz="4" w:space="0" w:color="F5F6F8"/>
                                 </w:tcBorders>
-                                <w:shd w:val="clear" w:color="auto" w:fill="E8E8E8" w:themeFill="background2"/>
+                                <w:shd w:val="clear" w:color="auto" w:fill="auto"/>
                                 <w:vAlign w:val="center"/>
                               </w:tcPr>
                               <w:p>
                                 <w:pPr>
+                                  <w:pStyle w:val="BCNumber"/>
                                   <w:jc w:val="right"/>
                                   <w:cnfStyle w:val="000000100000" w:firstRow="0" w:lastRow="0" w:firstColumn="0" w:lastColumn="0" w:oddVBand="0" w:evenVBand="0" w:oddHBand="1" w:evenHBand="0" w:firstRowFirstColumn="0" w:firstRowLastColumn="0" w:lastRowFirstColumn="0" w:lastRowLastColumn="0"/>
-                                  <w:rPr>
-                                    <w:rFonts w:cs="Segoe UI"/>
-                                    <w:sz w:val="22"/>
-                                    <w:szCs w:val="22"/>
-                                  </w:rPr>
                                 </w:pPr>
                                 <w:proofErr w:type="spellStart"/>
                                 <w:r>
-                                  <w:rPr>
-                                    <w:rFonts w:cs="Segoe UI"/>
-                                    <w:sz w:val="22"/>
-                                    <w:szCs w:val="22"/>
-                                  </w:rPr>
                                   <w:t>Quantity_SalesLine</w:t>
                                 </w:r>
                                 <w:proofErr w:type="spellEnd"/>
@@ -1310,46 +947,33 @@
                         </w:sdt>
                         <w:sdt>
                           <w:sdtPr>
-                            <w:rPr>
-                              <w:rFonts w:cs="Segoe UI"/>
-                              <w:sz w:val="22"/>
-                              <w:szCs w:val="22"/>
-                            </w:rPr>
+                            <w:rPr/>
                             <w:alias w:val="#Nav: /Item/Sales_Line/OutstandingQty_SalesLine"/>
                             <w:tag w:val="#Nav: Inventory_Sales_Back_Orders/718"/>
                             <w:id w:val="689413737"/>
                             <w:placeholder>
                               <w:docPart w:val="BC81F2D8F2F04EF9BC5A3206D7ACD4C5"/>
                             </w:placeholder>
-                            <w15:dataBinding w:prefixMappings="xmlns:ns0='urn:microsoft-dynamics-nav/reports/Inventory_Sales_Back_Orders/718/'" w:xpath="/ns0:NavWordReportXmlPart[1]/ns0:Item[1]/ns0:Sales_Line[1]/ns0:OutstandingQty_SalesLine[1]" w:storeItemID="{7B3FF86F-2AC0-4DE7-BD4B-408180D9DA52}"/>
+                            <w15:dataBinding w:prefixMappings="xmlns:ns0='urn:microsoft-dynamics-nav/reports/Inventory_Sales_Back_Orders/718/'" w:xpath="/ns0:NavWordReportXmlPart[1]/ns0:Item[1]/ns0:Sales_Line[1]/ns0:OutstandingQty_SalesLine[1]" w:storeItemID="{BA705338-4C67-4D04-A73D-802DCC4EAF76}" w16sdtdh:storeItemChecksum="aCL3WA=="/>
                           </w:sdtPr>
                           <w:sdtContent>
                             <w:tc>
                               <w:tcPr>
-                                <w:tcW w:w="1253" w:type="dxa"/>
+                                <w:tcW w:w="597" w:type="pct"/>
                                 <w:tcBorders>
-                                  <w:bottom w:val="single" w:color="auto" w:sz="4" w:space="0"/>
+                                  <w:bottom w:val="single" w:sz="4" w:space="0" w:color="F5F6F8"/>
                                 </w:tcBorders>
-                                <w:shd w:val="clear" w:color="auto" w:fill="E8E8E8" w:themeFill="background2"/>
+                                <w:shd w:val="clear" w:color="auto" w:fill="auto"/>
                                 <w:vAlign w:val="center"/>
                               </w:tcPr>
                               <w:p>
                                 <w:pPr>
+                                  <w:pStyle w:val="BCNumber"/>
                                   <w:jc w:val="right"/>
                                   <w:cnfStyle w:val="000000100000" w:firstRow="0" w:lastRow="0" w:firstColumn="0" w:lastColumn="0" w:oddVBand="0" w:evenVBand="0" w:oddHBand="1" w:evenHBand="0" w:firstRowFirstColumn="0" w:firstRowLastColumn="0" w:lastRowFirstColumn="0" w:lastRowLastColumn="0"/>
-                                  <w:rPr>
-                                    <w:rFonts w:cs="Segoe UI"/>
-                                    <w:sz w:val="22"/>
-                                    <w:szCs w:val="22"/>
-                                  </w:rPr>
                                 </w:pPr>
                                 <w:proofErr w:type="spellStart"/>
                                 <w:r>
-                                  <w:rPr>
-                                    <w:rFonts w:cs="Segoe UI"/>
-                                    <w:sz w:val="22"/>
-                                    <w:szCs w:val="22"/>
-                                  </w:rPr>
                                   <w:t>OutstandingQty_SalesLine</w:t>
                                 </w:r>
                                 <w:proofErr w:type="spellEnd"/>
@@ -1359,45 +983,32 @@
                         </w:sdt>
                         <w:sdt>
                           <w:sdtPr>
-                            <w:rPr>
-                              <w:rFonts w:cs="Segoe UI"/>
-                              <w:sz w:val="22"/>
-                              <w:szCs w:val="22"/>
-                            </w:rPr>
+                            <w:rPr/>
                             <w:alias w:val="#Nav: /Item/Sales_Line/OtherBackOrders_SalesLine"/>
                             <w:tag w:val="#Nav: Inventory_Sales_Back_Orders/718"/>
                             <w:id w:val="801589146"/>
                             <w:placeholder>
                               <w:docPart w:val="BC81F2D8F2F04EF9BC5A3206D7ACD4C5"/>
                             </w:placeholder>
-                            <w15:dataBinding w:prefixMappings="xmlns:ns0='urn:microsoft-dynamics-nav/reports/Inventory_Sales_Back_Orders/718/'" w:xpath="/ns0:NavWordReportXmlPart[1]/ns0:Item[1]/ns0:Sales_Line[1]/ns0:OtherBackOrders_SalesLine[1]" w:storeItemID="{7B3FF86F-2AC0-4DE7-BD4B-408180D9DA52}"/>
+                            <w15:dataBinding w:prefixMappings="xmlns:ns0='urn:microsoft-dynamics-nav/reports/Inventory_Sales_Back_Orders/718/'" w:xpath="/ns0:NavWordReportXmlPart[1]/ns0:Item[1]/ns0:Sales_Line[1]/ns0:OtherBackOrders_SalesLine[1]" w:storeItemID="{BA705338-4C67-4D04-A73D-802DCC4EAF76}" w16sdtdh:storeItemChecksum="aCL3WA=="/>
                           </w:sdtPr>
                           <w:sdtContent>
                             <w:tc>
                               <w:tcPr>
-                                <w:tcW w:w="1253" w:type="dxa"/>
+                                <w:tcW w:w="597" w:type="pct"/>
                                 <w:tcBorders>
-                                  <w:bottom w:val="single" w:color="auto" w:sz="4" w:space="0"/>
+                                  <w:bottom w:val="single" w:sz="4" w:space="0" w:color="F5F6F8"/>
                                 </w:tcBorders>
-                                <w:shd w:val="clear" w:color="auto" w:fill="E8E8E8" w:themeFill="background2"/>
+                                <w:shd w:val="clear" w:color="auto" w:fill="auto"/>
                                 <w:vAlign w:val="center"/>
                               </w:tcPr>
                               <w:p>
                                 <w:pPr>
+                                  <w:pStyle w:val="NoSpacing"/>
                                   <w:cnfStyle w:val="000000100000" w:firstRow="0" w:lastRow="0" w:firstColumn="0" w:lastColumn="0" w:oddVBand="0" w:evenVBand="0" w:oddHBand="1" w:evenHBand="0" w:firstRowFirstColumn="0" w:firstRowLastColumn="0" w:lastRowFirstColumn="0" w:lastRowLastColumn="0"/>
-                                  <w:rPr>
-                                    <w:rFonts w:cs="Segoe UI"/>
-                                    <w:sz w:val="22"/>
-                                    <w:szCs w:val="22"/>
-                                  </w:rPr>
                                 </w:pPr>
                                 <w:proofErr w:type="spellStart"/>
                                 <w:r>
-                                  <w:rPr>
-                                    <w:rFonts w:cs="Segoe UI"/>
-                                    <w:sz w:val="22"/>
-                                    <w:szCs w:val="22"/>
-                                  </w:rPr>
                                   <w:t>OtherBackOrders_SalesLine</w:t>
                                 </w:r>
                                 <w:proofErr w:type="spellEnd"/>
@@ -1412,73 +1023,54 @@
               </w:sdt>
               <w:tr>
                 <w:trPr>
+                  <w:cantSplit/>
                   <w:trHeight w:val="490"/>
                 </w:trPr>
                 <w:tc>
                   <w:tcPr>
                     <w:cnfStyle w:val="001000000000" w:firstRow="0" w:lastRow="0" w:firstColumn="1" w:lastColumn="0" w:oddVBand="0" w:evenVBand="0" w:oddHBand="0" w:evenHBand="0" w:firstRowFirstColumn="0" w:firstRowLastColumn="0" w:lastRowFirstColumn="0" w:lastRowLastColumn="0"/>
-                    <w:tcW w:w="1169" w:type="dxa"/>
+                    <w:tcW w:w="557" w:type="pct"/>
                     <w:tcBorders>
-                      <w:top w:val="single" w:color="auto" w:sz="4" w:space="0"/>
-                      <w:bottom w:val="single" w:color="auto" w:sz="8" w:space="0"/>
+                      <w:top w:val="single" w:sz="4" w:space="0" w:color="F5F6F8"/>
+                      <w:bottom w:val="single" w:sz="8" w:space="0" w:color="auto"/>
                     </w:tcBorders>
                   </w:tcPr>
                   <w:p>
                     <w:pPr>
-                      <w:pStyle w:val="Heading2"/>
+                      <w:pStyle w:val="BCLabel"/>
                       <w:spacing w:before="120" w:after="120"/>
-                      <w:rPr>
-                        <w:rFonts w:ascii="Segoe UI Semibold" w:hAnsi="Segoe UI Semibold" w:cs="Segoe UI Semibold"/>
-                        <w:sz w:val="22"/>
-                        <w:szCs w:val="22"/>
-                      </w:rPr>
                     </w:pPr>
                   </w:p>
                 </w:tc>
                 <w:sdt>
                   <w:sdtPr>
-                    <w:rPr>
-                      <w:rFonts w:ascii="Segoe UI Semibold" w:hAnsi="Segoe UI Semibold" w:cs="Segoe UI Semibold"/>
-                      <w:sz w:val="22"/>
-                      <w:szCs w:val="22"/>
-                    </w:rPr>
+                    <w:rPr/>
                     <w:alias w:val="#Nav: /Item/Description_Item"/>
                     <w:tag w:val="#Nav: Inventory_Sales_Back_Orders/718"/>
                     <w:id w:val="908651050"/>
                     <w:placeholder>
                       <w:docPart w:val="BC81F2D8F2F04EF9BC5A3206D7ACD4C5"/>
                     </w:placeholder>
-                    <w15:dataBinding w:prefixMappings="xmlns:ns0='urn:microsoft-dynamics-nav/reports/Inventory_Sales_Back_Orders/718/'" w:xpath="/ns0:NavWordReportXmlPart[1]/ns0:Item[1]/ns0:Description_Item[1]" w:storeItemID="{7B3FF86F-2AC0-4DE7-BD4B-408180D9DA52}"/>
+                    <w15:dataBinding w:prefixMappings="xmlns:ns0='urn:microsoft-dynamics-nav/reports/Inventory_Sales_Back_Orders/718/'" w:xpath="/ns0:NavWordReportXmlPart[1]/ns0:Item[1]/ns0:Description_Item[1]" w:storeItemID="{BA705338-4C67-4D04-A73D-802DCC4EAF76}" w16sdtdh:storeItemChecksum="aCL3WA=="/>
                   </w:sdtPr>
                   <w:sdtContent>
                     <w:tc>
                       <w:tcPr>
-                        <w:tcW w:w="5840" w:type="dxa"/>
+                        <w:tcW w:w="2784" w:type="pct"/>
                         <w:gridSpan w:val="4"/>
                         <w:tcBorders>
-                          <w:top w:val="single" w:color="auto" w:sz="4" w:space="0"/>
-                          <w:bottom w:val="single" w:color="auto" w:sz="8" w:space="0"/>
+                          <w:top w:val="single" w:sz="4" w:space="0" w:color="F5F6F8"/>
+                          <w:bottom w:val="single" w:sz="8" w:space="0" w:color="auto"/>
                         </w:tcBorders>
                         <w:vAlign w:val="center"/>
                       </w:tcPr>
                       <w:p>
                         <w:pPr>
-                          <w:pStyle w:val="Heading2"/>
-                          <w:spacing w:before="120" w:after="120"/>
+                          <w:pStyle w:val="BCLabel"/>
                           <w:cnfStyle w:val="000000000000" w:firstRow="0" w:lastRow="0" w:firstColumn="0" w:lastColumn="0" w:oddVBand="0" w:evenVBand="0" w:oddHBand="0" w:evenHBand="0" w:firstRowFirstColumn="0" w:firstRowLastColumn="0" w:lastRowFirstColumn="0" w:lastRowLastColumn="0"/>
-                          <w:rPr>
-                            <w:rFonts w:ascii="Segoe UI Semibold" w:hAnsi="Segoe UI Semibold" w:cs="Segoe UI Semibold"/>
-                            <w:sz w:val="22"/>
-                            <w:szCs w:val="22"/>
-                          </w:rPr>
                         </w:pPr>
                         <w:proofErr w:type="spellStart"/>
                         <w:r>
-                          <w:rPr>
-                            <w:rFonts w:ascii="Segoe UI Semibold" w:hAnsi="Segoe UI Semibold" w:cs="Segoe UI Semibold"/>
-                            <w:sz w:val="22"/>
-                            <w:szCs w:val="22"/>
-                          </w:rPr>
                           <w:t>Description_Item</w:t>
                         </w:r>
                         <w:proofErr w:type="spellEnd"/>
@@ -1488,69 +1080,50 @@
                 </w:sdt>
                 <w:tc>
                   <w:tcPr>
-                    <w:tcW w:w="975" w:type="dxa"/>
+                    <w:tcW w:w="465" w:type="pct"/>
                     <w:tcBorders>
-                      <w:top w:val="single" w:color="auto" w:sz="4" w:space="0"/>
-                      <w:bottom w:val="single" w:color="auto" w:sz="8" w:space="0"/>
+                      <w:top w:val="single" w:sz="4" w:space="0" w:color="F5F6F8"/>
+                      <w:bottom w:val="single" w:sz="8" w:space="0" w:color="auto"/>
                     </w:tcBorders>
                   </w:tcPr>
                   <w:p>
                     <w:pPr>
-                      <w:pStyle w:val="Heading2"/>
+                      <w:pStyle w:val="BCLabel"/>
                       <w:spacing w:before="120" w:after="120"/>
                       <w:cnfStyle w:val="000000000000" w:firstRow="0" w:lastRow="0" w:firstColumn="0" w:lastColumn="0" w:oddVBand="0" w:evenVBand="0" w:oddHBand="0" w:evenHBand="0" w:firstRowFirstColumn="0" w:firstRowLastColumn="0" w:lastRowFirstColumn="0" w:lastRowLastColumn="0"/>
-                      <w:rPr>
-                        <w:rFonts w:ascii="Segoe UI Semibold" w:hAnsi="Segoe UI Semibold" w:cs="Segoe UI Semibold"/>
-                        <w:sz w:val="22"/>
-                        <w:szCs w:val="22"/>
-                      </w:rPr>
                     </w:pPr>
                   </w:p>
                 </w:tc>
                 <w:tc>
                   <w:tcPr>
-                    <w:tcW w:w="1253" w:type="dxa"/>
+                    <w:tcW w:w="597" w:type="pct"/>
                     <w:tcBorders>
-                      <w:top w:val="single" w:color="auto" w:sz="4" w:space="0"/>
-                      <w:bottom w:val="single" w:color="auto" w:sz="8" w:space="0"/>
+                      <w:top w:val="single" w:sz="4" w:space="0" w:color="F5F6F8"/>
+                      <w:bottom w:val="single" w:sz="8" w:space="0" w:color="auto"/>
                     </w:tcBorders>
                     <w:vAlign w:val="center"/>
                   </w:tcPr>
                   <w:p>
                     <w:pPr>
-                      <w:pStyle w:val="Heading2"/>
+                      <w:pStyle w:val="BCLabelNumber"/>
                       <w:spacing w:before="120" w:after="120"/>
                       <w:jc w:val="right"/>
                       <w:cnfStyle w:val="000000000000" w:firstRow="0" w:lastRow="0" w:firstColumn="0" w:lastColumn="0" w:oddVBand="0" w:evenVBand="0" w:oddHBand="0" w:evenHBand="0" w:firstRowFirstColumn="0" w:firstRowLastColumn="0" w:lastRowFirstColumn="0" w:lastRowLastColumn="0"/>
-                      <w:rPr>
-                        <w:rFonts w:ascii="Segoe UI Semibold" w:hAnsi="Segoe UI Semibold" w:cs="Segoe UI Semibold"/>
-                        <w:sz w:val="22"/>
-                        <w:szCs w:val="22"/>
-                      </w:rPr>
                     </w:pPr>
                     <w:sdt>
                       <w:sdtPr>
-                        <w:rPr>
-                          <w:rFonts w:ascii="Segoe UI Semibold" w:hAnsi="Segoe UI Semibold" w:cs="Segoe UI Semibold"/>
-                          <w:sz w:val="22"/>
-                          <w:szCs w:val="22"/>
-                        </w:rPr>
+                        <w:rPr/>
                         <w:alias w:val="#Nav: /Item/SubTotals/SubTotals_Outstanding_Qty"/>
                         <w:tag w:val="#Nav: Inventory_Sales_Back_Orders/718"/>
                         <w:id w:val="401802035"/>
                         <w:placeholder>
                           <w:docPart w:val="3E20DE1794404A10B3A81754F7F5A1FC"/>
                         </w:placeholder>
-                        <w15:dataBinding w:prefixMappings="xmlns:ns0='urn:microsoft-dynamics-nav/reports/Inventory_Sales_Back_Orders/718/'" w:xpath="/ns0:NavWordReportXmlPart[1]/ns0:Item[1]/ns0:SubTotals[1]/ns0:SubTotals_Outstanding_Qty[1]" w:storeItemID="{7B3FF86F-2AC0-4DE7-BD4B-408180D9DA52}"/>
+                        <w15:dataBinding w:prefixMappings="xmlns:ns0='urn:microsoft-dynamics-nav/reports/Inventory_Sales_Back_Orders/718/'" w:xpath="/ns0:NavWordReportXmlPart[1]/ns0:Item[1]/ns0:SubTotals[1]/ns0:SubTotals_Outstanding_Qty[1]" w:storeItemID="{BA705338-4C67-4D04-A73D-802DCC4EAF76}" w16sdtdh:storeItemChecksum="aCL3WA=="/>
                       </w:sdtPr>
                       <w:sdtContent>
                         <w:proofErr w:type="spellStart"/>
                         <w:r>
-                          <w:rPr>
-                            <w:rFonts w:ascii="Segoe UI Semibold" w:hAnsi="Segoe UI Semibold" w:cs="Segoe UI Semibold"/>
-                            <w:sz w:val="22"/>
-                            <w:szCs w:val="22"/>
-                          </w:rPr>
                           <w:t>SubTotals_Outstanding_Qty</w:t>
                         </w:r>
                         <w:proofErr w:type="spellEnd"/>
@@ -1560,22 +1133,17 @@
                 </w:tc>
                 <w:tc>
                   <w:tcPr>
-                    <w:tcW w:w="1253" w:type="dxa"/>
+                    <w:tcW w:w="597" w:type="pct"/>
                     <w:tcBorders>
-                      <w:top w:val="single" w:color="auto" w:sz="4" w:space="0"/>
-                      <w:bottom w:val="single" w:color="auto" w:sz="8" w:space="0"/>
+                      <w:top w:val="single" w:sz="4" w:space="0" w:color="F5F6F8"/>
+                      <w:bottom w:val="single" w:sz="8" w:space="0" w:color="auto"/>
                     </w:tcBorders>
                   </w:tcPr>
                   <w:p>
                     <w:pPr>
-                      <w:pStyle w:val="Heading2"/>
+                      <w:pStyle w:val="BCLabel"/>
                       <w:spacing w:before="120" w:after="120"/>
                       <w:cnfStyle w:val="000000000000" w:firstRow="0" w:lastRow="0" w:firstColumn="0" w:lastColumn="0" w:oddVBand="0" w:evenVBand="0" w:oddHBand="0" w:evenHBand="0" w:firstRowFirstColumn="0" w:firstRowLastColumn="0" w:lastRowFirstColumn="0" w:lastRowLastColumn="0"/>
-                      <w:rPr>
-                        <w:rFonts w:ascii="Segoe UI Semibold" w:hAnsi="Segoe UI Semibold" w:cs="Segoe UI Semibold"/>
-                        <w:sz w:val="22"/>
-                        <w:szCs w:val="22"/>
-                      </w:rPr>
                     </w:pPr>
                   </w:p>
                 </w:tc>
@@ -1583,157 +1151,126 @@
               <w:tr>
                 <w:trPr>
                   <w:cnfStyle w:val="000000100000" w:firstRow="0" w:lastRow="0" w:firstColumn="0" w:lastColumn="0" w:oddVBand="0" w:evenVBand="0" w:oddHBand="1" w:evenHBand="0" w:firstRowFirstColumn="0" w:firstRowLastColumn="0" w:lastRowFirstColumn="0" w:lastRowLastColumn="0"/>
+                  <w:cantSplit/>
                   <w:trHeight w:val="490"/>
                 </w:trPr>
                 <w:tc>
                   <w:tcPr>
                     <w:cnfStyle w:val="001000000000" w:firstRow="0" w:lastRow="0" w:firstColumn="1" w:lastColumn="0" w:oddVBand="0" w:evenVBand="0" w:oddHBand="0" w:evenHBand="0" w:firstRowFirstColumn="0" w:firstRowLastColumn="0" w:lastRowFirstColumn="0" w:lastRowLastColumn="0"/>
-                    <w:tcW w:w="1169" w:type="dxa"/>
+                    <w:tcW w:w="557" w:type="pct"/>
                     <w:tcBorders>
-                      <w:top w:val="single" w:color="auto" w:sz="8" w:space="0"/>
+                      <w:top w:val="single" w:sz="8" w:space="0" w:color="auto"/>
                     </w:tcBorders>
                     <w:shd w:val="clear" w:color="auto" w:fill="auto"/>
                   </w:tcPr>
                   <w:p>
                     <w:pPr>
-                      <w:rPr>
-                        <w:rFonts w:ascii="Segoe UI" w:hAnsi="Segoe UI" w:cs="Segoe UI"/>
-                        <w:sz w:val="22"/>
-                        <w:szCs w:val="22"/>
-                      </w:rPr>
+                      <w:pStyle w:val="NoSpacing"/>
                     </w:pPr>
                   </w:p>
                 </w:tc>
                 <w:tc>
                   <w:tcPr>
-                    <w:tcW w:w="1113" w:type="dxa"/>
+                    <w:tcW w:w="531" w:type="pct"/>
                     <w:tcBorders>
-                      <w:top w:val="single" w:color="auto" w:sz="8" w:space="0"/>
+                      <w:top w:val="single" w:sz="8" w:space="0" w:color="auto"/>
                     </w:tcBorders>
                     <w:shd w:val="clear" w:color="auto" w:fill="auto"/>
                   </w:tcPr>
                   <w:p>
                     <w:pPr>
+                      <w:pStyle w:val="NoSpacing"/>
                       <w:cnfStyle w:val="000000100000" w:firstRow="0" w:lastRow="0" w:firstColumn="0" w:lastColumn="0" w:oddVBand="0" w:evenVBand="0" w:oddHBand="1" w:evenHBand="0" w:firstRowFirstColumn="0" w:firstRowLastColumn="0" w:lastRowFirstColumn="0" w:lastRowLastColumn="0"/>
-                      <w:rPr>
-                        <w:rFonts w:ascii="Segoe UI" w:hAnsi="Segoe UI" w:cs="Segoe UI"/>
-                        <w:sz w:val="22"/>
-                        <w:szCs w:val="22"/>
-                      </w:rPr>
                     </w:pPr>
                   </w:p>
                 </w:tc>
                 <w:tc>
                   <w:tcPr>
-                    <w:tcW w:w="2396" w:type="dxa"/>
+                    <w:tcW w:w="1142" w:type="pct"/>
                     <w:tcBorders>
-                      <w:top w:val="single" w:color="auto" w:sz="8" w:space="0"/>
+                      <w:top w:val="single" w:sz="8" w:space="0" w:color="auto"/>
                     </w:tcBorders>
                     <w:shd w:val="clear" w:color="auto" w:fill="auto"/>
                   </w:tcPr>
                   <w:p>
                     <w:pPr>
+                      <w:pStyle w:val="NoSpacing"/>
                       <w:cnfStyle w:val="000000100000" w:firstRow="0" w:lastRow="0" w:firstColumn="0" w:lastColumn="0" w:oddVBand="0" w:evenVBand="0" w:oddHBand="1" w:evenHBand="0" w:firstRowFirstColumn="0" w:firstRowLastColumn="0" w:lastRowFirstColumn="0" w:lastRowLastColumn="0"/>
-                      <w:rPr>
-                        <w:rFonts w:ascii="Segoe UI" w:hAnsi="Segoe UI" w:cs="Segoe UI"/>
-                        <w:sz w:val="22"/>
-                        <w:szCs w:val="22"/>
-                      </w:rPr>
                     </w:pPr>
                   </w:p>
                 </w:tc>
                 <w:tc>
                   <w:tcPr>
-                    <w:tcW w:w="1217" w:type="dxa"/>
+                    <w:tcW w:w="580" w:type="pct"/>
                     <w:tcBorders>
-                      <w:top w:val="single" w:color="auto" w:sz="8" w:space="0"/>
+                      <w:top w:val="single" w:sz="8" w:space="0" w:color="auto"/>
                     </w:tcBorders>
                     <w:shd w:val="clear" w:color="auto" w:fill="auto"/>
                   </w:tcPr>
                   <w:p>
                     <w:pPr>
+                      <w:pStyle w:val="NoSpacing"/>
                       <w:cnfStyle w:val="000000100000" w:firstRow="0" w:lastRow="0" w:firstColumn="0" w:lastColumn="0" w:oddVBand="0" w:evenVBand="0" w:oddHBand="1" w:evenHBand="0" w:firstRowFirstColumn="0" w:firstRowLastColumn="0" w:lastRowFirstColumn="0" w:lastRowLastColumn="0"/>
-                      <w:rPr>
-                        <w:rFonts w:ascii="Segoe UI" w:hAnsi="Segoe UI" w:cs="Segoe UI"/>
-                        <w:sz w:val="22"/>
-                        <w:szCs w:val="22"/>
-                      </w:rPr>
                     </w:pPr>
                   </w:p>
                 </w:tc>
                 <w:tc>
                   <w:tcPr>
-                    <w:tcW w:w="1114" w:type="dxa"/>
+                    <w:tcW w:w="531" w:type="pct"/>
                     <w:tcBorders>
-                      <w:top w:val="single" w:color="auto" w:sz="8" w:space="0"/>
+                      <w:top w:val="single" w:sz="8" w:space="0" w:color="auto"/>
                     </w:tcBorders>
                     <w:shd w:val="clear" w:color="auto" w:fill="auto"/>
                   </w:tcPr>
                   <w:p>
                     <w:pPr>
+                      <w:pStyle w:val="NoSpacing"/>
                       <w:cnfStyle w:val="000000100000" w:firstRow="0" w:lastRow="0" w:firstColumn="0" w:lastColumn="0" w:oddVBand="0" w:evenVBand="0" w:oddHBand="1" w:evenHBand="0" w:firstRowFirstColumn="0" w:firstRowLastColumn="0" w:lastRowFirstColumn="0" w:lastRowLastColumn="0"/>
-                      <w:rPr>
-                        <w:rFonts w:ascii="Segoe UI" w:hAnsi="Segoe UI" w:cs="Segoe UI"/>
-                        <w:sz w:val="22"/>
-                        <w:szCs w:val="22"/>
-                      </w:rPr>
                     </w:pPr>
                   </w:p>
                 </w:tc>
                 <w:tc>
                   <w:tcPr>
-                    <w:tcW w:w="975" w:type="dxa"/>
+                    <w:tcW w:w="465" w:type="pct"/>
                     <w:tcBorders>
-                      <w:top w:val="single" w:color="auto" w:sz="8" w:space="0"/>
+                      <w:top w:val="single" w:sz="8" w:space="0" w:color="auto"/>
                     </w:tcBorders>
                     <w:shd w:val="clear" w:color="auto" w:fill="auto"/>
                   </w:tcPr>
                   <w:p>
                     <w:pPr>
+                      <w:pStyle w:val="NoSpacing"/>
                       <w:cnfStyle w:val="000000100000" w:firstRow="0" w:lastRow="0" w:firstColumn="0" w:lastColumn="0" w:oddVBand="0" w:evenVBand="0" w:oddHBand="1" w:evenHBand="0" w:firstRowFirstColumn="0" w:firstRowLastColumn="0" w:lastRowFirstColumn="0" w:lastRowLastColumn="0"/>
-                      <w:rPr>
-                        <w:rFonts w:ascii="Segoe UI" w:hAnsi="Segoe UI" w:cs="Segoe UI"/>
-                        <w:sz w:val="22"/>
-                        <w:szCs w:val="22"/>
-                      </w:rPr>
                     </w:pPr>
                   </w:p>
                 </w:tc>
                 <w:tc>
                   <w:tcPr>
-                    <w:tcW w:w="1253" w:type="dxa"/>
+                    <w:tcW w:w="597" w:type="pct"/>
                     <w:tcBorders>
-                      <w:top w:val="single" w:color="auto" w:sz="8" w:space="0"/>
+                      <w:top w:val="single" w:sz="8" w:space="0" w:color="auto"/>
                     </w:tcBorders>
                     <w:shd w:val="clear" w:color="auto" w:fill="auto"/>
                   </w:tcPr>
                   <w:p>
                     <w:pPr>
+                      <w:pStyle w:val="NoSpacing"/>
                       <w:cnfStyle w:val="000000100000" w:firstRow="0" w:lastRow="0" w:firstColumn="0" w:lastColumn="0" w:oddVBand="0" w:evenVBand="0" w:oddHBand="1" w:evenHBand="0" w:firstRowFirstColumn="0" w:firstRowLastColumn="0" w:lastRowFirstColumn="0" w:lastRowLastColumn="0"/>
-                      <w:rPr>
-                        <w:rFonts w:ascii="Segoe UI" w:hAnsi="Segoe UI" w:cs="Segoe UI"/>
-                        <w:sz w:val="22"/>
-                        <w:szCs w:val="22"/>
-                      </w:rPr>
                     </w:pPr>
                   </w:p>
                 </w:tc>
                 <w:tc>
                   <w:tcPr>
-                    <w:tcW w:w="1253" w:type="dxa"/>
+                    <w:tcW w:w="597" w:type="pct"/>
                     <w:tcBorders>
-                      <w:top w:val="single" w:color="auto" w:sz="8" w:space="0"/>
+                      <w:top w:val="single" w:sz="8" w:space="0" w:color="auto"/>
                     </w:tcBorders>
                     <w:shd w:val="clear" w:color="auto" w:fill="auto"/>
                   </w:tcPr>
                   <w:p>
                     <w:pPr>
+                      <w:pStyle w:val="NoSpacing"/>
                       <w:cnfStyle w:val="000000100000" w:firstRow="0" w:lastRow="0" w:firstColumn="0" w:lastColumn="0" w:oddVBand="0" w:evenVBand="0" w:oddHBand="1" w:evenHBand="0" w:firstRowFirstColumn="0" w:firstRowLastColumn="0" w:lastRowFirstColumn="0" w:lastRowLastColumn="0"/>
-                      <w:rPr>
-                        <w:rFonts w:ascii="Segoe UI" w:hAnsi="Segoe UI" w:cs="Segoe UI"/>
-                        <w:sz w:val="22"/>
-                        <w:szCs w:val="22"/>
-                      </w:rPr>
                     </w:pPr>
                   </w:p>
                 </w:tc>
@@ -1746,8 +1283,6 @@
     <w:p>
       <w:pPr>
         <w:rPr>
-          <w:sz w:val="22"/>
-          <w:szCs w:val="22"/>
           <w:lang w:val="da-DK"/>
         </w:rPr>
       </w:pPr>
@@ -2341,11 +1876,256 @@
       <w:szCs w:val="26"/>
     </w:rPr>
   </w:style>
+  <w:style w:type="paragraph" w:styleId="NoSpacing">
+    <w:name w:val="No Spacing"/>
+    <w:uiPriority w:val="1"/>
+    <w:qFormat/>
+    <w:rsid w:val="00416FC2"/>
+    <w:pPr>
+      <w:spacing w:after="0" w:line="240" w:lineRule="auto"/>
+    </w:pPr>
+    <w:rPr>
+      <w:rFonts w:asciiTheme="minorHAnsi" w:hAnsiTheme="minorHAnsi" w:eastAsiaTheme="minorHAnsi" w:cstheme="minorBidi"/>
+      <w:color w:val="242424" w:themeColor="text1"/>
+    </w:rPr>
+  </w:style>
+  <w:style w:type="paragraph" w:customStyle="1" w:styleId="BCNumber">
+    <w:name w:val="BC Number"/>
+    <w:basedOn w:val="NoSpacing"/>
+    <w:next w:val="Normal"/>
+    <w:uiPriority w:val="2"/>
+    <w:qFormat/>
+    <w:pPr>
+      <w:spacing w:before="0" w:after="0" w:line="240" w:lineRule="auto"/>
+    </w:pPr>
+    <w:rPr>
+      <w:rFonts w:asciiTheme="minorHAnsi" w:hAnsiTheme="minorHAnsi" w:eastAsiaTheme="minorHAnsi" w:cstheme="minorBidi"/>
+      <w:color w:val="242424" w:themeColor="text1"/>
+      <w14:numForm w14:val="tabular"/>
+      <w14:numSpacing w14:val="tabular"/>
+    </w:rPr>
+  </w:style>
+  <w:style w:type="paragraph" w:customStyle="1" w:styleId="BCLabel">
+    <w:name w:val="BC Label"/>
+    <w:basedOn w:val="NoSpacing"/>
+    <w:next w:val="Normal"/>
+    <w:uiPriority w:val="2"/>
+    <w:qFormat/>
+    <w:pPr>
+      <w:keepNext/>
+      <w:spacing w:before="0" w:after="0" w:line="240" w:lineRule="auto"/>
+    </w:pPr>
+    <w:rPr>
+      <w:rFonts w:asciiTheme="majorHAnsi" w:hAnsiTheme="majorHAnsi" w:eastAsiaTheme="majorEastAsia" w:cstheme="majorBidi"/>
+      <w:color w:val="242424" w:themeColor="text1"/>
+    </w:rPr>
+  </w:style>
+  <w:style w:type="paragraph" w:customStyle="1" w:styleId="BCLabelNumber">
+    <w:name w:val="BC Label Number"/>
+    <w:basedOn w:val="BCLabel"/>
+    <w:next w:val="Normal"/>
+    <w:uiPriority w:val="2"/>
+    <w:qFormat/>
+    <w:pPr>
+      <w:spacing w:before="0" w:after="0" w:line="240" w:lineRule="auto"/>
+    </w:pPr>
+    <w:rPr>
+      <w:rFonts w:asciiTheme="majorHAnsi" w:hAnsiTheme="majorHAnsi" w:eastAsiaTheme="majorEastAsia" w:cstheme="majorBidi"/>
+      <w:color w:val="242424" w:themeColor="text1"/>
+      <w14:numForm w14:val="tabular"/>
+      <w14:numSpacing w14:val="tabular"/>
+    </w:rPr>
+  </w:style>
+  <w:style w:type="table" w:customStyle="1" w:styleId="BCBlockTable">
+    <w:name w:val="BC Block Table"/>
+    <w:basedOn w:val="TableNormal"/>
+    <w:uiPriority w:val="99"/>
+    <w:qFormat/>
+    <w:pPr>
+      <w:spacing w:before="0" w:after="0" w:line="240" w:lineRule="auto"/>
+    </w:pPr>
+    <w:tblPr>
+      <w:tblStyleRowBandSize w:val="1"/>
+      <w:tblStyleColBandSize w:val="1"/>
+      <w:tblCellMar>
+        <w:top w:w="0" w:type="dxa"/>
+        <w:left w:w="0" w:type="dxa"/>
+        <w:bottom w:w="0" w:type="dxa"/>
+        <w:right w:w="0" w:type="dxa"/>
+      </w:tblCellMar>
+    </w:tblPr>
+    <w:tcPr>
+      <w:vAlign w:val="top"/>
+    </w:tcPr>
+    <w:tblStylePr w:type="firstRow">
+      <w:rPr>
+        <w:rFonts w:asciiTheme="majorHAnsi" w:hAnsiTheme="majorHAnsi" w:cstheme="majorBidi"/>
+      </w:rPr>
+      <w:tcPr>
+        <w:vAlign w:val="top"/>
+      </w:tcPr>
+    </w:tblStylePr>
+  </w:style>
+  <w:style w:type="table" w:customStyle="1" w:styleId="BCDataTable">
+    <w:name w:val="BC Data Table"/>
+    <w:basedOn w:val="TableNormal"/>
+    <w:uiPriority w:val="99"/>
+    <w:qFormat/>
+    <w:pPr>
+      <w:spacing w:before="0" w:after="0" w:line="240" w:lineRule="auto"/>
+    </w:pPr>
+    <w:tblPr>
+      <w:tblStyleRowBandSize w:val="1"/>
+      <w:tblStyleColBandSize w:val="1"/>
+      <w:tblCellMar>
+        <w:top w:w="0" w:type="dxa"/>
+        <w:left w:w="115" w:type="dxa"/>
+        <w:bottom w:w="0" w:type="dxa"/>
+        <w:right w:w="115" w:type="dxa"/>
+      </w:tblCellMar>
+    </w:tblPr>
+    <w:tcPr>
+      <w:vAlign w:val="center"/>
+    </w:tcPr>
+    <w:tblStylePr w:type="firstRow">
+      <w:pPr>
+        <w:spacing w:before="160" w:after="80"/>
+      </w:pPr>
+      <w:rPr>
+        <w:rFonts w:asciiTheme="majorHAnsi" w:hAnsiTheme="majorHAnsi" w:cstheme="majorBidi"/>
+      </w:rPr>
+      <w:tcPr>
+        <w:tcBorders>
+          <w:bottom w:val="single" w:sz="4" w:space="0" w:color="242424" w:themeColor="text1"/>
+        </w:tcBorders>
+        <w:vAlign w:val="top"/>
+      </w:tcPr>
+    </w:tblStylePr>
+    <w:tblStylePr w:type="lastRow">
+      <w:tcPr>
+        <w:tcBorders>
+          <w:bottom w:val="single" w:sz="4" w:space="0" w:color="F5F7F8" w:themeColor="background2"/>
+        </w:tcBorders>
+      </w:tcPr>
+    </w:tblStylePr>
+    <w:tblStylePr w:type="band1Horz">
+      <w:tcPr>
+        <w:shd w:val="clear" w:color="auto" w:fill="auto"/>
+      </w:tcPr>
+    </w:tblStylePr>
+    <w:tblStylePr w:type="band2Horz">
+      <w:tcPr>
+        <w:shd w:val="clear" w:color="auto" w:fill="CCE6E9" w:themeFill="accent2" w:themeFillTint="33"/>
+      </w:tcPr>
+    </w:tblStylePr>
+  </w:style>
+  <w:style w:type="table" w:customStyle="1" w:styleId="BCTotalsTable">
+    <w:name w:val="BC Totals Table"/>
+    <w:basedOn w:val="TableNormal"/>
+    <w:uiPriority w:val="99"/>
+    <w:qFormat/>
+    <w:pPr>
+      <w:spacing w:before="0" w:after="0" w:line="240" w:lineRule="auto"/>
+    </w:pPr>
+    <w:tblPr>
+      <w:tblStyleRowBandSize w:val="1"/>
+      <w:tblStyleColBandSize w:val="1"/>
+      <w:tblCellMar>
+        <w:top w:w="0" w:type="dxa"/>
+        <w:left w:w="115" w:type="dxa"/>
+        <w:bottom w:w="0" w:type="dxa"/>
+        <w:right w:w="115" w:type="dxa"/>
+      </w:tblCellMar>
+    </w:tblPr>
+    <w:tcPr>
+      <w:vAlign w:val="center"/>
+    </w:tcPr>
+    <w:tblStylePr w:type="lastRow">
+      <w:rPr>
+        <w:rFonts w:asciiTheme="majorHAnsi" w:hAnsiTheme="majorHAnsi" w:cstheme="majorBidi"/>
+      </w:rPr>
+      <w:tcPr>
+        <w:tcBorders>
+          <w:top w:val="single" w:sz="4" w:space="0" w:color="242424" w:themeColor="text1"/>
+          <w:bottom w:val="single" w:sz="8" w:space="0" w:color="242424" w:themeColor="text1"/>
+        </w:tcBorders>
+      </w:tcPr>
+    </w:tblStylePr>
+  </w:style>
+  <w:style w:type="table" w:customStyle="1" w:styleId="BCCalculationTable">
+    <w:name w:val="BC Calculation Table"/>
+    <w:basedOn w:val="TableNormal"/>
+    <w:uiPriority w:val="99"/>
+    <w:qFormat/>
+    <w:pPr>
+      <w:spacing w:before="0" w:after="0" w:line="240" w:lineRule="auto"/>
+    </w:pPr>
+    <w:tblPr>
+      <w:tblStyleRowBandSize w:val="1"/>
+      <w:tblStyleColBandSize w:val="1"/>
+      <w:tblCellMar>
+        <w:top w:w="58" w:type="dxa"/>
+        <w:left w:w="0" w:type="dxa"/>
+        <w:bottom w:w="58" w:type="dxa"/>
+        <w:right w:w="0" w:type="dxa"/>
+      </w:tblCellMar>
+    </w:tblPr>
+    <w:tcPr>
+      <w:vAlign w:val="center"/>
+    </w:tcPr>
+    <w:tblStylePr w:type="firstRow">
+      <w:rPr>
+        <w:rFonts w:asciiTheme="majorHAnsi" w:hAnsiTheme="majorHAnsi" w:cstheme="majorBidi"/>
+      </w:rPr>
+      <w:tcPr>
+        <w:vAlign w:val="bottom"/>
+      </w:tcPr>
+    </w:tblStylePr>
+    <w:tblStylePr w:type="lastRow">
+      <w:rPr>
+        <w:rFonts w:asciiTheme="majorHAnsi" w:hAnsiTheme="majorHAnsi" w:cstheme="majorBidi"/>
+      </w:rPr>
+      <w:tcPr>
+        <w:tcBorders>
+          <w:top w:val="single" w:sz="4" w:space="0" w:color="242424" w:themeColor="text1"/>
+        </w:tcBorders>
+      </w:tcPr>
+    </w:tblStylePr>
+  </w:style>
+  <w:style w:type="table" w:customStyle="1" w:styleId="BCSignatureTable">
+    <w:name w:val="BC Signature Table"/>
+    <w:basedOn w:val="TableNormal"/>
+    <w:uiPriority w:val="99"/>
+    <w:qFormat/>
+    <w:pPr>
+      <w:spacing w:before="0" w:after="0" w:line="240" w:lineRule="auto"/>
+    </w:pPr>
+    <w:tblPr>
+      <w:tblStyleRowBandSize w:val="1"/>
+      <w:tblStyleColBandSize w:val="1"/>
+      <w:tblCellMar>
+        <w:top w:w="0" w:type="dxa"/>
+        <w:left w:w="0" w:type="dxa"/>
+        <w:bottom w:w="0" w:type="dxa"/>
+        <w:right w:w="0" w:type="dxa"/>
+      </w:tblCellMar>
+    </w:tblPr>
+    <w:tcPr>
+      <w:vAlign w:val="top"/>
+    </w:tcPr>
+    <w:tblStylePr w:type="lastRow">
+      <w:tcPr>
+        <w:tcBorders>
+          <w:bottom w:val="single" w:sz="4" w:space="0" w:color="242424" w:themeColor="text1"/>
+        </w:tcBorders>
+      </w:tcPr>
+    </w:tblStylePr>
+  </w:style>
 </w:styles>
 </file>
 
 <file path=word/glossary/document.xml><?xml version="1.0" encoding="utf-8"?>
-<w:glossaryDocument xmlns:wpc="http://schemas.microsoft.com/office/word/2010/wordprocessingCanvas" xmlns:cx="http://schemas.microsoft.com/office/drawing/2014/chartex" xmlns:cx1="http://schemas.microsoft.com/office/drawing/2015/9/8/chartex" xmlns:cx2="http://schemas.microsoft.com/office/drawing/2015/10/21/chartex" xmlns:cx3="http://schemas.microsoft.com/office/drawing/2016/5/9/chartex" xmlns:cx4="http://schemas.microsoft.com/office/drawing/2016/5/10/chartex" xmlns:cx5="http://schemas.microsoft.com/office/drawing/2016/5/11/chartex" xmlns:cx6="http://schemas.microsoft.com/office/drawing/2016/5/12/chartex" xmlns:cx7="http://schemas.microsoft.com/office/drawing/2016/5/13/chartex" xmlns:cx8="http://schemas.microsoft.com/office/drawing/2016/5/14/chartex" xmlns:mc="http://schemas.openxmlformats.org/markup-compatibility/2006" xmlns:aink="http://schemas.microsoft.com/office/drawing/2016/ink" xmlns:am3d="http://schemas.microsoft.com/office/drawing/2017/model3d" xmlns:o="urn:schemas-microsoft-com:office:office" xmlns:oel="http://schemas.microsoft.com/office/2019/extlst" xmlns:r="http://schemas.openxmlformats.org/officeDocument/2006/relationships" xmlns:m="http://schemas.openxmlformats.org/officeDocument/2006/math" xmlns:v="urn:schemas-microsoft-com:vml" xmlns:wp14="http://schemas.microsoft.com/office/word/2010/wordprocessingDrawing" xmlns:wp="http://schemas.openxmlformats.org/drawingml/2006/wordprocessingDrawing" xmlns:w10="urn:schemas-microsoft-com:office:word" xmlns:w="http://schemas.openxmlformats.org/wordprocessingml/2006/main" xmlns:w14="http://schemas.microsoft.com/office/word/2010/wordml" xmlns:w15="http://schemas.microsoft.com/office/word/2012/wordml" xmlns:w16cex="http://schemas.microsoft.com/office/word/2018/wordml/cex" xmlns:w16cid="http://schemas.microsoft.com/office/word/2016/wordml/cid" xmlns:w16="http://schemas.microsoft.com/office/word/2018/wordml" xmlns:w16du="http://schemas.microsoft.com/office/word/2023/wordml/word16du" xmlns:w16sdtdh="http://schemas.microsoft.com/office/word/2020/wordml/sdtdatahash" xmlns:w16sdtfl="http://schemas.microsoft.com/office/word/2024/wordml/sdtformatlock" xmlns:w16se="http://schemas.microsoft.com/office/word/2015/wordml/symex" xmlns:wpg="http://schemas.microsoft.com/office/word/2010/wordprocessingGroup" xmlns:wpi="http://schemas.microsoft.com/office/word/2010/wordprocessingInk" xmlns:wne="http://schemas.microsoft.com/office/word/2006/wordml" xmlns:wps="http://schemas.microsoft.com/office/word/2010/wordprocessingShape" mc:Ignorable="w14 w15 w16se w16cid w16 w16cex w16sdtdh w16sdtfl w16du wp14">
+<w:glossaryDocument xmlns:wpc="http://schemas.microsoft.com/office/word/2010/wordprocessingCanvas" xmlns:cx="http://schemas.microsoft.com/office/drawing/2014/chartex" xmlns:cx1="http://schemas.microsoft.com/office/drawing/2015/9/8/chartex" xmlns:cx2="http://schemas.microsoft.com/office/drawing/2015/10/21/chartex" xmlns:cx3="http://schemas.microsoft.com/office/drawing/2016/5/9/chartex" xmlns:cx4="http://schemas.microsoft.com/office/drawing/2016/5/10/chartex" xmlns:cx5="http://schemas.microsoft.com/office/drawing/2016/5/11/chartex" xmlns:cx6="http://schemas.microsoft.com/office/drawing/2016/5/12/chartex" xmlns:cx7="http://schemas.microsoft.com/office/drawing/2016/5/13/chartex" xmlns:cx8="http://schemas.microsoft.com/office/drawing/2016/5/14/chartex" xmlns:mc="http://schemas.openxmlformats.org/markup-compatibility/2006" xmlns:aink="http://schemas.microsoft.com/office/drawing/2016/ink" xmlns:am3d="http://schemas.microsoft.com/office/drawing/2017/model3d" xmlns:o="urn:schemas-microsoft-com:office:office" xmlns:oel="http://schemas.microsoft.com/office/2019/extlst" xmlns:r="http://schemas.openxmlformats.org/officeDocument/2006/relationships" xmlns:m="http://schemas.openxmlformats.org/officeDocument/2006/math" xmlns:v="urn:schemas-microsoft-com:vml" xmlns:wp14="http://schemas.microsoft.com/office/word/2010/wordprocessingDrawing" xmlns:wp="http://schemas.openxmlformats.org/drawingml/2006/wordprocessingDrawing" xmlns:w10="urn:schemas-microsoft-com:office:word" xmlns:w="http://schemas.openxmlformats.org/wordprocessingml/2006/main" xmlns:w14="http://schemas.microsoft.com/office/word/2010/wordml" xmlns:w15="http://schemas.microsoft.com/office/word/2012/wordml" xmlns:w16cei="http://schemas.microsoft.com/office/word/2026/wordml/cei" xmlns:w16cex="http://schemas.microsoft.com/office/word/2018/wordml/cex" xmlns:w16cid="http://schemas.microsoft.com/office/word/2016/wordml/cid" xmlns:w16="http://schemas.microsoft.com/office/word/2018/wordml" xmlns:w16du="http://schemas.microsoft.com/office/word/2023/wordml/word16du" xmlns:w16sdtdh="http://schemas.microsoft.com/office/word/2020/wordml/sdtdatahash" xmlns:w16sdtfl="http://schemas.microsoft.com/office/word/2024/wordml/sdtformatlock" xmlns:w16se="http://schemas.microsoft.com/office/word/2015/wordml/symex" xmlns:wpg="http://schemas.microsoft.com/office/word/2010/wordprocessingGroup" xmlns:wpi="http://schemas.microsoft.com/office/word/2010/wordprocessingInk" xmlns:wne="http://schemas.microsoft.com/office/word/2006/wordml" xmlns:wps="http://schemas.microsoft.com/office/word/2010/wordprocessingShape" mc:Ignorable="w14 w15 w16se w16cid w16 w16cex w16sdtdh w16sdtfl w16du wp14">
   <w:docParts>
     <w:docPart>
       <w:docPartPr>
@@ -2580,7 +2360,10 @@
   <w:rsids>
     <w:rsidRoot w:val="001874A2"/>
     <w:rsid w:val="001874A2"/>
+    <w:rsid w:val="00361061"/>
     <w:rsid w:val="007A75D3"/>
+    <w:rsid w:val="008E7FCD"/>
+    <w:rsid w:val="00CD0104"/>
     <w:rsid w:val="00F54A82"/>
   </w:rsids>
   <m:mathPr>
@@ -3042,22 +2825,6 @@
       <w:color w:val="666666"/>
     </w:rPr>
   </w:style>
-  <w:style w:type="paragraph" w:customStyle="1" w:styleId="E2DF63FAC2054C678BE9DE433C0ECABF">
-    <w:name w:val="E2DF63FAC2054C678BE9DE433C0ECABF"/>
-    <w:rsid w:val="001874A2"/>
-  </w:style>
-  <w:style w:type="paragraph" w:customStyle="1" w:styleId="C3CA4D7A7D4E4742BA2C0545A55D0B44">
-    <w:name w:val="C3CA4D7A7D4E4742BA2C0545A55D0B44"/>
-    <w:rsid w:val="001874A2"/>
-  </w:style>
-  <w:style w:type="paragraph" w:customStyle="1" w:styleId="6B81E16BA4D6432F8A062D2E5AE575E3">
-    <w:name w:val="6B81E16BA4D6432F8A062D2E5AE575E3"/>
-    <w:rsid w:val="001874A2"/>
-  </w:style>
-  <w:style w:type="paragraph" w:customStyle="1" w:styleId="1A2F62B3927448E487BA035E0031FBAD">
-    <w:name w:val="1A2F62B3927448E487BA035E0031FBAD"/>
-    <w:rsid w:val="001874A2"/>
-  </w:style>
   <w:style w:type="paragraph" w:customStyle="1" w:styleId="BC81F2D8F2F04EF9BC5A3206D7ACD4C5">
     <w:name w:val="BC81F2D8F2F04EF9BC5A3206D7ACD4C5"/>
     <w:rsid w:val="001874A2"/>
@@ -3407,9 +3174,7 @@
 </a:theme>
 </file>
 
-<file path=customXml/item1.xml>��< ? x m l   v e r s i o n = " 1 . 0 "   e n c o d i n g = " u t f - 1 6 " ? > - 
- < N a v W o r d R e p o r t X m l P a r t   x m l n s = " u r n : m i c r o s o f t - d y n a m i c s - n a v / r e p o r t s / I n v e n t o r y _ S a l e s _ B a c k _ O r d e r s / 7 1 8 / " > +<file path=customXml/item1.xml>��< ? x m l   v e r s i o n = " 1 . 0 "   e n c o d i n g = " u t f - 1 6 " ? > < N a v W o r d R e p o r t X m l P a r t   x m l n s = " u r n : m i c r o s o f t - d y n a m i c s - b u s i n e s s c e n t r a l / i n t e r n a l / e x t e n d e d / r e p o r t s / I n v e n t o r y _ S a l e s _ B a c k _ O r d e r s / 7 1 8 / " >   
      < B C R e p o r t I n f o r m a t i o n >   
@@ -3473,195 +3238,119 @@
  
          < / R e p o r t R e q u e s t >   
-         < C o m p a n y M e t a d a t a > - 
-             < C o m p a n y N a m e > C o m p a n y   N a m e < / C o m p a n y N a m e > - 
-             < C o m p a n y D i s p l a y N a m e > C o m p a n y   D i s p l a y   N a m e < / C o m p a n y D i s p l a y N a m e > - 
-             < C o m p a n y A d d r e s s L i n e s > - 
-                 < C o m p a n y A d d r e s s L i n e > C o m p a n y   A d d r e s s   L i n e   1 < / C o m p a n y A d d r e s s L i n e > - 
-                 < C o m p a n y A d d r e s s L i n e > C o m p a n y   A d d r e s s   L i n e   2 < / C o m p a n y A d d r e s s L i n e > - 
-                 < C o m p a n y A d d r e s s L i n e > C o m p a n y   A d d r e s s   L i n e   3 < / C o m p a n y A d d r e s s L i n e > - 
-                 < C o m p a n y A d d r e s s L i n e > C o m p a n y   A d d r e s s   L i n e   4 < / C o m p a n y A d d r e s s L i n e > - 
-                 < C o m p a n y A d d r e s s L i n e > C o m p a n y   A d d r e s s   L i n e   5 < / C o m p a n y A d d r e s s L i n e > - 
-                 < C o m p a n y A d d r e s s L i n e > C o m p a n y   A d d r e s s   L i n e   6 < / C o m p a n y A d d r e s s L i n e > - 
-                 < C o m p a n y A d d r e s s L i n e > C o m p a n y   A d d r e s s   L i n e   7 < / C o m p a n y A d d r e s s L i n e > - 
-                 < C o m p a n y A d d r e s s L i n e > C o m p a n y   A d d r e s s   L i n e   8 < / C o m p a n y A d d r e s s L i n e > - 
-             < / C o m p a n y A d d r e s s L i n e s > - 
-             < C o m p a n y P h o n e > C o m p a n y   P h o n e < / C o m p a n y P h o n e > - 
-             < C o m p a n y P h o n e C a p t i o n > C o m p a n y   P h o n e   C a p t i o n < / C o m p a n y P h o n e C a p t i o n > - 
-             < C o m p a n y F a x N o > C o m p a n y   F a x   N o . < / C o m p a n y F a x N o > - 
-             < C o m p a n y F a x N o C a p t i o n > C o m p a n y   F a x   N o .   C a p t i o n < / C o m p a n y F a x N o C a p t i o n > - 
-             < C o m p a n y E m a i l > C o m p a n y   E m a i l < / C o m p a n y E m a i l > - 
-             < C o m p a n y E m a i l C a p t i o n > C o m p a n y   E m a i l   C a p t i o n < / C o m p a n y E m a i l C a p t i o n > - 
-             < C o m p a n y H o m e P a g e > C o m p a n y   H o m e   P a g e < / C o m p a n y H o m e P a g e > - 
-             < C o m p a n y H o m e P a g e C a p t i o n > C o m p a n y   H o m e   P a g e   C a p t i o n < / C o m p a n y H o m e P a g e C a p t i o n > - 
-             < C o m p a n y L o g o > C o m p a n y   L o g o < / C o m p a n y L o g o > - 
-             < C o m p a n y V A T R e g i s t r a t i o n N o > C o m p a n y   V A T   R e g i s t r a t i o n   N o . < / C o m p a n y V A T R e g i s t r a t i o n N o > - 
-             < C o m p a n y V A T R e g i s t r a t i o n N o C a p t i o n > C o m p a n y   V A T   R e g i s t r a t i o n   N o .   C a p t i o n < / C o m p a n y V A T R e g i s t r a t i o n N o C a p t i o n > - 
-             < C o m p a n y R e g i s t r a t i o n N o > C o m p a n y   R e g i s t r a t i o n   N o . < / C o m p a n y R e g i s t r a t i o n N o > - 
-             < C o m p a n y R e g i s t r a t i o n N o C a p t i o n > C o m p a n y   R e g i s t r a t i o n   N o .   C a p t i o n < / C o m p a n y R e g i s t r a t i o n N o C a p t i o n > - 
-             < C o m p a n y B a n k N a m e > C o m p a n y   B a n k   N a m e < / C o m p a n y B a n k N a m e > - 
-             < C o m p a n y B a n k N a m e C a p t i o n > C o m p a n y   B a n k   N a m e   C a p t i o n < / C o m p a n y B a n k N a m e C a p t i o n > - 
-             < C o m p a n y B a n k A c c o u n t N o > C o m p a n y   B a n k   A c c o u n t   N o . < / C o m p a n y B a n k A c c o u n t N o > - 
-             < C o m p a n y B a n k A c c o u n t N o C a p t i o n > C o m p a n y   B a n k   A c c o u n t   N o .   C a p t i o n < / C o m p a n y B a n k A c c o u n t N o C a p t i o n > - 
-             < C o m p a n y B a n k B r a n c h N o > C o m p a n y   B a n k   B r a n c h   N o . < / C o m p a n y B a n k B r a n c h N o > - 
-             < C o m p a n y B a n k B r a n c h N o C a p t i o n > C o m p a n y   B a n k   B r a n c h   N o .   C a p t i o n < / C o m p a n y B a n k B r a n c h N o C a p t i o n > - 
-             < C o m p a n y I B A N > C o m p a n y   I B A N < / C o m p a n y I B A N > - 
-             < C o m p a n y I B A N C a p t i o n > C o m p a n y   I B A N   C a p t i o n < / C o m p a n y I B A N C a p t i o n > - 
-             < C o m p a n y B a n k S W I F T > C o m p a n y   B a n k   S W I F T < / C o m p a n y B a n k S W I F T > - 
-             < C o m p a n y B a n k S W I F T C a p t i o n > C o m p a n y   B a n k   S W I F T   C a p t i o n < / C o m p a n y B a n k S W I F T C a p t i o n > - 
-             < C o m p a n y G i r o N o > C o m p a n y   G i r o   N o . < / C o m p a n y G i r o N o > - 
-             < C o m p a n y G i r o N o C a p t i o n > C o m p a n y   G i r o   N o .   C a p t i o n < / C o m p a n y G i r o N o C a p t i o n > - 
-         < / C o m p a n y M e t a d a t a > - 
      < / B C R e p o r t I n f o r m a t i o n >   
      < L a b e l s >   
-         < A b o u t T h e R e p o r t L a b e l > A b o u t T h e R e p o r t L a b e l < / A b o u t T h e R e p o r t L a b e l > - 
-         < C o m p a n y L a b e l > C o m p a n y L a b e l < / C o m p a n y L a b e l > - 
-         < C u s t N a m e _ S a l e s L i n e C a p t i o n > C u s t N a m e _ S a l e s L i n e C a p t i o n < / C u s t N a m e _ S a l e s L i n e C a p t i o n > - 
-         < C u s t P h o n e N o _ S a l e s L i n e C a p t i o n > C u s t P h o n e N o _ S a l e s L i n e C a p t i o n < / C u s t P h o n e N o _ S a l e s L i n e C a p t i o n > - 
-         < D a t a R e t r i e v e d > D a t a R e t r i e v e d < / D a t a R e t r i e v e d > - 
-         < D e s c r i p t i o n _ I t e m C a p t i o n > D e s c r i p t i o n _ I t e m C a p t i o n < / D e s c r i p t i o n _ I t e m C a p t i o n > - 
-         < D o c u m e n t a t i o n L a b e l > D o c u m e n t a t i o n L a b e l < / D o c u m e n t a t i o n L a b e l > - 
-         < D o c u m e n t N o _ S a l e s L i n e C a p t i o n > D o c u m e n t N o _ S a l e s L i n e C a p t i o n < / D o c u m e n t N o _ S a l e s L i n e C a p t i o n > - 
-         < E n v i r o n m e n t L a b e l > E n v i r o n m e n t L a b e l < / E n v i r o n m e n t L a b e l > - 
-         < I n v e n t o r y S a l e s B a c k O r d e r s > I n v e n t o r y S a l e s B a c k O r d e r s < / I n v e n t o r y S a l e s B a c k O r d e r s > - 
-         < I n v e n t o r y S a l e s B a c k O r d e r s P r i n t > I n v e n t o r y S a l e s B a c k O r d e r s P r i n t < / I n v e n t o r y S a l e s B a c k O r d e r s P r i n t > - 
-         < I n v S a l e s B a c k O r d e r s A n a l y s i s > I n v S a l e s B a c k O r d e r s A n a l y s i s < / I n v S a l e s B a c k O r d e r s A n a l y s i s > - 
-         < I t e m N o C a p t i o n L b l > I t e m N o C a p t i o n L b l < / I t e m N o C a p t i o n L b l > - 
-         < N o _ I t e m C a p t i o n > N o _ I t e m C a p t i o n < / N o _ I t e m C a p t i o n > - 
-         < O t h e r B a c k O r d e r s L a b e l > O t h e r B a c k O r d e r s L a b e l < / O t h e r B a c k O r d e r s L a b e l > - 
-         < O u t s t a n d i n g Q t y _ S a l e s L i n e C a p t i o n > O u t s t a n d i n g Q t y _ S a l e s L i n e C a p t i o n < / O u t s t a n d i n g Q t y _ S a l e s L i n e C a p t i o n > - 
-         < Q u a n t i t y _ S a l e s L i n e C a p t i o n > Q u a n t i t y _ S a l e s L i n e C a p t i o n < / Q u a n t i t y _ S a l e s L i n e C a p t i o n > - 
-         < R e p o r t N a m e L a b e l > R e p o r t N a m e L a b e l < / R e p o r t N a m e L a b e l > - 
-         < R u n O n L a b e l > R u n O n L a b e l < / R u n O n L a b e l > - 
-         < S h i p m e n t D a t e L a b e l > S h i p m e n t D a t e L a b e l < / S h i p m e n t D a t e L a b e l > - 
-         < U s e r L a b e l > U s e r L a b e l < / U s e r L a b e l > +         < A b o u t T h e R e p o r t L a b e l   E l e m e n t T y p e = " P a r a m e t e r "   E l e m e n t I d = " 1 6 7 7 9 2 0 0 1 "   D a t a T y p e = " S t r i n g " > A b o u t T h e R e p o r t L a b e l < / A b o u t T h e R e p o r t L a b e l > + 
+         < C o m p a n y L a b e l   E l e m e n t T y p e = " P a r a m e t e r "   E l e m e n t I d = " 3 4 6 7 6 0 3 4 8 "   D a t a T y p e = " S t r i n g " > C o m p a n y L a b e l < / C o m p a n y L a b e l > + 
+         < C u s t N a m e _ S a l e s L i n e C a p t i o n   E l e m e n t T y p e = " P a r a m e t e r "   E l e m e n t I d = " 1 2 6 7 5 4 9 7 2 6 "   D a t a T y p e = " S t r i n g " > C u s t N a m e _ S a l e s L i n e C a p t i o n < / C u s t N a m e _ S a l e s L i n e C a p t i o n > + 
+         < C u s t P h o n e N o _ S a l e s L i n e C a p t i o n   E l e m e n t T y p e = " P a r a m e t e r "   E l e m e n t I d = " 1 8 5 4 1 9 5 9 5 2 "   D a t a T y p e = " S t r i n g " > C u s t P h o n e N o _ S a l e s L i n e C a p t i o n < / C u s t P h o n e N o _ S a l e s L i n e C a p t i o n > + 
+         < D a t a R e t r i e v e d   E l e m e n t T y p e = " P a r a m e t e r "   E l e m e n t I d = " 2 9 1 9 1 1 8 0 7 "   D a t a T y p e = " S t r i n g " > D a t a R e t r i e v e d < / D a t a R e t r i e v e d > + 
+         < D e s c r i p t i o n _ I t e m C a p t i o n   E l e m e n t T y p e = " P a r a m e t e r "   E l e m e n t I d = " 1 5 2 9 8 3 2 4 7 3 "   D a t a T y p e = " S t r i n g " > D e s c r i p t i o n _ I t e m C a p t i o n < / D e s c r i p t i o n _ I t e m C a p t i o n > + 
+         < D o c u m e n t a t i o n L a b e l   E l e m e n t T y p e = " P a r a m e t e r "   E l e m e n t I d = " 1 7 3 8 9 2 4 8 1 5 "   D a t a T y p e = " S t r i n g " > D o c u m e n t a t i o n L a b e l < / D o c u m e n t a t i o n L a b e l > + 
+         < D o c u m e n t N o _ S a l e s L i n e C a p t i o n   E l e m e n t T y p e = " P a r a m e t e r "   E l e m e n t I d = " 8 3 9 9 3 2 3 0 "   D a t a T y p e = " S t r i n g " > D o c u m e n t N o _ S a l e s L i n e C a p t i o n < / D o c u m e n t N o _ S a l e s L i n e C a p t i o n > + 
+         < E n v i r o n m e n t L a b e l   E l e m e n t T y p e = " P a r a m e t e r "   E l e m e n t I d = " 8 1 8 8 1 6 5 9 0 "   D a t a T y p e = " S t r i n g " > E n v i r o n m e n t L a b e l < / E n v i r o n m e n t L a b e l > + 
+         < I n v e n t o r y S a l e s B a c k O r d e r s   E l e m e n t T y p e = " P a r a m e t e r "   E l e m e n t I d = " 9 6 6 6 1 5 1 1 3 "   D a t a T y p e = " S t r i n g " > I n v e n t o r y S a l e s B a c k O r d e r s < / I n v e n t o r y S a l e s B a c k O r d e r s > + 
+         < I n v e n t o r y S a l e s B a c k O r d e r s P r i n t   E l e m e n t T y p e = " P a r a m e t e r "   E l e m e n t I d = " 1 3 0 7 3 7 8 1 3 6 "   D a t a T y p e = " S t r i n g " > I n v e n t o r y S a l e s B a c k O r d e r s P r i n t < / I n v e n t o r y S a l e s B a c k O r d e r s P r i n t > + 
+         < I n v S a l e s B a c k O r d e r s A n a l y s i s   E l e m e n t T y p e = " P a r a m e t e r "   E l e m e n t I d = " 1 8 8 6 3 1 7 0 4 8 "   D a t a T y p e = " S t r i n g " > I n v S a l e s B a c k O r d e r s A n a l y s i s < / I n v S a l e s B a c k O r d e r s A n a l y s i s > + 
+         < I t e m N o C a p t i o n L b l   E l e m e n t T y p e = " P a r a m e t e r "   E l e m e n t I d = " 1 5 6 6 4 5 9 0 4 3 "   D a t a T y p e = " S t r i n g " > I t e m N o C a p t i o n L b l < / I t e m N o C a p t i o n L b l > + 
+         < N o _ I t e m C a p t i o n   E l e m e n t T y p e = " P a r a m e t e r "   E l e m e n t I d = " 1 5 4 7 7 6 9 6 5 4 "   D a t a T y p e = " S t r i n g " > N o _ I t e m C a p t i o n < / N o _ I t e m C a p t i o n > + 
+         < O t h e r B a c k O r d e r s L a b e l   E l e m e n t T y p e = " P a r a m e t e r "   E l e m e n t I d = " 1 0 3 5 0 1 8 0 7 3 "   D a t a T y p e = " S t r i n g " > O t h e r B a c k O r d e r s L a b e l < / O t h e r B a c k O r d e r s L a b e l > + 
+         < O u t s t a n d i n g Q t y _ S a l e s L i n e C a p t i o n   E l e m e n t T y p e = " P a r a m e t e r "   E l e m e n t I d = " 2 8 1 5 9 1 0 4 6 "   D a t a T y p e = " S t r i n g " > O u t s t a n d i n g Q t y _ S a l e s L i n e C a p t i o n < / O u t s t a n d i n g Q t y _ S a l e s L i n e C a p t i o n > + 
+         < Q u a n t i t y _ S a l e s L i n e C a p t i o n   E l e m e n t T y p e = " P a r a m e t e r "   E l e m e n t I d = " 1 8 3 2 0 3 6 8 9 5 "   D a t a T y p e = " S t r i n g " > Q u a n t i t y _ S a l e s L i n e C a p t i o n < / Q u a n t i t y _ S a l e s L i n e C a p t i o n > + 
+         < R e p o r t N a m e L a b e l   E l e m e n t T y p e = " P a r a m e t e r "   E l e m e n t I d = " 1 0 2 2 2 9 2 9 8 2 "   D a t a T y p e = " S t r i n g " > R e p o r t N a m e L a b e l < / R e p o r t N a m e L a b e l > + 
+         < R u n O n L a b e l   E l e m e n t T y p e = " P a r a m e t e r "   E l e m e n t I d = " 1 1 1 9 0 3 7 5 9 5 "   D a t a T y p e = " S t r i n g " > R u n O n L a b e l < / R u n O n L a b e l > + 
+         < S h i p m e n t D a t e L a b e l   E l e m e n t T y p e = " P a r a m e t e r "   E l e m e n t I d = " 5 9 6 4 2 0 1 3 7 "   D a t a T y p e = " S t r i n g " > S h i p m e n t D a t e L a b e l < / S h i p m e n t D a t e L a b e l > + 
+         < U s e r L a b e l   E l e m e n t T y p e = " P a r a m e t e r "   E l e m e n t I d = " 8 4 8 8 1 6 7 9 4 "   D a t a T y p e = " S t r i n g " > U s e r L a b e l < / U s e r L a b e l >   
      < / L a b e l s >   
-     < I t e m > - 
-         < B i n F i l t e r _ I t e m > B i n F i l t e r _ I t e m < / B i n F i l t e r _ I t e m > - 
-         < C o m p a n y N a m e > C o m p a n y N a m e < / C o m p a n y N a m e > - 
-         < C u r r R e p o r t P a g e N o C a p t i o n > C u r r R e p o r t P a g e N o C a p t i o n < / C u r r R e p o r t P a g e N o C a p t i o n > - 
-         < C u s t N a m e C a p t i o n > C u s t N a m e C a p t i o n < / C u s t N a m e C a p t i o n > - 
-         < C u s t P h o n e N o C a p t i o n > C u s t P h o n e N o C a p t i o n < / C u s t P h o n e N o C a p t i o n > - 
-         < D e s c r i p t i o n _ I t e m > D e s c r i p t i o n _ I t e m < / D e s c r i p t i o n _ I t e m > - 
-         < G l o b a l D i m 1 F i l t e r _ I t e m > G l o b a l D i m 1 F i l t e r _ I t e m < / G l o b a l D i m 1 F i l t e r _ I t e m > - 
-         < G l o b a l D i m 2 F i l t e r _ I t e m > G l o b a l D i m 2 F i l t e r _ I t e m < / G l o b a l D i m 2 F i l t e r _ I t e m > - 
-         < I n v S a l e s B a c k O r d e r s C a p t i o n > I n v S a l e s B a c k O r d e r s C a p t i o n < / I n v S a l e s B a c k O r d e r s C a p t i o n > - 
-         < I t e m F i l t e r > I t e m F i l t e r < / I t e m F i l t e r > - 
-         < I t e m F i l t e r T x t > I t e m F i l t e r T x t < / I t e m F i l t e r T x t > - 
-         < I t e m T a b l e C a p t I t e m F i l t e r > I t e m T a b l e C a p t I t e m F i l t e r < / I t e m T a b l e C a p t I t e m F i l t e r > - 
-         < L o c a t i o n F i l t e r _ I t e m > L o c a t i o n F i l t e r _ I t e m < / L o c a t i o n F i l t e r _ I t e m > - 
-         < N o _ I t e m > N o _ I t e m < / N o _ I t e m > - 
-         < O t h e r B a c k O r d e r s C a p t i o n > O t h e r B a c k O r d e r s C a p t i o n < / O t h e r B a c k O r d e r s C a p t i o n > - 
-         < S a l e s L i n e F i l t e r > S a l e s L i n e F i l t e r < / S a l e s L i n e F i l t e r > - 
-         < S a l e s L i n e F i l t e r T x t > S a l e s L i n e F i l t e r T x t < / S a l e s L i n e F i l t e r T x t > - 
-         < S a l e s L i n e S h i p D a t e C a p t i o n > S a l e s L i n e S h i p D a t e C a p t i o n < / S a l e s L i n e S h i p D a t e C a p t i o n > - 
-         < S t r S u b S t N o S a l e s L i n e F l t r > S t r S u b S t N o S a l e s L i n e F l t r < / S t r S u b S t N o S a l e s L i n e F l t r > - 
-         < V a r i a n t F i l t e r _ I t e m > V a r i a n t F i l t e r _ I t e m < / V a r i a n t F i l t e r _ I t e m > - 
-         < S a l e s _ L i n e > - 
-             < C u s t N a m e _ S a l e s L i n e > C u s t N a m e _ S a l e s L i n e < / C u s t N a m e _ S a l e s L i n e > - 
-             < C u s t P h o n e N o _ S a l e s L i n e > C u s t P h o n e N o _ S a l e s L i n e < / C u s t P h o n e N o _ S a l e s L i n e > - 
-             < D o c u m e n t N o _ S a l e s L i n e > D o c u m e n t N o _ S a l e s L i n e < / D o c u m e n t N o _ S a l e s L i n e > - 
-             < O t h e r B a c k O r d e r s _ S a l e s L i n e > O t h e r B a c k O r d e r s _ S a l e s L i n e < / O t h e r B a c k O r d e r s _ S a l e s L i n e > - 
-             < O u t s t a n d i n g Q t y _ S a l e s L i n e > O u t s t a n d i n g Q t y _ S a l e s L i n e < / O u t s t a n d i n g Q t y _ S a l e s L i n e > - 
-             < Q u a n t i t y _ S a l e s L i n e > Q u a n t i t y _ S a l e s L i n e < / Q u a n t i t y _ S a l e s L i n e > - 
-             < S h i p m e n t D a t e _ S a l e s L i n e > S h i p m e n t D a t e _ S a l e s L i n e < / S h i p m e n t D a t e _ S a l e s L i n e > +     < T o o l t i p s / > + 
+     < I t e m   E l e m e n t T y p e = " D a t a I t e m "   E l e m e n t I d = " 1 1 2 8 8 3 0 2 4 8 " > + 
+         < B i n F i l t e r _ I t e m   E l e m e n t T y p e = " C o l u m n "   E l e m e n t I d = " 1 3 0 7 8 3 3 3 3 8 "   D a t a T y p e = " C o d e " > B i n F i l t e r _ I t e m < / B i n F i l t e r _ I t e m > + 
+         < C o m p a n y N a m e   E l e m e n t T y p e = " C o l u m n "   E l e m e n t I d = " 1 5 9 5 4 7 7 3 9 5 "   D a t a T y p e = " S t r i n g " > C o m p a n y N a m e < / C o m p a n y N a m e > + 
+         < C u r r R e p o r t P a g e N o C a p t i o n   E l e m e n t T y p e = " C o l u m n "   E l e m e n t I d = " 2 0 2 2 2 2 5 3 5 1 "   D a t a T y p e = " T e x t C o n s t " > C u r r R e p o r t P a g e N o C a p t i o n < / C u r r R e p o r t P a g e N o C a p t i o n > + 
+         < C u s t N a m e C a p t i o n   E l e m e n t T y p e = " C o l u m n "   E l e m e n t I d = " 1 0 7 7 8 2 0 7 4 9 "   D a t a T y p e = " T e x t C o n s t " > C u s t N a m e C a p t i o n < / C u s t N a m e C a p t i o n > + 
+         < C u s t P h o n e N o C a p t i o n   E l e m e n t T y p e = " C o l u m n "   E l e m e n t I d = " 1 1 4 4 4 1 7 6 1 7 "   D a t a T y p e = " T e x t C o n s t " > C u s t P h o n e N o C a p t i o n < / C u s t P h o n e N o C a p t i o n > + 
+         < D e s c r i p t i o n _ I t e m   E l e m e n t T y p e = " C o l u m n "   E l e m e n t I d = " 1 5 2 9 8 3 2 4 7 3 "   D a t a T y p e = " T e x t " > D e s c r i p t i o n _ I t e m < / D e s c r i p t i o n _ I t e m > + 
+         < G l o b a l D i m 1 F i l t e r _ I t e m   E l e m e n t T y p e = " C o l u m n "   E l e m e n t I d = " 8 2 6 3 5 2 8 3 7 "   D a t a T y p e = " C o d e " > G l o b a l D i m 1 F i l t e r _ I t e m < / G l o b a l D i m 1 F i l t e r _ I t e m > + 
+         < G l o b a l D i m 2 F i l t e r _ I t e m   E l e m e n t T y p e = " C o l u m n "   E l e m e n t I d = " 1 4 9 2 3 7 1 7 5 0 "   D a t a T y p e = " C o d e " > G l o b a l D i m 2 F i l t e r _ I t e m < / G l o b a l D i m 2 F i l t e r _ I t e m > + 
+         < I n v S a l e s B a c k O r d e r s C a p t i o n   E l e m e n t T y p e = " C o l u m n "   E l e m e n t I d = " 3 1 2 9 7 1 3 9 6 "   D a t a T y p e = " T e x t C o n s t " > I n v S a l e s B a c k O r d e r s C a p t i o n < / I n v S a l e s B a c k O r d e r s C a p t i o n > + 
+         < I t e m F i l t e r   E l e m e n t T y p e = " C o l u m n "   E l e m e n t I d = " 5 9 3 7 9 7 3 7 6 "   D a t a T y p e = " T e x t " > I t e m F i l t e r < / I t e m F i l t e r > + 
+         < I t e m F i l t e r T x t   E l e m e n t T y p e = " C o l u m n "   E l e m e n t I d = " 9 3 6 1 1 7 4 1 6 "   D a t a T y p e = " T e x t " > I t e m F i l t e r T x t < / I t e m F i l t e r T x t > + 
+         < I t e m T a b l e C a p t I t e m F i l t e r   E l e m e n t T y p e = " C o l u m n "   E l e m e n t I d = " 2 1 6 8 8 1 9 4 1 "   D a t a T y p e = " S t r i n g " > I t e m T a b l e C a p t I t e m F i l t e r < / I t e m T a b l e C a p t I t e m F i l t e r > + 
+         < L o c a t i o n F i l t e r _ I t e m   E l e m e n t T y p e = " C o l u m n "   E l e m e n t I d = " 5 8 9 4 7 3 7 5 8 "   D a t a T y p e = " C o d e " > L o c a t i o n F i l t e r _ I t e m < / L o c a t i o n F i l t e r _ I t e m > + 
+         < N o _ I t e m   E l e m e n t T y p e = " C o l u m n "   E l e m e n t I d = " 1 5 4 7 7 6 9 6 5 4 "   D a t a T y p e = " C o d e " > N o _ I t e m < / N o _ I t e m > + 
+         < O t h e r B a c k O r d e r s C a p t i o n   E l e m e n t T y p e = " C o l u m n "   E l e m e n t I d = " 7 0 2 1 2 3 1 0 5 "   D a t a T y p e = " T e x t C o n s t " > O t h e r B a c k O r d e r s C a p t i o n < / O t h e r B a c k O r d e r s C a p t i o n > + 
+         < S a l e s L i n e F i l t e r   E l e m e n t T y p e = " C o l u m n "   E l e m e n t I d = " 1 0 6 5 6 4 1 2 6 7 "   D a t a T y p e = " T e x t " > S a l e s L i n e F i l t e r < / S a l e s L i n e F i l t e r > + 
+         < S a l e s L i n e F i l t e r T x t   E l e m e n t T y p e = " C o l u m n "   E l e m e n t I d = " 1 5 9 2 6 7 6 8 3 5 "   D a t a T y p e = " T e x t " > S a l e s L i n e F i l t e r T x t < / S a l e s L i n e F i l t e r T x t > + 
+         < S a l e s L i n e S h i p D a t e C a p t i o n   E l e m e n t T y p e = " C o l u m n "   E l e m e n t I d = " 1 1 1 6 8 3 5 7 4 9 "   D a t a T y p e = " T e x t C o n s t " > S a l e s L i n e S h i p D a t e C a p t i o n < / S a l e s L i n e S h i p D a t e C a p t i o n > + 
+         < S t r S u b S t N o S a l e s L i n e F l t r   E l e m e n t T y p e = " C o l u m n "   E l e m e n t I d = " 3 4 7 0 3 4 9 3 6 "   D a t a T y p e = " S t r i n g " > S t r S u b S t N o S a l e s L i n e F l t r < / S t r S u b S t N o S a l e s L i n e F l t r > + 
+         < V a r i a n t F i l t e r _ I t e m   E l e m e n t T y p e = " C o l u m n "   E l e m e n t I d = " 9 4 9 9 4 3 6 4 8 "   D a t a T y p e = " C o d e " > V a r i a n t F i l t e r _ I t e m < / V a r i a n t F i l t e r _ I t e m > + 
+         < S a l e s _ L i n e   E l e m e n t T y p e = " D a t a I t e m "   E l e m e n t I d = " 4 2 6 9 4 3 3 6 3 " > + 
+             < C u s t N a m e _ S a l e s L i n e   E l e m e n t T y p e = " C o l u m n "   E l e m e n t I d = " 1 2 6 7 5 4 9 7 2 6 "   D a t a T y p e = " T e x t " > C u s t N a m e _ S a l e s L i n e < / C u s t N a m e _ S a l e s L i n e > + 
+             < C u s t P h o n e N o _ S a l e s L i n e   E l e m e n t T y p e = " C o l u m n "   E l e m e n t I d = " 1 8 5 4 1 9 5 9 5 2 "   D a t a T y p e = " T e x t " > C u s t P h o n e N o _ S a l e s L i n e < / C u s t P h o n e N o _ S a l e s L i n e > + 
+             < D o c u m e n t N o _ S a l e s L i n e   E l e m e n t T y p e = " C o l u m n "   E l e m e n t I d = " 8 3 9 9 3 2 3 0 "   D a t a T y p e = " C o d e " > D o c u m e n t N o _ S a l e s L i n e < / D o c u m e n t N o _ S a l e s L i n e > + 
+             < O t h e r B a c k O r d e r s _ S a l e s L i n e   E l e m e n t T y p e = " C o l u m n "   E l e m e n t I d = " 7 5 4 7 7 9 1 0 6 "   D a t a T y p e = " T e x t " > O t h e r B a c k O r d e r s _ S a l e s L i n e < / O t h e r B a c k O r d e r s _ S a l e s L i n e > + 
+             < O u t s t a n d i n g Q t y _ S a l e s L i n e   E l e m e n t T y p e = " C o l u m n "   E l e m e n t I d = " 2 8 1 5 9 1 0 4 6 "   D a t a T y p e = " D e c i m a l " > O u t s t a n d i n g Q t y _ S a l e s L i n e < / O u t s t a n d i n g Q t y _ S a l e s L i n e > + 
+             < Q u a n t i t y _ S a l e s L i n e   E l e m e n t T y p e = " C o l u m n "   E l e m e n t I d = " 1 8 3 2 0 3 6 8 9 5 "   D a t a T y p e = " D e c i m a l " > Q u a n t i t y _ S a l e s L i n e < / Q u a n t i t y _ S a l e s L i n e > + 
+             < S h i p m e n t D a t e _ S a l e s L i n e   E l e m e n t T y p e = " C o l u m n "   E l e m e n t I d = " 5 6 0 1 5 8 5 1 2 "   D a t a T y p e = " S t r i n g " > S h i p m e n t D a t e _ S a l e s L i n e < / S h i p m e n t D a t e _ S a l e s L i n e >   
          < / S a l e s _ L i n e >   
-         < S u b T o t a l s > - 
-             < S u b T o t a l s _ O u t s t a n d i n g _ Q t y > S u b T o t a l s _ O u t s t a n d i n g _ Q t y < / S u b T o t a l s _ O u t s t a n d i n g _ Q t y > +         < S u b T o t a l s   E l e m e n t T y p e = " D a t a I t e m "   E l e m e n t I d = " 3 1 2 0 6 2 4 2 4 " > + 
+             < S u b T o t a l s _ O u t s t a n d i n g _ Q t y   E l e m e n t T y p e = " C o l u m n "   E l e m e n t I d = " 1 7 6 3 6 2 4 7 7 0 "   D a t a T y p e = " D e c i m a l " > S u b T o t a l s _ O u t s t a n d i n g _ Q t y < / S u b T o t a l s _ O u t s t a n d i n g _ Q t y >   
          < / S u b T o t a l s >   
@@ -3670,9 +3359,7 @@
  < / N a v W o r d R e p o r t X m l P a r t > 
 </file>
 
-<file path=customXml/item2.xml>��< ? x m l   v e r s i o n = " 1 . 0 "   e n c o d i n g = " u t f - 1 6 " ? > - 
- < N a v W o r d R e p o r t X m l P a r t   x m l n s = " u r n : m i c r o s o f t - d y n a m i c s - b u s i n e s s c e n t r a l / i n t e r n a l / e x t e n d e d / r e p o r t s / I n v e n t o r y _ S a l e s _ B a c k _ O r d e r s / 7 1 8 / " > +<file path=customXml/item2.xml>��< ? x m l   v e r s i o n = " 1 . 0 "   e n c o d i n g = " u t f - 1 6 " ? > < N a v W o r d R e p o r t X m l P a r t   x m l n s = " u r n : m i c r o s o f t - d y n a m i c s - n a v / r e p o r t s / I n v e n t o r y _ S a l e s _ B a c k _ O r d e r s / 7 1 8 / " >   
      < B C R e p o r t I n f o r m a t i o n >   
@@ -3736,241 +3423,123 @@
  
          < / R e p o r t R e q u e s t >   
-         < C o m p a n y M e t a d a t a > - 
-             < C o m p a n y N a m e > C o m p a n y   N a m e < / C o m p a n y N a m e > - 
-             < C o m p a n y D i s p l a y N a m e > C o m p a n y   D i s p l a y   N a m e < / C o m p a n y D i s p l a y N a m e > - 
-             < C o m p a n y A d d r e s s L i n e s > - 
-                 < C o m p a n y A d d r e s s L i n e > C o m p a n y   A d d r e s s   L i n e   1 < / C o m p a n y A d d r e s s L i n e > - 
-                 < C o m p a n y A d d r e s s L i n e > C o m p a n y   A d d r e s s   L i n e   2 < / C o m p a n y A d d r e s s L i n e > - 
-                 < C o m p a n y A d d r e s s L i n e > C o m p a n y   A d d r e s s   L i n e   3 < / C o m p a n y A d d r e s s L i n e > - 
-                 < C o m p a n y A d d r e s s L i n e > C o m p a n y   A d d r e s s   L i n e   4 < / C o m p a n y A d d r e s s L i n e > - 
-                 < C o m p a n y A d d r e s s L i n e > C o m p a n y   A d d r e s s   L i n e   5 < / C o m p a n y A d d r e s s L i n e > - 
-                 < C o m p a n y A d d r e s s L i n e > C o m p a n y   A d d r e s s   L i n e   6 < / C o m p a n y A d d r e s s L i n e > - 
-                 < C o m p a n y A d d r e s s L i n e > C o m p a n y   A d d r e s s   L i n e   7 < / C o m p a n y A d d r e s s L i n e > - 
-                 < C o m p a n y A d d r e s s L i n e > C o m p a n y   A d d r e s s   L i n e   8 < / C o m p a n y A d d r e s s L i n e > - 
-             < / C o m p a n y A d d r e s s L i n e s > - 
-             < C o m p a n y P h o n e > C o m p a n y   P h o n e < / C o m p a n y P h o n e > - 
-             < C o m p a n y P h o n e C a p t i o n > C o m p a n y   P h o n e   C a p t i o n < / C o m p a n y P h o n e C a p t i o n > - 
-             < C o m p a n y F a x N o > C o m p a n y   F a x   N o . < / C o m p a n y F a x N o > - 
-             < C o m p a n y F a x N o C a p t i o n > C o m p a n y   F a x   N o .   C a p t i o n < / C o m p a n y F a x N o C a p t i o n > - 
-             < C o m p a n y E m a i l > C o m p a n y   E m a i l < / C o m p a n y E m a i l > - 
-             < C o m p a n y E m a i l C a p t i o n > C o m p a n y   E m a i l   C a p t i o n < / C o m p a n y E m a i l C a p t i o n > - 
-             < C o m p a n y H o m e P a g e > C o m p a n y   H o m e   P a g e < / C o m p a n y H o m e P a g e > - 
-             < C o m p a n y H o m e P a g e C a p t i o n > C o m p a n y   H o m e   P a g e   C a p t i o n < / C o m p a n y H o m e P a g e C a p t i o n > - 
-             < C o m p a n y L o g o > C o m p a n y   L o g o < / C o m p a n y L o g o > - 
-             < C o m p a n y V A T R e g i s t r a t i o n N o > C o m p a n y   V A T   R e g i s t r a t i o n   N o . < / C o m p a n y V A T R e g i s t r a t i o n N o > - 
-             < C o m p a n y V A T R e g i s t r a t i o n N o C a p t i o n > C o m p a n y   V A T   R e g i s t r a t i o n   N o .   C a p t i o n < / C o m p a n y V A T R e g i s t r a t i o n N o C a p t i o n > - 
-             < C o m p a n y R e g i s t r a t i o n N o > C o m p a n y   R e g i s t r a t i o n   N o . < / C o m p a n y R e g i s t r a t i o n N o > - 
-             < C o m p a n y R e g i s t r a t i o n N o C a p t i o n > C o m p a n y   R e g i s t r a t i o n   N o .   C a p t i o n < / C o m p a n y R e g i s t r a t i o n N o C a p t i o n > - 
-             < C o m p a n y B a n k N a m e > C o m p a n y   B a n k   N a m e < / C o m p a n y B a n k N a m e > - 
-             < C o m p a n y B a n k N a m e C a p t i o n > C o m p a n y   B a n k   N a m e   C a p t i o n < / C o m p a n y B a n k N a m e C a p t i o n > - 
-             < C o m p a n y B a n k A c c o u n t N o > C o m p a n y   B a n k   A c c o u n t   N o . < / C o m p a n y B a n k A c c o u n t N o > - 
-             < C o m p a n y B a n k A c c o u n t N o C a p t i o n > C o m p a n y   B a n k   A c c o u n t   N o .   C a p t i o n < / C o m p a n y B a n k A c c o u n t N o C a p t i o n > - 
-             < C o m p a n y B a n k B r a n c h N o > C o m p a n y   B a n k   B r a n c h   N o . < / C o m p a n y B a n k B r a n c h N o > - 
-             < C o m p a n y B a n k B r a n c h N o C a p t i o n > C o m p a n y   B a n k   B r a n c h   N o .   C a p t i o n < / C o m p a n y B a n k B r a n c h N o C a p t i o n > - 
-             < C o m p a n y I B A N > C o m p a n y   I B A N < / C o m p a n y I B A N > - 
-             < C o m p a n y I B A N C a p t i o n > C o m p a n y   I B A N   C a p t i o n < / C o m p a n y I B A N C a p t i o n > - 
-             < C o m p a n y B a n k S W I F T > C o m p a n y   B a n k   S W I F T < / C o m p a n y B a n k S W I F T > - 
-             < C o m p a n y B a n k S W I F T C a p t i o n > C o m p a n y   B a n k   S W I F T   C a p t i o n < / C o m p a n y B a n k S W I F T C a p t i o n > - 
-             < C o m p a n y G i r o N o > C o m p a n y   G i r o   N o . < / C o m p a n y G i r o N o > - 
-             < C o m p a n y G i r o N o C a p t i o n > C o m p a n y   G i r o   N o .   C a p t i o n < / C o m p a n y G i r o N o C a p t i o n > - 
-         < / C o m p a n y M e t a d a t a > - 
      < / B C R e p o r t I n f o r m a t i o n >   
      < L a b e l s >   
-         < A b o u t T h e R e p o r t L a b e l   E l e m e n t T y p e = " P a r a m e t e r "   E l e m e n t I d = " 1 6 7 7 9 2 0 0 1 "   D a t a T y p e = " S t r i n g " > A b o u t T h e R e p o r t L a b e l < / A b o u t T h e R e p o r t L a b e l > - 
-         < C o m p a n y L a b e l   E l e m e n t T y p e = " P a r a m e t e r "   E l e m e n t I d = " 3 4 6 7 6 0 3 4 8 "   D a t a T y p e = " S t r i n g " > C o m p a n y L a b e l < / C o m p a n y L a b e l > - 
-         < C u s t N a m e _ S a l e s L i n e C a p t i o n   E l e m e n t T y p e = " P a r a m e t e r "   E l e m e n t I d = " 1 2 6 7 5 4 9 7 2 6 "   D a t a T y p e = " S t r i n g " > C u s t N a m e _ S a l e s L i n e C a p t i o n < / C u s t N a m e _ S a l e s L i n e C a p t i o n > - 
-         < C u s t P h o n e N o _ S a l e s L i n e C a p t i o n   E l e m e n t T y p e = " P a r a m e t e r "   E l e m e n t I d = " 1 8 5 4 1 9 5 9 5 2 "   D a t a T y p e = " S t r i n g " > C u s t P h o n e N o _ S a l e s L i n e C a p t i o n < / C u s t P h o n e N o _ S a l e s L i n e C a p t i o n > - 
-         < D a t a R e t r i e v e d   E l e m e n t T y p e = " P a r a m e t e r "   E l e m e n t I d = " 2 9 1 9 1 1 8 0 7 "   D a t a T y p e = " S t r i n g " > D a t a R e t r i e v e d < / D a t a R e t r i e v e d > - 
-         < D e s c r i p t i o n _ I t e m C a p t i o n   E l e m e n t T y p e = " P a r a m e t e r "   E l e m e n t I d = " 1 5 2 9 8 3 2 4 7 3 "   D a t a T y p e = " S t r i n g " > D e s c r i p t i o n _ I t e m C a p t i o n < / D e s c r i p t i o n _ I t e m C a p t i o n > - 
-         < D o c u m e n t a t i o n L a b e l   E l e m e n t T y p e = " P a r a m e t e r "   E l e m e n t I d = " 1 7 3 8 9 2 4 8 1 5 "   D a t a T y p e = " S t r i n g " > D o c u m e n t a t i o n L a b e l < / D o c u m e n t a t i o n L a b e l > - 
-         < D o c u m e n t N o _ S a l e s L i n e C a p t i o n   E l e m e n t T y p e = " P a r a m e t e r "   E l e m e n t I d = " 8 3 9 9 3 2 3 0 "   D a t a T y p e = " S t r i n g " > D o c u m e n t N o _ S a l e s L i n e C a p t i o n < / D o c u m e n t N o _ S a l e s L i n e C a p t i o n > - 
-         < E n v i r o n m e n t L a b e l   E l e m e n t T y p e = " P a r a m e t e r "   E l e m e n t I d = " 8 1 8 8 1 6 5 9 0 "   D a t a T y p e = " S t r i n g " > E n v i r o n m e n t L a b e l < / E n v i r o n m e n t L a b e l > - 
-         < I n v e n t o r y S a l e s B a c k O r d e r s   E l e m e n t T y p e = " P a r a m e t e r "   E l e m e n t I d = " 9 6 6 6 1 5 1 1 3 "   D a t a T y p e = " S t r i n g " > I n v e n t o r y S a l e s B a c k O r d e r s < / I n v e n t o r y S a l e s B a c k O r d e r s > - 
-         < I n v e n t o r y S a l e s B a c k O r d e r s P r i n t   E l e m e n t T y p e = " P a r a m e t e r "   E l e m e n t I d = " 1 3 0 7 3 7 8 1 3 6 "   D a t a T y p e = " S t r i n g " > I n v e n t o r y S a l e s B a c k O r d e r s P r i n t < / I n v e n t o r y S a l e s B a c k O r d e r s P r i n t > - 
-         < I n v S a l e s B a c k O r d e r s A n a l y s i s   E l e m e n t T y p e = " P a r a m e t e r "   E l e m e n t I d = " 1 8 8 6 3 1 7 0 4 8 "   D a t a T y p e = " S t r i n g " > I n v S a l e s B a c k O r d e r s A n a l y s i s < / I n v S a l e s B a c k O r d e r s A n a l y s i s > - 
-         < I t e m N o C a p t i o n L b l   E l e m e n t T y p e = " P a r a m e t e r "   E l e m e n t I d = " 1 5 6 6 4 5 9 0 4 3 "   D a t a T y p e = " S t r i n g " > I t e m N o C a p t i o n L b l < / I t e m N o C a p t i o n L b l > - 
-         < N o _ I t e m C a p t i o n   E l e m e n t T y p e = " P a r a m e t e r "   E l e m e n t I d = " 1 5 4 7 7 6 9 6 5 4 "   D a t a T y p e = " S t r i n g " > N o _ I t e m C a p t i o n < / N o _ I t e m C a p t i o n > - 
-         < O t h e r B a c k O r d e r s L a b e l   E l e m e n t T y p e = " P a r a m e t e r "   E l e m e n t I d = " 1 0 3 5 0 1 8 0 7 3 "   D a t a T y p e = " S t r i n g " > O t h e r B a c k O r d e r s L a b e l < / O t h e r B a c k O r d e r s L a b e l > - 
-         < O u t s t a n d i n g Q t y _ S a l e s L i n e C a p t i o n   E l e m e n t T y p e = " P a r a m e t e r "   E l e m e n t I d = " 2 8 1 5 9 1 0 4 6 "   D a t a T y p e = " S t r i n g " > O u t s t a n d i n g Q t y _ S a l e s L i n e C a p t i o n < / O u t s t a n d i n g Q t y _ S a l e s L i n e C a p t i o n > - 
-         < Q u a n t i t y _ S a l e s L i n e C a p t i o n   E l e m e n t T y p e = " P a r a m e t e r "   E l e m e n t I d = " 1 8 3 2 0 3 6 8 9 5 "   D a t a T y p e = " S t r i n g " > Q u a n t i t y _ S a l e s L i n e C a p t i o n < / Q u a n t i t y _ S a l e s L i n e C a p t i o n > - 
-         < R e p o r t N a m e L a b e l   E l e m e n t T y p e = " P a r a m e t e r "   E l e m e n t I d = " 1 0 2 2 2 9 2 9 8 2 "   D a t a T y p e = " S t r i n g " > R e p o r t N a m e L a b e l < / R e p o r t N a m e L a b e l > - 
-         < R u n O n L a b e l   E l e m e n t T y p e = " P a r a m e t e r "   E l e m e n t I d = " 1 1 1 9 0 3 7 5 9 5 "   D a t a T y p e = " S t r i n g " > R u n O n L a b e l < / R u n O n L a b e l > - 
-         < S h i p m e n t D a t e L a b e l   E l e m e n t T y p e = " P a r a m e t e r "   E l e m e n t I d = " 5 9 6 4 2 0 1 3 7 "   D a t a T y p e = " S t r i n g " > S h i p m e n t D a t e L a b e l < / S h i p m e n t D a t e L a b e l > - 
-         < U s e r L a b e l   E l e m e n t T y p e = " P a r a m e t e r "   E l e m e n t I d = " 8 4 8 8 1 6 7 9 4 "   D a t a T y p e = " S t r i n g " > U s e r L a b e l < / U s e r L a b e l > +         < A b o u t T h e R e p o r t L a b e l > A b o u t T h e R e p o r t L a b e l < / A b o u t T h e R e p o r t L a b e l > + 
+         < C o m p a n y L a b e l > C o m p a n y L a b e l < / C o m p a n y L a b e l > + 
+         < C u s t N a m e _ S a l e s L i n e C a p t i o n > C u s t N a m e _ S a l e s L i n e C a p t i o n < / C u s t N a m e _ S a l e s L i n e C a p t i o n > + 
+         < C u s t P h o n e N o _ S a l e s L i n e C a p t i o n > C u s t P h o n e N o _ S a l e s L i n e C a p t i o n < / C u s t P h o n e N o _ S a l e s L i n e C a p t i o n > + 
+         < D a t a R e t r i e v e d > D a t a R e t r i e v e d < / D a t a R e t r i e v e d > + 
+         < D e s c r i p t i o n _ I t e m C a p t i o n > D e s c r i p t i o n _ I t e m C a p t i o n < / D e s c r i p t i o n _ I t e m C a p t i o n > + 
+         < D o c u m e n t a t i o n L a b e l > D o c u m e n t a t i o n L a b e l < / D o c u m e n t a t i o n L a b e l > + 
+         < D o c u m e n t N o _ S a l e s L i n e C a p t i o n > D o c u m e n t N o _ S a l e s L i n e C a p t i o n < / D o c u m e n t N o _ S a l e s L i n e C a p t i o n > + 
+         < E n v i r o n m e n t L a b e l > E n v i r o n m e n t L a b e l < / E n v i r o n m e n t L a b e l > + 
+         < I n v e n t o r y S a l e s B a c k O r d e r s > I n v e n t o r y S a l e s B a c k O r d e r s < / I n v e n t o r y S a l e s B a c k O r d e r s > + 
+         < I n v e n t o r y S a l e s B a c k O r d e r s P r i n t > I n v e n t o r y S a l e s B a c k O r d e r s P r i n t < / I n v e n t o r y S a l e s B a c k O r d e r s P r i n t > + 
+         < I n v S a l e s B a c k O r d e r s A n a l y s i s > I n v S a l e s B a c k O r d e r s A n a l y s i s < / I n v S a l e s B a c k O r d e r s A n a l y s i s > + 
+         < I t e m N o C a p t i o n L b l > I t e m N o C a p t i o n L b l < / I t e m N o C a p t i o n L b l > + 
+         < N o _ I t e m C a p t i o n > N o _ I t e m C a p t i o n < / N o _ I t e m C a p t i o n > + 
+         < O t h e r B a c k O r d e r s L a b e l > O t h e r B a c k O r d e r s L a b e l < / O t h e r B a c k O r d e r s L a b e l > + 
+         < O u t s t a n d i n g Q t y _ S a l e s L i n e C a p t i o n > O u t s t a n d i n g Q t y _ S a l e s L i n e C a p t i o n < / O u t s t a n d i n g Q t y _ S a l e s L i n e C a p t i o n > + 
+         < Q u a n t i t y _ S a l e s L i n e C a p t i o n > Q u a n t i t y _ S a l e s L i n e C a p t i o n < / Q u a n t i t y _ S a l e s L i n e C a p t i o n > + 
+         < R e p o r t N a m e L a b e l > R e p o r t N a m e L a b e l < / R e p o r t N a m e L a b e l > + 
+         < R u n O n L a b e l > R u n O n L a b e l < / R u n O n L a b e l > + 
+         < S h i p m e n t D a t e L a b e l > S h i p m e n t D a t e L a b e l < / S h i p m e n t D a t e L a b e l > + 
+         < U s e r L a b e l > U s e r L a b e l < / U s e r L a b e l >   
      < / L a b e l s >   
-     < T o o l t i p s > - 
-         < T o o l t i p   c o l u m n = " N o _ I t e m "   E l e m e n t I d = " 1 5 4 7 7 6 9 6 5 4 " > - 
-             < T o o l t i p T e x t   l a n g = " e n - U S " > S p e c i f i e s   t h e   n u m b e r   o f   t h e   i t e m . < / T o o l t i p T e x t > - 
-         < / T o o l t i p > - 
-         < T o o l t i p   c o l u m n = " D e s c r i p t i o n _ I t e m "   E l e m e n t I d = " 1 5 2 9 8 3 2 4 7 3 " > - 
-             < T o o l t i p T e x t   l a n g = " e n - U S " > S p e c i f i e s   a   d e s c r i p t i o n   o f   t h e   i t e m . < / T o o l t i p T e x t > - 
-         < / T o o l t i p > - 
-         < T o o l t i p   c o l u m n = " D o c u m e n t N o _ S a l e s L i n e "   E l e m e n t I d = " 8 3 9 9 3 2 3 0 " > - 
-             < T o o l t i p T e x t   l a n g = " e n - U S " > S p e c i f i e s   t h e   d o c u m e n t   n u m b e r . < / T o o l t i p T e x t > - 
-         < / T o o l t i p > - 
-         < T o o l t i p   c o l u m n = " C u s t N a m e _ S a l e s L i n e "   E l e m e n t I d = " 1 2 6 7 5 4 9 7 2 6 " > - 
-             < T o o l t i p T e x t   l a n g = " e n - U S " > S p e c i f i e s   t h e   c u s t o m e r ' s   n a m e   t h a t   a p p e a r s   o n   a l l   r e l a t e d   d o c u m e n t s .   F o r   c o m p a n i e s ,   s p e c i f y   t h e   c o m p a n y ' s   n a m e   h e r e ,   a n d   t h e n   a d d   t h e   r e l e v a n t   p e o p l e   a s   c o n t a c t s   t h a t   y o u   l i n k   t o   t h i s   c u s t o m e r . < / T o o l t i p T e x t > - 
-         < / T o o l t i p > - 
-         < T o o l t i p   c o l u m n = " C u s t P h o n e N o _ S a l e s L i n e "   E l e m e n t I d = " 1 8 5 4 1 9 5 9 5 2 " > - 
-             < T o o l t i p T e x t   l a n g = " e n - U S " > S p e c i f i e s   t h e   c u s t o m e r ' s   t e l e p h o n e   n u m b e r . < / T o o l t i p T e x t > - 
-         < / T o o l t i p > - 
-         < T o o l t i p   c o l u m n = " Q u a n t i t y _ S a l e s L i n e "   E l e m e n t I d = " 1 8 3 2 0 3 6 8 9 5 " > - 
-             < T o o l t i p T e x t   l a n g = " e n - U S " > S p e c i f i e s   h o w   m a n y   u n i t s   a r e   b e i n g   s o l d . < / T o o l t i p T e x t > - 
-         < / T o o l t i p > - 
-         < T o o l t i p   c o l u m n = " O u t s t a n d i n g Q t y _ S a l e s L i n e "   E l e m e n t I d = " 2 8 1 5 9 1 0 4 6 " > - 
-             < T o o l t i p T e x t   l a n g = " e n - U S " > S p e c i f i e s   h o w   m a n y   u n i t s   o n   t h e   o r d e r   l i n e   h a v e   n o t   y e t   b e e n   s h i p p e d . < / T o o l t i p T e x t > - 
-         < / T o o l t i p > - 
-     < / T o o l t i p s > - 
-     < I t e m   E l e m e n t T y p e = " D a t a I t e m "   E l e m e n t I d = " 1 1 2 8 8 3 0 2 4 8 " > - 
-         < B i n F i l t e r _ I t e m   E l e m e n t T y p e = " C o l u m n "   E l e m e n t I d = " 1 3 0 7 8 3 3 3 3 8 "   D a t a T y p e = " C o d e "   O b s o l e t e S t a t e = " P e n d i n g " > B i n F i l t e r _ I t e m < / B i n F i l t e r _ I t e m > - 
-         < C o m p a n y N a m e   E l e m e n t T y p e = " C o l u m n "   E l e m e n t I d = " 1 5 9 5 4 7 7 3 9 5 "   D a t a T y p e = " S t r i n g "   O b s o l e t e S t a t e = " P e n d i n g " > C o m p a n y N a m e < / C o m p a n y N a m e > - 
-         < C u r r R e p o r t P a g e N o C a p t i o n   E l e m e n t T y p e = " C o l u m n "   E l e m e n t I d = " 2 0 2 2 2 2 5 3 5 1 "   D a t a T y p e = " L a b e l "   O b s o l e t e S t a t e = " P e n d i n g " > C u r r R e p o r t P a g e N o C a p t i o n < / C u r r R e p o r t P a g e N o C a p t i o n > - 
-         < C u s t N a m e C a p t i o n   E l e m e n t T y p e = " C o l u m n "   E l e m e n t I d = " 1 0 7 7 8 2 0 7 4 9 "   D a t a T y p e = " L a b e l "   O b s o l e t e S t a t e = " P e n d i n g " > C u s t N a m e C a p t i o n < / C u s t N a m e C a p t i o n > - 
-         < C u s t P h o n e N o C a p t i o n   E l e m e n t T y p e = " C o l u m n "   E l e m e n t I d = " 1 1 4 4 4 1 7 6 1 7 "   D a t a T y p e = " L a b e l "   O b s o l e t e S t a t e = " P e n d i n g " > C u s t P h o n e N o C a p t i o n < / C u s t P h o n e N o C a p t i o n > - 
-         < D e s c r i p t i o n _ I t e m   E l e m e n t T y p e = " C o l u m n "   E l e m e n t I d = " 1 5 2 9 8 3 2 4 7 3 "   D a t a T y p e = " T e x t " > D e s c r i p t i o n _ I t e m < / D e s c r i p t i o n _ I t e m > - 
-         < G l o b a l D i m 1 F i l t e r _ I t e m   E l e m e n t T y p e = " C o l u m n "   E l e m e n t I d = " 8 2 6 3 5 2 8 3 7 "   D a t a T y p e = " C o d e "   O b s o l e t e S t a t e = " P e n d i n g " > G l o b a l D i m 1 F i l t e r _ I t e m < / G l o b a l D i m 1 F i l t e r _ I t e m > - 
-         < G l o b a l D i m 2 F i l t e r _ I t e m   E l e m e n t T y p e = " C o l u m n "   E l e m e n t I d = " 1 4 9 2 3 7 1 7 5 0 "   D a t a T y p e = " C o d e "   O b s o l e t e S t a t e = " P e n d i n g " > G l o b a l D i m 2 F i l t e r _ I t e m < / G l o b a l D i m 2 F i l t e r _ I t e m > - 
-         < I n v S a l e s B a c k O r d e r s C a p t i o n   E l e m e n t T y p e = " C o l u m n "   E l e m e n t I d = " 3 1 2 9 7 1 3 9 6 "   D a t a T y p e = " L a b e l "   O b s o l e t e S t a t e = " P e n d i n g " > I n v S a l e s B a c k O r d e r s C a p t i o n < / I n v S a l e s B a c k O r d e r s C a p t i o n > - 
-         < I t e m F i l t e r   E l e m e n t T y p e = " C o l u m n "   E l e m e n t I d = " 5 9 3 7 9 7 3 7 6 "   D a t a T y p e = " T e x t " > I t e m F i l t e r < / I t e m F i l t e r > - 
-         < I t e m F i l t e r T x t   E l e m e n t T y p e = " C o l u m n "   E l e m e n t I d = " 9 3 6 1 1 7 4 1 6 "   D a t a T y p e = " T e x t " > I t e m F i l t e r T x t < / I t e m F i l t e r T x t > - 
-         < I t e m T a b l e C a p t I t e m F i l t e r   E l e m e n t T y p e = " C o l u m n "   E l e m e n t I d = " 2 1 6 8 8 1 9 4 1 "   D a t a T y p e = " S t r i n g "   O b s o l e t e S t a t e = " P e n d i n g " > I t e m T a b l e C a p t I t e m F i l t e r < / I t e m T a b l e C a p t I t e m F i l t e r > - 
-         < L o c a t i o n F i l t e r _ I t e m   E l e m e n t T y p e = " C o l u m n "   E l e m e n t I d = " 5 8 9 4 7 3 7 5 8 "   D a t a T y p e = " C o d e "   O b s o l e t e S t a t e = " P e n d i n g " > L o c a t i o n F i l t e r _ I t e m < / L o c a t i o n F i l t e r _ I t e m > - 
-         < N o _ I t e m   E l e m e n t T y p e = " C o l u m n "   E l e m e n t I d = " 1 5 4 7 7 6 9 6 5 4 "   D a t a T y p e = " C o d e " > N o _ I t e m < / N o _ I t e m > - 
-         < O t h e r B a c k O r d e r s C a p t i o n   E l e m e n t T y p e = " C o l u m n "   E l e m e n t I d = " 7 0 2 1 2 3 1 0 5 "   D a t a T y p e = " L a b e l "   O b s o l e t e S t a t e = " P e n d i n g " > O t h e r B a c k O r d e r s C a p t i o n < / O t h e r B a c k O r d e r s C a p t i o n > - 
-         < S a l e s L i n e F i l t e r   E l e m e n t T y p e = " C o l u m n "   E l e m e n t I d = " 1 0 6 5 6 4 1 2 6 7 "   D a t a T y p e = " T e x t " > S a l e s L i n e F i l t e r < / S a l e s L i n e F i l t e r > - 
-         < S a l e s L i n e F i l t e r T x t   E l e m e n t T y p e = " C o l u m n "   E l e m e n t I d = " 1 5 9 2 6 7 6 8 3 5 "   D a t a T y p e = " T e x t " > S a l e s L i n e F i l t e r T x t < / S a l e s L i n e F i l t e r T x t > - 
-         < S a l e s L i n e S h i p D a t e C a p t i o n   E l e m e n t T y p e = " C o l u m n "   E l e m e n t I d = " 1 1 1 6 8 3 5 7 4 9 "   D a t a T y p e = " L a b e l "   O b s o l e t e S t a t e = " P e n d i n g " > S a l e s L i n e S h i p D a t e C a p t i o n < / S a l e s L i n e S h i p D a t e C a p t i o n > - 
-         < S t r S u b S t N o S a l e s L i n e F l t r   E l e m e n t T y p e = " C o l u m n "   E l e m e n t I d = " 3 4 7 0 3 4 9 3 6 "   D a t a T y p e = " S t r i n g "   O b s o l e t e S t a t e = " P e n d i n g " > S t r S u b S t N o S a l e s L i n e F l t r < / S t r S u b S t N o S a l e s L i n e F l t r > - 
-         < V a r i a n t F i l t e r _ I t e m   E l e m e n t T y p e = " C o l u m n "   E l e m e n t I d = " 9 4 9 9 4 3 6 4 8 "   D a t a T y p e = " C o d e "   O b s o l e t e S t a t e = " P e n d i n g " > V a r i a n t F i l t e r _ I t e m < / V a r i a n t F i l t e r _ I t e m > - 
-         < S a l e s _ L i n e   E l e m e n t T y p e = " D a t a I t e m "   E l e m e n t I d = " 1 8 9 4 4 4 2 7 6 4 " > - 
-             < C u s t N a m e _ S a l e s L i n e   E l e m e n t T y p e = " C o l u m n "   E l e m e n t I d = " 1 2 6 7 5 4 9 7 2 6 "   D a t a T y p e = " T e x t " > C u s t N a m e _ S a l e s L i n e < / C u s t N a m e _ S a l e s L i n e > - 
-             < C u s t P h o n e N o _ S a l e s L i n e   E l e m e n t T y p e = " C o l u m n "   E l e m e n t I d = " 1 8 5 4 1 9 5 9 5 2 "   D a t a T y p e = " T e x t " > C u s t P h o n e N o _ S a l e s L i n e < / C u s t P h o n e N o _ S a l e s L i n e > - 
-             < D o c u m e n t N o _ S a l e s L i n e   E l e m e n t T y p e = " C o l u m n "   E l e m e n t I d = " 8 3 9 9 3 2 3 0 "   D a t a T y p e = " C o d e " > D o c u m e n t N o _ S a l e s L i n e < / D o c u m e n t N o _ S a l e s L i n e > - 
-             < O t h e r B a c k O r d e r s _ S a l e s L i n e   E l e m e n t T y p e = " C o l u m n "   E l e m e n t I d = " 7 5 4 7 7 9 1 0 6 "   D a t a T y p e = " T e x t " > O t h e r B a c k O r d e r s _ S a l e s L i n e < / O t h e r B a c k O r d e r s _ S a l e s L i n e > - 
-             < O u t s t a n d i n g Q t y _ S a l e s L i n e   E l e m e n t T y p e = " C o l u m n "   E l e m e n t I d = " 2 8 1 5 9 1 0 4 6 "   D a t a T y p e = " D e c i m a l " > O u t s t a n d i n g Q t y _ S a l e s L i n e < / O u t s t a n d i n g Q t y _ S a l e s L i n e > - 
-             < Q u a n t i t y _ S a l e s L i n e   E l e m e n t T y p e = " C o l u m n "   E l e m e n t I d = " 1 8 3 2 0 3 6 8 9 5 "   D a t a T y p e = " D e c i m a l " > Q u a n t i t y _ S a l e s L i n e < / Q u a n t i t y _ S a l e s L i n e > - 
-             < S h i p m e n t D a t e _ S a l e s L i n e   E l e m e n t T y p e = " C o l u m n "   E l e m e n t I d = " 5 6 0 1 5 8 5 1 2 "   D a t a T y p e = " S t r i n g " > S h i p m e n t D a t e _ S a l e s L i n e < / S h i p m e n t D a t e _ S a l e s L i n e > +     < I t e m > + 
+         < B i n F i l t e r _ I t e m > B i n F i l t e r _ I t e m < / B i n F i l t e r _ I t e m > + 
+         < C o m p a n y N a m e > C o m p a n y N a m e < / C o m p a n y N a m e > + 
+         < C u r r R e p o r t P a g e N o C a p t i o n > C u r r R e p o r t P a g e N o C a p t i o n < / C u r r R e p o r t P a g e N o C a p t i o n > + 
+         < C u s t N a m e C a p t i o n > C u s t N a m e C a p t i o n < / C u s t N a m e C a p t i o n > + 
+         < C u s t P h o n e N o C a p t i o n > C u s t P h o n e N o C a p t i o n < / C u s t P h o n e N o C a p t i o n > + 
+         < D e s c r i p t i o n _ I t e m > D e s c r i p t i o n _ I t e m < / D e s c r i p t i o n _ I t e m > + 
+         < G l o b a l D i m 1 F i l t e r _ I t e m > G l o b a l D i m 1 F i l t e r _ I t e m < / G l o b a l D i m 1 F i l t e r _ I t e m > + 
+         < G l o b a l D i m 2 F i l t e r _ I t e m > G l o b a l D i m 2 F i l t e r _ I t e m < / G l o b a l D i m 2 F i l t e r _ I t e m > + 
+         < I n v S a l e s B a c k O r d e r s C a p t i o n > I n v S a l e s B a c k O r d e r s C a p t i o n < / I n v S a l e s B a c k O r d e r s C a p t i o n > + 
+         < I t e m F i l t e r > I t e m F i l t e r < / I t e m F i l t e r > + 
+         < I t e m F i l t e r T x t > I t e m F i l t e r T x t < / I t e m F i l t e r T x t > + 
+         < I t e m T a b l e C a p t I t e m F i l t e r > I t e m T a b l e C a p t I t e m F i l t e r < / I t e m T a b l e C a p t I t e m F i l t e r > + 
+         < L o c a t i o n F i l t e r _ I t e m > L o c a t i o n F i l t e r _ I t e m < / L o c a t i o n F i l t e r _ I t e m > + 
+         < N o _ I t e m > & l t ; ? x m l   v e r s i o n = " 1 . 0 "   s t a n d a l o n e = " y e s " ? & g t ; + 
+ & l t ; ? m s o - a p p l i c a t i o n   p r o g i d = " W o r d . D o c u m e n t " ? & g t ; + 
+ & l t ; p k g : p a c k a g e   x m l n s : p k g = " h t t p : / / s c h e m a s . m i c r o s o f t . c o m / o f f i c e / 2 0 0 6 / x m l P a c k a g e " & g t ; & l t ; p k g : p a r t   p k g : n a m e = " / _ r e l s / . r e l s "   p k g : c o n t e n t T y p e = " a p p l i c a t i o n / v n d . o p e n x m l f o r m a t s - p a c k a g e . r e l a t i o n s h i p s + x m l "   p k g : p a d d i n g = " 5 1 2 " & g t ; & l t ; p k g : x m l D a t a & g t ; & l t ; R e l a t i o n s h i p s   x m l n s = " h t t p : / / s c h e m a s . o p e n x m l f o r m a t s . o r g / p a c k a g e / 2 0 0 6 / r e l a t i o n s h i p s " & g t ; & l t ; R e l a t i o n s h i p   I d = " r I d 1 "   T y p e = " h t t p : / / s c h e m a s . o p e n x m l f o r m a t s . o r g / o f f i c e D o c u m e n t / 2 0 0 6 / r e l a t i o n s h i p s / o f f i c e D o c u m e n t "   T a r g e t = " w o r d / d o c u m e n t . x m l " / & g t ; & l t ; / R e l a t i o n s h i p s & g t ; & l t ; / p k g : x m l D a t a & g t ; & l t ; / p k g : p a r t & g t ; & l t ; p k g : p a r t   p k g : n a m e = " / w o r d / d o c u m e n t . x m l "   p k g : c o n t e n t T y p e = " a p p l i c a t i o n / v n d . o p e n x m l f o r m a t s - o f f i c e d o c u m e n t . w o r d p r o c e s s i n g m l . d o c u m e n t . m a i n + x m l " & g t ; & l t ; p k g : x m l D a t a & g t ; & l t ; w : d o c u m e n t   x m l n s : w p c = " h t t p : / / s c h e m a s . m i c r o s o f t . c o m / o f f i c e / w o r d / 2 0 1 0 / w o r d p r o c e s s i n g C a n v a s "   x m l n s : c x = " h t t p : / / s c h e m a s . m i c r o s o f t . c o m / o f f i c e / d r a w i n g / 2 0 1 4 / c h a r t e x "   x m l n s : c x 1 = " h t t p : / / s c h e m a s . m i c r o s o f t . c o m / o f f i c e / d r a w i n g / 2 0 1 5 / 9 / 8 / c h a r t e x "   x m l n s : c x 2 = " h t t p : / / s c h e m a s . m i c r o s o f t . c o m / o f f i c e / d r a w i n g / 2 0 1 5 / 1 0 / 2 1 / c h a r t e x "   x m l n s : c x 3 = " h t t p : / / s c h e m a s . m i c r o s o f t . c o m / o f f i c e / d r a w i n g / 2 0 1 6 / 5 / 9 / c h a r t e x "   x m l n s : c x 4 = " h t t p : / / s c h e m a s . m i c r o s o f t . c o m / o f f i c e / d r a w i n g / 2 0 1 6 / 5 / 1 0 / c h a r t e x "   x m l n s : c x 5 = " h t t p : / / s c h e m a s . m i c r o s o f t . c o m / o f f i c e / d r a w i n g / 2 0 1 6 / 5 / 1 1 / c h a r t e x "   x m l n s : c x 6 = " h t t p : / / s c h e m a s . m i c r o s o f t . c o m / o f f i c e / d r a w i n g / 2 0 1 6 / 5 / 1 2 / c h a r t e x "   x m l n s : c x 7 = " h t t p : / / s c h e m a s . m i c r o s o f t . c o m / o f f i c e / d r a w i n g / 2 0 1 6 / 5 / 1 3 / c h a r t e x "   x m l n s : c x 8 = " h t t p : / / s c h e m a s . m i c r o s o f t . c o m / o f f i c e / d r a w i n g / 2 0 1 6 / 5 / 1 4 / c h a r t e x "   x m l n s : m c = " h t t p : / / s c h e m a s . o p e n x m l f o r m a t s . o r g / m a r k u p - c o m p a t i b i l i t y / 2 0 0 6 "   x m l n s : a i n k = " h t t p : / / s c h e m a s . m i c r o s o f t . c o m / o f f i c e / d r a w i n g / 2 0 1 6 / i n k "   x m l n s : a m 3 d = " h t t p : / / s c h e m a s . m i c r o s o f t . c o m / o f f i c e / d r a w i n g / 2 0 1 7 / m o d e l 3 d "   x m l n s : o = " u r n : s c h e m a s - m i c r o s o f t - c o m : o f f i c e : o f f i c e "   x m l n s : o e l = " h t t p : / / s c h e m a s . m i c r o s o f t . c o m / o f f i c e / 2 0 1 9 / e x t l s t "   x m l n s : r = " h t t p : / / s c h e m a s . o p e n x m l f o r m a t s . o r g / o f f i c e D o c u m e n t / 2 0 0 6 / r e l a t i o n s h i p s "   x m l n s : m = " h t t p : / / s c h e m a s . o p e n x m l f o r m a t s . o r g / o f f i c e D o c u m e n t / 2 0 0 6 / m a t h "   x m l n s : v = " u r n : s c h e m a s - m i c r o s o f t - c o m : v m l "   x m l n s : w p 1 4 = " h t t p : / / s c h e m a s . m i c r o s o f t . c o m / o f f i c e / w o r d / 2 0 1 0 / w o r d p r o c e s s i n g D r a w i n g "   x m l n s : w p = " h t t p : / / s c h e m a s . o p e n x m l f o r m a t s . o r g / d r a w i n g m l / 2 0 0 6 / w o r d p r o c e s s i n g D r a w i n g "   x m l n s : w 1 0 = " u r n : s c h e m a s - m i c r o s o f t - c o m : o f f i c e : w o r d "   x m l n s : w = " h t t p : / / s c h e m a s . o p e n x m l f o r m a t s . o r g / w o r d p r o c e s s i n g m l / 2 0 0 6 / m a i n "   x m l n s : w 1 4 = " h t t p : / / s c h e m a s . m i c r o s o f t . c o m / o f f i c e / w o r d / 2 0 1 0 / w o r d m l "   x m l n s : w 1 5 = " h t t p : / / s c h e m a s . m i c r o s o f t . c o m / o f f i c e / w o r d / 2 0 1 2 / w o r d m l "   x m l n s : w 1 6 c e i = " h t t p : / / s c h e m a s . m i c r o s o f t . c o m / o f f i c e / w o r d / 2 0 2 6 / w o r d m l / c e i "   x m l n s : w 1 6 c e x = " h t t p : / / s c h e m a s . m i c r o s o f t . c o m / o f f i c e / w o r d / 2 0 1 8 / w o r d m l / c e x "   x m l n s : w 1 6 c i d = " h t t p : / / s c h e m a s . m i c r o s o f t . c o m / o f f i c e / w o r d / 2 0 1 6 / w o r d m l / c i d "   x m l n s : w 1 6 = " h t t p : / / s c h e m a s . m i c r o s o f t . c o m / o f f i c e / w o r d / 2 0 1 8 / w o r d m l "   x m l n s : w 1 6 d u = " h t t p : / / s c h e m a s . m i c r o s o f t . c o m / o f f i c e / w o r d / 2 0 2 3 / w o r d m l / w o r d 1 6 d u "   x m l n s : w 1 6 s d t d h = " h t t p : / / s c h e m a s . m i c r o s o f t . c o m / o f f i c e / w o r d / 2 0 2 0 / w o r d m l / s d t d a t a h a s h "   x m l n s : w 1 6 s d t f l = " h t t p : / / s c h e m a s . m i c r o s o f t . c o m / o f f i c e / w o r d / 2 0 2 4 / w o r d m l / s d t f o r m a t l o c k "   x m l n s : w 1 6 s e = " h t t p : / / s c h e m a s . m i c r o s o f t . c o m / o f f i c e / w o r d / 2 0 1 5 / w o r d m l / s y m e x "   x m l n s : w p g = " h t t p : / / s c h e m a s . m i c r o s o f t . c o m / o f f i c e / w o r d / 2 0 1 0 / w o r d p r o c e s s i n g G r o u p "   x m l n s : w p i = " h t t p : / / s c h e m a s . m i c r o s o f t . c o m / o f f i c e / w o r d / 2 0 1 0 / w o r d p r o c e s s i n g I n k "   x m l n s : w n e = " h t t p : / / s c h e m a s . m i c r o s o f t . c o m / o f f i c e / w o r d / 2 0 0 6 / w o r d m l "   x m l n s : w p s = " h t t p : / / s c h e m a s . m i c r o s o f t . c o m / o f f i c e / w o r d / 2 0 1 0 / w o r d p r o c e s s i n g S h a p e "   m c : I g n o r a b l e = " w 1 4   w 1 5   w 1 6 s e   w 1 6 c i d   w 1 6   w 1 6 c e x   w 1 6 s d t d h   w 1 6 s d t f l   w 1 6 d u   w p 1 4 " & g t ; & l t ; w : b o d y & g t ; & l t ; w : p   w 1 4 : p a r a I d = " 6 B 3 E 2 9 6 8 "   w 1 4 : t e x t I d = " 3 D F 6 3 5 1 3 "   w : r s i d R = " 0 0 4 7 0 8 B 9 "   w : r s i d R D e f a u l t = " 0 0 4 7 0 8 B 9 " & g t ; & l t ; w : p P r & g t ; & l t ; w : s p a c i n g   w : b e f o r e = " 4 0 "   w : a f t e r = " 0 "   w : l i n e = " 2 4 0 "   w : l i n e R u l e = " a u t o " / & g t ; & l t ; / w : p P r & g t ; & l t ; w : r   w : r s i d R P r = " 0 0 1 2 6 3 6 E " & g t ; & l t ; w : r P r & g t ; & l t ; w : l a n g   w : e a s t A s i a = " z h - C N " / & g t ; & l t ; / w : r P r & g t ; & l t ; w : t & g t ; N o & l t ; / w : t & g t ; & l t ; / w : r & g t ; & l t ; w : r & g t ; & l t ; w : r P r & g t ; & l t ; w : l a n g   w : e a s t A s i a = " z h - C N " / & g t ; & l t ; / w : r P r & g t ; & l t ; w : t & g t ; _ & l t ; / w : t & g t ; & l t ; / w : r & g t ; & l t ; w : r   w : r s i d R P r = " 0 0 1 2 6 3 6 E " & g t ; & l t ; w : r P r & g t ; & l t ; w : l a n g   w : e a s t A s i a = " z h - C N " / & g t ; & l t ; / w : r P r & g t ; & l t ; w : t & g t ; I t e m & l t ; / w : t & g t ; & l t ; / w : r & g t ; & l t ; / w : p & g t ; & l t ; w : s e c t P r   w : r s i d R = " 0 0 4 7 0 8 B 9 " & g t ; & l t ; w : p g S z   w : w = " 1 2 2 4 0 "   w : h = " 1 5 8 4 0 " / & g t ; & l t ; w : p g M a r   w : t o p = " 1 4 4 0 "   w : r i g h t = " 1 4 4 0 "   w : b o t t o m = " 1 4 4 0 "   w : l e f t = " 1 4 4 0 "   w : h e a d e r = " 7 2 0 "   w : f o o t e r = " 7 2 0 "   w : g u t t e r = " 0 " / & g t ; & l t ; w : c o l s   w : s p a c e = " 7 2 0 " / & g t ; & l t ; / w : s e c t P r & g t ; & l t ; / w : b o d y & g t ; & l t ; / w : d o c u m e n t & g t ; & l t ; / p k g : x m l D a t a & g t ; & l t ; / p k g : p a r t & g t ; & l t ; p k g : p a r t   p k g : n a m e = " / w o r d / _ r e l s / d o c u m e n t . x m l . r e l s "   p k g : c o n t e n t T y p e = " a p p l i c a t i o n / v n d . o p e n x m l f o r m a t s - p a c k a g e . r e l a t i o n s h i p s + x m l "   p k g : p a d d i n g = " 2 5 6 " & g t ; & l t ; p k g : x m l D a t a & g t ; & l t ; R e l a t i o n s h i p s   x m l n s = " h t t p : / / s c h e m a s . o p e n x m l f o r m a t s . o r g / p a c k a g e / 2 0 0 6 / r e l a t i o n s h i p s " & g t ; & l t ; R e l a t i o n s h i p   I d = " r I d 1 "   T y p e = " h t t p : / / s c h e m a s . o p e n x m l f o r m a t s . o r g / o f f i c e D o c u m e n t / 2 0 0 6 / r e l a t i o n s h i p s / s t y l e s "   T a r g e t = " s t y l e s . x m l " / & g t ; & l t ; / R e l a t i o n s h i p s & g t ; & l t ; / p k g : x m l D a t a & g t ; & l t ; / p k g : p a r t & g t ; & l t ; p k g : p a r t   p k g : n a m e = " / w o r d / s t y l e s . x m l "   p k g : c o n t e n t T y p e = " a p p l i c a t i o n / v n d . o p e n x m l f o r m a t s - o f f i c e d o c u m e n t . w o r d p r o c e s s i n g m l . s t y l e s + x m l " & g t ; & l t ; p k g : x m l D a t a & g t ; & l t ; w : s t y l e s   x m l n s : m c = " h t t p : / / s c h e m a s . o p e n x m l f o r m a t s . o r g / m a r k u p - c o m p a t i b i l i t y / 2 0 0 6 "   x m l n s : r = " h t t p : / / s c h e m a s . o p e n x m l f o r m a t s . o r g / o f f i c e D o c u m e n t / 2 0 0 6 / r e l a t i o n s h i p s "   x m l n s : w = " h t t p : / / s c h e m a s . o p e n x m l f o r m a t s . o r g / w o r d p r o c e s s i n g m l / 2 0 0 6 / m a i n "   x m l n s : w 1 4 = " h t t p : / / s c h e m a s . m i c r o s o f t . c o m / o f f i c e / w o r d / 2 0 1 0 / w o r d m l "   x m l n s : w 1 5 = " h t t p : / / s c h e m a s . m i c r o s o f t . c o m / o f f i c e / w o r d / 2 0 1 2 / w o r d m l "   x m l n s : w 1 6 c e x = " h t t p : / / s c h e m a s . m i c r o s o f t . c o m / o f f i c e / w o r d / 2 0 1 8 / w o r d m l / c e x "   x m l n s : w 1 6 c i d = " h t t p : / / s c h e m a s . m i c r o s o f t . c o m / o f f i c e / w o r d / 2 0 1 6 / w o r d m l / c i d "   x m l n s : w 1 6 = " h t t p : / / s c h e m a s . m i c r o s o f t . c o m / o f f i c e / w o r d / 2 0 1 8 / w o r d m l "   x m l n s : w 1 6 d u = " h t t p : / / s c h e m a s . m i c r o s o f t . c o m / o f f i c e / w o r d / 2 0 2 3 / w o r d m l / w o r d 1 6 d u "   x m l n s : w 1 6 s d t d h = " h t t p : / / s c h e m a s . m i c r o s o f t . c o m / o f f i c e / w o r d / 2 0 2 0 / w o r d m l / s d t d a t a h a s h "   x m l n s : w 1 6 s d t f l = " h t t p : / / s c h e m a s . m i c r o s o f t . c o m / o f f i c e / w o r d / 2 0 2 4 / w o r d m l / s d t f o r m a t l o c k "   x m l n s : w 1 6 s e = " h t t p : / / s c h e m a s . m i c r o s o f t . c o m / o f f i c e / w o r d / 2 0 1 5 / w o r d m l / s y m e x "   m c : I g n o r a b l e = " w 1 4   w 1 5   w 1 6 s e   w 1 6 c i d   w 1 6   w 1 6 c e x   w 1 6 s d t d h   w 1 6 s d t f l   w 1 6 d u " & g t ; & l t ; w : d o c D e f a u l t s & g t ; & l t ; w : r P r D e f a u l t & g t ; & l t ; w : r P r & g t ; & l t ; w : r F o n t s   w : a s c i i T h e m e = " m i n o r H A n s i "   w : e a s t A s i a T h e m e = " m i n o r E a s t A s i a "   w : h A n s i T h e m e = " m i n o r H A n s i "   w : c s t h e m e = " m i n o r B i d i " / & g t ; & l t ; w : k e r n   w : v a l = " 2 " / & g t ; & l t ; w : s z   w : v a l = " 2 4 " / & g t ; & l t ; w : s z C s   w : v a l = " 2 4 " / & g t ; & l t ; w : l a n g   w : v a l = " e n - D K "   w : e a s t A s i a = " e n - D K "   w : b i d i = " a r - S A " / & g t ; & l t ; w 1 4 : l i g a t u r e s   w 1 4 : v a l = " s t a n d a r d C o n t e x t u a l " / & g t ; & l t ; / w : r P r & g t ; & l t ; / w : r P r D e f a u l t & g t ; & l t ; w : p P r D e f a u l t & g t ; & l t ; w : p P r & g t ; & l t ; w : s p a c i n g   w : a f t e r = " 1 6 0 "   w : l i n e = " 2 7 8 "   w : l i n e R u l e = " a u t o " / & g t ; & l t ; / w : p P r & g t ; & l t ; / w : p P r D e f a u l t & g t ; & l t ; / w : d o c D e f a u l t s & g t ; & l t ; w : s t y l e   w : t y p e = " p a r a g r a p h "   w : d e f a u l t = " 1 "   w : s t y l e I d = " N o r m a l " & g t ; & l t ; w : n a m e   w : v a l = " N o r m a l " / & g t ; & l t ; w : q F o r m a t / & g t ; & l t ; w : r s i d   w : v a l = " 0 0 A 5 2 4 2 B " / & g t ; & l t ; / w : s t y l e & g t ; & l t ; w : s t y l e   w : t y p e = " c h a r a c t e r "   w : d e f a u l t = " 1 "   w : s t y l e I d = " D e f a u l t P a r a g r a p h F o n t " & g t ; & l t ; w : n a m e   w : v a l = " D e f a u l t   P a r a g r a p h   F o n t " / & g t ; & l t ; w : u i P r i o r i t y   w : v a l = " 1 " / & g t ; & l t ; w : s e m i H i d d e n / & g t ; & l t ; w : u n h i d e W h e n U s e d / & g t ; & l t ; w : r s i d   w : v a l = " 0 0 A 5 2 4 2 B " / & g t ; & l t ; / w : s t y l e & g t ; & l t ; w : s t y l e   w : t y p e = " t a b l e "   w : d e f a u l t = " 1 "   w : s t y l e I d = " T a b l e N o r m a l " & g t ; & l t ; w : n a m e   w : v a l = " N o r m a l   T a b l e " / & g t ; & l t ; w : u i P r i o r i t y   w : v a l = " 9 9 " / & g t ; & l t ; w : s e m i H i d d e n / & g t ; & l t ; w : u n h i d e W h e n U s e d / & g t ; & l t ; w : t b l P r & g t ; & l t ; w : t b l I n d   w : w = " 0 "   w : t y p e = " d x a " / & g t ; & l t ; w : t b l C e l l M a r & g t ; & l t ; w : t o p   w : w = " 0 "   w : t y p e = " d x a " / & g t ; & l t ; w : l e f t   w : w = " 1 0 8 "   w : t y p e = " d x a " / & g t ; & l t ; w : b o t t o m   w : w = " 0 "   w : t y p e = " d x a " / & g t ; & l t ; w : r i g h t   w : w = " 1 0 8 "   w : t y p e = " d x a " / & g t ; & l t ; / w : t b l C e l l M a r & g t ; & l t ; / w : t b l P r & g t ; & l t ; / w : s t y l e & g t ; & l t ; w : s t y l e   w : t y p e = " n u m b e r i n g "   w : d e f a u l t = " 1 "   w : s t y l e I d = " N o L i s t " & g t ; & l t ; w : n a m e   w : v a l = " N o   L i s t " / & g t ; & l t ; w : u i P r i o r i t y   w : v a l = " 9 9 " / & g t ; & l t ; w : s e m i H i d d e n / & g t ; & l t ; w : u n h i d e W h e n U s e d / & g t ; & l t ; w : r s i d   w : v a l = " 0 0 A 5 2 4 2 B " / & g t ; & l t ; / w : s t y l e & g t ; & l t ; / w : s t y l e s & g t ; & l t ; / p k g : x m l D a t a & g t ; & l t ; / p k g : p a r t & g t ; & l t ; / p k g : p a c k a g e & g t ; + 
+ < / N o _ I t e m > + 
+         < O t h e r B a c k O r d e r s C a p t i o n > O t h e r B a c k O r d e r s C a p t i o n < / O t h e r B a c k O r d e r s C a p t i o n > + 
+         < S a l e s L i n e F i l t e r > S a l e s L i n e F i l t e r < / S a l e s L i n e F i l t e r > + 
+         < S a l e s L i n e F i l t e r T x t > S a l e s L i n e F i l t e r T x t < / S a l e s L i n e F i l t e r T x t > + 
+         < S a l e s L i n e S h i p D a t e C a p t i o n > S a l e s L i n e S h i p D a t e C a p t i o n < / S a l e s L i n e S h i p D a t e C a p t i o n > + 
+         < S t r S u b S t N o S a l e s L i n e F l t r > S t r S u b S t N o S a l e s L i n e F l t r < / S t r S u b S t N o S a l e s L i n e F l t r > + 
+         < V a r i a n t F i l t e r _ I t e m > V a r i a n t F i l t e r _ I t e m < / V a r i a n t F i l t e r _ I t e m > + 
+         < S a l e s _ L i n e > + 
+             < C u s t N a m e _ S a l e s L i n e > C u s t N a m e _ S a l e s L i n e < / C u s t N a m e _ S a l e s L i n e > + 
+             < C u s t P h o n e N o _ S a l e s L i n e > C u s t P h o n e N o _ S a l e s L i n e < / C u s t P h o n e N o _ S a l e s L i n e > + 
+             < D o c u m e n t N o _ S a l e s L i n e > D o c u m e n t N o _ S a l e s L i n e < / D o c u m e n t N o _ S a l e s L i n e > + 
+             < O t h e r B a c k O r d e r s _ S a l e s L i n e > O t h e r B a c k O r d e r s _ S a l e s L i n e < / O t h e r B a c k O r d e r s _ S a l e s L i n e > + 
+             < O u t s t a n d i n g Q t y _ S a l e s L i n e > O u t s t a n d i n g Q t y _ S a l e s L i n e < / O u t s t a n d i n g Q t y _ S a l e s L i n e > + 
+             < Q u a n t i t y _ S a l e s L i n e > Q u a n t i t y _ S a l e s L i n e < / Q u a n t i t y _ S a l e s L i n e > + 
+             < S h i p m e n t D a t e _ S a l e s L i n e > S h i p m e n t D a t e _ S a l e s L i n e < / S h i p m e n t D a t e _ S a l e s L i n e >   
          < / S a l e s _ L i n e >   
-         < S u b T o t a l s   E l e m e n t T y p e = " D a t a I t e m "   E l e m e n t I d = " 3 1 2 0 6 2 4 2 4 " > - 
-             < S u b T o t a l s _ O u t s t a n d i n g _ Q t y   E l e m e n t T y p e = " C o l u m n "   E l e m e n t I d = " 1 7 6 3 6 2 4 7 7 0 "   D a t a T y p e = " D e c i m a l " > S u b T o t a l s _ O u t s t a n d i n g _ Q t y < / S u b T o t a l s _ O u t s t a n d i n g _ Q t y > +         < S u b T o t a l s > + 
+             < S u b T o t a l s _ O u t s t a n d i n g _ Q t y > S u b T o t a l s _ O u t s t a n d i n g _ Q t y < / S u b T o t a l s _ O u t s t a n d i n g _ Q t y >   
          < / S u b T o t a l s >   
@@ -3980,17 +3549,17 @@
 </file>
 
 <file path=customXml/itemProps1.xml><?xml version="1.0" encoding="utf-8"?>
+<ds:datastoreItem xmlns:ds="http://schemas.openxmlformats.org/officeDocument/2006/customXml" ds:itemID="{EB549711-DD29-4A51-93AB-52BBAD21688E}">
+  <ds:schemaRefs>
+    <ds:schemaRef ds:uri="urn:microsoft-dynamics-businesscentral/internal/extended/reports/Inventory_Sales_Back_Orders/718/"/>
+  </ds:schemaRefs>
+</ds:datastoreItem>
+</file>
+
+<file path=customXml/itemProps2.xml><?xml version="1.0" encoding="utf-8"?>
 <ds:datastoreItem xmlns:ds="http://schemas.openxmlformats.org/officeDocument/2006/customXml" ds:itemID="{BA705338-4C67-4D04-A73D-802DCC4EAF76}">
   <ds:schemaRefs>
     <ds:schemaRef ds:uri="urn:microsoft-dynamics-nav/reports/Inventory_Sales_Back_Orders/718/"/>
   </ds:schemaRefs>
 </ds:datastoreItem>
-</file>
-
-<file path=customXml/itemProps2.xml><?xml version="1.0" encoding="utf-8"?>
-<ds:datastoreItem xmlns:ds="http://schemas.openxmlformats.org/officeDocument/2006/customXml" ds:itemID="{EB549711-DD29-4A51-93AB-52BBAD21688E}">
-  <ds:schemaRefs>
-    <ds:schemaRef ds:uri="urn:microsoft-dynamics-businesscentral/internal/extended/reports/Inventory_Sales_Back_Orders/718/"/>
-  </ds:schemaRefs>
-</ds:datastoreItem>
 </file>
--- a/src/Layers/W1/BaseApp/Inventory/Reports/InventorySalesBackOrdersBody.docx
+++ b/src/Layers/W1/BaseApp/Inventory/Reports/InventorySalesBackOrdersBody.docx
@@ -6,28 +6,20 @@
       <w:tblPr>
         <w:tblStyle w:val="BCBlockTable"/>
         <w:tblW w:w="5000" w:type="pct"/>
-        <w:tblBorders>
-          <w:top w:val="none" w:sz="0" w:space="0" w:color="auto"/>
-          <w:left w:val="none" w:sz="0" w:space="0" w:color="auto"/>
-          <w:bottom w:val="none" w:sz="0" w:space="0" w:color="auto"/>
-          <w:right w:val="none" w:sz="0" w:space="0" w:color="auto"/>
-          <w:insideH w:val="none" w:sz="0" w:space="0" w:color="auto"/>
-          <w:insideV w:val="none" w:sz="0" w:space="0" w:color="auto"/>
-        </w:tblBorders>
         <w:tblLook w:val="0620" w:firstRow="1" w:lastRow="0" w:firstColumn="0" w:lastColumn="0" w:noHBand="1" w:noVBand="1"/>
         <w:tblCaption w:val="Table 1"/>
         <w:tblDescription w:val="Layout table. Used for positioning, not for tabular data."/>
       </w:tblPr>
       <w:tblGrid>
-        <w:gridCol w:w="10490"/>
+        <w:gridCol w:w="10494"/>
       </w:tblGrid>
       <w:tr>
         <w:trPr>
+          <w:cnfStyle w:val="100000000000" w:firstRow="1" w:lastRow="0" w:firstColumn="0" w:lastColumn="0" w:oddVBand="0" w:evenVBand="0" w:oddHBand="0" w:evenHBand="0" w:firstRowFirstColumn="0" w:firstRowLastColumn="0" w:lastRowFirstColumn="0" w:lastRowLastColumn="0"/>
           <w:cantSplit/>
         </w:trPr>
         <w:sdt>
           <w:sdtPr>
-            <w:rPr/>
             <w:alias w:val="#Nav: /Item/ItemFilterTxt"/>
             <w:tag w:val="#Nav: Inventory_Sales_Back_Orders/718"/>
             <w:id w:val="-122614654"/>
@@ -63,7 +55,6 @@
         </w:trPr>
         <w:sdt>
           <w:sdtPr>
-            <w:rPr/>
             <w:alias w:val="#Nav: /Item/SalesLineFilterTxt"/>
             <w:tag w:val="#Nav: Inventory_Sales_Back_Orders/718"/>
             <w:id w:val="116349656"/>
@@ -105,27 +96,19 @@
       <w:tblPr>
         <w:tblStyle w:val="BCDataTable"/>
         <w:tblW w:w="5000" w:type="pct"/>
-        <w:tblBorders>
-          <w:top w:val="none" w:sz="0" w:space="0" w:color="auto"/>
-          <w:left w:val="none" w:sz="0" w:space="0" w:color="auto"/>
-          <w:bottom w:val="none" w:sz="0" w:space="0" w:color="auto"/>
-          <w:right w:val="none" w:sz="0" w:space="0" w:color="auto"/>
-          <w:insideH w:val="none" w:sz="0" w:space="0" w:color="auto"/>
-          <w:insideV w:val="none" w:sz="0" w:space="0" w:color="auto"/>
-        </w:tblBorders>
-        <w:tblLook w:val="0460" w:firstRow="1" w:lastRow="1" w:firstColumn="0" w:lastColumn="0" w:noHBand="0" w:noVBand="1"/>
+        <w:tblLook w:val="0420" w:firstRow="1" w:lastRow="0" w:firstColumn="0" w:lastColumn="0" w:noHBand="0" w:noVBand="1"/>
         <w:tblCaption w:val="Table 2"/>
         <w:tblDescription w:val="Document lines. Column headers in the first row."/>
       </w:tblPr>
       <w:tblGrid>
-        <w:gridCol w:w="1169"/>
-        <w:gridCol w:w="1114"/>
-        <w:gridCol w:w="2396"/>
-        <w:gridCol w:w="1217"/>
-        <w:gridCol w:w="1114"/>
-        <w:gridCol w:w="976"/>
-        <w:gridCol w:w="1253"/>
-        <w:gridCol w:w="1253"/>
+        <w:gridCol w:w="919"/>
+        <w:gridCol w:w="1433"/>
+        <w:gridCol w:w="1335"/>
+        <w:gridCol w:w="1454"/>
+        <w:gridCol w:w="1233"/>
+        <w:gridCol w:w="1247"/>
+        <w:gridCol w:w="1516"/>
+        <w:gridCol w:w="1357"/>
       </w:tblGrid>
       <w:tr>
         <w:trPr>
@@ -136,7 +119,6 @@
         </w:trPr>
         <w:sdt>
           <w:sdtPr>
-            <w:rPr/>
             <w:alias w:val="#Nav: /Labels/ItemNoCaptionLbl"/>
             <w:tag w:val="#Nav: Inventory_Sales_Back_Orders/718"/>
             <w:id w:val="-630092475"/>
@@ -149,8 +131,7 @@
           <w:sdtContent>
             <w:tc>
               <w:tcPr>
-                <w:cnfStyle w:val="001000000000" w:firstRow="0" w:lastRow="0" w:firstColumn="1" w:lastColumn="0" w:oddVBand="0" w:evenVBand="0" w:oddHBand="0" w:evenHBand="0" w:firstRowFirstColumn="0" w:firstRowLastColumn="0" w:lastRowFirstColumn="0" w:lastRowLastColumn="0"/>
-                <w:tcW w:w="557" w:type="pct"/>
+                <w:tcW w:w="438" w:type="pct"/>
                 <w:tcBorders>
                   <w:bottom w:val="single" w:sz="4" w:space="0" w:color="auto"/>
                 </w:tcBorders>
@@ -158,7 +139,7 @@
               <w:p>
                 <w:pPr>
                   <w:pStyle w:val="BCLabel"/>
-                  <w:spacing w:before="160" w:after="80"/>
+                  <w:spacing w:after="80"/>
                 </w:pPr>
                 <w:proofErr w:type="spellStart"/>
                 <w:r>
@@ -171,7 +152,6 @@
         </w:sdt>
         <w:sdt>
           <w:sdtPr>
-            <w:rPr/>
             <w:alias w:val="#Nav: /Labels/DocumentNo_SalesLineCaption"/>
             <w:tag w:val="#Nav: Inventory_Sales_Back_Orders/718"/>
             <w:id w:val="1779678501"/>
@@ -184,7 +164,7 @@
           <w:sdtContent>
             <w:tc>
               <w:tcPr>
-                <w:tcW w:w="531" w:type="pct"/>
+                <w:tcW w:w="683" w:type="pct"/>
                 <w:tcBorders>
                   <w:bottom w:val="single" w:sz="4" w:space="0" w:color="auto"/>
                 </w:tcBorders>
@@ -192,8 +172,7 @@
               <w:p>
                 <w:pPr>
                   <w:pStyle w:val="BCLabel"/>
-                  <w:spacing w:before="160" w:after="80"/>
-                  <w:cnfStyle w:val="100000000000" w:firstRow="1" w:lastRow="0" w:firstColumn="0" w:lastColumn="0" w:oddVBand="0" w:evenVBand="0" w:oddHBand="0" w:evenHBand="0" w:firstRowFirstColumn="0" w:firstRowLastColumn="0" w:lastRowFirstColumn="0" w:lastRowLastColumn="0"/>
+                  <w:spacing w:after="80"/>
                 </w:pPr>
                 <w:proofErr w:type="spellStart"/>
                 <w:r>
@@ -206,7 +185,6 @@
         </w:sdt>
         <w:sdt>
           <w:sdtPr>
-            <w:rPr/>
             <w:alias w:val="#Nav: /Labels/CustName_SalesLineCaption"/>
             <w:tag w:val="#Nav: Inventory_Sales_Back_Orders/718"/>
             <w:id w:val="1985432995"/>
@@ -219,7 +197,7 @@
           <w:sdtContent>
             <w:tc>
               <w:tcPr>
-                <w:tcW w:w="1142" w:type="pct"/>
+                <w:tcW w:w="636" w:type="pct"/>
                 <w:tcBorders>
                   <w:bottom w:val="single" w:sz="4" w:space="0" w:color="auto"/>
                 </w:tcBorders>
@@ -227,8 +205,7 @@
               <w:p>
                 <w:pPr>
                   <w:pStyle w:val="BCLabel"/>
-                  <w:spacing w:before="160" w:after="80"/>
-                  <w:cnfStyle w:val="100000000000" w:firstRow="1" w:lastRow="0" w:firstColumn="0" w:lastColumn="0" w:oddVBand="0" w:evenVBand="0" w:oddHBand="0" w:evenHBand="0" w:firstRowFirstColumn="0" w:firstRowLastColumn="0" w:lastRowFirstColumn="0" w:lastRowLastColumn="0"/>
+                  <w:spacing w:after="80"/>
                 </w:pPr>
                 <w:proofErr w:type="spellStart"/>
                 <w:r>
@@ -241,7 +218,6 @@
         </w:sdt>
         <w:sdt>
           <w:sdtPr>
-            <w:rPr/>
             <w:alias w:val="#Nav: /Labels/CustPhoneNo_SalesLineCaption"/>
             <w:tag w:val="#Nav: Inventory_Sales_Back_Orders/718"/>
             <w:id w:val="100841953"/>
@@ -254,7 +230,7 @@
           <w:sdtContent>
             <w:tc>
               <w:tcPr>
-                <w:tcW w:w="580" w:type="pct"/>
+                <w:tcW w:w="693" w:type="pct"/>
                 <w:tcBorders>
                   <w:bottom w:val="single" w:sz="4" w:space="0" w:color="auto"/>
                 </w:tcBorders>
@@ -262,8 +238,7 @@
               <w:p>
                 <w:pPr>
                   <w:pStyle w:val="BCLabel"/>
-                  <w:spacing w:before="160" w:after="80"/>
-                  <w:cnfStyle w:val="100000000000" w:firstRow="1" w:lastRow="0" w:firstColumn="0" w:lastColumn="0" w:oddVBand="0" w:evenVBand="0" w:oddHBand="0" w:evenHBand="0" w:firstRowFirstColumn="0" w:firstRowLastColumn="0" w:lastRowFirstColumn="0" w:lastRowLastColumn="0"/>
+                  <w:spacing w:after="80"/>
                 </w:pPr>
                 <w:proofErr w:type="spellStart"/>
                 <w:r>
@@ -276,7 +251,6 @@
         </w:sdt>
         <w:sdt>
           <w:sdtPr>
-            <w:rPr/>
             <w:alias w:val="#Nav: /Labels/ShipmentDateLabel"/>
             <w:tag w:val="#Nav: Inventory_Sales_Back_Orders/718"/>
             <w:id w:val="817532237"/>
@@ -289,7 +263,7 @@
           <w:sdtContent>
             <w:tc>
               <w:tcPr>
-                <w:tcW w:w="531" w:type="pct"/>
+                <w:tcW w:w="587" w:type="pct"/>
                 <w:tcBorders>
                   <w:bottom w:val="single" w:sz="4" w:space="0" w:color="auto"/>
                 </w:tcBorders>
@@ -297,8 +271,7 @@
               <w:p>
                 <w:pPr>
                   <w:pStyle w:val="BCLabel"/>
-                  <w:spacing w:before="160" w:after="80"/>
-                  <w:cnfStyle w:val="100000000000" w:firstRow="1" w:lastRow="0" w:firstColumn="0" w:lastColumn="0" w:oddVBand="0" w:evenVBand="0" w:oddHBand="0" w:evenHBand="0" w:firstRowFirstColumn="0" w:firstRowLastColumn="0" w:lastRowFirstColumn="0" w:lastRowLastColumn="0"/>
+                  <w:spacing w:after="80"/>
                 </w:pPr>
                 <w:proofErr w:type="spellStart"/>
                 <w:r>
@@ -311,7 +284,6 @@
         </w:sdt>
         <w:sdt>
           <w:sdtPr>
-            <w:rPr/>
             <w:alias w:val="#Nav: /Labels/Quantity_SalesLineCaption"/>
             <w:tag w:val="#Nav: Inventory_Sales_Back_Orders/718"/>
             <w:id w:val="1111550952"/>
@@ -324,7 +296,7 @@
           <w:sdtContent>
             <w:tc>
               <w:tcPr>
-                <w:tcW w:w="465" w:type="pct"/>
+                <w:tcW w:w="594" w:type="pct"/>
                 <w:tcBorders>
                   <w:bottom w:val="single" w:sz="4" w:space="0" w:color="auto"/>
                 </w:tcBorders>
@@ -332,9 +304,8 @@
               <w:p>
                 <w:pPr>
                   <w:pStyle w:val="BCLabelNumber"/>
-                  <w:spacing w:before="160" w:after="80"/>
+                  <w:spacing w:after="80"/>
                   <w:jc w:val="right"/>
-                  <w:cnfStyle w:val="100000000000" w:firstRow="1" w:lastRow="0" w:firstColumn="0" w:lastColumn="0" w:oddVBand="0" w:evenVBand="0" w:oddHBand="0" w:evenHBand="0" w:firstRowFirstColumn="0" w:firstRowLastColumn="0" w:lastRowFirstColumn="0" w:lastRowLastColumn="0"/>
                 </w:pPr>
                 <w:proofErr w:type="spellStart"/>
                 <w:r>
@@ -347,7 +318,6 @@
         </w:sdt>
         <w:sdt>
           <w:sdtPr>
-            <w:rPr/>
             <w:alias w:val="#Nav: /Labels/OutstandingQty_SalesLineCaption"/>
             <w:tag w:val="#Nav: Inventory_Sales_Back_Orders/718"/>
             <w:id w:val="876514564"/>
@@ -360,7 +330,7 @@
           <w:sdtContent>
             <w:tc>
               <w:tcPr>
-                <w:tcW w:w="597" w:type="pct"/>
+                <w:tcW w:w="722" w:type="pct"/>
                 <w:tcBorders>
                   <w:bottom w:val="single" w:sz="4" w:space="0" w:color="auto"/>
                 </w:tcBorders>
@@ -368,9 +338,8 @@
               <w:p>
                 <w:pPr>
                   <w:pStyle w:val="BCLabelNumber"/>
-                  <w:spacing w:before="160" w:after="80"/>
+                  <w:spacing w:after="80"/>
                   <w:jc w:val="right"/>
-                  <w:cnfStyle w:val="100000000000" w:firstRow="1" w:lastRow="0" w:firstColumn="0" w:lastColumn="0" w:oddVBand="0" w:evenVBand="0" w:oddHBand="0" w:evenHBand="0" w:firstRowFirstColumn="0" w:firstRowLastColumn="0" w:lastRowFirstColumn="0" w:lastRowLastColumn="0"/>
                 </w:pPr>
                 <w:proofErr w:type="spellStart"/>
                 <w:r>
@@ -383,7 +352,6 @@
         </w:sdt>
         <w:sdt>
           <w:sdtPr>
-            <w:rPr/>
             <w:alias w:val="#Nav: /Labels/OtherBackOrdersLabel"/>
             <w:tag w:val="#Nav: Inventory_Sales_Back_Orders/718"/>
             <w:id w:val="-762611330"/>
@@ -396,7 +364,7 @@
           <w:sdtContent>
             <w:tc>
               <w:tcPr>
-                <w:tcW w:w="597" w:type="pct"/>
+                <w:tcW w:w="647" w:type="pct"/>
                 <w:tcBorders>
                   <w:bottom w:val="single" w:sz="4" w:space="0" w:color="auto"/>
                 </w:tcBorders>
@@ -404,8 +372,7 @@
               <w:p>
                 <w:pPr>
                   <w:pStyle w:val="BCLabel"/>
-                  <w:spacing w:before="160" w:after="80"/>
-                  <w:cnfStyle w:val="100000000000" w:firstRow="1" w:lastRow="0" w:firstColumn="0" w:lastColumn="0" w:oddVBand="0" w:evenVBand="0" w:oddHBand="0" w:evenHBand="0" w:firstRowFirstColumn="0" w:firstRowLastColumn="0" w:lastRowFirstColumn="0" w:lastRowLastColumn="0"/>
+                  <w:spacing w:after="80"/>
                 </w:pPr>
                 <w:proofErr w:type="spellStart"/>
                 <w:r>
@@ -425,12 +392,10 @@
         </w:trPr>
         <w:tc>
           <w:tcPr>
-            <w:cnfStyle w:val="001000000000" w:firstRow="0" w:lastRow="0" w:firstColumn="1" w:lastColumn="0" w:oddVBand="0" w:evenVBand="0" w:oddHBand="0" w:evenHBand="0" w:firstRowFirstColumn="0" w:firstRowLastColumn="0" w:lastRowFirstColumn="0" w:lastRowLastColumn="0"/>
-            <w:tcW w:w="557" w:type="pct"/>
+            <w:tcW w:w="438" w:type="pct"/>
             <w:tcBorders>
               <w:top w:val="single" w:sz="4" w:space="0" w:color="auto"/>
             </w:tcBorders>
-            <w:shd w:val="clear" w:color="auto" w:fill="auto"/>
           </w:tcPr>
           <w:p>
             <w:pPr>
@@ -440,106 +405,92 @@
         </w:tc>
         <w:tc>
           <w:tcPr>
-            <w:tcW w:w="531" w:type="pct"/>
+            <w:tcW w:w="683" w:type="pct"/>
             <w:tcBorders>
               <w:top w:val="single" w:sz="4" w:space="0" w:color="auto"/>
             </w:tcBorders>
-            <w:shd w:val="clear" w:color="auto" w:fill="auto"/>
           </w:tcPr>
           <w:p>
             <w:pPr>
               <w:pStyle w:val="BCLabel"/>
-              <w:cnfStyle w:val="000000100000" w:firstRow="0" w:lastRow="0" w:firstColumn="0" w:lastColumn="0" w:oddVBand="0" w:evenVBand="0" w:oddHBand="1" w:evenHBand="0" w:firstRowFirstColumn="0" w:firstRowLastColumn="0" w:lastRowFirstColumn="0" w:lastRowLastColumn="0"/>
             </w:pPr>
           </w:p>
         </w:tc>
         <w:tc>
           <w:tcPr>
-            <w:tcW w:w="1142" w:type="pct"/>
+            <w:tcW w:w="636" w:type="pct"/>
             <w:tcBorders>
               <w:top w:val="single" w:sz="4" w:space="0" w:color="auto"/>
             </w:tcBorders>
-            <w:shd w:val="clear" w:color="auto" w:fill="auto"/>
           </w:tcPr>
           <w:p>
             <w:pPr>
               <w:pStyle w:val="BCLabel"/>
-              <w:cnfStyle w:val="000000100000" w:firstRow="0" w:lastRow="0" w:firstColumn="0" w:lastColumn="0" w:oddVBand="0" w:evenVBand="0" w:oddHBand="1" w:evenHBand="0" w:firstRowFirstColumn="0" w:firstRowLastColumn="0" w:lastRowFirstColumn="0" w:lastRowLastColumn="0"/>
             </w:pPr>
           </w:p>
         </w:tc>
         <w:tc>
           <w:tcPr>
-            <w:tcW w:w="580" w:type="pct"/>
+            <w:tcW w:w="693" w:type="pct"/>
             <w:tcBorders>
               <w:top w:val="single" w:sz="4" w:space="0" w:color="auto"/>
             </w:tcBorders>
-            <w:shd w:val="clear" w:color="auto" w:fill="auto"/>
           </w:tcPr>
           <w:p>
             <w:pPr>
               <w:pStyle w:val="BCLabel"/>
-              <w:cnfStyle w:val="000000100000" w:firstRow="0" w:lastRow="0" w:firstColumn="0" w:lastColumn="0" w:oddVBand="0" w:evenVBand="0" w:oddHBand="1" w:evenHBand="0" w:firstRowFirstColumn="0" w:firstRowLastColumn="0" w:lastRowFirstColumn="0" w:lastRowLastColumn="0"/>
             </w:pPr>
           </w:p>
         </w:tc>
         <w:tc>
           <w:tcPr>
-            <w:tcW w:w="531" w:type="pct"/>
+            <w:tcW w:w="587" w:type="pct"/>
             <w:tcBorders>
               <w:top w:val="single" w:sz="4" w:space="0" w:color="auto"/>
             </w:tcBorders>
-            <w:shd w:val="clear" w:color="auto" w:fill="auto"/>
           </w:tcPr>
           <w:p>
             <w:pPr>
               <w:pStyle w:val="BCLabel"/>
-              <w:cnfStyle w:val="000000100000" w:firstRow="0" w:lastRow="0" w:firstColumn="0" w:lastColumn="0" w:oddVBand="0" w:evenVBand="0" w:oddHBand="1" w:evenHBand="0" w:firstRowFirstColumn="0" w:firstRowLastColumn="0" w:lastRowFirstColumn="0" w:lastRowLastColumn="0"/>
             </w:pPr>
           </w:p>
         </w:tc>
         <w:tc>
           <w:tcPr>
-            <w:tcW w:w="465" w:type="pct"/>
+            <w:tcW w:w="594" w:type="pct"/>
             <w:tcBorders>
               <w:top w:val="single" w:sz="4" w:space="0" w:color="auto"/>
             </w:tcBorders>
-            <w:shd w:val="clear" w:color="auto" w:fill="auto"/>
           </w:tcPr>
           <w:p>
             <w:pPr>
               <w:pStyle w:val="BCLabel"/>
-              <w:cnfStyle w:val="000000100000" w:firstRow="0" w:lastRow="0" w:firstColumn="0" w:lastColumn="0" w:oddVBand="0" w:evenVBand="0" w:oddHBand="1" w:evenHBand="0" w:firstRowFirstColumn="0" w:firstRowLastColumn="0" w:lastRowFirstColumn="0" w:lastRowLastColumn="0"/>
             </w:pPr>
           </w:p>
         </w:tc>
         <w:tc>
           <w:tcPr>
-            <w:tcW w:w="597" w:type="pct"/>
+            <w:tcW w:w="722" w:type="pct"/>
             <w:tcBorders>
               <w:top w:val="single" w:sz="4" w:space="0" w:color="auto"/>
             </w:tcBorders>
-            <w:shd w:val="clear" w:color="auto" w:fill="auto"/>
           </w:tcPr>
           <w:p>
             <w:pPr>
               <w:pStyle w:val="BCLabel"/>
-              <w:cnfStyle w:val="000000100000" w:firstRow="0" w:lastRow="0" w:firstColumn="0" w:lastColumn="0" w:oddVBand="0" w:evenVBand="0" w:oddHBand="1" w:evenHBand="0" w:firstRowFirstColumn="0" w:firstRowLastColumn="0" w:lastRowFirstColumn="0" w:lastRowLastColumn="0"/>
             </w:pPr>
           </w:p>
         </w:tc>
         <w:tc>
           <w:tcPr>
-            <w:tcW w:w="597" w:type="pct"/>
+            <w:tcW w:w="647" w:type="pct"/>
             <w:tcBorders>
               <w:top w:val="single" w:sz="4" w:space="0" w:color="auto"/>
             </w:tcBorders>
-            <w:shd w:val="clear" w:color="auto" w:fill="auto"/>
           </w:tcPr>
           <w:p>
             <w:pPr>
               <w:pStyle w:val="BCLabel"/>
-              <w:cnfStyle w:val="000000100000" w:firstRow="0" w:lastRow="0" w:firstColumn="0" w:lastColumn="0" w:oddVBand="0" w:evenVBand="0" w:oddHBand="1" w:evenHBand="0" w:firstRowFirstColumn="0" w:firstRowLastColumn="0" w:lastRowFirstColumn="0" w:lastRowLastColumn="0"/>
             </w:pPr>
           </w:p>
         </w:tc>
@@ -547,7 +498,8 @@
       <w:sdt>
         <w:sdtPr>
           <w:rPr>
-            <w:lang w:val="en-DK" w:eastAsia="zh-CN"/>
+            <w:rFonts w:asciiTheme="minorHAnsi" w:eastAsiaTheme="minorHAnsi" w:hAnsiTheme="minorHAnsi" w:cstheme="minorBidi"/>
+            <w:lang w:eastAsia="zh-CN"/>
           </w:rPr>
           <w:alias w:val="#Nav: /Item"/>
           <w:tag w:val="#Nav: Inventory_Sales_Back_Orders/718"/>
@@ -555,12 +507,18 @@
           <w15:dataBinding w:prefixMappings="xmlns:ns0='urn:microsoft-dynamics-nav/reports/Inventory_Sales_Back_Orders/718/' " w:xpath="/ns0:NavWordReportXmlPart[1]/ns0:Item" w:storeItemID="{BA705338-4C67-4D04-A73D-802DCC4EAF76}"/>
           <w15:repeatingSection/>
         </w:sdtPr>
-        <w:sdtEndPr/>
+        <w:sdtEndPr>
+          <w:rPr>
+            <w:rFonts w:asciiTheme="majorHAnsi" w:eastAsiaTheme="majorEastAsia" w:hAnsiTheme="majorHAnsi" w:cstheme="majorBidi"/>
+            <w:lang w:eastAsia="en-DK"/>
+          </w:rPr>
+        </w:sdtEndPr>
         <w:sdtContent>
           <w:sdt>
             <w:sdtPr>
               <w:rPr>
-                <w:lang w:val="en-DK" w:eastAsia="zh-CN"/>
+                <w:rFonts w:asciiTheme="minorHAnsi" w:eastAsiaTheme="minorHAnsi" w:hAnsiTheme="minorHAnsi" w:cstheme="minorBidi"/>
+                <w:lang w:eastAsia="zh-CN"/>
               </w:rPr>
               <w:id w:val="-145052709"/>
               <w:placeholder>
@@ -568,17 +526,24 @@
               </w:placeholder>
               <w15:repeatingSectionItem/>
             </w:sdtPr>
-            <w:sdtEndPr/>
+            <w:sdtEndPr>
+              <w:rPr>
+                <w:rFonts w:asciiTheme="majorHAnsi" w:eastAsiaTheme="majorEastAsia" w:hAnsiTheme="majorHAnsi" w:cstheme="majorBidi"/>
+                <w:lang w:eastAsia="en-DK"/>
+              </w:rPr>
+            </w:sdtEndPr>
             <w:sdtContent>
               <w:tr>
                 <w:trPr>
+                  <w:cnfStyle w:val="000000010000" w:firstRow="0" w:lastRow="0" w:firstColumn="0" w:lastColumn="0" w:oddVBand="0" w:evenVBand="0" w:oddHBand="0" w:evenHBand="1" w:firstRowFirstColumn="0" w:firstRowLastColumn="0" w:lastRowFirstColumn="0" w:lastRowLastColumn="0"/>
                   <w:cantSplit/>
                   <w:trHeight w:val="490"/>
                 </w:trPr>
                 <w:sdt>
                   <w:sdtPr>
                     <w:rPr>
-                      <w:lang w:val="en-DK" w:eastAsia="zh-CN"/>
+                      <w:rFonts w:asciiTheme="minorHAnsi" w:eastAsiaTheme="minorHAnsi" w:hAnsiTheme="minorHAnsi" w:cstheme="minorBidi"/>
+                      <w:lang w:eastAsia="zh-CN"/>
                     </w:rPr>
                     <w:alias w:val="#Nav: /Item/No_Item"/>
                     <w:tag w:val="#Nav: Inventory_Sales_Back_Orders/718"/>
@@ -586,18 +551,18 @@
                     <w:placeholder>
                       <w:docPart w:val="0A61C94A26544F0F91D54C9BA0CE7293"/>
                     </w:placeholder>
-                    <w15:dataBinding w:prefixMappings="xmlns:ns0='urn:microsoft-dynamics-nav/reports/Inventory_Sales_Back_Orders/718/'" w:xpath="/ns0:NavWordReportXmlPart[1]/ns0:Item[1]/ns0:No_Item[1]" w:storeItemID="{BA705338-4C67-4D04-A73D-802DCC4EAF76}" w16sdtdh:storeItemChecksum="aCL3WA=="/>
+                    <w15:dataBinding w:prefixMappings="xmlns:ns0='urn:microsoft-dynamics-nav/reports/Inventory_Sales_Back_Orders/718/'" w:xpath="/ns0:NavWordReportXmlPart[1]/ns0:Item[1]/ns0:No_Item[1]" w:storeItemID="{BA705338-4C67-4D04-A73D-802DCC4EAF76}" w16sdtdh:storeItemChecksum="23QOFg=="/>
                   </w:sdtPr>
                   <w:sdtEndPr>
                     <w:rPr>
+                      <w:rFonts w:asciiTheme="majorHAnsi" w:eastAsiaTheme="majorEastAsia" w:hAnsiTheme="majorHAnsi" w:cstheme="majorBidi"/>
                       <w:lang w:val="en-AU" w:eastAsia="ja-JP"/>
                     </w:rPr>
                   </w:sdtEndPr>
                   <w:sdtContent>
                     <w:tc>
                       <w:tcPr>
-                        <w:cnfStyle w:val="001000000000" w:firstRow="0" w:lastRow="0" w:firstColumn="1" w:lastColumn="0" w:oddVBand="0" w:evenVBand="0" w:oddHBand="0" w:evenHBand="0" w:firstRowFirstColumn="0" w:firstRowLastColumn="0" w:lastRowFirstColumn="0" w:lastRowLastColumn="0"/>
-                        <w:tcW w:w="557" w:type="pct"/>
+                        <w:tcW w:w="438" w:type="pct"/>
                       </w:tcPr>
                       <w:p>
                         <w:pPr>
@@ -629,25 +594,23 @@
                 </w:sdt>
                 <w:sdt>
                   <w:sdtPr>
-                    <w:rPr/>
                     <w:alias w:val="#Nav: /Item/Description_Item"/>
                     <w:tag w:val="#Nav: Inventory_Sales_Back_Orders/718"/>
                     <w:id w:val="377056017"/>
                     <w:placeholder>
                       <w:docPart w:val="0A61C94A26544F0F91D54C9BA0CE7293"/>
                     </w:placeholder>
-                    <w15:dataBinding w:prefixMappings="xmlns:ns0='urn:microsoft-dynamics-nav/reports/Inventory_Sales_Back_Orders/718/'" w:xpath="/ns0:NavWordReportXmlPart[1]/ns0:Item[1]/ns0:Description_Item[1]" w:storeItemID="{BA705338-4C67-4D04-A73D-802DCC4EAF76}" w16sdtdh:storeItemChecksum="aCL3WA=="/>
+                    <w15:dataBinding w:prefixMappings="xmlns:ns0='urn:microsoft-dynamics-nav/reports/Inventory_Sales_Back_Orders/718/'" w:xpath="/ns0:NavWordReportXmlPart[1]/ns0:Item[1]/ns0:Description_Item[1]" w:storeItemID="{BA705338-4C67-4D04-A73D-802DCC4EAF76}" w16sdtdh:storeItemChecksum="23QOFg=="/>
                   </w:sdtPr>
                   <w:sdtContent>
                     <w:tc>
                       <w:tcPr>
-                        <w:tcW w:w="1673" w:type="pct"/>
+                        <w:tcW w:w="1319" w:type="pct"/>
                         <w:gridSpan w:val="2"/>
                       </w:tcPr>
                       <w:p>
                         <w:pPr>
                           <w:pStyle w:val="BCLabel"/>
-                          <w:cnfStyle w:val="000000000000" w:firstRow="0" w:lastRow="0" w:firstColumn="0" w:lastColumn="0" w:oddVBand="0" w:evenVBand="0" w:oddHBand="0" w:evenHBand="0" w:firstRowFirstColumn="0" w:firstRowLastColumn="0" w:lastRowFirstColumn="0" w:lastRowLastColumn="0"/>
                         </w:pPr>
                         <w:proofErr w:type="spellStart"/>
                         <w:r>
@@ -660,66 +623,61 @@
                 </w:sdt>
                 <w:tc>
                   <w:tcPr>
-                    <w:tcW w:w="580" w:type="pct"/>
+                    <w:tcW w:w="693" w:type="pct"/>
                     <w:vAlign w:val="bottom"/>
                   </w:tcPr>
                   <w:p>
                     <w:pPr>
                       <w:pStyle w:val="BCLabel"/>
                       <w:spacing w:before="160" w:after="80"/>
-                      <w:cnfStyle w:val="000000000000" w:firstRow="0" w:lastRow="0" w:firstColumn="0" w:lastColumn="0" w:oddVBand="0" w:evenVBand="0" w:oddHBand="0" w:evenHBand="0" w:firstRowFirstColumn="0" w:firstRowLastColumn="0" w:lastRowFirstColumn="0" w:lastRowLastColumn="0"/>
                     </w:pPr>
                   </w:p>
                 </w:tc>
                 <w:tc>
                   <w:tcPr>
-                    <w:tcW w:w="531" w:type="pct"/>
+                    <w:tcW w:w="587" w:type="pct"/>
                     <w:vAlign w:val="bottom"/>
                   </w:tcPr>
                   <w:p>
                     <w:pPr>
                       <w:pStyle w:val="BCLabel"/>
                       <w:spacing w:before="160" w:after="80"/>
-                      <w:cnfStyle w:val="000000000000" w:firstRow="0" w:lastRow="0" w:firstColumn="0" w:lastColumn="0" w:oddVBand="0" w:evenVBand="0" w:oddHBand="0" w:evenHBand="0" w:firstRowFirstColumn="0" w:firstRowLastColumn="0" w:lastRowFirstColumn="0" w:lastRowLastColumn="0"/>
                     </w:pPr>
                   </w:p>
                 </w:tc>
                 <w:tc>
                   <w:tcPr>
-                    <w:tcW w:w="465" w:type="pct"/>
+                    <w:tcW w:w="594" w:type="pct"/>
                     <w:vAlign w:val="bottom"/>
                   </w:tcPr>
                   <w:p>
                     <w:pPr>
                       <w:pStyle w:val="BCLabel"/>
                       <w:spacing w:before="160" w:after="80"/>
-                      <w:cnfStyle w:val="000000000000" w:firstRow="0" w:lastRow="0" w:firstColumn="0" w:lastColumn="0" w:oddVBand="0" w:evenVBand="0" w:oddHBand="0" w:evenHBand="0" w:firstRowFirstColumn="0" w:firstRowLastColumn="0" w:lastRowFirstColumn="0" w:lastRowLastColumn="0"/>
                     </w:pPr>
                   </w:p>
                 </w:tc>
                 <w:tc>
                   <w:tcPr>
-                    <w:tcW w:w="597" w:type="pct"/>
+                    <w:tcW w:w="722" w:type="pct"/>
                     <w:vAlign w:val="bottom"/>
                   </w:tcPr>
                   <w:p>
                     <w:pPr>
                       <w:pStyle w:val="BCLabel"/>
                       <w:spacing w:before="160" w:after="80"/>
-                      <w:cnfStyle w:val="000000000000" w:firstRow="0" w:lastRow="0" w:firstColumn="0" w:lastColumn="0" w:oddVBand="0" w:evenVBand="0" w:oddHBand="0" w:evenHBand="0" w:firstRowFirstColumn="0" w:firstRowLastColumn="0" w:lastRowFirstColumn="0" w:lastRowLastColumn="0"/>
                     </w:pPr>
                   </w:p>
                 </w:tc>
                 <w:tc>
                   <w:tcPr>
-                    <w:tcW w:w="597" w:type="pct"/>
+                    <w:tcW w:w="647" w:type="pct"/>
                     <w:vAlign w:val="bottom"/>
                   </w:tcPr>
                   <w:p>
                     <w:pPr>
                       <w:pStyle w:val="BCLabel"/>
                       <w:spacing w:before="160" w:after="80"/>
-                      <w:cnfStyle w:val="000000000000" w:firstRow="0" w:lastRow="0" w:firstColumn="0" w:lastColumn="0" w:oddVBand="0" w:evenVBand="0" w:oddHBand="0" w:evenHBand="0" w:firstRowFirstColumn="0" w:firstRowLastColumn="0" w:lastRowFirstColumn="0" w:lastRowLastColumn="0"/>
                     </w:pPr>
                   </w:p>
                 </w:tc>
@@ -727,7 +685,7 @@
               <w:sdt>
                 <w:sdtPr>
                   <w:rPr>
-                    <w:lang w:val="en-DK" w:eastAsia="zh-CN"/>
+                    <w:lang w:eastAsia="zh-CN"/>
                   </w:rPr>
                   <w:alias w:val="#Nav: /Item/Sales_Line"/>
                   <w:tag w:val="#Nav: Inventory_Sales_Back_Orders/718"/>
@@ -739,7 +697,7 @@
                   <w:sdt>
                     <w:sdtPr>
                       <w:rPr>
-                        <w:lang w:val="en-DK" w:eastAsia="zh-CN"/>
+                        <w:lang w:eastAsia="zh-CN"/>
                       </w:rPr>
                       <w:id w:val="617497627"/>
                       <w:placeholder>
@@ -756,12 +714,10 @@
                         </w:trPr>
                         <w:tc>
                           <w:tcPr>
-                            <w:cnfStyle w:val="001000000000" w:firstRow="0" w:lastRow="0" w:firstColumn="1" w:lastColumn="0" w:oddVBand="0" w:evenVBand="0" w:oddHBand="0" w:evenHBand="0" w:firstRowFirstColumn="0" w:firstRowLastColumn="0" w:lastRowFirstColumn="0" w:lastRowLastColumn="0"/>
-                            <w:tcW w:w="557" w:type="pct"/>
+                            <w:tcW w:w="438" w:type="pct"/>
                             <w:tcBorders>
                               <w:bottom w:val="single" w:sz="4" w:space="0" w:color="F5F6F8"/>
                             </w:tcBorders>
-                            <w:shd w:val="clear" w:color="auto" w:fill="auto"/>
                           </w:tcPr>
                           <w:p>
                             <w:pPr>
@@ -771,29 +727,25 @@
                         </w:tc>
                         <w:sdt>
                           <w:sdtPr>
-                            <w:rPr/>
                             <w:alias w:val="#Nav: /Item/Sales_Line/DocumentNo_SalesLine"/>
                             <w:tag w:val="#Nav: Inventory_Sales_Back_Orders/718"/>
                             <w:id w:val="1099215258"/>
                             <w:placeholder>
                               <w:docPart w:val="BC81F2D8F2F04EF9BC5A3206D7ACD4C5"/>
                             </w:placeholder>
-                            <w15:dataBinding w:prefixMappings="xmlns:ns0='urn:microsoft-dynamics-nav/reports/Inventory_Sales_Back_Orders/718/'" w:xpath="/ns0:NavWordReportXmlPart[1]/ns0:Item[1]/ns0:Sales_Line[1]/ns0:DocumentNo_SalesLine[1]" w:storeItemID="{BA705338-4C67-4D04-A73D-802DCC4EAF76}" w16sdtdh:storeItemChecksum="aCL3WA=="/>
+                            <w15:dataBinding w:prefixMappings="xmlns:ns0='urn:microsoft-dynamics-nav/reports/Inventory_Sales_Back_Orders/718/'" w:xpath="/ns0:NavWordReportXmlPart[1]/ns0:Item[1]/ns0:Sales_Line[1]/ns0:DocumentNo_SalesLine[1]" w:storeItemID="{BA705338-4C67-4D04-A73D-802DCC4EAF76}" w16sdtdh:storeItemChecksum="23QOFg=="/>
                           </w:sdtPr>
                           <w:sdtContent>
                             <w:tc>
                               <w:tcPr>
-                                <w:tcW w:w="531" w:type="pct"/>
+                                <w:tcW w:w="683" w:type="pct"/>
                                 <w:tcBorders>
                                   <w:bottom w:val="single" w:sz="4" w:space="0" w:color="F5F6F8"/>
                                 </w:tcBorders>
-                                <w:shd w:val="clear" w:color="auto" w:fill="auto"/>
-                                <w:vAlign w:val="center"/>
                               </w:tcPr>
                               <w:p>
                                 <w:pPr>
                                   <w:pStyle w:val="NoSpacing"/>
-                                  <w:cnfStyle w:val="000000100000" w:firstRow="0" w:lastRow="0" w:firstColumn="0" w:lastColumn="0" w:oddVBand="0" w:evenVBand="0" w:oddHBand="1" w:evenHBand="0" w:firstRowFirstColumn="0" w:firstRowLastColumn="0" w:lastRowFirstColumn="0" w:lastRowLastColumn="0"/>
                                 </w:pPr>
                                 <w:proofErr w:type="spellStart"/>
                                 <w:r>
@@ -806,29 +758,25 @@
                         </w:sdt>
                         <w:sdt>
                           <w:sdtPr>
-                            <w:rPr/>
                             <w:alias w:val="#Nav: /Item/Sales_Line/CustName_SalesLine"/>
                             <w:tag w:val="#Nav: Inventory_Sales_Back_Orders/718"/>
                             <w:id w:val="1816984566"/>
                             <w:placeholder>
                               <w:docPart w:val="BC81F2D8F2F04EF9BC5A3206D7ACD4C5"/>
                             </w:placeholder>
-                            <w15:dataBinding w:prefixMappings="xmlns:ns0='urn:microsoft-dynamics-nav/reports/Inventory_Sales_Back_Orders/718/'" w:xpath="/ns0:NavWordReportXmlPart[1]/ns0:Item[1]/ns0:Sales_Line[1]/ns0:CustName_SalesLine[1]" w:storeItemID="{BA705338-4C67-4D04-A73D-802DCC4EAF76}" w16sdtdh:storeItemChecksum="aCL3WA=="/>
+                            <w15:dataBinding w:prefixMappings="xmlns:ns0='urn:microsoft-dynamics-nav/reports/Inventory_Sales_Back_Orders/718/'" w:xpath="/ns0:NavWordReportXmlPart[1]/ns0:Item[1]/ns0:Sales_Line[1]/ns0:CustName_SalesLine[1]" w:storeItemID="{BA705338-4C67-4D04-A73D-802DCC4EAF76}" w16sdtdh:storeItemChecksum="23QOFg=="/>
                           </w:sdtPr>
                           <w:sdtContent>
                             <w:tc>
                               <w:tcPr>
-                                <w:tcW w:w="1142" w:type="pct"/>
+                                <w:tcW w:w="636" w:type="pct"/>
                                 <w:tcBorders>
                                   <w:bottom w:val="single" w:sz="4" w:space="0" w:color="F5F6F8"/>
                                 </w:tcBorders>
-                                <w:shd w:val="clear" w:color="auto" w:fill="auto"/>
-                                <w:vAlign w:val="center"/>
                               </w:tcPr>
                               <w:p>
                                 <w:pPr>
                                   <w:pStyle w:val="NoSpacing"/>
-                                  <w:cnfStyle w:val="000000100000" w:firstRow="0" w:lastRow="0" w:firstColumn="0" w:lastColumn="0" w:oddVBand="0" w:evenVBand="0" w:oddHBand="1" w:evenHBand="0" w:firstRowFirstColumn="0" w:firstRowLastColumn="0" w:lastRowFirstColumn="0" w:lastRowLastColumn="0"/>
                                 </w:pPr>
                                 <w:proofErr w:type="spellStart"/>
                                 <w:r>
@@ -841,29 +789,25 @@
                         </w:sdt>
                         <w:sdt>
                           <w:sdtPr>
-                            <w:rPr/>
                             <w:alias w:val="#Nav: /Item/Sales_Line/CustPhoneNo_SalesLine"/>
                             <w:tag w:val="#Nav: Inventory_Sales_Back_Orders/718"/>
                             <w:id w:val="-514079202"/>
                             <w:placeholder>
                               <w:docPart w:val="BC81F2D8F2F04EF9BC5A3206D7ACD4C5"/>
                             </w:placeholder>
-                            <w15:dataBinding w:prefixMappings="xmlns:ns0='urn:microsoft-dynamics-nav/reports/Inventory_Sales_Back_Orders/718/'" w:xpath="/ns0:NavWordReportXmlPart[1]/ns0:Item[1]/ns0:Sales_Line[1]/ns0:CustPhoneNo_SalesLine[1]" w:storeItemID="{BA705338-4C67-4D04-A73D-802DCC4EAF76}" w16sdtdh:storeItemChecksum="aCL3WA=="/>
+                            <w15:dataBinding w:prefixMappings="xmlns:ns0='urn:microsoft-dynamics-nav/reports/Inventory_Sales_Back_Orders/718/'" w:xpath="/ns0:NavWordReportXmlPart[1]/ns0:Item[1]/ns0:Sales_Line[1]/ns0:CustPhoneNo_SalesLine[1]" w:storeItemID="{BA705338-4C67-4D04-A73D-802DCC4EAF76}" w16sdtdh:storeItemChecksum="23QOFg=="/>
                           </w:sdtPr>
                           <w:sdtContent>
                             <w:tc>
                               <w:tcPr>
-                                <w:tcW w:w="580" w:type="pct"/>
+                                <w:tcW w:w="693" w:type="pct"/>
                                 <w:tcBorders>
                                   <w:bottom w:val="single" w:sz="4" w:space="0" w:color="F5F6F8"/>
                                 </w:tcBorders>
-                                <w:shd w:val="clear" w:color="auto" w:fill="auto"/>
-                                <w:vAlign w:val="center"/>
                               </w:tcPr>
                               <w:p>
                                 <w:pPr>
                                   <w:pStyle w:val="NoSpacing"/>
-                                  <w:cnfStyle w:val="000000100000" w:firstRow="0" w:lastRow="0" w:firstColumn="0" w:lastColumn="0" w:oddVBand="0" w:evenVBand="0" w:oddHBand="1" w:evenHBand="0" w:firstRowFirstColumn="0" w:firstRowLastColumn="0" w:lastRowFirstColumn="0" w:lastRowLastColumn="0"/>
                                 </w:pPr>
                                 <w:proofErr w:type="spellStart"/>
                                 <w:r>
@@ -876,29 +820,25 @@
                         </w:sdt>
                         <w:sdt>
                           <w:sdtPr>
-                            <w:rPr/>
                             <w:alias w:val="#Nav: /Item/Sales_Line/ShipmentDate_SalesLine"/>
                             <w:tag w:val="#Nav: Inventory_Sales_Back_Orders/718"/>
                             <w:id w:val="1292013716"/>
                             <w:placeholder>
                               <w:docPart w:val="BC81F2D8F2F04EF9BC5A3206D7ACD4C5"/>
                             </w:placeholder>
-                            <w15:dataBinding w:prefixMappings="xmlns:ns0='urn:microsoft-dynamics-nav/reports/Inventory_Sales_Back_Orders/718/'" w:xpath="/ns0:NavWordReportXmlPart[1]/ns0:Item[1]/ns0:Sales_Line[1]/ns0:ShipmentDate_SalesLine[1]" w:storeItemID="{BA705338-4C67-4D04-A73D-802DCC4EAF76}" w16sdtdh:storeItemChecksum="aCL3WA=="/>
+                            <w15:dataBinding w:prefixMappings="xmlns:ns0='urn:microsoft-dynamics-nav/reports/Inventory_Sales_Back_Orders/718/'" w:xpath="/ns0:NavWordReportXmlPart[1]/ns0:Item[1]/ns0:Sales_Line[1]/ns0:ShipmentDate_SalesLine[1]" w:storeItemID="{BA705338-4C67-4D04-A73D-802DCC4EAF76}" w16sdtdh:storeItemChecksum="23QOFg=="/>
                           </w:sdtPr>
                           <w:sdtContent>
                             <w:tc>
                               <w:tcPr>
-                                <w:tcW w:w="531" w:type="pct"/>
+                                <w:tcW w:w="587" w:type="pct"/>
                                 <w:tcBorders>
                                   <w:bottom w:val="single" w:sz="4" w:space="0" w:color="F5F6F8"/>
                                 </w:tcBorders>
-                                <w:shd w:val="clear" w:color="auto" w:fill="auto"/>
-                                <w:vAlign w:val="center"/>
                               </w:tcPr>
                               <w:p>
                                 <w:pPr>
                                   <w:pStyle w:val="NoSpacing"/>
-                                  <w:cnfStyle w:val="000000100000" w:firstRow="0" w:lastRow="0" w:firstColumn="0" w:lastColumn="0" w:oddVBand="0" w:evenVBand="0" w:oddHBand="1" w:evenHBand="0" w:firstRowFirstColumn="0" w:firstRowLastColumn="0" w:lastRowFirstColumn="0" w:lastRowLastColumn="0"/>
                                 </w:pPr>
                                 <w:proofErr w:type="spellStart"/>
                                 <w:r>
@@ -911,30 +851,26 @@
                         </w:sdt>
                         <w:sdt>
                           <w:sdtPr>
-                            <w:rPr/>
                             <w:alias w:val="#Nav: /Item/Sales_Line/Quantity_SalesLine"/>
                             <w:tag w:val="#Nav: Inventory_Sales_Back_Orders/718"/>
                             <w:id w:val="1144701656"/>
                             <w:placeholder>
                               <w:docPart w:val="BC81F2D8F2F04EF9BC5A3206D7ACD4C5"/>
                             </w:placeholder>
-                            <w15:dataBinding w:prefixMappings="xmlns:ns0='urn:microsoft-dynamics-nav/reports/Inventory_Sales_Back_Orders/718/'" w:xpath="/ns0:NavWordReportXmlPart[1]/ns0:Item[1]/ns0:Sales_Line[1]/ns0:Quantity_SalesLine[1]" w:storeItemID="{BA705338-4C67-4D04-A73D-802DCC4EAF76}" w16sdtdh:storeItemChecksum="aCL3WA=="/>
+                            <w15:dataBinding w:prefixMappings="xmlns:ns0='urn:microsoft-dynamics-nav/reports/Inventory_Sales_Back_Orders/718/'" w:xpath="/ns0:NavWordReportXmlPart[1]/ns0:Item[1]/ns0:Sales_Line[1]/ns0:Quantity_SalesLine[1]" w:storeItemID="{BA705338-4C67-4D04-A73D-802DCC4EAF76}" w16sdtdh:storeItemChecksum="23QOFg=="/>
                           </w:sdtPr>
                           <w:sdtContent>
                             <w:tc>
                               <w:tcPr>
-                                <w:tcW w:w="465" w:type="pct"/>
+                                <w:tcW w:w="594" w:type="pct"/>
                                 <w:tcBorders>
                                   <w:bottom w:val="single" w:sz="4" w:space="0" w:color="F5F6F8"/>
                                 </w:tcBorders>
-                                <w:shd w:val="clear" w:color="auto" w:fill="auto"/>
-                                <w:vAlign w:val="center"/>
                               </w:tcPr>
                               <w:p>
                                 <w:pPr>
                                   <w:pStyle w:val="BCNumber"/>
                                   <w:jc w:val="right"/>
-                                  <w:cnfStyle w:val="000000100000" w:firstRow="0" w:lastRow="0" w:firstColumn="0" w:lastColumn="0" w:oddVBand="0" w:evenVBand="0" w:oddHBand="1" w:evenHBand="0" w:firstRowFirstColumn="0" w:firstRowLastColumn="0" w:lastRowFirstColumn="0" w:lastRowLastColumn="0"/>
                                 </w:pPr>
                                 <w:proofErr w:type="spellStart"/>
                                 <w:r>
@@ -947,30 +883,26 @@
                         </w:sdt>
                         <w:sdt>
                           <w:sdtPr>
-                            <w:rPr/>
                             <w:alias w:val="#Nav: /Item/Sales_Line/OutstandingQty_SalesLine"/>
                             <w:tag w:val="#Nav: Inventory_Sales_Back_Orders/718"/>
                             <w:id w:val="689413737"/>
                             <w:placeholder>
                               <w:docPart w:val="BC81F2D8F2F04EF9BC5A3206D7ACD4C5"/>
                             </w:placeholder>
-                            <w15:dataBinding w:prefixMappings="xmlns:ns0='urn:microsoft-dynamics-nav/reports/Inventory_Sales_Back_Orders/718/'" w:xpath="/ns0:NavWordReportXmlPart[1]/ns0:Item[1]/ns0:Sales_Line[1]/ns0:OutstandingQty_SalesLine[1]" w:storeItemID="{BA705338-4C67-4D04-A73D-802DCC4EAF76}" w16sdtdh:storeItemChecksum="aCL3WA=="/>
+                            <w15:dataBinding w:prefixMappings="xmlns:ns0='urn:microsoft-dynamics-nav/reports/Inventory_Sales_Back_Orders/718/'" w:xpath="/ns0:NavWordReportXmlPart[1]/ns0:Item[1]/ns0:Sales_Line[1]/ns0:OutstandingQty_SalesLine[1]" w:storeItemID="{BA705338-4C67-4D04-A73D-802DCC4EAF76}" w16sdtdh:storeItemChecksum="23QOFg=="/>
                           </w:sdtPr>
                           <w:sdtContent>
                             <w:tc>
                               <w:tcPr>
-                                <w:tcW w:w="597" w:type="pct"/>
+                                <w:tcW w:w="722" w:type="pct"/>
                                 <w:tcBorders>
                                   <w:bottom w:val="single" w:sz="4" w:space="0" w:color="F5F6F8"/>
                                 </w:tcBorders>
-                                <w:shd w:val="clear" w:color="auto" w:fill="auto"/>
-                                <w:vAlign w:val="center"/>
                               </w:tcPr>
                               <w:p>
                                 <w:pPr>
                                   <w:pStyle w:val="BCNumber"/>
                                   <w:jc w:val="right"/>
-                                  <w:cnfStyle w:val="000000100000" w:firstRow="0" w:lastRow="0" w:firstColumn="0" w:lastColumn="0" w:oddVBand="0" w:evenVBand="0" w:oddHBand="1" w:evenHBand="0" w:firstRowFirstColumn="0" w:firstRowLastColumn="0" w:lastRowFirstColumn="0" w:lastRowLastColumn="0"/>
                                 </w:pPr>
                                 <w:proofErr w:type="spellStart"/>
                                 <w:r>
@@ -983,29 +915,25 @@
                         </w:sdt>
                         <w:sdt>
                           <w:sdtPr>
-                            <w:rPr/>
                             <w:alias w:val="#Nav: /Item/Sales_Line/OtherBackOrders_SalesLine"/>
                             <w:tag w:val="#Nav: Inventory_Sales_Back_Orders/718"/>
                             <w:id w:val="801589146"/>
                             <w:placeholder>
                               <w:docPart w:val="BC81F2D8F2F04EF9BC5A3206D7ACD4C5"/>
                             </w:placeholder>
-                            <w15:dataBinding w:prefixMappings="xmlns:ns0='urn:microsoft-dynamics-nav/reports/Inventory_Sales_Back_Orders/718/'" w:xpath="/ns0:NavWordReportXmlPart[1]/ns0:Item[1]/ns0:Sales_Line[1]/ns0:OtherBackOrders_SalesLine[1]" w:storeItemID="{BA705338-4C67-4D04-A73D-802DCC4EAF76}" w16sdtdh:storeItemChecksum="aCL3WA=="/>
+                            <w15:dataBinding w:prefixMappings="xmlns:ns0='urn:microsoft-dynamics-nav/reports/Inventory_Sales_Back_Orders/718/'" w:xpath="/ns0:NavWordReportXmlPart[1]/ns0:Item[1]/ns0:Sales_Line[1]/ns0:OtherBackOrders_SalesLine[1]" w:storeItemID="{BA705338-4C67-4D04-A73D-802DCC4EAF76}" w16sdtdh:storeItemChecksum="23QOFg=="/>
                           </w:sdtPr>
                           <w:sdtContent>
                             <w:tc>
                               <w:tcPr>
-                                <w:tcW w:w="597" w:type="pct"/>
+                                <w:tcW w:w="647" w:type="pct"/>
                                 <w:tcBorders>
                                   <w:bottom w:val="single" w:sz="4" w:space="0" w:color="F5F6F8"/>
                                 </w:tcBorders>
-                                <w:shd w:val="clear" w:color="auto" w:fill="auto"/>
-                                <w:vAlign w:val="center"/>
                               </w:tcPr>
                               <w:p>
                                 <w:pPr>
                                   <w:pStyle w:val="NoSpacing"/>
-                                  <w:cnfStyle w:val="000000100000" w:firstRow="0" w:lastRow="0" w:firstColumn="0" w:lastColumn="0" w:oddVBand="0" w:evenVBand="0" w:oddHBand="1" w:evenHBand="0" w:firstRowFirstColumn="0" w:firstRowLastColumn="0" w:lastRowFirstColumn="0" w:lastRowLastColumn="0"/>
                                 </w:pPr>
                                 <w:proofErr w:type="spellStart"/>
                                 <w:r>
@@ -1023,13 +951,13 @@
               </w:sdt>
               <w:tr>
                 <w:trPr>
+                  <w:cnfStyle w:val="000000010000" w:firstRow="0" w:lastRow="0" w:firstColumn="0" w:lastColumn="0" w:oddVBand="0" w:evenVBand="0" w:oddHBand="0" w:evenHBand="1" w:firstRowFirstColumn="0" w:firstRowLastColumn="0" w:lastRowFirstColumn="0" w:lastRowLastColumn="0"/>
                   <w:cantSplit/>
                   <w:trHeight w:val="490"/>
                 </w:trPr>
                 <w:tc>
                   <w:tcPr>
-                    <w:cnfStyle w:val="001000000000" w:firstRow="0" w:lastRow="0" w:firstColumn="1" w:lastColumn="0" w:oddVBand="0" w:evenVBand="0" w:oddHBand="0" w:evenHBand="0" w:firstRowFirstColumn="0" w:firstRowLastColumn="0" w:lastRowFirstColumn="0" w:lastRowLastColumn="0"/>
-                    <w:tcW w:w="557" w:type="pct"/>
+                    <w:tcW w:w="438" w:type="pct"/>
                     <w:tcBorders>
                       <w:top w:val="single" w:sz="4" w:space="0" w:color="F5F6F8"/>
                       <w:bottom w:val="single" w:sz="8" w:space="0" w:color="auto"/>
@@ -1044,30 +972,27 @@
                 </w:tc>
                 <w:sdt>
                   <w:sdtPr>
-                    <w:rPr/>
                     <w:alias w:val="#Nav: /Item/Description_Item"/>
                     <w:tag w:val="#Nav: Inventory_Sales_Back_Orders/718"/>
                     <w:id w:val="908651050"/>
                     <w:placeholder>
                       <w:docPart w:val="BC81F2D8F2F04EF9BC5A3206D7ACD4C5"/>
                     </w:placeholder>
-                    <w15:dataBinding w:prefixMappings="xmlns:ns0='urn:microsoft-dynamics-nav/reports/Inventory_Sales_Back_Orders/718/'" w:xpath="/ns0:NavWordReportXmlPart[1]/ns0:Item[1]/ns0:Description_Item[1]" w:storeItemID="{BA705338-4C67-4D04-A73D-802DCC4EAF76}" w16sdtdh:storeItemChecksum="aCL3WA=="/>
+                    <w15:dataBinding w:prefixMappings="xmlns:ns0='urn:microsoft-dynamics-nav/reports/Inventory_Sales_Back_Orders/718/'" w:xpath="/ns0:NavWordReportXmlPart[1]/ns0:Item[1]/ns0:Description_Item[1]" w:storeItemID="{BA705338-4C67-4D04-A73D-802DCC4EAF76}" w16sdtdh:storeItemChecksum="23QOFg=="/>
                   </w:sdtPr>
                   <w:sdtContent>
                     <w:tc>
                       <w:tcPr>
-                        <w:tcW w:w="2784" w:type="pct"/>
+                        <w:tcW w:w="2599" w:type="pct"/>
                         <w:gridSpan w:val="4"/>
                         <w:tcBorders>
                           <w:top w:val="single" w:sz="4" w:space="0" w:color="F5F6F8"/>
                           <w:bottom w:val="single" w:sz="8" w:space="0" w:color="auto"/>
                         </w:tcBorders>
-                        <w:vAlign w:val="center"/>
                       </w:tcPr>
                       <w:p>
                         <w:pPr>
                           <w:pStyle w:val="BCLabel"/>
-                          <w:cnfStyle w:val="000000000000" w:firstRow="0" w:lastRow="0" w:firstColumn="0" w:lastColumn="0" w:oddVBand="0" w:evenVBand="0" w:oddHBand="0" w:evenHBand="0" w:firstRowFirstColumn="0" w:firstRowLastColumn="0" w:lastRowFirstColumn="0" w:lastRowLastColumn="0"/>
                         </w:pPr>
                         <w:proofErr w:type="spellStart"/>
                         <w:r>
@@ -1080,7 +1005,7 @@
                 </w:sdt>
                 <w:tc>
                   <w:tcPr>
-                    <w:tcW w:w="465" w:type="pct"/>
+                    <w:tcW w:w="594" w:type="pct"/>
                     <w:tcBorders>
                       <w:top w:val="single" w:sz="4" w:space="0" w:color="F5F6F8"/>
                       <w:bottom w:val="single" w:sz="8" w:space="0" w:color="auto"/>
@@ -1090,36 +1015,32 @@
                     <w:pPr>
                       <w:pStyle w:val="BCLabel"/>
                       <w:spacing w:before="120" w:after="120"/>
-                      <w:cnfStyle w:val="000000000000" w:firstRow="0" w:lastRow="0" w:firstColumn="0" w:lastColumn="0" w:oddVBand="0" w:evenVBand="0" w:oddHBand="0" w:evenHBand="0" w:firstRowFirstColumn="0" w:firstRowLastColumn="0" w:lastRowFirstColumn="0" w:lastRowLastColumn="0"/>
                     </w:pPr>
                   </w:p>
                 </w:tc>
                 <w:tc>
                   <w:tcPr>
-                    <w:tcW w:w="597" w:type="pct"/>
+                    <w:tcW w:w="722" w:type="pct"/>
                     <w:tcBorders>
                       <w:top w:val="single" w:sz="4" w:space="0" w:color="F5F6F8"/>
                       <w:bottom w:val="single" w:sz="8" w:space="0" w:color="auto"/>
                     </w:tcBorders>
-                    <w:vAlign w:val="center"/>
                   </w:tcPr>
                   <w:p>
                     <w:pPr>
                       <w:pStyle w:val="BCLabelNumber"/>
                       <w:spacing w:before="120" w:after="120"/>
                       <w:jc w:val="right"/>
-                      <w:cnfStyle w:val="000000000000" w:firstRow="0" w:lastRow="0" w:firstColumn="0" w:lastColumn="0" w:oddVBand="0" w:evenVBand="0" w:oddHBand="0" w:evenHBand="0" w:firstRowFirstColumn="0" w:firstRowLastColumn="0" w:lastRowFirstColumn="0" w:lastRowLastColumn="0"/>
                     </w:pPr>
                     <w:sdt>
                       <w:sdtPr>
-                        <w:rPr/>
                         <w:alias w:val="#Nav: /Item/SubTotals/SubTotals_Outstanding_Qty"/>
                         <w:tag w:val="#Nav: Inventory_Sales_Back_Orders/718"/>
                         <w:id w:val="401802035"/>
                         <w:placeholder>
                           <w:docPart w:val="3E20DE1794404A10B3A81754F7F5A1FC"/>
                         </w:placeholder>
-                        <w15:dataBinding w:prefixMappings="xmlns:ns0='urn:microsoft-dynamics-nav/reports/Inventory_Sales_Back_Orders/718/'" w:xpath="/ns0:NavWordReportXmlPart[1]/ns0:Item[1]/ns0:SubTotals[1]/ns0:SubTotals_Outstanding_Qty[1]" w:storeItemID="{BA705338-4C67-4D04-A73D-802DCC4EAF76}" w16sdtdh:storeItemChecksum="aCL3WA=="/>
+                        <w15:dataBinding w:prefixMappings="xmlns:ns0='urn:microsoft-dynamics-nav/reports/Inventory_Sales_Back_Orders/718/'" w:xpath="/ns0:NavWordReportXmlPart[1]/ns0:Item[1]/ns0:SubTotals[1]/ns0:SubTotals_Outstanding_Qty[1]" w:storeItemID="{BA705338-4C67-4D04-A73D-802DCC4EAF76}" w16sdtdh:storeItemChecksum="23QOFg=="/>
                       </w:sdtPr>
                       <w:sdtContent>
                         <w:proofErr w:type="spellStart"/>
@@ -1133,7 +1054,7 @@
                 </w:tc>
                 <w:tc>
                   <w:tcPr>
-                    <w:tcW w:w="597" w:type="pct"/>
+                    <w:tcW w:w="647" w:type="pct"/>
                     <w:tcBorders>
                       <w:top w:val="single" w:sz="4" w:space="0" w:color="F5F6F8"/>
                       <w:bottom w:val="single" w:sz="8" w:space="0" w:color="auto"/>
@@ -1143,134 +1064,6 @@
                     <w:pPr>
                       <w:pStyle w:val="BCLabel"/>
                       <w:spacing w:before="120" w:after="120"/>
-                      <w:cnfStyle w:val="000000000000" w:firstRow="0" w:lastRow="0" w:firstColumn="0" w:lastColumn="0" w:oddVBand="0" w:evenVBand="0" w:oddHBand="0" w:evenHBand="0" w:firstRowFirstColumn="0" w:firstRowLastColumn="0" w:lastRowFirstColumn="0" w:lastRowLastColumn="0"/>
-                    </w:pPr>
-                  </w:p>
-                </w:tc>
-              </w:tr>
-              <w:tr>
-                <w:trPr>
-                  <w:cnfStyle w:val="000000100000" w:firstRow="0" w:lastRow="0" w:firstColumn="0" w:lastColumn="0" w:oddVBand="0" w:evenVBand="0" w:oddHBand="1" w:evenHBand="0" w:firstRowFirstColumn="0" w:firstRowLastColumn="0" w:lastRowFirstColumn="0" w:lastRowLastColumn="0"/>
-                  <w:cantSplit/>
-                  <w:trHeight w:val="490"/>
-                </w:trPr>
-                <w:tc>
-                  <w:tcPr>
-                    <w:cnfStyle w:val="001000000000" w:firstRow="0" w:lastRow="0" w:firstColumn="1" w:lastColumn="0" w:oddVBand="0" w:evenVBand="0" w:oddHBand="0" w:evenHBand="0" w:firstRowFirstColumn="0" w:firstRowLastColumn="0" w:lastRowFirstColumn="0" w:lastRowLastColumn="0"/>
-                    <w:tcW w:w="557" w:type="pct"/>
-                    <w:tcBorders>
-                      <w:top w:val="single" w:sz="8" w:space="0" w:color="auto"/>
-                    </w:tcBorders>
-                    <w:shd w:val="clear" w:color="auto" w:fill="auto"/>
-                  </w:tcPr>
-                  <w:p>
-                    <w:pPr>
-                      <w:pStyle w:val="NoSpacing"/>
-                    </w:pPr>
-                  </w:p>
-                </w:tc>
-                <w:tc>
-                  <w:tcPr>
-                    <w:tcW w:w="531" w:type="pct"/>
-                    <w:tcBorders>
-                      <w:top w:val="single" w:sz="8" w:space="0" w:color="auto"/>
-                    </w:tcBorders>
-                    <w:shd w:val="clear" w:color="auto" w:fill="auto"/>
-                  </w:tcPr>
-                  <w:p>
-                    <w:pPr>
-                      <w:pStyle w:val="NoSpacing"/>
-                      <w:cnfStyle w:val="000000100000" w:firstRow="0" w:lastRow="0" w:firstColumn="0" w:lastColumn="0" w:oddVBand="0" w:evenVBand="0" w:oddHBand="1" w:evenHBand="0" w:firstRowFirstColumn="0" w:firstRowLastColumn="0" w:lastRowFirstColumn="0" w:lastRowLastColumn="0"/>
-                    </w:pPr>
-                  </w:p>
-                </w:tc>
-                <w:tc>
-                  <w:tcPr>
-                    <w:tcW w:w="1142" w:type="pct"/>
-                    <w:tcBorders>
-                      <w:top w:val="single" w:sz="8" w:space="0" w:color="auto"/>
-                    </w:tcBorders>
-                    <w:shd w:val="clear" w:color="auto" w:fill="auto"/>
-                  </w:tcPr>
-                  <w:p>
-                    <w:pPr>
-                      <w:pStyle w:val="NoSpacing"/>
-                      <w:cnfStyle w:val="000000100000" w:firstRow="0" w:lastRow="0" w:firstColumn="0" w:lastColumn="0" w:oddVBand="0" w:evenVBand="0" w:oddHBand="1" w:evenHBand="0" w:firstRowFirstColumn="0" w:firstRowLastColumn="0" w:lastRowFirstColumn="0" w:lastRowLastColumn="0"/>
-                    </w:pPr>
-                  </w:p>
-                </w:tc>
-                <w:tc>
-                  <w:tcPr>
-                    <w:tcW w:w="580" w:type="pct"/>
-                    <w:tcBorders>
-                      <w:top w:val="single" w:sz="8" w:space="0" w:color="auto"/>
-                    </w:tcBorders>
-                    <w:shd w:val="clear" w:color="auto" w:fill="auto"/>
-                  </w:tcPr>
-                  <w:p>
-                    <w:pPr>
-                      <w:pStyle w:val="NoSpacing"/>
-                      <w:cnfStyle w:val="000000100000" w:firstRow="0" w:lastRow="0" w:firstColumn="0" w:lastColumn="0" w:oddVBand="0" w:evenVBand="0" w:oddHBand="1" w:evenHBand="0" w:firstRowFirstColumn="0" w:firstRowLastColumn="0" w:lastRowFirstColumn="0" w:lastRowLastColumn="0"/>
-                    </w:pPr>
-                  </w:p>
-                </w:tc>
-                <w:tc>
-                  <w:tcPr>
-                    <w:tcW w:w="531" w:type="pct"/>
-                    <w:tcBorders>
-                      <w:top w:val="single" w:sz="8" w:space="0" w:color="auto"/>
-                    </w:tcBorders>
-                    <w:shd w:val="clear" w:color="auto" w:fill="auto"/>
-                  </w:tcPr>
-                  <w:p>
-                    <w:pPr>
-                      <w:pStyle w:val="NoSpacing"/>
-                      <w:cnfStyle w:val="000000100000" w:firstRow="0" w:lastRow="0" w:firstColumn="0" w:lastColumn="0" w:oddVBand="0" w:evenVBand="0" w:oddHBand="1" w:evenHBand="0" w:firstRowFirstColumn="0" w:firstRowLastColumn="0" w:lastRowFirstColumn="0" w:lastRowLastColumn="0"/>
-                    </w:pPr>
-                  </w:p>
-                </w:tc>
-                <w:tc>
-                  <w:tcPr>
-                    <w:tcW w:w="465" w:type="pct"/>
-                    <w:tcBorders>
-                      <w:top w:val="single" w:sz="8" w:space="0" w:color="auto"/>
-                    </w:tcBorders>
-                    <w:shd w:val="clear" w:color="auto" w:fill="auto"/>
-                  </w:tcPr>
-                  <w:p>
-                    <w:pPr>
-                      <w:pStyle w:val="NoSpacing"/>
-                      <w:cnfStyle w:val="000000100000" w:firstRow="0" w:lastRow="0" w:firstColumn="0" w:lastColumn="0" w:oddVBand="0" w:evenVBand="0" w:oddHBand="1" w:evenHBand="0" w:firstRowFirstColumn="0" w:firstRowLastColumn="0" w:lastRowFirstColumn="0" w:lastRowLastColumn="0"/>
-                    </w:pPr>
-                  </w:p>
-                </w:tc>
-                <w:tc>
-                  <w:tcPr>
-                    <w:tcW w:w="597" w:type="pct"/>
-                    <w:tcBorders>
-                      <w:top w:val="single" w:sz="8" w:space="0" w:color="auto"/>
-                    </w:tcBorders>
-                    <w:shd w:val="clear" w:color="auto" w:fill="auto"/>
-                  </w:tcPr>
-                  <w:p>
-                    <w:pPr>
-                      <w:pStyle w:val="NoSpacing"/>
-                      <w:cnfStyle w:val="000000100000" w:firstRow="0" w:lastRow="0" w:firstColumn="0" w:lastColumn="0" w:oddVBand="0" w:evenVBand="0" w:oddHBand="1" w:evenHBand="0" w:firstRowFirstColumn="0" w:firstRowLastColumn="0" w:lastRowFirstColumn="0" w:lastRowLastColumn="0"/>
-                    </w:pPr>
-                  </w:p>
-                </w:tc>
-                <w:tc>
-                  <w:tcPr>
-                    <w:tcW w:w="597" w:type="pct"/>
-                    <w:tcBorders>
-                      <w:top w:val="single" w:sz="8" w:space="0" w:color="auto"/>
-                    </w:tcBorders>
-                    <w:shd w:val="clear" w:color="auto" w:fill="auto"/>
-                  </w:tcPr>
-                  <w:p>
-                    <w:pPr>
-                      <w:pStyle w:val="NoSpacing"/>
-                      <w:cnfStyle w:val="000000100000" w:firstRow="0" w:lastRow="0" w:firstColumn="0" w:lastColumn="0" w:oddVBand="0" w:evenVBand="0" w:oddHBand="1" w:evenHBand="0" w:firstRowFirstColumn="0" w:firstRowLastColumn="0" w:lastRowFirstColumn="0" w:lastRowLastColumn="0"/>
                     </w:pPr>
                   </w:p>
                 </w:tc>
@@ -1885,8 +1678,8 @@
       <w:spacing w:after="0" w:line="240" w:lineRule="auto"/>
     </w:pPr>
     <w:rPr>
-      <w:rFonts w:asciiTheme="minorHAnsi" w:hAnsiTheme="minorHAnsi" w:eastAsiaTheme="minorHAnsi" w:cstheme="minorBidi"/>
-      <w:color w:val="242424" w:themeColor="text1"/>
+      <w:rFonts w:eastAsiaTheme="minorHAnsi"/>
+      <w:color w:val="000000" w:themeColor="text1"/>
     </w:rPr>
   </w:style>
   <w:style w:type="paragraph" w:customStyle="1" w:styleId="BCNumber">
@@ -1895,13 +1688,7 @@
     <w:next w:val="Normal"/>
     <w:uiPriority w:val="2"/>
     <w:qFormat/>
-    <w:pPr>
-      <w:spacing w:before="0" w:after="0" w:line="240" w:lineRule="auto"/>
-    </w:pPr>
     <w:rPr>
-      <w:rFonts w:asciiTheme="minorHAnsi" w:hAnsiTheme="minorHAnsi" w:eastAsiaTheme="minorHAnsi" w:cstheme="minorBidi"/>
-      <w:color w:val="242424" w:themeColor="text1"/>
-      <w14:numForm w14:val="tabular"/>
       <w14:numSpacing w14:val="tabular"/>
     </w:rPr>
   </w:style>
@@ -1913,11 +1700,9 @@
     <w:qFormat/>
     <w:pPr>
       <w:keepNext/>
-      <w:spacing w:before="0" w:after="0" w:line="240" w:lineRule="auto"/>
     </w:pPr>
     <w:rPr>
-      <w:rFonts w:asciiTheme="majorHAnsi" w:hAnsiTheme="majorHAnsi" w:eastAsiaTheme="majorEastAsia" w:cstheme="majorBidi"/>
-      <w:color w:val="242424" w:themeColor="text1"/>
+      <w:rFonts w:asciiTheme="majorHAnsi" w:eastAsiaTheme="majorEastAsia" w:hAnsiTheme="majorHAnsi" w:cstheme="majorBidi"/>
     </w:rPr>
   </w:style>
   <w:style w:type="paragraph" w:customStyle="1" w:styleId="BCLabelNumber">
@@ -1926,13 +1711,7 @@
     <w:next w:val="Normal"/>
     <w:uiPriority w:val="2"/>
     <w:qFormat/>
-    <w:pPr>
-      <w:spacing w:before="0" w:after="0" w:line="240" w:lineRule="auto"/>
-    </w:pPr>
     <w:rPr>
-      <w:rFonts w:asciiTheme="majorHAnsi" w:hAnsiTheme="majorHAnsi" w:eastAsiaTheme="majorEastAsia" w:cstheme="majorBidi"/>
-      <w:color w:val="242424" w:themeColor="text1"/>
-      <w14:numForm w14:val="tabular"/>
       <w14:numSpacing w14:val="tabular"/>
     </w:rPr>
   </w:style>
@@ -1942,25 +1721,21 @@
     <w:uiPriority w:val="99"/>
     <w:qFormat/>
     <w:pPr>
-      <w:spacing w:before="0" w:after="0" w:line="240" w:lineRule="auto"/>
+      <w:spacing w:after="0" w:line="240" w:lineRule="auto"/>
     </w:pPr>
     <w:tblPr>
       <w:tblStyleRowBandSize w:val="1"/>
       <w:tblStyleColBandSize w:val="1"/>
       <w:tblCellMar>
-        <w:top w:w="0" w:type="dxa"/>
         <w:left w:w="0" w:type="dxa"/>
-        <w:bottom w:w="0" w:type="dxa"/>
         <w:right w:w="0" w:type="dxa"/>
       </w:tblCellMar>
     </w:tblPr>
-    <w:tcPr>
-      <w:vAlign w:val="top"/>
-    </w:tcPr>
     <w:tblStylePr w:type="firstRow">
       <w:rPr>
         <w:rFonts w:asciiTheme="majorHAnsi" w:hAnsiTheme="majorHAnsi" w:cstheme="majorBidi"/>
       </w:rPr>
+      <w:tblPr/>
       <w:tcPr>
         <w:vAlign w:val="top"/>
       </w:tcPr>
@@ -1972,15 +1747,13 @@
     <w:uiPriority w:val="99"/>
     <w:qFormat/>
     <w:pPr>
-      <w:spacing w:before="0" w:after="0" w:line="240" w:lineRule="auto"/>
+      <w:spacing w:after="0" w:line="240" w:lineRule="auto"/>
     </w:pPr>
     <w:tblPr>
       <w:tblStyleRowBandSize w:val="1"/>
       <w:tblStyleColBandSize w:val="1"/>
       <w:tblCellMar>
-        <w:top w:w="0" w:type="dxa"/>
         <w:left w:w="115" w:type="dxa"/>
-        <w:bottom w:w="0" w:type="dxa"/>
         <w:right w:w="115" w:type="dxa"/>
       </w:tblCellMar>
     </w:tblPr>
@@ -1994,28 +1767,32 @@
       <w:rPr>
         <w:rFonts w:asciiTheme="majorHAnsi" w:hAnsiTheme="majorHAnsi" w:cstheme="majorBidi"/>
       </w:rPr>
+      <w:tblPr/>
       <w:tcPr>
         <w:tcBorders>
-          <w:bottom w:val="single" w:sz="4" w:space="0" w:color="242424" w:themeColor="text1"/>
+          <w:bottom w:val="single" w:sz="4" w:space="0" w:color="000000" w:themeColor="text1"/>
         </w:tcBorders>
         <w:vAlign w:val="top"/>
       </w:tcPr>
     </w:tblStylePr>
     <w:tblStylePr w:type="lastRow">
+      <w:tblPr/>
       <w:tcPr>
         <w:tcBorders>
-          <w:bottom w:val="single" w:sz="4" w:space="0" w:color="F5F7F8" w:themeColor="background2"/>
+          <w:bottom w:val="single" w:sz="4" w:space="0" w:color="E8E8E8" w:themeColor="background2"/>
         </w:tcBorders>
       </w:tcPr>
     </w:tblStylePr>
     <w:tblStylePr w:type="band1Horz">
+      <w:tblPr/>
       <w:tcPr>
         <w:shd w:val="clear" w:color="auto" w:fill="auto"/>
       </w:tcPr>
     </w:tblStylePr>
     <w:tblStylePr w:type="band2Horz">
+      <w:tblPr/>
       <w:tcPr>
-        <w:shd w:val="clear" w:color="auto" w:fill="CCE6E9" w:themeFill="accent2" w:themeFillTint="33"/>
+        <w:shd w:val="clear" w:color="auto" w:fill="FAE2D5" w:themeFill="accent2" w:themeFillTint="33"/>
       </w:tcPr>
     </w:tblStylePr>
   </w:style>
@@ -2025,15 +1802,13 @@
     <w:uiPriority w:val="99"/>
     <w:qFormat/>
     <w:pPr>
-      <w:spacing w:before="0" w:after="0" w:line="240" w:lineRule="auto"/>
+      <w:spacing w:after="0" w:line="240" w:lineRule="auto"/>
     </w:pPr>
     <w:tblPr>
       <w:tblStyleRowBandSize w:val="1"/>
       <w:tblStyleColBandSize w:val="1"/>
       <w:tblCellMar>
-        <w:top w:w="0" w:type="dxa"/>
         <w:left w:w="115" w:type="dxa"/>
-        <w:bottom w:w="0" w:type="dxa"/>
         <w:right w:w="115" w:type="dxa"/>
       </w:tblCellMar>
     </w:tblPr>
@@ -2044,10 +1819,11 @@
       <w:rPr>
         <w:rFonts w:asciiTheme="majorHAnsi" w:hAnsiTheme="majorHAnsi" w:cstheme="majorBidi"/>
       </w:rPr>
+      <w:tblPr/>
       <w:tcPr>
         <w:tcBorders>
-          <w:top w:val="single" w:sz="4" w:space="0" w:color="242424" w:themeColor="text1"/>
-          <w:bottom w:val="single" w:sz="8" w:space="0" w:color="242424" w:themeColor="text1"/>
+          <w:top w:val="single" w:sz="4" w:space="0" w:color="000000" w:themeColor="text1"/>
+          <w:bottom w:val="single" w:sz="8" w:space="0" w:color="000000" w:themeColor="text1"/>
         </w:tcBorders>
       </w:tcPr>
     </w:tblStylePr>
@@ -2058,7 +1834,7 @@
     <w:uiPriority w:val="99"/>
     <w:qFormat/>
     <w:pPr>
-      <w:spacing w:before="0" w:after="0" w:line="240" w:lineRule="auto"/>
+      <w:spacing w:after="0" w:line="240" w:lineRule="auto"/>
     </w:pPr>
     <w:tblPr>
       <w:tblStyleRowBandSize w:val="1"/>
@@ -2077,6 +1853,7 @@
       <w:rPr>
         <w:rFonts w:asciiTheme="majorHAnsi" w:hAnsiTheme="majorHAnsi" w:cstheme="majorBidi"/>
       </w:rPr>
+      <w:tblPr/>
       <w:tcPr>
         <w:vAlign w:val="bottom"/>
       </w:tcPr>
@@ -2085,9 +1862,10 @@
       <w:rPr>
         <w:rFonts w:asciiTheme="majorHAnsi" w:hAnsiTheme="majorHAnsi" w:cstheme="majorBidi"/>
       </w:rPr>
+      <w:tblPr/>
       <w:tcPr>
         <w:tcBorders>
-          <w:top w:val="single" w:sz="4" w:space="0" w:color="242424" w:themeColor="text1"/>
+          <w:top w:val="single" w:sz="4" w:space="0" w:color="000000" w:themeColor="text1"/>
         </w:tcBorders>
       </w:tcPr>
     </w:tblStylePr>
@@ -2098,25 +1876,21 @@
     <w:uiPriority w:val="99"/>
     <w:qFormat/>
     <w:pPr>
-      <w:spacing w:before="0" w:after="0" w:line="240" w:lineRule="auto"/>
+      <w:spacing w:after="0" w:line="240" w:lineRule="auto"/>
     </w:pPr>
     <w:tblPr>
       <w:tblStyleRowBandSize w:val="1"/>
       <w:tblStyleColBandSize w:val="1"/>
       <w:tblCellMar>
-        <w:top w:w="0" w:type="dxa"/>
         <w:left w:w="0" w:type="dxa"/>
-        <w:bottom w:w="0" w:type="dxa"/>
         <w:right w:w="0" w:type="dxa"/>
       </w:tblCellMar>
     </w:tblPr>
-    <w:tcPr>
-      <w:vAlign w:val="top"/>
-    </w:tcPr>
     <w:tblStylePr w:type="lastRow">
+      <w:tblPr/>
       <w:tcPr>
         <w:tcBorders>
-          <w:bottom w:val="single" w:sz="4" w:space="0" w:color="242424" w:themeColor="text1"/>
+          <w:bottom w:val="single" w:sz="4" w:space="0" w:color="000000" w:themeColor="text1"/>
         </w:tcBorders>
       </w:tcPr>
     </w:tblStylePr>
@@ -2326,20 +2100,6 @@
     <w:pitch w:val="variable"/>
     <w:sig w:usb0="20000287" w:usb1="00000003" w:usb2="00000000" w:usb3="00000000" w:csb0="0000019F" w:csb1="00000000"/>
   </w:font>
-  <w:font w:name="Segoe UI">
-    <w:panose1 w:val="020B0502040204020203"/>
-    <w:charset w:val="00"/>
-    <w:family w:val="swiss"/>
-    <w:pitch w:val="variable"/>
-    <w:sig w:usb0="E4002EFF" w:usb1="C000E47F" w:usb2="00000009" w:usb3="00000000" w:csb0="000001FF" w:csb1="00000000"/>
-  </w:font>
-  <w:font w:name="Segoe UI Semibold">
-    <w:panose1 w:val="020B0702040204020203"/>
-    <w:charset w:val="00"/>
-    <w:family w:val="swiss"/>
-    <w:pitch w:val="variable"/>
-    <w:sig w:usb0="E4002EFF" w:usb1="C000E47F" w:usb2="00000009" w:usb3="00000000" w:csb0="000001FF" w:csb1="00000000"/>
-  </w:font>
 </w:fonts>
 </file>
 
@@ -2347,6 +2107,7 @@
 <w:settings xmlns:mc="http://schemas.openxmlformats.org/markup-compatibility/2006" xmlns:o="urn:schemas-microsoft-com:office:office" xmlns:r="http://schemas.openxmlformats.org/officeDocument/2006/relationships" xmlns:m="http://schemas.openxmlformats.org/officeDocument/2006/math" xmlns:v="urn:schemas-microsoft-com:vml" xmlns:w10="urn:schemas-microsoft-com:office:word" xmlns:w="http://schemas.openxmlformats.org/wordprocessingml/2006/main" xmlns:w14="http://schemas.microsoft.com/office/word/2010/wordml" xmlns:w15="http://schemas.microsoft.com/office/word/2012/wordml" xmlns:w16cex="http://schemas.microsoft.com/office/word/2018/wordml/cex" xmlns:w16cid="http://schemas.microsoft.com/office/word/2016/wordml/cid" xmlns:w16="http://schemas.microsoft.com/office/word/2018/wordml" xmlns:w16du="http://schemas.microsoft.com/office/word/2023/wordml/word16du" xmlns:w16sdtdh="http://schemas.microsoft.com/office/word/2020/wordml/sdtdatahash" xmlns:w16sdtfl="http://schemas.microsoft.com/office/word/2024/wordml/sdtformatlock" xmlns:w16se="http://schemas.microsoft.com/office/word/2015/wordml/symex" xmlns:sl="http://schemas.openxmlformats.org/schemaLibrary/2006/main" mc:Ignorable="w14 w15 w16se w16cid w16 w16cex w16sdtdh w16sdtfl w16du">
   <w:view w:val="normal"/>
   <w:defaultTabStop w:val="720"/>
+  <w:hyphenationZone w:val="425"/>
   <w:characterSpacingControl w:val="doNotCompress"/>
   <w:compat>
     <w:useFELayout/>
@@ -2360,10 +2121,15 @@
   <w:rsids>
     <w:rsidRoot w:val="001874A2"/>
     <w:rsid w:val="001874A2"/>
+    <w:rsid w:val="002E403E"/>
     <w:rsid w:val="00361061"/>
+    <w:rsid w:val="00415ADB"/>
     <w:rsid w:val="007A75D3"/>
+    <w:rsid w:val="008858E8"/>
     <w:rsid w:val="008E7FCD"/>
     <w:rsid w:val="00CD0104"/>
+    <w:rsid w:val="00D10140"/>
+    <w:rsid w:val="00DC252C"/>
     <w:rsid w:val="00F54A82"/>
   </w:rsids>
   <m:mathPr>
@@ -3483,7 +3249,13 @@
  
          < C u s t P h o n e N o C a p t i o n > C u s t P h o n e N o C a p t i o n < / C u s t P h o n e N o C a p t i o n >   
-         < D e s c r i p t i o n _ I t e m > D e s c r i p t i o n _ I t e m < / D e s c r i p t i o n _ I t e m > +         < D e s c r i p t i o n _ I t e m > & l t ; ? x m l   v e r s i o n = " 1 . 0 "   s t a n d a l o n e = " y e s " ? & g t ; + 
+ & l t ; ? m s o - a p p l i c a t i o n   p r o g i d = " W o r d . D o c u m e n t " ? & g t ; + 
+ & l t ; p k g : p a c k a g e   x m l n s : p k g = " h t t p : / / s c h e m a s . m i c r o s o f t . c o m / o f f i c e / 2 0 0 6 / x m l P a c k a g e " & g t ; & l t ; p k g : p a r t   p k g : n a m e = " / _ r e l s / . r e l s "   p k g : c o n t e n t T y p e = " a p p l i c a t i o n / v n d . o p e n x m l f o r m a t s - p a c k a g e . r e l a t i o n s h i p s + x m l "   p k g : p a d d i n g = " 5 1 2 " & g t ; & l t ; p k g : x m l D a t a & g t ; & l t ; R e l a t i o n s h i p s   x m l n s = " h t t p : / / s c h e m a s . o p e n x m l f o r m a t s . o r g / p a c k a g e / 2 0 0 6 / r e l a t i o n s h i p s " & g t ; & l t ; R e l a t i o n s h i p   I d = " r I d 1 "   T y p e = " h t t p : / / s c h e m a s . o p e n x m l f o r m a t s . o r g / o f f i c e D o c u m e n t / 2 0 0 6 / r e l a t i o n s h i p s / o f f i c e D o c u m e n t "   T a r g e t = " w o r d / d o c u m e n t . x m l " / & g t ; & l t ; / R e l a t i o n s h i p s & g t ; & l t ; / p k g : x m l D a t a & g t ; & l t ; / p k g : p a r t & g t ; & l t ; p k g : p a r t   p k g : n a m e = " / w o r d / d o c u m e n t . x m l "   p k g : c o n t e n t T y p e = " a p p l i c a t i o n / v n d . o p e n x m l f o r m a t s - o f f i c e d o c u m e n t . w o r d p r o c e s s i n g m l . d o c u m e n t . m a i n + x m l " & g t ; & l t ; p k g : x m l D a t a & g t ; & l t ; w : d o c u m e n t   x m l n s : w p c = " h t t p : / / s c h e m a s . m i c r o s o f t . c o m / o f f i c e / w o r d / 2 0 1 0 / w o r d p r o c e s s i n g C a n v a s "   x m l n s : c x = " h t t p : / / s c h e m a s . m i c r o s o f t . c o m / o f f i c e / d r a w i n g / 2 0 1 4 / c h a r t e x "   x m l n s : c x 1 = " h t t p : / / s c h e m a s . m i c r o s o f t . c o m / o f f i c e / d r a w i n g / 2 0 1 5 / 9 / 8 / c h a r t e x "   x m l n s : c x 2 = " h t t p : / / s c h e m a s . m i c r o s o f t . c o m / o f f i c e / d r a w i n g / 2 0 1 5 / 1 0 / 2 1 / c h a r t e x "   x m l n s : c x 3 = " h t t p : / / s c h e m a s . m i c r o s o f t . c o m / o f f i c e / d r a w i n g / 2 0 1 6 / 5 / 9 / c h a r t e x "   x m l n s : c x 4 = " h t t p : / / s c h e m a s . m i c r o s o f t . c o m / o f f i c e / d r a w i n g / 2 0 1 6 / 5 / 1 0 / c h a r t e x "   x m l n s : c x 5 = " h t t p : / / s c h e m a s . m i c r o s o f t . c o m / o f f i c e / d r a w i n g / 2 0 1 6 / 5 / 1 1 / c h a r t e x "   x m l n s : c x 6 = " h t t p : / / s c h e m a s . m i c r o s o f t . c o m / o f f i c e / d r a w i n g / 2 0 1 6 / 5 / 1 2 / c h a r t e x "   x m l n s : c x 7 = " h t t p : / / s c h e m a s . m i c r o s o f t . c o m / o f f i c e / d r a w i n g / 2 0 1 6 / 5 / 1 3 / c h a r t e x "   x m l n s : c x 8 = " h t t p : / / s c h e m a s . m i c r o s o f t . c o m / o f f i c e / d r a w i n g / 2 0 1 6 / 5 / 1 4 / c h a r t e x "   x m l n s : m c = " h t t p : / / s c h e m a s . o p e n x m l f o r m a t s . o r g / m a r k u p - c o m p a t i b i l i t y / 2 0 0 6 "   x m l n s : a i n k = " h t t p : / / s c h e m a s . m i c r o s o f t . c o m / o f f i c e / d r a w i n g / 2 0 1 6 / i n k "   x m l n s : a m 3 d = " h t t p : / / s c h e m a s . m i c r o s o f t . c o m / o f f i c e / d r a w i n g / 2 0 1 7 / m o d e l 3 d "   x m l n s : o = " u r n : s c h e m a s - m i c r o s o f t - c o m : o f f i c e : o f f i c e "   x m l n s : o e l = " h t t p : / / s c h e m a s . m i c r o s o f t . c o m / o f f i c e / 2 0 1 9 / e x t l s t "   x m l n s : r = " h t t p : / / s c h e m a s . o p e n x m l f o r m a t s . o r g / o f f i c e D o c u m e n t / 2 0 0 6 / r e l a t i o n s h i p s "   x m l n s : m = " h t t p : / / s c h e m a s . o p e n x m l f o r m a t s . o r g / o f f i c e D o c u m e n t / 2 0 0 6 / m a t h "   x m l n s : v = " u r n : s c h e m a s - m i c r o s o f t - c o m : v m l "   x m l n s : w p 1 4 = " h t t p : / / s c h e m a s . m i c r o s o f t . c o m / o f f i c e / w o r d / 2 0 1 0 / w o r d p r o c e s s i n g D r a w i n g "   x m l n s : w p = " h t t p : / / s c h e m a s . o p e n x m l f o r m a t s . o r g / d r a w i n g m l / 2 0 0 6 / w o r d p r o c e s s i n g D r a w i n g "   x m l n s : w 1 0 = " u r n : s c h e m a s - m i c r o s o f t - c o m : o f f i c e : w o r d "   x m l n s : w = " h t t p : / / s c h e m a s . o p e n x m l f o r m a t s . o r g / w o r d p r o c e s s i n g m l / 2 0 0 6 / m a i n "   x m l n s : w 1 4 = " h t t p : / / s c h e m a s . m i c r o s o f t . c o m / o f f i c e / w o r d / 2 0 1 0 / w o r d m l "   x m l n s : w 1 5 = " h t t p : / / s c h e m a s . m i c r o s o f t . c o m / o f f i c e / w o r d / 2 0 1 2 / w o r d m l "   x m l n s : w 1 6 c e i = " h t t p : / / s c h e m a s . m i c r o s o f t . c o m / o f f i c e / w o r d / 2 0 2 6 / w o r d m l / c e i "   x m l n s : w 1 6 c e x = " h t t p : / / s c h e m a s . m i c r o s o f t . c o m / o f f i c e / w o r d / 2 0 1 8 / w o r d m l / c e x "   x m l n s : w 1 6 c i d = " h t t p : / / s c h e m a s . m i c r o s o f t . c o m / o f f i c e / w o r d / 2 0 1 6 / w o r d m l / c i d "   x m l n s : w 1 6 = " h t t p : / / s c h e m a s . m i c r o s o f t . c o m / o f f i c e / w o r d / 2 0 1 8 / w o r d m l "   x m l n s : w 1 6 d u = " h t t p : / / s c h e m a s . m i c r o s o f t . c o m / o f f i c e / w o r d / 2 0 2 3 / w o r d m l / w o r d 1 6 d u "   x m l n s : w 1 6 s d t d h = " h t t p : / / s c h e m a s . m i c r o s o f t . c o m / o f f i c e / w o r d / 2 0 2 0 / w o r d m l / s d t d a t a h a s h "   x m l n s : w 1 6 s d t f l = " h t t p : / / s c h e m a s . m i c r o s o f t . c o m / o f f i c e / w o r d / 2 0 2 4 / w o r d m l / s d t f o r m a t l o c k "   x m l n s : w 1 6 s e = " h t t p : / / s c h e m a s . m i c r o s o f t . c o m / o f f i c e / w o r d / 2 0 1 5 / w o r d m l / s y m e x "   x m l n s : w p g = " h t t p : / / s c h e m a s . m i c r o s o f t . c o m / o f f i c e / w o r d / 2 0 1 0 / w o r d p r o c e s s i n g G r o u p "   x m l n s : w p i = " h t t p : / / s c h e m a s . m i c r o s o f t . c o m / o f f i c e / w o r d / 2 0 1 0 / w o r d p r o c e s s i n g I n k "   x m l n s : w n e = " h t t p : / / s c h e m a s . m i c r o s o f t . c o m / o f f i c e / w o r d / 2 0 0 6 / w o r d m l "   x m l n s : w p s = " h t t p : / / s c h e m a s . m i c r o s o f t . c o m / o f f i c e / w o r d / 2 0 1 0 / w o r d p r o c e s s i n g S h a p e "   m c : I g n o r a b l e = " w 1 4   w 1 5   w 1 6 s e   w 1 6 c i d   w 1 6   w 1 6 c e x   w 1 6 s d t d h   w 1 6 s d t f l   w 1 6 d u   w p 1 4 " & g t ; & l t ; w : b o d y & g t ; & l t ; w : p   w 1 4 : p a r a I d = " 2 2 B F 4 C B 9 "   w 1 4 : t e x t I d = " 2 3 2 B 0 2 E 0 "   w : r s i d R = " 0 0 D 0 4 0 2 A "   w : r s i d R D e f a u l t = " 0 0 D 0 4 0 2 A " & g t ; & l t ; w : p P r & g t ; & l t ; w : k e e p N e x t / & g t ; & l t ; w : s p a c i n g   w : a f t e r = " 0 "   w : l i n e = " 2 4 0 "   w : l i n e R u l e = " a u t o " / & g t ; & l t ; / w : p P r & g t ; & l t ; w : r & g t ; & l t ; w : t & g t ; D e s c r i p t i o n _ I t e m & l t ; / w : t & g t ; & l t ; / w : r & g t ; & l t ; / w : p & g t ; & l t ; w : s e c t P r   w : r s i d R = " 0 0 D 0 4 0 2 A " & g t ; & l t ; w : p g S z   w : w = " 1 2 2 4 0 "   w : h = " 1 5 8 4 0 " / & g t ; & l t ; w : p g M a r   w : t o p = " 1 4 4 0 "   w : r i g h t = " 1 4 4 0 "   w : b o t t o m = " 1 4 4 0 "   w : l e f t = " 1 4 4 0 "   w : h e a d e r = " 7 0 8 "   w : f o o t e r = " 7 0 8 "   w : g u t t e r = " 0 " / & g t ; & l t ; w : c o l s   w : s p a c e = " 7 0 8 " / & g t ; & l t ; / w : s e c t P r & g t ; & l t ; / w : b o d y & g t ; & l t ; / w : d o c u m e n t & g t ; & l t ; / p k g : x m l D a t a & g t ; & l t ; / p k g : p a r t & g t ; & l t ; p k g : p a r t   p k g : n a m e = " / w o r d / _ r e l s / d o c u m e n t . x m l . r e l s "   p k g : c o n t e n t T y p e = " a p p l i c a t i o n / v n d . o p e n x m l f o r m a t s - p a c k a g e . r e l a t i o n s h i p s + x m l "   p k g : p a d d i n g = " 2 5 6 " & g t ; & l t ; p k g : x m l D a t a & g t ; & l t ; R e l a t i o n s h i p s   x m l n s = " h t t p : / / s c h e m a s . o p e n x m l f o r m a t s . o r g / p a c k a g e / 2 0 0 6 / r e l a t i o n s h i p s " & g t ; & l t ; R e l a t i o n s h i p   I d = " r I d 1 "   T y p e = " h t t p : / / s c h e m a s . o p e n x m l f o r m a t s . o r g / o f f i c e D o c u m e n t / 2 0 0 6 / r e l a t i o n s h i p s / s t y l e s "   T a r g e t = " s t y l e s . x m l " / & g t ; & l t ; / R e l a t i o n s h i p s & g t ; & l t ; / p k g : x m l D a t a & g t ; & l t ; / p k g : p a r t & g t ; & l t ; p k g : p a r t   p k g : n a m e = " / w o r d / s t y l e s . x m l "   p k g : c o n t e n t T y p e = " a p p l i c a t i o n / v n d . o p e n x m l f o r m a t s - o f f i c e d o c u m e n t . w o r d p r o c e s s i n g m l . s t y l e s + x m l " & g t ; & l t ; p k g : x m l D a t a & g t ; & l t ; w : s t y l e s   x m l n s : m c = " h t t p : / / s c h e m a s . o p e n x m l f o r m a t s . o r g / m a r k u p - c o m p a t i b i l i t y / 2 0 0 6 "   x m l n s : r = " h t t p : / / s c h e m a s . o p e n x m l f o r m a t s . o r g / o f f i c e D o c u m e n t / 2 0 0 6 / r e l a t i o n s h i p s "   x m l n s : w = " h t t p : / / s c h e m a s . o p e n x m l f o r m a t s . o r g / w o r d p r o c e s s i n g m l / 2 0 0 6 / m a i n "   x m l n s : w 1 4 = " h t t p : / / s c h e m a s . m i c r o s o f t . c o m / o f f i c e / w o r d / 2 0 1 0 / w o r d m l "   x m l n s : w 1 5 = " h t t p : / / s c h e m a s . m i c r o s o f t . c o m / o f f i c e / w o r d / 2 0 1 2 / w o r d m l "   x m l n s : w 1 6 c e x = " h t t p : / / s c h e m a s . m i c r o s o f t . c o m / o f f i c e / w o r d / 2 0 1 8 / w o r d m l / c e x "   x m l n s : w 1 6 c i d = " h t t p : / / s c h e m a s . m i c r o s o f t . c o m / o f f i c e / w o r d / 2 0 1 6 / w o r d m l / c i d "   x m l n s : w 1 6 = " h t t p : / / s c h e m a s . m i c r o s o f t . c o m / o f f i c e / w o r d / 2 0 1 8 / w o r d m l "   x m l n s : w 1 6 d u = " h t t p : / / s c h e m a s . m i c r o s o f t . c o m / o f f i c e / w o r d / 2 0 2 3 / w o r d m l / w o r d 1 6 d u "   x m l n s : w 1 6 s d t d h = " h t t p : / / s c h e m a s . m i c r o s o f t . c o m / o f f i c e / w o r d / 2 0 2 0 / w o r d m l / s d t d a t a h a s h "   x m l n s : w 1 6 s d t f l = " h t t p : / / s c h e m a s . m i c r o s o f t . c o m / o f f i c e / w o r d / 2 0 2 4 / w o r d m l / s d t f o r m a t l o c k "   x m l n s : w 1 6 s e = " h t t p : / / s c h e m a s . m i c r o s o f t . c o m / o f f i c e / w o r d / 2 0 1 5 / w o r d m l / s y m e x "   m c : I g n o r a b l e = " w 1 4   w 1 5   w 1 6 s e   w 1 6 c i d   w 1 6   w 1 6 c e x   w 1 6 s d t d h   w 1 6 s d t f l   w 1 6 d u " & g t ; & l t ; w : d o c D e f a u l t s & g t ; & l t ; w : r P r D e f a u l t & g t ; & l t ; w : r P r & g t ; & l t ; w : r F o n t s   w : a s c i i T h e m e = " m i n o r H A n s i "   w : e a s t A s i a T h e m e = " m i n o r E a s t A s i a "   w : h A n s i T h e m e = " m i n o r H A n s i "   w : c s t h e m e = " m i n o r B i d i " / & g t ; & l t ; w : k e r n   w : v a l = " 2 " / & g t ; & l t ; w : s z   w : v a l = " 2 4 " / & g t ; & l t ; w : s z C s   w : v a l = " 2 4 " / & g t ; & l t ; w : l a n g   w : v a l = " e n - D K "   w : e a s t A s i a = " e n - D K "   w : b i d i = " a r - S A " / & g t ; & l t ; w 1 4 : l i g a t u r e s   w 1 4 : v a l = " s t a n d a r d C o n t e x t u a l " / & g t ; & l t ; / w : r P r & g t ; & l t ; / w : r P r D e f a u l t & g t ; & l t ; w : p P r D e f a u l t & g t ; & l t ; w : p P r & g t ; & l t ; w : s p a c i n g   w : a f t e r = " 1 6 0 "   w : l i n e = " 2 7 8 "   w : l i n e R u l e = " a u t o " / & g t ; & l t ; / w : p P r & g t ; & l t ; / w : p P r D e f a u l t & g t ; & l t ; / w : d o c D e f a u l t s & g t ; & l t ; w : s t y l e   w : t y p e = " p a r a g r a p h "   w : d e f a u l t = " 1 "   w : s t y l e I d = " N o r m a l " & g t ; & l t ; w : n a m e   w : v a l = " N o r m a l " / & g t ; & l t ; w : q F o r m a t / & g t ; & l t ; w : r s i d   w : v a l = " 0 0 B 3 0 F 1 4 " / & g t ; & l t ; / w : s t y l e & g t ; & l t ; w : s t y l e   w : t y p e = " c h a r a c t e r "   w : d e f a u l t = " 1 "   w : s t y l e I d = " D e f a u l t P a r a g r a p h F o n t " & g t ; & l t ; w : n a m e   w : v a l = " D e f a u l t   P a r a g r a p h   F o n t " / & g t ; & l t ; w : u i P r i o r i t y   w : v a l = " 1 " / & g t ; & l t ; w : s e m i H i d d e n / & g t ; & l t ; w : u n h i d e W h e n U s e d / & g t ; & l t ; w : r s i d   w : v a l = " 0 0 B 3 0 F 1 4 " / & g t ; & l t ; / w : s t y l e & g t ; & l t ; w : s t y l e   w : t y p e = " t a b l e "   w : d e f a u l t = " 1 "   w : s t y l e I d = " T a b l e N o r m a l " & g t ; & l t ; w : n a m e   w : v a l = " N o r m a l   T a b l e " / & g t ; & l t ; w : u i P r i o r i t y   w : v a l = " 9 9 " / & g t ; & l t ; w : s e m i H i d d e n / & g t ; & l t ; w : u n h i d e W h e n U s e d / & g t ; & l t ; w : t b l P r & g t ; & l t ; w : t b l I n d   w : w = " 0 "   w : t y p e = " d x a " / & g t ; & l t ; w : t b l C e l l M a r & g t ; & l t ; w : t o p   w : w = " 0 "   w : t y p e = " d x a " / & g t ; & l t ; w : l e f t   w : w = " 1 0 8 "   w : t y p e = " d x a " / & g t ; & l t ; w : b o t t o m   w : w = " 0 "   w : t y p e = " d x a " / & g t ; & l t ; w : r i g h t   w : w = " 1 0 8 "   w : t y p e = " d x a " / & g t ; & l t ; / w : t b l C e l l M a r & g t ; & l t ; / w : t b l P r & g t ; & l t ; / w : s t y l e & g t ; & l t ; w : s t y l e   w : t y p e = " n u m b e r i n g "   w : d e f a u l t = " 1 "   w : s t y l e I d = " N o L i s t " & g t ; & l t ; w : n a m e   w : v a l = " N o   L i s t " / & g t ; & l t ; w : u i P r i o r i t y   w : v a l = " 9 9 " / & g t ; & l t ; w : s e m i H i d d e n / & g t ; & l t ; w : u n h i d e W h e n U s e d / & g t ; & l t ; w : r s i d   w : v a l = " 0 0 B 3 0 F 1 4 " / & g t ; & l t ; / w : s t y l e & g t ; & l t ; / w : s t y l e s & g t ; & l t ; / p k g : x m l D a t a & g t ; & l t ; / p k g : p a r t & g t ; & l t ; / p k g : p a c k a g e & g t ; + 
+ < / D e s c r i p t i o n _ I t e m >   
          < G l o b a l D i m 1 F i l t e r _ I t e m > G l o b a l D i m 1 F i l t e r _ I t e m < / G l o b a l D i m 1 F i l t e r _ I t e m >   

--- a/src/Layers/W1/BaseApp/Inventory/Reports/InventorySalesBackOrdersBody.docx
+++ b/src/Layers/W1/BaseApp/Inventory/Reports/InventorySalesBackOrdersBody.docx
@@ -133,7 +133,7 @@
               <w:tcPr>
                 <w:tcW w:w="438" w:type="pct"/>
                 <w:tcBorders>
-                  <w:bottom w:val="single" w:sz="4" w:space="0" w:color="auto"/>
+                  <w:bottom w:val="single" w:color="auto" w:sz="4" w:space="0"/>
                 </w:tcBorders>
               </w:tcPr>
               <w:p>
@@ -166,7 +166,7 @@
               <w:tcPr>
                 <w:tcW w:w="683" w:type="pct"/>
                 <w:tcBorders>
-                  <w:bottom w:val="single" w:sz="4" w:space="0" w:color="auto"/>
+                  <w:bottom w:val="single" w:color="auto" w:sz="4" w:space="0"/>
                 </w:tcBorders>
               </w:tcPr>
               <w:p>
@@ -199,7 +199,7 @@
               <w:tcPr>
                 <w:tcW w:w="636" w:type="pct"/>
                 <w:tcBorders>
-                  <w:bottom w:val="single" w:sz="4" w:space="0" w:color="auto"/>
+                  <w:bottom w:val="single" w:color="auto" w:sz="4" w:space="0"/>
                 </w:tcBorders>
               </w:tcPr>
               <w:p>
@@ -232,7 +232,7 @@
               <w:tcPr>
                 <w:tcW w:w="693" w:type="pct"/>
                 <w:tcBorders>
-                  <w:bottom w:val="single" w:sz="4" w:space="0" w:color="auto"/>
+                  <w:bottom w:val="single" w:color="auto" w:sz="4" w:space="0"/>
                 </w:tcBorders>
               </w:tcPr>
               <w:p>
@@ -265,7 +265,7 @@
               <w:tcPr>
                 <w:tcW w:w="587" w:type="pct"/>
                 <w:tcBorders>
-                  <w:bottom w:val="single" w:sz="4" w:space="0" w:color="auto"/>
+                  <w:bottom w:val="single" w:color="auto" w:sz="4" w:space="0"/>
                 </w:tcBorders>
               </w:tcPr>
               <w:p>
@@ -298,7 +298,7 @@
               <w:tcPr>
                 <w:tcW w:w="594" w:type="pct"/>
                 <w:tcBorders>
-                  <w:bottom w:val="single" w:sz="4" w:space="0" w:color="auto"/>
+                  <w:bottom w:val="single" w:color="auto" w:sz="4" w:space="0"/>
                 </w:tcBorders>
               </w:tcPr>
               <w:p>
@@ -332,7 +332,7 @@
               <w:tcPr>
                 <w:tcW w:w="722" w:type="pct"/>
                 <w:tcBorders>
-                  <w:bottom w:val="single" w:sz="4" w:space="0" w:color="auto"/>
+                  <w:bottom w:val="single" w:color="auto" w:sz="4" w:space="0"/>
                 </w:tcBorders>
               </w:tcPr>
               <w:p>
@@ -366,7 +366,7 @@
               <w:tcPr>
                 <w:tcW w:w="647" w:type="pct"/>
                 <w:tcBorders>
-                  <w:bottom w:val="single" w:sz="4" w:space="0" w:color="auto"/>
+                  <w:bottom w:val="single" w:color="auto" w:sz="4" w:space="0"/>
                 </w:tcBorders>
               </w:tcPr>
               <w:p>
@@ -394,7 +394,7 @@
           <w:tcPr>
             <w:tcW w:w="438" w:type="pct"/>
             <w:tcBorders>
-              <w:top w:val="single" w:sz="4" w:space="0" w:color="auto"/>
+              <w:top w:val="single" w:color="auto" w:sz="4" w:space="0"/>
             </w:tcBorders>
           </w:tcPr>
           <w:p>
@@ -407,7 +407,7 @@
           <w:tcPr>
             <w:tcW w:w="683" w:type="pct"/>
             <w:tcBorders>
-              <w:top w:val="single" w:sz="4" w:space="0" w:color="auto"/>
+              <w:top w:val="single" w:color="auto" w:sz="4" w:space="0"/>
             </w:tcBorders>
           </w:tcPr>
           <w:p>
@@ -420,7 +420,7 @@
           <w:tcPr>
             <w:tcW w:w="636" w:type="pct"/>
             <w:tcBorders>
-              <w:top w:val="single" w:sz="4" w:space="0" w:color="auto"/>
+              <w:top w:val="single" w:color="auto" w:sz="4" w:space="0"/>
             </w:tcBorders>
           </w:tcPr>
           <w:p>
@@ -433,7 +433,7 @@
           <w:tcPr>
             <w:tcW w:w="693" w:type="pct"/>
             <w:tcBorders>
-              <w:top w:val="single" w:sz="4" w:space="0" w:color="auto"/>
+              <w:top w:val="single" w:color="auto" w:sz="4" w:space="0"/>
             </w:tcBorders>
           </w:tcPr>
           <w:p>
@@ -446,7 +446,7 @@
           <w:tcPr>
             <w:tcW w:w="587" w:type="pct"/>
             <w:tcBorders>
-              <w:top w:val="single" w:sz="4" w:space="0" w:color="auto"/>
+              <w:top w:val="single" w:color="auto" w:sz="4" w:space="0"/>
             </w:tcBorders>
           </w:tcPr>
           <w:p>
@@ -459,7 +459,7 @@
           <w:tcPr>
             <w:tcW w:w="594" w:type="pct"/>
             <w:tcBorders>
-              <w:top w:val="single" w:sz="4" w:space="0" w:color="auto"/>
+              <w:top w:val="single" w:color="auto" w:sz="4" w:space="0"/>
             </w:tcBorders>
           </w:tcPr>
           <w:p>
@@ -472,7 +472,7 @@
           <w:tcPr>
             <w:tcW w:w="722" w:type="pct"/>
             <w:tcBorders>
-              <w:top w:val="single" w:sz="4" w:space="0" w:color="auto"/>
+              <w:top w:val="single" w:color="auto" w:sz="4" w:space="0"/>
             </w:tcBorders>
           </w:tcPr>
           <w:p>
@@ -485,7 +485,7 @@
           <w:tcPr>
             <w:tcW w:w="647" w:type="pct"/>
             <w:tcBorders>
-              <w:top w:val="single" w:sz="4" w:space="0" w:color="auto"/>
+              <w:top w:val="single" w:color="auto" w:sz="4" w:space="0"/>
             </w:tcBorders>
           </w:tcPr>
           <w:p>
@@ -498,7 +498,7 @@
       <w:sdt>
         <w:sdtPr>
           <w:rPr>
-            <w:rFonts w:asciiTheme="minorHAnsi" w:eastAsiaTheme="minorHAnsi" w:hAnsiTheme="minorHAnsi" w:cstheme="minorBidi"/>
+            <w:rFonts w:asciiTheme="minorHAnsi" w:hAnsiTheme="minorHAnsi" w:eastAsiaTheme="minorHAnsi" w:cstheme="minorBidi"/>
             <w:lang w:eastAsia="zh-CN"/>
           </w:rPr>
           <w:alias w:val="#Nav: /Item"/>
@@ -509,7 +509,7 @@
         </w:sdtPr>
         <w:sdtEndPr>
           <w:rPr>
-            <w:rFonts w:asciiTheme="majorHAnsi" w:eastAsiaTheme="majorEastAsia" w:hAnsiTheme="majorHAnsi" w:cstheme="majorBidi"/>
+            <w:rFonts w:asciiTheme="majorHAnsi" w:hAnsiTheme="majorHAnsi" w:eastAsiaTheme="majorEastAsia" w:cstheme="majorBidi"/>
             <w:lang w:eastAsia="en-DK"/>
           </w:rPr>
         </w:sdtEndPr>
@@ -517,7 +517,7 @@
           <w:sdt>
             <w:sdtPr>
               <w:rPr>
-                <w:rFonts w:asciiTheme="minorHAnsi" w:eastAsiaTheme="minorHAnsi" w:hAnsiTheme="minorHAnsi" w:cstheme="minorBidi"/>
+                <w:rFonts w:asciiTheme="minorHAnsi" w:hAnsiTheme="minorHAnsi" w:eastAsiaTheme="minorHAnsi" w:cstheme="minorBidi"/>
                 <w:lang w:eastAsia="zh-CN"/>
               </w:rPr>
               <w:id w:val="-145052709"/>
@@ -528,7 +528,7 @@
             </w:sdtPr>
             <w:sdtEndPr>
               <w:rPr>
-                <w:rFonts w:asciiTheme="majorHAnsi" w:eastAsiaTheme="majorEastAsia" w:hAnsiTheme="majorHAnsi" w:cstheme="majorBidi"/>
+                <w:rFonts w:asciiTheme="majorHAnsi" w:hAnsiTheme="majorHAnsi" w:eastAsiaTheme="majorEastAsia" w:cstheme="majorBidi"/>
                 <w:lang w:eastAsia="en-DK"/>
               </w:rPr>
             </w:sdtEndPr>
@@ -542,7 +542,7 @@
                 <w:sdt>
                   <w:sdtPr>
                     <w:rPr>
-                      <w:rFonts w:asciiTheme="minorHAnsi" w:eastAsiaTheme="minorHAnsi" w:hAnsiTheme="minorHAnsi" w:cstheme="minorBidi"/>
+                      <w:rFonts w:asciiTheme="minorHAnsi" w:hAnsiTheme="minorHAnsi" w:eastAsiaTheme="minorHAnsi" w:cstheme="minorBidi"/>
                       <w:lang w:eastAsia="zh-CN"/>
                     </w:rPr>
                     <w:alias w:val="#Nav: /Item/No_Item"/>
@@ -555,7 +555,7 @@
                   </w:sdtPr>
                   <w:sdtEndPr>
                     <w:rPr>
-                      <w:rFonts w:asciiTheme="majorHAnsi" w:eastAsiaTheme="majorEastAsia" w:hAnsiTheme="majorHAnsi" w:cstheme="majorBidi"/>
+                      <w:rFonts w:asciiTheme="majorHAnsi" w:hAnsiTheme="majorHAnsi" w:eastAsiaTheme="majorEastAsia" w:cstheme="majorBidi"/>
                       <w:lang w:val="en-AU" w:eastAsia="ja-JP"/>
                     </w:rPr>
                   </w:sdtEndPr>
@@ -716,7 +716,7 @@
                           <w:tcPr>
                             <w:tcW w:w="438" w:type="pct"/>
                             <w:tcBorders>
-                              <w:bottom w:val="single" w:sz="4" w:space="0" w:color="F5F6F8"/>
+                              <w:bottom w:val="single" w:color="F5F6F8" w:sz="4" w:space="0"/>
                             </w:tcBorders>
                           </w:tcPr>
                           <w:p>
@@ -740,7 +740,7 @@
                               <w:tcPr>
                                 <w:tcW w:w="683" w:type="pct"/>
                                 <w:tcBorders>
-                                  <w:bottom w:val="single" w:sz="4" w:space="0" w:color="F5F6F8"/>
+                                  <w:bottom w:val="single" w:color="F5F6F8" w:sz="4" w:space="0"/>
                                 </w:tcBorders>
                               </w:tcPr>
                               <w:p>
@@ -771,7 +771,7 @@
                               <w:tcPr>
                                 <w:tcW w:w="636" w:type="pct"/>
                                 <w:tcBorders>
-                                  <w:bottom w:val="single" w:sz="4" w:space="0" w:color="F5F6F8"/>
+                                  <w:bottom w:val="single" w:color="F5F6F8" w:sz="4" w:space="0"/>
                                 </w:tcBorders>
                               </w:tcPr>
                               <w:p>
@@ -802,7 +802,7 @@
                               <w:tcPr>
                                 <w:tcW w:w="693" w:type="pct"/>
                                 <w:tcBorders>
-                                  <w:bottom w:val="single" w:sz="4" w:space="0" w:color="F5F6F8"/>
+                                  <w:bottom w:val="single" w:color="F5F6F8" w:sz="4" w:space="0"/>
                                 </w:tcBorders>
                               </w:tcPr>
                               <w:p>
@@ -833,7 +833,7 @@
                               <w:tcPr>
                                 <w:tcW w:w="587" w:type="pct"/>
                                 <w:tcBorders>
-                                  <w:bottom w:val="single" w:sz="4" w:space="0" w:color="F5F6F8"/>
+                                  <w:bottom w:val="single" w:color="F5F6F8" w:sz="4" w:space="0"/>
                                 </w:tcBorders>
                               </w:tcPr>
                               <w:p>
@@ -864,7 +864,7 @@
                               <w:tcPr>
                                 <w:tcW w:w="594" w:type="pct"/>
                                 <w:tcBorders>
-                                  <w:bottom w:val="single" w:sz="4" w:space="0" w:color="F5F6F8"/>
+                                  <w:bottom w:val="single" w:color="F5F6F8" w:sz="4" w:space="0"/>
                                 </w:tcBorders>
                               </w:tcPr>
                               <w:p>
@@ -896,7 +896,7 @@
                               <w:tcPr>
                                 <w:tcW w:w="722" w:type="pct"/>
                                 <w:tcBorders>
-                                  <w:bottom w:val="single" w:sz="4" w:space="0" w:color="F5F6F8"/>
+                                  <w:bottom w:val="single" w:color="F5F6F8" w:sz="4" w:space="0"/>
                                 </w:tcBorders>
                               </w:tcPr>
                               <w:p>
@@ -928,7 +928,7 @@
                               <w:tcPr>
                                 <w:tcW w:w="647" w:type="pct"/>
                                 <w:tcBorders>
-                                  <w:bottom w:val="single" w:sz="4" w:space="0" w:color="F5F6F8"/>
+                                  <w:bottom w:val="single" w:color="F5F6F8" w:sz="4" w:space="0"/>
                                 </w:tcBorders>
                               </w:tcPr>
                               <w:p>
@@ -959,8 +959,8 @@
                   <w:tcPr>
                     <w:tcW w:w="438" w:type="pct"/>
                     <w:tcBorders>
-                      <w:top w:val="single" w:sz="4" w:space="0" w:color="F5F6F8"/>
-                      <w:bottom w:val="single" w:sz="8" w:space="0" w:color="auto"/>
+                      <w:top w:val="single" w:color="F5F6F8" w:sz="4" w:space="0"/>
+                      <w:bottom w:val="single" w:color="auto" w:sz="8" w:space="0"/>
                     </w:tcBorders>
                   </w:tcPr>
                   <w:p>
@@ -986,8 +986,8 @@
                         <w:tcW w:w="2599" w:type="pct"/>
                         <w:gridSpan w:val="4"/>
                         <w:tcBorders>
-                          <w:top w:val="single" w:sz="4" w:space="0" w:color="F5F6F8"/>
-                          <w:bottom w:val="single" w:sz="8" w:space="0" w:color="auto"/>
+                          <w:top w:val="single" w:color="F5F6F8" w:sz="4" w:space="0"/>
+                          <w:bottom w:val="single" w:color="auto" w:sz="8" w:space="0"/>
                         </w:tcBorders>
                       </w:tcPr>
                       <w:p>
@@ -1007,8 +1007,8 @@
                   <w:tcPr>
                     <w:tcW w:w="594" w:type="pct"/>
                     <w:tcBorders>
-                      <w:top w:val="single" w:sz="4" w:space="0" w:color="F5F6F8"/>
-                      <w:bottom w:val="single" w:sz="8" w:space="0" w:color="auto"/>
+                      <w:top w:val="single" w:color="F5F6F8" w:sz="4" w:space="0"/>
+                      <w:bottom w:val="single" w:color="auto" w:sz="8" w:space="0"/>
                     </w:tcBorders>
                   </w:tcPr>
                   <w:p>
@@ -1022,8 +1022,8 @@
                   <w:tcPr>
                     <w:tcW w:w="722" w:type="pct"/>
                     <w:tcBorders>
-                      <w:top w:val="single" w:sz="4" w:space="0" w:color="F5F6F8"/>
-                      <w:bottom w:val="single" w:sz="8" w:space="0" w:color="auto"/>
+                      <w:top w:val="single" w:color="F5F6F8" w:sz="4" w:space="0"/>
+                      <w:bottom w:val="single" w:color="auto" w:sz="8" w:space="0"/>
                     </w:tcBorders>
                   </w:tcPr>
                   <w:p>
@@ -1056,8 +1056,8 @@
                   <w:tcPr>
                     <w:tcW w:w="647" w:type="pct"/>
                     <w:tcBorders>
-                      <w:top w:val="single" w:sz="4" w:space="0" w:color="F5F6F8"/>
-                      <w:bottom w:val="single" w:sz="8" w:space="0" w:color="auto"/>
+                      <w:top w:val="single" w:color="F5F6F8" w:sz="4" w:space="0"/>
+                      <w:bottom w:val="single" w:color="auto" w:sz="8" w:space="0"/>
                     </w:tcBorders>
                   </w:tcPr>
                   <w:p>
@@ -2940,7 +2940,9 @@
 </a:theme>
 </file>
 
-<file path=customXml/item1.xml>��< ? x m l   v e r s i o n = " 1 . 0 "   e n c o d i n g = " u t f - 1 6 " ? > < N a v W o r d R e p o r t X m l P a r t   x m l n s = " u r n : m i c r o s o f t - d y n a m i c s - b u s i n e s s c e n t r a l / i n t e r n a l / e x t e n d e d / r e p o r t s / I n v e n t o r y _ S a l e s _ B a c k _ O r d e r s / 7 1 8 / " > +<file path=customXml/item1.xml>��< ? x m l   v e r s i o n = " 1 . 0 "   e n c o d i n g = " u t f - 1 6 " ? > + 
+ < N a v W o r d R e p o r t X m l P a r t   x m l n s = " u r n : m i c r o s o f t - d y n a m i c s - b u s i n e s s c e n t r a l / i n t e r n a l / e x t e n d e d / r e p o r t s / I n v e n t o r y _ S a l e s _ B a c k _ O r d e r s / 7 1 8 / " >   
      < B C R e p o r t I n f o r m a t i o n >   
@@ -3004,6 +3006,84 @@
  
          < / R e p o r t R e q u e s t >   
+         < C o m p a n y M e t a d a t a > + 
+             < C o m p a n y N a m e > C o m p a n y   N a m e < / C o m p a n y N a m e > + 
+             < C o m p a n y D i s p l a y N a m e > C o m p a n y   D i s p l a y   N a m e < / C o m p a n y D i s p l a y N a m e > + 
+             < C o m p a n y A d d r e s s L i n e s > + 
+                 < C o m p a n y A d d r e s s L i n e > C o m p a n y   A d d r e s s   L i n e   1 < / C o m p a n y A d d r e s s L i n e > + 
+                 < C o m p a n y A d d r e s s L i n e > C o m p a n y   A d d r e s s   L i n e   2 < / C o m p a n y A d d r e s s L i n e > + 
+                 < C o m p a n y A d d r e s s L i n e > C o m p a n y   A d d r e s s   L i n e   3 < / C o m p a n y A d d r e s s L i n e > + 
+                 < C o m p a n y A d d r e s s L i n e > C o m p a n y   A d d r e s s   L i n e   4 < / C o m p a n y A d d r e s s L i n e > + 
+                 < C o m p a n y A d d r e s s L i n e > C o m p a n y   A d d r e s s   L i n e   5 < / C o m p a n y A d d r e s s L i n e > + 
+                 < C o m p a n y A d d r e s s L i n e > C o m p a n y   A d d r e s s   L i n e   6 < / C o m p a n y A d d r e s s L i n e > + 
+                 < C o m p a n y A d d r e s s L i n e > C o m p a n y   A d d r e s s   L i n e   7 < / C o m p a n y A d d r e s s L i n e > + 
+                 < C o m p a n y A d d r e s s L i n e > C o m p a n y   A d d r e s s   L i n e   8 < / C o m p a n y A d d r e s s L i n e > + 
+             < / C o m p a n y A d d r e s s L i n e s > + 
+             < C o m p a n y P h o n e > C o m p a n y   P h o n e < / C o m p a n y P h o n e > + 
+             < C o m p a n y P h o n e C a p t i o n > C o m p a n y   P h o n e   C a p t i o n < / C o m p a n y P h o n e C a p t i o n > + 
+             < C o m p a n y F a x N o > C o m p a n y   F a x   N o . < / C o m p a n y F a x N o > + 
+             < C o m p a n y F a x N o C a p t i o n > C o m p a n y   F a x   N o .   C a p t i o n < / C o m p a n y F a x N o C a p t i o n > + 
+             < C o m p a n y E m a i l > C o m p a n y   E m a i l < / C o m p a n y E m a i l > + 
+             < C o m p a n y E m a i l C a p t i o n > C o m p a n y   E m a i l   C a p t i o n < / C o m p a n y E m a i l C a p t i o n > + 
+             < C o m p a n y H o m e P a g e > C o m p a n y   H o m e   P a g e < / C o m p a n y H o m e P a g e > + 
+             < C o m p a n y H o m e P a g e C a p t i o n > C o m p a n y   H o m e   P a g e   C a p t i o n < / C o m p a n y H o m e P a g e C a p t i o n > + 
+             < C o m p a n y L o g o > C o m p a n y   L o g o < / C o m p a n y L o g o > + 
+             < C o m p a n y V A T R e g i s t r a t i o n N o > C o m p a n y   V A T   R e g i s t r a t i o n   N o . < / C o m p a n y V A T R e g i s t r a t i o n N o > + 
+             < C o m p a n y V A T R e g i s t r a t i o n N o C a p t i o n > C o m p a n y   V A T   R e g i s t r a t i o n   N o .   C a p t i o n < / C o m p a n y V A T R e g i s t r a t i o n N o C a p t i o n > + 
+             < C o m p a n y R e g i s t r a t i o n N o > C o m p a n y   R e g i s t r a t i o n   N o . < / C o m p a n y R e g i s t r a t i o n N o > + 
+             < C o m p a n y R e g i s t r a t i o n N o C a p t i o n > C o m p a n y   R e g i s t r a t i o n   N o .   C a p t i o n < / C o m p a n y R e g i s t r a t i o n N o C a p t i o n > + 
+             < C o m p a n y B a n k N a m e > C o m p a n y   B a n k   N a m e < / C o m p a n y B a n k N a m e > + 
+             < C o m p a n y B a n k N a m e C a p t i o n > C o m p a n y   B a n k   N a m e   C a p t i o n < / C o m p a n y B a n k N a m e C a p t i o n > + 
+             < C o m p a n y B a n k A c c o u n t N o > C o m p a n y   B a n k   A c c o u n t   N o . < / C o m p a n y B a n k A c c o u n t N o > + 
+             < C o m p a n y B a n k A c c o u n t N o C a p t i o n > C o m p a n y   B a n k   A c c o u n t   N o .   C a p t i o n < / C o m p a n y B a n k A c c o u n t N o C a p t i o n > + 
+             < C o m p a n y B a n k B r a n c h N o > C o m p a n y   B a n k   B r a n c h   N o . < / C o m p a n y B a n k B r a n c h N o > + 
+             < C o m p a n y B a n k B r a n c h N o C a p t i o n > C o m p a n y   B a n k   B r a n c h   N o .   C a p t i o n < / C o m p a n y B a n k B r a n c h N o C a p t i o n > + 
+             < C o m p a n y I B A N > C o m p a n y   I B A N < / C o m p a n y I B A N > + 
+             < C o m p a n y I B A N C a p t i o n > C o m p a n y   I B A N   C a p t i o n < / C o m p a n y I B A N C a p t i o n > + 
+             < C o m p a n y B a n k S W I F T > C o m p a n y   B a n k   S W I F T < / C o m p a n y B a n k S W I F T > + 
+             < C o m p a n y B a n k S W I F T C a p t i o n > C o m p a n y   B a n k   S W I F T   C a p t i o n < / C o m p a n y B a n k S W I F T C a p t i o n > + 
+             < C o m p a n y G i r o N o > C o m p a n y   G i r o   N o . < / C o m p a n y G i r o N o > + 
+             < C o m p a n y G i r o N o C a p t i o n > C o m p a n y   G i r o   N o .   C a p t i o n < / C o m p a n y G i r o N o C a p t i o n > + 
+         < / C o m p a n y M e t a d a t a > + 
      < / B C R e p o r t I n f o r m a t i o n >   
      < L a b e l s > @@ -3052,51 +3132,95 @@
  
      < / L a b e l s >   
-     < T o o l t i p s / > +     < T o o l t i p s > + 
+         < T o o l t i p   c o l u m n = " N o _ I t e m "   E l e m e n t I d = " 1 5 4 7 7 6 9 6 5 4 " > + 
+             < T o o l t i p T e x t   l a n g = " e n - U S " > S p e c i f i e s   t h e   n u m b e r   o f   t h e   i t e m . < / T o o l t i p T e x t > + 
+         < / T o o l t i p > + 
+         < T o o l t i p   c o l u m n = " D e s c r i p t i o n _ I t e m "   E l e m e n t I d = " 1 5 2 9 8 3 2 4 7 3 " > + 
+             < T o o l t i p T e x t   l a n g = " e n - U S " > S p e c i f i e s   a   d e s c r i p t i o n   o f   t h e   i t e m . < / T o o l t i p T e x t > + 
+         < / T o o l t i p > + 
+         < T o o l t i p   c o l u m n = " D o c u m e n t N o _ S a l e s L i n e "   E l e m e n t I d = " 8 3 9 9 3 2 3 0 " > + 
+             < T o o l t i p T e x t   l a n g = " e n - U S " > S p e c i f i e s   t h e   d o c u m e n t   n u m b e r . < / T o o l t i p T e x t > + 
+         < / T o o l t i p > + 
+         < T o o l t i p   c o l u m n = " C u s t N a m e _ S a l e s L i n e "   E l e m e n t I d = " 1 2 6 7 5 4 9 7 2 6 " > + 
+             < T o o l t i p T e x t   l a n g = " e n - U S " > S p e c i f i e s   t h e   c u s t o m e r ' s   n a m e   t h a t   a p p e a r s   o n   a l l   r e l a t e d   d o c u m e n t s .   F o r   c o m p a n i e s ,   s p e c i f y   t h e   c o m p a n y ' s   n a m e   h e r e ,   a n d   t h e n   a d d   t h e   r e l e v a n t   p e o p l e   a s   c o n t a c t s   t h a t   y o u   l i n k   t o   t h i s   c u s t o m e r . < / T o o l t i p T e x t > + 
+         < / T o o l t i p > + 
+         < T o o l t i p   c o l u m n = " C u s t P h o n e N o _ S a l e s L i n e "   E l e m e n t I d = " 1 8 5 4 1 9 5 9 5 2 " > + 
+             < T o o l t i p T e x t   l a n g = " e n - U S " > S p e c i f i e s   t h e   c u s t o m e r ' s   t e l e p h o n e   n u m b e r . < / T o o l t i p T e x t > + 
+         < / T o o l t i p > + 
+         < T o o l t i p   c o l u m n = " Q u a n t i t y _ S a l e s L i n e "   E l e m e n t I d = " 1 8 3 2 0 3 6 8 9 5 " > + 
+             < T o o l t i p T e x t   l a n g = " e n - U S " > S p e c i f i e s   h o w   m a n y   u n i t s   a r e   b e i n g   s o l d . < / T o o l t i p T e x t > + 
+         < / T o o l t i p > + 
+         < T o o l t i p   c o l u m n = " O u t s t a n d i n g Q t y _ S a l e s L i n e "   E l e m e n t I d = " 2 8 1 5 9 1 0 4 6 " > + 
+             < T o o l t i p T e x t   l a n g = " e n - U S " > S p e c i f i e s   h o w   m a n y   u n i t s   o n   t h e   o r d e r   l i n e   h a v e   n o t   y e t   b e e n   s h i p p e d . < / T o o l t i p T e x t > + 
+         < / T o o l t i p > + 
+     < / T o o l t i p s >   
      < I t e m   E l e m e n t T y p e = " D a t a I t e m "   E l e m e n t I d = " 1 1 2 8 8 3 0 2 4 8 " >   
-         < B i n F i l t e r _ I t e m   E l e m e n t T y p e = " C o l u m n "   E l e m e n t I d = " 1 3 0 7 8 3 3 3 3 8 "   D a t a T y p e = " C o d e " > B i n F i l t e r _ I t e m < / B i n F i l t e r _ I t e m > - 
-         < C o m p a n y N a m e   E l e m e n t T y p e = " C o l u m n "   E l e m e n t I d = " 1 5 9 5 4 7 7 3 9 5 "   D a t a T y p e = " S t r i n g " > C o m p a n y N a m e < / C o m p a n y N a m e > - 
-         < C u r r R e p o r t P a g e N o C a p t i o n   E l e m e n t T y p e = " C o l u m n "   E l e m e n t I d = " 2 0 2 2 2 2 5 3 5 1 "   D a t a T y p e = " T e x t C o n s t " > C u r r R e p o r t P a g e N o C a p t i o n < / C u r r R e p o r t P a g e N o C a p t i o n > - 
-         < C u s t N a m e C a p t i o n   E l e m e n t T y p e = " C o l u m n "   E l e m e n t I d = " 1 0 7 7 8 2 0 7 4 9 "   D a t a T y p e = " T e x t C o n s t " > C u s t N a m e C a p t i o n < / C u s t N a m e C a p t i o n > - 
-         < C u s t P h o n e N o C a p t i o n   E l e m e n t T y p e = " C o l u m n "   E l e m e n t I d = " 1 1 4 4 4 1 7 6 1 7 "   D a t a T y p e = " T e x t C o n s t " > C u s t P h o n e N o C a p t i o n < / C u s t P h o n e N o C a p t i o n > +         < B i n F i l t e r _ I t e m   E l e m e n t T y p e = " C o l u m n "   E l e m e n t I d = " 1 3 0 7 8 3 3 3 3 8 "   D a t a T y p e = " C o d e "   O b s o l e t e S t a t e = " P e n d i n g " > B i n F i l t e r _ I t e m < / B i n F i l t e r _ I t e m > + 
+         < C o m p a n y N a m e   E l e m e n t T y p e = " C o l u m n "   E l e m e n t I d = " 1 5 9 5 4 7 7 3 9 5 "   D a t a T y p e = " S t r i n g "   O b s o l e t e S t a t e = " P e n d i n g " > C o m p a n y N a m e < / C o m p a n y N a m e > + 
+         < C u r r R e p o r t P a g e N o C a p t i o n   E l e m e n t T y p e = " C o l u m n "   E l e m e n t I d = " 2 0 2 2 2 2 5 3 5 1 "   D a t a T y p e = " L a b e l "   O b s o l e t e S t a t e = " P e n d i n g " > C u r r R e p o r t P a g e N o C a p t i o n < / C u r r R e p o r t P a g e N o C a p t i o n > + 
+         < C u s t N a m e C a p t i o n   E l e m e n t T y p e = " C o l u m n "   E l e m e n t I d = " 1 0 7 7 8 2 0 7 4 9 "   D a t a T y p e = " L a b e l "   O b s o l e t e S t a t e = " P e n d i n g " > C u s t N a m e C a p t i o n < / C u s t N a m e C a p t i o n > + 
+         < C u s t P h o n e N o C a p t i o n   E l e m e n t T y p e = " C o l u m n "   E l e m e n t I d = " 1 1 4 4 4 1 7 6 1 7 "   D a t a T y p e = " L a b e l "   O b s o l e t e S t a t e = " P e n d i n g " > C u s t P h o n e N o C a p t i o n < / C u s t P h o n e N o C a p t i o n >   
          < D e s c r i p t i o n _ I t e m   E l e m e n t T y p e = " C o l u m n "   E l e m e n t I d = " 1 5 2 9 8 3 2 4 7 3 "   D a t a T y p e = " T e x t " > D e s c r i p t i o n _ I t e m < / D e s c r i p t i o n _ I t e m >   
-         < G l o b a l D i m 1 F i l t e r _ I t e m   E l e m e n t T y p e = " C o l u m n "   E l e m e n t I d = " 8 2 6 3 5 2 8 3 7 "   D a t a T y p e = " C o d e " > G l o b a l D i m 1 F i l t e r _ I t e m < / G l o b a l D i m 1 F i l t e r _ I t e m > - 
-         < G l o b a l D i m 2 F i l t e r _ I t e m   E l e m e n t T y p e = " C o l u m n "   E l e m e n t I d = " 1 4 9 2 3 7 1 7 5 0 "   D a t a T y p e = " C o d e " > G l o b a l D i m 2 F i l t e r _ I t e m < / G l o b a l D i m 2 F i l t e r _ I t e m > - 
-         < I n v S a l e s B a c k O r d e r s C a p t i o n   E l e m e n t T y p e = " C o l u m n "   E l e m e n t I d = " 3 1 2 9 7 1 3 9 6 "   D a t a T y p e = " T e x t C o n s t " > I n v S a l e s B a c k O r d e r s C a p t i o n < / I n v S a l e s B a c k O r d e r s C a p t i o n > +         < G l o b a l D i m 1 F i l t e r _ I t e m   E l e m e n t T y p e = " C o l u m n "   E l e m e n t I d = " 8 2 6 3 5 2 8 3 7 "   D a t a T y p e = " C o d e "   O b s o l e t e S t a t e = " P e n d i n g " > G l o b a l D i m 1 F i l t e r _ I t e m < / G l o b a l D i m 1 F i l t e r _ I t e m > + 
+         < G l o b a l D i m 2 F i l t e r _ I t e m   E l e m e n t T y p e = " C o l u m n "   E l e m e n t I d = " 1 4 9 2 3 7 1 7 5 0 "   D a t a T y p e = " C o d e "   O b s o l e t e S t a t e = " P e n d i n g " > G l o b a l D i m 2 F i l t e r _ I t e m < / G l o b a l D i m 2 F i l t e r _ I t e m > + 
+         < I n v S a l e s B a c k O r d e r s C a p t i o n   E l e m e n t T y p e = " C o l u m n "   E l e m e n t I d = " 3 1 2 9 7 1 3 9 6 "   D a t a T y p e = " L a b e l "   O b s o l e t e S t a t e = " P e n d i n g " > I n v S a l e s B a c k O r d e r s C a p t i o n < / I n v S a l e s B a c k O r d e r s C a p t i o n >   
          < I t e m F i l t e r   E l e m e n t T y p e = " C o l u m n "   E l e m e n t I d = " 5 9 3 7 9 7 3 7 6 "   D a t a T y p e = " T e x t " > I t e m F i l t e r < / I t e m F i l t e r >   
          < I t e m F i l t e r T x t   E l e m e n t T y p e = " C o l u m n "   E l e m e n t I d = " 9 3 6 1 1 7 4 1 6 "   D a t a T y p e = " T e x t " > I t e m F i l t e r T x t < / I t e m F i l t e r T x t >   
-         < I t e m T a b l e C a p t I t e m F i l t e r   E l e m e n t T y p e = " C o l u m n "   E l e m e n t I d = " 2 1 6 8 8 1 9 4 1 "   D a t a T y p e = " S t r i n g " > I t e m T a b l e C a p t I t e m F i l t e r < / I t e m T a b l e C a p t I t e m F i l t e r > - 
-         < L o c a t i o n F i l t e r _ I t e m   E l e m e n t T y p e = " C o l u m n "   E l e m e n t I d = " 5 8 9 4 7 3 7 5 8 "   D a t a T y p e = " C o d e " > L o c a t i o n F i l t e r _ I t e m < / L o c a t i o n F i l t e r _ I t e m > +         < I t e m T a b l e C a p t I t e m F i l t e r   E l e m e n t T y p e = " C o l u m n "   E l e m e n t I d = " 2 1 6 8 8 1 9 4 1 "   D a t a T y p e = " S t r i n g "   O b s o l e t e S t a t e = " P e n d i n g " > I t e m T a b l e C a p t I t e m F i l t e r < / I t e m T a b l e C a p t I t e m F i l t e r > + 
+         < L o c a t i o n F i l t e r _ I t e m   E l e m e n t T y p e = " C o l u m n "   E l e m e n t I d = " 5 8 9 4 7 3 7 5 8 "   D a t a T y p e = " C o d e "   O b s o l e t e S t a t e = " P e n d i n g " > L o c a t i o n F i l t e r _ I t e m < / L o c a t i o n F i l t e r _ I t e m >   
          < N o _ I t e m   E l e m e n t T y p e = " C o l u m n "   E l e m e n t I d = " 1 5 4 7 7 6 9 6 5 4 "   D a t a T y p e = " C o d e " > N o _ I t e m < / N o _ I t e m >   
-         < O t h e r B a c k O r d e r s C a p t i o n   E l e m e n t T y p e = " C o l u m n "   E l e m e n t I d = " 7 0 2 1 2 3 1 0 5 "   D a t a T y p e = " T e x t C o n s t " > O t h e r B a c k O r d e r s C a p t i o n < / O t h e r B a c k O r d e r s C a p t i o n > +         < O t h e r B a c k O r d e r s C a p t i o n   E l e m e n t T y p e = " C o l u m n "   E l e m e n t I d = " 7 0 2 1 2 3 1 0 5 "   D a t a T y p e = " L a b e l "   O b s o l e t e S t a t e = " P e n d i n g " > O t h e r B a c k O r d e r s C a p t i o n < / O t h e r B a c k O r d e r s C a p t i o n >   
          < S a l e s L i n e F i l t e r   E l e m e n t T y p e = " C o l u m n "   E l e m e n t I d = " 1 0 6 5 6 4 1 2 6 7 "   D a t a T y p e = " T e x t " > S a l e s L i n e F i l t e r < / S a l e s L i n e F i l t e r >   
          < S a l e s L i n e F i l t e r T x t   E l e m e n t T y p e = " C o l u m n "   E l e m e n t I d = " 1 5 9 2 6 7 6 8 3 5 "   D a t a T y p e = " T e x t " > S a l e s L i n e F i l t e r T x t < / S a l e s L i n e F i l t e r T x t >   
-         < S a l e s L i n e S h i p D a t e C a p t i o n   E l e m e n t T y p e = " C o l u m n "   E l e m e n t I d = " 1 1 1 6 8 3 5 7 4 9 "   D a t a T y p e = " T e x t C o n s t " > S a l e s L i n e S h i p D a t e C a p t i o n < / S a l e s L i n e S h i p D a t e C a p t i o n > - 
-         < S t r S u b S t N o S a l e s L i n e F l t r   E l e m e n t T y p e = " C o l u m n "   E l e m e n t I d = " 3 4 7 0 3 4 9 3 6 "   D a t a T y p e = " S t r i n g " > S t r S u b S t N o S a l e s L i n e F l t r < / S t r S u b S t N o S a l e s L i n e F l t r > - 
-         < V a r i a n t F i l t e r _ I t e m   E l e m e n t T y p e = " C o l u m n "   E l e m e n t I d = " 9 4 9 9 4 3 6 4 8 "   D a t a T y p e = " C o d e " > V a r i a n t F i l t e r _ I t e m < / V a r i a n t F i l t e r _ I t e m > - 
-         < S a l e s _ L i n e   E l e m e n t T y p e = " D a t a I t e m "   E l e m e n t I d = " 4 2 6 9 4 3 3 6 3 " > +         < S a l e s L i n e S h i p D a t e C a p t i o n   E l e m e n t T y p e = " C o l u m n "   E l e m e n t I d = " 1 1 1 6 8 3 5 7 4 9 "   D a t a T y p e = " L a b e l "   O b s o l e t e S t a t e = " P e n d i n g " > S a l e s L i n e S h i p D a t e C a p t i o n < / S a l e s L i n e S h i p D a t e C a p t i o n > + 
+         < S t r S u b S t N o S a l e s L i n e F l t r   E l e m e n t T y p e = " C o l u m n "   E l e m e n t I d = " 3 4 7 0 3 4 9 3 6 "   D a t a T y p e = " S t r i n g "   O b s o l e t e S t a t e = " P e n d i n g " > S t r S u b S t N o S a l e s L i n e F l t r < / S t r S u b S t N o S a l e s L i n e F l t r > + 
+         < V a r i a n t F i l t e r _ I t e m   E l e m e n t T y p e = " C o l u m n "   E l e m e n t I d = " 9 4 9 9 4 3 6 4 8 "   D a t a T y p e = " C o d e "   O b s o l e t e S t a t e = " P e n d i n g " > V a r i a n t F i l t e r _ I t e m < / V a r i a n t F i l t e r _ I t e m > + 
+         < S a l e s _ L i n e   E l e m e n t T y p e = " D a t a I t e m "   E l e m e n t I d = " 1 8 9 4 4 4 2 7 6 4 " >   
              < C u s t N a m e _ S a l e s L i n e   E l e m e n t T y p e = " C o l u m n "   E l e m e n t I d = " 1 2 6 7 5 4 9 7 2 6 "   D a t a T y p e = " T e x t " > C u s t N a m e _ S a l e s L i n e < / C u s t N a m e _ S a l e s L i n e >   
@@ -3125,7 +3249,9 @@
  < / N a v W o r d R e p o r t X m l P a r t > 
 </file>
 
-<file path=customXml/item2.xml>��< ? x m l   v e r s i o n = " 1 . 0 "   e n c o d i n g = " u t f - 1 6 " ? > < N a v W o r d R e p o r t X m l P a r t   x m l n s = " u r n : m i c r o s o f t - d y n a m i c s - n a v / r e p o r t s / I n v e n t o r y _ S a l e s _ B a c k _ O r d e r s / 7 1 8 / " > +<file path=customXml/item2.xml>��< ? x m l   v e r s i o n = " 1 . 0 "   e n c o d i n g = " u t f - 1 6 " ? > + 
+ < N a v W o r d R e p o r t X m l P a r t   x m l n s = " u r n : m i c r o s o f t - d y n a m i c s - n a v / r e p o r t s / I n v e n t o r y _ S a l e s _ B a c k _ O r d e r s / 7 1 8 / " >   
      < B C R e p o r t I n f o r m a t i o n >   
@@ -3189,6 +3315,84 @@
  
          < / R e p o r t R e q u e s t >   
+         < C o m p a n y M e t a d a t a > + 
+             < C o m p a n y N a m e > C o m p a n y   N a m e < / C o m p a n y N a m e > + 
+             < C o m p a n y D i s p l a y N a m e > C o m p a n y   D i s p l a y   N a m e < / C o m p a n y D i s p l a y N a m e > + 
+             < C o m p a n y A d d r e s s L i n e s > + 
+                 < C o m p a n y A d d r e s s L i n e > C o m p a n y   A d d r e s s   L i n e   1 < / C o m p a n y A d d r e s s L i n e > + 
+                 < C o m p a n y A d d r e s s L i n e > C o m p a n y   A d d r e s s   L i n e   2 < / C o m p a n y A d d r e s s L i n e > + 
+                 < C o m p a n y A d d r e s s L i n e > C o m p a n y   A d d r e s s   L i n e   3 < / C o m p a n y A d d r e s s L i n e > + 
+                 < C o m p a n y A d d r e s s L i n e > C o m p a n y   A d d r e s s   L i n e   4 < / C o m p a n y A d d r e s s L i n e > + 
+                 < C o m p a n y A d d r e s s L i n e > C o m p a n y   A d d r e s s   L i n e   5 < / C o m p a n y A d d r e s s L i n e > + 
+                 < C o m p a n y A d d r e s s L i n e > C o m p a n y   A d d r e s s   L i n e   6 < / C o m p a n y A d d r e s s L i n e > + 
+                 < C o m p a n y A d d r e s s L i n e > C o m p a n y   A d d r e s s   L i n e   7 < / C o m p a n y A d d r e s s L i n e > + 
+                 < C o m p a n y A d d r e s s L i n e > C o m p a n y   A d d r e s s   L i n e   8 < / C o m p a n y A d d r e s s L i n e > + 
+             < / C o m p a n y A d d r e s s L i n e s > + 
+             < C o m p a n y P h o n e > C o m p a n y   P h o n e < / C o m p a n y P h o n e > + 
+             < C o m p a n y P h o n e C a p t i o n > C o m p a n y   P h o n e   C a p t i o n < / C o m p a n y P h o n e C a p t i o n > + 
+             < C o m p a n y F a x N o > C o m p a n y   F a x   N o . < / C o m p a n y F a x N o > + 
+             < C o m p a n y F a x N o C a p t i o n > C o m p a n y   F a x   N o .   C a p t i o n < / C o m p a n y F a x N o C a p t i o n > + 
+             < C o m p a n y E m a i l > C o m p a n y   E m a i l < / C o m p a n y E m a i l > + 
+             < C o m p a n y E m a i l C a p t i o n > C o m p a n y   E m a i l   C a p t i o n < / C o m p a n y E m a i l C a p t i o n > + 
+             < C o m p a n y H o m e P a g e > C o m p a n y   H o m e   P a g e < / C o m p a n y H o m e P a g e > + 
+             < C o m p a n y H o m e P a g e C a p t i o n > C o m p a n y   H o m e   P a g e   C a p t i o n < / C o m p a n y H o m e P a g e C a p t i o n > + 
+             < C o m p a n y L o g o > C o m p a n y   L o g o < / C o m p a n y L o g o > + 
+             < C o m p a n y V A T R e g i s t r a t i o n N o > C o m p a n y   V A T   R e g i s t r a t i o n   N o . < / C o m p a n y V A T R e g i s t r a t i o n N o > + 
+             < C o m p a n y V A T R e g i s t r a t i o n N o C a p t i o n > C o m p a n y   V A T   R e g i s t r a t i o n   N o .   C a p t i o n < / C o m p a n y V A T R e g i s t r a t i o n N o C a p t i o n > + 
+             < C o m p a n y R e g i s t r a t i o n N o > C o m p a n y   R e g i s t r a t i o n   N o . < / C o m p a n y R e g i s t r a t i o n N o > + 
+             < C o m p a n y R e g i s t r a t i o n N o C a p t i o n > C o m p a n y   R e g i s t r a t i o n   N o .   C a p t i o n < / C o m p a n y R e g i s t r a t i o n N o C a p t i o n > + 
+             < C o m p a n y B a n k N a m e > C o m p a n y   B a n k   N a m e < / C o m p a n y B a n k N a m e > + 
+             < C o m p a n y B a n k N a m e C a p t i o n > C o m p a n y   B a n k   N a m e   C a p t i o n < / C o m p a n y B a n k N a m e C a p t i o n > + 
+             < C o m p a n y B a n k A c c o u n t N o > C o m p a n y   B a n k   A c c o u n t   N o . < / C o m p a n y B a n k A c c o u n t N o > + 
+             < C o m p a n y B a n k A c c o u n t N o C a p t i o n > C o m p a n y   B a n k   A c c o u n t   N o .   C a p t i o n < / C o m p a n y B a n k A c c o u n t N o C a p t i o n > + 
+             < C o m p a n y B a n k B r a n c h N o > C o m p a n y   B a n k   B r a n c h   N o . < / C o m p a n y B a n k B r a n c h N o > + 
+             < C o m p a n y B a n k B r a n c h N o C a p t i o n > C o m p a n y   B a n k   B r a n c h   N o .   C a p t i o n < / C o m p a n y B a n k B r a n c h N o C a p t i o n > + 
+             < C o m p a n y I B A N > C o m p a n y   I B A N < / C o m p a n y I B A N > + 
+             < C o m p a n y I B A N C a p t i o n > C o m p a n y   I B A N   C a p t i o n < / C o m p a n y I B A N C a p t i o n > + 
+             < C o m p a n y B a n k S W I F T > C o m p a n y   B a n k   S W I F T < / C o m p a n y B a n k S W I F T > + 
+             < C o m p a n y B a n k S W I F T C a p t i o n > C o m p a n y   B a n k   S W I F T   C a p t i o n < / C o m p a n y B a n k S W I F T C a p t i o n > + 
+             < C o m p a n y G i r o N o > C o m p a n y   G i r o   N o . < / C o m p a n y G i r o N o > + 
+             < C o m p a n y G i r o N o C a p t i o n > C o m p a n y   G i r o   N o .   C a p t i o n < / C o m p a n y G i r o N o C a p t i o n > + 
+         < / C o m p a n y M e t a d a t a > + 
      < / B C R e p o r t I n f o r m a t i o n >   
      < L a b e l s > @@ -3249,13 +3453,7 @@
  
          < C u s t P h o n e N o C a p t i o n > C u s t P h o n e N o C a p t i o n < / C u s t P h o n e N o C a p t i o n >   
-         < D e s c r i p t i o n _ I t e m > & l t ; ? x m l   v e r s i o n = " 1 . 0 "   s t a n d a l o n e = " y e s " ? & g t ; - 
- & l t ; ? m s o - a p p l i c a t i o n   p r o g i d = " W o r d . D o c u m e n t " ? & g t ; - 
- & l t ; p k g : p a c k a g e   x m l n s : p k g = " h t t p : / / s c h e m a s . m i c r o s o f t . c o m / o f f i c e / 2 0 0 6 / x m l P a c k a g e " & g t ; & l t ; p k g : p a r t   p k g : n a m e = " / _ r e l s / . r e l s "   p k g : c o n t e n t T y p e = " a p p l i c a t i o n / v n d . o p e n x m l f o r m a t s - p a c k a g e . r e l a t i o n s h i p s + x m l "   p k g : p a d d i n g = " 5 1 2 " & g t ; & l t ; p k g : x m l D a t a & g t ; & l t ; R e l a t i o n s h i p s   x m l n s = " h t t p : / / s c h e m a s . o p e n x m l f o r m a t s . o r g / p a c k a g e / 2 0 0 6 / r e l a t i o n s h i p s " & g t ; & l t ; R e l a t i o n s h i p   I d = " r I d 1 "   T y p e = " h t t p : / / s c h e m a s . o p e n x m l f o r m a t s . o r g / o f f i c e D o c u m e n t / 2 0 0 6 / r e l a t i o n s h i p s / o f f i c e D o c u m e n t "   T a r g e t = " w o r d / d o c u m e n t . x m l " / & g t ; & l t ; / R e l a t i o n s h i p s & g t ; & l t ; / p k g : x m l D a t a & g t ; & l t ; / p k g : p a r t & g t ; & l t ; p k g : p a r t   p k g : n a m e = " / w o r d / d o c u m e n t . x m l "   p k g : c o n t e n t T y p e = " a p p l i c a t i o n / v n d . o p e n x m l f o r m a t s - o f f i c e d o c u m e n t . w o r d p r o c e s s i n g m l . d o c u m e n t . m a i n + x m l " & g t ; & l t ; p k g : x m l D a t a & g t ; & l t ; w : d o c u m e n t   x m l n s : w p c = " h t t p : / / s c h e m a s . m i c r o s o f t . c o m / o f f i c e / w o r d / 2 0 1 0 / w o r d p r o c e s s i n g C a n v a s "   x m l n s : c x = " h t t p : / / s c h e m a s . m i c r o s o f t . c o m / o f f i c e / d r a w i n g / 2 0 1 4 / c h a r t e x "   x m l n s : c x 1 = " h t t p : / / s c h e m a s . m i c r o s o f t . c o m / o f f i c e / d r a w i n g / 2 0 1 5 / 9 / 8 / c h a r t e x "   x m l n s : c x 2 = " h t t p : / / s c h e m a s . m i c r o s o f t . c o m / o f f i c e / d r a w i n g / 2 0 1 5 / 1 0 / 2 1 / c h a r t e x "   x m l n s : c x 3 = " h t t p : / / s c h e m a s . m i c r o s o f t . c o m / o f f i c e / d r a w i n g / 2 0 1 6 / 5 / 9 / c h a r t e x "   x m l n s : c x 4 = " h t t p : / / s c h e m a s . m i c r o s o f t . c o m / o f f i c e / d r a w i n g / 2 0 1 6 / 5 / 1 0 / c h a r t e x "   x m l n s : c x 5 = " h t t p : / / s c h e m a s . m i c r o s o f t . c o m / o f f i c e / d r a w i n g / 2 0 1 6 / 5 / 1 1 / c h a r t e x "   x m l n s : c x 6 = " h t t p : / / s c h e m a s . m i c r o s o f t . c o m / o f f i c e / d r a w i n g / 2 0 1 6 / 5 / 1 2 / c h a r t e x "   x m l n s : c x 7 = " h t t p : / / s c h e m a s . m i c r o s o f t . c o m / o f f i c e / d r a w i n g / 2 0 1 6 / 5 / 1 3 / c h a r t e x "   x m l n s : c x 8 = " h t t p : / / s c h e m a s . m i c r o s o f t . c o m / o f f i c e / d r a w i n g / 2 0 1 6 / 5 / 1 4 / c h a r t e x "   x m l n s : m c = " h t t p : / / s c h e m a s . o p e n x m l f o r m a t s . o r g / m a r k u p - c o m p a t i b i l i t y / 2 0 0 6 "   x m l n s : a i n k = " h t t p : / / s c h e m a s . m i c r o s o f t . c o m / o f f i c e / d r a w i n g / 2 0 1 6 / i n k "   x m l n s : a m 3 d = " h t t p : / / s c h e m a s . m i c r o s o f t . c o m / o f f i c e / d r a w i n g / 2 0 1 7 / m o d e l 3 d "   x m l n s : o = " u r n : s c h e m a s - m i c r o s o f t - c o m : o f f i c e : o f f i c e "   x m l n s : o e l = " h t t p : / / s c h e m a s . m i c r o s o f t . c o m / o f f i c e / 2 0 1 9 / e x t l s t "   x m l n s : r = " h t t p : / / s c h e m a s . o p e n x m l f o r m a t s . o r g / o f f i c e D o c u m e n t / 2 0 0 6 / r e l a t i o n s h i p s "   x m l n s : m = " h t t p : / / s c h e m a s . o p e n x m l f o r m a t s . o r g / o f f i c e D o c u m e n t / 2 0 0 6 / m a t h "   x m l n s : v = " u r n : s c h e m a s - m i c r o s o f t - c o m : v m l "   x m l n s : w p 1 4 = " h t t p : / / s c h e m a s . m i c r o s o f t . c o m / o f f i c e / w o r d / 2 0 1 0 / w o r d p r o c e s s i n g D r a w i n g "   x m l n s : w p = " h t t p : / / s c h e m a s . o p e n x m l f o r m a t s . o r g / d r a w i n g m l / 2 0 0 6 / w o r d p r o c e s s i n g D r a w i n g "   x m l n s : w 1 0 = " u r n : s c h e m a s - m i c r o s o f t - c o m : o f f i c e : w o r d "   x m l n s : w = " h t t p : / / s c h e m a s . o p e n x m l f o r m a t s . o r g / w o r d p r o c e s s i n g m l / 2 0 0 6 / m a i n "   x m l n s : w 1 4 = " h t t p : / / s c h e m a s . m i c r o s o f t . c o m / o f f i c e / w o r d / 2 0 1 0 / w o r d m l "   x m l n s : w 1 5 = " h t t p : / / s c h e m a s . m i c r o s o f t . c o m / o f f i c e / w o r d / 2 0 1 2 / w o r d m l "   x m l n s : w 1 6 c e i = " h t t p : / / s c h e m a s . m i c r o s o f t . c o m / o f f i c e / w o r d / 2 0 2 6 / w o r d m l / c e i "   x m l n s : w 1 6 c e x = " h t t p : / / s c h e m a s . m i c r o s o f t . c o m / o f f i c e / w o r d / 2 0 1 8 / w o r d m l / c e x "   x m l n s : w 1 6 c i d = " h t t p : / / s c h e m a s . m i c r o s o f t . c o m / o f f i c e / w o r d / 2 0 1 6 / w o r d m l / c i d "   x m l n s : w 1 6 = " h t t p : / / s c h e m a s . m i c r o s o f t . c o m / o f f i c e / w o r d / 2 0 1 8 / w o r d m l "   x m l n s : w 1 6 d u = " h t t p : / / s c h e m a s . m i c r o s o f t . c o m / o f f i c e / w o r d / 2 0 2 3 / w o r d m l / w o r d 1 6 d u "   x m l n s : w 1 6 s d t d h = " h t t p : / / s c h e m a s . m i c r o s o f t . c o m / o f f i c e / w o r d / 2 0 2 0 / w o r d m l / s d t d a t a h a s h "   x m l n s : w 1 6 s d t f l = " h t t p : / / s c h e m a s . m i c r o s o f t . c o m / o f f i c e / w o r d / 2 0 2 4 / w o r d m l / s d t f o r m a t l o c k "   x m l n s : w 1 6 s e = " h t t p : / / s c h e m a s . m i c r o s o f t . c o m / o f f i c e / w o r d / 2 0 1 5 / w o r d m l / s y m e x "   x m l n s : w p g = " h t t p : / / s c h e m a s . m i c r o s o f t . c o m / o f f i c e / w o r d / 2 0 1 0 / w o r d p r o c e s s i n g G r o u p "   x m l n s : w p i = " h t t p : / / s c h e m a s . m i c r o s o f t . c o m / o f f i c e / w o r d / 2 0 1 0 / w o r d p r o c e s s i n g I n k "   x m l n s : w n e = " h t t p : / / s c h e m a s . m i c r o s o f t . c o m / o f f i c e / w o r d / 2 0 0 6 / w o r d m l "   x m l n s : w p s = " h t t p : / / s c h e m a s . m i c r o s o f t . c o m / o f f i c e / w o r d / 2 0 1 0 / w o r d p r o c e s s i n g S h a p e "   m c : I g n o r a b l e = " w 1 4   w 1 5   w 1 6 s e   w 1 6 c i d   w 1 6   w 1 6 c e x   w 1 6 s d t d h   w 1 6 s d t f l   w 1 6 d u   w p 1 4 " & g t ; & l t ; w : b o d y & g t ; & l t ; w : p   w 1 4 : p a r a I d = " 2 2 B F 4 C B 9 "   w 1 4 : t e x t I d = " 2 3 2 B 0 2 E 0 "   w : r s i d R = " 0 0 D 0 4 0 2 A "   w : r s i d R D e f a u l t = " 0 0 D 0 4 0 2 A " & g t ; & l t ; w : p P r & g t ; & l t ; w : k e e p N e x t / & g t ; & l t ; w : s p a c i n g   w : a f t e r = " 0 "   w : l i n e = " 2 4 0 "   w : l i n e R u l e = " a u t o " / & g t ; & l t ; / w : p P r & g t ; & l t ; w : r & g t ; & l t ; w : t & g t ; D e s c r i p t i o n _ I t e m & l t ; / w : t & g t ; & l t ; / w : r & g t ; & l t ; / w : p & g t ; & l t ; w : s e c t P r   w : r s i d R = " 0 0 D 0 4 0 2 A " & g t ; & l t ; w : p g S z   w : w = " 1 2 2 4 0 "   w : h = " 1 5 8 4 0 " / & g t ; & l t ; w : p g M a r   w : t o p = " 1 4 4 0 "   w : r i g h t = " 1 4 4 0 "   w : b o t t o m = " 1 4 4 0 "   w : l e f t = " 1 4 4 0 "   w : h e a d e r = " 7 0 8 "   w : f o o t e r = " 7 0 8 "   w : g u t t e r = " 0 " / & g t ; & l t ; w : c o l s   w : s p a c e = " 7 0 8 " / & g t ; & l t ; / w : s e c t P r & g t ; & l t ; / w : b o d y & g t ; & l t ; / w : d o c u m e n t & g t ; & l t ; / p k g : x m l D a t a & g t ; & l t ; / p k g : p a r t & g t ; & l t ; p k g : p a r t   p k g : n a m e = " / w o r d / _ r e l s / d o c u m e n t . x m l . r e l s "   p k g : c o n t e n t T y p e = " a p p l i c a t i o n / v n d . o p e n x m l f o r m a t s - p a c k a g e . r e l a t i o n s h i p s + x m l "   p k g : p a d d i n g = " 2 5 6 " & g t ; & l t ; p k g : x m l D a t a & g t ; & l t ; R e l a t i o n s h i p s   x m l n s = " h t t p : / / s c h e m a s . o p e n x m l f o r m a t s . o r g / p a c k a g e / 2 0 0 6 / r e l a t i o n s h i p s " & g t ; & l t ; R e l a t i o n s h i p   I d = " r I d 1 "   T y p e = " h t t p : / / s c h e m a s . o p e n x m l f o r m a t s . o r g / o f f i c e D o c u m e n t / 2 0 0 6 / r e l a t i o n s h i p s / s t y l e s "   T a r g e t = " s t y l e s . x m l " / & g t ; & l t ; / R e l a t i o n s h i p s & g t ; & l t ; / p k g : x m l D a t a & g t ; & l t ; / p k g : p a r t & g t ; & l t ; p k g : p a r t   p k g : n a m e = " / w o r d / s t y l e s . x m l "   p k g : c o n t e n t T y p e = " a p p l i c a t i o n / v n d . o p e n x m l f o r m a t s - o f f i c e d o c u m e n t . w o r d p r o c e s s i n g m l . s t y l e s + x m l " & g t ; & l t ; p k g : x m l D a t a & g t ; & l t ; w : s t y l e s   x m l n s : m c = " h t t p : / / s c h e m a s . o p e n x m l f o r m a t s . o r g / m a r k u p - c o m p a t i b i l i t y / 2 0 0 6 "   x m l n s : r = " h t t p : / / s c h e m a s . o p e n x m l f o r m a t s . o r g / o f f i c e D o c u m e n t / 2 0 0 6 / r e l a t i o n s h i p s "   x m l n s : w = " h t t p : / / s c h e m a s . o p e n x m l f o r m a t s . o r g / w o r d p r o c e s s i n g m l / 2 0 0 6 / m a i n "   x m l n s : w 1 4 = " h t t p : / / s c h e m a s . m i c r o s o f t . c o m / o f f i c e / w o r d / 2 0 1 0 / w o r d m l "   x m l n s : w 1 5 = " h t t p : / / s c h e m a s . m i c r o s o f t . c o m / o f f i c e / w o r d / 2 0 1 2 / w o r d m l "   x m l n s : w 1 6 c e x = " h t t p : / / s c h e m a s . m i c r o s o f t . c o m / o f f i c e / w o r d / 2 0 1 8 / w o r d m l / c e x "   x m l n s : w 1 6 c i d = " h t t p : / / s c h e m a s . m i c r o s o f t . c o m / o f f i c e / w o r d / 2 0 1 6 / w o r d m l / c i d "   x m l n s : w 1 6 = " h t t p : / / s c h e m a s . m i c r o s o f t . c o m / o f f i c e / w o r d / 2 0 1 8 / w o r d m l "   x m l n s : w 1 6 d u = " h t t p : / / s c h e m a s . m i c r o s o f t . c o m / o f f i c e / w o r d / 2 0 2 3 / w o r d m l / w o r d 1 6 d u "   x m l n s : w 1 6 s d t d h = " h t t p : / / s c h e m a s . m i c r o s o f t . c o m / o f f i c e / w o r d / 2 0 2 0 / w o r d m l / s d t d a t a h a s h "   x m l n s : w 1 6 s d t f l = " h t t p : / / s c h e m a s . m i c r o s o f t . c o m / o f f i c e / w o r d / 2 0 2 4 / w o r d m l / s d t f o r m a t l o c k "   x m l n s : w 1 6 s e = " h t t p : / / s c h e m a s . m i c r o s o f t . c o m / o f f i c e / w o r d / 2 0 1 5 / w o r d m l / s y m e x "   m c : I g n o r a b l e = " w 1 4   w 1 5   w 1 6 s e   w 1 6 c i d   w 1 6   w 1 6 c e x   w 1 6 s d t d h   w 1 6 s d t f l   w 1 6 d u " & g t ; & l t ; w : d o c D e f a u l t s & g t ; & l t ; w : r P r D e f a u l t & g t ; & l t ; w : r P r & g t ; & l t ; w : r F o n t s   w : a s c i i T h e m e = " m i n o r H A n s i "   w : e a s t A s i a T h e m e = " m i n o r E a s t A s i a "   w : h A n s i T h e m e = " m i n o r H A n s i "   w : c s t h e m e = " m i n o r B i d i " / & g t ; & l t ; w : k e r n   w : v a l = " 2 " / & g t ; & l t ; w : s z   w : v a l = " 2 4 " / & g t ; & l t ; w : s z C s   w : v a l = " 2 4 " / & g t ; & l t ; w : l a n g   w : v a l = " e n - D K "   w : e a s t A s i a = " e n - D K "   w : b i d i = " a r - S A " / & g t ; & l t ; w 1 4 : l i g a t u r e s   w 1 4 : v a l = " s t a n d a r d C o n t e x t u a l " / & g t ; & l t ; / w : r P r & g t ; & l t ; / w : r P r D e f a u l t & g t ; & l t ; w : p P r D e f a u l t & g t ; & l t ; w : p P r & g t ; & l t ; w : s p a c i n g   w : a f t e r = " 1 6 0 "   w : l i n e = " 2 7 8 "   w : l i n e R u l e = " a u t o " / & g t ; & l t ; / w : p P r & g t ; & l t ; / w : p P r D e f a u l t & g t ; & l t ; / w : d o c D e f a u l t s & g t ; & l t ; w : s t y l e   w : t y p e = " p a r a g r a p h "   w : d e f a u l t = " 1 "   w : s t y l e I d = " N o r m a l " & g t ; & l t ; w : n a m e   w : v a l = " N o r m a l " / & g t ; & l t ; w : q F o r m a t / & g t ; & l t ; w : r s i d   w : v a l = " 0 0 B 3 0 F 1 4 " / & g t ; & l t ; / w : s t y l e & g t ; & l t ; w : s t y l e   w : t y p e = " c h a r a c t e r "   w : d e f a u l t = " 1 "   w : s t y l e I d = " D e f a u l t P a r a g r a p h F o n t " & g t ; & l t ; w : n a m e   w : v a l = " D e f a u l t   P a r a g r a p h   F o n t " / & g t ; & l t ; w : u i P r i o r i t y   w : v a l = " 1 " / & g t ; & l t ; w : s e m i H i d d e n / & g t ; & l t ; w : u n h i d e W h e n U s e d / & g t ; & l t ; w : r s i d   w : v a l = " 0 0 B 3 0 F 1 4 " / & g t ; & l t ; / w : s t y l e & g t ; & l t ; w : s t y l e   w : t y p e = " t a b l e "   w : d e f a u l t = " 1 "   w : s t y l e I d = " T a b l e N o r m a l " & g t ; & l t ; w : n a m e   w : v a l = " N o r m a l   T a b l e " / & g t ; & l t ; w : u i P r i o r i t y   w : v a l = " 9 9 " / & g t ; & l t ; w : s e m i H i d d e n / & g t ; & l t ; w : u n h i d e W h e n U s e d / & g t ; & l t ; w : t b l P r & g t ; & l t ; w : t b l I n d   w : w = " 0 "   w : t y p e = " d x a " / & g t ; & l t ; w : t b l C e l l M a r & g t ; & l t ; w : t o p   w : w = " 0 "   w : t y p e = " d x a " / & g t ; & l t ; w : l e f t   w : w = " 1 0 8 "   w : t y p e = " d x a " / & g t ; & l t ; w : b o t t o m   w : w = " 0 "   w : t y p e = " d x a " / & g t ; & l t ; w : r i g h t   w : w = " 1 0 8 "   w : t y p e = " d x a " / & g t ; & l t ; / w : t b l C e l l M a r & g t ; & l t ; / w : t b l P r & g t ; & l t ; / w : s t y l e & g t ; & l t ; w : s t y l e   w : t y p e = " n u m b e r i n g "   w : d e f a u l t = " 1 "   w : s t y l e I d = " N o L i s t " & g t ; & l t ; w : n a m e   w : v a l = " N o   L i s t " / & g t ; & l t ; w : u i P r i o r i t y   w : v a l = " 9 9 " / & g t ; & l t ; w : s e m i H i d d e n / & g t ; & l t ; w : u n h i d e W h e n U s e d / & g t ; & l t ; w : r s i d   w : v a l = " 0 0 B 3 0 F 1 4 " / & g t ; & l t ; / w : s t y l e & g t ; & l t ; / w : s t y l e s & g t ; & l t ; / p k g : x m l D a t a & g t ; & l t ; / p k g : p a r t & g t ; & l t ; / p k g : p a c k a g e & g t ; - 
- < / D e s c r i p t i o n _ I t e m > +         < D e s c r i p t i o n _ I t e m > D e s c r i p t i o n _ I t e m < / D e s c r i p t i o n _ I t e m >   
          < G l o b a l D i m 1 F i l t e r _ I t e m > G l o b a l D i m 1 F i l t e r _ I t e m < / G l o b a l D i m 1 F i l t e r _ I t e m >   
@@ -3271,13 +3469,7 @@
  
          < L o c a t i o n F i l t e r _ I t e m > L o c a t i o n F i l t e r _ I t e m < / L o c a t i o n F i l t e r _ I t e m >   
-         < N o _ I t e m > & l t ; ? x m l   v e r s i o n = " 1 . 0 "   s t a n d a l o n e = " y e s " ? & g t ; - 
- & l t ; ? m s o - a p p l i c a t i o n   p r o g i d = " W o r d . D o c u m e n t " ? & g t ; - 
- & l t ; p k g : p a c k a g e   x m l n s : p k g = " h t t p : / / s c h e m a s . m i c r o s o f t . c o m / o f f i c e / 2 0 0 6 / x m l P a c k a g e " & g t ; & l t ; p k g : p a r t   p k g : n a m e = " / _ r e l s / . r e l s "   p k g : c o n t e n t T y p e = " a p p l i c a t i o n / v n d . o p e n x m l f o r m a t s - p a c k a g e . r e l a t i o n s h i p s + x m l "   p k g : p a d d i n g = " 5 1 2 " & g t ; & l t ; p k g : x m l D a t a & g t ; & l t ; R e l a t i o n s h i p s   x m l n s = " h t t p : / / s c h e m a s . o p e n x m l f o r m a t s . o r g / p a c k a g e / 2 0 0 6 / r e l a t i o n s h i p s " & g t ; & l t ; R e l a t i o n s h i p   I d = " r I d 1 "   T y p e = " h t t p : / / s c h e m a s . o p e n x m l f o r m a t s . o r g / o f f i c e D o c u m e n t / 2 0 0 6 / r e l a t i o n s h i p s / o f f i c e D o c u m e n t "   T a r g e t = " w o r d / d o c u m e n t . x m l " / & g t ; & l t ; / R e l a t i o n s h i p s & g t ; & l t ; / p k g : x m l D a t a & g t ; & l t ; / p k g : p a r t & g t ; & l t ; p k g : p a r t   p k g : n a m e = " / w o r d / d o c u m e n t . x m l "   p k g : c o n t e n t T y p e = " a p p l i c a t i o n / v n d . o p e n x m l f o r m a t s - o f f i c e d o c u m e n t . w o r d p r o c e s s i n g m l . d o c u m e n t . m a i n + x m l " & g t ; & l t ; p k g : x m l D a t a & g t ; & l t ; w : d o c u m e n t   x m l n s : w p c = " h t t p : / / s c h e m a s . m i c r o s o f t . c o m / o f f i c e / w o r d / 2 0 1 0 / w o r d p r o c e s s i n g C a n v a s "   x m l n s : c x = " h t t p : / / s c h e m a s . m i c r o s o f t . c o m / o f f i c e / d r a w i n g / 2 0 1 4 / c h a r t e x "   x m l n s : c x 1 = " h t t p : / / s c h e m a s . m i c r o s o f t . c o m / o f f i c e / d r a w i n g / 2 0 1 5 / 9 / 8 / c h a r t e x "   x m l n s : c x 2 = " h t t p : / / s c h e m a s . m i c r o s o f t . c o m / o f f i c e / d r a w i n g / 2 0 1 5 / 1 0 / 2 1 / c h a r t e x "   x m l n s : c x 3 = " h t t p : / / s c h e m a s . m i c r o s o f t . c o m / o f f i c e / d r a w i n g / 2 0 1 6 / 5 / 9 / c h a r t e x "   x m l n s : c x 4 = " h t t p : / / s c h e m a s . m i c r o s o f t . c o m / o f f i c e / d r a w i n g / 2 0 1 6 / 5 / 1 0 / c h a r t e x "   x m l n s : c x 5 = " h t t p : / / s c h e m a s . m i c r o s o f t . c o m / o f f i c e / d r a w i n g / 2 0 1 6 / 5 / 1 1 / c h a r t e x "   x m l n s : c x 6 = " h t t p : / / s c h e m a s . m i c r o s o f t . c o m / o f f i c e / d r a w i n g / 2 0 1 6 / 5 / 1 2 / c h a r t e x "   x m l n s : c x 7 = " h t t p : / / s c h e m a s . m i c r o s o f t . c o m / o f f i c e / d r a w i n g / 2 0 1 6 / 5 / 1 3 / c h a r t e x "   x m l n s : c x 8 = " h t t p : / / s c h e m a s . m i c r o s o f t . c o m / o f f i c e / d r a w i n g / 2 0 1 6 / 5 / 1 4 / c h a r t e x "   x m l n s : m c = " h t t p : / / s c h e m a s . o p e n x m l f o r m a t s . o r g / m a r k u p - c o m p a t i b i l i t y / 2 0 0 6 "   x m l n s : a i n k = " h t t p : / / s c h e m a s . m i c r o s o f t . c o m / o f f i c e / d r a w i n g / 2 0 1 6 / i n k "   x m l n s : a m 3 d = " h t t p : / / s c h e m a s . m i c r o s o f t . c o m / o f f i c e / d r a w i n g / 2 0 1 7 / m o d e l 3 d "   x m l n s : o = " u r n : s c h e m a s - m i c r o s o f t - c o m : o f f i c e : o f f i c e "   x m l n s : o e l = " h t t p : / / s c h e m a s . m i c r o s o f t . c o m / o f f i c e / 2 0 1 9 / e x t l s t "   x m l n s : r = " h t t p : / / s c h e m a s . o p e n x m l f o r m a t s . o r g / o f f i c e D o c u m e n t / 2 0 0 6 / r e l a t i o n s h i p s "   x m l n s : m = " h t t p : / / s c h e m a s . o p e n x m l f o r m a t s . o r g / o f f i c e D o c u m e n t / 2 0 0 6 / m a t h "   x m l n s : v = " u r n : s c h e m a s - m i c r o s o f t - c o m : v m l "   x m l n s : w p 1 4 = " h t t p : / / s c h e m a s . m i c r o s o f t . c o m / o f f i c e / w o r d / 2 0 1 0 / w o r d p r o c e s s i n g D r a w i n g "   x m l n s : w p = " h t t p : / / s c h e m a s . o p e n x m l f o r m a t s . o r g / d r a w i n g m l / 2 0 0 6 / w o r d p r o c e s s i n g D r a w i n g "   x m l n s : w 1 0 = " u r n : s c h e m a s - m i c r o s o f t - c o m : o f f i c e : w o r d "   x m l n s : w = " h t t p : / / s c h e m a s . o p e n x m l f o r m a t s . o r g / w o r d p r o c e s s i n g m l / 2 0 0 6 / m a i n "   x m l n s : w 1 4 = " h t t p : / / s c h e m a s . m i c r o s o f t . c o m / o f f i c e / w o r d / 2 0 1 0 / w o r d m l "   x m l n s : w 1 5 = " h t t p : / / s c h e m a s . m i c r o s o f t . c o m / o f f i c e / w o r d / 2 0 1 2 / w o r d m l "   x m l n s : w 1 6 c e i = " h t t p : / / s c h e m a s . m i c r o s o f t . c o m / o f f i c e / w o r d / 2 0 2 6 / w o r d m l / c e i "   x m l n s : w 1 6 c e x = " h t t p : / / s c h e m a s . m i c r o s o f t . c o m / o f f i c e / w o r d / 2 0 1 8 / w o r d m l / c e x "   x m l n s : w 1 6 c i d = " h t t p : / / s c h e m a s . m i c r o s o f t . c o m / o f f i c e / w o r d / 2 0 1 6 / w o r d m l / c i d "   x m l n s : w 1 6 = " h t t p : / / s c h e m a s . m i c r o s o f t . c o m / o f f i c e / w o r d / 2 0 1 8 / w o r d m l "   x m l n s : w 1 6 d u = " h t t p : / / s c h e m a s . m i c r o s o f t . c o m / o f f i c e / w o r d / 2 0 2 3 / w o r d m l / w o r d 1 6 d u "   x m l n s : w 1 6 s d t d h = " h t t p : / / s c h e m a s . m i c r o s o f t . c o m / o f f i c e / w o r d / 2 0 2 0 / w o r d m l / s d t d a t a h a s h "   x m l n s : w 1 6 s d t f l = " h t t p : / / s c h e m a s . m i c r o s o f t . c o m / o f f i c e / w o r d / 2 0 2 4 / w o r d m l / s d t f o r m a t l o c k "   x m l n s : w 1 6 s e = " h t t p : / / s c h e m a s . m i c r o s o f t . c o m / o f f i c e / w o r d / 2 0 1 5 / w o r d m l / s y m e x "   x m l n s : w p g = " h t t p : / / s c h e m a s . m i c r o s o f t . c o m / o f f i c e / w o r d / 2 0 1 0 / w o r d p r o c e s s i n g G r o u p "   x m l n s : w p i = " h t t p : / / s c h e m a s . m i c r o s o f t . c o m / o f f i c e / w o r d / 2 0 1 0 / w o r d p r o c e s s i n g I n k "   x m l n s : w n e = " h t t p : / / s c h e m a s . m i c r o s o f t . c o m / o f f i c e / w o r d / 2 0 0 6 / w o r d m l "   x m l n s : w p s = " h t t p : / / s c h e m a s . m i c r o s o f t . c o m / o f f i c e / w o r d / 2 0 1 0 / w o r d p r o c e s s i n g S h a p e "   m c : I g n o r a b l e = " w 1 4   w 1 5   w 1 6 s e   w 1 6 c i d   w 1 6   w 1 6 c e x   w 1 6 s d t d h   w 1 6 s d t f l   w 1 6 d u   w p 1 4 " & g t ; & l t ; w : b o d y & g t ; & l t ; w : p   w 1 4 : p a r a I d = " 6 B 3 E 2 9 6 8 "   w 1 4 : t e x t I d = " 3 D F 6 3 5 1 3 "   w : r s i d R = " 0 0 4 7 0 8 B 9 "   w : r s i d R D e f a u l t = " 0 0 4 7 0 8 B 9 " & g t ; & l t ; w : p P r & g t ; & l t ; w : s p a c i n g   w : b e f o r e = " 4 0 "   w : a f t e r = " 0 "   w : l i n e = " 2 4 0 "   w : l i n e R u l e = " a u t o " / & g t ; & l t ; / w : p P r & g t ; & l t ; w : r   w : r s i d R P r = " 0 0 1 2 6 3 6 E " & g t ; & l t ; w : r P r & g t ; & l t ; w : l a n g   w : e a s t A s i a = " z h - C N " / & g t ; & l t ; / w : r P r & g t ; & l t ; w : t & g t ; N o & l t ; / w : t & g t ; & l t ; / w : r & g t ; & l t ; w : r & g t ; & l t ; w : r P r & g t ; & l t ; w : l a n g   w : e a s t A s i a = " z h - C N " / & g t ; & l t ; / w : r P r & g t ; & l t ; w : t & g t ; _ & l t ; / w : t & g t ; & l t ; / w : r & g t ; & l t ; w : r   w : r s i d R P r = " 0 0 1 2 6 3 6 E " & g t ; & l t ; w : r P r & g t ; & l t ; w : l a n g   w : e a s t A s i a = " z h - C N " / & g t ; & l t ; / w : r P r & g t ; & l t ; w : t & g t ; I t e m & l t ; / w : t & g t ; & l t ; / w : r & g t ; & l t ; / w : p & g t ; & l t ; w : s e c t P r   w : r s i d R = " 0 0 4 7 0 8 B 9 " & g t ; & l t ; w : p g S z   w : w = " 1 2 2 4 0 "   w : h = " 1 5 8 4 0 " / & g t ; & l t ; w : p g M a r   w : t o p = " 1 4 4 0 "   w : r i g h t = " 1 4 4 0 "   w : b o t t o m = " 1 4 4 0 "   w : l e f t = " 1 4 4 0 "   w : h e a d e r = " 7 2 0 "   w : f o o t e r = " 7 2 0 "   w : g u t t e r = " 0 " / & g t ; & l t ; w : c o l s   w : s p a c e = " 7 2 0 " / & g t ; & l t ; / w : s e c t P r & g t ; & l t ; / w : b o d y & g t ; & l t ; / w : d o c u m e n t & g t ; & l t ; / p k g : x m l D a t a & g t ; & l t ; / p k g : p a r t & g t ; & l t ; p k g : p a r t   p k g : n a m e = " / w o r d / _ r e l s / d o c u m e n t . x m l . r e l s "   p k g : c o n t e n t T y p e = " a p p l i c a t i o n / v n d . o p e n x m l f o r m a t s - p a c k a g e . r e l a t i o n s h i p s + x m l "   p k g : p a d d i n g = " 2 5 6 " & g t ; & l t ; p k g : x m l D a t a & g t ; & l t ; R e l a t i o n s h i p s   x m l n s = " h t t p : / / s c h e m a s . o p e n x m l f o r m a t s . o r g / p a c k a g e / 2 0 0 6 / r e l a t i o n s h i p s " & g t ; & l t ; R e l a t i o n s h i p   I d = " r I d 1 "   T y p e = " h t t p : / / s c h e m a s . o p e n x m l f o r m a t s . o r g / o f f i c e D o c u m e n t / 2 0 0 6 / r e l a t i o n s h i p s / s t y l e s "   T a r g e t = " s t y l e s . x m l " / & g t ; & l t ; / R e l a t i o n s h i p s & g t ; & l t ; / p k g : x m l D a t a & g t ; & l t ; / p k g : p a r t & g t ; & l t ; p k g : p a r t   p k g : n a m e = " / w o r d / s t y l e s . x m l "   p k g : c o n t e n t T y p e = " a p p l i c a t i o n / v n d . o p e n x m l f o r m a t s - o f f i c e d o c u m e n t . w o r d p r o c e s s i n g m l . s t y l e s + x m l " & g t ; & l t ; p k g : x m l D a t a & g t ; & l t ; w : s t y l e s   x m l n s : m c = " h t t p : / / s c h e m a s . o p e n x m l f o r m a t s . o r g / m a r k u p - c o m p a t i b i l i t y / 2 0 0 6 "   x m l n s : r = " h t t p : / / s c h e m a s . o p e n x m l f o r m a t s . o r g / o f f i c e D o c u m e n t / 2 0 0 6 / r e l a t i o n s h i p s "   x m l n s : w = " h t t p : / / s c h e m a s . o p e n x m l f o r m a t s . o r g / w o r d p r o c e s s i n g m l / 2 0 0 6 / m a i n "   x m l n s : w 1 4 = " h t t p : / / s c h e m a s . m i c r o s o f t . c o m / o f f i c e / w o r d / 2 0 1 0 / w o r d m l "   x m l n s : w 1 5 = " h t t p : / / s c h e m a s . m i c r o s o f t . c o m / o f f i c e / w o r d / 2 0 1 2 / w o r d m l "   x m l n s : w 1 6 c e x = " h t t p : / / s c h e m a s . m i c r o s o f t . c o m / o f f i c e / w o r d / 2 0 1 8 / w o r d m l / c e x "   x m l n s : w 1 6 c i d = " h t t p : / / s c h e m a s . m i c r o s o f t . c o m / o f f i c e / w o r d / 2 0 1 6 / w o r d m l / c i d "   x m l n s : w 1 6 = " h t t p : / / s c h e m a s . m i c r o s o f t . c o m / o f f i c e / w o r d / 2 0 1 8 / w o r d m l "   x m l n s : w 1 6 d u = " h t t p : / / s c h e m a s . m i c r o s o f t . c o m / o f f i c e / w o r d / 2 0 2 3 / w o r d m l / w o r d 1 6 d u "   x m l n s : w 1 6 s d t d h = " h t t p : / / s c h e m a s . m i c r o s o f t . c o m / o f f i c e / w o r d / 2 0 2 0 / w o r d m l / s d t d a t a h a s h "   x m l n s : w 1 6 s d t f l = " h t t p : / / s c h e m a s . m i c r o s o f t . c o m / o f f i c e / w o r d / 2 0 2 4 / w o r d m l / s d t f o r m a t l o c k "   x m l n s : w 1 6 s e = " h t t p : / / s c h e m a s . m i c r o s o f t . c o m / o f f i c e / w o r d / 2 0 1 5 / w o r d m l / s y m e x "   m c : I g n o r a b l e = " w 1 4   w 1 5   w 1 6 s e   w 1 6 c i d   w 1 6   w 1 6 c e x   w 1 6 s d t d h   w 1 6 s d t f l   w 1 6 d u " & g t ; & l t ; w : d o c D e f a u l t s & g t ; & l t ; w : r P r D e f a u l t & g t ; & l t ; w : r P r & g t ; & l t ; w : r F o n t s   w : a s c i i T h e m e = " m i n o r H A n s i "   w : e a s t A s i a T h e m e = " m i n o r E a s t A s i a "   w : h A n s i T h e m e = " m i n o r H A n s i "   w : c s t h e m e = " m i n o r B i d i " / & g t ; & l t ; w : k e r n   w : v a l = " 2 " / & g t ; & l t ; w : s z   w : v a l = " 2 4 " / & g t ; & l t ; w : s z C s   w : v a l = " 2 4 " / & g t ; & l t ; w : l a n g   w : v a l = " e n - D K "   w : e a s t A s i a = " e n - D K "   w : b i d i = " a r - S A " / & g t ; & l t ; w 1 4 : l i g a t u r e s   w 1 4 : v a l = " s t a n d a r d C o n t e x t u a l " / & g t ; & l t ; / w : r P r & g t ; & l t ; / w : r P r D e f a u l t & g t ; & l t ; w : p P r D e f a u l t & g t ; & l t ; w : p P r & g t ; & l t ; w : s p a c i n g   w : a f t e r = " 1 6 0 "   w : l i n e = " 2 7 8 "   w : l i n e R u l e = " a u t o " / & g t ; & l t ; / w : p P r & g t ; & l t ; / w : p P r D e f a u l t & g t ; & l t ; / w : d o c D e f a u l t s & g t ; & l t ; w : s t y l e   w : t y p e = " p a r a g r a p h "   w : d e f a u l t = " 1 "   w : s t y l e I d = " N o r m a l " & g t ; & l t ; w : n a m e   w : v a l = " N o r m a l " / & g t ; & l t ; w : q F o r m a t / & g t ; & l t ; w : r s i d   w : v a l = " 0 0 A 5 2 4 2 B " / & g t ; & l t ; / w : s t y l e & g t ; & l t ; w : s t y l e   w : t y p e = " c h a r a c t e r "   w : d e f a u l t = " 1 "   w : s t y l e I d = " D e f a u l t P a r a g r a p h F o n t " & g t ; & l t ; w : n a m e   w : v a l = " D e f a u l t   P a r a g r a p h   F o n t " / & g t ; & l t ; w : u i P r i o r i t y   w : v a l = " 1 " / & g t ; & l t ; w : s e m i H i d d e n / & g t ; & l t ; w : u n h i d e W h e n U s e d / & g t ; & l t ; w : r s i d   w : v a l = " 0 0 A 5 2 4 2 B " / & g t ; & l t ; / w : s t y l e & g t ; & l t ; w : s t y l e   w : t y p e = " t a b l e "   w : d e f a u l t = " 1 "   w : s t y l e I d = " T a b l e N o r m a l " & g t ; & l t ; w : n a m e   w : v a l = " N o r m a l   T a b l e " / & g t ; & l t ; w : u i P r i o r i t y   w : v a l = " 9 9 " / & g t ; & l t ; w : s e m i H i d d e n / & g t ; & l t ; w : u n h i d e W h e n U s e d / & g t ; & l t ; w : t b l P r & g t ; & l t ; w : t b l I n d   w : w = " 0 "   w : t y p e = " d x a " / & g t ; & l t ; w : t b l C e l l M a r & g t ; & l t ; w : t o p   w : w = " 0 "   w : t y p e = " d x a " / & g t ; & l t ; w : l e f t   w : w = " 1 0 8 "   w : t y p e = " d x a " / & g t ; & l t ; w : b o t t o m   w : w = " 0 "   w : t y p e = " d x a " / & g t ; & l t ; w : r i g h t   w : w = " 1 0 8 "   w : t y p e = " d x a " / & g t ; & l t ; / w : t b l C e l l M a r & g t ; & l t ; / w : t b l P r & g t ; & l t ; / w : s t y l e & g t ; & l t ; w : s t y l e   w : t y p e = " n u m b e r i n g "   w : d e f a u l t = " 1 "   w : s t y l e I d = " N o L i s t " & g t ; & l t ; w : n a m e   w : v a l = " N o   L i s t " / & g t ; & l t ; w : u i P r i o r i t y   w : v a l = " 9 9 " / & g t ; & l t ; w : s e m i H i d d e n / & g t ; & l t ; w : u n h i d e W h e n U s e d / & g t ; & l t ; w : r s i d   w : v a l = " 0 0 A 5 2 4 2 B " / & g t ; & l t ; / w : s t y l e & g t ; & l t ; / w : s t y l e s & g t ; & l t ; / p k g : x m l D a t a & g t ; & l t ; / p k g : p a r t & g t ; & l t ; / p k g : p a c k a g e & g t ; - 
- < / N o _ I t e m > +         < N o _ I t e m > N o _ I t e m < / N o _ I t e m >   
          < O t h e r B a c k O r d e r s C a p t i o n > O t h e r B a c k O r d e r s C a p t i o n < / O t h e r B a c k O r d e r s C a p t i o n >   

--- a/src/Layers/W1/BaseApp/Inventory/Reports/InventorySalesBackOrdersBody.docx
+++ b/src/Layers/W1/BaseApp/Inventory/Reports/InventorySalesBackOrdersBody.docx
@@ -2960,6 +2960,8 @@
  
              < R e p o r t N a m e > R e p o r t   N a m e < / R e p o r t N a m e >   
+             < R e p o r t C a p t i o n > R e p o r t   C a p t i o n < / R e p o r t C a p t i o n > + 
              < A b o u t T h i s R e p o r t T i t l e > A b o u t   T h i s   R e p o r t   T i t l e < / A b o u t T h i s R e p o r t T i t l e >   
              < A b o u t T h i s R e p o r t T e x t > A b o u t   T h i s   R e p o r t   T e x t < / A b o u t T h i s R e p o r t T e x t > @@ -3014,21 +3016,21 @@
  
              < C o m p a n y A d d r e s s L i n e s >   
-                 < C o m p a n y A d d r e s s L i n e > C o m p a n y   A d d r e s s   L i n e   1 < / C o m p a n y A d d r e s s L i n e > - 
-                 < C o m p a n y A d d r e s s L i n e > C o m p a n y   A d d r e s s   L i n e   2 < / C o m p a n y A d d r e s s L i n e > - 
-                 < C o m p a n y A d d r e s s L i n e > C o m p a n y   A d d r e s s   L i n e   3 < / C o m p a n y A d d r e s s L i n e > - 
-                 < C o m p a n y A d d r e s s L i n e > C o m p a n y   A d d r e s s   L i n e   4 < / C o m p a n y A d d r e s s L i n e > - 
-                 < C o m p a n y A d d r e s s L i n e > C o m p a n y   A d d r e s s   L i n e   5 < / C o m p a n y A d d r e s s L i n e > - 
-                 < C o m p a n y A d d r e s s L i n e > C o m p a n y   A d d r e s s   L i n e   6 < / C o m p a n y A d d r e s s L i n e > - 
-                 < C o m p a n y A d d r e s s L i n e > C o m p a n y   A d d r e s s   L i n e   7 < / C o m p a n y A d d r e s s L i n e > - 
-                 < C o m p a n y A d d r e s s L i n e > C o m p a n y   A d d r e s s   L i n e   8 < / C o m p a n y A d d r e s s L i n e > +                 < C o m p a n y A d d r e s s L i n e 1 > C o m p a n y   A d d r e s s   L i n e   1 < / C o m p a n y A d d r e s s L i n e 1 > + 
+                 < C o m p a n y A d d r e s s L i n e 2 > C o m p a n y   A d d r e s s   L i n e   2 < / C o m p a n y A d d r e s s L i n e 2 > + 
+                 < C o m p a n y A d d r e s s L i n e 3 > C o m p a n y   A d d r e s s   L i n e   3 < / C o m p a n y A d d r e s s L i n e 3 > + 
+                 < C o m p a n y A d d r e s s L i n e 4 > C o m p a n y   A d d r e s s   L i n e   4 < / C o m p a n y A d d r e s s L i n e 4 > + 
+                 < C o m p a n y A d d r e s s L i n e 5 > C o m p a n y   A d d r e s s   L i n e   5 < / C o m p a n y A d d r e s s L i n e 5 > + 
+                 < C o m p a n y A d d r e s s L i n e 6 > C o m p a n y   A d d r e s s   L i n e   6 < / C o m p a n y A d d r e s s L i n e 6 > + 
+                 < C o m p a n y A d d r e s s L i n e 7 > C o m p a n y   A d d r e s s   L i n e   7 < / C o m p a n y A d d r e s s L i n e 7 > + 
+                 < C o m p a n y A d d r e s s L i n e 8 > C o m p a n y   A d d r e s s   L i n e   8 < / C o m p a n y A d d r e s s L i n e 8 >   
              < / C o m p a n y A d d r e s s L i n e s >   
@@ -3269,6 +3271,8 @@
  
              < R e p o r t N a m e > R e p o r t   N a m e < / R e p o r t N a m e >   
+             < R e p o r t C a p t i o n > R e p o r t   C a p t i o n < / R e p o r t C a p t i o n > + 
              < A b o u t T h i s R e p o r t T i t l e > A b o u t   T h i s   R e p o r t   T i t l e < / A b o u t T h i s R e p o r t T i t l e >   
              < A b o u t T h i s R e p o r t T e x t > A b o u t   T h i s   R e p o r t   T e x t < / A b o u t T h i s R e p o r t T e x t > @@ -3323,21 +3327,21 @@
  
              < C o m p a n y A d d r e s s L i n e s >   
-                 < C o m p a n y A d d r e s s L i n e > C o m p a n y   A d d r e s s   L i n e   1 < / C o m p a n y A d d r e s s L i n e > - 
-                 < C o m p a n y A d d r e s s L i n e > C o m p a n y   A d d r e s s   L i n e   2 < / C o m p a n y A d d r e s s L i n e > - 
-                 < C o m p a n y A d d r e s s L i n e > C o m p a n y   A d d r e s s   L i n e   3 < / C o m p a n y A d d r e s s L i n e > - 
-                 < C o m p a n y A d d r e s s L i n e > C o m p a n y   A d d r e s s   L i n e   4 < / C o m p a n y A d d r e s s L i n e > - 
-                 < C o m p a n y A d d r e s s L i n e > C o m p a n y   A d d r e s s   L i n e   5 < / C o m p a n y A d d r e s s L i n e > - 
-                 < C o m p a n y A d d r e s s L i n e > C o m p a n y   A d d r e s s   L i n e   6 < / C o m p a n y A d d r e s s L i n e > - 
-                 < C o m p a n y A d d r e s s L i n e > C o m p a n y   A d d r e s s   L i n e   7 < / C o m p a n y A d d r e s s L i n e > - 
-                 < C o m p a n y A d d r e s s L i n e > C o m p a n y   A d d r e s s   L i n e   8 < / C o m p a n y A d d r e s s L i n e > +                 < C o m p a n y A d d r e s s L i n e 1 > C o m p a n y   A d d r e s s   L i n e   1 < / C o m p a n y A d d r e s s L i n e 1 > + 
+                 < C o m p a n y A d d r e s s L i n e 2 > C o m p a n y   A d d r e s s   L i n e   2 < / C o m p a n y A d d r e s s L i n e 2 > + 
+                 < C o m p a n y A d d r e s s L i n e 3 > C o m p a n y   A d d r e s s   L i n e   3 < / C o m p a n y A d d r e s s L i n e 3 > + 
+                 < C o m p a n y A d d r e s s L i n e 4 > C o m p a n y   A d d r e s s   L i n e   4 < / C o m p a n y A d d r e s s L i n e 4 > + 
+                 < C o m p a n y A d d r e s s L i n e 5 > C o m p a n y   A d d r e s s   L i n e   5 < / C o m p a n y A d d r e s s L i n e 5 > + 
+                 < C o m p a n y A d d r e s s L i n e 6 > C o m p a n y   A d d r e s s   L i n e   6 < / C o m p a n y A d d r e s s L i n e 6 > + 
+                 < C o m p a n y A d d r e s s L i n e 7 > C o m p a n y   A d d r e s s   L i n e   7 < / C o m p a n y A d d r e s s L i n e 7 > + 
+                 < C o m p a n y A d d r e s s L i n e 8 > C o m p a n y   A d d r e s s   L i n e   8 < / C o m p a n y A d d r e s s L i n e 8 >   
              < / C o m p a n y A d d r e s s L i n e s >   

--- a/src/Layers/W1/BaseApp/Inventory/Reports/InventorySalesBackOrdersBody.docx
+++ b/src/Layers/W1/BaseApp/Inventory/Reports/InventorySalesBackOrdersBody.docx
@@ -1,384 +1,413 @@
 
 <file path=word/document.xml><?xml version="1.0" encoding="utf-8"?>
-<w:document xmlns:wpc="http://schemas.microsoft.com/office/word/2010/wordprocessingCanvas" xmlns:cx="http://schemas.microsoft.com/office/drawing/2014/chartex" xmlns:cx1="http://schemas.microsoft.com/office/drawing/2015/9/8/chartex" xmlns:cx2="http://schemas.microsoft.com/office/drawing/2015/10/21/chartex" xmlns:cx3="http://schemas.microsoft.com/office/drawing/2016/5/9/chartex" xmlns:cx4="http://schemas.microsoft.com/office/drawing/2016/5/10/chartex" xmlns:cx5="http://schemas.microsoft.com/office/drawing/2016/5/11/chartex" xmlns:cx6="http://schemas.microsoft.com/office/drawing/2016/5/12/chartex" xmlns:cx7="http://schemas.microsoft.com/office/drawing/2016/5/13/chartex" xmlns:cx8="http://schemas.microsoft.com/office/drawing/2016/5/14/chartex" xmlns:mc="http://schemas.openxmlformats.org/markup-compatibility/2006" xmlns:aink="http://schemas.microsoft.com/office/drawing/2016/ink" xmlns:am3d="http://schemas.microsoft.com/office/drawing/2017/model3d" xmlns:o="urn:schemas-microsoft-com:office:office" xmlns:oel="http://schemas.microsoft.com/office/2019/extlst" xmlns:r="http://schemas.openxmlformats.org/officeDocument/2006/relationships" xmlns:m="http://schemas.openxmlformats.org/officeDocument/2006/math" xmlns:v="urn:schemas-microsoft-com:vml" xmlns:wp14="http://schemas.microsoft.com/office/word/2010/wordprocessingDrawing" xmlns:wp="http://schemas.openxmlformats.org/drawingml/2006/wordprocessingDrawing" xmlns:w10="urn:schemas-microsoft-com:office:word" xmlns:w="http://schemas.openxmlformats.org/wordprocessingml/2006/main" xmlns:w14="http://schemas.microsoft.com/office/word/2010/wordml" xmlns:w15="http://schemas.microsoft.com/office/word/2012/wordml" xmlns:w16cei="http://schemas.microsoft.com/office/word/2026/wordml/cei" xmlns:w16cex="http://schemas.microsoft.com/office/word/2018/wordml/cex" xmlns:w16cid="http://schemas.microsoft.com/office/word/2016/wordml/cid" xmlns:w16="http://schemas.microsoft.com/office/word/2018/wordml" xmlns:w16du="http://schemas.microsoft.com/office/word/2023/wordml/word16du" xmlns:w16sdtdh="http://schemas.microsoft.com/office/word/2020/wordml/sdtdatahash" xmlns:w16sdtfl="http://schemas.microsoft.com/office/word/2024/wordml/sdtformatlock" xmlns:w16se="http://schemas.microsoft.com/office/word/2015/wordml/symex" xmlns:wpg="http://schemas.microsoft.com/office/word/2010/wordprocessingGroup" xmlns:wpi="http://schemas.microsoft.com/office/word/2010/wordprocessingInk" xmlns:wne="http://schemas.microsoft.com/office/word/2006/wordml" xmlns:wps="http://schemas.microsoft.com/office/word/2010/wordprocessingShape" mc:Ignorable="w14 w15 w16se w16cid w16 w16cex w16sdtdh w16sdtfl w16du wp14">
+<w:document xmlns:wpc="http://schemas.microsoft.com/office/word/2010/wordprocessingCanvas" xmlns:cx="http://schemas.microsoft.com/office/drawing/2014/chartex" xmlns:cx1="http://schemas.microsoft.com/office/drawing/2015/9/8/chartex" xmlns:cx2="http://schemas.microsoft.com/office/drawing/2015/10/21/chartex" xmlns:cx3="http://schemas.microsoft.com/office/drawing/2016/5/9/chartex" xmlns:cx4="http://schemas.microsoft.com/office/drawing/2016/5/10/chartex" xmlns:cx5="http://schemas.microsoft.com/office/drawing/2016/5/11/chartex" xmlns:cx6="http://schemas.microsoft.com/office/drawing/2016/5/12/chartex" xmlns:cx7="http://schemas.microsoft.com/office/drawing/2016/5/13/chartex" xmlns:cx8="http://schemas.microsoft.com/office/drawing/2016/5/14/chartex" xmlns:mc="http://schemas.openxmlformats.org/markup-compatibility/2006" xmlns:aink="http://schemas.microsoft.com/office/drawing/2016/ink" xmlns:am3d="http://schemas.microsoft.com/office/drawing/2017/model3d" xmlns:o="urn:schemas-microsoft-com:office:office" xmlns:oel="http://schemas.microsoft.com/office/2019/extlst" xmlns:r="http://schemas.openxmlformats.org/officeDocument/2006/relationships" xmlns:m="http://schemas.openxmlformats.org/officeDocument/2006/math" xmlns:v="urn:schemas-microsoft-com:vml" xmlns:wp14="http://schemas.microsoft.com/office/word/2010/wordprocessingDrawing" xmlns:wp="http://schemas.openxmlformats.org/drawingml/2006/wordprocessingDrawing" xmlns:w10="urn:schemas-microsoft-com:office:word" xmlns:w="http://schemas.openxmlformats.org/wordprocessingml/2006/main" xmlns:w14="http://schemas.microsoft.com/office/word/2010/wordml" xmlns:w15="http://schemas.microsoft.com/office/word/2012/wordml" xmlns:w16cex="http://schemas.microsoft.com/office/word/2018/wordml/cex" xmlns:w16cid="http://schemas.microsoft.com/office/word/2016/wordml/cid" xmlns:w16="http://schemas.microsoft.com/office/word/2018/wordml" xmlns:w16du="http://schemas.microsoft.com/office/word/2023/wordml/word16du" xmlns:w16sdtdh="http://schemas.microsoft.com/office/word/2020/wordml/sdtdatahash" xmlns:w16sdtfl="http://schemas.microsoft.com/office/word/2024/wordml/sdtformatlock" xmlns:w16se="http://schemas.microsoft.com/office/word/2015/wordml/symex" xmlns:wpg="http://schemas.microsoft.com/office/word/2010/wordprocessingGroup" xmlns:wpi="http://schemas.microsoft.com/office/word/2010/wordprocessingInk" xmlns:wne="http://schemas.microsoft.com/office/word/2006/wordml" xmlns:wps="http://schemas.microsoft.com/office/word/2010/wordprocessingShape" mc:Ignorable="w14 w15 w16se w16cid w16 w16cex w16sdtdh w16sdtfl w16du wp14">
   <w:body>
     <w:tbl>
       <w:tblPr>
-        <w:tblStyle w:val="BCBlockTable"/>
-        <w:tblW w:w="5000" w:type="pct"/>
-        <w:tblLook w:val="0620" w:firstRow="1" w:lastRow="0" w:firstColumn="0" w:lastColumn="0" w:noHBand="1" w:noVBand="1"/>
-        <w:tblCaption w:val="Table 1"/>
-        <w:tblDescription w:val="Layout table. Used for positioning, not for tabular data."/>
+        <w:tblStyle w:val="PlainTable1"/>
+        <w:tblW w:w="10490" w:type="dxa"/>
+        <w:tblBorders>
+          <w:top w:val="none" w:color="auto" w:sz="0" w:space="0"/>
+          <w:left w:val="none" w:color="auto" w:sz="0" w:space="0"/>
+          <w:bottom w:val="none" w:color="auto" w:sz="0" w:space="0"/>
+          <w:right w:val="none" w:color="auto" w:sz="0" w:space="0"/>
+          <w:insideH w:val="none" w:color="auto" w:sz="0" w:space="0"/>
+          <w:insideV w:val="none" w:color="auto" w:sz="0" w:space="0"/>
+        </w:tblBorders>
+        <w:tblLayout w:type="fixed"/>
+        <w:tblLook w:val="04A0" w:firstRow="1" w:lastRow="0" w:firstColumn="1" w:lastColumn="0" w:noHBand="0" w:noVBand="1"/>
       </w:tblPr>
       <w:tblGrid>
-        <w:gridCol w:w="10494"/>
+        <w:gridCol w:w="1169"/>
+        <w:gridCol w:w="1113"/>
+        <w:gridCol w:w="2396"/>
+        <w:gridCol w:w="1217"/>
+        <w:gridCol w:w="1114"/>
+        <w:gridCol w:w="975"/>
+        <w:gridCol w:w="1253"/>
+        <w:gridCol w:w="1253"/>
       </w:tblGrid>
       <w:tr>
         <w:trPr>
           <w:cnfStyle w:val="100000000000" w:firstRow="1" w:lastRow="0" w:firstColumn="0" w:lastColumn="0" w:oddVBand="0" w:evenVBand="0" w:oddHBand="0" w:evenHBand="0" w:firstRowFirstColumn="0" w:firstRowLastColumn="0" w:lastRowFirstColumn="0" w:lastRowLastColumn="0"/>
-          <w:cantSplit/>
+          <w:trHeight w:val="567" w:hRule="exact"/>
+          <w:tblHeader/>
         </w:trPr>
         <w:sdt>
           <w:sdtPr>
-            <w:alias w:val="#Nav: /Item/ItemFilterTxt"/>
+            <w:rPr>
+              <w:rFonts w:ascii="Segoe UI" w:hAnsi="Segoe UI" w:cs="Segoe UI"/>
+              <w:sz w:val="16"/>
+              <w:szCs w:val="16"/>
+            </w:rPr>
+            <w:alias w:val="#Nav: /Labels/ItemNoCaptionLbl"/>
             <w:tag w:val="#Nav: Inventory_Sales_Back_Orders/718"/>
-            <w:id w:val="-122614654"/>
+            <w:id w:val="-630092475"/>
             <w:placeholder>
-              <w:docPart w:val="C5F29729BBE442DBBAC21986AB95888A"/>
+              <w:docPart w:val="DefaultPlaceholder_-1854013440"/>
             </w:placeholder>
-            <w:dataBinding w:prefixMappings="xmlns:ns0='urn:microsoft-dynamics-nav/reports/Inventory_Sales_Back_Orders/718/'" w:xpath="/ns0:NavWordReportXmlPart[1]/ns0:Item[1]/ns0:ItemFilterTxt[1]" w:storeItemID="{BA705338-4C67-4D04-A73D-802DCC4EAF76}"/>
+            <w:dataBinding w:prefixMappings="&lt;xmlns:ns0='urn:microsoft-dynamics-nav/reports/Inventory_Sales_Back_Orders/718/' " w:xpath="/ns0:NavWordReportXmlPart[1]/ns0:Labels[1]/ns0:ItemNoCaptionLbl[1]" w:storeItemID="{7B3FF86F-2AC0-4DE7-BD4B-408180D9DA52}"/>
             <w:text/>
           </w:sdtPr>
           <w:sdtContent>
             <w:tc>
               <w:tcPr>
-                <w:tcW w:w="5000" w:type="pct"/>
+                <w:cnfStyle w:val="001000000000" w:firstRow="0" w:lastRow="0" w:firstColumn="1" w:lastColumn="0" w:oddVBand="0" w:evenVBand="0" w:oddHBand="0" w:evenHBand="0" w:firstRowFirstColumn="0" w:firstRowLastColumn="0" w:lastRowFirstColumn="0" w:lastRowLastColumn="0"/>
+                <w:tcW w:w="1169" w:type="dxa"/>
+                <w:tcBorders>
+                  <w:bottom w:val="single" w:color="auto" w:sz="4" w:space="0"/>
+                </w:tcBorders>
+                <w:shd w:val="clear" w:color="auto" w:fill="auto"/>
                 <w:vAlign w:val="center"/>
               </w:tcPr>
               <w:p>
                 <w:pPr>
-                  <w:pStyle w:val="NoSpacing"/>
+                  <w:rPr>
+                    <w:rFonts w:ascii="Segoe UI" w:hAnsi="Segoe UI" w:cs="Segoe UI"/>
+                    <w:sz w:val="16"/>
+                    <w:szCs w:val="16"/>
+                  </w:rPr>
                 </w:pPr>
-                <w:proofErr w:type="spellStart"/>
                 <w:r>
-                  <w:t>ItemFilterTxt</w:t>
-                </w:r>
-                <w:proofErr w:type="spellEnd"/>
-              </w:p>
-            </w:tc>
-          </w:sdtContent>
-        </w:sdt>
-      </w:tr>
-      <w:tr>
-        <w:trPr>
-          <w:cantSplit/>
-        </w:trPr>
-        <w:sdt>
-          <w:sdtPr>
-            <w:alias w:val="#Nav: /Item/SalesLineFilterTxt"/>
-            <w:tag w:val="#Nav: Inventory_Sales_Back_Orders/718"/>
-            <w:id w:val="116349656"/>
-            <w:placeholder>
-              <w:docPart w:val="DCE35DA3BA3F482E9B53C212DA3CEECE"/>
-            </w:placeholder>
-            <w:dataBinding w:prefixMappings="xmlns:ns0='urn:microsoft-dynamics-nav/reports/Inventory_Sales_Back_Orders/718/'" w:xpath="/ns0:NavWordReportXmlPart[1]/ns0:Item[1]/ns0:SalesLineFilterTxt[1]" w:storeItemID="{BA705338-4C67-4D04-A73D-802DCC4EAF76}"/>
-            <w:text/>
-          </w:sdtPr>
-          <w:sdtContent>
-            <w:tc>
-              <w:tcPr>
-                <w:tcW w:w="5000" w:type="pct"/>
-                <w:vAlign w:val="center"/>
-              </w:tcPr>
-              <w:p>
-                <w:pPr>
-                  <w:pStyle w:val="NoSpacing"/>
-                </w:pPr>
-                <w:proofErr w:type="spellStart"/>
-                <w:r>
-                  <w:t>SalesLineFilterTxt</w:t>
-                </w:r>
-                <w:proofErr w:type="spellEnd"/>
-              </w:p>
-            </w:tc>
-          </w:sdtContent>
-        </w:sdt>
-      </w:tr>
-    </w:tbl>
-    <w:p>
-      <w:pPr>
-        <w:rPr>
-          <w:lang w:val="da-DK"/>
-        </w:rPr>
-      </w:pPr>
-    </w:p>
-    <w:tbl>
-      <w:tblPr>
-        <w:tblStyle w:val="BCDataTable"/>
-        <w:tblW w:w="5000" w:type="pct"/>
-        <w:tblLook w:val="0420" w:firstRow="1" w:lastRow="0" w:firstColumn="0" w:lastColumn="0" w:noHBand="0" w:noVBand="1"/>
-        <w:tblCaption w:val="Table 2"/>
-        <w:tblDescription w:val="Document lines. Column headers in the first row."/>
-      </w:tblPr>
-      <w:tblGrid>
-        <w:gridCol w:w="919"/>
-        <w:gridCol w:w="1433"/>
-        <w:gridCol w:w="1335"/>
-        <w:gridCol w:w="1454"/>
-        <w:gridCol w:w="1233"/>
-        <w:gridCol w:w="1247"/>
-        <w:gridCol w:w="1516"/>
-        <w:gridCol w:w="1357"/>
-      </w:tblGrid>
-      <w:tr>
-        <w:trPr>
-          <w:cnfStyle w:val="100000000000" w:firstRow="1" w:lastRow="0" w:firstColumn="0" w:lastColumn="0" w:oddVBand="0" w:evenVBand="0" w:oddHBand="0" w:evenHBand="0" w:firstRowFirstColumn="0" w:firstRowLastColumn="0" w:lastRowFirstColumn="0" w:lastRowLastColumn="0"/>
-          <w:cantSplit/>
-          <w:trHeight w:val="490"/>
-          <w:tblHeader/>
-        </w:trPr>
-        <w:sdt>
-          <w:sdtPr>
-            <w:alias w:val="#Nav: /Labels/ItemNoCaptionLbl"/>
-            <w:tag w:val="#Nav: Inventory_Sales_Back_Orders/718"/>
-            <w:id w:val="-630092475"/>
-            <w:placeholder>
-              <w:docPart w:val="BC81F2D8F2F04EF9BC5A3206D7ACD4C5"/>
-            </w:placeholder>
-            <w:dataBinding w:prefixMappings="xmlns:ns0='urn:microsoft-dynamics-nav/reports/Inventory_Sales_Back_Orders/718/'" w:xpath="/ns0:NavWordReportXmlPart[1]/ns0:Labels[1]/ns0:ItemNoCaptionLbl[1]" w:storeItemID="{BA705338-4C67-4D04-A73D-802DCC4EAF76}"/>
-            <w:text/>
-          </w:sdtPr>
-          <w:sdtContent>
-            <w:tc>
-              <w:tcPr>
-                <w:tcW w:w="438" w:type="pct"/>
-                <w:tcBorders>
-                  <w:bottom w:val="single" w:color="auto" w:sz="4" w:space="0"/>
-                </w:tcBorders>
-              </w:tcPr>
-              <w:p>
-                <w:pPr>
-                  <w:pStyle w:val="BCLabel"/>
-                  <w:spacing w:after="80"/>
-                </w:pPr>
-                <w:proofErr w:type="spellStart"/>
-                <w:r>
+                  <w:rPr>
+                    <w:rFonts w:ascii="Segoe UI" w:hAnsi="Segoe UI" w:cs="Segoe UI"/>
+                    <w:sz w:val="16"/>
+                    <w:szCs w:val="16"/>
+                  </w:rPr>
                   <w:t>ItemNoCaptionLbl</w:t>
                 </w:r>
-                <w:proofErr w:type="spellEnd"/>
               </w:p>
             </w:tc>
           </w:sdtContent>
         </w:sdt>
         <w:sdt>
           <w:sdtPr>
+            <w:rPr>
+              <w:rFonts w:ascii="Segoe UI" w:hAnsi="Segoe UI" w:cs="Segoe UI"/>
+              <w:sz w:val="16"/>
+              <w:szCs w:val="16"/>
+            </w:rPr>
             <w:alias w:val="#Nav: /Labels/DocumentNo_SalesLineCaption"/>
             <w:tag w:val="#Nav: Inventory_Sales_Back_Orders/718"/>
             <w:id w:val="1779678501"/>
             <w:placeholder>
-              <w:docPart w:val="BC81F2D8F2F04EF9BC5A3206D7ACD4C5"/>
+              <w:docPart w:val="DefaultPlaceholder_-1854013440"/>
             </w:placeholder>
-            <w:dataBinding w:prefixMappings="xmlns:ns0='urn:microsoft-dynamics-nav/reports/Inventory_Sales_Back_Orders/718/'" w:xpath="/ns0:NavWordReportXmlPart[1]/ns0:Labels[1]/ns0:DocumentNo_SalesLineCaption[1]" w:storeItemID="{BA705338-4C67-4D04-A73D-802DCC4EAF76}"/>
+            <w:dataBinding w:prefixMappings="&lt;xmlns:ns0='urn:microsoft-dynamics-nav/reports/Inventory_Sales_Back_Orders/718/' " w:xpath="/ns0:NavWordReportXmlPart[1]/ns0:Labels[1]/ns0:DocumentNo_SalesLineCaption[1]" w:storeItemID="{7B3FF86F-2AC0-4DE7-BD4B-408180D9DA52}"/>
             <w:text/>
           </w:sdtPr>
           <w:sdtContent>
             <w:tc>
               <w:tcPr>
-                <w:tcW w:w="683" w:type="pct"/>
+                <w:tcW w:w="1113" w:type="dxa"/>
                 <w:tcBorders>
                   <w:bottom w:val="single" w:color="auto" w:sz="4" w:space="0"/>
                 </w:tcBorders>
+                <w:shd w:val="clear" w:color="auto" w:fill="auto"/>
+                <w:vAlign w:val="center"/>
               </w:tcPr>
               <w:p>
                 <w:pPr>
-                  <w:pStyle w:val="BCLabel"/>
-                  <w:spacing w:after="80"/>
+                  <w:cnfStyle w:val="100000000000" w:firstRow="1" w:lastRow="0" w:firstColumn="0" w:lastColumn="0" w:oddVBand="0" w:evenVBand="0" w:oddHBand="0" w:evenHBand="0" w:firstRowFirstColumn="0" w:firstRowLastColumn="0" w:lastRowFirstColumn="0" w:lastRowLastColumn="0"/>
+                  <w:rPr>
+                    <w:rFonts w:ascii="Segoe UI" w:hAnsi="Segoe UI" w:cs="Segoe UI"/>
+                    <w:sz w:val="16"/>
+                    <w:szCs w:val="16"/>
+                  </w:rPr>
                 </w:pPr>
-                <w:proofErr w:type="spellStart"/>
                 <w:r>
+                  <w:rPr>
+                    <w:rFonts w:ascii="Segoe UI" w:hAnsi="Segoe UI" w:cs="Segoe UI"/>
+                    <w:sz w:val="16"/>
+                    <w:szCs w:val="16"/>
+                  </w:rPr>
                   <w:t>DocumentNo_SalesLineCaption</w:t>
                 </w:r>
-                <w:proofErr w:type="spellEnd"/>
               </w:p>
             </w:tc>
           </w:sdtContent>
         </w:sdt>
         <w:sdt>
           <w:sdtPr>
+            <w:rPr>
+              <w:rFonts w:ascii="Segoe UI" w:hAnsi="Segoe UI" w:cs="Segoe UI"/>
+              <w:sz w:val="16"/>
+              <w:szCs w:val="16"/>
+            </w:rPr>
             <w:alias w:val="#Nav: /Labels/CustName_SalesLineCaption"/>
             <w:tag w:val="#Nav: Inventory_Sales_Back_Orders/718"/>
             <w:id w:val="1985432995"/>
             <w:placeholder>
-              <w:docPart w:val="BC81F2D8F2F04EF9BC5A3206D7ACD4C5"/>
+              <w:docPart w:val="DefaultPlaceholder_-1854013440"/>
             </w:placeholder>
-            <w:dataBinding w:prefixMappings="xmlns:ns0='urn:microsoft-dynamics-nav/reports/Inventory_Sales_Back_Orders/718/'" w:xpath="/ns0:NavWordReportXmlPart[1]/ns0:Labels[1]/ns0:CustName_SalesLineCaption[1]" w:storeItemID="{BA705338-4C67-4D04-A73D-802DCC4EAF76}"/>
+            <w:dataBinding w:prefixMappings="&lt;xmlns:ns0='urn:microsoft-dynamics-nav/reports/Inventory_Sales_Back_Orders/718/' " w:xpath="/ns0:NavWordReportXmlPart[1]/ns0:Labels[1]/ns0:CustName_SalesLineCaption[1]" w:storeItemID="{7B3FF86F-2AC0-4DE7-BD4B-408180D9DA52}"/>
             <w:text/>
           </w:sdtPr>
           <w:sdtContent>
             <w:tc>
               <w:tcPr>
-                <w:tcW w:w="636" w:type="pct"/>
+                <w:tcW w:w="2396" w:type="dxa"/>
                 <w:tcBorders>
                   <w:bottom w:val="single" w:color="auto" w:sz="4" w:space="0"/>
                 </w:tcBorders>
+                <w:shd w:val="clear" w:color="auto" w:fill="auto"/>
+                <w:vAlign w:val="center"/>
               </w:tcPr>
               <w:p>
                 <w:pPr>
-                  <w:pStyle w:val="BCLabel"/>
-                  <w:spacing w:after="80"/>
+                  <w:cnfStyle w:val="100000000000" w:firstRow="1" w:lastRow="0" w:firstColumn="0" w:lastColumn="0" w:oddVBand="0" w:evenVBand="0" w:oddHBand="0" w:evenHBand="0" w:firstRowFirstColumn="0" w:firstRowLastColumn="0" w:lastRowFirstColumn="0" w:lastRowLastColumn="0"/>
+                  <w:rPr>
+                    <w:rFonts w:ascii="Segoe UI" w:hAnsi="Segoe UI" w:cs="Segoe UI"/>
+                    <w:sz w:val="16"/>
+                    <w:szCs w:val="16"/>
+                  </w:rPr>
                 </w:pPr>
-                <w:proofErr w:type="spellStart"/>
                 <w:r>
+                  <w:rPr>
+                    <w:rFonts w:ascii="Segoe UI" w:hAnsi="Segoe UI" w:cs="Segoe UI"/>
+                    <w:sz w:val="16"/>
+                    <w:szCs w:val="16"/>
+                  </w:rPr>
                   <w:t>CustName_SalesLineCaption</w:t>
                 </w:r>
-                <w:proofErr w:type="spellEnd"/>
               </w:p>
             </w:tc>
           </w:sdtContent>
         </w:sdt>
         <w:sdt>
           <w:sdtPr>
+            <w:rPr>
+              <w:rFonts w:ascii="Segoe UI" w:hAnsi="Segoe UI" w:cs="Segoe UI"/>
+              <w:sz w:val="16"/>
+              <w:szCs w:val="16"/>
+            </w:rPr>
             <w:alias w:val="#Nav: /Labels/CustPhoneNo_SalesLineCaption"/>
             <w:tag w:val="#Nav: Inventory_Sales_Back_Orders/718"/>
             <w:id w:val="100841953"/>
             <w:placeholder>
-              <w:docPart w:val="BC81F2D8F2F04EF9BC5A3206D7ACD4C5"/>
+              <w:docPart w:val="DefaultPlaceholder_-1854013440"/>
             </w:placeholder>
-            <w:dataBinding w:prefixMappings="xmlns:ns0='urn:microsoft-dynamics-nav/reports/Inventory_Sales_Back_Orders/718/'" w:xpath="/ns0:NavWordReportXmlPart[1]/ns0:Labels[1]/ns0:CustPhoneNo_SalesLineCaption[1]" w:storeItemID="{BA705338-4C67-4D04-A73D-802DCC4EAF76}"/>
+            <w:dataBinding w:prefixMappings="&lt;xmlns:ns0='urn:microsoft-dynamics-nav/reports/Inventory_Sales_Back_Orders/718/' " w:xpath="/ns0:NavWordReportXmlPart[1]/ns0:Labels[1]/ns0:CustPhoneNo_SalesLineCaption[1]" w:storeItemID="{7B3FF86F-2AC0-4DE7-BD4B-408180D9DA52}"/>
             <w:text/>
           </w:sdtPr>
           <w:sdtContent>
             <w:tc>
               <w:tcPr>
-                <w:tcW w:w="693" w:type="pct"/>
+                <w:tcW w:w="1217" w:type="dxa"/>
                 <w:tcBorders>
                   <w:bottom w:val="single" w:color="auto" w:sz="4" w:space="0"/>
                 </w:tcBorders>
+                <w:shd w:val="clear" w:color="auto" w:fill="auto"/>
+                <w:vAlign w:val="center"/>
               </w:tcPr>
               <w:p>
                 <w:pPr>
-                  <w:pStyle w:val="BCLabel"/>
-                  <w:spacing w:after="80"/>
+                  <w:cnfStyle w:val="100000000000" w:firstRow="1" w:lastRow="0" w:firstColumn="0" w:lastColumn="0" w:oddVBand="0" w:evenVBand="0" w:oddHBand="0" w:evenHBand="0" w:firstRowFirstColumn="0" w:firstRowLastColumn="0" w:lastRowFirstColumn="0" w:lastRowLastColumn="0"/>
+                  <w:rPr>
+                    <w:rFonts w:ascii="Segoe UI" w:hAnsi="Segoe UI" w:cs="Segoe UI"/>
+                    <w:sz w:val="16"/>
+                    <w:szCs w:val="16"/>
+                  </w:rPr>
                 </w:pPr>
-                <w:proofErr w:type="spellStart"/>
                 <w:r>
+                  <w:rPr>
+                    <w:rFonts w:ascii="Segoe UI" w:hAnsi="Segoe UI" w:cs="Segoe UI"/>
+                    <w:sz w:val="16"/>
+                    <w:szCs w:val="16"/>
+                  </w:rPr>
                   <w:t>CustPhoneNo_SalesLineCaption</w:t>
                 </w:r>
-                <w:proofErr w:type="spellEnd"/>
               </w:p>
             </w:tc>
           </w:sdtContent>
         </w:sdt>
         <w:sdt>
           <w:sdtPr>
+            <w:rPr>
+              <w:rFonts w:ascii="Segoe UI" w:hAnsi="Segoe UI" w:cs="Segoe UI"/>
+              <w:sz w:val="16"/>
+              <w:szCs w:val="16"/>
+            </w:rPr>
             <w:alias w:val="#Nav: /Labels/ShipmentDateLabel"/>
             <w:tag w:val="#Nav: Inventory_Sales_Back_Orders/718"/>
             <w:id w:val="817532237"/>
             <w:placeholder>
-              <w:docPart w:val="BC81F2D8F2F04EF9BC5A3206D7ACD4C5"/>
+              <w:docPart w:val="DefaultPlaceholder_-1854013440"/>
             </w:placeholder>
-            <w:dataBinding w:prefixMappings="xmlns:ns0='urn:microsoft-dynamics-nav/reports/Inventory_Sales_Back_Orders/718/'" w:xpath="/ns0:NavWordReportXmlPart[1]/ns0:Labels[1]/ns0:ShipmentDateLabel[1]" w:storeItemID="{BA705338-4C67-4D04-A73D-802DCC4EAF76}"/>
+            <w:dataBinding w:prefixMappings="&lt;xmlns:ns0='urn:microsoft-dynamics-nav/reports/Inventory_Sales_Back_Orders/718/' " w:xpath="/ns0:NavWordReportXmlPart[1]/ns0:Labels[1]/ns0:ShipmentDateLabel[1]" w:storeItemID="{7B3FF86F-2AC0-4DE7-BD4B-408180D9DA52}"/>
             <w:text/>
           </w:sdtPr>
           <w:sdtContent>
             <w:tc>
               <w:tcPr>
-                <w:tcW w:w="587" w:type="pct"/>
+                <w:tcW w:w="1114" w:type="dxa"/>
                 <w:tcBorders>
                   <w:bottom w:val="single" w:color="auto" w:sz="4" w:space="0"/>
                 </w:tcBorders>
+                <w:shd w:val="clear" w:color="auto" w:fill="auto"/>
+                <w:vAlign w:val="center"/>
               </w:tcPr>
               <w:p>
                 <w:pPr>
-                  <w:pStyle w:val="BCLabel"/>
-                  <w:spacing w:after="80"/>
+                  <w:cnfStyle w:val="100000000000" w:firstRow="1" w:lastRow="0" w:firstColumn="0" w:lastColumn="0" w:oddVBand="0" w:evenVBand="0" w:oddHBand="0" w:evenHBand="0" w:firstRowFirstColumn="0" w:firstRowLastColumn="0" w:lastRowFirstColumn="0" w:lastRowLastColumn="0"/>
+                  <w:rPr>
+                    <w:rFonts w:ascii="Segoe UI" w:hAnsi="Segoe UI" w:cs="Segoe UI"/>
+                    <w:sz w:val="16"/>
+                    <w:szCs w:val="16"/>
+                  </w:rPr>
                 </w:pPr>
-                <w:proofErr w:type="spellStart"/>
                 <w:r>
+                  <w:rPr>
+                    <w:rFonts w:ascii="Segoe UI" w:hAnsi="Segoe UI" w:cs="Segoe UI"/>
+                    <w:sz w:val="16"/>
+                    <w:szCs w:val="16"/>
+                  </w:rPr>
                   <w:t>ShipmentDateLabel</w:t>
                 </w:r>
-                <w:proofErr w:type="spellEnd"/>
               </w:p>
             </w:tc>
           </w:sdtContent>
         </w:sdt>
         <w:sdt>
           <w:sdtPr>
+            <w:rPr>
+              <w:rFonts w:ascii="Segoe UI" w:hAnsi="Segoe UI" w:cs="Segoe UI"/>
+              <w:sz w:val="16"/>
+              <w:szCs w:val="16"/>
+            </w:rPr>
             <w:alias w:val="#Nav: /Labels/Quantity_SalesLineCaption"/>
             <w:tag w:val="#Nav: Inventory_Sales_Back_Orders/718"/>
             <w:id w:val="1111550952"/>
             <w:placeholder>
-              <w:docPart w:val="BC81F2D8F2F04EF9BC5A3206D7ACD4C5"/>
+              <w:docPart w:val="DefaultPlaceholder_-1854013440"/>
             </w:placeholder>
-            <w:dataBinding w:prefixMappings="xmlns:ns0='urn:microsoft-dynamics-nav/reports/Inventory_Sales_Back_Orders/718/'" w:xpath="/ns0:NavWordReportXmlPart[1]/ns0:Labels[1]/ns0:Quantity_SalesLineCaption[1]" w:storeItemID="{BA705338-4C67-4D04-A73D-802DCC4EAF76}"/>
+            <w:dataBinding w:prefixMappings="&lt;xmlns:ns0='urn:microsoft-dynamics-nav/reports/Inventory_Sales_Back_Orders/718/' " w:xpath="/ns0:NavWordReportXmlPart[1]/ns0:Labels[1]/ns0:Quantity_SalesLineCaption[1]" w:storeItemID="{7B3FF86F-2AC0-4DE7-BD4B-408180D9DA52}"/>
             <w:text/>
           </w:sdtPr>
           <w:sdtContent>
             <w:tc>
               <w:tcPr>
-                <w:tcW w:w="594" w:type="pct"/>
+                <w:tcW w:w="975" w:type="dxa"/>
                 <w:tcBorders>
                   <w:bottom w:val="single" w:color="auto" w:sz="4" w:space="0"/>
                 </w:tcBorders>
+                <w:shd w:val="clear" w:color="auto" w:fill="auto"/>
+                <w:vAlign w:val="center"/>
               </w:tcPr>
               <w:p>
                 <w:pPr>
-                  <w:pStyle w:val="BCLabelNumber"/>
-                  <w:spacing w:after="80"/>
+                  <w:ind w:right="80"/>
                   <w:jc w:val="right"/>
+                  <w:cnfStyle w:val="100000000000" w:firstRow="1" w:lastRow="0" w:firstColumn="0" w:lastColumn="0" w:oddVBand="0" w:evenVBand="0" w:oddHBand="0" w:evenHBand="0" w:firstRowFirstColumn="0" w:firstRowLastColumn="0" w:lastRowFirstColumn="0" w:lastRowLastColumn="0"/>
+                  <w:rPr>
+                    <w:rFonts w:ascii="Segoe UI" w:hAnsi="Segoe UI" w:cs="Segoe UI"/>
+                    <w:sz w:val="16"/>
+                    <w:szCs w:val="16"/>
+                  </w:rPr>
                 </w:pPr>
-                <w:proofErr w:type="spellStart"/>
                 <w:r>
+                  <w:rPr>
+                    <w:rFonts w:ascii="Segoe UI" w:hAnsi="Segoe UI" w:cs="Segoe UI"/>
+                    <w:sz w:val="16"/>
+                    <w:szCs w:val="16"/>
+                  </w:rPr>
                   <w:t>Quantity_SalesLineCaption</w:t>
                 </w:r>
-                <w:proofErr w:type="spellEnd"/>
               </w:p>
             </w:tc>
           </w:sdtContent>
         </w:sdt>
         <w:sdt>
           <w:sdtPr>
+            <w:rPr>
+              <w:rFonts w:ascii="Segoe UI" w:hAnsi="Segoe UI" w:cs="Segoe UI"/>
+              <w:sz w:val="16"/>
+              <w:szCs w:val="16"/>
+            </w:rPr>
             <w:alias w:val="#Nav: /Labels/OutstandingQty_SalesLineCaption"/>
             <w:tag w:val="#Nav: Inventory_Sales_Back_Orders/718"/>
             <w:id w:val="876514564"/>
             <w:placeholder>
-              <w:docPart w:val="BC81F2D8F2F04EF9BC5A3206D7ACD4C5"/>
+              <w:docPart w:val="DefaultPlaceholder_-1854013440"/>
             </w:placeholder>
-            <w:dataBinding w:prefixMappings="xmlns:ns0='urn:microsoft-dynamics-nav/reports/Inventory_Sales_Back_Orders/718/'" w:xpath="/ns0:NavWordReportXmlPart[1]/ns0:Labels[1]/ns0:OutstandingQty_SalesLineCaption[1]" w:storeItemID="{BA705338-4C67-4D04-A73D-802DCC4EAF76}"/>
+            <w:dataBinding w:prefixMappings="&lt;xmlns:ns0='urn:microsoft-dynamics-nav/reports/Inventory_Sales_Back_Orders/718/' " w:xpath="/ns0:NavWordReportXmlPart[1]/ns0:Labels[1]/ns0:OutstandingQty_SalesLineCaption[1]" w:storeItemID="{7B3FF86F-2AC0-4DE7-BD4B-408180D9DA52}"/>
             <w:text/>
           </w:sdtPr>
           <w:sdtContent>
             <w:tc>
               <w:tcPr>
-                <w:tcW w:w="722" w:type="pct"/>
+                <w:tcW w:w="1253" w:type="dxa"/>
                 <w:tcBorders>
                   <w:bottom w:val="single" w:color="auto" w:sz="4" w:space="0"/>
                 </w:tcBorders>
+                <w:shd w:val="clear" w:color="auto" w:fill="auto"/>
+                <w:vAlign w:val="center"/>
               </w:tcPr>
               <w:p>
                 <w:pPr>
-                  <w:pStyle w:val="BCLabelNumber"/>
-                  <w:spacing w:after="80"/>
                   <w:jc w:val="right"/>
+                  <w:cnfStyle w:val="100000000000" w:firstRow="1" w:lastRow="0" w:firstColumn="0" w:lastColumn="0" w:oddVBand="0" w:evenVBand="0" w:oddHBand="0" w:evenHBand="0" w:firstRowFirstColumn="0" w:firstRowLastColumn="0" w:lastRowFirstColumn="0" w:lastRowLastColumn="0"/>
+                  <w:rPr>
+                    <w:rFonts w:ascii="Segoe UI" w:hAnsi="Segoe UI" w:cs="Segoe UI"/>
+                    <w:sz w:val="16"/>
+                    <w:szCs w:val="16"/>
+                  </w:rPr>
                 </w:pPr>
-                <w:proofErr w:type="spellStart"/>
                 <w:r>
+                  <w:rPr>
+                    <w:rFonts w:ascii="Segoe UI" w:hAnsi="Segoe UI" w:cs="Segoe UI"/>
+                    <w:sz w:val="16"/>
+                    <w:szCs w:val="16"/>
+                  </w:rPr>
                   <w:t>OutstandingQty_SalesLineCaption</w:t>
                 </w:r>
-                <w:proofErr w:type="spellEnd"/>
               </w:p>
             </w:tc>
           </w:sdtContent>
         </w:sdt>
         <w:sdt>
           <w:sdtPr>
+            <w:rPr>
+              <w:rFonts w:ascii="Segoe UI" w:hAnsi="Segoe UI" w:cs="Segoe UI"/>
+              <w:sz w:val="16"/>
+              <w:szCs w:val="16"/>
+            </w:rPr>
             <w:alias w:val="#Nav: /Labels/OtherBackOrdersLabel"/>
             <w:tag w:val="#Nav: Inventory_Sales_Back_Orders/718"/>
             <w:id w:val="-762611330"/>
             <w:placeholder>
-              <w:docPart w:val="BC81F2D8F2F04EF9BC5A3206D7ACD4C5"/>
+              <w:docPart w:val="DefaultPlaceholder_-1854013440"/>
             </w:placeholder>
-            <w:dataBinding w:prefixMappings="xmlns:ns0='urn:microsoft-dynamics-nav/reports/Inventory_Sales_Back_Orders/718/'" w:xpath="/ns0:NavWordReportXmlPart[1]/ns0:Labels[1]/ns0:OtherBackOrdersLabel[1]" w:storeItemID="{BA705338-4C67-4D04-A73D-802DCC4EAF76}"/>
+            <w:dataBinding w:prefixMappings="&lt;xmlns:ns0='urn:microsoft-dynamics-nav/reports/Inventory_Sales_Back_Orders/718/' " w:xpath="/ns0:NavWordReportXmlPart[1]/ns0:Labels[1]/ns0:OtherBackOrdersLabel[1]" w:storeItemID="{7B3FF86F-2AC0-4DE7-BD4B-408180D9DA52}"/>
             <w:text/>
           </w:sdtPr>
           <w:sdtContent>
             <w:tc>
               <w:tcPr>
-                <w:tcW w:w="647" w:type="pct"/>
+                <w:tcW w:w="1253" w:type="dxa"/>
                 <w:tcBorders>
                   <w:bottom w:val="single" w:color="auto" w:sz="4" w:space="0"/>
                 </w:tcBorders>
+                <w:shd w:val="clear" w:color="auto" w:fill="auto"/>
+                <w:vAlign w:val="center"/>
               </w:tcPr>
               <w:p>
                 <w:pPr>
-                  <w:pStyle w:val="BCLabel"/>
-                  <w:spacing w:after="80"/>
+                  <w:cnfStyle w:val="100000000000" w:firstRow="1" w:lastRow="0" w:firstColumn="0" w:lastColumn="0" w:oddVBand="0" w:evenVBand="0" w:oddHBand="0" w:evenHBand="0" w:firstRowFirstColumn="0" w:firstRowLastColumn="0" w:lastRowFirstColumn="0" w:lastRowLastColumn="0"/>
+                  <w:rPr>
+                    <w:rFonts w:ascii="Segoe UI" w:hAnsi="Segoe UI" w:cs="Segoe UI"/>
+                    <w:sz w:val="16"/>
+                    <w:szCs w:val="16"/>
+                  </w:rPr>
                 </w:pPr>
-                <w:proofErr w:type="spellStart"/>
                 <w:r>
+                  <w:rPr>
+                    <w:rFonts w:ascii="Segoe UI" w:hAnsi="Segoe UI" w:cs="Segoe UI"/>
+                    <w:sz w:val="16"/>
+                    <w:szCs w:val="16"/>
+                  </w:rPr>
                   <w:t>OtherBackOrdersLabel</w:t>
                 </w:r>
-                <w:proofErr w:type="spellEnd"/>
               </w:p>
             </w:tc>
           </w:sdtContent>
@@ -387,110 +416,159 @@
       <w:tr>
         <w:trPr>
           <w:cnfStyle w:val="000000100000" w:firstRow="0" w:lastRow="0" w:firstColumn="0" w:lastColumn="0" w:oddVBand="0" w:evenVBand="0" w:oddHBand="1" w:evenHBand="0" w:firstRowFirstColumn="0" w:firstRowLastColumn="0" w:lastRowFirstColumn="0" w:lastRowLastColumn="0"/>
-          <w:cantSplit/>
-          <w:trHeight w:val="245"/>
+          <w:trHeight w:val="85" w:hRule="exact"/>
         </w:trPr>
         <w:tc>
           <w:tcPr>
-            <w:tcW w:w="438" w:type="pct"/>
+            <w:cnfStyle w:val="001000000000" w:firstRow="0" w:lastRow="0" w:firstColumn="1" w:lastColumn="0" w:oddVBand="0" w:evenVBand="0" w:oddHBand="0" w:evenHBand="0" w:firstRowFirstColumn="0" w:firstRowLastColumn="0" w:lastRowFirstColumn="0" w:lastRowLastColumn="0"/>
+            <w:tcW w:w="1169" w:type="dxa"/>
             <w:tcBorders>
               <w:top w:val="single" w:color="auto" w:sz="4" w:space="0"/>
             </w:tcBorders>
+            <w:shd w:val="clear" w:color="auto" w:fill="auto"/>
           </w:tcPr>
           <w:p>
             <w:pPr>
-              <w:pStyle w:val="BCLabel"/>
+              <w:rPr>
+                <w:rFonts w:ascii="Segoe UI" w:hAnsi="Segoe UI" w:cs="Segoe UI"/>
+                <w:b w:val="0"/>
+                <w:bCs w:val="0"/>
+                <w:sz w:val="16"/>
+                <w:szCs w:val="16"/>
+              </w:rPr>
             </w:pPr>
           </w:p>
         </w:tc>
         <w:tc>
           <w:tcPr>
-            <w:tcW w:w="683" w:type="pct"/>
+            <w:tcW w:w="1113" w:type="dxa"/>
             <w:tcBorders>
               <w:top w:val="single" w:color="auto" w:sz="4" w:space="0"/>
             </w:tcBorders>
+            <w:shd w:val="clear" w:color="auto" w:fill="auto"/>
           </w:tcPr>
           <w:p>
             <w:pPr>
-              <w:pStyle w:val="BCLabel"/>
+              <w:cnfStyle w:val="000000100000" w:firstRow="0" w:lastRow="0" w:firstColumn="0" w:lastColumn="0" w:oddVBand="0" w:evenVBand="0" w:oddHBand="1" w:evenHBand="0" w:firstRowFirstColumn="0" w:firstRowLastColumn="0" w:lastRowFirstColumn="0" w:lastRowLastColumn="0"/>
+              <w:rPr>
+                <w:rFonts w:ascii="Segoe UI" w:hAnsi="Segoe UI" w:cs="Segoe UI"/>
+                <w:sz w:val="16"/>
+                <w:szCs w:val="16"/>
+              </w:rPr>
             </w:pPr>
           </w:p>
         </w:tc>
         <w:tc>
           <w:tcPr>
-            <w:tcW w:w="636" w:type="pct"/>
+            <w:tcW w:w="2396" w:type="dxa"/>
             <w:tcBorders>
               <w:top w:val="single" w:color="auto" w:sz="4" w:space="0"/>
             </w:tcBorders>
+            <w:shd w:val="clear" w:color="auto" w:fill="auto"/>
           </w:tcPr>
           <w:p>
             <w:pPr>
-              <w:pStyle w:val="BCLabel"/>
+              <w:cnfStyle w:val="000000100000" w:firstRow="0" w:lastRow="0" w:firstColumn="0" w:lastColumn="0" w:oddVBand="0" w:evenVBand="0" w:oddHBand="1" w:evenHBand="0" w:firstRowFirstColumn="0" w:firstRowLastColumn="0" w:lastRowFirstColumn="0" w:lastRowLastColumn="0"/>
+              <w:rPr>
+                <w:rFonts w:ascii="Segoe UI" w:hAnsi="Segoe UI" w:cs="Segoe UI"/>
+                <w:sz w:val="16"/>
+                <w:szCs w:val="16"/>
+              </w:rPr>
             </w:pPr>
           </w:p>
         </w:tc>
         <w:tc>
           <w:tcPr>
-            <w:tcW w:w="693" w:type="pct"/>
+            <w:tcW w:w="1217" w:type="dxa"/>
             <w:tcBorders>
               <w:top w:val="single" w:color="auto" w:sz="4" w:space="0"/>
             </w:tcBorders>
+            <w:shd w:val="clear" w:color="auto" w:fill="auto"/>
           </w:tcPr>
           <w:p>
             <w:pPr>
-              <w:pStyle w:val="BCLabel"/>
+              <w:cnfStyle w:val="000000100000" w:firstRow="0" w:lastRow="0" w:firstColumn="0" w:lastColumn="0" w:oddVBand="0" w:evenVBand="0" w:oddHBand="1" w:evenHBand="0" w:firstRowFirstColumn="0" w:firstRowLastColumn="0" w:lastRowFirstColumn="0" w:lastRowLastColumn="0"/>
+              <w:rPr>
+                <w:rFonts w:ascii="Segoe UI" w:hAnsi="Segoe UI" w:cs="Segoe UI"/>
+                <w:sz w:val="16"/>
+                <w:szCs w:val="16"/>
+              </w:rPr>
             </w:pPr>
           </w:p>
         </w:tc>
         <w:tc>
           <w:tcPr>
-            <w:tcW w:w="587" w:type="pct"/>
+            <w:tcW w:w="1114" w:type="dxa"/>
             <w:tcBorders>
               <w:top w:val="single" w:color="auto" w:sz="4" w:space="0"/>
             </w:tcBorders>
+            <w:shd w:val="clear" w:color="auto" w:fill="auto"/>
           </w:tcPr>
           <w:p>
             <w:pPr>
-              <w:pStyle w:val="BCLabel"/>
+              <w:cnfStyle w:val="000000100000" w:firstRow="0" w:lastRow="0" w:firstColumn="0" w:lastColumn="0" w:oddVBand="0" w:evenVBand="0" w:oddHBand="1" w:evenHBand="0" w:firstRowFirstColumn="0" w:firstRowLastColumn="0" w:lastRowFirstColumn="0" w:lastRowLastColumn="0"/>
+              <w:rPr>
+                <w:rFonts w:ascii="Segoe UI" w:hAnsi="Segoe UI" w:cs="Segoe UI"/>
+                <w:sz w:val="16"/>
+                <w:szCs w:val="16"/>
+              </w:rPr>
             </w:pPr>
           </w:p>
         </w:tc>
         <w:tc>
           <w:tcPr>
-            <w:tcW w:w="594" w:type="pct"/>
+            <w:tcW w:w="975" w:type="dxa"/>
             <w:tcBorders>
               <w:top w:val="single" w:color="auto" w:sz="4" w:space="0"/>
             </w:tcBorders>
+            <w:shd w:val="clear" w:color="auto" w:fill="auto"/>
           </w:tcPr>
           <w:p>
             <w:pPr>
-              <w:pStyle w:val="BCLabel"/>
+              <w:cnfStyle w:val="000000100000" w:firstRow="0" w:lastRow="0" w:firstColumn="0" w:lastColumn="0" w:oddVBand="0" w:evenVBand="0" w:oddHBand="1" w:evenHBand="0" w:firstRowFirstColumn="0" w:firstRowLastColumn="0" w:lastRowFirstColumn="0" w:lastRowLastColumn="0"/>
+              <w:rPr>
+                <w:rFonts w:ascii="Segoe UI" w:hAnsi="Segoe UI" w:cs="Segoe UI"/>
+                <w:sz w:val="16"/>
+                <w:szCs w:val="16"/>
+              </w:rPr>
             </w:pPr>
           </w:p>
         </w:tc>
         <w:tc>
           <w:tcPr>
-            <w:tcW w:w="722" w:type="pct"/>
+            <w:tcW w:w="1253" w:type="dxa"/>
             <w:tcBorders>
               <w:top w:val="single" w:color="auto" w:sz="4" w:space="0"/>
             </w:tcBorders>
+            <w:shd w:val="clear" w:color="auto" w:fill="auto"/>
           </w:tcPr>
           <w:p>
             <w:pPr>
-              <w:pStyle w:val="BCLabel"/>
+              <w:cnfStyle w:val="000000100000" w:firstRow="0" w:lastRow="0" w:firstColumn="0" w:lastColumn="0" w:oddVBand="0" w:evenVBand="0" w:oddHBand="1" w:evenHBand="0" w:firstRowFirstColumn="0" w:firstRowLastColumn="0" w:lastRowFirstColumn="0" w:lastRowLastColumn="0"/>
+              <w:rPr>
+                <w:rFonts w:ascii="Segoe UI" w:hAnsi="Segoe UI" w:cs="Segoe UI"/>
+                <w:sz w:val="16"/>
+                <w:szCs w:val="16"/>
+              </w:rPr>
             </w:pPr>
           </w:p>
         </w:tc>
         <w:tc>
           <w:tcPr>
-            <w:tcW w:w="647" w:type="pct"/>
+            <w:tcW w:w="1253" w:type="dxa"/>
             <w:tcBorders>
               <w:top w:val="single" w:color="auto" w:sz="4" w:space="0"/>
             </w:tcBorders>
+            <w:shd w:val="clear" w:color="auto" w:fill="auto"/>
           </w:tcPr>
           <w:p>
             <w:pPr>
-              <w:pStyle w:val="BCLabel"/>
+              <w:cnfStyle w:val="000000100000" w:firstRow="0" w:lastRow="0" w:firstColumn="0" w:lastColumn="0" w:oddVBand="0" w:evenVBand="0" w:oddHBand="1" w:evenHBand="0" w:firstRowFirstColumn="0" w:firstRowLastColumn="0" w:lastRowFirstColumn="0" w:lastRowLastColumn="0"/>
+              <w:rPr>
+                <w:rFonts w:ascii="Segoe UI" w:hAnsi="Segoe UI" w:cs="Segoe UI"/>
+                <w:sz w:val="16"/>
+                <w:szCs w:val="16"/>
+              </w:rPr>
             </w:pPr>
           </w:p>
         </w:tc>
@@ -498,186 +576,241 @@
       <w:sdt>
         <w:sdtPr>
           <w:rPr>
-            <w:rFonts w:asciiTheme="minorHAnsi" w:hAnsiTheme="minorHAnsi" w:eastAsiaTheme="minorHAnsi" w:cstheme="minorBidi"/>
+            <w:rFonts w:ascii="Segoe UI" w:hAnsi="Segoe UI" w:cs="Segoe UI"/>
+            <w:b w:val="0"/>
+            <w:bCs w:val="0"/>
+            <w:sz w:val="16"/>
+            <w:szCs w:val="16"/>
             <w:lang w:eastAsia="zh-CN"/>
           </w:rPr>
           <w:alias w:val="#Nav: /Item"/>
           <w:tag w:val="#Nav: Inventory_Sales_Back_Orders/718"/>
           <w:id w:val="-426730845"/>
-          <w15:dataBinding w:prefixMappings="xmlns:ns0='urn:microsoft-dynamics-nav/reports/Inventory_Sales_Back_Orders/718/' " w:xpath="/ns0:NavWordReportXmlPart[1]/ns0:Item" w:storeItemID="{BA705338-4C67-4D04-A73D-802DCC4EAF76}"/>
+          <w15:dataBinding w:prefixMappings="&lt;xmlns:ns0='urn:microsoft-dynamics-nav/reports/Inventory_Sales_Back_Orders/718/' " w:xpath="/ns0:NavWordReportXmlPart[1]/ns0:Item" w:storeItemID="{7B3FF86F-2AC0-4DE7-BD4B-408180D9DA52}"/>
           <w15:repeatingSection/>
         </w:sdtPr>
-        <w:sdtEndPr>
-          <w:rPr>
-            <w:rFonts w:asciiTheme="majorHAnsi" w:hAnsiTheme="majorHAnsi" w:eastAsiaTheme="majorEastAsia" w:cstheme="majorBidi"/>
-            <w:lang w:eastAsia="en-DK"/>
-          </w:rPr>
-        </w:sdtEndPr>
         <w:sdtContent>
           <w:sdt>
             <w:sdtPr>
               <w:rPr>
-                <w:rFonts w:asciiTheme="minorHAnsi" w:hAnsiTheme="minorHAnsi" w:eastAsiaTheme="minorHAnsi" w:cstheme="minorBidi"/>
+                <w:rFonts w:ascii="Segoe UI" w:hAnsi="Segoe UI" w:cs="Segoe UI"/>
+                <w:b w:val="0"/>
+                <w:bCs w:val="0"/>
+                <w:sz w:val="16"/>
+                <w:szCs w:val="16"/>
                 <w:lang w:eastAsia="zh-CN"/>
               </w:rPr>
               <w:id w:val="-145052709"/>
               <w:placeholder>
-                <w:docPart w:val="1A3517F87EE14C1892C3620B9F4937C9"/>
+                <w:docPart w:val="DefaultPlaceholder_-1854013435"/>
               </w:placeholder>
               <w15:repeatingSectionItem/>
             </w:sdtPr>
-            <w:sdtEndPr>
-              <w:rPr>
-                <w:rFonts w:asciiTheme="majorHAnsi" w:hAnsiTheme="majorHAnsi" w:eastAsiaTheme="majorEastAsia" w:cstheme="majorBidi"/>
-                <w:lang w:eastAsia="en-DK"/>
-              </w:rPr>
-            </w:sdtEndPr>
             <w:sdtContent>
               <w:tr>
                 <w:trPr>
-                  <w:cnfStyle w:val="000000010000" w:firstRow="0" w:lastRow="0" w:firstColumn="0" w:lastColumn="0" w:oddVBand="0" w:evenVBand="0" w:oddHBand="0" w:evenHBand="1" w:firstRowFirstColumn="0" w:firstRowLastColumn="0" w:lastRowFirstColumn="0" w:lastRowLastColumn="0"/>
-                  <w:cantSplit/>
-                  <w:trHeight w:val="490"/>
+                  <w:trHeight w:val="227"/>
                 </w:trPr>
                 <w:sdt>
                   <w:sdtPr>
                     <w:rPr>
-                      <w:rFonts w:asciiTheme="minorHAnsi" w:hAnsiTheme="minorHAnsi" w:eastAsiaTheme="minorHAnsi" w:cstheme="minorBidi"/>
+                      <w:rFonts w:ascii="Segoe UI" w:hAnsi="Segoe UI" w:cs="Segoe UI"/>
+                      <w:b w:val="0"/>
+                      <w:bCs w:val="0"/>
+                      <w:sz w:val="16"/>
+                      <w:szCs w:val="16"/>
                       <w:lang w:eastAsia="zh-CN"/>
                     </w:rPr>
                     <w:alias w:val="#Nav: /Item/No_Item"/>
                     <w:tag w:val="#Nav: Inventory_Sales_Back_Orders/718"/>
                     <w:id w:val="318706843"/>
                     <w:placeholder>
-                      <w:docPart w:val="0A61C94A26544F0F91D54C9BA0CE7293"/>
+                      <w:docPart w:val="88A5B7E5D5604EE7AF6C3F72922280CE"/>
                     </w:placeholder>
-                    <w15:dataBinding w:prefixMappings="xmlns:ns0='urn:microsoft-dynamics-nav/reports/Inventory_Sales_Back_Orders/718/'" w:xpath="/ns0:NavWordReportXmlPart[1]/ns0:Item[1]/ns0:No_Item[1]" w:storeItemID="{BA705338-4C67-4D04-A73D-802DCC4EAF76}" w16sdtdh:storeItemChecksum="23QOFg=="/>
+                    <w15:dataBinding w:prefixMappings="xmlns:ns0='urn:microsoft-dynamics-nav/reports/Inventory_Sales_Back_Orders/718/'" w:xpath="/ns0:NavWordReportXmlPart[1]/ns0:Item[1]/ns0:No_Item[1]" w:storeItemID="{7B3FF86F-2AC0-4DE7-BD4B-408180D9DA52}" w16sdtdh:storeItemChecksum="jXfS6Q=="/>
                   </w:sdtPr>
                   <w:sdtEndPr>
                     <w:rPr>
-                      <w:rFonts w:asciiTheme="majorHAnsi" w:hAnsiTheme="majorHAnsi" w:eastAsiaTheme="majorEastAsia" w:cstheme="majorBidi"/>
-                      <w:lang w:val="en-AU" w:eastAsia="ja-JP"/>
+                      <w:lang w:eastAsia="ja-JP"/>
                     </w:rPr>
                   </w:sdtEndPr>
                   <w:sdtContent>
                     <w:tc>
                       <w:tcPr>
-                        <w:tcW w:w="438" w:type="pct"/>
+                        <w:cnfStyle w:val="001000000000" w:firstRow="0" w:lastRow="0" w:firstColumn="1" w:lastColumn="0" w:oddVBand="0" w:evenVBand="0" w:oddHBand="0" w:evenHBand="0" w:firstRowFirstColumn="0" w:firstRowLastColumn="0" w:lastRowFirstColumn="0" w:lastRowLastColumn="0"/>
+                        <w:tcW w:w="1169" w:type="dxa"/>
+                        <w:shd w:val="clear" w:color="auto" w:fill="auto"/>
                       </w:tcPr>
                       <w:p>
                         <w:pPr>
-                          <w:pStyle w:val="BCLabel"/>
+                          <w:rPr>
+                            <w:rFonts w:ascii="Segoe UI" w:hAnsi="Segoe UI" w:cs="Segoe UI"/>
+                            <w:sz w:val="16"/>
+                            <w:szCs w:val="16"/>
+                          </w:rPr>
                         </w:pPr>
-                        <w:proofErr w:type="spellStart"/>
                         <w:r>
                           <w:rPr>
-                            <w:lang w:eastAsia="zh-CN"/>
+                            <w:rFonts w:ascii="Segoe UI" w:hAnsi="Segoe UI" w:cs="Segoe UI"/>
+                            <w:sz w:val="16"/>
+                            <w:szCs w:val="16"/>
                           </w:rPr>
-                          <w:t>No</w:t>
+                          <w:t>No_Item</w:t>
                         </w:r>
-                        <w:r>
-                          <w:rPr>
-                            <w:lang w:eastAsia="zh-CN"/>
-                          </w:rPr>
-                          <w:t>_</w:t>
-                        </w:r>
-                        <w:r>
-                          <w:rPr>
-                            <w:lang w:eastAsia="zh-CN"/>
-                          </w:rPr>
-                          <w:t>Item</w:t>
-                        </w:r>
-                        <w:proofErr w:type="spellEnd"/>
                       </w:p>
                     </w:tc>
                   </w:sdtContent>
                 </w:sdt>
                 <w:sdt>
                   <w:sdtPr>
+                    <w:rPr>
+                      <w:rFonts w:ascii="Segoe UI" w:hAnsi="Segoe UI" w:cs="Segoe UI"/>
+                      <w:b/>
+                      <w:bCs/>
+                      <w:sz w:val="16"/>
+                      <w:szCs w:val="16"/>
+                    </w:rPr>
                     <w:alias w:val="#Nav: /Item/Description_Item"/>
                     <w:tag w:val="#Nav: Inventory_Sales_Back_Orders/718"/>
                     <w:id w:val="377056017"/>
                     <w:placeholder>
-                      <w:docPart w:val="0A61C94A26544F0F91D54C9BA0CE7293"/>
+                      <w:docPart w:val="88A5B7E5D5604EE7AF6C3F72922280CE"/>
                     </w:placeholder>
-                    <w15:dataBinding w:prefixMappings="xmlns:ns0='urn:microsoft-dynamics-nav/reports/Inventory_Sales_Back_Orders/718/'" w:xpath="/ns0:NavWordReportXmlPart[1]/ns0:Item[1]/ns0:Description_Item[1]" w:storeItemID="{BA705338-4C67-4D04-A73D-802DCC4EAF76}" w16sdtdh:storeItemChecksum="23QOFg=="/>
+                    <w15:dataBinding w:prefixMappings="xmlns:ns0='urn:microsoft-dynamics-nav/reports/Inventory_Sales_Back_Orders/718/'" w:xpath="/ns0:NavWordReportXmlPart[1]/ns0:Item[1]/ns0:Description_Item[1]" w:storeItemID="{7B3FF86F-2AC0-4DE7-BD4B-408180D9DA52}" w16sdtdh:storeItemChecksum="jXfS6Q=="/>
                   </w:sdtPr>
                   <w:sdtContent>
                     <w:tc>
                       <w:tcPr>
-                        <w:tcW w:w="1319" w:type="pct"/>
+                        <w:tcW w:w="3509" w:type="dxa"/>
                         <w:gridSpan w:val="2"/>
+                        <w:shd w:val="clear" w:color="auto" w:fill="auto"/>
                       </w:tcPr>
                       <w:p>
                         <w:pPr>
-                          <w:pStyle w:val="BCLabel"/>
+                          <w:cnfStyle w:val="000000000000" w:firstRow="0" w:lastRow="0" w:firstColumn="0" w:lastColumn="0" w:oddVBand="0" w:evenVBand="0" w:oddHBand="0" w:evenHBand="0" w:firstRowFirstColumn="0" w:firstRowLastColumn="0" w:lastRowFirstColumn="0" w:lastRowLastColumn="0"/>
+                          <w:rPr>
+                            <w:rFonts w:ascii="Segoe UI" w:hAnsi="Segoe UI" w:cs="Segoe UI"/>
+                            <w:b/>
+                            <w:bCs/>
+                            <w:sz w:val="16"/>
+                            <w:szCs w:val="16"/>
+                          </w:rPr>
                         </w:pPr>
-                        <w:proofErr w:type="spellStart"/>
                         <w:r>
+                          <w:rPr>
+                            <w:rFonts w:ascii="Segoe UI" w:hAnsi="Segoe UI" w:cs="Segoe UI"/>
+                            <w:b/>
+                            <w:bCs/>
+                            <w:sz w:val="16"/>
+                            <w:szCs w:val="16"/>
+                          </w:rPr>
                           <w:t>Description_Item</w:t>
                         </w:r>
-                        <w:proofErr w:type="spellEnd"/>
                       </w:p>
                     </w:tc>
                   </w:sdtContent>
                 </w:sdt>
                 <w:tc>
                   <w:tcPr>
-                    <w:tcW w:w="693" w:type="pct"/>
+                    <w:tcW w:w="1217" w:type="dxa"/>
+                    <w:shd w:val="clear" w:color="auto" w:fill="auto"/>
                     <w:vAlign w:val="bottom"/>
                   </w:tcPr>
                   <w:p>
                     <w:pPr>
-                      <w:pStyle w:val="BCLabel"/>
-                      <w:spacing w:before="160" w:after="80"/>
+                      <w:spacing w:after="120"/>
+                      <w:cnfStyle w:val="000000000000" w:firstRow="0" w:lastRow="0" w:firstColumn="0" w:lastColumn="0" w:oddVBand="0" w:evenVBand="0" w:oddHBand="0" w:evenHBand="0" w:firstRowFirstColumn="0" w:firstRowLastColumn="0" w:lastRowFirstColumn="0" w:lastRowLastColumn="0"/>
+                      <w:rPr>
+                        <w:rFonts w:ascii="Segoe UI" w:hAnsi="Segoe UI" w:cs="Segoe UI"/>
+                        <w:b/>
+                        <w:bCs/>
+                        <w:sz w:val="16"/>
+                        <w:szCs w:val="16"/>
+                      </w:rPr>
                     </w:pPr>
                   </w:p>
                 </w:tc>
                 <w:tc>
                   <w:tcPr>
-                    <w:tcW w:w="587" w:type="pct"/>
+                    <w:tcW w:w="1114" w:type="dxa"/>
+                    <w:shd w:val="clear" w:color="auto" w:fill="auto"/>
                     <w:vAlign w:val="bottom"/>
                   </w:tcPr>
                   <w:p>
                     <w:pPr>
-                      <w:pStyle w:val="BCLabel"/>
-                      <w:spacing w:before="160" w:after="80"/>
+                      <w:spacing w:after="120"/>
+                      <w:jc w:val="right"/>
+                      <w:cnfStyle w:val="000000000000" w:firstRow="0" w:lastRow="0" w:firstColumn="0" w:lastColumn="0" w:oddVBand="0" w:evenVBand="0" w:oddHBand="0" w:evenHBand="0" w:firstRowFirstColumn="0" w:firstRowLastColumn="0" w:lastRowFirstColumn="0" w:lastRowLastColumn="0"/>
+                      <w:rPr>
+                        <w:rFonts w:ascii="Segoe UI" w:hAnsi="Segoe UI" w:cs="Segoe UI"/>
+                        <w:b/>
+                        <w:bCs/>
+                        <w:sz w:val="16"/>
+                        <w:szCs w:val="16"/>
+                      </w:rPr>
                     </w:pPr>
                   </w:p>
                 </w:tc>
                 <w:tc>
                   <w:tcPr>
-                    <w:tcW w:w="594" w:type="pct"/>
+                    <w:tcW w:w="975" w:type="dxa"/>
+                    <w:shd w:val="clear" w:color="auto" w:fill="auto"/>
                     <w:vAlign w:val="bottom"/>
                   </w:tcPr>
                   <w:p>
                     <w:pPr>
-                      <w:pStyle w:val="BCLabel"/>
-                      <w:spacing w:before="160" w:after="80"/>
+                      <w:spacing w:after="120"/>
+                      <w:jc w:val="right"/>
+                      <w:cnfStyle w:val="000000000000" w:firstRow="0" w:lastRow="0" w:firstColumn="0" w:lastColumn="0" w:oddVBand="0" w:evenVBand="0" w:oddHBand="0" w:evenHBand="0" w:firstRowFirstColumn="0" w:firstRowLastColumn="0" w:lastRowFirstColumn="0" w:lastRowLastColumn="0"/>
+                      <w:rPr>
+                        <w:rFonts w:ascii="Segoe UI" w:hAnsi="Segoe UI" w:cs="Segoe UI"/>
+                        <w:b/>
+                        <w:bCs/>
+                        <w:sz w:val="16"/>
+                        <w:szCs w:val="16"/>
+                      </w:rPr>
                     </w:pPr>
                   </w:p>
                 </w:tc>
                 <w:tc>
                   <w:tcPr>
-                    <w:tcW w:w="722" w:type="pct"/>
+                    <w:tcW w:w="1253" w:type="dxa"/>
+                    <w:shd w:val="clear" w:color="auto" w:fill="auto"/>
                     <w:vAlign w:val="bottom"/>
                   </w:tcPr>
                   <w:p>
                     <w:pPr>
-                      <w:pStyle w:val="BCLabel"/>
-                      <w:spacing w:before="160" w:after="80"/>
+                      <w:spacing w:after="120"/>
+                      <w:jc w:val="right"/>
+                      <w:cnfStyle w:val="000000000000" w:firstRow="0" w:lastRow="0" w:firstColumn="0" w:lastColumn="0" w:oddVBand="0" w:evenVBand="0" w:oddHBand="0" w:evenHBand="0" w:firstRowFirstColumn="0" w:firstRowLastColumn="0" w:lastRowFirstColumn="0" w:lastRowLastColumn="0"/>
+                      <w:rPr>
+                        <w:rFonts w:ascii="Segoe UI" w:hAnsi="Segoe UI" w:cs="Segoe UI"/>
+                        <w:b/>
+                        <w:bCs/>
+                        <w:sz w:val="16"/>
+                        <w:szCs w:val="16"/>
+                      </w:rPr>
                     </w:pPr>
                   </w:p>
                 </w:tc>
                 <w:tc>
                   <w:tcPr>
-                    <w:tcW w:w="647" w:type="pct"/>
+                    <w:tcW w:w="1253" w:type="dxa"/>
+                    <w:shd w:val="clear" w:color="auto" w:fill="auto"/>
                     <w:vAlign w:val="bottom"/>
                   </w:tcPr>
                   <w:p>
                     <w:pPr>
-                      <w:pStyle w:val="BCLabel"/>
-                      <w:spacing w:before="160" w:after="80"/>
+                      <w:spacing w:after="120"/>
+                      <w:jc w:val="right"/>
+                      <w:cnfStyle w:val="000000000000" w:firstRow="0" w:lastRow="0" w:firstColumn="0" w:lastColumn="0" w:oddVBand="0" w:evenVBand="0" w:oddHBand="0" w:evenHBand="0" w:firstRowFirstColumn="0" w:firstRowLastColumn="0" w:lastRowFirstColumn="0" w:lastRowLastColumn="0"/>
+                      <w:rPr>
+                        <w:rFonts w:ascii="Segoe UI" w:hAnsi="Segoe UI" w:cs="Segoe UI"/>
+                        <w:b/>
+                        <w:bCs/>
+                        <w:sz w:val="16"/>
+                        <w:szCs w:val="16"/>
+                      </w:rPr>
                     </w:pPr>
                   </w:p>
                 </w:tc>
@@ -685,23 +818,33 @@
               <w:sdt>
                 <w:sdtPr>
                   <w:rPr>
+                    <w:rFonts w:ascii="Segoe UI" w:hAnsi="Segoe UI" w:cs="Segoe UI"/>
+                    <w:b w:val="0"/>
+                    <w:bCs w:val="0"/>
+                    <w:sz w:val="16"/>
+                    <w:szCs w:val="16"/>
                     <w:lang w:eastAsia="zh-CN"/>
                   </w:rPr>
                   <w:alias w:val="#Nav: /Item/Sales_Line"/>
                   <w:tag w:val="#Nav: Inventory_Sales_Back_Orders/718"/>
                   <w:id w:val="1346980970"/>
-                  <w15:dataBinding w:prefixMappings="xmlns:ns0='urn:microsoft-dynamics-nav/reports/Inventory_Sales_Back_Orders/718/' " w:xpath="/ns0:NavWordReportXmlPart[1]/ns0:Item[1]/ns0:Sales_Line" w:storeItemID="{BA705338-4C67-4D04-A73D-802DCC4EAF76}"/>
+                  <w15:dataBinding w:prefixMappings="&lt;xmlns:ns0='urn:microsoft-dynamics-nav/reports/Inventory_Sales_Back_Orders/718/' " w:xpath="/ns0:NavWordReportXmlPart[1]/ns0:Item[1]/ns0:Sales_Line" w:storeItemID="{7B3FF86F-2AC0-4DE7-BD4B-408180D9DA52}"/>
                   <w15:repeatingSection/>
                 </w:sdtPr>
                 <w:sdtContent>
                   <w:sdt>
                     <w:sdtPr>
                       <w:rPr>
+                        <w:rFonts w:ascii="Segoe UI" w:hAnsi="Segoe UI" w:cs="Segoe UI"/>
+                        <w:b w:val="0"/>
+                        <w:bCs w:val="0"/>
+                        <w:sz w:val="16"/>
+                        <w:szCs w:val="16"/>
                         <w:lang w:eastAsia="zh-CN"/>
                       </w:rPr>
                       <w:id w:val="617497627"/>
                       <w:placeholder>
-                        <w:docPart w:val="1A3517F87EE14C1892C3620B9F4937C9"/>
+                        <w:docPart w:val="DefaultPlaceholder_-1854013435"/>
                       </w:placeholder>
                       <w15:repeatingSectionItem/>
                     </w:sdtPr>
@@ -709,237 +852,318 @@
                       <w:tr>
                         <w:trPr>
                           <w:cnfStyle w:val="000000100000" w:firstRow="0" w:lastRow="0" w:firstColumn="0" w:lastColumn="0" w:oddVBand="0" w:evenVBand="0" w:oddHBand="1" w:evenHBand="0" w:firstRowFirstColumn="0" w:firstRowLastColumn="0" w:lastRowFirstColumn="0" w:lastRowLastColumn="0"/>
-                          <w:cantSplit/>
-                          <w:trHeight w:val="490"/>
+                          <w:trHeight w:val="320"/>
                         </w:trPr>
                         <w:tc>
                           <w:tcPr>
-                            <w:tcW w:w="438" w:type="pct"/>
-                            <w:tcBorders>
-                              <w:bottom w:val="single" w:color="F5F6F8" w:sz="4" w:space="0"/>
-                            </w:tcBorders>
+                            <w:cnfStyle w:val="001000000000" w:firstRow="0" w:lastRow="0" w:firstColumn="1" w:lastColumn="0" w:oddVBand="0" w:evenVBand="0" w:oddHBand="0" w:evenHBand="0" w:firstRowFirstColumn="0" w:firstRowLastColumn="0" w:lastRowFirstColumn="0" w:lastRowLastColumn="0"/>
+                            <w:tcW w:w="1169" w:type="dxa"/>
+                            <w:shd w:val="clear" w:color="auto" w:fill="E8E8E8" w:themeFill="background2"/>
                           </w:tcPr>
                           <w:p>
                             <w:pPr>
-                              <w:pStyle w:val="NoSpacing"/>
+                              <w:rPr>
+                                <w:rFonts w:ascii="Segoe UI" w:hAnsi="Segoe UI" w:cs="Segoe UI"/>
+                                <w:b w:val="0"/>
+                                <w:bCs w:val="0"/>
+                                <w:sz w:val="16"/>
+                                <w:szCs w:val="16"/>
+                              </w:rPr>
                             </w:pPr>
                           </w:p>
                         </w:tc>
                         <w:sdt>
                           <w:sdtPr>
+                            <w:rPr>
+                              <w:rFonts w:ascii="Segoe UI" w:hAnsi="Segoe UI" w:cs="Segoe UI"/>
+                              <w:sz w:val="16"/>
+                              <w:szCs w:val="16"/>
+                            </w:rPr>
                             <w:alias w:val="#Nav: /Item/Sales_Line/DocumentNo_SalesLine"/>
                             <w:tag w:val="#Nav: Inventory_Sales_Back_Orders/718"/>
                             <w:id w:val="1099215258"/>
                             <w:placeholder>
-                              <w:docPart w:val="BC81F2D8F2F04EF9BC5A3206D7ACD4C5"/>
+                              <w:docPart w:val="DefaultPlaceholder_-1854013440"/>
                             </w:placeholder>
-                            <w15:dataBinding w:prefixMappings="xmlns:ns0='urn:microsoft-dynamics-nav/reports/Inventory_Sales_Back_Orders/718/'" w:xpath="/ns0:NavWordReportXmlPart[1]/ns0:Item[1]/ns0:Sales_Line[1]/ns0:DocumentNo_SalesLine[1]" w:storeItemID="{BA705338-4C67-4D04-A73D-802DCC4EAF76}" w16sdtdh:storeItemChecksum="23QOFg=="/>
+                            <w15:dataBinding w:prefixMappings="xmlns:ns0='urn:microsoft-dynamics-nav/reports/Inventory_Sales_Back_Orders/718/'" w:xpath="/ns0:NavWordReportXmlPart[1]/ns0:Item[1]/ns0:Sales_Line[1]/ns0:DocumentNo_SalesLine[1]" w:storeItemID="{7B3FF86F-2AC0-4DE7-BD4B-408180D9DA52}" w16sdtdh:storeItemChecksum="jXfS6Q=="/>
                           </w:sdtPr>
                           <w:sdtContent>
                             <w:tc>
                               <w:tcPr>
-                                <w:tcW w:w="683" w:type="pct"/>
-                                <w:tcBorders>
-                                  <w:bottom w:val="single" w:color="F5F6F8" w:sz="4" w:space="0"/>
-                                </w:tcBorders>
+                                <w:tcW w:w="1113" w:type="dxa"/>
+                                <w:shd w:val="clear" w:color="auto" w:fill="E8E8E8" w:themeFill="background2"/>
                               </w:tcPr>
                               <w:p>
                                 <w:pPr>
-                                  <w:pStyle w:val="NoSpacing"/>
+                                  <w:cnfStyle w:val="000000100000" w:firstRow="0" w:lastRow="0" w:firstColumn="0" w:lastColumn="0" w:oddVBand="0" w:evenVBand="0" w:oddHBand="1" w:evenHBand="0" w:firstRowFirstColumn="0" w:firstRowLastColumn="0" w:lastRowFirstColumn="0" w:lastRowLastColumn="0"/>
+                                  <w:rPr>
+                                    <w:rFonts w:ascii="Segoe UI" w:hAnsi="Segoe UI" w:cs="Segoe UI"/>
+                                    <w:sz w:val="16"/>
+                                    <w:szCs w:val="16"/>
+                                  </w:rPr>
                                 </w:pPr>
-                                <w:proofErr w:type="spellStart"/>
                                 <w:r>
+                                  <w:rPr>
+                                    <w:rFonts w:ascii="Segoe UI" w:hAnsi="Segoe UI" w:cs="Segoe UI"/>
+                                    <w:sz w:val="16"/>
+                                    <w:szCs w:val="16"/>
+                                  </w:rPr>
                                   <w:t>DocumentNo_SalesLine</w:t>
                                 </w:r>
-                                <w:proofErr w:type="spellEnd"/>
                               </w:p>
                             </w:tc>
                           </w:sdtContent>
                         </w:sdt>
                         <w:sdt>
                           <w:sdtPr>
+                            <w:rPr>
+                              <w:rFonts w:ascii="Segoe UI" w:hAnsi="Segoe UI" w:cs="Segoe UI"/>
+                              <w:sz w:val="16"/>
+                              <w:szCs w:val="16"/>
+                            </w:rPr>
                             <w:alias w:val="#Nav: /Item/Sales_Line/CustName_SalesLine"/>
                             <w:tag w:val="#Nav: Inventory_Sales_Back_Orders/718"/>
                             <w:id w:val="1816984566"/>
                             <w:placeholder>
-                              <w:docPart w:val="BC81F2D8F2F04EF9BC5A3206D7ACD4C5"/>
+                              <w:docPart w:val="DefaultPlaceholder_-1854013440"/>
                             </w:placeholder>
-                            <w15:dataBinding w:prefixMappings="xmlns:ns0='urn:microsoft-dynamics-nav/reports/Inventory_Sales_Back_Orders/718/'" w:xpath="/ns0:NavWordReportXmlPart[1]/ns0:Item[1]/ns0:Sales_Line[1]/ns0:CustName_SalesLine[1]" w:storeItemID="{BA705338-4C67-4D04-A73D-802DCC4EAF76}" w16sdtdh:storeItemChecksum="23QOFg=="/>
+                            <w15:dataBinding w:prefixMappings="xmlns:ns0='urn:microsoft-dynamics-nav/reports/Inventory_Sales_Back_Orders/718/'" w:xpath="/ns0:NavWordReportXmlPart[1]/ns0:Item[1]/ns0:Sales_Line[1]/ns0:CustName_SalesLine[1]" w:storeItemID="{7B3FF86F-2AC0-4DE7-BD4B-408180D9DA52}" w16sdtdh:storeItemChecksum="jXfS6Q=="/>
                           </w:sdtPr>
                           <w:sdtContent>
                             <w:tc>
                               <w:tcPr>
-                                <w:tcW w:w="636" w:type="pct"/>
-                                <w:tcBorders>
-                                  <w:bottom w:val="single" w:color="F5F6F8" w:sz="4" w:space="0"/>
-                                </w:tcBorders>
+                                <w:tcW w:w="2396" w:type="dxa"/>
+                                <w:shd w:val="clear" w:color="auto" w:fill="E8E8E8" w:themeFill="background2"/>
                               </w:tcPr>
                               <w:p>
                                 <w:pPr>
-                                  <w:pStyle w:val="NoSpacing"/>
+                                  <w:cnfStyle w:val="000000100000" w:firstRow="0" w:lastRow="0" w:firstColumn="0" w:lastColumn="0" w:oddVBand="0" w:evenVBand="0" w:oddHBand="1" w:evenHBand="0" w:firstRowFirstColumn="0" w:firstRowLastColumn="0" w:lastRowFirstColumn="0" w:lastRowLastColumn="0"/>
+                                  <w:rPr>
+                                    <w:rFonts w:ascii="Segoe UI" w:hAnsi="Segoe UI" w:cs="Segoe UI"/>
+                                    <w:sz w:val="16"/>
+                                    <w:szCs w:val="16"/>
+                                  </w:rPr>
                                 </w:pPr>
-                                <w:proofErr w:type="spellStart"/>
                                 <w:r>
+                                  <w:rPr>
+                                    <w:rFonts w:ascii="Segoe UI" w:hAnsi="Segoe UI" w:cs="Segoe UI"/>
+                                    <w:sz w:val="16"/>
+                                    <w:szCs w:val="16"/>
+                                  </w:rPr>
                                   <w:t>CustName_SalesLine</w:t>
                                 </w:r>
-                                <w:proofErr w:type="spellEnd"/>
                               </w:p>
                             </w:tc>
                           </w:sdtContent>
                         </w:sdt>
                         <w:sdt>
                           <w:sdtPr>
+                            <w:rPr>
+                              <w:rFonts w:ascii="Segoe UI" w:hAnsi="Segoe UI" w:cs="Segoe UI"/>
+                              <w:sz w:val="16"/>
+                              <w:szCs w:val="16"/>
+                            </w:rPr>
                             <w:alias w:val="#Nav: /Item/Sales_Line/CustPhoneNo_SalesLine"/>
                             <w:tag w:val="#Nav: Inventory_Sales_Back_Orders/718"/>
                             <w:id w:val="-514079202"/>
                             <w:placeholder>
-                              <w:docPart w:val="BC81F2D8F2F04EF9BC5A3206D7ACD4C5"/>
+                              <w:docPart w:val="DefaultPlaceholder_-1854013440"/>
                             </w:placeholder>
-                            <w15:dataBinding w:prefixMappings="xmlns:ns0='urn:microsoft-dynamics-nav/reports/Inventory_Sales_Back_Orders/718/'" w:xpath="/ns0:NavWordReportXmlPart[1]/ns0:Item[1]/ns0:Sales_Line[1]/ns0:CustPhoneNo_SalesLine[1]" w:storeItemID="{BA705338-4C67-4D04-A73D-802DCC4EAF76}" w16sdtdh:storeItemChecksum="23QOFg=="/>
+                            <w15:dataBinding w:prefixMappings="xmlns:ns0='urn:microsoft-dynamics-nav/reports/Inventory_Sales_Back_Orders/718/'" w:xpath="/ns0:NavWordReportXmlPart[1]/ns0:Item[1]/ns0:Sales_Line[1]/ns0:CustPhoneNo_SalesLine[1]" w:storeItemID="{7B3FF86F-2AC0-4DE7-BD4B-408180D9DA52}" w16sdtdh:storeItemChecksum="jXfS6Q=="/>
                           </w:sdtPr>
                           <w:sdtContent>
                             <w:tc>
                               <w:tcPr>
-                                <w:tcW w:w="693" w:type="pct"/>
-                                <w:tcBorders>
-                                  <w:bottom w:val="single" w:color="F5F6F8" w:sz="4" w:space="0"/>
-                                </w:tcBorders>
+                                <w:tcW w:w="1217" w:type="dxa"/>
+                                <w:shd w:val="clear" w:color="auto" w:fill="E8E8E8" w:themeFill="background2"/>
                               </w:tcPr>
                               <w:p>
                                 <w:pPr>
-                                  <w:pStyle w:val="NoSpacing"/>
+                                  <w:cnfStyle w:val="000000100000" w:firstRow="0" w:lastRow="0" w:firstColumn="0" w:lastColumn="0" w:oddVBand="0" w:evenVBand="0" w:oddHBand="1" w:evenHBand="0" w:firstRowFirstColumn="0" w:firstRowLastColumn="0" w:lastRowFirstColumn="0" w:lastRowLastColumn="0"/>
+                                  <w:rPr>
+                                    <w:rFonts w:ascii="Segoe UI" w:hAnsi="Segoe UI" w:cs="Segoe UI"/>
+                                    <w:sz w:val="16"/>
+                                    <w:szCs w:val="16"/>
+                                  </w:rPr>
                                 </w:pPr>
-                                <w:proofErr w:type="spellStart"/>
                                 <w:r>
+                                  <w:rPr>
+                                    <w:rFonts w:ascii="Segoe UI" w:hAnsi="Segoe UI" w:cs="Segoe UI"/>
+                                    <w:sz w:val="16"/>
+                                    <w:szCs w:val="16"/>
+                                  </w:rPr>
                                   <w:t>CustPhoneNo_SalesLine</w:t>
                                 </w:r>
-                                <w:proofErr w:type="spellEnd"/>
                               </w:p>
                             </w:tc>
                           </w:sdtContent>
                         </w:sdt>
                         <w:sdt>
                           <w:sdtPr>
+                            <w:rPr>
+                              <w:rFonts w:ascii="Segoe UI" w:hAnsi="Segoe UI" w:cs="Segoe UI"/>
+                              <w:sz w:val="16"/>
+                              <w:szCs w:val="16"/>
+                            </w:rPr>
                             <w:alias w:val="#Nav: /Item/Sales_Line/ShipmentDate_SalesLine"/>
                             <w:tag w:val="#Nav: Inventory_Sales_Back_Orders/718"/>
                             <w:id w:val="1292013716"/>
                             <w:placeholder>
-                              <w:docPart w:val="BC81F2D8F2F04EF9BC5A3206D7ACD4C5"/>
+                              <w:docPart w:val="DefaultPlaceholder_-1854013440"/>
                             </w:placeholder>
-                            <w15:dataBinding w:prefixMappings="xmlns:ns0='urn:microsoft-dynamics-nav/reports/Inventory_Sales_Back_Orders/718/'" w:xpath="/ns0:NavWordReportXmlPart[1]/ns0:Item[1]/ns0:Sales_Line[1]/ns0:ShipmentDate_SalesLine[1]" w:storeItemID="{BA705338-4C67-4D04-A73D-802DCC4EAF76}" w16sdtdh:storeItemChecksum="23QOFg=="/>
+                            <w15:dataBinding w:prefixMappings="xmlns:ns0='urn:microsoft-dynamics-nav/reports/Inventory_Sales_Back_Orders/718/'" w:xpath="/ns0:NavWordReportXmlPart[1]/ns0:Item[1]/ns0:Sales_Line[1]/ns0:ShipmentDate_SalesLine[1]" w:storeItemID="{7B3FF86F-2AC0-4DE7-BD4B-408180D9DA52}" w16sdtdh:storeItemChecksum="jXfS6Q=="/>
                           </w:sdtPr>
                           <w:sdtContent>
                             <w:tc>
                               <w:tcPr>
-                                <w:tcW w:w="587" w:type="pct"/>
-                                <w:tcBorders>
-                                  <w:bottom w:val="single" w:color="F5F6F8" w:sz="4" w:space="0"/>
-                                </w:tcBorders>
+                                <w:tcW w:w="1114" w:type="dxa"/>
+                                <w:shd w:val="clear" w:color="auto" w:fill="E8E8E8" w:themeFill="background2"/>
                               </w:tcPr>
                               <w:p>
                                 <w:pPr>
-                                  <w:pStyle w:val="NoSpacing"/>
+                                  <w:cnfStyle w:val="000000100000" w:firstRow="0" w:lastRow="0" w:firstColumn="0" w:lastColumn="0" w:oddVBand="0" w:evenVBand="0" w:oddHBand="1" w:evenHBand="0" w:firstRowFirstColumn="0" w:firstRowLastColumn="0" w:lastRowFirstColumn="0" w:lastRowLastColumn="0"/>
+                                  <w:rPr>
+                                    <w:rFonts w:ascii="Segoe UI" w:hAnsi="Segoe UI" w:cs="Segoe UI"/>
+                                    <w:sz w:val="16"/>
+                                    <w:szCs w:val="16"/>
+                                  </w:rPr>
                                 </w:pPr>
-                                <w:proofErr w:type="spellStart"/>
                                 <w:r>
+                                  <w:rPr>
+                                    <w:rFonts w:ascii="Segoe UI" w:hAnsi="Segoe UI" w:cs="Segoe UI"/>
+                                    <w:sz w:val="16"/>
+                                    <w:szCs w:val="16"/>
+                                  </w:rPr>
                                   <w:t>ShipmentDate_SalesLine</w:t>
                                 </w:r>
-                                <w:proofErr w:type="spellEnd"/>
                               </w:p>
                             </w:tc>
                           </w:sdtContent>
                         </w:sdt>
                         <w:sdt>
                           <w:sdtPr>
+                            <w:rPr>
+                              <w:rFonts w:ascii="Segoe UI" w:hAnsi="Segoe UI" w:cs="Segoe UI"/>
+                              <w:sz w:val="16"/>
+                              <w:szCs w:val="16"/>
+                            </w:rPr>
                             <w:alias w:val="#Nav: /Item/Sales_Line/Quantity_SalesLine"/>
                             <w:tag w:val="#Nav: Inventory_Sales_Back_Orders/718"/>
                             <w:id w:val="1144701656"/>
                             <w:placeholder>
-                              <w:docPart w:val="BC81F2D8F2F04EF9BC5A3206D7ACD4C5"/>
+                              <w:docPart w:val="DefaultPlaceholder_-1854013440"/>
                             </w:placeholder>
-                            <w15:dataBinding w:prefixMappings="xmlns:ns0='urn:microsoft-dynamics-nav/reports/Inventory_Sales_Back_Orders/718/'" w:xpath="/ns0:NavWordReportXmlPart[1]/ns0:Item[1]/ns0:Sales_Line[1]/ns0:Quantity_SalesLine[1]" w:storeItemID="{BA705338-4C67-4D04-A73D-802DCC4EAF76}" w16sdtdh:storeItemChecksum="23QOFg=="/>
+                            <w15:dataBinding w:prefixMappings="xmlns:ns0='urn:microsoft-dynamics-nav/reports/Inventory_Sales_Back_Orders/718/'" w:xpath="/ns0:NavWordReportXmlPart[1]/ns0:Item[1]/ns0:Sales_Line[1]/ns0:Quantity_SalesLine[1]" w:storeItemID="{7B3FF86F-2AC0-4DE7-BD4B-408180D9DA52}" w16sdtdh:storeItemChecksum="jXfS6Q=="/>
                           </w:sdtPr>
                           <w:sdtContent>
                             <w:tc>
                               <w:tcPr>
-                                <w:tcW w:w="594" w:type="pct"/>
-                                <w:tcBorders>
-                                  <w:bottom w:val="single" w:color="F5F6F8" w:sz="4" w:space="0"/>
-                                </w:tcBorders>
+                                <w:tcW w:w="975" w:type="dxa"/>
+                                <w:shd w:val="clear" w:color="auto" w:fill="E8E8E8" w:themeFill="background2"/>
                               </w:tcPr>
                               <w:p>
                                 <w:pPr>
-                                  <w:pStyle w:val="BCNumber"/>
                                   <w:jc w:val="right"/>
+                                  <w:cnfStyle w:val="000000100000" w:firstRow="0" w:lastRow="0" w:firstColumn="0" w:lastColumn="0" w:oddVBand="0" w:evenVBand="0" w:oddHBand="1" w:evenHBand="0" w:firstRowFirstColumn="0" w:firstRowLastColumn="0" w:lastRowFirstColumn="0" w:lastRowLastColumn="0"/>
+                                  <w:rPr>
+                                    <w:rFonts w:ascii="Segoe UI" w:hAnsi="Segoe UI" w:cs="Segoe UI"/>
+                                    <w:sz w:val="16"/>
+                                    <w:szCs w:val="16"/>
+                                  </w:rPr>
                                 </w:pPr>
-                                <w:proofErr w:type="spellStart"/>
                                 <w:r>
+                                  <w:rPr>
+                                    <w:rFonts w:ascii="Segoe UI" w:hAnsi="Segoe UI" w:cs="Segoe UI"/>
+                                    <w:sz w:val="16"/>
+                                    <w:szCs w:val="16"/>
+                                  </w:rPr>
                                   <w:t>Quantity_SalesLine</w:t>
                                 </w:r>
-                                <w:proofErr w:type="spellEnd"/>
                               </w:p>
                             </w:tc>
                           </w:sdtContent>
                         </w:sdt>
                         <w:sdt>
                           <w:sdtPr>
+                            <w:rPr>
+                              <w:rFonts w:ascii="Segoe UI" w:hAnsi="Segoe UI" w:cs="Segoe UI"/>
+                              <w:sz w:val="16"/>
+                              <w:szCs w:val="16"/>
+                            </w:rPr>
                             <w:alias w:val="#Nav: /Item/Sales_Line/OutstandingQty_SalesLine"/>
                             <w:tag w:val="#Nav: Inventory_Sales_Back_Orders/718"/>
                             <w:id w:val="689413737"/>
                             <w:placeholder>
-                              <w:docPart w:val="BC81F2D8F2F04EF9BC5A3206D7ACD4C5"/>
+                              <w:docPart w:val="DefaultPlaceholder_-1854013440"/>
                             </w:placeholder>
-                            <w15:dataBinding w:prefixMappings="xmlns:ns0='urn:microsoft-dynamics-nav/reports/Inventory_Sales_Back_Orders/718/'" w:xpath="/ns0:NavWordReportXmlPart[1]/ns0:Item[1]/ns0:Sales_Line[1]/ns0:OutstandingQty_SalesLine[1]" w:storeItemID="{BA705338-4C67-4D04-A73D-802DCC4EAF76}" w16sdtdh:storeItemChecksum="23QOFg=="/>
+                            <w15:dataBinding w:prefixMappings="xmlns:ns0='urn:microsoft-dynamics-nav/reports/Inventory_Sales_Back_Orders/718/'" w:xpath="/ns0:NavWordReportXmlPart[1]/ns0:Item[1]/ns0:Sales_Line[1]/ns0:OutstandingQty_SalesLine[1]" w:storeItemID="{7B3FF86F-2AC0-4DE7-BD4B-408180D9DA52}" w16sdtdh:storeItemChecksum="jXfS6Q=="/>
                           </w:sdtPr>
                           <w:sdtContent>
                             <w:tc>
                               <w:tcPr>
-                                <w:tcW w:w="722" w:type="pct"/>
-                                <w:tcBorders>
-                                  <w:bottom w:val="single" w:color="F5F6F8" w:sz="4" w:space="0"/>
-                                </w:tcBorders>
+                                <w:tcW w:w="1253" w:type="dxa"/>
+                                <w:shd w:val="clear" w:color="auto" w:fill="E8E8E8" w:themeFill="background2"/>
                               </w:tcPr>
                               <w:p>
                                 <w:pPr>
-                                  <w:pStyle w:val="BCNumber"/>
                                   <w:jc w:val="right"/>
+                                  <w:cnfStyle w:val="000000100000" w:firstRow="0" w:lastRow="0" w:firstColumn="0" w:lastColumn="0" w:oddVBand="0" w:evenVBand="0" w:oddHBand="1" w:evenHBand="0" w:firstRowFirstColumn="0" w:firstRowLastColumn="0" w:lastRowFirstColumn="0" w:lastRowLastColumn="0"/>
+                                  <w:rPr>
+                                    <w:rFonts w:ascii="Segoe UI" w:hAnsi="Segoe UI" w:cs="Segoe UI"/>
+                                    <w:sz w:val="16"/>
+                                    <w:szCs w:val="16"/>
+                                  </w:rPr>
                                 </w:pPr>
-                                <w:proofErr w:type="spellStart"/>
                                 <w:r>
+                                  <w:rPr>
+                                    <w:rFonts w:ascii="Segoe UI" w:hAnsi="Segoe UI" w:cs="Segoe UI"/>
+                                    <w:sz w:val="16"/>
+                                    <w:szCs w:val="16"/>
+                                  </w:rPr>
                                   <w:t>OutstandingQty_SalesLine</w:t>
                                 </w:r>
-                                <w:proofErr w:type="spellEnd"/>
                               </w:p>
                             </w:tc>
                           </w:sdtContent>
                         </w:sdt>
                         <w:sdt>
                           <w:sdtPr>
+                            <w:rPr>
+                              <w:rFonts w:ascii="Segoe UI" w:hAnsi="Segoe UI" w:cs="Segoe UI"/>
+                              <w:sz w:val="16"/>
+                              <w:szCs w:val="16"/>
+                            </w:rPr>
                             <w:alias w:val="#Nav: /Item/Sales_Line/OtherBackOrders_SalesLine"/>
                             <w:tag w:val="#Nav: Inventory_Sales_Back_Orders/718"/>
                             <w:id w:val="801589146"/>
                             <w:placeholder>
-                              <w:docPart w:val="BC81F2D8F2F04EF9BC5A3206D7ACD4C5"/>
+                              <w:docPart w:val="DefaultPlaceholder_-1854013440"/>
                             </w:placeholder>
-                            <w15:dataBinding w:prefixMappings="xmlns:ns0='urn:microsoft-dynamics-nav/reports/Inventory_Sales_Back_Orders/718/'" w:xpath="/ns0:NavWordReportXmlPart[1]/ns0:Item[1]/ns0:Sales_Line[1]/ns0:OtherBackOrders_SalesLine[1]" w:storeItemID="{BA705338-4C67-4D04-A73D-802DCC4EAF76}" w16sdtdh:storeItemChecksum="23QOFg=="/>
+                            <w15:dataBinding w:prefixMappings="xmlns:ns0='urn:microsoft-dynamics-nav/reports/Inventory_Sales_Back_Orders/718/'" w:xpath="/ns0:NavWordReportXmlPart[1]/ns0:Item[1]/ns0:Sales_Line[1]/ns0:OtherBackOrders_SalesLine[1]" w:storeItemID="{7B3FF86F-2AC0-4DE7-BD4B-408180D9DA52}" w16sdtdh:storeItemChecksum="jXfS6Q=="/>
                           </w:sdtPr>
                           <w:sdtContent>
                             <w:tc>
                               <w:tcPr>
-                                <w:tcW w:w="647" w:type="pct"/>
-                                <w:tcBorders>
-                                  <w:bottom w:val="single" w:color="F5F6F8" w:sz="4" w:space="0"/>
-                                </w:tcBorders>
+                                <w:tcW w:w="1253" w:type="dxa"/>
+                                <w:shd w:val="clear" w:color="auto" w:fill="E8E8E8" w:themeFill="background2"/>
                               </w:tcPr>
                               <w:p>
                                 <w:pPr>
-                                  <w:pStyle w:val="NoSpacing"/>
+                                  <w:cnfStyle w:val="000000100000" w:firstRow="0" w:lastRow="0" w:firstColumn="0" w:lastColumn="0" w:oddVBand="0" w:evenVBand="0" w:oddHBand="1" w:evenHBand="0" w:firstRowFirstColumn="0" w:firstRowLastColumn="0" w:lastRowFirstColumn="0" w:lastRowLastColumn="0"/>
+                                  <w:rPr>
+                                    <w:rFonts w:ascii="Segoe UI" w:hAnsi="Segoe UI" w:cs="Segoe UI"/>
+                                    <w:sz w:val="16"/>
+                                    <w:szCs w:val="16"/>
+                                  </w:rPr>
                                 </w:pPr>
-                                <w:proofErr w:type="spellStart"/>
                                 <w:r>
+                                  <w:rPr>
+                                    <w:rFonts w:ascii="Segoe UI" w:hAnsi="Segoe UI" w:cs="Segoe UI"/>
+                                    <w:sz w:val="16"/>
+                                    <w:szCs w:val="16"/>
+                                  </w:rPr>
                                   <w:t>OtherBackOrders_SalesLine</w:t>
                                 </w:r>
-                                <w:proofErr w:type="spellEnd"/>
                               </w:p>
                             </w:tc>
                           </w:sdtContent>
@@ -951,119 +1175,294 @@
               </w:sdt>
               <w:tr>
                 <w:trPr>
-                  <w:cnfStyle w:val="000000010000" w:firstRow="0" w:lastRow="0" w:firstColumn="0" w:lastColumn="0" w:oddVBand="0" w:evenVBand="0" w:oddHBand="0" w:evenHBand="1" w:firstRowFirstColumn="0" w:firstRowLastColumn="0" w:lastRowFirstColumn="0" w:lastRowLastColumn="0"/>
-                  <w:cantSplit/>
-                  <w:trHeight w:val="490"/>
+                  <w:trHeight w:val="198"/>
                 </w:trPr>
                 <w:tc>
                   <w:tcPr>
-                    <w:tcW w:w="438" w:type="pct"/>
-                    <w:tcBorders>
-                      <w:top w:val="single" w:color="F5F6F8" w:sz="4" w:space="0"/>
-                      <w:bottom w:val="single" w:color="auto" w:sz="8" w:space="0"/>
-                    </w:tcBorders>
+                    <w:cnfStyle w:val="001000000000" w:firstRow="0" w:lastRow="0" w:firstColumn="1" w:lastColumn="0" w:oddVBand="0" w:evenVBand="0" w:oddHBand="0" w:evenHBand="0" w:firstRowFirstColumn="0" w:firstRowLastColumn="0" w:lastRowFirstColumn="0" w:lastRowLastColumn="0"/>
+                    <w:tcW w:w="1169" w:type="dxa"/>
+                    <w:shd w:val="clear" w:color="auto" w:fill="auto"/>
                   </w:tcPr>
                   <w:p>
                     <w:pPr>
-                      <w:pStyle w:val="BCLabel"/>
-                      <w:spacing w:before="120" w:after="120"/>
+                      <w:tabs>
+                        <w:tab w:val="left" w:pos="528"/>
+                      </w:tabs>
+                      <w:rPr>
+                        <w:rFonts w:ascii="Segoe UI" w:hAnsi="Segoe UI" w:cs="Segoe UI"/>
+                        <w:sz w:val="16"/>
+                        <w:szCs w:val="16"/>
+                      </w:rPr>
                     </w:pPr>
                   </w:p>
                 </w:tc>
                 <w:sdt>
                   <w:sdtPr>
+                    <w:rPr>
+                      <w:rFonts w:ascii="Segoe UI" w:hAnsi="Segoe UI" w:cs="Segoe UI"/>
+                      <w:b/>
+                      <w:bCs/>
+                      <w:sz w:val="16"/>
+                      <w:szCs w:val="16"/>
+                    </w:rPr>
                     <w:alias w:val="#Nav: /Item/Description_Item"/>
                     <w:tag w:val="#Nav: Inventory_Sales_Back_Orders/718"/>
                     <w:id w:val="908651050"/>
                     <w:placeholder>
-                      <w:docPart w:val="BC81F2D8F2F04EF9BC5A3206D7ACD4C5"/>
+                      <w:docPart w:val="DefaultPlaceholder_-1854013440"/>
                     </w:placeholder>
-                    <w15:dataBinding w:prefixMappings="xmlns:ns0='urn:microsoft-dynamics-nav/reports/Inventory_Sales_Back_Orders/718/'" w:xpath="/ns0:NavWordReportXmlPart[1]/ns0:Item[1]/ns0:Description_Item[1]" w:storeItemID="{BA705338-4C67-4D04-A73D-802DCC4EAF76}" w16sdtdh:storeItemChecksum="23QOFg=="/>
+                    <w15:dataBinding w:prefixMappings="xmlns:ns0='urn:microsoft-dynamics-nav/reports/Inventory_Sales_Back_Orders/718/'" w:xpath="/ns0:NavWordReportXmlPart[1]/ns0:Item[1]/ns0:Description_Item[1]" w:storeItemID="{7B3FF86F-2AC0-4DE7-BD4B-408180D9DA52}" w16sdtdh:storeItemChecksum="jXfS6Q=="/>
                   </w:sdtPr>
                   <w:sdtContent>
                     <w:tc>
                       <w:tcPr>
-                        <w:tcW w:w="2599" w:type="pct"/>
+                        <w:tcW w:w="5840" w:type="dxa"/>
                         <w:gridSpan w:val="4"/>
-                        <w:tcBorders>
-                          <w:top w:val="single" w:color="F5F6F8" w:sz="4" w:space="0"/>
-                          <w:bottom w:val="single" w:color="auto" w:sz="8" w:space="0"/>
-                        </w:tcBorders>
+                        <w:shd w:val="clear" w:color="auto" w:fill="auto"/>
                       </w:tcPr>
                       <w:p>
                         <w:pPr>
-                          <w:pStyle w:val="BCLabel"/>
+                          <w:cnfStyle w:val="000000000000" w:firstRow="0" w:lastRow="0" w:firstColumn="0" w:lastColumn="0" w:oddVBand="0" w:evenVBand="0" w:oddHBand="0" w:evenHBand="0" w:firstRowFirstColumn="0" w:firstRowLastColumn="0" w:lastRowFirstColumn="0" w:lastRowLastColumn="0"/>
+                          <w:rPr>
+                            <w:rFonts w:ascii="Segoe UI" w:hAnsi="Segoe UI" w:cs="Segoe UI"/>
+                            <w:b/>
+                            <w:bCs/>
+                            <w:sz w:val="16"/>
+                            <w:szCs w:val="16"/>
+                          </w:rPr>
                         </w:pPr>
-                        <w:proofErr w:type="spellStart"/>
                         <w:r>
+                          <w:rPr>
+                            <w:rFonts w:ascii="Segoe UI" w:hAnsi="Segoe UI" w:cs="Segoe UI"/>
+                            <w:b/>
+                            <w:bCs/>
+                            <w:sz w:val="16"/>
+                            <w:szCs w:val="16"/>
+                          </w:rPr>
                           <w:t>Description_Item</w:t>
                         </w:r>
-                        <w:proofErr w:type="spellEnd"/>
                       </w:p>
                     </w:tc>
                   </w:sdtContent>
                 </w:sdt>
                 <w:tc>
                   <w:tcPr>
-                    <w:tcW w:w="594" w:type="pct"/>
-                    <w:tcBorders>
-                      <w:top w:val="single" w:color="F5F6F8" w:sz="4" w:space="0"/>
-                      <w:bottom w:val="single" w:color="auto" w:sz="8" w:space="0"/>
-                    </w:tcBorders>
+                    <w:tcW w:w="975" w:type="dxa"/>
+                    <w:shd w:val="clear" w:color="auto" w:fill="auto"/>
                   </w:tcPr>
                   <w:p>
                     <w:pPr>
-                      <w:pStyle w:val="BCLabel"/>
-                      <w:spacing w:before="120" w:after="120"/>
+                      <w:jc w:val="right"/>
+                      <w:cnfStyle w:val="000000000000" w:firstRow="0" w:lastRow="0" w:firstColumn="0" w:lastColumn="0" w:oddVBand="0" w:evenVBand="0" w:oddHBand="0" w:evenHBand="0" w:firstRowFirstColumn="0" w:firstRowLastColumn="0" w:lastRowFirstColumn="0" w:lastRowLastColumn="0"/>
+                      <w:rPr>
+                        <w:rFonts w:ascii="Segoe UI" w:hAnsi="Segoe UI" w:cs="Segoe UI"/>
+                        <w:b/>
+                        <w:bCs/>
+                        <w:sz w:val="16"/>
+                        <w:szCs w:val="16"/>
+                      </w:rPr>
                     </w:pPr>
                   </w:p>
                 </w:tc>
                 <w:tc>
                   <w:tcPr>
-                    <w:tcW w:w="722" w:type="pct"/>
-                    <w:tcBorders>
-                      <w:top w:val="single" w:color="F5F6F8" w:sz="4" w:space="0"/>
-                      <w:bottom w:val="single" w:color="auto" w:sz="8" w:space="0"/>
-                    </w:tcBorders>
+                    <w:tcW w:w="1253" w:type="dxa"/>
+                    <w:shd w:val="clear" w:color="auto" w:fill="auto"/>
                   </w:tcPr>
                   <w:p>
                     <w:pPr>
-                      <w:pStyle w:val="BCLabelNumber"/>
-                      <w:spacing w:before="120" w:after="120"/>
                       <w:jc w:val="right"/>
+                      <w:cnfStyle w:val="000000000000" w:firstRow="0" w:lastRow="0" w:firstColumn="0" w:lastColumn="0" w:oddVBand="0" w:evenVBand="0" w:oddHBand="0" w:evenHBand="0" w:firstRowFirstColumn="0" w:firstRowLastColumn="0" w:lastRowFirstColumn="0" w:lastRowLastColumn="0"/>
+                      <w:rPr>
+                        <w:rFonts w:ascii="Segoe UI" w:hAnsi="Segoe UI" w:cs="Segoe UI"/>
+                        <w:b/>
+                        <w:bCs/>
+                        <w:sz w:val="16"/>
+                        <w:szCs w:val="16"/>
+                      </w:rPr>
                     </w:pPr>
                     <w:sdt>
                       <w:sdtPr>
+                        <w:rPr>
+                          <w:rFonts w:ascii="Segoe UI" w:hAnsi="Segoe UI" w:cs="Segoe UI"/>
+                          <w:b/>
+                          <w:bCs/>
+                          <w:sz w:val="16"/>
+                          <w:szCs w:val="16"/>
+                        </w:rPr>
                         <w:alias w:val="#Nav: /Item/SubTotals/SubTotals_Outstanding_Qty"/>
                         <w:tag w:val="#Nav: Inventory_Sales_Back_Orders/718"/>
                         <w:id w:val="401802035"/>
                         <w:placeholder>
-                          <w:docPart w:val="3E20DE1794404A10B3A81754F7F5A1FC"/>
+                          <w:docPart w:val="6AA74C4A428544AC9D08A31DE7ED2C88"/>
                         </w:placeholder>
-                        <w15:dataBinding w:prefixMappings="xmlns:ns0='urn:microsoft-dynamics-nav/reports/Inventory_Sales_Back_Orders/718/'" w:xpath="/ns0:NavWordReportXmlPart[1]/ns0:Item[1]/ns0:SubTotals[1]/ns0:SubTotals_Outstanding_Qty[1]" w:storeItemID="{BA705338-4C67-4D04-A73D-802DCC4EAF76}" w16sdtdh:storeItemChecksum="23QOFg=="/>
+                        <w15:dataBinding w:prefixMappings="xmlns:ns0='urn:microsoft-dynamics-nav/reports/Inventory_Sales_Back_Orders/718/'" w:xpath="/ns0:NavWordReportXmlPart[1]/ns0:Item[1]/ns0:SubTotals[1]/ns0:SubTotals_Outstanding_Qty[1]" w:storeItemID="{7B3FF86F-2AC0-4DE7-BD4B-408180D9DA52}" w16sdtdh:storeItemChecksum="jXfS6Q=="/>
                       </w:sdtPr>
                       <w:sdtContent>
-                        <w:proofErr w:type="spellStart"/>
                         <w:r>
+                          <w:rPr>
+                            <w:rFonts w:ascii="Segoe UI" w:hAnsi="Segoe UI" w:cs="Segoe UI"/>
+                            <w:b/>
+                            <w:bCs/>
+                            <w:sz w:val="16"/>
+                            <w:szCs w:val="16"/>
+                          </w:rPr>
                           <w:t>SubTotals_Outstanding_Qty</w:t>
                         </w:r>
-                        <w:proofErr w:type="spellEnd"/>
                       </w:sdtContent>
                     </w:sdt>
                   </w:p>
                 </w:tc>
                 <w:tc>
                   <w:tcPr>
-                    <w:tcW w:w="647" w:type="pct"/>
-                    <w:tcBorders>
-                      <w:top w:val="single" w:color="F5F6F8" w:sz="4" w:space="0"/>
-                      <w:bottom w:val="single" w:color="auto" w:sz="8" w:space="0"/>
-                    </w:tcBorders>
+                    <w:tcW w:w="1253" w:type="dxa"/>
+                    <w:shd w:val="clear" w:color="auto" w:fill="auto"/>
                   </w:tcPr>
                   <w:p>
                     <w:pPr>
-                      <w:pStyle w:val="BCLabel"/>
-                      <w:spacing w:before="120" w:after="120"/>
+                      <w:jc w:val="right"/>
+                      <w:cnfStyle w:val="000000000000" w:firstRow="0" w:lastRow="0" w:firstColumn="0" w:lastColumn="0" w:oddVBand="0" w:evenVBand="0" w:oddHBand="0" w:evenHBand="0" w:firstRowFirstColumn="0" w:firstRowLastColumn="0" w:lastRowFirstColumn="0" w:lastRowLastColumn="0"/>
+                      <w:rPr>
+                        <w:rFonts w:ascii="Segoe UI" w:hAnsi="Segoe UI" w:cs="Segoe UI"/>
+                        <w:b/>
+                        <w:bCs/>
+                        <w:sz w:val="16"/>
+                        <w:szCs w:val="16"/>
+                      </w:rPr>
+                    </w:pPr>
+                  </w:p>
+                </w:tc>
+              </w:tr>
+              <w:tr>
+                <w:trPr>
+                  <w:cnfStyle w:val="000000100000" w:firstRow="0" w:lastRow="0" w:firstColumn="0" w:lastColumn="0" w:oddVBand="0" w:evenVBand="0" w:oddHBand="1" w:evenHBand="0" w:firstRowFirstColumn="0" w:firstRowLastColumn="0" w:lastRowFirstColumn="0" w:lastRowLastColumn="0"/>
+                  <w:trHeight w:val="113" w:hRule="exact"/>
+                </w:trPr>
+                <w:tc>
+                  <w:tcPr>
+                    <w:cnfStyle w:val="001000000000" w:firstRow="0" w:lastRow="0" w:firstColumn="1" w:lastColumn="0" w:oddVBand="0" w:evenVBand="0" w:oddHBand="0" w:evenHBand="0" w:firstRowFirstColumn="0" w:firstRowLastColumn="0" w:lastRowFirstColumn="0" w:lastRowLastColumn="0"/>
+                    <w:tcW w:w="1169" w:type="dxa"/>
+                    <w:shd w:val="clear" w:color="auto" w:fill="auto"/>
+                  </w:tcPr>
+                  <w:p>
+                    <w:pPr>
+                      <w:rPr>
+                        <w:rFonts w:ascii="Segoe UI" w:hAnsi="Segoe UI" w:cs="Segoe UI"/>
+                        <w:sz w:val="16"/>
+                        <w:szCs w:val="16"/>
+                      </w:rPr>
+                    </w:pPr>
+                  </w:p>
+                </w:tc>
+                <w:tc>
+                  <w:tcPr>
+                    <w:tcW w:w="1113" w:type="dxa"/>
+                    <w:shd w:val="clear" w:color="auto" w:fill="auto"/>
+                  </w:tcPr>
+                  <w:p>
+                    <w:pPr>
+                      <w:cnfStyle w:val="000000100000" w:firstRow="0" w:lastRow="0" w:firstColumn="0" w:lastColumn="0" w:oddVBand="0" w:evenVBand="0" w:oddHBand="1" w:evenHBand="0" w:firstRowFirstColumn="0" w:firstRowLastColumn="0" w:lastRowFirstColumn="0" w:lastRowLastColumn="0"/>
+                      <w:rPr>
+                        <w:rFonts w:ascii="Segoe UI" w:hAnsi="Segoe UI" w:cs="Segoe UI"/>
+                        <w:sz w:val="16"/>
+                        <w:szCs w:val="16"/>
+                      </w:rPr>
+                    </w:pPr>
+                  </w:p>
+                </w:tc>
+                <w:tc>
+                  <w:tcPr>
+                    <w:tcW w:w="2396" w:type="dxa"/>
+                    <w:shd w:val="clear" w:color="auto" w:fill="auto"/>
+                  </w:tcPr>
+                  <w:p>
+                    <w:pPr>
+                      <w:cnfStyle w:val="000000100000" w:firstRow="0" w:lastRow="0" w:firstColumn="0" w:lastColumn="0" w:oddVBand="0" w:evenVBand="0" w:oddHBand="1" w:evenHBand="0" w:firstRowFirstColumn="0" w:firstRowLastColumn="0" w:lastRowFirstColumn="0" w:lastRowLastColumn="0"/>
+                      <w:rPr>
+                        <w:rFonts w:ascii="Segoe UI" w:hAnsi="Segoe UI" w:cs="Segoe UI"/>
+                        <w:sz w:val="16"/>
+                        <w:szCs w:val="16"/>
+                      </w:rPr>
+                    </w:pPr>
+                  </w:p>
+                </w:tc>
+                <w:tc>
+                  <w:tcPr>
+                    <w:tcW w:w="1217" w:type="dxa"/>
+                    <w:shd w:val="clear" w:color="auto" w:fill="auto"/>
+                  </w:tcPr>
+                  <w:p>
+                    <w:pPr>
+                      <w:cnfStyle w:val="000000100000" w:firstRow="0" w:lastRow="0" w:firstColumn="0" w:lastColumn="0" w:oddVBand="0" w:evenVBand="0" w:oddHBand="1" w:evenHBand="0" w:firstRowFirstColumn="0" w:firstRowLastColumn="0" w:lastRowFirstColumn="0" w:lastRowLastColumn="0"/>
+                      <w:rPr>
+                        <w:rFonts w:ascii="Segoe UI" w:hAnsi="Segoe UI" w:cs="Segoe UI"/>
+                        <w:sz w:val="16"/>
+                        <w:szCs w:val="16"/>
+                      </w:rPr>
+                    </w:pPr>
+                  </w:p>
+                </w:tc>
+                <w:tc>
+                  <w:tcPr>
+                    <w:tcW w:w="1114" w:type="dxa"/>
+                    <w:shd w:val="clear" w:color="auto" w:fill="auto"/>
+                  </w:tcPr>
+                  <w:p>
+                    <w:pPr>
+                      <w:cnfStyle w:val="000000100000" w:firstRow="0" w:lastRow="0" w:firstColumn="0" w:lastColumn="0" w:oddVBand="0" w:evenVBand="0" w:oddHBand="1" w:evenHBand="0" w:firstRowFirstColumn="0" w:firstRowLastColumn="0" w:lastRowFirstColumn="0" w:lastRowLastColumn="0"/>
+                      <w:rPr>
+                        <w:rFonts w:ascii="Segoe UI" w:hAnsi="Segoe UI" w:cs="Segoe UI"/>
+                        <w:sz w:val="16"/>
+                        <w:szCs w:val="16"/>
+                      </w:rPr>
+                    </w:pPr>
+                  </w:p>
+                </w:tc>
+                <w:tc>
+                  <w:tcPr>
+                    <w:tcW w:w="975" w:type="dxa"/>
+                    <w:shd w:val="clear" w:color="auto" w:fill="auto"/>
+                  </w:tcPr>
+                  <w:p>
+                    <w:pPr>
+                      <w:cnfStyle w:val="000000100000" w:firstRow="0" w:lastRow="0" w:firstColumn="0" w:lastColumn="0" w:oddVBand="0" w:evenVBand="0" w:oddHBand="1" w:evenHBand="0" w:firstRowFirstColumn="0" w:firstRowLastColumn="0" w:lastRowFirstColumn="0" w:lastRowLastColumn="0"/>
+                      <w:rPr>
+                        <w:rFonts w:ascii="Segoe UI" w:hAnsi="Segoe UI" w:cs="Segoe UI"/>
+                        <w:sz w:val="16"/>
+                        <w:szCs w:val="16"/>
+                      </w:rPr>
+                    </w:pPr>
+                  </w:p>
+                </w:tc>
+                <w:tc>
+                  <w:tcPr>
+                    <w:tcW w:w="1253" w:type="dxa"/>
+                    <w:shd w:val="clear" w:color="auto" w:fill="auto"/>
+                  </w:tcPr>
+                  <w:p>
+                    <w:pPr>
+                      <w:cnfStyle w:val="000000100000" w:firstRow="0" w:lastRow="0" w:firstColumn="0" w:lastColumn="0" w:oddVBand="0" w:evenVBand="0" w:oddHBand="1" w:evenHBand="0" w:firstRowFirstColumn="0" w:firstRowLastColumn="0" w:lastRowFirstColumn="0" w:lastRowLastColumn="0"/>
+                      <w:rPr>
+                        <w:rFonts w:ascii="Segoe UI" w:hAnsi="Segoe UI" w:cs="Segoe UI"/>
+                        <w:sz w:val="16"/>
+                        <w:szCs w:val="16"/>
+                      </w:rPr>
+                    </w:pPr>
+                  </w:p>
+                </w:tc>
+                <w:tc>
+                  <w:tcPr>
+                    <w:tcW w:w="1253" w:type="dxa"/>
+                    <w:shd w:val="clear" w:color="auto" w:fill="auto"/>
+                  </w:tcPr>
+                  <w:p>
+                    <w:pPr>
+                      <w:cnfStyle w:val="000000100000" w:firstRow="0" w:lastRow="0" w:firstColumn="0" w:lastColumn="0" w:oddVBand="0" w:evenVBand="0" w:oddHBand="1" w:evenHBand="0" w:firstRowFirstColumn="0" w:firstRowLastColumn="0" w:lastRowFirstColumn="0" w:lastRowLastColumn="0"/>
+                      <w:rPr>
+                        <w:rFonts w:ascii="Segoe UI" w:hAnsi="Segoe UI" w:cs="Segoe UI"/>
+                        <w:sz w:val="16"/>
+                        <w:szCs w:val="16"/>
+                      </w:rPr>
                     </w:pPr>
                   </w:p>
                 </w:tc>
@@ -1073,21 +1472,544 @@
         </w:sdtContent>
       </w:sdt>
     </w:tbl>
+    <w:p/>
+    <w:p/>
     <w:p>
       <w:pPr>
-        <w:rPr>
-          <w:lang w:val="da-DK"/>
-        </w:rPr>
+        <w:tabs>
+          <w:tab w:val="left" w:pos="4363"/>
+        </w:tabs>
       </w:pPr>
+      <w:r>
+        <w:tab/>
+      </w:r>
     </w:p>
     <w:sectPr>
+      <w:headerReference w:type="default" r:id="rId7"/>
       <w:pgSz w:w="11906" w:h="16838"/>
-      <w:pgMar w:top="576" w:right="706" w:bottom="576" w:left="706" w:header="708" w:footer="708" w:gutter="0"/>
+      <w:pgMar w:top="720" w:right="720" w:bottom="720" w:left="720" w:header="708" w:footer="708" w:gutter="0"/>
       <w:cols w:space="708"/>
       <w:docGrid w:linePitch="360"/>
     </w:sectPr>
   </w:body>
 </w:document>
+</file>
+
+<file path=word/endnotes.xml><?xml version="1.0" encoding="utf-8"?>
+<w:endnotes xmlns:wpc="http://schemas.microsoft.com/office/word/2010/wordprocessingCanvas" xmlns:cx="http://schemas.microsoft.com/office/drawing/2014/chartex" xmlns:cx1="http://schemas.microsoft.com/office/drawing/2015/9/8/chartex" xmlns:cx2="http://schemas.microsoft.com/office/drawing/2015/10/21/chartex" xmlns:cx3="http://schemas.microsoft.com/office/drawing/2016/5/9/chartex" xmlns:cx4="http://schemas.microsoft.com/office/drawing/2016/5/10/chartex" xmlns:cx5="http://schemas.microsoft.com/office/drawing/2016/5/11/chartex" xmlns:cx6="http://schemas.microsoft.com/office/drawing/2016/5/12/chartex" xmlns:cx7="http://schemas.microsoft.com/office/drawing/2016/5/13/chartex" xmlns:cx8="http://schemas.microsoft.com/office/drawing/2016/5/14/chartex" xmlns:mc="http://schemas.openxmlformats.org/markup-compatibility/2006" xmlns:aink="http://schemas.microsoft.com/office/drawing/2016/ink" xmlns:am3d="http://schemas.microsoft.com/office/drawing/2017/model3d" xmlns:o="urn:schemas-microsoft-com:office:office" xmlns:oel="http://schemas.microsoft.com/office/2019/extlst" xmlns:r="http://schemas.openxmlformats.org/officeDocument/2006/relationships" xmlns:m="http://schemas.openxmlformats.org/officeDocument/2006/math" xmlns:v="urn:schemas-microsoft-com:vml" xmlns:wp14="http://schemas.microsoft.com/office/word/2010/wordprocessingDrawing" xmlns:wp="http://schemas.openxmlformats.org/drawingml/2006/wordprocessingDrawing" xmlns:w10="urn:schemas-microsoft-com:office:word" xmlns:w="http://schemas.openxmlformats.org/wordprocessingml/2006/main" xmlns:w14="http://schemas.microsoft.com/office/word/2010/wordml" xmlns:w15="http://schemas.microsoft.com/office/word/2012/wordml" xmlns:w16cex="http://schemas.microsoft.com/office/word/2018/wordml/cex" xmlns:w16cid="http://schemas.microsoft.com/office/word/2016/wordml/cid" xmlns:w16="http://schemas.microsoft.com/office/word/2018/wordml" xmlns:w16du="http://schemas.microsoft.com/office/word/2023/wordml/word16du" xmlns:w16sdtdh="http://schemas.microsoft.com/office/word/2020/wordml/sdtdatahash" xmlns:w16sdtfl="http://schemas.microsoft.com/office/word/2024/wordml/sdtformatlock" xmlns:w16se="http://schemas.microsoft.com/office/word/2015/wordml/symex" xmlns:wpg="http://schemas.microsoft.com/office/word/2010/wordprocessingGroup" xmlns:wpi="http://schemas.microsoft.com/office/word/2010/wordprocessingInk" xmlns:wne="http://schemas.microsoft.com/office/word/2006/wordml" xmlns:wps="http://schemas.microsoft.com/office/word/2010/wordprocessingShape" mc:Ignorable="w14 w15 w16se w16cid w16 w16cex w16sdtdh w16sdtfl w16du wp14">
+  <w:endnote w:type="separator" w:id="-1">
+    <w:p>
+      <w:pPr>
+        <w:spacing w:after="0" w:line="240" w:lineRule="auto"/>
+      </w:pPr>
+      <w:r>
+        <w:separator/>
+      </w:r>
+    </w:p>
+  </w:endnote>
+  <w:endnote w:type="continuationSeparator" w:id="0">
+    <w:p>
+      <w:pPr>
+        <w:spacing w:after="0" w:line="240" w:lineRule="auto"/>
+      </w:pPr>
+      <w:r>
+        <w:continuationSeparator/>
+      </w:r>
+    </w:p>
+  </w:endnote>
+</w:endnotes>
+</file>
+
+<file path=word/footnotes.xml><?xml version="1.0" encoding="utf-8"?>
+<w:footnotes xmlns:wpc="http://schemas.microsoft.com/office/word/2010/wordprocessingCanvas" xmlns:cx="http://schemas.microsoft.com/office/drawing/2014/chartex" xmlns:cx1="http://schemas.microsoft.com/office/drawing/2015/9/8/chartex" xmlns:cx2="http://schemas.microsoft.com/office/drawing/2015/10/21/chartex" xmlns:cx3="http://schemas.microsoft.com/office/drawing/2016/5/9/chartex" xmlns:cx4="http://schemas.microsoft.com/office/drawing/2016/5/10/chartex" xmlns:cx5="http://schemas.microsoft.com/office/drawing/2016/5/11/chartex" xmlns:cx6="http://schemas.microsoft.com/office/drawing/2016/5/12/chartex" xmlns:cx7="http://schemas.microsoft.com/office/drawing/2016/5/13/chartex" xmlns:cx8="http://schemas.microsoft.com/office/drawing/2016/5/14/chartex" xmlns:mc="http://schemas.openxmlformats.org/markup-compatibility/2006" xmlns:aink="http://schemas.microsoft.com/office/drawing/2016/ink" xmlns:am3d="http://schemas.microsoft.com/office/drawing/2017/model3d" xmlns:o="urn:schemas-microsoft-com:office:office" xmlns:oel="http://schemas.microsoft.com/office/2019/extlst" xmlns:r="http://schemas.openxmlformats.org/officeDocument/2006/relationships" xmlns:m="http://schemas.openxmlformats.org/officeDocument/2006/math" xmlns:v="urn:schemas-microsoft-com:vml" xmlns:wp14="http://schemas.microsoft.com/office/word/2010/wordprocessingDrawing" xmlns:wp="http://schemas.openxmlformats.org/drawingml/2006/wordprocessingDrawing" xmlns:w10="urn:schemas-microsoft-com:office:word" xmlns:w="http://schemas.openxmlformats.org/wordprocessingml/2006/main" xmlns:w14="http://schemas.microsoft.com/office/word/2010/wordml" xmlns:w15="http://schemas.microsoft.com/office/word/2012/wordml" xmlns:w16cex="http://schemas.microsoft.com/office/word/2018/wordml/cex" xmlns:w16cid="http://schemas.microsoft.com/office/word/2016/wordml/cid" xmlns:w16="http://schemas.microsoft.com/office/word/2018/wordml" xmlns:w16du="http://schemas.microsoft.com/office/word/2023/wordml/word16du" xmlns:w16sdtdh="http://schemas.microsoft.com/office/word/2020/wordml/sdtdatahash" xmlns:w16sdtfl="http://schemas.microsoft.com/office/word/2024/wordml/sdtformatlock" xmlns:w16se="http://schemas.microsoft.com/office/word/2015/wordml/symex" xmlns:wpg="http://schemas.microsoft.com/office/word/2010/wordprocessingGroup" xmlns:wpi="http://schemas.microsoft.com/office/word/2010/wordprocessingInk" xmlns:wne="http://schemas.microsoft.com/office/word/2006/wordml" xmlns:wps="http://schemas.microsoft.com/office/word/2010/wordprocessingShape" mc:Ignorable="w14 w15 w16se w16cid w16 w16cex w16sdtdh w16sdtfl w16du wp14">
+  <w:footnote w:type="separator" w:id="-1">
+    <w:p>
+      <w:pPr>
+        <w:spacing w:after="0" w:line="240" w:lineRule="auto"/>
+      </w:pPr>
+      <w:r>
+        <w:separator/>
+      </w:r>
+    </w:p>
+  </w:footnote>
+  <w:footnote w:type="continuationSeparator" w:id="0">
+    <w:p>
+      <w:pPr>
+        <w:spacing w:after="0" w:line="240" w:lineRule="auto"/>
+      </w:pPr>
+      <w:r>
+        <w:continuationSeparator/>
+      </w:r>
+    </w:p>
+  </w:footnote>
+</w:footnotes>
+</file>
+
+<file path=word/header1.xml><?xml version="1.0" encoding="utf-8"?>
+<w:hdr xmlns:wpc="http://schemas.microsoft.com/office/word/2010/wordprocessingCanvas" xmlns:cx="http://schemas.microsoft.com/office/drawing/2014/chartex" xmlns:cx1="http://schemas.microsoft.com/office/drawing/2015/9/8/chartex" xmlns:cx2="http://schemas.microsoft.com/office/drawing/2015/10/21/chartex" xmlns:cx3="http://schemas.microsoft.com/office/drawing/2016/5/9/chartex" xmlns:cx4="http://schemas.microsoft.com/office/drawing/2016/5/10/chartex" xmlns:cx5="http://schemas.microsoft.com/office/drawing/2016/5/11/chartex" xmlns:cx6="http://schemas.microsoft.com/office/drawing/2016/5/12/chartex" xmlns:cx7="http://schemas.microsoft.com/office/drawing/2016/5/13/chartex" xmlns:cx8="http://schemas.microsoft.com/office/drawing/2016/5/14/chartex" xmlns:mc="http://schemas.openxmlformats.org/markup-compatibility/2006" xmlns:aink="http://schemas.microsoft.com/office/drawing/2016/ink" xmlns:am3d="http://schemas.microsoft.com/office/drawing/2017/model3d" xmlns:o="urn:schemas-microsoft-com:office:office" xmlns:oel="http://schemas.microsoft.com/office/2019/extlst" xmlns:r="http://schemas.openxmlformats.org/officeDocument/2006/relationships" xmlns:m="http://schemas.openxmlformats.org/officeDocument/2006/math" xmlns:v="urn:schemas-microsoft-com:vml" xmlns:wp14="http://schemas.microsoft.com/office/word/2010/wordprocessingDrawing" xmlns:wp="http://schemas.openxmlformats.org/drawingml/2006/wordprocessingDrawing" xmlns:w10="urn:schemas-microsoft-com:office:word" xmlns:w="http://schemas.openxmlformats.org/wordprocessingml/2006/main" xmlns:w14="http://schemas.microsoft.com/office/word/2010/wordml" xmlns:w15="http://schemas.microsoft.com/office/word/2012/wordml" xmlns:w16cex="http://schemas.microsoft.com/office/word/2018/wordml/cex" xmlns:w16cid="http://schemas.microsoft.com/office/word/2016/wordml/cid" xmlns:w16="http://schemas.microsoft.com/office/word/2018/wordml" xmlns:w16du="http://schemas.microsoft.com/office/word/2023/wordml/word16du" xmlns:w16sdtdh="http://schemas.microsoft.com/office/word/2020/wordml/sdtdatahash" xmlns:w16sdtfl="http://schemas.microsoft.com/office/word/2024/wordml/sdtformatlock" xmlns:w16se="http://schemas.microsoft.com/office/word/2015/wordml/symex" xmlns:wpg="http://schemas.microsoft.com/office/word/2010/wordprocessingGroup" xmlns:wpi="http://schemas.microsoft.com/office/word/2010/wordprocessingInk" xmlns:wne="http://schemas.microsoft.com/office/word/2006/wordml" xmlns:wps="http://schemas.microsoft.com/office/word/2010/wordprocessingShape" mc:Ignorable="w14 w15 w16se w16cid w16 w16cex w16sdtdh w16sdtfl w16du wp14">
+  <w:tbl>
+    <w:tblPr>
+      <w:tblStyle w:val="TableGrid"/>
+      <w:tblW w:w="10490" w:type="dxa"/>
+      <w:tblBorders>
+        <w:top w:val="none" w:color="auto" w:sz="0" w:space="0"/>
+        <w:left w:val="none" w:color="auto" w:sz="0" w:space="0"/>
+        <w:bottom w:val="none" w:color="auto" w:sz="0" w:space="0"/>
+        <w:right w:val="none" w:color="auto" w:sz="0" w:space="0"/>
+        <w:insideH w:val="none" w:color="auto" w:sz="0" w:space="0"/>
+        <w:insideV w:val="none" w:color="auto" w:sz="0" w:space="0"/>
+      </w:tblBorders>
+      <w:tblLook w:val="04A0" w:firstRow="1" w:lastRow="0" w:firstColumn="1" w:lastColumn="0" w:noHBand="0" w:noVBand="1"/>
+    </w:tblPr>
+    <w:tblGrid>
+      <w:gridCol w:w="5317"/>
+      <w:gridCol w:w="5173"/>
+    </w:tblGrid>
+    <w:tr>
+      <w:trPr>
+        <w:trHeight w:val="680"/>
+      </w:trPr>
+      <w:sdt>
+        <w:sdtPr>
+          <w:rPr>
+            <w:rFonts w:ascii="Segoe UI" w:hAnsi="Segoe UI" w:cs="Segoe UI"/>
+            <w:b/>
+            <w:bCs/>
+            <w:sz w:val="28"/>
+            <w:szCs w:val="28"/>
+          </w:rPr>
+          <w:alias w:val="#Nav: /Labels/InventorySalesBackOrders"/>
+          <w:tag w:val="#Nav: Inventory_Sales_Back_Orders/718"/>
+          <w:id w:val="1812363988"/>
+          <w:placeholder>
+            <w:docPart w:val="DefaultPlaceholder_-1854013440"/>
+          </w:placeholder>
+          <w:dataBinding w:prefixMappings="&lt;xmlns:ns0='urn:microsoft-dynamics-nav/reports/Inventory_Sales_Back_Orders/718/' " w:xpath="/ns0:NavWordReportXmlPart[1]/ns0:Labels[1]/ns0:InventorySalesBackOrders[1]" w:storeItemID="{7B3FF86F-2AC0-4DE7-BD4B-408180D9DA52}"/>
+          <w:text/>
+        </w:sdtPr>
+        <w:sdtContent>
+          <w:tc>
+            <w:tcPr>
+              <w:tcW w:w="5317" w:type="dxa"/>
+            </w:tcPr>
+            <w:p>
+              <w:pPr>
+                <w:pStyle w:val="Header"/>
+                <w:rPr>
+                  <w:rFonts w:ascii="Segoe UI" w:hAnsi="Segoe UI" w:cs="Segoe UI"/>
+                  <w:b/>
+                  <w:bCs/>
+                  <w:sz w:val="28"/>
+                  <w:szCs w:val="28"/>
+                </w:rPr>
+              </w:pPr>
+              <w:proofErr w:type="spellStart"/>
+              <w:r>
+                <w:rPr>
+                  <w:rFonts w:ascii="Segoe UI" w:hAnsi="Segoe UI" w:cs="Segoe UI"/>
+                  <w:b/>
+                  <w:bCs/>
+                  <w:sz w:val="28"/>
+                  <w:szCs w:val="28"/>
+                </w:rPr>
+                <w:t>InventorySalesBackOrders</w:t>
+              </w:r>
+              <w:proofErr w:type="spellEnd"/>
+            </w:p>
+          </w:tc>
+        </w:sdtContent>
+      </w:sdt>
+      <w:tc>
+        <w:tcPr>
+          <w:tcW w:w="5173" w:type="dxa"/>
+        </w:tcPr>
+        <w:p>
+          <w:pPr>
+            <w:pStyle w:val="Header"/>
+            <w:jc w:val="right"/>
+            <w:rPr>
+              <w:rFonts w:ascii="Segoe UI" w:hAnsi="Segoe UI" w:cs="Segoe UI"/>
+              <w:sz w:val="16"/>
+              <w:szCs w:val="16"/>
+            </w:rPr>
+          </w:pPr>
+          <w:r>
+            <w:rPr>
+              <w:rFonts w:ascii="Segoe UI" w:hAnsi="Segoe UI" w:cs="Segoe UI"/>
+              <w:sz w:val="16"/>
+              <w:szCs w:val="16"/>
+            </w:rPr>
+            <w:fldChar w:fldCharType="begin"/>
+          </w:r>
+          <w:r>
+            <w:rPr>
+              <w:rFonts w:ascii="Segoe UI" w:hAnsi="Segoe UI" w:cs="Segoe UI"/>
+              <w:sz w:val="16"/>
+              <w:szCs w:val="16"/>
+            </w:rPr>
+            <w:instrText xml:space="preserve"> DATE \@ "dddd, d MMMM yyyy" </w:instrText>
+          </w:r>
+          <w:r>
+            <w:rPr>
+              <w:rFonts w:ascii="Segoe UI" w:hAnsi="Segoe UI" w:cs="Segoe UI"/>
+              <w:sz w:val="16"/>
+              <w:szCs w:val="16"/>
+            </w:rPr>
+            <w:fldChar w:fldCharType="separate"/>
+          </w:r>
+          <w:r>
+            <w:rPr>
+              <w:rFonts w:ascii="Segoe UI" w:hAnsi="Segoe UI" w:cs="Segoe UI"/>
+              <w:noProof/>
+              <w:sz w:val="16"/>
+              <w:szCs w:val="16"/>
+            </w:rPr>
+            <w:t>Wednesday, 20 August 2025</w:t>
+          </w:r>
+          <w:r>
+            <w:rPr>
+              <w:rFonts w:ascii="Segoe UI" w:hAnsi="Segoe UI" w:cs="Segoe UI"/>
+              <w:sz w:val="16"/>
+              <w:szCs w:val="16"/>
+            </w:rPr>
+            <w:fldChar w:fldCharType="end"/>
+          </w:r>
+        </w:p>
+        <w:p>
+          <w:pPr>
+            <w:pStyle w:val="Header"/>
+            <w:jc w:val="right"/>
+            <w:rPr>
+              <w:rFonts w:ascii="Segoe UI" w:hAnsi="Segoe UI" w:cs="Segoe UI"/>
+              <w:sz w:val="16"/>
+              <w:szCs w:val="16"/>
+            </w:rPr>
+          </w:pPr>
+          <w:r>
+            <w:rPr>
+              <w:rFonts w:ascii="Segoe UI" w:hAnsi="Segoe UI" w:cs="Segoe UI"/>
+              <w:sz w:val="16"/>
+              <w:szCs w:val="16"/>
+            </w:rPr>
+            <w:t xml:space="preserve">Page </w:t>
+          </w:r>
+          <w:r>
+            <w:rPr>
+              <w:rFonts w:ascii="Segoe UI" w:hAnsi="Segoe UI" w:cs="Segoe UI"/>
+              <w:sz w:val="16"/>
+              <w:szCs w:val="16"/>
+            </w:rPr>
+            <w:fldChar w:fldCharType="begin"/>
+          </w:r>
+          <w:r>
+            <w:rPr>
+              <w:rFonts w:ascii="Segoe UI" w:hAnsi="Segoe UI" w:cs="Segoe UI"/>
+              <w:sz w:val="16"/>
+              <w:szCs w:val="16"/>
+            </w:rPr>
+            <w:instrText xml:space="preserve"> PAGE  \* Arabic  \* MERGEFORMAT </w:instrText>
+          </w:r>
+          <w:r>
+            <w:rPr>
+              <w:rFonts w:ascii="Segoe UI" w:hAnsi="Segoe UI" w:cs="Segoe UI"/>
+              <w:sz w:val="16"/>
+              <w:szCs w:val="16"/>
+            </w:rPr>
+            <w:fldChar w:fldCharType="separate"/>
+          </w:r>
+          <w:r>
+            <w:rPr>
+              <w:rFonts w:ascii="Segoe UI" w:hAnsi="Segoe UI" w:cs="Segoe UI"/>
+              <w:noProof/>
+              <w:sz w:val="16"/>
+              <w:szCs w:val="16"/>
+            </w:rPr>
+            <w:t>1</w:t>
+          </w:r>
+          <w:r>
+            <w:rPr>
+              <w:rFonts w:ascii="Segoe UI" w:hAnsi="Segoe UI" w:cs="Segoe UI"/>
+              <w:sz w:val="16"/>
+              <w:szCs w:val="16"/>
+            </w:rPr>
+            <w:fldChar w:fldCharType="end"/>
+          </w:r>
+          <w:r>
+            <w:rPr>
+              <w:rFonts w:ascii="Segoe UI" w:hAnsi="Segoe UI" w:cs="Segoe UI"/>
+              <w:sz w:val="16"/>
+              <w:szCs w:val="16"/>
+            </w:rPr>
+            <w:t xml:space="preserve"> / </w:t>
+          </w:r>
+          <w:r>
+            <w:rPr>
+              <w:rFonts w:ascii="Segoe UI" w:hAnsi="Segoe UI" w:cs="Segoe UI"/>
+              <w:sz w:val="16"/>
+              <w:szCs w:val="16"/>
+            </w:rPr>
+            <w:fldChar w:fldCharType="begin"/>
+          </w:r>
+          <w:r>
+            <w:rPr>
+              <w:rFonts w:ascii="Segoe UI" w:hAnsi="Segoe UI" w:cs="Segoe UI"/>
+              <w:sz w:val="16"/>
+              <w:szCs w:val="16"/>
+            </w:rPr>
+            <w:instrText xml:space="preserve"> NUMPAGES  \* Arabic  \* MERGEFORMAT </w:instrText>
+          </w:r>
+          <w:r>
+            <w:rPr>
+              <w:rFonts w:ascii="Segoe UI" w:hAnsi="Segoe UI" w:cs="Segoe UI"/>
+              <w:sz w:val="16"/>
+              <w:szCs w:val="16"/>
+            </w:rPr>
+            <w:fldChar w:fldCharType="separate"/>
+          </w:r>
+          <w:r>
+            <w:rPr>
+              <w:rFonts w:ascii="Segoe UI" w:hAnsi="Segoe UI" w:cs="Segoe UI"/>
+              <w:noProof/>
+              <w:sz w:val="16"/>
+              <w:szCs w:val="16"/>
+            </w:rPr>
+            <w:t>2</w:t>
+          </w:r>
+          <w:r>
+            <w:rPr>
+              <w:rFonts w:ascii="Segoe UI" w:hAnsi="Segoe UI" w:cs="Segoe UI"/>
+              <w:sz w:val="16"/>
+              <w:szCs w:val="16"/>
+            </w:rPr>
+            <w:fldChar w:fldCharType="end"/>
+          </w:r>
+        </w:p>
+        <w:p>
+          <w:pPr>
+            <w:pStyle w:val="Header"/>
+            <w:jc w:val="right"/>
+            <w:rPr>
+              <w:rFonts w:ascii="Segoe UI" w:hAnsi="Segoe UI" w:cs="Segoe UI"/>
+              <w:sz w:val="16"/>
+              <w:szCs w:val="16"/>
+            </w:rPr>
+          </w:pPr>
+          <w:sdt>
+            <w:sdtPr>
+              <w:rPr>
+                <w:rFonts w:ascii="Segoe UI" w:hAnsi="Segoe UI" w:cs="Segoe UI"/>
+                <w:sz w:val="16"/>
+                <w:szCs w:val="16"/>
+              </w:rPr>
+              <w:alias w:val="#Nav: /BCReportInformation/ReportRequest/UserName"/>
+              <w:tag w:val="#Nav: Inventory_Sales_Back_Orders/718"/>
+              <w:id w:val="-249272221"/>
+              <w:placeholder>
+                <w:docPart w:val="C55FDB9939AC498CAE9D8D7889181716"/>
+              </w:placeholder>
+              <w:dataBinding w:prefixMappings="&lt;xmlns:ns0='urn:microsoft-dynamics-nav/reports/Inventory_Sales_Back_Orders/718/' " w:xpath="/ns0:NavWordReportXmlPart[1]/ns0:BCReportInformation[1]/ns0:ReportRequest[1]/ns0:UserName[1]" w:storeItemID="{7B3FF86F-2AC0-4DE7-BD4B-408180D9DA52}"/>
+              <w:text/>
+            </w:sdtPr>
+            <w:sdtContent>
+              <w:proofErr w:type="gramStart"/>
+              <w:r>
+                <w:rPr>
+                  <w:rFonts w:ascii="Segoe UI" w:hAnsi="Segoe UI" w:cs="Segoe UI"/>
+                  <w:sz w:val="16"/>
+                  <w:szCs w:val="16"/>
+                </w:rPr>
+                <w:t>User Name</w:t>
+              </w:r>
+              <w:proofErr w:type="gramEnd"/>
+            </w:sdtContent>
+          </w:sdt>
+          <w:r>
+            <w:rPr>
+              <w:rFonts w:ascii="Segoe UI" w:hAnsi="Segoe UI" w:cs="Segoe UI"/>
+              <w:sz w:val="16"/>
+              <w:szCs w:val="16"/>
+            </w:rPr>
+            <w:t xml:space="preserve"> </w:t>
+          </w:r>
+        </w:p>
+      </w:tc>
+    </w:tr>
+    <w:tr>
+      <w:sdt>
+        <w:sdtPr>
+          <w:rPr>
+            <w:rFonts w:ascii="Segoe UI" w:hAnsi="Segoe UI" w:cs="Segoe UI"/>
+            <w:sz w:val="16"/>
+            <w:szCs w:val="16"/>
+          </w:rPr>
+          <w:alias w:val="#Nav: /BCReportInformation/ReportRequest/CompanyName"/>
+          <w:tag w:val="#Nav: Inventory_Sales_Back_Orders/718"/>
+          <w:id w:val="-311640991"/>
+          <w:placeholder>
+            <w:docPart w:val="DefaultPlaceholder_-1854013440"/>
+          </w:placeholder>
+          <w:dataBinding w:prefixMappings="&lt;xmlns:ns0='urn:microsoft-dynamics-nav/reports/Inventory_Sales_Back_Orders/718/' " w:xpath="/ns0:NavWordReportXmlPart[1]/ns0:BCReportInformation[1]/ns0:ReportRequest[1]/ns0:CompanyName[1]" w:storeItemID="{7B3FF86F-2AC0-4DE7-BD4B-408180D9DA52}"/>
+          <w:text/>
+        </w:sdtPr>
+        <w:sdtContent>
+          <w:tc>
+            <w:tcPr>
+              <w:tcW w:w="5317" w:type="dxa"/>
+              <w:vAlign w:val="center"/>
+            </w:tcPr>
+            <w:p>
+              <w:pPr>
+                <w:pStyle w:val="Header"/>
+                <w:rPr>
+                  <w:rFonts w:ascii="Segoe UI" w:hAnsi="Segoe UI" w:cs="Segoe UI"/>
+                  <w:sz w:val="16"/>
+                  <w:szCs w:val="16"/>
+                </w:rPr>
+              </w:pPr>
+              <w:r>
+                <w:rPr>
+                  <w:rFonts w:ascii="Segoe UI" w:hAnsi="Segoe UI" w:cs="Segoe UI"/>
+                  <w:sz w:val="16"/>
+                  <w:szCs w:val="16"/>
+                </w:rPr>
+                <w:t>Company Name</w:t>
+              </w:r>
+            </w:p>
+          </w:tc>
+        </w:sdtContent>
+      </w:sdt>
+      <w:tc>
+        <w:tcPr>
+          <w:tcW w:w="5173" w:type="dxa"/>
+        </w:tcPr>
+        <w:p>
+          <w:pPr>
+            <w:pStyle w:val="Header"/>
+          </w:pPr>
+        </w:p>
+      </w:tc>
+    </w:tr>
+    <w:tr>
+      <w:sdt>
+        <w:sdtPr>
+          <w:rPr>
+            <w:rFonts w:ascii="Segoe UI" w:hAnsi="Segoe UI" w:cs="Segoe UI"/>
+            <w:sz w:val="16"/>
+            <w:szCs w:val="16"/>
+          </w:rPr>
+          <w:alias w:val="#Nav: /Item/ItemFilterTxt"/>
+          <w:tag w:val="#Nav: Inventory_Sales_Back_Orders/718"/>
+          <w:id w:val="-122614654"/>
+          <w:placeholder>
+            <w:docPart w:val="DefaultPlaceholder_-1854013440"/>
+          </w:placeholder>
+          <w:dataBinding w:prefixMappings="&lt;xmlns:ns0='urn:microsoft-dynamics-nav/reports/Inventory_Sales_Back_Orders/718/' " w:xpath="/ns0:NavWordReportXmlPart[1]/ns0:Item[1]/ns0:ItemFilterTxt[1]" w:storeItemID="{7B3FF86F-2AC0-4DE7-BD4B-408180D9DA52}"/>
+          <w:text/>
+        </w:sdtPr>
+        <w:sdtContent>
+          <w:tc>
+            <w:tcPr>
+              <w:tcW w:w="5317" w:type="dxa"/>
+              <w:vAlign w:val="center"/>
+            </w:tcPr>
+            <w:p>
+              <w:pPr>
+                <w:pStyle w:val="Header"/>
+                <w:rPr>
+                  <w:rFonts w:ascii="Segoe UI" w:hAnsi="Segoe UI" w:cs="Segoe UI"/>
+                  <w:sz w:val="16"/>
+                  <w:szCs w:val="16"/>
+                </w:rPr>
+              </w:pPr>
+              <w:proofErr w:type="spellStart"/>
+              <w:r>
+                <w:rPr>
+                  <w:rFonts w:ascii="Segoe UI" w:hAnsi="Segoe UI" w:cs="Segoe UI"/>
+                  <w:sz w:val="16"/>
+                  <w:szCs w:val="16"/>
+                </w:rPr>
+                <w:t>ItemFilterTxt</w:t>
+              </w:r>
+              <w:proofErr w:type="spellEnd"/>
+            </w:p>
+          </w:tc>
+        </w:sdtContent>
+      </w:sdt>
+      <w:tc>
+        <w:tcPr>
+          <w:tcW w:w="5173" w:type="dxa"/>
+        </w:tcPr>
+        <w:p>
+          <w:pPr>
+            <w:pStyle w:val="Header"/>
+          </w:pPr>
+        </w:p>
+      </w:tc>
+    </w:tr>
+    <w:tr>
+      <w:sdt>
+        <w:sdtPr>
+          <w:rPr>
+            <w:rFonts w:ascii="Segoe UI" w:hAnsi="Segoe UI" w:cs="Segoe UI"/>
+            <w:sz w:val="16"/>
+            <w:szCs w:val="16"/>
+          </w:rPr>
+          <w:alias w:val="#Nav: /Item/SalesLineFilterTxt"/>
+          <w:tag w:val="#Nav: Inventory_Sales_Back_Orders/718"/>
+          <w:id w:val="116349656"/>
+          <w:placeholder>
+            <w:docPart w:val="DefaultPlaceholder_-1854013440"/>
+          </w:placeholder>
+          <w:dataBinding w:prefixMappings="&lt;xmlns:ns0='urn:microsoft-dynamics-nav/reports/Inventory_Sales_Back_Orders/718/' " w:xpath="/ns0:NavWordReportXmlPart[1]/ns0:Item[1]/ns0:SalesLineFilterTxt[1]" w:storeItemID="{7B3FF86F-2AC0-4DE7-BD4B-408180D9DA52}"/>
+          <w:text/>
+        </w:sdtPr>
+        <w:sdtContent>
+          <w:tc>
+            <w:tcPr>
+              <w:tcW w:w="5317" w:type="dxa"/>
+              <w:vAlign w:val="center"/>
+            </w:tcPr>
+            <w:p>
+              <w:pPr>
+                <w:pStyle w:val="Header"/>
+                <w:rPr>
+                  <w:rFonts w:ascii="Segoe UI" w:hAnsi="Segoe UI" w:cs="Segoe UI"/>
+                  <w:sz w:val="16"/>
+                  <w:szCs w:val="16"/>
+                </w:rPr>
+              </w:pPr>
+              <w:proofErr w:type="spellStart"/>
+              <w:r>
+                <w:rPr>
+                  <w:rFonts w:ascii="Segoe UI" w:hAnsi="Segoe UI" w:cs="Segoe UI"/>
+                  <w:sz w:val="16"/>
+                  <w:szCs w:val="16"/>
+                </w:rPr>
+                <w:t>SalesLineFilterTxt</w:t>
+              </w:r>
+              <w:proofErr w:type="spellEnd"/>
+            </w:p>
+          </w:tc>
+        </w:sdtContent>
+      </w:sdt>
+      <w:tc>
+        <w:tcPr>
+          <w:tcW w:w="5173" w:type="dxa"/>
+        </w:tcPr>
+        <w:p>
+          <w:pPr>
+            <w:pStyle w:val="Header"/>
+          </w:pPr>
+        </w:p>
+      </w:tc>
+    </w:tr>
+  </w:tbl>
+  <w:p>
+    <w:pPr>
+      <w:pStyle w:val="Header"/>
+    </w:pPr>
+  </w:p>
+</w:hdr>
 </file>
 
 <file path=word/styles.xml><?xml version="1.0" encoding="utf-8"?>
@@ -1099,7 +2021,7 @@
         <w:kern w:val="2"/>
         <w:sz w:val="24"/>
         <w:szCs w:val="24"/>
-        <w:lang w:val="en-DK" w:eastAsia="en-DK" w:bidi="ar-SA"/>
+        <w:lang w:val="en-AU" w:eastAsia="zh-CN" w:bidi="ar-SA"/>
         <w14:ligatures w14:val="standardContextual"/>
       </w:rPr>
     </w:rPrDefault>
@@ -1491,28 +2413,6 @@
     <w:name w:val="Normal"/>
     <w:qFormat/>
   </w:style>
-  <w:style w:type="paragraph" w:styleId="Heading2">
-    <w:name w:val="heading 2"/>
-    <w:basedOn w:val="Normal"/>
-    <w:next w:val="Normal"/>
-    <w:link w:val="Heading2Char"/>
-    <w:uiPriority w:val="9"/>
-    <w:unhideWhenUsed/>
-    <w:qFormat/>
-    <w:rsid w:val="004326D3"/>
-    <w:pPr>
-      <w:keepNext/>
-      <w:keepLines/>
-      <w:spacing w:before="40" w:after="0"/>
-      <w:outlineLvl w:val="1"/>
-    </w:pPr>
-    <w:rPr>
-      <w:rFonts w:asciiTheme="majorHAnsi" w:eastAsiaTheme="majorEastAsia" w:hAnsiTheme="majorHAnsi" w:cstheme="majorBidi"/>
-      <w:color w:val="0F4761" w:themeColor="accent1" w:themeShade="BF"/>
-      <w:sz w:val="26"/>
-      <w:szCs w:val="26"/>
-    </w:rPr>
-  </w:style>
   <w:style w:type="character" w:default="1" w:styleId="DefaultParagraphFont">
     <w:name w:val="Default Paragraph Font"/>
     <w:uiPriority w:val="1"/>
@@ -1540,16 +2440,60 @@
     <w:semiHidden/>
     <w:unhideWhenUsed/>
   </w:style>
+  <w:style w:type="paragraph" w:styleId="Header">
+    <w:name w:val="header"/>
+    <w:basedOn w:val="Normal"/>
+    <w:link w:val="HeaderChar"/>
+    <w:uiPriority w:val="99"/>
+    <w:unhideWhenUsed/>
+    <w:rsid w:val="00A72E53"/>
+    <w:pPr>
+      <w:tabs>
+        <w:tab w:val="center" w:pos="4513"/>
+        <w:tab w:val="right" w:pos="9026"/>
+      </w:tabs>
+      <w:spacing w:after="0" w:line="240" w:lineRule="auto"/>
+    </w:pPr>
+  </w:style>
+  <w:style w:type="character" w:customStyle="1" w:styleId="HeaderChar">
+    <w:name w:val="Header Char"/>
+    <w:basedOn w:val="DefaultParagraphFont"/>
+    <w:link w:val="Header"/>
+    <w:uiPriority w:val="99"/>
+    <w:rsid w:val="00A72E53"/>
+  </w:style>
+  <w:style w:type="table" w:styleId="TableGrid">
+    <w:name w:val="Table Grid"/>
+    <w:basedOn w:val="TableNormal"/>
+    <w:uiPriority w:val="39"/>
+    <w:rsid w:val="00A72E53"/>
+    <w:pPr>
+      <w:spacing w:after="0" w:line="240" w:lineRule="auto"/>
+    </w:pPr>
+    <w:rPr>
+      <w:lang w:eastAsia="ja-JP"/>
+    </w:rPr>
+    <w:tblPr>
+      <w:tblBorders>
+        <w:top w:val="single" w:sz="4" w:space="0" w:color="auto"/>
+        <w:left w:val="single" w:sz="4" w:space="0" w:color="auto"/>
+        <w:bottom w:val="single" w:sz="4" w:space="0" w:color="auto"/>
+        <w:right w:val="single" w:sz="4" w:space="0" w:color="auto"/>
+        <w:insideH w:val="single" w:sz="4" w:space="0" w:color="auto"/>
+        <w:insideV w:val="single" w:sz="4" w:space="0" w:color="auto"/>
+      </w:tblBorders>
+    </w:tblPr>
+  </w:style>
   <w:style w:type="table" w:styleId="PlainTable1">
     <w:name w:val="Plain Table 1"/>
     <w:basedOn w:val="TableNormal"/>
     <w:uiPriority w:val="41"/>
-    <w:rsid w:val="004326D3"/>
+    <w:rsid w:val="00A72E53"/>
     <w:pPr>
       <w:spacing w:after="0" w:line="240" w:lineRule="auto"/>
     </w:pPr>
     <w:rPr>
-      <w:lang w:val="en-AU" w:eastAsia="ja-JP"/>
+      <w:lang w:eastAsia="ja-JP"/>
     </w:rPr>
     <w:tblPr>
       <w:tblStyleRowBandSize w:val="1"/>
@@ -1606,13 +2550,23 @@
       </w:tcPr>
     </w:tblStylePr>
   </w:style>
-  <w:style w:type="paragraph" w:styleId="Header">
-    <w:name w:val="header"/>
+  <w:style w:type="character" w:styleId="PlaceholderText">
+    <w:name w:val="Placeholder Text"/>
+    <w:basedOn w:val="DefaultParagraphFont"/>
+    <w:uiPriority w:val="99"/>
+    <w:semiHidden/>
+    <w:rsid w:val="00A72E53"/>
+    <w:rPr>
+      <w:color w:val="666666"/>
+    </w:rPr>
+  </w:style>
+  <w:style w:type="paragraph" w:styleId="Footer">
+    <w:name w:val="footer"/>
     <w:basedOn w:val="Normal"/>
-    <w:link w:val="HeaderChar"/>
+    <w:link w:val="FooterChar"/>
     <w:uiPriority w:val="99"/>
     <w:unhideWhenUsed/>
-    <w:rsid w:val="004326D3"/>
+    <w:rsid w:val="000F0099"/>
     <w:pPr>
       <w:tabs>
         <w:tab w:val="center" w:pos="4513"/>
@@ -1620,290 +2574,23 @@
       </w:tabs>
       <w:spacing w:after="0" w:line="240" w:lineRule="auto"/>
     </w:pPr>
-    <w:rPr>
-      <w:lang w:val="en-AU" w:eastAsia="zh-CN"/>
-    </w:rPr>
   </w:style>
-  <w:style w:type="character" w:customStyle="1" w:styleId="HeaderChar">
-    <w:name w:val="Header Char"/>
+  <w:style w:type="character" w:customStyle="1" w:styleId="FooterChar">
+    <w:name w:val="Footer Char"/>
     <w:basedOn w:val="DefaultParagraphFont"/>
-    <w:link w:val="Header"/>
+    <w:link w:val="Footer"/>
     <w:uiPriority w:val="99"/>
-    <w:rsid w:val="004326D3"/>
-    <w:rPr>
-      <w:lang w:val="en-AU" w:eastAsia="zh-CN"/>
-    </w:rPr>
-  </w:style>
-  <w:style w:type="table" w:styleId="TableGrid">
-    <w:name w:val="Table Grid"/>
-    <w:basedOn w:val="TableNormal"/>
-    <w:uiPriority w:val="39"/>
-    <w:rsid w:val="004326D3"/>
-    <w:pPr>
-      <w:spacing w:after="0" w:line="240" w:lineRule="auto"/>
-    </w:pPr>
-    <w:rPr>
-      <w:lang w:val="en-AU" w:eastAsia="ja-JP"/>
-    </w:rPr>
-    <w:tblPr>
-      <w:tblBorders>
-        <w:top w:val="single" w:sz="4" w:space="0" w:color="auto"/>
-        <w:left w:val="single" w:sz="4" w:space="0" w:color="auto"/>
-        <w:bottom w:val="single" w:sz="4" w:space="0" w:color="auto"/>
-        <w:right w:val="single" w:sz="4" w:space="0" w:color="auto"/>
-        <w:insideH w:val="single" w:sz="4" w:space="0" w:color="auto"/>
-        <w:insideV w:val="single" w:sz="4" w:space="0" w:color="auto"/>
-      </w:tblBorders>
-    </w:tblPr>
-  </w:style>
-  <w:style w:type="character" w:customStyle="1" w:styleId="Heading2Char">
-    <w:name w:val="Heading 2 Char"/>
-    <w:basedOn w:val="DefaultParagraphFont"/>
-    <w:link w:val="Heading2"/>
-    <w:uiPriority w:val="9"/>
-    <w:rsid w:val="004326D3"/>
-    <w:rPr>
-      <w:rFonts w:asciiTheme="majorHAnsi" w:eastAsiaTheme="majorEastAsia" w:hAnsiTheme="majorHAnsi" w:cstheme="majorBidi"/>
-      <w:color w:val="0F4761" w:themeColor="accent1" w:themeShade="BF"/>
-      <w:sz w:val="26"/>
-      <w:szCs w:val="26"/>
-    </w:rPr>
-  </w:style>
-  <w:style w:type="paragraph" w:styleId="NoSpacing">
-    <w:name w:val="No Spacing"/>
-    <w:uiPriority w:val="1"/>
-    <w:qFormat/>
-    <w:rsid w:val="00416FC2"/>
-    <w:pPr>
-      <w:spacing w:after="0" w:line="240" w:lineRule="auto"/>
-    </w:pPr>
-    <w:rPr>
-      <w:rFonts w:eastAsiaTheme="minorHAnsi"/>
-      <w:color w:val="000000" w:themeColor="text1"/>
-    </w:rPr>
-  </w:style>
-  <w:style w:type="paragraph" w:customStyle="1" w:styleId="BCNumber">
-    <w:name w:val="BC Number"/>
-    <w:basedOn w:val="NoSpacing"/>
-    <w:next w:val="Normal"/>
-    <w:uiPriority w:val="2"/>
-    <w:qFormat/>
-    <w:rPr>
-      <w14:numSpacing w14:val="tabular"/>
-    </w:rPr>
-  </w:style>
-  <w:style w:type="paragraph" w:customStyle="1" w:styleId="BCLabel">
-    <w:name w:val="BC Label"/>
-    <w:basedOn w:val="NoSpacing"/>
-    <w:next w:val="Normal"/>
-    <w:uiPriority w:val="2"/>
-    <w:qFormat/>
-    <w:pPr>
-      <w:keepNext/>
-    </w:pPr>
-    <w:rPr>
-      <w:rFonts w:asciiTheme="majorHAnsi" w:eastAsiaTheme="majorEastAsia" w:hAnsiTheme="majorHAnsi" w:cstheme="majorBidi"/>
-    </w:rPr>
-  </w:style>
-  <w:style w:type="paragraph" w:customStyle="1" w:styleId="BCLabelNumber">
-    <w:name w:val="BC Label Number"/>
-    <w:basedOn w:val="BCLabel"/>
-    <w:next w:val="Normal"/>
-    <w:uiPriority w:val="2"/>
-    <w:qFormat/>
-    <w:rPr>
-      <w14:numSpacing w14:val="tabular"/>
-    </w:rPr>
-  </w:style>
-  <w:style w:type="table" w:customStyle="1" w:styleId="BCBlockTable">
-    <w:name w:val="BC Block Table"/>
-    <w:basedOn w:val="TableNormal"/>
-    <w:uiPriority w:val="99"/>
-    <w:qFormat/>
-    <w:pPr>
-      <w:spacing w:after="0" w:line="240" w:lineRule="auto"/>
-    </w:pPr>
-    <w:tblPr>
-      <w:tblStyleRowBandSize w:val="1"/>
-      <w:tblStyleColBandSize w:val="1"/>
-      <w:tblCellMar>
-        <w:left w:w="0" w:type="dxa"/>
-        <w:right w:w="0" w:type="dxa"/>
-      </w:tblCellMar>
-    </w:tblPr>
-    <w:tblStylePr w:type="firstRow">
-      <w:rPr>
-        <w:rFonts w:asciiTheme="majorHAnsi" w:hAnsiTheme="majorHAnsi" w:cstheme="majorBidi"/>
-      </w:rPr>
-      <w:tblPr/>
-      <w:tcPr>
-        <w:vAlign w:val="top"/>
-      </w:tcPr>
-    </w:tblStylePr>
-  </w:style>
-  <w:style w:type="table" w:customStyle="1" w:styleId="BCDataTable">
-    <w:name w:val="BC Data Table"/>
-    <w:basedOn w:val="TableNormal"/>
-    <w:uiPriority w:val="99"/>
-    <w:qFormat/>
-    <w:pPr>
-      <w:spacing w:after="0" w:line="240" w:lineRule="auto"/>
-    </w:pPr>
-    <w:tblPr>
-      <w:tblStyleRowBandSize w:val="1"/>
-      <w:tblStyleColBandSize w:val="1"/>
-      <w:tblCellMar>
-        <w:left w:w="115" w:type="dxa"/>
-        <w:right w:w="115" w:type="dxa"/>
-      </w:tblCellMar>
-    </w:tblPr>
-    <w:tcPr>
-      <w:vAlign w:val="center"/>
-    </w:tcPr>
-    <w:tblStylePr w:type="firstRow">
-      <w:pPr>
-        <w:spacing w:before="160" w:after="80"/>
-      </w:pPr>
-      <w:rPr>
-        <w:rFonts w:asciiTheme="majorHAnsi" w:hAnsiTheme="majorHAnsi" w:cstheme="majorBidi"/>
-      </w:rPr>
-      <w:tblPr/>
-      <w:tcPr>
-        <w:tcBorders>
-          <w:bottom w:val="single" w:sz="4" w:space="0" w:color="000000" w:themeColor="text1"/>
-        </w:tcBorders>
-        <w:vAlign w:val="top"/>
-      </w:tcPr>
-    </w:tblStylePr>
-    <w:tblStylePr w:type="lastRow">
-      <w:tblPr/>
-      <w:tcPr>
-        <w:tcBorders>
-          <w:bottom w:val="single" w:sz="4" w:space="0" w:color="E8E8E8" w:themeColor="background2"/>
-        </w:tcBorders>
-      </w:tcPr>
-    </w:tblStylePr>
-    <w:tblStylePr w:type="band1Horz">
-      <w:tblPr/>
-      <w:tcPr>
-        <w:shd w:val="clear" w:color="auto" w:fill="auto"/>
-      </w:tcPr>
-    </w:tblStylePr>
-    <w:tblStylePr w:type="band2Horz">
-      <w:tblPr/>
-      <w:tcPr>
-        <w:shd w:val="clear" w:color="auto" w:fill="FAE2D5" w:themeFill="accent2" w:themeFillTint="33"/>
-      </w:tcPr>
-    </w:tblStylePr>
-  </w:style>
-  <w:style w:type="table" w:customStyle="1" w:styleId="BCTotalsTable">
-    <w:name w:val="BC Totals Table"/>
-    <w:basedOn w:val="TableNormal"/>
-    <w:uiPriority w:val="99"/>
-    <w:qFormat/>
-    <w:pPr>
-      <w:spacing w:after="0" w:line="240" w:lineRule="auto"/>
-    </w:pPr>
-    <w:tblPr>
-      <w:tblStyleRowBandSize w:val="1"/>
-      <w:tblStyleColBandSize w:val="1"/>
-      <w:tblCellMar>
-        <w:left w:w="115" w:type="dxa"/>
-        <w:right w:w="115" w:type="dxa"/>
-      </w:tblCellMar>
-    </w:tblPr>
-    <w:tcPr>
-      <w:vAlign w:val="center"/>
-    </w:tcPr>
-    <w:tblStylePr w:type="lastRow">
-      <w:rPr>
-        <w:rFonts w:asciiTheme="majorHAnsi" w:hAnsiTheme="majorHAnsi" w:cstheme="majorBidi"/>
-      </w:rPr>
-      <w:tblPr/>
-      <w:tcPr>
-        <w:tcBorders>
-          <w:top w:val="single" w:sz="4" w:space="0" w:color="000000" w:themeColor="text1"/>
-          <w:bottom w:val="single" w:sz="8" w:space="0" w:color="000000" w:themeColor="text1"/>
-        </w:tcBorders>
-      </w:tcPr>
-    </w:tblStylePr>
-  </w:style>
-  <w:style w:type="table" w:customStyle="1" w:styleId="BCCalculationTable">
-    <w:name w:val="BC Calculation Table"/>
-    <w:basedOn w:val="TableNormal"/>
-    <w:uiPriority w:val="99"/>
-    <w:qFormat/>
-    <w:pPr>
-      <w:spacing w:after="0" w:line="240" w:lineRule="auto"/>
-    </w:pPr>
-    <w:tblPr>
-      <w:tblStyleRowBandSize w:val="1"/>
-      <w:tblStyleColBandSize w:val="1"/>
-      <w:tblCellMar>
-        <w:top w:w="58" w:type="dxa"/>
-        <w:left w:w="0" w:type="dxa"/>
-        <w:bottom w:w="58" w:type="dxa"/>
-        <w:right w:w="0" w:type="dxa"/>
-      </w:tblCellMar>
-    </w:tblPr>
-    <w:tcPr>
-      <w:vAlign w:val="center"/>
-    </w:tcPr>
-    <w:tblStylePr w:type="firstRow">
-      <w:rPr>
-        <w:rFonts w:asciiTheme="majorHAnsi" w:hAnsiTheme="majorHAnsi" w:cstheme="majorBidi"/>
-      </w:rPr>
-      <w:tblPr/>
-      <w:tcPr>
-        <w:vAlign w:val="bottom"/>
-      </w:tcPr>
-    </w:tblStylePr>
-    <w:tblStylePr w:type="lastRow">
-      <w:rPr>
-        <w:rFonts w:asciiTheme="majorHAnsi" w:hAnsiTheme="majorHAnsi" w:cstheme="majorBidi"/>
-      </w:rPr>
-      <w:tblPr/>
-      <w:tcPr>
-        <w:tcBorders>
-          <w:top w:val="single" w:sz="4" w:space="0" w:color="000000" w:themeColor="text1"/>
-        </w:tcBorders>
-      </w:tcPr>
-    </w:tblStylePr>
-  </w:style>
-  <w:style w:type="table" w:customStyle="1" w:styleId="BCSignatureTable">
-    <w:name w:val="BC Signature Table"/>
-    <w:basedOn w:val="TableNormal"/>
-    <w:uiPriority w:val="99"/>
-    <w:qFormat/>
-    <w:pPr>
-      <w:spacing w:after="0" w:line="240" w:lineRule="auto"/>
-    </w:pPr>
-    <w:tblPr>
-      <w:tblStyleRowBandSize w:val="1"/>
-      <w:tblStyleColBandSize w:val="1"/>
-      <w:tblCellMar>
-        <w:left w:w="0" w:type="dxa"/>
-        <w:right w:w="0" w:type="dxa"/>
-      </w:tblCellMar>
-    </w:tblPr>
-    <w:tblStylePr w:type="lastRow">
-      <w:tblPr/>
-      <w:tcPr>
-        <w:tcBorders>
-          <w:bottom w:val="single" w:sz="4" w:space="0" w:color="000000" w:themeColor="text1"/>
-        </w:tcBorders>
-      </w:tcPr>
-    </w:tblStylePr>
+    <w:rsid w:val="000F0099"/>
   </w:style>
 </w:styles>
 </file>
 
 <file path=word/glossary/document.xml><?xml version="1.0" encoding="utf-8"?>
-<w:glossaryDocument xmlns:wpc="http://schemas.microsoft.com/office/word/2010/wordprocessingCanvas" xmlns:cx="http://schemas.microsoft.com/office/drawing/2014/chartex" xmlns:cx1="http://schemas.microsoft.com/office/drawing/2015/9/8/chartex" xmlns:cx2="http://schemas.microsoft.com/office/drawing/2015/10/21/chartex" xmlns:cx3="http://schemas.microsoft.com/office/drawing/2016/5/9/chartex" xmlns:cx4="http://schemas.microsoft.com/office/drawing/2016/5/10/chartex" xmlns:cx5="http://schemas.microsoft.com/office/drawing/2016/5/11/chartex" xmlns:cx6="http://schemas.microsoft.com/office/drawing/2016/5/12/chartex" xmlns:cx7="http://schemas.microsoft.com/office/drawing/2016/5/13/chartex" xmlns:cx8="http://schemas.microsoft.com/office/drawing/2016/5/14/chartex" xmlns:mc="http://schemas.openxmlformats.org/markup-compatibility/2006" xmlns:aink="http://schemas.microsoft.com/office/drawing/2016/ink" xmlns:am3d="http://schemas.microsoft.com/office/drawing/2017/model3d" xmlns:o="urn:schemas-microsoft-com:office:office" xmlns:oel="http://schemas.microsoft.com/office/2019/extlst" xmlns:r="http://schemas.openxmlformats.org/officeDocument/2006/relationships" xmlns:m="http://schemas.openxmlformats.org/officeDocument/2006/math" xmlns:v="urn:schemas-microsoft-com:vml" xmlns:wp14="http://schemas.microsoft.com/office/word/2010/wordprocessingDrawing" xmlns:wp="http://schemas.openxmlformats.org/drawingml/2006/wordprocessingDrawing" xmlns:w10="urn:schemas-microsoft-com:office:word" xmlns:w="http://schemas.openxmlformats.org/wordprocessingml/2006/main" xmlns:w14="http://schemas.microsoft.com/office/word/2010/wordml" xmlns:w15="http://schemas.microsoft.com/office/word/2012/wordml" xmlns:w16cei="http://schemas.microsoft.com/office/word/2026/wordml/cei" xmlns:w16cex="http://schemas.microsoft.com/office/word/2018/wordml/cex" xmlns:w16cid="http://schemas.microsoft.com/office/word/2016/wordml/cid" xmlns:w16="http://schemas.microsoft.com/office/word/2018/wordml" xmlns:w16du="http://schemas.microsoft.com/office/word/2023/wordml/word16du" xmlns:w16sdtdh="http://schemas.microsoft.com/office/word/2020/wordml/sdtdatahash" xmlns:w16sdtfl="http://schemas.microsoft.com/office/word/2024/wordml/sdtformatlock" xmlns:w16se="http://schemas.microsoft.com/office/word/2015/wordml/symex" xmlns:wpg="http://schemas.microsoft.com/office/word/2010/wordprocessingGroup" xmlns:wpi="http://schemas.microsoft.com/office/word/2010/wordprocessingInk" xmlns:wne="http://schemas.microsoft.com/office/word/2006/wordml" xmlns:wps="http://schemas.microsoft.com/office/word/2010/wordprocessingShape" mc:Ignorable="w14 w15 w16se w16cid w16 w16cex w16sdtdh w16sdtfl w16du wp14">
+<w:glossaryDocument xmlns:wpc="http://schemas.microsoft.com/office/word/2010/wordprocessingCanvas" xmlns:cx="http://schemas.microsoft.com/office/drawing/2014/chartex" xmlns:cx1="http://schemas.microsoft.com/office/drawing/2015/9/8/chartex" xmlns:cx2="http://schemas.microsoft.com/office/drawing/2015/10/21/chartex" xmlns:cx3="http://schemas.microsoft.com/office/drawing/2016/5/9/chartex" xmlns:cx4="http://schemas.microsoft.com/office/drawing/2016/5/10/chartex" xmlns:cx5="http://schemas.microsoft.com/office/drawing/2016/5/11/chartex" xmlns:cx6="http://schemas.microsoft.com/office/drawing/2016/5/12/chartex" xmlns:cx7="http://schemas.microsoft.com/office/drawing/2016/5/13/chartex" xmlns:cx8="http://schemas.microsoft.com/office/drawing/2016/5/14/chartex" xmlns:mc="http://schemas.openxmlformats.org/markup-compatibility/2006" xmlns:aink="http://schemas.microsoft.com/office/drawing/2016/ink" xmlns:am3d="http://schemas.microsoft.com/office/drawing/2017/model3d" xmlns:o="urn:schemas-microsoft-com:office:office" xmlns:oel="http://schemas.microsoft.com/office/2019/extlst" xmlns:r="http://schemas.openxmlformats.org/officeDocument/2006/relationships" xmlns:m="http://schemas.openxmlformats.org/officeDocument/2006/math" xmlns:v="urn:schemas-microsoft-com:vml" xmlns:wp14="http://schemas.microsoft.com/office/word/2010/wordprocessingDrawing" xmlns:wp="http://schemas.openxmlformats.org/drawingml/2006/wordprocessingDrawing" xmlns:w10="urn:schemas-microsoft-com:office:word" xmlns:w="http://schemas.openxmlformats.org/wordprocessingml/2006/main" xmlns:w14="http://schemas.microsoft.com/office/word/2010/wordml" xmlns:w15="http://schemas.microsoft.com/office/word/2012/wordml" xmlns:w16cex="http://schemas.microsoft.com/office/word/2018/wordml/cex" xmlns:w16cid="http://schemas.microsoft.com/office/word/2016/wordml/cid" xmlns:w16="http://schemas.microsoft.com/office/word/2018/wordml" xmlns:w16du="http://schemas.microsoft.com/office/word/2023/wordml/word16du" xmlns:w16sdtdh="http://schemas.microsoft.com/office/word/2020/wordml/sdtdatahash" xmlns:w16sdtfl="http://schemas.microsoft.com/office/word/2024/wordml/sdtformatlock" xmlns:w16se="http://schemas.microsoft.com/office/word/2015/wordml/symex" xmlns:wpg="http://schemas.microsoft.com/office/word/2010/wordprocessingGroup" xmlns:wpi="http://schemas.microsoft.com/office/word/2010/wordprocessingInk" xmlns:wne="http://schemas.microsoft.com/office/word/2006/wordml" xmlns:wps="http://schemas.microsoft.com/office/word/2010/wordprocessingShape" mc:Ignorable="w14 w15 w16se w16cid w16 w16cex w16sdtdh w16sdtfl w16du wp14">
   <w:docParts>
     <w:docPart>
       <w:docPartPr>
-        <w:name w:val="BC81F2D8F2F04EF9BC5A3206D7ACD4C5"/>
+        <w:name w:val="C55FDB9939AC498CAE9D8D7889181716"/>
         <w:category>
           <w:name w:val="General"/>
           <w:gallery w:val="placeholder"/>
@@ -1914,12 +2601,12 @@
         <w:behaviors>
           <w:behavior w:val="content"/>
         </w:behaviors>
-        <w:guid w:val="{7D021D96-899D-4B45-964F-862F4BE10535}"/>
+        <w:guid w:val="{BC1B0E29-5641-45F5-9D7A-09C3119589AC}"/>
       </w:docPartPr>
       <w:docPartBody>
         <w:p>
           <w:pPr>
-            <w:pStyle w:val="BC81F2D8F2F04EF9BC5A3206D7ACD4C5"/>
+            <w:pStyle w:val="C55FDB9939AC498CAE9D8D7889181716"/>
           </w:pPr>
           <w:r>
             <w:rPr>
@@ -1932,7 +2619,7 @@
     </w:docPart>
     <w:docPart>
       <w:docPartPr>
-        <w:name w:val="1A3517F87EE14C1892C3620B9F4937C9"/>
+        <w:name w:val="DefaultPlaceholder_-1854013440"/>
         <w:category>
           <w:name w:val="General"/>
           <w:gallery w:val="placeholder"/>
@@ -1943,13 +2630,36 @@
         <w:behaviors>
           <w:behavior w:val="content"/>
         </w:behaviors>
-        <w:guid w:val="{54A3782D-33CF-4697-AAFD-BA85EFE46024}"/>
+        <w:guid w:val="{DAC927D2-223F-440D-9F3A-AFAEF76F2057}"/>
       </w:docPartPr>
       <w:docPartBody>
         <w:p>
-          <w:pPr>
-            <w:pStyle w:val="1A3517F87EE14C1892C3620B9F4937C9"/>
-          </w:pPr>
+          <w:r>
+            <w:rPr>
+              <w:rStyle w:val="PlaceholderText"/>
+            </w:rPr>
+            <w:t>Click or tap here to enter text.</w:t>
+          </w:r>
+        </w:p>
+      </w:docPartBody>
+    </w:docPart>
+    <w:docPart>
+      <w:docPartPr>
+        <w:name w:val="DefaultPlaceholder_-1854013435"/>
+        <w:category>
+          <w:name w:val="General"/>
+          <w:gallery w:val="placeholder"/>
+        </w:category>
+        <w:types>
+          <w:type w:val="bbPlcHdr"/>
+        </w:types>
+        <w:behaviors>
+          <w:behavior w:val="content"/>
+        </w:behaviors>
+        <w:guid w:val="{C90E3273-3764-45B5-9905-92F7FD5922F8}"/>
+      </w:docPartPr>
+      <w:docPartBody>
+        <w:p>
           <w:r>
             <w:rPr>
               <w:rStyle w:val="PlaceholderText"/>
@@ -1961,7 +2671,7 @@
     </w:docPart>
     <w:docPart>
       <w:docPartPr>
-        <w:name w:val="0A61C94A26544F0F91D54C9BA0CE7293"/>
+        <w:name w:val="88A5B7E5D5604EE7AF6C3F72922280CE"/>
         <w:category>
           <w:name w:val="General"/>
           <w:gallery w:val="placeholder"/>
@@ -1972,12 +2682,12 @@
         <w:behaviors>
           <w:behavior w:val="content"/>
         </w:behaviors>
-        <w:guid w:val="{9DCFE913-8581-4045-8C28-5FC0827372D7}"/>
+        <w:guid w:val="{9869C98E-3A9C-484A-BEE7-9A1669C238DA}"/>
       </w:docPartPr>
       <w:docPartBody>
         <w:p>
           <w:pPr>
-            <w:pStyle w:val="0A61C94A26544F0F91D54C9BA0CE7293"/>
+            <w:pStyle w:val="88A5B7E5D5604EE7AF6C3F72922280CE"/>
           </w:pPr>
           <w:r>
             <w:rPr>
@@ -1990,7 +2700,7 @@
     </w:docPart>
     <w:docPart>
       <w:docPartPr>
-        <w:name w:val="3E20DE1794404A10B3A81754F7F5A1FC"/>
+        <w:name w:val="6AA74C4A428544AC9D08A31DE7ED2C88"/>
         <w:category>
           <w:name w:val="General"/>
           <w:gallery w:val="placeholder"/>
@@ -2001,70 +2711,12 @@
         <w:behaviors>
           <w:behavior w:val="content"/>
         </w:behaviors>
-        <w:guid w:val="{4B7FDA96-5D59-42D8-A3C0-E6844700C058}"/>
+        <w:guid w:val="{54BB568D-CADB-42B4-ABB1-0097796EA53A}"/>
       </w:docPartPr>
       <w:docPartBody>
         <w:p>
           <w:pPr>
-            <w:pStyle w:val="3E20DE1794404A10B3A81754F7F5A1FC"/>
-          </w:pPr>
-          <w:r>
-            <w:rPr>
-              <w:rStyle w:val="PlaceholderText"/>
-            </w:rPr>
-            <w:t>Click or tap here to enter text.</w:t>
-          </w:r>
-        </w:p>
-      </w:docPartBody>
-    </w:docPart>
-    <w:docPart>
-      <w:docPartPr>
-        <w:name w:val="C5F29729BBE442DBBAC21986AB95888A"/>
-        <w:category>
-          <w:name w:val="General"/>
-          <w:gallery w:val="placeholder"/>
-        </w:category>
-        <w:types>
-          <w:type w:val="bbPlcHdr"/>
-        </w:types>
-        <w:behaviors>
-          <w:behavior w:val="content"/>
-        </w:behaviors>
-        <w:guid w:val="{1A3B4A0B-301F-44FA-8E45-642994323A92}"/>
-      </w:docPartPr>
-      <w:docPartBody>
-        <w:p>
-          <w:pPr>
-            <w:pStyle w:val="C5F29729BBE442DBBAC21986AB95888A"/>
-          </w:pPr>
-          <w:r>
-            <w:rPr>
-              <w:rStyle w:val="PlaceholderText"/>
-            </w:rPr>
-            <w:t>Click or tap here to enter text.</w:t>
-          </w:r>
-        </w:p>
-      </w:docPartBody>
-    </w:docPart>
-    <w:docPart>
-      <w:docPartPr>
-        <w:name w:val="DCE35DA3BA3F482E9B53C212DA3CEECE"/>
-        <w:category>
-          <w:name w:val="General"/>
-          <w:gallery w:val="placeholder"/>
-        </w:category>
-        <w:types>
-          <w:type w:val="bbPlcHdr"/>
-        </w:types>
-        <w:behaviors>
-          <w:behavior w:val="content"/>
-        </w:behaviors>
-        <w:guid w:val="{73577A1B-F953-4BA6-AE76-94807E0AF619}"/>
-      </w:docPartPr>
-      <w:docPartBody>
-        <w:p>
-          <w:pPr>
-            <w:pStyle w:val="DCE35DA3BA3F482E9B53C212DA3CEECE"/>
+            <w:pStyle w:val="6AA74C4A428544AC9D08A31DE7ED2C88"/>
           </w:pPr>
           <w:r>
             <w:rPr>
@@ -2087,12 +2739,34 @@
     <w:pitch w:val="variable"/>
     <w:sig w:usb0="20000287" w:usb1="00000003" w:usb2="00000000" w:usb3="00000000" w:csb0="0000019F" w:csb1="00000000"/>
   </w:font>
+  <w:font w:name="DengXian">
+    <w:altName w:val="等线"/>
+    <w:panose1 w:val="02010600030101010101"/>
+    <w:charset w:val="86"/>
+    <w:family w:val="auto"/>
+    <w:pitch w:val="variable"/>
+    <w:sig w:usb0="A00002BF" w:usb1="38CF7CFA" w:usb2="00000016" w:usb3="00000000" w:csb0="0004000F" w:csb1="00000000"/>
+  </w:font>
   <w:font w:name="Times New Roman">
     <w:panose1 w:val="02020603050405020304"/>
     <w:charset w:val="00"/>
     <w:family w:val="roman"/>
     <w:pitch w:val="variable"/>
     <w:sig w:usb0="E0002EFF" w:usb1="C000785B" w:usb2="00000009" w:usb3="00000000" w:csb0="000001FF" w:csb1="00000000"/>
+  </w:font>
+  <w:font w:name="Segoe UI">
+    <w:panose1 w:val="020B0502040204020203"/>
+    <w:charset w:val="00"/>
+    <w:family w:val="swiss"/>
+    <w:pitch w:val="variable"/>
+    <w:sig w:usb0="E4002EFF" w:usb1="C000E47F" w:usb2="00000009" w:usb3="00000000" w:csb0="000001FF" w:csb1="00000000"/>
+  </w:font>
+  <w:font w:name="DengXian Light">
+    <w:altName w:val="等线 Light"/>
+    <w:charset w:val="86"/>
+    <w:family w:val="auto"/>
+    <w:pitch w:val="variable"/>
+    <w:sig w:usb0="A00002BF" w:usb1="38CF7CFA" w:usb2="00000016" w:usb3="00000000" w:csb0="0004000F" w:csb1="00000000"/>
   </w:font>
   <w:font w:name="Aptos Display">
     <w:charset w:val="00"/>
@@ -2107,7 +2781,6 @@
 <w:settings xmlns:mc="http://schemas.openxmlformats.org/markup-compatibility/2006" xmlns:o="urn:schemas-microsoft-com:office:office" xmlns:r="http://schemas.openxmlformats.org/officeDocument/2006/relationships" xmlns:m="http://schemas.openxmlformats.org/officeDocument/2006/math" xmlns:v="urn:schemas-microsoft-com:vml" xmlns:w10="urn:schemas-microsoft-com:office:word" xmlns:w="http://schemas.openxmlformats.org/wordprocessingml/2006/main" xmlns:w14="http://schemas.microsoft.com/office/word/2010/wordml" xmlns:w15="http://schemas.microsoft.com/office/word/2012/wordml" xmlns:w16cex="http://schemas.microsoft.com/office/word/2018/wordml/cex" xmlns:w16cid="http://schemas.microsoft.com/office/word/2016/wordml/cid" xmlns:w16="http://schemas.microsoft.com/office/word/2018/wordml" xmlns:w16du="http://schemas.microsoft.com/office/word/2023/wordml/word16du" xmlns:w16sdtdh="http://schemas.microsoft.com/office/word/2020/wordml/sdtdatahash" xmlns:w16sdtfl="http://schemas.microsoft.com/office/word/2024/wordml/sdtformatlock" xmlns:w16se="http://schemas.microsoft.com/office/word/2015/wordml/symex" xmlns:sl="http://schemas.openxmlformats.org/schemaLibrary/2006/main" mc:Ignorable="w14 w15 w16se w16cid w16 w16cex w16sdtdh w16sdtfl w16du">
   <w:view w:val="normal"/>
   <w:defaultTabStop w:val="720"/>
-  <w:hyphenationZone w:val="425"/>
   <w:characterSpacingControl w:val="doNotCompress"/>
   <w:compat>
     <w:useFELayout/>
@@ -2119,18 +2792,44 @@
     <w:compatSetting w:name="useWord2013TrackBottomHyphenation" w:uri="http://schemas.microsoft.com/office/word" w:val="0"/>
   </w:compat>
   <w:rsids>
-    <w:rsidRoot w:val="001874A2"/>
-    <w:rsid w:val="001874A2"/>
-    <w:rsid w:val="002E403E"/>
-    <w:rsid w:val="00361061"/>
-    <w:rsid w:val="00415ADB"/>
-    <w:rsid w:val="007A75D3"/>
-    <w:rsid w:val="008858E8"/>
-    <w:rsid w:val="008E7FCD"/>
-    <w:rsid w:val="00CD0104"/>
-    <w:rsid w:val="00D10140"/>
-    <w:rsid w:val="00DC252C"/>
-    <w:rsid w:val="00F54A82"/>
+    <w:rsidRoot w:val="00321435"/>
+    <w:rsid w:val="000A74C9"/>
+    <w:rsid w:val="000D1CE1"/>
+    <w:rsid w:val="000F5E66"/>
+    <w:rsid w:val="00110C2E"/>
+    <w:rsid w:val="001343DD"/>
+    <w:rsid w:val="001C5691"/>
+    <w:rsid w:val="002A58EB"/>
+    <w:rsid w:val="00321435"/>
+    <w:rsid w:val="003878E1"/>
+    <w:rsid w:val="00426976"/>
+    <w:rsid w:val="00431010"/>
+    <w:rsid w:val="00444218"/>
+    <w:rsid w:val="004A60F3"/>
+    <w:rsid w:val="004C4690"/>
+    <w:rsid w:val="005007E3"/>
+    <w:rsid w:val="00587111"/>
+    <w:rsid w:val="005C155F"/>
+    <w:rsid w:val="00621051"/>
+    <w:rsid w:val="006E0901"/>
+    <w:rsid w:val="00825D07"/>
+    <w:rsid w:val="0086113E"/>
+    <w:rsid w:val="008727AA"/>
+    <w:rsid w:val="008F0B89"/>
+    <w:rsid w:val="009251DF"/>
+    <w:rsid w:val="00A40834"/>
+    <w:rsid w:val="00A9517F"/>
+    <w:rsid w:val="00B56AB1"/>
+    <w:rsid w:val="00B65752"/>
+    <w:rsid w:val="00B94484"/>
+    <w:rsid w:val="00C22064"/>
+    <w:rsid w:val="00DE0063"/>
+    <w:rsid w:val="00E1274F"/>
+    <w:rsid w:val="00E5534F"/>
+    <w:rsid w:val="00EB6794"/>
+    <w:rsid w:val="00F76EF5"/>
+    <w:rsid w:val="00F87A96"/>
+    <w:rsid w:val="00FC776C"/>
   </w:rsids>
   <m:mathPr>
     <m:mathFont m:val="Cambria Math"/>
@@ -2145,9 +2844,9 @@
     <m:intLim m:val="subSup"/>
     <m:naryLim m:val="undOvr"/>
   </m:mathPr>
-  <w:themeFontLang w:val="en-DK"/>
+  <w:themeFontLang w:val="en-AU" w:eastAsia="zh-CN"/>
   <w:clrSchemeMapping w:bg1="light1" w:t1="dark1" w:bg2="light2" w:t2="dark2" w:accent1="accent1" w:accent2="accent2" w:accent3="accent3" w:accent4="accent4" w:accent5="accent5" w:accent6="accent6" w:hyperlink="hyperlink" w:followedHyperlink="followedHyperlink"/>
-  <w:decimalSymbol w:val=","/>
+  <w:decimalSymbol w:val="."/>
   <w:listSeparator w:val=","/>
   <w15:chartTrackingRefBased/>
 </w:settings>
@@ -2162,7 +2861,7 @@
         <w:kern w:val="2"/>
         <w:sz w:val="24"/>
         <w:szCs w:val="24"/>
-        <w:lang w:val="en-DK" w:eastAsia="en-DK" w:bidi="ar-SA"/>
+        <w:lang w:val="en-AU" w:eastAsia="zh-CN" w:bidi="ar-SA"/>
         <w14:ligatures w14:val="standardContextual"/>
       </w:rPr>
     </w:rPrDefault>
@@ -2586,34 +3285,22 @@
     <w:basedOn w:val="DefaultParagraphFont"/>
     <w:uiPriority w:val="99"/>
     <w:semiHidden/>
-    <w:rsid w:val="001874A2"/>
+    <w:rsid w:val="009251DF"/>
     <w:rPr>
       <w:color w:val="666666"/>
     </w:rPr>
   </w:style>
-  <w:style w:type="paragraph" w:customStyle="1" w:styleId="BC81F2D8F2F04EF9BC5A3206D7ACD4C5">
-    <w:name w:val="BC81F2D8F2F04EF9BC5A3206D7ACD4C5"/>
-    <w:rsid w:val="001874A2"/>
+  <w:style w:type="paragraph" w:customStyle="1" w:styleId="88A5B7E5D5604EE7AF6C3F72922280CE">
+    <w:name w:val="88A5B7E5D5604EE7AF6C3F72922280CE"/>
+    <w:rsid w:val="00825D07"/>
   </w:style>
-  <w:style w:type="paragraph" w:customStyle="1" w:styleId="1A3517F87EE14C1892C3620B9F4937C9">
-    <w:name w:val="1A3517F87EE14C1892C3620B9F4937C9"/>
-    <w:rsid w:val="001874A2"/>
+  <w:style w:type="paragraph" w:customStyle="1" w:styleId="C55FDB9939AC498CAE9D8D7889181716">
+    <w:name w:val="C55FDB9939AC498CAE9D8D7889181716"/>
+    <w:rsid w:val="00321435"/>
   </w:style>
-  <w:style w:type="paragraph" w:customStyle="1" w:styleId="0A61C94A26544F0F91D54C9BA0CE7293">
-    <w:name w:val="0A61C94A26544F0F91D54C9BA0CE7293"/>
-    <w:rsid w:val="001874A2"/>
-  </w:style>
-  <w:style w:type="paragraph" w:customStyle="1" w:styleId="3E20DE1794404A10B3A81754F7F5A1FC">
-    <w:name w:val="3E20DE1794404A10B3A81754F7F5A1FC"/>
-    <w:rsid w:val="001874A2"/>
-  </w:style>
-  <w:style w:type="paragraph" w:customStyle="1" w:styleId="C5F29729BBE442DBBAC21986AB95888A">
-    <w:name w:val="C5F29729BBE442DBBAC21986AB95888A"/>
-    <w:rsid w:val="001874A2"/>
-  </w:style>
-  <w:style w:type="paragraph" w:customStyle="1" w:styleId="DCE35DA3BA3F482E9B53C212DA3CEECE">
-    <w:name w:val="DCE35DA3BA3F482E9B53C212DA3CEECE"/>
-    <w:rsid w:val="001874A2"/>
+  <w:style w:type="paragraph" w:customStyle="1" w:styleId="6AA74C4A428544AC9D08A31DE7ED2C88">
+    <w:name w:val="6AA74C4A428544AC9D08A31DE7ED2C88"/>
+    <w:rsid w:val="009251DF"/>
   </w:style>
 </w:styles>
 </file>
@@ -2940,9 +3627,9 @@
 </a:theme>
 </file>
 
-<file path=customXml/item1.xml>��< ? x m l   v e r s i o n = " 1 . 0 "   e n c o d i n g = " u t f - 1 6 " ? > - 
- < N a v W o r d R e p o r t X m l P a r t   x m l n s = " u r n : m i c r o s o f t - d y n a m i c s - b u s i n e s s c e n t r a l / i n t e r n a l / e x t e n d e d / r e p o r t s / I n v e n t o r y _ S a l e s _ B a c k _ O r d e r s / 7 1 8 / " > +<file path=customXml/item2.xml>��< ? x m l   v e r s i o n = " 1 . 0 "   e n c o d i n g = " u t f - 1 6 " ? > + 
+ < N a v W o r d R e p o r t X m l P a r t   x m l n s = " u r n : m i c r o s o f t - d y n a m i c s - n a v / r e p o r t s / I n v e n t o r y _ S a l e s _ B a c k _ O r d e r s / 7 1 8 / " >   
      < B C R e p o r t I n f o r m a t i o n >   
@@ -2960,8 +3647,6 @@
  
              < R e p o r t N a m e > R e p o r t   N a m e < / R e p o r t N a m e >   
-             < R e p o r t C a p t i o n > R e p o r t   C a p t i o n < / R e p o r t C a p t i o n > - 
              < A b o u t T h i s R e p o r t T i t l e > A b o u t   T h i s   R e p o r t   T i t l e < / A b o u t T h i s R e p o r t T i t l e >   
              < A b o u t T h i s R e p o r t T e x t > A b o u t   T h i s   R e p o r t   T e x t < / A b o u t T h i s R e p o r t T e x t > @@ -3016,21 +3701,21 @@
  
              < C o m p a n y A d d r e s s L i n e s >   
-                 < C o m p a n y A d d r e s s L i n e 1 > C o m p a n y   A d d r e s s   L i n e   1 < / C o m p a n y A d d r e s s L i n e 1 > - 
-                 < C o m p a n y A d d r e s s L i n e 2 > C o m p a n y   A d d r e s s   L i n e   2 < / C o m p a n y A d d r e s s L i n e 2 > - 
-                 < C o m p a n y A d d r e s s L i n e 3 > C o m p a n y   A d d r e s s   L i n e   3 < / C o m p a n y A d d r e s s L i n e 3 > - 
-                 < C o m p a n y A d d r e s s L i n e 4 > C o m p a n y   A d d r e s s   L i n e   4 < / C o m p a n y A d d r e s s L i n e 4 > - 
-                 < C o m p a n y A d d r e s s L i n e 5 > C o m p a n y   A d d r e s s   L i n e   5 < / C o m p a n y A d d r e s s L i n e 5 > - 
-                 < C o m p a n y A d d r e s s L i n e 6 > C o m p a n y   A d d r e s s   L i n e   6 < / C o m p a n y A d d r e s s L i n e 6 > - 
-                 < C o m p a n y A d d r e s s L i n e 7 > C o m p a n y   A d d r e s s   L i n e   7 < / C o m p a n y A d d r e s s L i n e 7 > - 
-                 < C o m p a n y A d d r e s s L i n e 8 > C o m p a n y   A d d r e s s   L i n e   8 < / C o m p a n y A d d r e s s L i n e 8 > +                 < C o m p a n y A d d r e s s L i n e > C o m p a n y   A d d r e s s   L i n e   1 < / C o m p a n y A d d r e s s L i n e > + 
+                 < C o m p a n y A d d r e s s L i n e > C o m p a n y   A d d r e s s   L i n e   2 < / C o m p a n y A d d r e s s L i n e > + 
+                 < C o m p a n y A d d r e s s L i n e > C o m p a n y   A d d r e s s   L i n e   3 < / C o m p a n y A d d r e s s L i n e > + 
+                 < C o m p a n y A d d r e s s L i n e > C o m p a n y   A d d r e s s   L i n e   4 < / C o m p a n y A d d r e s s L i n e > + 
+                 < C o m p a n y A d d r e s s L i n e > C o m p a n y   A d d r e s s   L i n e   5 < / C o m p a n y A d d r e s s L i n e > + 
+                 < C o m p a n y A d d r e s s L i n e > C o m p a n y   A d d r e s s   L i n e   6 < / C o m p a n y A d d r e s s L i n e > + 
+                 < C o m p a n y A d d r e s s L i n e > C o m p a n y   A d d r e s s   L i n e   7 < / C o m p a n y A d d r e s s L i n e > + 
+                 < C o m p a n y A d d r e s s L i n e > C o m p a n y   A d d r e s s   L i n e   8 < / C o m p a n y A d d r e s s L i n e >   
              < / C o m p a n y A d d r e s s L i n e s >   
@@ -3090,159 +3775,113 @@
  
      < L a b e l s >   
-         < A b o u t T h e R e p o r t L a b e l   E l e m e n t T y p e = " P a r a m e t e r "   E l e m e n t I d = " 1 6 7 7 9 2 0 0 1 "   D a t a T y p e = " S t r i n g " > A b o u t T h e R e p o r t L a b e l < / A b o u t T h e R e p o r t L a b e l > - 
-         < C o m p a n y L a b e l   E l e m e n t T y p e = " P a r a m e t e r "   E l e m e n t I d = " 3 4 6 7 6 0 3 4 8 "   D a t a T y p e = " S t r i n g " > C o m p a n y L a b e l < / C o m p a n y L a b e l > - 
-         < C u s t N a m e _ S a l e s L i n e C a p t i o n   E l e m e n t T y p e = " P a r a m e t e r "   E l e m e n t I d = " 1 2 6 7 5 4 9 7 2 6 "   D a t a T y p e = " S t r i n g " > C u s t N a m e _ S a l e s L i n e C a p t i o n < / C u s t N a m e _ S a l e s L i n e C a p t i o n > - 
-         < C u s t P h o n e N o _ S a l e s L i n e C a p t i o n   E l e m e n t T y p e = " P a r a m e t e r "   E l e m e n t I d = " 1 8 5 4 1 9 5 9 5 2 "   D a t a T y p e = " S t r i n g " > C u s t P h o n e N o _ S a l e s L i n e C a p t i o n < / C u s t P h o n e N o _ S a l e s L i n e C a p t i o n > - 
-         < D a t a R e t r i e v e d   E l e m e n t T y p e = " P a r a m e t e r "   E l e m e n t I d = " 2 9 1 9 1 1 8 0 7 "   D a t a T y p e = " S t r i n g " > D a t a R e t r i e v e d < / D a t a R e t r i e v e d > - 
-         < D e s c r i p t i o n _ I t e m C a p t i o n   E l e m e n t T y p e = " P a r a m e t e r "   E l e m e n t I d = " 1 5 2 9 8 3 2 4 7 3 "   D a t a T y p e = " S t r i n g " > D e s c r i p t i o n _ I t e m C a p t i o n < / D e s c r i p t i o n _ I t e m C a p t i o n > - 
-         < D o c u m e n t a t i o n L a b e l   E l e m e n t T y p e = " P a r a m e t e r "   E l e m e n t I d = " 1 7 3 8 9 2 4 8 1 5 "   D a t a T y p e = " S t r i n g " > D o c u m e n t a t i o n L a b e l < / D o c u m e n t a t i o n L a b e l > - 
-         < D o c u m e n t N o _ S a l e s L i n e C a p t i o n   E l e m e n t T y p e = " P a r a m e t e r "   E l e m e n t I d = " 8 3 9 9 3 2 3 0 "   D a t a T y p e = " S t r i n g " > D o c u m e n t N o _ S a l e s L i n e C a p t i o n < / D o c u m e n t N o _ S a l e s L i n e C a p t i o n > - 
-         < E n v i r o n m e n t L a b e l   E l e m e n t T y p e = " P a r a m e t e r "   E l e m e n t I d = " 8 1 8 8 1 6 5 9 0 "   D a t a T y p e = " S t r i n g " > E n v i r o n m e n t L a b e l < / E n v i r o n m e n t L a b e l > - 
-         < I n v e n t o r y S a l e s B a c k O r d e r s   E l e m e n t T y p e = " P a r a m e t e r "   E l e m e n t I d = " 9 6 6 6 1 5 1 1 3 "   D a t a T y p e = " S t r i n g " > I n v e n t o r y S a l e s B a c k O r d e r s < / I n v e n t o r y S a l e s B a c k O r d e r s > - 
-         < I n v e n t o r y S a l e s B a c k O r d e r s P r i n t   E l e m e n t T y p e = " P a r a m e t e r "   E l e m e n t I d = " 1 3 0 7 3 7 8 1 3 6 "   D a t a T y p e = " S t r i n g " > I n v e n t o r y S a l e s B a c k O r d e r s P r i n t < / I n v e n t o r y S a l e s B a c k O r d e r s P r i n t > - 
-         < I n v S a l e s B a c k O r d e r s A n a l y s i s   E l e m e n t T y p e = " P a r a m e t e r "   E l e m e n t I d = " 1 8 8 6 3 1 7 0 4 8 "   D a t a T y p e = " S t r i n g " > I n v S a l e s B a c k O r d e r s A n a l y s i s < / I n v S a l e s B a c k O r d e r s A n a l y s i s > - 
-         < I t e m N o C a p t i o n L b l   E l e m e n t T y p e = " P a r a m e t e r "   E l e m e n t I d = " 1 5 6 6 4 5 9 0 4 3 "   D a t a T y p e = " S t r i n g " > I t e m N o C a p t i o n L b l < / I t e m N o C a p t i o n L b l > - 
-         < N o _ I t e m C a p t i o n   E l e m e n t T y p e = " P a r a m e t e r "   E l e m e n t I d = " 1 5 4 7 7 6 9 6 5 4 "   D a t a T y p e = " S t r i n g " > N o _ I t e m C a p t i o n < / N o _ I t e m C a p t i o n > - 
-         < O t h e r B a c k O r d e r s L a b e l   E l e m e n t T y p e = " P a r a m e t e r "   E l e m e n t I d = " 1 0 3 5 0 1 8 0 7 3 "   D a t a T y p e = " S t r i n g " > O t h e r B a c k O r d e r s L a b e l < / O t h e r B a c k O r d e r s L a b e l > - 
-         < O u t s t a n d i n g Q t y _ S a l e s L i n e C a p t i o n   E l e m e n t T y p e = " P a r a m e t e r "   E l e m e n t I d = " 2 8 1 5 9 1 0 4 6 "   D a t a T y p e = " S t r i n g " > O u t s t a n d i n g Q t y _ S a l e s L i n e C a p t i o n < / O u t s t a n d i n g Q t y _ S a l e s L i n e C a p t i o n > - 
-         < Q u a n t i t y _ S a l e s L i n e C a p t i o n   E l e m e n t T y p e = " P a r a m e t e r "   E l e m e n t I d = " 1 8 3 2 0 3 6 8 9 5 "   D a t a T y p e = " S t r i n g " > Q u a n t i t y _ S a l e s L i n e C a p t i o n < / Q u a n t i t y _ S a l e s L i n e C a p t i o n > - 
-         < R e p o r t N a m e L a b e l   E l e m e n t T y p e = " P a r a m e t e r "   E l e m e n t I d = " 1 0 2 2 2 9 2 9 8 2 "   D a t a T y p e = " S t r i n g " > R e p o r t N a m e L a b e l < / R e p o r t N a m e L a b e l > - 
-         < R u n O n L a b e l   E l e m e n t T y p e = " P a r a m e t e r "   E l e m e n t I d = " 1 1 1 9 0 3 7 5 9 5 "   D a t a T y p e = " S t r i n g " > R u n O n L a b e l < / R u n O n L a b e l > - 
-         < S h i p m e n t D a t e L a b e l   E l e m e n t T y p e = " P a r a m e t e r "   E l e m e n t I d = " 5 9 6 4 2 0 1 3 7 "   D a t a T y p e = " S t r i n g " > S h i p m e n t D a t e L a b e l < / S h i p m e n t D a t e L a b e l > - 
-         < U s e r L a b e l   E l e m e n t T y p e = " P a r a m e t e r "   E l e m e n t I d = " 8 4 8 8 1 6 7 9 4 "   D a t a T y p e = " S t r i n g " > U s e r L a b e l < / U s e r L a b e l > +         < A b o u t T h e R e p o r t L a b e l > A b o u t T h e R e p o r t L a b e l < / A b o u t T h e R e p o r t L a b e l > + 
+         < C o m p a n y L a b e l > C o m p a n y L a b e l < / C o m p a n y L a b e l > + 
+         < C u s t N a m e _ S a l e s L i n e C a p t i o n > C u s t N a m e _ S a l e s L i n e C a p t i o n < / C u s t N a m e _ S a l e s L i n e C a p t i o n > + 
+         < C u s t P h o n e N o _ S a l e s L i n e C a p t i o n > C u s t P h o n e N o _ S a l e s L i n e C a p t i o n < / C u s t P h o n e N o _ S a l e s L i n e C a p t i o n > + 
+         < D a t a R e t r i e v e d > D a t a R e t r i e v e d < / D a t a R e t r i e v e d > + 
+         < D e s c r i p t i o n _ I t e m C a p t i o n > D e s c r i p t i o n _ I t e m C a p t i o n < / D e s c r i p t i o n _ I t e m C a p t i o n > + 
+         < D o c u m e n t a t i o n L a b e l > D o c u m e n t a t i o n L a b e l < / D o c u m e n t a t i o n L a b e l > + 
+         < D o c u m e n t N o _ S a l e s L i n e C a p t i o n > D o c u m e n t N o _ S a l e s L i n e C a p t i o n < / D o c u m e n t N o _ S a l e s L i n e C a p t i o n > + 
+         < E n v i r o n m e n t L a b e l > E n v i r o n m e n t L a b e l < / E n v i r o n m e n t L a b e l > + 
+         < I n v e n t o r y S a l e s B a c k O r d e r s > I n v e n t o r y S a l e s B a c k O r d e r s < / I n v e n t o r y S a l e s B a c k O r d e r s > + 
+         < I n v e n t o r y S a l e s B a c k O r d e r s P r i n t > I n v e n t o r y S a l e s B a c k O r d e r s P r i n t < / I n v e n t o r y S a l e s B a c k O r d e r s P r i n t > + 
+         < I n v S a l e s B a c k O r d e r s A n a l y s i s > I n v S a l e s B a c k O r d e r s A n a l y s i s < / I n v S a l e s B a c k O r d e r s A n a l y s i s > + 
+         < I t e m N o C a p t i o n L b l > I t e m N o C a p t i o n L b l < / I t e m N o C a p t i o n L b l > + 
+         < N o _ I t e m C a p t i o n > N o _ I t e m C a p t i o n < / N o _ I t e m C a p t i o n > + 
+         < O t h e r B a c k O r d e r s L a b e l > O t h e r B a c k O r d e r s L a b e l < / O t h e r B a c k O r d e r s L a b e l > + 
+         < O u t s t a n d i n g Q t y _ S a l e s L i n e C a p t i o n > O u t s t a n d i n g Q t y _ S a l e s L i n e C a p t i o n < / O u t s t a n d i n g Q t y _ S a l e s L i n e C a p t i o n > + 
+         < Q u a n t i t y _ S a l e s L i n e C a p t i o n > Q u a n t i t y _ S a l e s L i n e C a p t i o n < / Q u a n t i t y _ S a l e s L i n e C a p t i o n > + 
+         < R e p o r t N a m e L a b e l > R e p o r t N a m e L a b e l < / R e p o r t N a m e L a b e l > + 
+         < R u n O n L a b e l > R u n O n L a b e l < / R u n O n L a b e l > + 
+         < S h i p m e n t D a t e L a b e l > S h i p m e n t D a t e L a b e l < / S h i p m e n t D a t e L a b e l > + 
+         < U s e r L a b e l > U s e r L a b e l < / U s e r L a b e l >   
      < / L a b e l s >   
-     < T o o l t i p s > - 
-         < T o o l t i p   c o l u m n = " N o _ I t e m "   E l e m e n t I d = " 1 5 4 7 7 6 9 6 5 4 " > - 
-             < T o o l t i p T e x t   l a n g = " e n - U S " > S p e c i f i e s   t h e   n u m b e r   o f   t h e   i t e m . < / T o o l t i p T e x t > - 
-         < / T o o l t i p > - 
-         < T o o l t i p   c o l u m n = " D e s c r i p t i o n _ I t e m "   E l e m e n t I d = " 1 5 2 9 8 3 2 4 7 3 " > - 
-             < T o o l t i p T e x t   l a n g = " e n - U S " > S p e c i f i e s   a   d e s c r i p t i o n   o f   t h e   i t e m . < / T o o l t i p T e x t > - 
-         < / T o o l t i p > - 
-         < T o o l t i p   c o l u m n = " D o c u m e n t N o _ S a l e s L i n e "   E l e m e n t I d = " 8 3 9 9 3 2 3 0 " > - 
-             < T o o l t i p T e x t   l a n g = " e n - U S " > S p e c i f i e s   t h e   d o c u m e n t   n u m b e r . < / T o o l t i p T e x t > - 
-         < / T o o l t i p > - 
-         < T o o l t i p   c o l u m n = " C u s t N a m e _ S a l e s L i n e "   E l e m e n t I d = " 1 2 6 7 5 4 9 7 2 6 " > - 
-             < T o o l t i p T e x t   l a n g = " e n - U S " > S p e c i f i e s   t h e   c u s t o m e r ' s   n a m e   t h a t   a p p e a r s   o n   a l l   r e l a t e d   d o c u m e n t s .   F o r   c o m p a n i e s ,   s p e c i f y   t h e   c o m p a n y ' s   n a m e   h e r e ,   a n d   t h e n   a d d   t h e   r e l e v a n t   p e o p l e   a s   c o n t a c t s   t h a t   y o u   l i n k   t o   t h i s   c u s t o m e r . < / T o o l t i p T e x t > - 
-         < / T o o l t i p > - 
-         < T o o l t i p   c o l u m n = " C u s t P h o n e N o _ S a l e s L i n e "   E l e m e n t I d = " 1 8 5 4 1 9 5 9 5 2 " > - 
-             < T o o l t i p T e x t   l a n g = " e n - U S " > S p e c i f i e s   t h e   c u s t o m e r ' s   t e l e p h o n e   n u m b e r . < / T o o l t i p T e x t > - 
-         < / T o o l t i p > - 
-         < T o o l t i p   c o l u m n = " Q u a n t i t y _ S a l e s L i n e "   E l e m e n t I d = " 1 8 3 2 0 3 6 8 9 5 " > - 
-             < T o o l t i p T e x t   l a n g = " e n - U S " > S p e c i f i e s   h o w   m a n y   u n i t s   a r e   b e i n g   s o l d . < / T o o l t i p T e x t > - 
-         < / T o o l t i p > - 
-         < T o o l t i p   c o l u m n = " O u t s t a n d i n g Q t y _ S a l e s L i n e "   E l e m e n t I d = " 2 8 1 5 9 1 0 4 6 " > - 
-             < T o o l t i p T e x t   l a n g = " e n - U S " > S p e c i f i e s   h o w   m a n y   u n i t s   o n   t h e   o r d e r   l i n e   h a v e   n o t   y e t   b e e n   s h i p p e d . < / T o o l t i p T e x t > - 
-         < / T o o l t i p > - 
-     < / T o o l t i p s > - 
-     < I t e m   E l e m e n t T y p e = " D a t a I t e m "   E l e m e n t I d = " 1 1 2 8 8 3 0 2 4 8 " > - 
-         < B i n F i l t e r _ I t e m   E l e m e n t T y p e = " C o l u m n "   E l e m e n t I d = " 1 3 0 7 8 3 3 3 3 8 "   D a t a T y p e = " C o d e "   O b s o l e t e S t a t e = " P e n d i n g " > B i n F i l t e r _ I t e m < / B i n F i l t e r _ I t e m > - 
-         < C o m p a n y N a m e   E l e m e n t T y p e = " C o l u m n "   E l e m e n t I d = " 1 5 9 5 4 7 7 3 9 5 "   D a t a T y p e = " S t r i n g "   O b s o l e t e S t a t e = " P e n d i n g " > C o m p a n y N a m e < / C o m p a n y N a m e > - 
-         < C u r r R e p o r t P a g e N o C a p t i o n   E l e m e n t T y p e = " C o l u m n "   E l e m e n t I d = " 2 0 2 2 2 2 5 3 5 1 "   D a t a T y p e = " L a b e l "   O b s o l e t e S t a t e = " P e n d i n g " > C u r r R e p o r t P a g e N o C a p t i o n < / C u r r R e p o r t P a g e N o C a p t i o n > - 
-         < C u s t N a m e C a p t i o n   E l e m e n t T y p e = " C o l u m n "   E l e m e n t I d = " 1 0 7 7 8 2 0 7 4 9 "   D a t a T y p e = " L a b e l "   O b s o l e t e S t a t e = " P e n d i n g " > C u s t N a m e C a p t i o n < / C u s t N a m e C a p t i o n > - 
-         < C u s t P h o n e N o C a p t i o n   E l e m e n t T y p e = " C o l u m n "   E l e m e n t I d = " 1 1 4 4 4 1 7 6 1 7 "   D a t a T y p e = " L a b e l "   O b s o l e t e S t a t e = " P e n d i n g " > C u s t P h o n e N o C a p t i o n < / C u s t P h o n e N o C a p t i o n > - 
-         < D e s c r i p t i o n _ I t e m   E l e m e n t T y p e = " C o l u m n "   E l e m e n t I d = " 1 5 2 9 8 3 2 4 7 3 "   D a t a T y p e = " T e x t " > D e s c r i p t i o n _ I t e m < / D e s c r i p t i o n _ I t e m > - 
-         < G l o b a l D i m 1 F i l t e r _ I t e m   E l e m e n t T y p e = " C o l u m n "   E l e m e n t I d = " 8 2 6 3 5 2 8 3 7 "   D a t a T y p e = " C o d e "   O b s o l e t e S t a t e = " P e n d i n g " > G l o b a l D i m 1 F i l t e r _ I t e m < / G l o b a l D i m 1 F i l t e r _ I t e m > - 
-         < G l o b a l D i m 2 F i l t e r _ I t e m   E l e m e n t T y p e = " C o l u m n "   E l e m e n t I d = " 1 4 9 2 3 7 1 7 5 0 "   D a t a T y p e = " C o d e "   O b s o l e t e S t a t e = " P e n d i n g " > G l o b a l D i m 2 F i l t e r _ I t e m < / G l o b a l D i m 2 F i l t e r _ I t e m > - 
-         < I n v S a l e s B a c k O r d e r s C a p t i o n   E l e m e n t T y p e = " C o l u m n "   E l e m e n t I d = " 3 1 2 9 7 1 3 9 6 "   D a t a T y p e = " L a b e l "   O b s o l e t e S t a t e = " P e n d i n g " > I n v S a l e s B a c k O r d e r s C a p t i o n < / I n v S a l e s B a c k O r d e r s C a p t i o n > - 
-         < I t e m F i l t e r   E l e m e n t T y p e = " C o l u m n "   E l e m e n t I d = " 5 9 3 7 9 7 3 7 6 "   D a t a T y p e = " T e x t " > I t e m F i l t e r < / I t e m F i l t e r > - 
-         < I t e m F i l t e r T x t   E l e m e n t T y p e = " C o l u m n "   E l e m e n t I d = " 9 3 6 1 1 7 4 1 6 "   D a t a T y p e = " T e x t " > I t e m F i l t e r T x t < / I t e m F i l t e r T x t > - 
-         < I t e m T a b l e C a p t I t e m F i l t e r   E l e m e n t T y p e = " C o l u m n "   E l e m e n t I d = " 2 1 6 8 8 1 9 4 1 "   D a t a T y p e = " S t r i n g "   O b s o l e t e S t a t e = " P e n d i n g " > I t e m T a b l e C a p t I t e m F i l t e r < / I t e m T a b l e C a p t I t e m F i l t e r > - 
-         < L o c a t i o n F i l t e r _ I t e m   E l e m e n t T y p e = " C o l u m n "   E l e m e n t I d = " 5 8 9 4 7 3 7 5 8 "   D a t a T y p e = " C o d e "   O b s o l e t e S t a t e = " P e n d i n g " > L o c a t i o n F i l t e r _ I t e m < / L o c a t i o n F i l t e r _ I t e m > - 
-         < N o _ I t e m   E l e m e n t T y p e = " C o l u m n "   E l e m e n t I d = " 1 5 4 7 7 6 9 6 5 4 "   D a t a T y p e = " C o d e " > N o _ I t e m < / N o _ I t e m > - 
-         < O t h e r B a c k O r d e r s C a p t i o n   E l e m e n t T y p e = " C o l u m n "   E l e m e n t I d = " 7 0 2 1 2 3 1 0 5 "   D a t a T y p e = " L a b e l "   O b s o l e t e S t a t e = " P e n d i n g " > O t h e r B a c k O r d e r s C a p t i o n < / O t h e r B a c k O r d e r s C a p t i o n > - 
-         < S a l e s L i n e F i l t e r   E l e m e n t T y p e = " C o l u m n "   E l e m e n t I d = " 1 0 6 5 6 4 1 2 6 7 "   D a t a T y p e = " T e x t " > S a l e s L i n e F i l t e r < / S a l e s L i n e F i l t e r > - 
-         < S a l e s L i n e F i l t e r T x t   E l e m e n t T y p e = " C o l u m n "   E l e m e n t I d = " 1 5 9 2 6 7 6 8 3 5 "   D a t a T y p e = " T e x t " > S a l e s L i n e F i l t e r T x t < / S a l e s L i n e F i l t e r T x t > - 
-         < S a l e s L i n e S h i p D a t e C a p t i o n   E l e m e n t T y p e = " C o l u m n "   E l e m e n t I d = " 1 1 1 6 8 3 5 7 4 9 "   D a t a T y p e = " L a b e l "   O b s o l e t e S t a t e = " P e n d i n g " > S a l e s L i n e S h i p D a t e C a p t i o n < / S a l e s L i n e S h i p D a t e C a p t i o n > - 
-         < S t r S u b S t N o S a l e s L i n e F l t r   E l e m e n t T y p e = " C o l u m n "   E l e m e n t I d = " 3 4 7 0 3 4 9 3 6 "   D a t a T y p e = " S t r i n g "   O b s o l e t e S t a t e = " P e n d i n g " > S t r S u b S t N o S a l e s L i n e F l t r < / S t r S u b S t N o S a l e s L i n e F l t r > - 
-         < V a r i a n t F i l t e r _ I t e m   E l e m e n t T y p e = " C o l u m n "   E l e m e n t I d = " 9 4 9 9 4 3 6 4 8 "   D a t a T y p e = " C o d e "   O b s o l e t e S t a t e = " P e n d i n g " > V a r i a n t F i l t e r _ I t e m < / V a r i a n t F i l t e r _ I t e m > - 
-         < S a l e s _ L i n e   E l e m e n t T y p e = " D a t a I t e m "   E l e m e n t I d = " 1 8 9 4 4 4 2 7 6 4 " > - 
-             < C u s t N a m e _ S a l e s L i n e   E l e m e n t T y p e = " C o l u m n "   E l e m e n t I d = " 1 2 6 7 5 4 9 7 2 6 "   D a t a T y p e = " T e x t " > C u s t N a m e _ S a l e s L i n e < / C u s t N a m e _ S a l e s L i n e > - 
-             < C u s t P h o n e N o _ S a l e s L i n e   E l e m e n t T y p e = " C o l u m n "   E l e m e n t I d = " 1 8 5 4 1 9 5 9 5 2 "   D a t a T y p e = " T e x t " > C u s t P h o n e N o _ S a l e s L i n e < / C u s t P h o n e N o _ S a l e s L i n e > - 
-             < D o c u m e n t N o _ S a l e s L i n e   E l e m e n t T y p e = " C o l u m n "   E l e m e n t I d = " 8 3 9 9 3 2 3 0 "   D a t a T y p e = " C o d e " > D o c u m e n t N o _ S a l e s L i n e < / D o c u m e n t N o _ S a l e s L i n e > - 
-             < O t h e r B a c k O r d e r s _ S a l e s L i n e   E l e m e n t T y p e = " C o l u m n "   E l e m e n t I d = " 7 5 4 7 7 9 1 0 6 "   D a t a T y p e = " T e x t " > O t h e r B a c k O r d e r s _ S a l e s L i n e < / O t h e r B a c k O r d e r s _ S a l e s L i n e > - 
-             < O u t s t a n d i n g Q t y _ S a l e s L i n e   E l e m e n t T y p e = " C o l u m n "   E l e m e n t I d = " 2 8 1 5 9 1 0 4 6 "   D a t a T y p e = " D e c i m a l " > O u t s t a n d i n g Q t y _ S a l e s L i n e < / O u t s t a n d i n g Q t y _ S a l e s L i n e > - 
-             < Q u a n t i t y _ S a l e s L i n e   E l e m e n t T y p e = " C o l u m n "   E l e m e n t I d = " 1 8 3 2 0 3 6 8 9 5 "   D a t a T y p e = " D e c i m a l " > Q u a n t i t y _ S a l e s L i n e < / Q u a n t i t y _ S a l e s L i n e > - 
-             < S h i p m e n t D a t e _ S a l e s L i n e   E l e m e n t T y p e = " C o l u m n "   E l e m e n t I d = " 5 6 0 1 5 8 5 1 2 "   D a t a T y p e = " S t r i n g " > S h i p m e n t D a t e _ S a l e s L i n e < / S h i p m e n t D a t e _ S a l e s L i n e > +     < I t e m > + 
+         < B i n F i l t e r _ I t e m > B i n F i l t e r _ I t e m < / B i n F i l t e r _ I t e m > + 
+         < C o m p a n y N a m e > C o m p a n y N a m e < / C o m p a n y N a m e > + 
+         < C u r r R e p o r t P a g e N o C a p t i o n > C u r r R e p o r t P a g e N o C a p t i o n < / C u r r R e p o r t P a g e N o C a p t i o n > + 
+         < C u s t N a m e C a p t i o n > C u s t N a m e C a p t i o n < / C u s t N a m e C a p t i o n > + 
+         < C u s t P h o n e N o C a p t i o n > C u s t P h o n e N o C a p t i o n < / C u s t P h o n e N o C a p t i o n > + 
+         < D e s c r i p t i o n _ I t e m > D e s c r i p t i o n _ I t e m < / D e s c r i p t i o n _ I t e m > + 
+         < G l o b a l D i m 1 F i l t e r _ I t e m > G l o b a l D i m 1 F i l t e r _ I t e m < / G l o b a l D i m 1 F i l t e r _ I t e m > + 
+         < G l o b a l D i m 2 F i l t e r _ I t e m > G l o b a l D i m 2 F i l t e r _ I t e m < / G l o b a l D i m 2 F i l t e r _ I t e m > + 
+         < I n v S a l e s B a c k O r d e r s C a p t i o n > I n v S a l e s B a c k O r d e r s C a p t i o n < / I n v S a l e s B a c k O r d e r s C a p t i o n > + 
+         < I t e m F i l t e r > I t e m F i l t e r < / I t e m F i l t e r > + 
+         < I t e m F i l t e r T x t > I t e m F i l t e r T x t < / I t e m F i l t e r T x t > + 
+         < I t e m T a b l e C a p t I t e m F i l t e r > I t e m T a b l e C a p t I t e m F i l t e r < / I t e m T a b l e C a p t I t e m F i l t e r > + 
+         < L o c a t i o n F i l t e r _ I t e m > L o c a t i o n F i l t e r _ I t e m < / L o c a t i o n F i l t e r _ I t e m > + 
+         < N o _ I t e m > N o _ I t e m < / N o _ I t e m > + 
+         < O t h e r B a c k O r d e r s C a p t i o n > O t h e r B a c k O r d e r s C a p t i o n < / O t h e r B a c k O r d e r s C a p t i o n > + 
+         < S a l e s L i n e F i l t e r > S a l e s L i n e F i l t e r < / S a l e s L i n e F i l t e r > + 
+         < S a l e s L i n e F i l t e r T x t > S a l e s L i n e F i l t e r T x t < / S a l e s L i n e F i l t e r T x t > + 
+         < S a l e s L i n e S h i p D a t e C a p t i o n > S a l e s L i n e S h i p D a t e C a p t i o n < / S a l e s L i n e S h i p D a t e C a p t i o n > + 
+         < S t r S u b S t N o S a l e s L i n e F l t r > S t r S u b S t N o S a l e s L i n e F l t r < / S t r S u b S t N o S a l e s L i n e F l t r > + 
+         < V a r i a n t F i l t e r _ I t e m > V a r i a n t F i l t e r _ I t e m < / V a r i a n t F i l t e r _ I t e m > + 
+         < S a l e s _ L i n e > + 
+             < C u s t N a m e _ S a l e s L i n e > C u s t N a m e _ S a l e s L i n e < / C u s t N a m e _ S a l e s L i n e > + 
+             < C u s t P h o n e N o _ S a l e s L i n e > C u s t P h o n e N o _ S a l e s L i n e < / C u s t P h o n e N o _ S a l e s L i n e > + 
+             < D o c u m e n t N o _ S a l e s L i n e > D o c u m e n t N o _ S a l e s L i n e < / D o c u m e n t N o _ S a l e s L i n e > + 
+             < O t h e r B a c k O r d e r s _ S a l e s L i n e > O t h e r B a c k O r d e r s _ S a l e s L i n e < / O t h e r B a c k O r d e r s _ S a l e s L i n e > + 
+             < O u t s t a n d i n g Q t y _ S a l e s L i n e > O u t s t a n d i n g Q t y _ S a l e s L i n e < / O u t s t a n d i n g Q t y _ S a l e s L i n e > + 
+             < Q u a n t i t y _ S a l e s L i n e > Q u a n t i t y _ S a l e s L i n e < / Q u a n t i t y _ S a l e s L i n e > + 
+             < S h i p m e n t D a t e _ S a l e s L i n e > S h i p m e n t D a t e _ S a l e s L i n e < / S h i p m e n t D a t e _ S a l e s L i n e >   
          < / S a l e s _ L i n e >   
-         < S u b T o t a l s   E l e m e n t T y p e = " D a t a I t e m "   E l e m e n t I d = " 3 1 2 0 6 2 4 2 4 " > - 
-             < S u b T o t a l s _ O u t s t a n d i n g _ Q t y   E l e m e n t T y p e = " C o l u m n "   E l e m e n t I d = " 1 7 6 3 6 2 4 7 7 0 "   D a t a T y p e = " D e c i m a l " > S u b T o t a l s _ O u t s t a n d i n g _ Q t y < / S u b T o t a l s _ O u t s t a n d i n g _ Q t y > +         < S u b T o t a l s > + 
+             < S u b T o t a l s _ O u t s t a n d i n g _ Q t y > S u b T o t a l s _ O u t s t a n d i n g _ Q t y < / S u b T o t a l s _ O u t s t a n d i n g _ Q t y >   
          < / S u b T o t a l s >   
@@ -3251,9 +3890,9 @@
  < / N a v W o r d R e p o r t X m l P a r t > 
 </file>
 
-<file path=customXml/item2.xml>��< ? x m l   v e r s i o n = " 1 . 0 "   e n c o d i n g = " u t f - 1 6 " ? > - 
- < N a v W o r d R e p o r t X m l P a r t   x m l n s = " u r n : m i c r o s o f t - d y n a m i c s - n a v / r e p o r t s / I n v e n t o r y _ S a l e s _ B a c k _ O r d e r s / 7 1 8 / " > +<file path=customXml/item3.xml>��< ? x m l   v e r s i o n = " 1 . 0 "   e n c o d i n g = " u t f - 1 6 " ? > + 
+ < N a v W o r d R e p o r t X m l P a r t   x m l n s = " u r n : m i c r o s o f t - d y n a m i c s - b u s i n e s s c e n t r a l / i n t e r n a l / e x t e n d e d / r e p o r t s / I n v e n t o r y _ S a l e s _ B a c k _ O r d e r s / 7 1 8 / " >   
      < B C R e p o r t I n f o r m a t i o n >   
@@ -3271,8 +3910,6 @@
  
              < R e p o r t N a m e > R e p o r t   N a m e < / R e p o r t N a m e >   
-             < R e p o r t C a p t i o n > R e p o r t   C a p t i o n < / R e p o r t C a p t i o n > - 
              < A b o u t T h i s R e p o r t T i t l e > A b o u t   T h i s   R e p o r t   T i t l e < / A b o u t T h i s R e p o r t T i t l e >   
              < A b o u t T h i s R e p o r t T e x t > A b o u t   T h i s   R e p o r t   T e x t < / A b o u t T h i s R e p o r t T e x t > @@ -3327,21 +3964,21 @@
  
              < C o m p a n y A d d r e s s L i n e s >   
-                 < C o m p a n y A d d r e s s L i n e 1 > C o m p a n y   A d d r e s s   L i n e   1 < / C o m p a n y A d d r e s s L i n e 1 > - 
-                 < C o m p a n y A d d r e s s L i n e 2 > C o m p a n y   A d d r e s s   L i n e   2 < / C o m p a n y A d d r e s s L i n e 2 > - 
-                 < C o m p a n y A d d r e s s L i n e 3 > C o m p a n y   A d d r e s s   L i n e   3 < / C o m p a n y A d d r e s s L i n e 3 > - 
-                 < C o m p a n y A d d r e s s L i n e 4 > C o m p a n y   A d d r e s s   L i n e   4 < / C o m p a n y A d d r e s s L i n e 4 > - 
-                 < C o m p a n y A d d r e s s L i n e 5 > C o m p a n y   A d d r e s s   L i n e   5 < / C o m p a n y A d d r e s s L i n e 5 > - 
-                 < C o m p a n y A d d r e s s L i n e 6 > C o m p a n y   A d d r e s s   L i n e   6 < / C o m p a n y A d d r e s s L i n e 6 > - 
-                 < C o m p a n y A d d r e s s L i n e 7 > C o m p a n y   A d d r e s s   L i n e   7 < / C o m p a n y A d d r e s s L i n e 7 > - 
-                 < C o m p a n y A d d r e s s L i n e 8 > C o m p a n y   A d d r e s s   L i n e   8 < / C o m p a n y A d d r e s s L i n e 8 > +                 < C o m p a n y A d d r e s s L i n e > C o m p a n y   A d d r e s s   L i n e   1 < / C o m p a n y A d d r e s s L i n e > + 
+                 < C o m p a n y A d d r e s s L i n e > C o m p a n y   A d d r e s s   L i n e   2 < / C o m p a n y A d d r e s s L i n e > + 
+                 < C o m p a n y A d d r e s s L i n e > C o m p a n y   A d d r e s s   L i n e   3 < / C o m p a n y A d d r e s s L i n e > + 
+                 < C o m p a n y A d d r e s s L i n e > C o m p a n y   A d d r e s s   L i n e   4 < / C o m p a n y A d d r e s s L i n e > + 
+                 < C o m p a n y A d d r e s s L i n e > C o m p a n y   A d d r e s s   L i n e   5 < / C o m p a n y A d d r e s s L i n e > + 
+                 < C o m p a n y A d d r e s s L i n e > C o m p a n y   A d d r e s s   L i n e   6 < / C o m p a n y A d d r e s s L i n e > + 
+                 < C o m p a n y A d d r e s s L i n e > C o m p a n y   A d d r e s s   L i n e   7 < / C o m p a n y A d d r e s s L i n e > + 
+                 < C o m p a n y A d d r e s s L i n e > C o m p a n y   A d d r e s s   L i n e   8 < / C o m p a n y A d d r e s s L i n e >   
              < / C o m p a n y A d d r e s s L i n e s >   
@@ -3401,113 +4038,115 @@
  
      < L a b e l s >   
-         < A b o u t T h e R e p o r t L a b e l > A b o u t T h e R e p o r t L a b e l < / A b o u t T h e R e p o r t L a b e l > - 
-         < C o m p a n y L a b e l > C o m p a n y L a b e l < / C o m p a n y L a b e l > - 
-         < C u s t N a m e _ S a l e s L i n e C a p t i o n > C u s t N a m e _ S a l e s L i n e C a p t i o n < / C u s t N a m e _ S a l e s L i n e C a p t i o n > - 
-         < C u s t P h o n e N o _ S a l e s L i n e C a p t i o n > C u s t P h o n e N o _ S a l e s L i n e C a p t i o n < / C u s t P h o n e N o _ S a l e s L i n e C a p t i o n > - 
-         < D a t a R e t r i e v e d > D a t a R e t r i e v e d < / D a t a R e t r i e v e d > - 
-         < D e s c r i p t i o n _ I t e m C a p t i o n > D e s c r i p t i o n _ I t e m C a p t i o n < / D e s c r i p t i o n _ I t e m C a p t i o n > - 
-         < D o c u m e n t a t i o n L a b e l > D o c u m e n t a t i o n L a b e l < / D o c u m e n t a t i o n L a b e l > - 
-         < D o c u m e n t N o _ S a l e s L i n e C a p t i o n > D o c u m e n t N o _ S a l e s L i n e C a p t i o n < / D o c u m e n t N o _ S a l e s L i n e C a p t i o n > - 
-         < E n v i r o n m e n t L a b e l > E n v i r o n m e n t L a b e l < / E n v i r o n m e n t L a b e l > - 
-         < I n v e n t o r y S a l e s B a c k O r d e r s > I n v e n t o r y S a l e s B a c k O r d e r s < / I n v e n t o r y S a l e s B a c k O r d e r s > - 
-         < I n v e n t o r y S a l e s B a c k O r d e r s P r i n t > I n v e n t o r y S a l e s B a c k O r d e r s P r i n t < / I n v e n t o r y S a l e s B a c k O r d e r s P r i n t > - 
-         < I n v S a l e s B a c k O r d e r s A n a l y s i s > I n v S a l e s B a c k O r d e r s A n a l y s i s < / I n v S a l e s B a c k O r d e r s A n a l y s i s > - 
-         < I t e m N o C a p t i o n L b l > I t e m N o C a p t i o n L b l < / I t e m N o C a p t i o n L b l > - 
-         < N o _ I t e m C a p t i o n > N o _ I t e m C a p t i o n < / N o _ I t e m C a p t i o n > - 
-         < O t h e r B a c k O r d e r s L a b e l > O t h e r B a c k O r d e r s L a b e l < / O t h e r B a c k O r d e r s L a b e l > - 
-         < O u t s t a n d i n g Q t y _ S a l e s L i n e C a p t i o n > O u t s t a n d i n g Q t y _ S a l e s L i n e C a p t i o n < / O u t s t a n d i n g Q t y _ S a l e s L i n e C a p t i o n > - 
-         < Q u a n t i t y _ S a l e s L i n e C a p t i o n > Q u a n t i t y _ S a l e s L i n e C a p t i o n < / Q u a n t i t y _ S a l e s L i n e C a p t i o n > - 
-         < R e p o r t N a m e L a b e l > R e p o r t N a m e L a b e l < / R e p o r t N a m e L a b e l > - 
-         < R u n O n L a b e l > R u n O n L a b e l < / R u n O n L a b e l > - 
-         < S h i p m e n t D a t e L a b e l > S h i p m e n t D a t e L a b e l < / S h i p m e n t D a t e L a b e l > - 
-         < U s e r L a b e l > U s e r L a b e l < / U s e r L a b e l > +         < A b o u t T h e R e p o r t L a b e l   E l e m e n t T y p e = " P a r a m e t e r "   E l e m e n t I d = " 1 6 7 7 9 2 0 0 1 "   D a t a T y p e = " S t r i n g " > A b o u t T h e R e p o r t L a b e l < / A b o u t T h e R e p o r t L a b e l > + 
+         < C o m p a n y L a b e l   E l e m e n t T y p e = " P a r a m e t e r "   E l e m e n t I d = " 3 4 6 7 6 0 3 4 8 "   D a t a T y p e = " S t r i n g " > C o m p a n y L a b e l < / C o m p a n y L a b e l > + 
+         < C u s t N a m e _ S a l e s L i n e C a p t i o n   E l e m e n t T y p e = " P a r a m e t e r "   E l e m e n t I d = " 1 2 6 7 5 4 9 7 2 6 "   D a t a T y p e = " S t r i n g " > C u s t N a m e _ S a l e s L i n e C a p t i o n < / C u s t N a m e _ S a l e s L i n e C a p t i o n > + 
+         < C u s t P h o n e N o _ S a l e s L i n e C a p t i o n   E l e m e n t T y p e = " P a r a m e t e r "   E l e m e n t I d = " 1 8 5 4 1 9 5 9 5 2 "   D a t a T y p e = " S t r i n g " > C u s t P h o n e N o _ S a l e s L i n e C a p t i o n < / C u s t P h o n e N o _ S a l e s L i n e C a p t i o n > + 
+         < D a t a R e t r i e v e d   E l e m e n t T y p e = " P a r a m e t e r "   E l e m e n t I d = " 2 9 1 9 1 1 8 0 7 "   D a t a T y p e = " S t r i n g " > D a t a R e t r i e v e d < / D a t a R e t r i e v e d > + 
+         < D e s c r i p t i o n _ I t e m C a p t i o n   E l e m e n t T y p e = " P a r a m e t e r "   E l e m e n t I d = " 1 5 2 9 8 3 2 4 7 3 "   D a t a T y p e = " S t r i n g " > D e s c r i p t i o n _ I t e m C a p t i o n < / D e s c r i p t i o n _ I t e m C a p t i o n > + 
+         < D o c u m e n t a t i o n L a b e l   E l e m e n t T y p e = " P a r a m e t e r "   E l e m e n t I d = " 1 7 3 8 9 2 4 8 1 5 "   D a t a T y p e = " S t r i n g " > D o c u m e n t a t i o n L a b e l < / D o c u m e n t a t i o n L a b e l > + 
+         < D o c u m e n t N o _ S a l e s L i n e C a p t i o n   E l e m e n t T y p e = " P a r a m e t e r "   E l e m e n t I d = " 8 3 9 9 3 2 3 0 "   D a t a T y p e = " S t r i n g " > D o c u m e n t N o _ S a l e s L i n e C a p t i o n < / D o c u m e n t N o _ S a l e s L i n e C a p t i o n > + 
+         < E n v i r o n m e n t L a b e l   E l e m e n t T y p e = " P a r a m e t e r "   E l e m e n t I d = " 8 1 8 8 1 6 5 9 0 "   D a t a T y p e = " S t r i n g " > E n v i r o n m e n t L a b e l < / E n v i r o n m e n t L a b e l > + 
+         < I n v e n t o r y S a l e s B a c k O r d e r s   E l e m e n t T y p e = " P a r a m e t e r "   E l e m e n t I d = " 9 6 6 6 1 5 1 1 3 "   D a t a T y p e = " S t r i n g " > I n v e n t o r y S a l e s B a c k O r d e r s < / I n v e n t o r y S a l e s B a c k O r d e r s > + 
+         < I n v e n t o r y S a l e s B a c k O r d e r s P r i n t   E l e m e n t T y p e = " P a r a m e t e r "   E l e m e n t I d = " 1 3 0 7 3 7 8 1 3 6 "   D a t a T y p e = " S t r i n g " > I n v e n t o r y S a l e s B a c k O r d e r s P r i n t < / I n v e n t o r y S a l e s B a c k O r d e r s P r i n t > + 
+         < I n v S a l e s B a c k O r d e r s A n a l y s i s   E l e m e n t T y p e = " P a r a m e t e r "   E l e m e n t I d = " 1 8 8 6 3 1 7 0 4 8 "   D a t a T y p e = " S t r i n g " > I n v S a l e s B a c k O r d e r s A n a l y s i s < / I n v S a l e s B a c k O r d e r s A n a l y s i s > + 
+         < I t e m N o C a p t i o n L b l   E l e m e n t T y p e = " P a r a m e t e r "   E l e m e n t I d = " 1 5 6 6 4 5 9 0 4 3 "   D a t a T y p e = " S t r i n g " > I t e m N o C a p t i o n L b l < / I t e m N o C a p t i o n L b l > + 
+         < N o _ I t e m C a p t i o n   E l e m e n t T y p e = " P a r a m e t e r "   E l e m e n t I d = " 1 5 4 7 7 6 9 6 5 4 "   D a t a T y p e = " S t r i n g " > N o _ I t e m C a p t i o n < / N o _ I t e m C a p t i o n > + 
+         < O t h e r B a c k O r d e r s L a b e l   E l e m e n t T y p e = " P a r a m e t e r "   E l e m e n t I d = " 1 0 3 5 0 1 8 0 7 3 "   D a t a T y p e = " S t r i n g " > O t h e r B a c k O r d e r s L a b e l < / O t h e r B a c k O r d e r s L a b e l > + 
+         < O u t s t a n d i n g Q t y _ S a l e s L i n e C a p t i o n   E l e m e n t T y p e = " P a r a m e t e r "   E l e m e n t I d = " 2 8 1 5 9 1 0 4 6 "   D a t a T y p e = " S t r i n g " > O u t s t a n d i n g Q t y _ S a l e s L i n e C a p t i o n < / O u t s t a n d i n g Q t y _ S a l e s L i n e C a p t i o n > + 
+         < Q u a n t i t y _ S a l e s L i n e C a p t i o n   E l e m e n t T y p e = " P a r a m e t e r "   E l e m e n t I d = " 1 8 3 2 0 3 6 8 9 5 "   D a t a T y p e = " S t r i n g " > Q u a n t i t y _ S a l e s L i n e C a p t i o n < / Q u a n t i t y _ S a l e s L i n e C a p t i o n > + 
+         < R e p o r t N a m e L a b e l   E l e m e n t T y p e = " P a r a m e t e r "   E l e m e n t I d = " 1 0 2 2 2 9 2 9 8 2 "   D a t a T y p e = " S t r i n g " > R e p o r t N a m e L a b e l < / R e p o r t N a m e L a b e l > + 
+         < R u n O n L a b e l   E l e m e n t T y p e = " P a r a m e t e r "   E l e m e n t I d = " 1 1 1 9 0 3 7 5 9 5 "   D a t a T y p e = " S t r i n g " > R u n O n L a b e l < / R u n O n L a b e l > + 
+         < S h i p m e n t D a t e L a b e l   E l e m e n t T y p e = " P a r a m e t e r "   E l e m e n t I d = " 5 9 6 4 2 0 1 3 7 "   D a t a T y p e = " S t r i n g " > S h i p m e n t D a t e L a b e l < / S h i p m e n t D a t e L a b e l > + 
+         < U s e r L a b e l   E l e m e n t T y p e = " P a r a m e t e r "   E l e m e n t I d = " 8 4 8 8 1 6 7 9 4 "   D a t a T y p e = " S t r i n g " > U s e r L a b e l < / U s e r L a b e l >   
      < / L a b e l s >   
-     < I t e m > - 
-         < B i n F i l t e r _ I t e m > B i n F i l t e r _ I t e m < / B i n F i l t e r _ I t e m > - 
-         < C o m p a n y N a m e > C o m p a n y N a m e < / C o m p a n y N a m e > - 
-         < C u r r R e p o r t P a g e N o C a p t i o n > C u r r R e p o r t P a g e N o C a p t i o n < / C u r r R e p o r t P a g e N o C a p t i o n > - 
-         < C u s t N a m e C a p t i o n > C u s t N a m e C a p t i o n < / C u s t N a m e C a p t i o n > - 
-         < C u s t P h o n e N o C a p t i o n > C u s t P h o n e N o C a p t i o n < / C u s t P h o n e N o C a p t i o n > - 
-         < D e s c r i p t i o n _ I t e m > D e s c r i p t i o n _ I t e m < / D e s c r i p t i o n _ I t e m > - 
-         < G l o b a l D i m 1 F i l t e r _ I t e m > G l o b a l D i m 1 F i l t e r _ I t e m < / G l o b a l D i m 1 F i l t e r _ I t e m > - 
-         < G l o b a l D i m 2 F i l t e r _ I t e m > G l o b a l D i m 2 F i l t e r _ I t e m < / G l o b a l D i m 2 F i l t e r _ I t e m > - 
-         < I n v S a l e s B a c k O r d e r s C a p t i o n > I n v S a l e s B a c k O r d e r s C a p t i o n < / I n v S a l e s B a c k O r d e r s C a p t i o n > - 
-         < I t e m F i l t e r > I t e m F i l t e r < / I t e m F i l t e r > - 
-         < I t e m F i l t e r T x t > I t e m F i l t e r T x t < / I t e m F i l t e r T x t > - 
-         < I t e m T a b l e C a p t I t e m F i l t e r > I t e m T a b l e C a p t I t e m F i l t e r < / I t e m T a b l e C a p t I t e m F i l t e r > - 
-         < L o c a t i o n F i l t e r _ I t e m > L o c a t i o n F i l t e r _ I t e m < / L o c a t i o n F i l t e r _ I t e m > - 
-         < N o _ I t e m > N o _ I t e m < / N o _ I t e m > - 
-         < O t h e r B a c k O r d e r s C a p t i o n > O t h e r B a c k O r d e r s C a p t i o n < / O t h e r B a c k O r d e r s C a p t i o n > - 
-         < S a l e s L i n e F i l t e r > S a l e s L i n e F i l t e r < / S a l e s L i n e F i l t e r > - 
-         < S a l e s L i n e F i l t e r T x t > S a l e s L i n e F i l t e r T x t < / S a l e s L i n e F i l t e r T x t > - 
-         < S a l e s L i n e S h i p D a t e C a p t i o n > S a l e s L i n e S h i p D a t e C a p t i o n < / S a l e s L i n e S h i p D a t e C a p t i o n > - 
-         < S t r S u b S t N o S a l e s L i n e F l t r > S t r S u b S t N o S a l e s L i n e F l t r < / S t r S u b S t N o S a l e s L i n e F l t r > - 
-         < V a r i a n t F i l t e r _ I t e m > V a r i a n t F i l t e r _ I t e m < / V a r i a n t F i l t e r _ I t e m > - 
-         < S a l e s _ L i n e > - 
-             < C u s t N a m e _ S a l e s L i n e > C u s t N a m e _ S a l e s L i n e < / C u s t N a m e _ S a l e s L i n e > - 
-             < C u s t P h o n e N o _ S a l e s L i n e > C u s t P h o n e N o _ S a l e s L i n e < / C u s t P h o n e N o _ S a l e s L i n e > - 
-             < D o c u m e n t N o _ S a l e s L i n e > D o c u m e n t N o _ S a l e s L i n e < / D o c u m e n t N o _ S a l e s L i n e > - 
-             < O t h e r B a c k O r d e r s _ S a l e s L i n e > O t h e r B a c k O r d e r s _ S a l e s L i n e < / O t h e r B a c k O r d e r s _ S a l e s L i n e > - 
-             < O u t s t a n d i n g Q t y _ S a l e s L i n e > O u t s t a n d i n g Q t y _ S a l e s L i n e < / O u t s t a n d i n g Q t y _ S a l e s L i n e > - 
-             < Q u a n t i t y _ S a l e s L i n e > Q u a n t i t y _ S a l e s L i n e < / Q u a n t i t y _ S a l e s L i n e > - 
-             < S h i p m e n t D a t e _ S a l e s L i n e > S h i p m e n t D a t e _ S a l e s L i n e < / S h i p m e n t D a t e _ S a l e s L i n e > +     < T o o l t i p s   / > + 
+     < I t e m   E l e m e n t T y p e = " D a t a I t e m "   E l e m e n t I d = " 1 1 2 8 8 3 0 2 4 8 " > + 
+         < B i n F i l t e r _ I t e m   E l e m e n t T y p e = " C o l u m n "   E l e m e n t I d = " 1 3 0 7 8 3 3 3 3 8 "   D a t a T y p e = " C o d e " > B i n F i l t e r _ I t e m < / B i n F i l t e r _ I t e m > + 
+         < C o m p a n y N a m e   E l e m e n t T y p e = " C o l u m n "   E l e m e n t I d = " 1 5 9 5 4 7 7 3 9 5 "   D a t a T y p e = " S t r i n g " > C o m p a n y N a m e < / C o m p a n y N a m e > + 
+         < C u r r R e p o r t P a g e N o C a p t i o n   E l e m e n t T y p e = " C o l u m n "   E l e m e n t I d = " 2 0 2 2 2 2 5 3 5 1 "   D a t a T y p e = " T e x t C o n s t " > C u r r R e p o r t P a g e N o C a p t i o n < / C u r r R e p o r t P a g e N o C a p t i o n > + 
+         < C u s t N a m e C a p t i o n   E l e m e n t T y p e = " C o l u m n "   E l e m e n t I d = " 1 0 7 7 8 2 0 7 4 9 "   D a t a T y p e = " T e x t C o n s t " > C u s t N a m e C a p t i o n < / C u s t N a m e C a p t i o n > + 
+         < C u s t P h o n e N o C a p t i o n   E l e m e n t T y p e = " C o l u m n "   E l e m e n t I d = " 1 1 4 4 4 1 7 6 1 7 "   D a t a T y p e = " T e x t C o n s t " > C u s t P h o n e N o C a p t i o n < / C u s t P h o n e N o C a p t i o n > + 
+         < D e s c r i p t i o n _ I t e m   E l e m e n t T y p e = " C o l u m n "   E l e m e n t I d = " 1 5 2 9 8 3 2 4 7 3 "   D a t a T y p e = " T e x t " > D e s c r i p t i o n _ I t e m < / D e s c r i p t i o n _ I t e m > + 
+         < G l o b a l D i m 1 F i l t e r _ I t e m   E l e m e n t T y p e = " C o l u m n "   E l e m e n t I d = " 8 2 6 3 5 2 8 3 7 "   D a t a T y p e = " C o d e " > G l o b a l D i m 1 F i l t e r _ I t e m < / G l o b a l D i m 1 F i l t e r _ I t e m > + 
+         < G l o b a l D i m 2 F i l t e r _ I t e m   E l e m e n t T y p e = " C o l u m n "   E l e m e n t I d = " 1 4 9 2 3 7 1 7 5 0 "   D a t a T y p e = " C o d e " > G l o b a l D i m 2 F i l t e r _ I t e m < / G l o b a l D i m 2 F i l t e r _ I t e m > + 
+         < I n v S a l e s B a c k O r d e r s C a p t i o n   E l e m e n t T y p e = " C o l u m n "   E l e m e n t I d = " 3 1 2 9 7 1 3 9 6 "   D a t a T y p e = " T e x t C o n s t " > I n v S a l e s B a c k O r d e r s C a p t i o n < / I n v S a l e s B a c k O r d e r s C a p t i o n > + 
+         < I t e m F i l t e r   E l e m e n t T y p e = " C o l u m n "   E l e m e n t I d = " 5 9 3 7 9 7 3 7 6 "   D a t a T y p e = " T e x t " > I t e m F i l t e r < / I t e m F i l t e r > + 
+         < I t e m F i l t e r T x t   E l e m e n t T y p e = " C o l u m n "   E l e m e n t I d = " 9 3 6 1 1 7 4 1 6 "   D a t a T y p e = " T e x t " > I t e m F i l t e r T x t < / I t e m F i l t e r T x t > + 
+         < I t e m T a b l e C a p t I t e m F i l t e r   E l e m e n t T y p e = " C o l u m n "   E l e m e n t I d = " 2 1 6 8 8 1 9 4 1 "   D a t a T y p e = " S t r i n g " > I t e m T a b l e C a p t I t e m F i l t e r < / I t e m T a b l e C a p t I t e m F i l t e r > + 
+         < L o c a t i o n F i l t e r _ I t e m   E l e m e n t T y p e = " C o l u m n "   E l e m e n t I d = " 5 8 9 4 7 3 7 5 8 "   D a t a T y p e = " C o d e " > L o c a t i o n F i l t e r _ I t e m < / L o c a t i o n F i l t e r _ I t e m > + 
+         < N o _ I t e m   E l e m e n t T y p e = " C o l u m n "   E l e m e n t I d = " 1 5 4 7 7 6 9 6 5 4 "   D a t a T y p e = " C o d e " > N o _ I t e m < / N o _ I t e m > + 
+         < O t h e r B a c k O r d e r s C a p t i o n   E l e m e n t T y p e = " C o l u m n "   E l e m e n t I d = " 7 0 2 1 2 3 1 0 5 "   D a t a T y p e = " T e x t C o n s t " > O t h e r B a c k O r d e r s C a p t i o n < / O t h e r B a c k O r d e r s C a p t i o n > + 
+         < S a l e s L i n e F i l t e r   E l e m e n t T y p e = " C o l u m n "   E l e m e n t I d = " 1 0 6 5 6 4 1 2 6 7 "   D a t a T y p e = " T e x t " > S a l e s L i n e F i l t e r < / S a l e s L i n e F i l t e r > + 
+         < S a l e s L i n e F i l t e r T x t   E l e m e n t T y p e = " C o l u m n "   E l e m e n t I d = " 1 5 9 2 6 7 6 8 3 5 "   D a t a T y p e = " T e x t " > S a l e s L i n e F i l t e r T x t < / S a l e s L i n e F i l t e r T x t > + 
+         < S a l e s L i n e S h i p D a t e C a p t i o n   E l e m e n t T y p e = " C o l u m n "   E l e m e n t I d = " 1 1 1 6 8 3 5 7 4 9 "   D a t a T y p e = " T e x t C o n s t " > S a l e s L i n e S h i p D a t e C a p t i o n < / S a l e s L i n e S h i p D a t e C a p t i o n > + 
+         < S t r S u b S t N o S a l e s L i n e F l t r   E l e m e n t T y p e = " C o l u m n "   E l e m e n t I d = " 3 4 7 0 3 4 9 3 6 "   D a t a T y p e = " S t r i n g " > S t r S u b S t N o S a l e s L i n e F l t r < / S t r S u b S t N o S a l e s L i n e F l t r > + 
+         < V a r i a n t F i l t e r _ I t e m   E l e m e n t T y p e = " C o l u m n "   E l e m e n t I d = " 9 4 9 9 4 3 6 4 8 "   D a t a T y p e = " C o d e " > V a r i a n t F i l t e r _ I t e m < / V a r i a n t F i l t e r _ I t e m > + 
+         < S a l e s _ L i n e   E l e m e n t T y p e = " D a t a I t e m "   E l e m e n t I d = " 4 2 6 9 4 3 3 6 3 " > + 
+             < C u s t N a m e _ S a l e s L i n e   E l e m e n t T y p e = " C o l u m n "   E l e m e n t I d = " 1 2 6 7 5 4 9 7 2 6 "   D a t a T y p e = " T e x t " > C u s t N a m e _ S a l e s L i n e < / C u s t N a m e _ S a l e s L i n e > + 
+             < C u s t P h o n e N o _ S a l e s L i n e   E l e m e n t T y p e = " C o l u m n "   E l e m e n t I d = " 1 8 5 4 1 9 5 9 5 2 "   D a t a T y p e = " T e x t " > C u s t P h o n e N o _ S a l e s L i n e < / C u s t P h o n e N o _ S a l e s L i n e > + 
+             < D o c u m e n t N o _ S a l e s L i n e   E l e m e n t T y p e = " C o l u m n "   E l e m e n t I d = " 8 3 9 9 3 2 3 0 "   D a t a T y p e = " C o d e " > D o c u m e n t N o _ S a l e s L i n e < / D o c u m e n t N o _ S a l e s L i n e > + 
+             < O t h e r B a c k O r d e r s _ S a l e s L i n e   E l e m e n t T y p e = " C o l u m n "   E l e m e n t I d = " 7 5 4 7 7 9 1 0 6 "   D a t a T y p e = " T e x t " > O t h e r B a c k O r d e r s _ S a l e s L i n e < / O t h e r B a c k O r d e r s _ S a l e s L i n e > + 
+             < O u t s t a n d i n g Q t y _ S a l e s L i n e   E l e m e n t T y p e = " C o l u m n "   E l e m e n t I d = " 2 8 1 5 9 1 0 4 6 "   D a t a T y p e = " D e c i m a l " > O u t s t a n d i n g Q t y _ S a l e s L i n e < / O u t s t a n d i n g Q t y _ S a l e s L i n e > + 
+             < Q u a n t i t y _ S a l e s L i n e   E l e m e n t T y p e = " C o l u m n "   E l e m e n t I d = " 1 8 3 2 0 3 6 8 9 5 "   D a t a T y p e = " D e c i m a l " > Q u a n t i t y _ S a l e s L i n e < / Q u a n t i t y _ S a l e s L i n e > + 
+             < S h i p m e n t D a t e _ S a l e s L i n e   E l e m e n t T y p e = " C o l u m n "   E l e m e n t I d = " 5 6 0 1 5 8 5 1 2 "   D a t a T y p e = " S t r i n g " > S h i p m e n t D a t e _ S a l e s L i n e < / S h i p m e n t D a t e _ S a l e s L i n e >   
          < / S a l e s _ L i n e >   
-         < S u b T o t a l s > - 
-             < S u b T o t a l s _ O u t s t a n d i n g _ Q t y > S u b T o t a l s _ O u t s t a n d i n g _ Q t y < / S u b T o t a l s _ O u t s t a n d i n g _ Q t y > +         < S u b T o t a l s   E l e m e n t T y p e = " D a t a I t e m "   E l e m e n t I d = " 3 1 2 0 6 2 4 2 4 " > + 
+             < S u b T o t a l s _ O u t s t a n d i n g _ Q t y   E l e m e n t T y p e = " C o l u m n "   E l e m e n t I d = " 1 7 6 3 6 2 4 7 7 0 "   D a t a T y p e = " D e c i m a l " > S u b T o t a l s _ O u t s t a n d i n g _ Q t y < / S u b T o t a l s _ O u t s t a n d i n g _ Q t y >   
          < / S u b T o t a l s >   
@@ -3516,18 +4155,8 @@
  < / N a v W o r d R e p o r t X m l P a r t > 
 </file>
 
-<file path=customXml/itemProps1.xml><?xml version="1.0" encoding="utf-8"?>
-<ds:datastoreItem xmlns:ds="http://schemas.openxmlformats.org/officeDocument/2006/customXml" ds:itemID="{EB549711-DD29-4A51-93AB-52BBAD21688E}">
-  <ds:schemaRefs>
-    <ds:schemaRef ds:uri="urn:microsoft-dynamics-businesscentral/internal/extended/reports/Inventory_Sales_Back_Orders/718/"/>
-  </ds:schemaRefs>
-</ds:datastoreItem>
-</file>
-
-<file path=customXml/itemProps2.xml><?xml version="1.0" encoding="utf-8"?>
-<ds:datastoreItem xmlns:ds="http://schemas.openxmlformats.org/officeDocument/2006/customXml" ds:itemID="{BA705338-4C67-4D04-A73D-802DCC4EAF76}">
-  <ds:schemaRefs>
-    <ds:schemaRef ds:uri="urn:microsoft-dynamics-nav/reports/Inventory_Sales_Back_Orders/718/"/>
-  </ds:schemaRefs>
-</ds:datastoreItem>
+<file path=docMetadata/LabelInfo.xml><?xml version="1.0" encoding="utf-8"?>
+<clbl:labelList xmlns:clbl="http://schemas.microsoft.com/office/2020/mipLabelMetadata">
+  <clbl:label id="{85ca8af4-763a-45c2-80ae-a5ca1b80bddc}" enabled="1" method="Standard" siteId="{06cdaf09-14f0-4cd1-8ac0-7bfed707a82c}" contentBits="0" removed="0"/>
+</clbl:labelList>
 </file>
--- a/src/Layers/W1/BaseApp/Inventory/Reports/InventorySalesBackOrdersBody.docx
+++ b/src/Layers/W1/BaseApp/Inventory/Reports/InventorySalesBackOrdersBody.docx
@@ -46,7 +46,7 @@
             <w:placeholder>
               <w:docPart w:val="DefaultPlaceholder_-1854013440"/>
             </w:placeholder>
-            <w:dataBinding w:prefixMappings="&lt;xmlns:ns0='urn:microsoft-dynamics-nav/reports/Inventory_Sales_Back_Orders/718/' " w:xpath="/ns0:NavWordReportXmlPart[1]/ns0:Labels[1]/ns0:ItemNoCaptionLbl[1]" w:storeItemID="{7B3FF86F-2AC0-4DE7-BD4B-408180D9DA52}"/>
+            <w:dataBinding w:prefixMappings="xmlns:ns0='urn:microsoft-dynamics-nav/reports/Inventory_Sales_Back_Orders/718/'" w:xpath="/ns0:NavWordReportXmlPart[1]/ns0:Labels[1]/ns0:ItemNoCaptionLbl[1]" w:storeItemID="{7B3FF86F-2AC0-4DE7-BD4B-408180D9DA52}"/>
             <w:text/>
           </w:sdtPr>
           <w:sdtContent>
@@ -93,7 +93,7 @@
             <w:placeholder>
               <w:docPart w:val="DefaultPlaceholder_-1854013440"/>
             </w:placeholder>
-            <w:dataBinding w:prefixMappings="&lt;xmlns:ns0='urn:microsoft-dynamics-nav/reports/Inventory_Sales_Back_Orders/718/' " w:xpath="/ns0:NavWordReportXmlPart[1]/ns0:Labels[1]/ns0:DocumentNo_SalesLineCaption[1]" w:storeItemID="{7B3FF86F-2AC0-4DE7-BD4B-408180D9DA52}"/>
+            <w:dataBinding w:prefixMappings="xmlns:ns0='urn:microsoft-dynamics-nav/reports/Inventory_Sales_Back_Orders/718/'" w:xpath="/ns0:NavWordReportXmlPart[1]/ns0:Labels[1]/ns0:DocumentNo_SalesLineCaption[1]" w:storeItemID="{7B3FF86F-2AC0-4DE7-BD4B-408180D9DA52}"/>
             <w:text/>
           </w:sdtPr>
           <w:sdtContent>
@@ -140,7 +140,7 @@
             <w:placeholder>
               <w:docPart w:val="DefaultPlaceholder_-1854013440"/>
             </w:placeholder>
-            <w:dataBinding w:prefixMappings="&lt;xmlns:ns0='urn:microsoft-dynamics-nav/reports/Inventory_Sales_Back_Orders/718/' " w:xpath="/ns0:NavWordReportXmlPart[1]/ns0:Labels[1]/ns0:CustName_SalesLineCaption[1]" w:storeItemID="{7B3FF86F-2AC0-4DE7-BD4B-408180D9DA52}"/>
+            <w:dataBinding w:prefixMappings="xmlns:ns0='urn:microsoft-dynamics-nav/reports/Inventory_Sales_Back_Orders/718/'" w:xpath="/ns0:NavWordReportXmlPart[1]/ns0:Labels[1]/ns0:CustName_SalesLineCaption[1]" w:storeItemID="{7B3FF86F-2AC0-4DE7-BD4B-408180D9DA52}"/>
             <w:text/>
           </w:sdtPr>
           <w:sdtContent>
@@ -187,7 +187,7 @@
             <w:placeholder>
               <w:docPart w:val="DefaultPlaceholder_-1854013440"/>
             </w:placeholder>
-            <w:dataBinding w:prefixMappings="&lt;xmlns:ns0='urn:microsoft-dynamics-nav/reports/Inventory_Sales_Back_Orders/718/' " w:xpath="/ns0:NavWordReportXmlPart[1]/ns0:Labels[1]/ns0:CustPhoneNo_SalesLineCaption[1]" w:storeItemID="{7B3FF86F-2AC0-4DE7-BD4B-408180D9DA52}"/>
+            <w:dataBinding w:prefixMappings="xmlns:ns0='urn:microsoft-dynamics-nav/reports/Inventory_Sales_Back_Orders/718/'" w:xpath="/ns0:NavWordReportXmlPart[1]/ns0:Labels[1]/ns0:CustPhoneNo_SalesLineCaption[1]" w:storeItemID="{7B3FF86F-2AC0-4DE7-BD4B-408180D9DA52}"/>
             <w:text/>
           </w:sdtPr>
           <w:sdtContent>
@@ -234,7 +234,7 @@
             <w:placeholder>
               <w:docPart w:val="DefaultPlaceholder_-1854013440"/>
             </w:placeholder>
-            <w:dataBinding w:prefixMappings="&lt;xmlns:ns0='urn:microsoft-dynamics-nav/reports/Inventory_Sales_Back_Orders/718/' " w:xpath="/ns0:NavWordReportXmlPart[1]/ns0:Labels[1]/ns0:ShipmentDateLabel[1]" w:storeItemID="{7B3FF86F-2AC0-4DE7-BD4B-408180D9DA52}"/>
+            <w:dataBinding w:prefixMappings="xmlns:ns0='urn:microsoft-dynamics-nav/reports/Inventory_Sales_Back_Orders/718/'" w:xpath="/ns0:NavWordReportXmlPart[1]/ns0:Labels[1]/ns0:ShipmentDateLabel[1]" w:storeItemID="{7B3FF86F-2AC0-4DE7-BD4B-408180D9DA52}"/>
             <w:text/>
           </w:sdtPr>
           <w:sdtContent>
@@ -281,7 +281,7 @@
             <w:placeholder>
               <w:docPart w:val="DefaultPlaceholder_-1854013440"/>
             </w:placeholder>
-            <w:dataBinding w:prefixMappings="&lt;xmlns:ns0='urn:microsoft-dynamics-nav/reports/Inventory_Sales_Back_Orders/718/' " w:xpath="/ns0:NavWordReportXmlPart[1]/ns0:Labels[1]/ns0:Quantity_SalesLineCaption[1]" w:storeItemID="{7B3FF86F-2AC0-4DE7-BD4B-408180D9DA52}"/>
+            <w:dataBinding w:prefixMappings="xmlns:ns0='urn:microsoft-dynamics-nav/reports/Inventory_Sales_Back_Orders/718/'" w:xpath="/ns0:NavWordReportXmlPart[1]/ns0:Labels[1]/ns0:Quantity_SalesLineCaption[1]" w:storeItemID="{7B3FF86F-2AC0-4DE7-BD4B-408180D9DA52}"/>
             <w:text/>
           </w:sdtPr>
           <w:sdtContent>
@@ -330,7 +330,7 @@
             <w:placeholder>
               <w:docPart w:val="DefaultPlaceholder_-1854013440"/>
             </w:placeholder>
-            <w:dataBinding w:prefixMappings="&lt;xmlns:ns0='urn:microsoft-dynamics-nav/reports/Inventory_Sales_Back_Orders/718/' " w:xpath="/ns0:NavWordReportXmlPart[1]/ns0:Labels[1]/ns0:OutstandingQty_SalesLineCaption[1]" w:storeItemID="{7B3FF86F-2AC0-4DE7-BD4B-408180D9DA52}"/>
+            <w:dataBinding w:prefixMappings="xmlns:ns0='urn:microsoft-dynamics-nav/reports/Inventory_Sales_Back_Orders/718/'" w:xpath="/ns0:NavWordReportXmlPart[1]/ns0:Labels[1]/ns0:OutstandingQty_SalesLineCaption[1]" w:storeItemID="{7B3FF86F-2AC0-4DE7-BD4B-408180D9DA52}"/>
             <w:text/>
           </w:sdtPr>
           <w:sdtContent>
@@ -378,7 +378,7 @@
             <w:placeholder>
               <w:docPart w:val="DefaultPlaceholder_-1854013440"/>
             </w:placeholder>
-            <w:dataBinding w:prefixMappings="&lt;xmlns:ns0='urn:microsoft-dynamics-nav/reports/Inventory_Sales_Back_Orders/718/' " w:xpath="/ns0:NavWordReportXmlPart[1]/ns0:Labels[1]/ns0:OtherBackOrdersLabel[1]" w:storeItemID="{7B3FF86F-2AC0-4DE7-BD4B-408180D9DA52}"/>
+            <w:dataBinding w:prefixMappings="xmlns:ns0='urn:microsoft-dynamics-nav/reports/Inventory_Sales_Back_Orders/718/'" w:xpath="/ns0:NavWordReportXmlPart[1]/ns0:Labels[1]/ns0:OtherBackOrdersLabel[1]" w:storeItemID="{7B3FF86F-2AC0-4DE7-BD4B-408180D9DA52}"/>
             <w:text/>
           </w:sdtPr>
           <w:sdtContent>
@@ -586,7 +586,7 @@
           <w:alias w:val="#Nav: /Item"/>
           <w:tag w:val="#Nav: Inventory_Sales_Back_Orders/718"/>
           <w:id w:val="-426730845"/>
-          <w15:dataBinding w:prefixMappings="&lt;xmlns:ns0='urn:microsoft-dynamics-nav/reports/Inventory_Sales_Back_Orders/718/' " w:xpath="/ns0:NavWordReportXmlPart[1]/ns0:Item" w:storeItemID="{7B3FF86F-2AC0-4DE7-BD4B-408180D9DA52}"/>
+          <w15:dataBinding w:prefixMappings="xmlns:ns0='urn:microsoft-dynamics-nav/reports/Inventory_Sales_Back_Orders/718/'" w:xpath="/ns0:NavWordReportXmlPart[1]/ns0:Item" w:storeItemID="{7B3FF86F-2AC0-4DE7-BD4B-408180D9DA52}"/>
           <w15:repeatingSection/>
         </w:sdtPr>
         <w:sdtContent>
@@ -828,7 +828,7 @@
                   <w:alias w:val="#Nav: /Item/Sales_Line"/>
                   <w:tag w:val="#Nav: Inventory_Sales_Back_Orders/718"/>
                   <w:id w:val="1346980970"/>
-                  <w15:dataBinding w:prefixMappings="&lt;xmlns:ns0='urn:microsoft-dynamics-nav/reports/Inventory_Sales_Back_Orders/718/' " w:xpath="/ns0:NavWordReportXmlPart[1]/ns0:Item[1]/ns0:Sales_Line" w:storeItemID="{7B3FF86F-2AC0-4DE7-BD4B-408180D9DA52}"/>
+                  <w15:dataBinding w:prefixMappings="xmlns:ns0='urn:microsoft-dynamics-nav/reports/Inventory_Sales_Back_Orders/718/'" w:xpath="/ns0:NavWordReportXmlPart[1]/ns0:Item[1]/ns0:Sales_Line" w:storeItemID="{7B3FF86F-2AC0-4DE7-BD4B-408180D9DA52}"/>
                   <w15:repeatingSection/>
                 </w:sdtPr>
                 <w:sdtContent>
@@ -1584,7 +1584,7 @@
           <w:placeholder>
             <w:docPart w:val="DefaultPlaceholder_-1854013440"/>
           </w:placeholder>
-          <w:dataBinding w:prefixMappings="&lt;xmlns:ns0='urn:microsoft-dynamics-nav/reports/Inventory_Sales_Back_Orders/718/' " w:xpath="/ns0:NavWordReportXmlPart[1]/ns0:Labels[1]/ns0:InventorySalesBackOrders[1]" w:storeItemID="{7B3FF86F-2AC0-4DE7-BD4B-408180D9DA52}"/>
+          <w:dataBinding w:prefixMappings="xmlns:ns0='urn:microsoft-dynamics-nav/reports/Inventory_Sales_Back_Orders/718/'" w:xpath="/ns0:NavWordReportXmlPart[1]/ns0:Labels[1]/ns0:InventorySalesBackOrders[1]" w:storeItemID="{7B3FF86F-2AC0-4DE7-BD4B-408180D9DA52}"/>
           <w:text/>
         </w:sdtPr>
         <w:sdtContent>
@@ -1807,7 +1807,7 @@
               <w:placeholder>
                 <w:docPart w:val="C55FDB9939AC498CAE9D8D7889181716"/>
               </w:placeholder>
-              <w:dataBinding w:prefixMappings="&lt;xmlns:ns0='urn:microsoft-dynamics-nav/reports/Inventory_Sales_Back_Orders/718/' " w:xpath="/ns0:NavWordReportXmlPart[1]/ns0:BCReportInformation[1]/ns0:ReportRequest[1]/ns0:UserName[1]" w:storeItemID="{7B3FF86F-2AC0-4DE7-BD4B-408180D9DA52}"/>
+              <w:dataBinding w:prefixMappings="xmlns:ns0='urn:microsoft-dynamics-nav/reports/Inventory_Sales_Back_Orders/718/'" w:xpath="/ns0:NavWordReportXmlPart[1]/ns0:BCReportInformation[1]/ns0:ReportRequest[1]/ns0:UserName[1]" w:storeItemID="{7B3FF86F-2AC0-4DE7-BD4B-408180D9DA52}"/>
               <w:text/>
             </w:sdtPr>
             <w:sdtContent>
@@ -1848,7 +1848,7 @@
           <w:placeholder>
             <w:docPart w:val="DefaultPlaceholder_-1854013440"/>
           </w:placeholder>
-          <w:dataBinding w:prefixMappings="&lt;xmlns:ns0='urn:microsoft-dynamics-nav/reports/Inventory_Sales_Back_Orders/718/' " w:xpath="/ns0:NavWordReportXmlPart[1]/ns0:BCReportInformation[1]/ns0:ReportRequest[1]/ns0:CompanyName[1]" w:storeItemID="{7B3FF86F-2AC0-4DE7-BD4B-408180D9DA52}"/>
+          <w:dataBinding w:prefixMappings="xmlns:ns0='urn:microsoft-dynamics-nav/reports/Inventory_Sales_Back_Orders/718/'" w:xpath="/ns0:NavWordReportXmlPart[1]/ns0:BCReportInformation[1]/ns0:ReportRequest[1]/ns0:CompanyName[1]" w:storeItemID="{7B3FF86F-2AC0-4DE7-BD4B-408180D9DA52}"/>
           <w:text/>
         </w:sdtPr>
         <w:sdtContent>
@@ -1903,7 +1903,7 @@
           <w:placeholder>
             <w:docPart w:val="DefaultPlaceholder_-1854013440"/>
           </w:placeholder>
-          <w:dataBinding w:prefixMappings="&lt;xmlns:ns0='urn:microsoft-dynamics-nav/reports/Inventory_Sales_Back_Orders/718/' " w:xpath="/ns0:NavWordReportXmlPart[1]/ns0:Item[1]/ns0:ItemFilterTxt[1]" w:storeItemID="{7B3FF86F-2AC0-4DE7-BD4B-408180D9DA52}"/>
+          <w:dataBinding w:prefixMappings="xmlns:ns0='urn:microsoft-dynamics-nav/reports/Inventory_Sales_Back_Orders/718/'" w:xpath="/ns0:NavWordReportXmlPart[1]/ns0:Item[1]/ns0:ItemFilterTxt[1]" w:storeItemID="{7B3FF86F-2AC0-4DE7-BD4B-408180D9DA52}"/>
           <w:text/>
         </w:sdtPr>
         <w:sdtContent>
@@ -1960,7 +1960,7 @@
           <w:placeholder>
             <w:docPart w:val="DefaultPlaceholder_-1854013440"/>
           </w:placeholder>
-          <w:dataBinding w:prefixMappings="&lt;xmlns:ns0='urn:microsoft-dynamics-nav/reports/Inventory_Sales_Back_Orders/718/' " w:xpath="/ns0:NavWordReportXmlPart[1]/ns0:Item[1]/ns0:SalesLineFilterTxt[1]" w:storeItemID="{7B3FF86F-2AC0-4DE7-BD4B-408180D9DA52}"/>
+          <w:dataBinding w:prefixMappings="xmlns:ns0='urn:microsoft-dynamics-nav/reports/Inventory_Sales_Back_Orders/718/'" w:xpath="/ns0:NavWordReportXmlPart[1]/ns0:Item[1]/ns0:SalesLineFilterTxt[1]" w:storeItemID="{7B3FF86F-2AC0-4DE7-BD4B-408180D9DA52}"/>
           <w:text/>
         </w:sdtPr>
         <w:sdtContent>
@@ -3647,6 +3647,8 @@
  
              < R e p o r t N a m e > R e p o r t   N a m e < / R e p o r t N a m e >   
+             < R e p o r t C a p t i o n > R e p o r t   C a p t i o n < / R e p o r t C a p t i o n > + 
              < A b o u t T h i s R e p o r t T i t l e > A b o u t   T h i s   R e p o r t   T i t l e < / A b o u t T h i s R e p o r t T i t l e >   
              < A b o u t T h i s R e p o r t T e x t > A b o u t   T h i s   R e p o r t   T e x t < / A b o u t T h i s R e p o r t T e x t > @@ -3701,21 +3703,21 @@
  
              < C o m p a n y A d d r e s s L i n e s >   
-                 < C o m p a n y A d d r e s s L i n e > C o m p a n y   A d d r e s s   L i n e   1 < / C o m p a n y A d d r e s s L i n e > - 
-                 < C o m p a n y A d d r e s s L i n e > C o m p a n y   A d d r e s s   L i n e   2 < / C o m p a n y A d d r e s s L i n e > - 
-                 < C o m p a n y A d d r e s s L i n e > C o m p a n y   A d d r e s s   L i n e   3 < / C o m p a n y A d d r e s s L i n e > - 
-                 < C o m p a n y A d d r e s s L i n e > C o m p a n y   A d d r e s s   L i n e   4 < / C o m p a n y A d d r e s s L i n e > - 
-                 < C o m p a n y A d d r e s s L i n e > C o m p a n y   A d d r e s s   L i n e   5 < / C o m p a n y A d d r e s s L i n e > - 
-                 < C o m p a n y A d d r e s s L i n e > C o m p a n y   A d d r e s s   L i n e   6 < / C o m p a n y A d d r e s s L i n e > - 
-                 < C o m p a n y A d d r e s s L i n e > C o m p a n y   A d d r e s s   L i n e   7 < / C o m p a n y A d d r e s s L i n e > - 
-                 < C o m p a n y A d d r e s s L i n e > C o m p a n y   A d d r e s s   L i n e   8 < / C o m p a n y A d d r e s s L i n e > +                 < C o m p a n y A d d r e s s L i n e 1 > C o m p a n y   A d d r e s s   L i n e   1 < / C o m p a n y A d d r e s s L i n e 1 > + 
+                 < C o m p a n y A d d r e s s L i n e 2 > C o m p a n y   A d d r e s s   L i n e   2 < / C o m p a n y A d d r e s s L i n e 2 > + 
+                 < C o m p a n y A d d r e s s L i n e 3 > C o m p a n y   A d d r e s s   L i n e   3 < / C o m p a n y A d d r e s s L i n e 3 > + 
+                 < C o m p a n y A d d r e s s L i n e 4 > C o m p a n y   A d d r e s s   L i n e   4 < / C o m p a n y A d d r e s s L i n e 4 > + 
+                 < C o m p a n y A d d r e s s L i n e 5 > C o m p a n y   A d d r e s s   L i n e   5 < / C o m p a n y A d d r e s s L i n e 5 > + 
+                 < C o m p a n y A d d r e s s L i n e 6 > C o m p a n y   A d d r e s s   L i n e   6 < / C o m p a n y A d d r e s s L i n e 6 > + 
+                 < C o m p a n y A d d r e s s L i n e 7 > C o m p a n y   A d d r e s s   L i n e   7 < / C o m p a n y A d d r e s s L i n e 7 > + 
+                 < C o m p a n y A d d r e s s L i n e 8 > C o m p a n y   A d d r e s s   L i n e   8 < / C o m p a n y A d d r e s s L i n e 8 >   
              < / C o m p a n y A d d r e s s L i n e s >   
@@ -3910,6 +3912,8 @@
  
              < R e p o r t N a m e > R e p o r t   N a m e < / R e p o r t N a m e >   
+             < R e p o r t C a p t i o n > R e p o r t   C a p t i o n < / R e p o r t C a p t i o n > + 
              < A b o u t T h i s R e p o r t T i t l e > A b o u t   T h i s   R e p o r t   T i t l e < / A b o u t T h i s R e p o r t T i t l e >   
              < A b o u t T h i s R e p o r t T e x t > A b o u t   T h i s   R e p o r t   T e x t < / A b o u t T h i s R e p o r t T e x t > @@ -3964,21 +3968,21 @@
  
              < C o m p a n y A d d r e s s L i n e s >   
-                 < C o m p a n y A d d r e s s L i n e > C o m p a n y   A d d r e s s   L i n e   1 < / C o m p a n y A d d r e s s L i n e > - 
-                 < C o m p a n y A d d r e s s L i n e > C o m p a n y   A d d r e s s   L i n e   2 < / C o m p a n y A d d r e s s L i n e > - 
-                 < C o m p a n y A d d r e s s L i n e > C o m p a n y   A d d r e s s   L i n e   3 < / C o m p a n y A d d r e s s L i n e > - 
-                 < C o m p a n y A d d r e s s L i n e > C o m p a n y   A d d r e s s   L i n e   4 < / C o m p a n y A d d r e s s L i n e > - 
-                 < C o m p a n y A d d r e s s L i n e > C o m p a n y   A d d r e s s   L i n e   5 < / C o m p a n y A d d r e s s L i n e > - 
-                 < C o m p a n y A d d r e s s L i n e > C o m p a n y   A d d r e s s   L i n e   6 < / C o m p a n y A d d r e s s L i n e > - 
-                 < C o m p a n y A d d r e s s L i n e > C o m p a n y   A d d r e s s   L i n e   7 < / C o m p a n y A d d r e s s L i n e > - 
-                 < C o m p a n y A d d r e s s L i n e > C o m p a n y   A d d r e s s   L i n e   8 < / C o m p a n y A d d r e s s L i n e > +                 < C o m p a n y A d d r e s s L i n e 1 > C o m p a n y   A d d r e s s   L i n e   1 < / C o m p a n y A d d r e s s L i n e 1 > + 
+                 < C o m p a n y A d d r e s s L i n e 2 > C o m p a n y   A d d r e s s   L i n e   2 < / C o m p a n y A d d r e s s L i n e 2 > + 
+                 < C o m p a n y A d d r e s s L i n e 3 > C o m p a n y   A d d r e s s   L i n e   3 < / C o m p a n y A d d r e s s L i n e 3 > + 
+                 < C o m p a n y A d d r e s s L i n e 4 > C o m p a n y   A d d r e s s   L i n e   4 < / C o m p a n y A d d r e s s L i n e 4 > + 
+                 < C o m p a n y A d d r e s s L i n e 5 > C o m p a n y   A d d r e s s   L i n e   5 < / C o m p a n y A d d r e s s L i n e 5 > + 
+                 < C o m p a n y A d d r e s s L i n e 6 > C o m p a n y   A d d r e s s   L i n e   6 < / C o m p a n y A d d r e s s L i n e 6 > + 
+                 < C o m p a n y A d d r e s s L i n e 7 > C o m p a n y   A d d r e s s   L i n e   7 < / C o m p a n y A d d r e s s L i n e 7 > + 
+                 < C o m p a n y A d d r e s s L i n e 8 > C o m p a n y   A d d r e s s   L i n e   8 < / C o m p a n y A d d r e s s L i n e 8 >   
              < / C o m p a n y A d d r e s s L i n e s >   
@@ -4082,51 +4086,95 @@
  
      < / L a b e l s >   
-     < T o o l t i p s   / > +     < T o o l t i p s > + 
+         < T o o l t i p   c o l u m n = " N o _ I t e m "   E l e m e n t I d = " 1 5 4 7 7 6 9 6 5 4 " > + 
+             < T o o l t i p T e x t   l a n g = " e n - U S " > S p e c i f i e s   t h e   n u m b e r   o f   t h e   i t e m . < / T o o l t i p T e x t > + 
+         < / T o o l t i p > + 
+         < T o o l t i p   c o l u m n = " D e s c r i p t i o n _ I t e m "   E l e m e n t I d = " 1 5 2 9 8 3 2 4 7 3 " > + 
+             < T o o l t i p T e x t   l a n g = " e n - U S " > S p e c i f i e s   a   d e s c r i p t i o n   o f   t h e   i t e m . < / T o o l t i p T e x t > + 
+         < / T o o l t i p > + 
+         < T o o l t i p   c o l u m n = " D o c u m e n t N o _ S a l e s L i n e "   E l e m e n t I d = " 8 3 9 9 3 2 3 0 " > + 
+             < T o o l t i p T e x t   l a n g = " e n - U S " > S p e c i f i e s   t h e   d o c u m e n t   n u m b e r . < / T o o l t i p T e x t > + 
+         < / T o o l t i p > + 
+         < T o o l t i p   c o l u m n = " C u s t N a m e _ S a l e s L i n e "   E l e m e n t I d = " 1 2 6 7 5 4 9 7 2 6 " > + 
+             < T o o l t i p T e x t   l a n g = " e n - U S " > S p e c i f i e s   t h e   c u s t o m e r ' s   n a m e   t h a t   a p p e a r s   o n   a l l   r e l a t e d   d o c u m e n t s .   F o r   c o m p a n i e s ,   s p e c i f y   t h e   c o m p a n y ' s   n a m e   h e r e ,   a n d   t h e n   a d d   t h e   r e l e v a n t   p e o p l e   a s   c o n t a c t s   t h a t   y o u   l i n k   t o   t h i s   c u s t o m e r . < / T o o l t i p T e x t > + 
+         < / T o o l t i p > + 
+         < T o o l t i p   c o l u m n = " C u s t P h o n e N o _ S a l e s L i n e "   E l e m e n t I d = " 1 8 5 4 1 9 5 9 5 2 " > + 
+             < T o o l t i p T e x t   l a n g = " e n - U S " > S p e c i f i e s   t h e   c u s t o m e r ' s   t e l e p h o n e   n u m b e r . < / T o o l t i p T e x t > + 
+         < / T o o l t i p > + 
+         < T o o l t i p   c o l u m n = " Q u a n t i t y _ S a l e s L i n e "   E l e m e n t I d = " 1 8 3 2 0 3 6 8 9 5 " > + 
+             < T o o l t i p T e x t   l a n g = " e n - U S " > S p e c i f i e s   h o w   m a n y   u n i t s   a r e   b e i n g   s o l d . < / T o o l t i p T e x t > + 
+         < / T o o l t i p > + 
+         < T o o l t i p   c o l u m n = " O u t s t a n d i n g Q t y _ S a l e s L i n e "   E l e m e n t I d = " 2 8 1 5 9 1 0 4 6 " > + 
+             < T o o l t i p T e x t   l a n g = " e n - U S " > S p e c i f i e s   h o w   m a n y   u n i t s   o n   t h e   o r d e r   l i n e   h a v e   n o t   y e t   b e e n   s h i p p e d . < / T o o l t i p T e x t > + 
+         < / T o o l t i p > + 
+     < / T o o l t i p s >   
      < I t e m   E l e m e n t T y p e = " D a t a I t e m "   E l e m e n t I d = " 1 1 2 8 8 3 0 2 4 8 " >   
-         < B i n F i l t e r _ I t e m   E l e m e n t T y p e = " C o l u m n "   E l e m e n t I d = " 1 3 0 7 8 3 3 3 3 8 "   D a t a T y p e = " C o d e " > B i n F i l t e r _ I t e m < / B i n F i l t e r _ I t e m > - 
-         < C o m p a n y N a m e   E l e m e n t T y p e = " C o l u m n "   E l e m e n t I d = " 1 5 9 5 4 7 7 3 9 5 "   D a t a T y p e = " S t r i n g " > C o m p a n y N a m e < / C o m p a n y N a m e > - 
-         < C u r r R e p o r t P a g e N o C a p t i o n   E l e m e n t T y p e = " C o l u m n "   E l e m e n t I d = " 2 0 2 2 2 2 5 3 5 1 "   D a t a T y p e = " T e x t C o n s t " > C u r r R e p o r t P a g e N o C a p t i o n < / C u r r R e p o r t P a g e N o C a p t i o n > - 
-         < C u s t N a m e C a p t i o n   E l e m e n t T y p e = " C o l u m n "   E l e m e n t I d = " 1 0 7 7 8 2 0 7 4 9 "   D a t a T y p e = " T e x t C o n s t " > C u s t N a m e C a p t i o n < / C u s t N a m e C a p t i o n > - 
-         < C u s t P h o n e N o C a p t i o n   E l e m e n t T y p e = " C o l u m n "   E l e m e n t I d = " 1 1 4 4 4 1 7 6 1 7 "   D a t a T y p e = " T e x t C o n s t " > C u s t P h o n e N o C a p t i o n < / C u s t P h o n e N o C a p t i o n > +         < B i n F i l t e r _ I t e m   E l e m e n t T y p e = " C o l u m n "   E l e m e n t I d = " 1 3 0 7 8 3 3 3 3 8 "   D a t a T y p e = " C o d e "   O b s o l e t e S t a t e = " P e n d i n g " > B i n F i l t e r _ I t e m < / B i n F i l t e r _ I t e m > + 
+         < C o m p a n y N a m e   E l e m e n t T y p e = " C o l u m n "   E l e m e n t I d = " 1 5 9 5 4 7 7 3 9 5 "   D a t a T y p e = " S t r i n g "   O b s o l e t e S t a t e = " P e n d i n g " > C o m p a n y N a m e < / C o m p a n y N a m e > + 
+         < C u r r R e p o r t P a g e N o C a p t i o n   E l e m e n t T y p e = " C o l u m n "   E l e m e n t I d = " 2 0 2 2 2 2 5 3 5 1 "   D a t a T y p e = " L a b e l "   O b s o l e t e S t a t e = " P e n d i n g " > C u r r R e p o r t P a g e N o C a p t i o n < / C u r r R e p o r t P a g e N o C a p t i o n > + 
+         < C u s t N a m e C a p t i o n   E l e m e n t T y p e = " C o l u m n "   E l e m e n t I d = " 1 0 7 7 8 2 0 7 4 9 "   D a t a T y p e = " L a b e l "   O b s o l e t e S t a t e = " P e n d i n g " > C u s t N a m e C a p t i o n < / C u s t N a m e C a p t i o n > + 
+         < C u s t P h o n e N o C a p t i o n   E l e m e n t T y p e = " C o l u m n "   E l e m e n t I d = " 1 1 4 4 4 1 7 6 1 7 "   D a t a T y p e = " L a b e l "   O b s o l e t e S t a t e = " P e n d i n g " > C u s t P h o n e N o C a p t i o n < / C u s t P h o n e N o C a p t i o n >   
          < D e s c r i p t i o n _ I t e m   E l e m e n t T y p e = " C o l u m n "   E l e m e n t I d = " 1 5 2 9 8 3 2 4 7 3 "   D a t a T y p e = " T e x t " > D e s c r i p t i o n _ I t e m < / D e s c r i p t i o n _ I t e m >   
-         < G l o b a l D i m 1 F i l t e r _ I t e m   E l e m e n t T y p e = " C o l u m n "   E l e m e n t I d = " 8 2 6 3 5 2 8 3 7 "   D a t a T y p e = " C o d e " > G l o b a l D i m 1 F i l t e r _ I t e m < / G l o b a l D i m 1 F i l t e r _ I t e m > - 
-         < G l o b a l D i m 2 F i l t e r _ I t e m   E l e m e n t T y p e = " C o l u m n "   E l e m e n t I d = " 1 4 9 2 3 7 1 7 5 0 "   D a t a T y p e = " C o d e " > G l o b a l D i m 2 F i l t e r _ I t e m < / G l o b a l D i m 2 F i l t e r _ I t e m > - 
-         < I n v S a l e s B a c k O r d e r s C a p t i o n   E l e m e n t T y p e = " C o l u m n "   E l e m e n t I d = " 3 1 2 9 7 1 3 9 6 "   D a t a T y p e = " T e x t C o n s t " > I n v S a l e s B a c k O r d e r s C a p t i o n < / I n v S a l e s B a c k O r d e r s C a p t i o n > +         < G l o b a l D i m 1 F i l t e r _ I t e m   E l e m e n t T y p e = " C o l u m n "   E l e m e n t I d = " 8 2 6 3 5 2 8 3 7 "   D a t a T y p e = " C o d e "   O b s o l e t e S t a t e = " P e n d i n g " > G l o b a l D i m 1 F i l t e r _ I t e m < / G l o b a l D i m 1 F i l t e r _ I t e m > + 
+         < G l o b a l D i m 2 F i l t e r _ I t e m   E l e m e n t T y p e = " C o l u m n "   E l e m e n t I d = " 1 4 9 2 3 7 1 7 5 0 "   D a t a T y p e = " C o d e "   O b s o l e t e S t a t e = " P e n d i n g " > G l o b a l D i m 2 F i l t e r _ I t e m < / G l o b a l D i m 2 F i l t e r _ I t e m > + 
+         < I n v S a l e s B a c k O r d e r s C a p t i o n   E l e m e n t T y p e = " C o l u m n "   E l e m e n t I d = " 3 1 2 9 7 1 3 9 6 "   D a t a T y p e = " L a b e l "   O b s o l e t e S t a t e = " P e n d i n g " > I n v S a l e s B a c k O r d e r s C a p t i o n < / I n v S a l e s B a c k O r d e r s C a p t i o n >   
          < I t e m F i l t e r   E l e m e n t T y p e = " C o l u m n "   E l e m e n t I d = " 5 9 3 7 9 7 3 7 6 "   D a t a T y p e = " T e x t " > I t e m F i l t e r < / I t e m F i l t e r >   
          < I t e m F i l t e r T x t   E l e m e n t T y p e = " C o l u m n "   E l e m e n t I d = " 9 3 6 1 1 7 4 1 6 "   D a t a T y p e = " T e x t " > I t e m F i l t e r T x t < / I t e m F i l t e r T x t >   
-         < I t e m T a b l e C a p t I t e m F i l t e r   E l e m e n t T y p e = " C o l u m n "   E l e m e n t I d = " 2 1 6 8 8 1 9 4 1 "   D a t a T y p e = " S t r i n g " > I t e m T a b l e C a p t I t e m F i l t e r < / I t e m T a b l e C a p t I t e m F i l t e r > - 
-         < L o c a t i o n F i l t e r _ I t e m   E l e m e n t T y p e = " C o l u m n "   E l e m e n t I d = " 5 8 9 4 7 3 7 5 8 "   D a t a T y p e = " C o d e " > L o c a t i o n F i l t e r _ I t e m < / L o c a t i o n F i l t e r _ I t e m > +         < I t e m T a b l e C a p t I t e m F i l t e r   E l e m e n t T y p e = " C o l u m n "   E l e m e n t I d = " 2 1 6 8 8 1 9 4 1 "   D a t a T y p e = " S t r i n g "   O b s o l e t e S t a t e = " P e n d i n g " > I t e m T a b l e C a p t I t e m F i l t e r < / I t e m T a b l e C a p t I t e m F i l t e r > + 
+         < L o c a t i o n F i l t e r _ I t e m   E l e m e n t T y p e = " C o l u m n "   E l e m e n t I d = " 5 8 9 4 7 3 7 5 8 "   D a t a T y p e = " C o d e "   O b s o l e t e S t a t e = " P e n d i n g " > L o c a t i o n F i l t e r _ I t e m < / L o c a t i o n F i l t e r _ I t e m >   
          < N o _ I t e m   E l e m e n t T y p e = " C o l u m n "   E l e m e n t I d = " 1 5 4 7 7 6 9 6 5 4 "   D a t a T y p e = " C o d e " > N o _ I t e m < / N o _ I t e m >   
-         < O t h e r B a c k O r d e r s C a p t i o n   E l e m e n t T y p e = " C o l u m n "   E l e m e n t I d = " 7 0 2 1 2 3 1 0 5 "   D a t a T y p e = " T e x t C o n s t " > O t h e r B a c k O r d e r s C a p t i o n < / O t h e r B a c k O r d e r s C a p t i o n > +         < O t h e r B a c k O r d e r s C a p t i o n   E l e m e n t T y p e = " C o l u m n "   E l e m e n t I d = " 7 0 2 1 2 3 1 0 5 "   D a t a T y p e = " L a b e l "   O b s o l e t e S t a t e = " P e n d i n g " > O t h e r B a c k O r d e r s C a p t i o n < / O t h e r B a c k O r d e r s C a p t i o n >   
          < S a l e s L i n e F i l t e r   E l e m e n t T y p e = " C o l u m n "   E l e m e n t I d = " 1 0 6 5 6 4 1 2 6 7 "   D a t a T y p e = " T e x t " > S a l e s L i n e F i l t e r < / S a l e s L i n e F i l t e r >   
          < S a l e s L i n e F i l t e r T x t   E l e m e n t T y p e = " C o l u m n "   E l e m e n t I d = " 1 5 9 2 6 7 6 8 3 5 "   D a t a T y p e = " T e x t " > S a l e s L i n e F i l t e r T x t < / S a l e s L i n e F i l t e r T x t >   
-         < S a l e s L i n e S h i p D a t e C a p t i o n   E l e m e n t T y p e = " C o l u m n "   E l e m e n t I d = " 1 1 1 6 8 3 5 7 4 9 "   D a t a T y p e = " T e x t C o n s t " > S a l e s L i n e S h i p D a t e C a p t i o n < / S a l e s L i n e S h i p D a t e C a p t i o n > - 
-         < S t r S u b S t N o S a l e s L i n e F l t r   E l e m e n t T y p e = " C o l u m n "   E l e m e n t I d = " 3 4 7 0 3 4 9 3 6 "   D a t a T y p e = " S t r i n g " > S t r S u b S t N o S a l e s L i n e F l t r < / S t r S u b S t N o S a l e s L i n e F l t r > - 
-         < V a r i a n t F i l t e r _ I t e m   E l e m e n t T y p e = " C o l u m n "   E l e m e n t I d = " 9 4 9 9 4 3 6 4 8 "   D a t a T y p e = " C o d e " > V a r i a n t F i l t e r _ I t e m < / V a r i a n t F i l t e r _ I t e m > - 
-         < S a l e s _ L i n e   E l e m e n t T y p e = " D a t a I t e m "   E l e m e n t I d = " 4 2 6 9 4 3 3 6 3 " > +         < S a l e s L i n e S h i p D a t e C a p t i o n   E l e m e n t T y p e = " C o l u m n "   E l e m e n t I d = " 1 1 1 6 8 3 5 7 4 9 "   D a t a T y p e = " L a b e l "   O b s o l e t e S t a t e = " P e n d i n g " > S a l e s L i n e S h i p D a t e C a p t i o n < / S a l e s L i n e S h i p D a t e C a p t i o n > + 
+         < S t r S u b S t N o S a l e s L i n e F l t r   E l e m e n t T y p e = " C o l u m n "   E l e m e n t I d = " 3 4 7 0 3 4 9 3 6 "   D a t a T y p e = " S t r i n g "   O b s o l e t e S t a t e = " P e n d i n g " > S t r S u b S t N o S a l e s L i n e F l t r < / S t r S u b S t N o S a l e s L i n e F l t r > + 
+         < V a r i a n t F i l t e r _ I t e m   E l e m e n t T y p e = " C o l u m n "   E l e m e n t I d = " 9 4 9 9 4 3 6 4 8 "   D a t a T y p e = " C o d e "   O b s o l e t e S t a t e = " P e n d i n g " > V a r i a n t F i l t e r _ I t e m < / V a r i a n t F i l t e r _ I t e m > + 
+         < S a l e s _ L i n e   E l e m e n t T y p e = " D a t a I t e m "   E l e m e n t I d = " 1 8 9 4 4 4 2 7 6 4 " >   
              < C u s t N a m e _ S a l e s L i n e   E l e m e n t T y p e = " C o l u m n "   E l e m e n t I d = " 1 2 6 7 5 4 9 7 2 6 "   D a t a T y p e = " T e x t " > C u s t N a m e _ S a l e s L i n e < / C u s t N a m e _ S a l e s L i n e >   
